--- a/legend-dynamics/site/core-rules/Legend_Dynamics_Core_Rules.docx
+++ b/legend-dynamics/site/core-rules/Legend_Dynamics_Core_Rules.docx
@@ -4172,7 +4172,7 @@
       </w:r>
     </w:p>
     <w:bookmarkEnd w:id="82"/>
-    <w:bookmarkStart w:id="83" w:name="quick-reference"/>
+    <w:bookmarkStart w:id="84" w:name="quick-reference"/>
     <w:p>
       <w:pPr>
         <w:pStyle w:val="Heading1"/>
@@ -4352,10 +4352,30 @@
           <w:iCs/>
           <w:i/>
         </w:rPr>
-        <w:t xml:space="preserve">Legend Dynamics RPG system. The core rules and this setting are original works.</w:t>
-      </w:r>
-    </w:p>
-    <w:bookmarkEnd w:id="83"/>
+        <w:t xml:space="preserve">Legend Dynamics RPG system.</w:t>
+      </w:r>
+      <w:r>
+        <w:t xml:space="preserve"> </w:t>
+      </w:r>
+      <w:r>
+        <w:t xml:space="preserve">This RPG is released under the</w:t>
+      </w:r>
+      <w:r>
+        <w:t xml:space="preserve"> </w:t>
+      </w:r>
+      <w:hyperlink r:id="rId83">
+        <w:r>
+          <w:rPr>
+            <w:rStyle w:val="Hyperlink"/>
+          </w:rPr>
+          <w:t xml:space="preserve">Creative Commons Attribution 4.0 International License</w:t>
+        </w:r>
+      </w:hyperlink>
+      <w:r>
+        <w:t xml:space="preserve">. You may share, adapt, and use it for any purpose, including commercially, as long as you give appropriate credit to the author.</w:t>
+      </w:r>
+    </w:p>
+    <w:bookmarkEnd w:id="84"/>
     <w:sectPr/>
   </w:body>
 </w:document>

--- a/legend-dynamics/site/core-rules/Legend_Dynamics_Core_Rules.docx
+++ b/legend-dynamics/site/core-rules/Legend_Dynamics_Core_Rules.docx
@@ -82,6 +82,20 @@
       </w:r>
       <w:r>
         <w:t xml:space="preserve">system</w:t>
+      </w:r>
+    </w:p>
+    <w:p>
+      <w:pPr>
+        <w:pStyle w:val="Author"/>
+      </w:pPr>
+      <w:r>
+        <w:t xml:space="preserve">Don</w:t>
+      </w:r>
+      <w:r>
+        <w:t xml:space="preserve"> </w:t>
+      </w:r>
+      <w:r>
+        <w:t xml:space="preserve">Smallwood</w:t>
       </w:r>
     </w:p>
     <w:p>
@@ -4352,7 +4366,7 @@
           <w:iCs/>
           <w:i/>
         </w:rPr>
-        <w:t xml:space="preserve">Legend Dynamics RPG system.</w:t>
+        <w:t xml:space="preserve">Legend Dynamics RPG system, created by Don Smallwood.</w:t>
       </w:r>
       <w:r>
         <w:t xml:space="preserve"> </w:t>

--- a/legend-dynamics/site/core-rules/Legend_Dynamics_Core_Rules.docx
+++ b/legend-dynamics/site/core-rules/Legend_Dynamics_Core_Rules.docx
@@ -2160,7 +2160,7 @@
     </w:p>
     <w:bookmarkEnd w:id="48"/>
     <w:bookmarkEnd w:id="49"/>
-    <w:bookmarkStart w:id="55" w:name="personal-combat"/>
+    <w:bookmarkStart w:id="56" w:name="personal-combat"/>
     <w:p>
       <w:pPr>
         <w:pStyle w:val="Heading1"/>
@@ -2183,7 +2183,7 @@
         <w:pStyle w:val="FirstParagraph"/>
       </w:pPr>
       <w:r>
-        <w:t xml:space="preserve">Act in descending Agility order. Players choose the order of tied characters; the GM resolves other ties. A round lasts a few seconds. On your turn, move a short distance and take one meaningful action, such as attacking, reloading, helping, or attempting a task.</w:t>
+        <w:t xml:space="preserve">Act in descending Agility order. Players choose the order of tied characters; the GM resolves other ties. A round lasts a few seconds. On your turn, move a short distance (up to 10 yards: the Close band below) and take one meaningful action, such as attacking, reloading, helping, or attempting a task.</w:t>
       </w:r>
     </w:p>
     <w:bookmarkEnd w:id="50"/>
@@ -2213,7 +2213,374 @@
       </w:r>
     </w:p>
     <w:bookmarkEnd w:id="51"/>
-    <w:bookmarkStart w:id="53" w:name="injury"/>
+    <w:bookmarkStart w:id="52" w:name="range"/>
+    <w:p>
+      <w:pPr>
+        <w:pStyle w:val="Heading2"/>
+      </w:pPr>
+      <w:r>
+        <w:t xml:space="preserve">Range</w:t>
+      </w:r>
+    </w:p>
+    <w:p>
+      <w:pPr>
+        <w:pStyle w:val="FirstParagraph"/>
+      </w:pPr>
+      <w:r>
+        <w:t xml:space="preserve">Distances fall into five bands:</w:t>
+      </w:r>
+    </w:p>
+    <w:tbl>
+      <w:tblPr>
+        <w:tblStyle w:val="Table"/>
+        <w:tblW w:type="pct" w:w="5000"/>
+        <w:tblLook w:firstRow="1" w:lastRow="0" w:firstColumn="0" w:lastColumn="0" w:noHBand="0" w:noVBand="0" w:val="0020"/>
+        <w:jc w:val="start"/>
+        <w:tblBorders>
+          <w:top w:val="single" w:sz="4" w:color="B8C2D3"/>
+          <w:left w:val="single" w:sz="4" w:color="B8C2D3"/>
+          <w:bottom w:val="single" w:sz="4" w:color="B8C2D3"/>
+          <w:right w:val="single" w:sz="4" w:color="B8C2D3"/>
+          <w:insideH w:val="single" w:sz="4" w:color="B8C2D3"/>
+          <w:insideV w:val="single" w:sz="4" w:color="B8C2D3"/>
+        </w:tblBorders>
+      </w:tblPr>
+      <w:tblGrid>
+        <w:gridCol w:w="2640"/>
+        <w:gridCol w:w="2640"/>
+        <w:gridCol w:w="2640"/>
+      </w:tblGrid>
+      <w:tr>
+        <w:trPr>
+          <w:tblHeader w:val="true"/>
+        </w:trPr>
+        <w:tc>
+          <w:tcPr>
+            <w:shd w:val="clear" w:fill="E9EEF6"/>
+          </w:tcPr>
+          <w:p>
+            <w:pPr>
+              <w:pStyle w:val="Compact"/>
+              <w:jc w:val="left"/>
+            </w:pPr>
+            <w:r>
+              <w:rPr>
+                <w:b/>
+                <w:sz w:val="19"/>
+              </w:rPr>
+              <w:t xml:space="preserve">Band</w:t>
+            </w:r>
+          </w:p>
+        </w:tc>
+        <w:tc>
+          <w:tcPr>
+            <w:shd w:val="clear" w:fill="E9EEF6"/>
+          </w:tcPr>
+          <w:p>
+            <w:pPr>
+              <w:pStyle w:val="Compact"/>
+              <w:jc w:val="left"/>
+            </w:pPr>
+            <w:r>
+              <w:rPr>
+                <w:b/>
+                <w:sz w:val="19"/>
+              </w:rPr>
+              <w:t xml:space="preserve">Distance</w:t>
+            </w:r>
+          </w:p>
+        </w:tc>
+        <w:tc>
+          <w:tcPr>
+            <w:shd w:val="clear" w:fill="E9EEF6"/>
+          </w:tcPr>
+          <w:p>
+            <w:pPr>
+              <w:pStyle w:val="Compact"/>
+              <w:jc w:val="left"/>
+            </w:pPr>
+            <w:r>
+              <w:rPr>
+                <w:b/>
+                <w:sz w:val="19"/>
+              </w:rPr>
+              <w:t xml:space="preserve">For example</w:t>
+            </w:r>
+          </w:p>
+        </w:tc>
+      </w:tr>
+      <w:tr>
+        <w:tc>
+          <w:tcPr/>
+          <w:p>
+            <w:pPr>
+              <w:pStyle w:val="Compact"/>
+              <w:jc w:val="left"/>
+            </w:pPr>
+            <w:r>
+              <w:rPr>
+                <w:b/>
+                <w:sz w:val="19"/>
+              </w:rPr>
+              <w:t xml:space="preserve">Close</w:t>
+            </w:r>
+          </w:p>
+        </w:tc>
+        <w:tc>
+          <w:tcPr/>
+          <w:p>
+            <w:pPr>
+              <w:pStyle w:val="Compact"/>
+              <w:jc w:val="left"/>
+            </w:pPr>
+            <w:r>
+              <w:rPr>
+                <w:sz w:val="19"/>
+              </w:rPr>
+              <w:t xml:space="preserve">Up to 10 yards</w:t>
+            </w:r>
+          </w:p>
+        </w:tc>
+        <w:tc>
+          <w:tcPr/>
+          <w:p>
+            <w:pPr>
+              <w:pStyle w:val="Compact"/>
+              <w:jc w:val="left"/>
+            </w:pPr>
+            <w:r>
+              <w:rPr>
+                <w:sz w:val="19"/>
+              </w:rPr>
+              <w:t xml:space="preserve">Across a room; one move covers it</w:t>
+            </w:r>
+          </w:p>
+        </w:tc>
+      </w:tr>
+      <w:tr>
+        <w:tc>
+          <w:tcPr/>
+          <w:p>
+            <w:pPr>
+              <w:pStyle w:val="Compact"/>
+              <w:jc w:val="left"/>
+            </w:pPr>
+            <w:r>
+              <w:rPr>
+                <w:b/>
+                <w:sz w:val="19"/>
+              </w:rPr>
+              <w:t xml:space="preserve">Short</w:t>
+            </w:r>
+          </w:p>
+        </w:tc>
+        <w:tc>
+          <w:tcPr/>
+          <w:p>
+            <w:pPr>
+              <w:pStyle w:val="Compact"/>
+              <w:jc w:val="left"/>
+            </w:pPr>
+            <w:r>
+              <w:rPr>
+                <w:sz w:val="19"/>
+              </w:rPr>
+              <w:t xml:space="preserve">Up to 50 yards</w:t>
+            </w:r>
+          </w:p>
+        </w:tc>
+        <w:tc>
+          <w:tcPr/>
+          <w:p>
+            <w:pPr>
+              <w:pStyle w:val="Compact"/>
+              <w:jc w:val="left"/>
+            </w:pPr>
+            <w:r>
+              <w:rPr>
+                <w:sz w:val="19"/>
+              </w:rPr>
+              <w:t xml:space="preserve">Across a street or a courtyard</w:t>
+            </w:r>
+          </w:p>
+        </w:tc>
+      </w:tr>
+      <w:tr>
+        <w:tc>
+          <w:tcPr/>
+          <w:p>
+            <w:pPr>
+              <w:pStyle w:val="Compact"/>
+              <w:jc w:val="left"/>
+            </w:pPr>
+            <w:r>
+              <w:rPr>
+                <w:b/>
+                <w:sz w:val="19"/>
+              </w:rPr>
+              <w:t xml:space="preserve">Medium</w:t>
+            </w:r>
+          </w:p>
+        </w:tc>
+        <w:tc>
+          <w:tcPr/>
+          <w:p>
+            <w:pPr>
+              <w:pStyle w:val="Compact"/>
+              <w:jc w:val="left"/>
+            </w:pPr>
+            <w:r>
+              <w:rPr>
+                <w:sz w:val="19"/>
+              </w:rPr>
+              <w:t xml:space="preserve">Up to 150 yards</w:t>
+            </w:r>
+          </w:p>
+        </w:tc>
+        <w:tc>
+          <w:tcPr/>
+          <w:p>
+            <w:pPr>
+              <w:pStyle w:val="Compact"/>
+              <w:jc w:val="left"/>
+            </w:pPr>
+            <w:r>
+              <w:rPr>
+                <w:sz w:val="19"/>
+              </w:rPr>
+              <w:t xml:space="preserve">A city block, a long field</w:t>
+            </w:r>
+          </w:p>
+        </w:tc>
+      </w:tr>
+      <w:tr>
+        <w:tc>
+          <w:tcPr/>
+          <w:p>
+            <w:pPr>
+              <w:pStyle w:val="Compact"/>
+              <w:jc w:val="left"/>
+            </w:pPr>
+            <w:r>
+              <w:rPr>
+                <w:b/>
+                <w:sz w:val="19"/>
+              </w:rPr>
+              <w:t xml:space="preserve">Long</w:t>
+            </w:r>
+          </w:p>
+        </w:tc>
+        <w:tc>
+          <w:tcPr/>
+          <w:p>
+            <w:pPr>
+              <w:pStyle w:val="Compact"/>
+              <w:jc w:val="left"/>
+            </w:pPr>
+            <w:r>
+              <w:rPr>
+                <w:sz w:val="19"/>
+              </w:rPr>
+              <w:t xml:space="preserve">Up to 500 yards</w:t>
+            </w:r>
+          </w:p>
+        </w:tc>
+        <w:tc>
+          <w:tcPr/>
+          <w:p>
+            <w:pPr>
+              <w:pStyle w:val="Compact"/>
+              <w:jc w:val="left"/>
+            </w:pPr>
+            <w:r>
+              <w:rPr>
+                <w:sz w:val="19"/>
+              </w:rPr>
+              <w:t xml:space="preserve">Across a valley, a park or a harbor</w:t>
+            </w:r>
+          </w:p>
+        </w:tc>
+      </w:tr>
+      <w:tr>
+        <w:tc>
+          <w:tcPr/>
+          <w:p>
+            <w:pPr>
+              <w:pStyle w:val="Compact"/>
+              <w:jc w:val="left"/>
+            </w:pPr>
+            <w:r>
+              <w:rPr>
+                <w:b/>
+                <w:sz w:val="19"/>
+              </w:rPr>
+              <w:t xml:space="preserve">Extreme</w:t>
+            </w:r>
+          </w:p>
+        </w:tc>
+        <w:tc>
+          <w:tcPr/>
+          <w:p>
+            <w:pPr>
+              <w:pStyle w:val="Compact"/>
+              <w:jc w:val="left"/>
+            </w:pPr>
+            <w:r>
+              <w:rPr>
+                <w:sz w:val="19"/>
+              </w:rPr>
+              <w:t xml:space="preserve">Up to a mile, in line of sight</w:t>
+            </w:r>
+          </w:p>
+        </w:tc>
+        <w:tc>
+          <w:tcPr/>
+          <w:p>
+            <w:pPr>
+              <w:pStyle w:val="Compact"/>
+              <w:jc w:val="left"/>
+            </w:pPr>
+            <w:r>
+              <w:rPr>
+                <w:sz w:val="19"/>
+              </w:rPr>
+              <w:t xml:space="preserve">Rooftop to rooftop across a town</w:t>
+            </w:r>
+          </w:p>
+        </w:tc>
+      </w:tr>
+    </w:tbl>
+    <w:p>
+      <w:pPr>
+        <w:pStyle w:val="BodyText"/>
+      </w:pPr>
+      <w:r>
+        <w:t xml:space="preserve">Every ranged weapon has an</w:t>
+      </w:r>
+      <w:r>
+        <w:t xml:space="preserve"> </w:t>
+      </w:r>
+      <w:r>
+        <w:rPr>
+          <w:bCs/>
+          <w:b/>
+        </w:rPr>
+        <w:t xml:space="preserve">effective band</w:t>
+      </w:r>
+      <w:r>
+        <w:t xml:space="preserve">, shown in the weapons table. Attacks within it take no penalty. One band beyond it is −2, two bands beyond is −4, and anything farther is out of range. Weapons in hand and fists reach only someone next to you; move into reach as part of your turn. A thrown weapon’s effective band is Close.</w:t>
+      </w:r>
+    </w:p>
+    <w:p>
+      <w:pPr>
+        <w:pStyle w:val="BodyText"/>
+      </w:pPr>
+      <w:r>
+        <w:t xml:space="preserve">Moving: your move each turn covers the Close band. Give up your action to run and you cover Short instead.</w:t>
+      </w:r>
+    </w:p>
+    <w:bookmarkEnd w:id="52"/>
+    <w:bookmarkStart w:id="54" w:name="injury"/>
     <w:p>
       <w:pPr>
         <w:pStyle w:val="Heading2"/>
@@ -2502,7 +2869,7 @@
         <w:t xml:space="preserve">Injury penalties replace each other rather than stacking. They apply to movement, attacks, Dodge, and other tasks the injury physically hinders.</w:t>
       </w:r>
     </w:p>
-    <w:bookmarkStart w:id="52" w:name="dying-and-death"/>
+    <w:bookmarkStart w:id="53" w:name="dying-and-death"/>
     <w:p>
       <w:pPr>
         <w:pStyle w:val="Heading3"/>
@@ -2614,9 +2981,9 @@
         <w:t xml:space="preserve">Your protection is avoiding the hit: Dodge, cover, and a Legend point, which reduces a hit by one box.</w:t>
       </w:r>
     </w:p>
-    <w:bookmarkEnd w:id="52"/>
     <w:bookmarkEnd w:id="53"/>
-    <w:bookmarkStart w:id="54" w:name="weapons-and-damage"/>
+    <w:bookmarkEnd w:id="54"/>
+    <w:bookmarkStart w:id="55" w:name="weapons-and-damage"/>
     <w:p>
       <w:pPr>
         <w:pStyle w:val="Heading2"/>
@@ -2658,9 +3025,9 @@
         <w:t xml:space="preserve">Your setting pack supplies this (ammo).</w:t>
       </w:r>
     </w:p>
-    <w:bookmarkEnd w:id="54"/>
     <w:bookmarkEnd w:id="55"/>
-    <w:bookmarkStart w:id="60" w:name="medical-care"/>
+    <w:bookmarkEnd w:id="56"/>
+    <w:bookmarkStart w:id="61" w:name="medical-care"/>
     <w:p>
       <w:pPr>
         <w:pStyle w:val="Heading1"/>
@@ -2669,7 +3036,7 @@
         <w:t xml:space="preserve">Medical care</w:t>
       </w:r>
     </w:p>
-    <w:bookmarkStart w:id="56" w:name="diagnosis-and-stabilization"/>
+    <w:bookmarkStart w:id="57" w:name="diagnosis-and-stabilization"/>
     <w:p>
       <w:pPr>
         <w:pStyle w:val="Heading2"/>
@@ -2686,8 +3053,8 @@
         <w:t xml:space="preserve">Roll Medicine when the diagnosis is uncertain or an urgent treatment decision matters. Emergency stabilization takes one action and a successful Medicine roll with a medical kit. It ends Dying and stops deterioration, but removes no boxes.</w:t>
       </w:r>
     </w:p>
-    <w:bookmarkEnd w:id="56"/>
-    <w:bookmarkStart w:id="57" w:name="field-treatment"/>
+    <w:bookmarkEnd w:id="57"/>
+    <w:bookmarkStart w:id="58" w:name="field-treatment"/>
     <w:p>
       <w:pPr>
         <w:pStyle w:val="Heading2"/>
@@ -2704,8 +3071,8 @@
         <w:t xml:space="preserve">With a medical kit and several uninterrupted minutes, successful Medicine removes one injury box; success by 5 or more removes two. Each injury receives one field-treatment attempt; further attempts need changed circumstances.</w:t>
       </w:r>
     </w:p>
-    <w:bookmarkEnd w:id="57"/>
-    <w:bookmarkStart w:id="58" w:name="proper-care"/>
+    <w:bookmarkEnd w:id="58"/>
+    <w:bookmarkStart w:id="59" w:name="proper-care"/>
     <w:p>
       <w:pPr>
         <w:pStyle w:val="Heading2"/>
@@ -2722,8 +3089,8 @@
         <w:t xml:space="preserve">A proper infirmary grants +2 to Medicine. A successful treatment removes two boxes; success by 5 or more removes three. Allow the time the treatment requires.</w:t>
       </w:r>
     </w:p>
-    <w:bookmarkEnd w:id="58"/>
-    <w:bookmarkStart w:id="59" w:name="natural-recovery"/>
+    <w:bookmarkEnd w:id="59"/>
+    <w:bookmarkStart w:id="60" w:name="natural-recovery"/>
     <w:p>
       <w:pPr>
         <w:pStyle w:val="Heading2"/>
@@ -2756,9 +3123,9 @@
         <w:t xml:space="preserve">of rest clears one injury box. Rest means nothing strenuous. At three boxes, rest alone clears nothing: treatment must clear the first box.</w:t>
       </w:r>
     </w:p>
-    <w:bookmarkEnd w:id="59"/>
     <w:bookmarkEnd w:id="60"/>
-    <w:bookmarkStart w:id="64" w:name="legend-points-and-tracks"/>
+    <w:bookmarkEnd w:id="61"/>
+    <w:bookmarkStart w:id="65" w:name="legend-points-and-tracks"/>
     <w:p>
       <w:pPr>
         <w:pStyle w:val="Heading1"/>
@@ -2767,7 +3134,7 @@
         <w:t xml:space="preserve">Legend points and tracks</w:t>
       </w:r>
     </w:p>
-    <w:bookmarkStart w:id="61" w:name="using-legend-points"/>
+    <w:bookmarkStart w:id="62" w:name="using-legend-points"/>
     <w:p>
       <w:pPr>
         <w:pStyle w:val="Heading2"/>
@@ -2952,8 +3319,8 @@
         <w:t xml:space="preserve">Gain one point when one of your complications creates a meaningful problem you accept, including a companion complication. You can decline the proposed complication without penalty.</w:t>
       </w:r>
     </w:p>
-    <w:bookmarkEnd w:id="61"/>
-    <w:bookmarkStart w:id="62" w:name="tracks"/>
+    <w:bookmarkEnd w:id="62"/>
+    <w:bookmarkStart w:id="63" w:name="tracks"/>
     <w:p>
       <w:pPr>
         <w:pStyle w:val="Heading2"/>
@@ -2974,8 +3341,8 @@
         <w:t xml:space="preserve">Your setting pack supplies this (tracks).</w:t>
       </w:r>
     </w:p>
-    <w:bookmarkEnd w:id="62"/>
-    <w:bookmarkStart w:id="63" w:name="advancement"/>
+    <w:bookmarkEnd w:id="63"/>
+    <w:bookmarkStart w:id="64" w:name="advancement"/>
     <w:p>
       <w:pPr>
         <w:pStyle w:val="Heading2"/>
@@ -2992,9 +3359,9 @@
         <w:t xml:space="preserve">After a significant mission, the GM may authorize one relevant skill to advance from Untrained to Trained or from Trained to Specialty, or allow revision of an advantage or complication. Only a Specialist’s starting skill is Expert; a skill raised later tops out at Specialty (+3) unless they broaden (see Step 3).</w:t>
       </w:r>
     </w:p>
-    <w:bookmarkEnd w:id="63"/>
     <w:bookmarkEnd w:id="64"/>
-    <w:bookmarkStart w:id="67" w:name="running-missions"/>
+    <w:bookmarkEnd w:id="65"/>
+    <w:bookmarkStart w:id="68" w:name="running-missions"/>
     <w:p>
       <w:pPr>
         <w:pStyle w:val="Heading1"/>
@@ -3003,7 +3370,7 @@
         <w:t xml:space="preserve">Running missions</w:t>
       </w:r>
     </w:p>
-    <w:bookmarkStart w:id="65" w:name="mission-seeds"/>
+    <w:bookmarkStart w:id="66" w:name="mission-seeds"/>
     <w:p>
       <w:pPr>
         <w:pStyle w:val="Heading2"/>
@@ -3032,8 +3399,8 @@
         <w:t xml:space="preserve">Your setting pack supplies this (seeds).</w:t>
       </w:r>
     </w:p>
-    <w:bookmarkEnd w:id="65"/>
-    <w:bookmarkStart w:id="66" w:name="the-journal"/>
+    <w:bookmarkEnd w:id="66"/>
+    <w:bookmarkStart w:id="67" w:name="the-journal"/>
     <w:p>
       <w:pPr>
         <w:pStyle w:val="Heading2"/>
@@ -3160,9 +3527,9 @@
         <w:t xml:space="preserve">After a significant mission, the GM may authorize one skill step for each character.</w:t>
       </w:r>
     </w:p>
-    <w:bookmarkEnd w:id="66"/>
     <w:bookmarkEnd w:id="67"/>
-    <w:bookmarkStart w:id="68" w:name="ready-made-characters"/>
+    <w:bookmarkEnd w:id="68"/>
+    <w:bookmarkStart w:id="69" w:name="ready-made-characters"/>
     <w:p>
       <w:pPr>
         <w:pStyle w:val="Heading1"/>
@@ -3191,8 +3558,8 @@
         <w:t xml:space="preserve">Your setting pack supplies this (pregens).</w:t>
       </w:r>
     </w:p>
-    <w:bookmarkEnd w:id="68"/>
-    <w:bookmarkStart w:id="69" w:name="advantages"/>
+    <w:bookmarkEnd w:id="69"/>
+    <w:bookmarkStart w:id="70" w:name="advantages"/>
     <w:p>
       <w:pPr>
         <w:pStyle w:val="Heading1"/>
@@ -3221,8 +3588,8 @@
         <w:t xml:space="preserve">Your setting pack supplies this (advantages).</w:t>
       </w:r>
     </w:p>
-    <w:bookmarkEnd w:id="69"/>
-    <w:bookmarkStart w:id="70" w:name="origins"/>
+    <w:bookmarkEnd w:id="70"/>
+    <w:bookmarkStart w:id="71" w:name="origins"/>
     <w:p>
       <w:pPr>
         <w:pStyle w:val="Heading1"/>
@@ -3243,8 +3610,8 @@
         <w:t xml:space="preserve">Your setting pack supplies this (origins).</w:t>
       </w:r>
     </w:p>
-    <w:bookmarkEnd w:id="70"/>
-    <w:bookmarkStart w:id="81" w:name="making-your-own"/>
+    <w:bookmarkEnd w:id="71"/>
+    <w:bookmarkStart w:id="82" w:name="making-your-own"/>
     <w:p>
       <w:pPr>
         <w:pStyle w:val="Heading1"/>
@@ -3277,7 +3644,7 @@
         <w:t xml:space="preserve">option at the end of each list, and its checklist holds a custom choice to the same rules as everything else.</w:t>
       </w:r>
     </w:p>
-    <w:bookmarkStart w:id="71" w:name="a-custom-role"/>
+    <w:bookmarkStart w:id="72" w:name="a-custom-role"/>
     <w:p>
       <w:pPr>
         <w:pStyle w:val="Heading2"/>
@@ -3453,8 +3820,8 @@
         <w:t xml:space="preserve">.</w:t>
       </w:r>
     </w:p>
-    <w:bookmarkEnd w:id="71"/>
-    <w:bookmarkStart w:id="80" w:name="a-custom-origin"/>
+    <w:bookmarkEnd w:id="72"/>
+    <w:bookmarkStart w:id="81" w:name="a-custom-origin"/>
     <w:p>
       <w:pPr>
         <w:pStyle w:val="Heading2"/>
@@ -3471,7 +3838,7 @@
         <w:t xml:space="preserve">Build it with the GM, one step at a time.</w:t>
       </w:r>
     </w:p>
-    <w:bookmarkStart w:id="72" w:name="the-concept"/>
+    <w:bookmarkStart w:id="73" w:name="the-concept"/>
     <w:p>
       <w:pPr>
         <w:pStyle w:val="Heading3"/>
@@ -3488,8 +3855,8 @@
         <w:t xml:space="preserve">Two or three sentences: where they come from, what sets them apart, and how others see them. It should be something the origins in this book don’t already cover.</w:t>
       </w:r>
     </w:p>
-    <w:bookmarkEnd w:id="72"/>
-    <w:bookmarkStart w:id="73" w:name="the-tier"/>
+    <w:bookmarkEnd w:id="73"/>
+    <w:bookmarkStart w:id="74" w:name="the-tier"/>
     <w:p>
       <w:pPr>
         <w:pStyle w:val="Heading3"/>
@@ -3786,8 +4153,8 @@
         <w:t xml:space="preserve">When in doubt, choose the higher tier.</w:t>
       </w:r>
     </w:p>
-    <w:bookmarkEnd w:id="73"/>
-    <w:bookmarkStart w:id="74" w:name="attribute-adjustments"/>
+    <w:bookmarkEnd w:id="74"/>
+    <w:bookmarkStart w:id="75" w:name="attribute-adjustments"/>
     <w:p>
       <w:pPr>
         <w:pStyle w:val="Heading3"/>
@@ -3833,8 +4200,8 @@
         <w:t xml:space="preserve">: a +2 needs a −2 or two −1s. The adjustments move the attribute’s base (+1 starts it at 11) and raise its starting maximum (13 plus the bonus). Most origins change two to four attributes.</w:t>
       </w:r>
     </w:p>
-    <w:bookmarkEnd w:id="74"/>
-    <w:bookmarkStart w:id="75" w:name="core-rules-tier-1-and-up"/>
+    <w:bookmarkEnd w:id="75"/>
+    <w:bookmarkStart w:id="76" w:name="core-rules-tier-1-and-up"/>
     <w:p>
       <w:pPr>
         <w:pStyle w:val="Heading3"/>
@@ -3851,8 +4218,8 @@
         <w:t xml:space="preserve">One to three short rules that always apply: what they can do (see in the dark, resist cold, a free Trained skill) and what it costs (a weakness, a people’s distrust, a hazard they can’t abide). A strength with no drawback is worth more than it looks, so price it a tier higher.</w:t>
       </w:r>
     </w:p>
-    <w:bookmarkEnd w:id="75"/>
-    <w:bookmarkStart w:id="76" w:name="origin-advantages"/>
+    <w:bookmarkEnd w:id="76"/>
+    <w:bookmarkStart w:id="77" w:name="origin-advantages"/>
     <w:p>
       <w:pPr>
         <w:pStyle w:val="Heading3"/>
@@ -3907,8 +4274,8 @@
         <w:t xml:space="preserve">: a problem the trait causes, with a clear trigger and a real consequence, which earns a Legend point when it bites, like any complication. A character takes one advantage, general or origin, so make them distinct choices.</w:t>
       </w:r>
     </w:p>
-    <w:bookmarkEnd w:id="76"/>
-    <w:bookmarkStart w:id="77" w:name="an-alternate-form-optional-tier-2-or-3"/>
+    <w:bookmarkEnd w:id="77"/>
+    <w:bookmarkStart w:id="78" w:name="an-alternate-form-optional-tier-2-or-3"/>
     <w:p>
       <w:pPr>
         <w:pStyle w:val="Heading3"/>
@@ -3941,8 +4308,8 @@
         <w:t xml:space="preserve">apply.</w:t>
       </w:r>
     </w:p>
-    <w:bookmarkEnd w:id="77"/>
-    <w:bookmarkStart w:id="78" w:name="in-the-creator"/>
+    <w:bookmarkEnd w:id="78"/>
+    <w:bookmarkStart w:id="79" w:name="in-the-creator"/>
     <w:p>
       <w:pPr>
         <w:pStyle w:val="Heading3"/>
@@ -4047,8 +4414,8 @@
         <w:t xml:space="preserve">and enter the advantage and its companion complication.</w:t>
       </w:r>
     </w:p>
-    <w:bookmarkEnd w:id="78"/>
-    <w:bookmarkStart w:id="79" w:name="example"/>
+    <w:bookmarkEnd w:id="79"/>
+    <w:bookmarkStart w:id="80" w:name="example"/>
     <w:p>
       <w:pPr>
         <w:pStyle w:val="Heading3"/>
@@ -4153,10 +4520,10 @@
         <w:t xml:space="preserve">: you trust your own people first; when it matters, accept the cost of that loyalty.</w:t>
       </w:r>
     </w:p>
-    <w:bookmarkEnd w:id="79"/>
     <w:bookmarkEnd w:id="80"/>
     <w:bookmarkEnd w:id="81"/>
-    <w:bookmarkStart w:id="82" w:name="complications"/>
+    <w:bookmarkEnd w:id="82"/>
+    <w:bookmarkStart w:id="83" w:name="complications"/>
     <w:p>
       <w:pPr>
         <w:pStyle w:val="Heading1"/>
@@ -4185,8 +4552,8 @@
         <w:t xml:space="preserve">Your setting pack supplies this (complications).</w:t>
       </w:r>
     </w:p>
-    <w:bookmarkEnd w:id="82"/>
-    <w:bookmarkStart w:id="84" w:name="quick-reference"/>
+    <w:bookmarkEnd w:id="83"/>
+    <w:bookmarkStart w:id="85" w:name="quick-reference"/>
     <w:p>
       <w:pPr>
         <w:pStyle w:val="Heading1"/>
@@ -4377,7 +4744,7 @@
       <w:r>
         <w:t xml:space="preserve"> </w:t>
       </w:r>
-      <w:hyperlink r:id="rId83">
+      <w:hyperlink r:id="rId84">
         <w:r>
           <w:rPr>
             <w:rStyle w:val="Hyperlink"/>
@@ -4389,7 +4756,7 @@
         <w:t xml:space="preserve">. You may share, adapt, and use it for any purpose, including commercially, as long as you give appropriate credit to the author.</w:t>
       </w:r>
     </w:p>
-    <w:bookmarkEnd w:id="84"/>
+    <w:bookmarkEnd w:id="85"/>
     <w:sectPr/>
   </w:body>
 </w:document>

--- a/legend-dynamics/site/core-rules/Legend_Dynamics_Core_Rules.docx
+++ b/legend-dynamics/site/core-rules/Legend_Dynamics_Core_Rules.docx
@@ -3125,22 +3125,13 @@
     </w:p>
     <w:bookmarkEnd w:id="60"/>
     <w:bookmarkEnd w:id="61"/>
-    <w:bookmarkStart w:id="65" w:name="legend-points-and-tracks"/>
+    <w:bookmarkStart w:id="66" w:name="magic"/>
     <w:p>
       <w:pPr>
         <w:pStyle w:val="Heading1"/>
       </w:pPr>
       <w:r>
-        <w:t xml:space="preserve">Legend points and tracks</w:t>
-      </w:r>
-    </w:p>
-    <w:bookmarkStart w:id="62" w:name="using-legend-points"/>
-    <w:p>
-      <w:pPr>
-        <w:pStyle w:val="Heading2"/>
-      </w:pPr>
-      <w:r>
-        <w:t xml:space="preserve">Using Legend points</w:t>
+        <w:t xml:space="preserve">Magic</w:t>
       </w:r>
     </w:p>
     <w:p>
@@ -3148,729 +3139,7 @@
         <w:pStyle w:val="FirstParagraph"/>
       </w:pPr>
       <w:r>
-        <w:t xml:space="preserve">Begin each session with two Legend points (three with Extra Legend); unused points do not carry over. Spend no more than one point on a single roll or injury event.</w:t>
-      </w:r>
-    </w:p>
-    <w:tbl>
-      <w:tblPr>
-        <w:tblStyle w:val="Table"/>
-        <w:tblW w:type="pct" w:w="5000"/>
-        <w:tblLook w:firstRow="1" w:lastRow="0" w:firstColumn="0" w:lastColumn="0" w:noHBand="0" w:noVBand="0" w:val="0020"/>
-        <w:jc w:val="start"/>
-        <w:tblBorders>
-          <w:top w:val="single" w:sz="4" w:color="B8C2D3"/>
-          <w:left w:val="single" w:sz="4" w:color="B8C2D3"/>
-          <w:bottom w:val="single" w:sz="4" w:color="B8C2D3"/>
-          <w:right w:val="single" w:sz="4" w:color="B8C2D3"/>
-          <w:insideH w:val="single" w:sz="4" w:color="B8C2D3"/>
-          <w:insideV w:val="single" w:sz="4" w:color="B8C2D3"/>
-        </w:tblBorders>
-      </w:tblPr>
-      <w:tblGrid>
-        <w:gridCol w:w="3960"/>
-        <w:gridCol w:w="3960"/>
-      </w:tblGrid>
-      <w:tr>
-        <w:trPr>
-          <w:tblHeader w:val="true"/>
-        </w:trPr>
-        <w:tc>
-          <w:tcPr>
-            <w:shd w:val="clear" w:fill="E9EEF6"/>
-          </w:tcPr>
-          <w:p>
-            <w:pPr>
-              <w:pStyle w:val="Compact"/>
-              <w:jc w:val="left"/>
-            </w:pPr>
-            <w:r>
-              <w:rPr>
-                <w:b/>
-                <w:sz w:val="19"/>
-              </w:rPr>
-              <w:t xml:space="preserve">Spend one point to</w:t>
-            </w:r>
-          </w:p>
-        </w:tc>
-        <w:tc>
-          <w:tcPr>
-            <w:shd w:val="clear" w:fill="E9EEF6"/>
-          </w:tcPr>
-          <w:p>
-            <w:pPr>
-              <w:pStyle w:val="Compact"/>
-              <w:jc w:val="left"/>
-            </w:pPr>
-            <w:r>
-              <w:rPr>
-                <w:b/>
-                <w:sz w:val="19"/>
-              </w:rPr>
-              <w:t xml:space="preserve">Timing and limits</w:t>
-            </w:r>
-          </w:p>
-        </w:tc>
-      </w:tr>
-      <w:tr>
-        <w:tc>
-          <w:tcPr/>
-          <w:p>
-            <w:pPr>
-              <w:pStyle w:val="Compact"/>
-              <w:jc w:val="left"/>
-            </w:pPr>
-            <w:r>
-              <w:rPr>
-                <w:b/>
-                <w:sz w:val="19"/>
-              </w:rPr>
-              <w:t xml:space="preserve">Reroll your own roll</w:t>
-            </w:r>
-          </w:p>
-        </w:tc>
-        <w:tc>
-          <w:tcPr/>
-          <w:p>
-            <w:pPr>
-              <w:pStyle w:val="Compact"/>
-              <w:jc w:val="left"/>
-            </w:pPr>
-            <w:r>
-              <w:rPr>
-                <w:sz w:val="19"/>
-              </w:rPr>
-              <w:t xml:space="preserve">Declare after seeing the result but before its consequences. Keep the second result, even if worse.</w:t>
-            </w:r>
-          </w:p>
-        </w:tc>
-      </w:tr>
-      <w:tr>
-        <w:tc>
-          <w:tcPr/>
-          <w:p>
-            <w:pPr>
-              <w:pStyle w:val="Compact"/>
-              <w:jc w:val="left"/>
-            </w:pPr>
-            <w:r>
-              <w:rPr>
-                <w:b/>
-                <w:sz w:val="19"/>
-              </w:rPr>
-              <w:t xml:space="preserve">Reduce an injury by one box</w:t>
-            </w:r>
-          </w:p>
-        </w:tc>
-        <w:tc>
-          <w:tcPr/>
-          <w:p>
-            <w:pPr>
-              <w:pStyle w:val="Compact"/>
-              <w:jc w:val="left"/>
-            </w:pPr>
-            <w:r>
-              <w:rPr>
-                <w:sz w:val="19"/>
-              </w:rPr>
-              <w:t xml:space="preserve">Declare when a hit would mark boxes, before applying them. Does not prevent certain death.</w:t>
-            </w:r>
-          </w:p>
-        </w:tc>
-      </w:tr>
-      <w:tr>
-        <w:tc>
-          <w:tcPr/>
-          <w:p>
-            <w:pPr>
-              <w:pStyle w:val="Compact"/>
-              <w:jc w:val="left"/>
-            </w:pPr>
-            <w:r>
-              <w:rPr>
-                <w:b/>
-                <w:sz w:val="19"/>
-              </w:rPr>
-              <w:t xml:space="preserve">Establish a small preparation</w:t>
-            </w:r>
-          </w:p>
-        </w:tc>
-        <w:tc>
-          <w:tcPr/>
-          <w:p>
-            <w:pPr>
-              <w:pStyle w:val="Compact"/>
-              <w:jc w:val="left"/>
-            </w:pPr>
-            <w:r>
-              <w:rPr>
-                <w:sz w:val="19"/>
-              </w:rPr>
-              <w:t xml:space="preserve">Propose a plausible detail, such as having packed something useful. GM approval is required.</w:t>
-            </w:r>
-          </w:p>
-        </w:tc>
-      </w:tr>
-    </w:tbl>
-    <w:p>
-      <w:pPr>
-        <w:pStyle w:val="BodyText"/>
-      </w:pPr>
-      <w:r>
-        <w:t xml:space="preserve">Gain one point when one of your complications creates a meaningful problem you accept, including a companion complication. You can decline the proposed complication without penalty.</w:t>
-      </w:r>
-    </w:p>
-    <w:bookmarkEnd w:id="62"/>
-    <w:bookmarkStart w:id="63" w:name="tracks"/>
-    <w:p>
-      <w:pPr>
-        <w:pStyle w:val="Heading2"/>
-      </w:pPr>
-      <w:r>
-        <w:t xml:space="preserve">Tracks</w:t>
-      </w:r>
-    </w:p>
-    <w:p>
-      <w:pPr>
-        <w:pStyle w:val="FirstParagraph"/>
-      </w:pPr>
-      <w:r>
-        <w:rPr>
-          <w:iCs/>
-          <w:i/>
-        </w:rPr>
-        <w:t xml:space="preserve">Your setting pack supplies this (tracks).</w:t>
-      </w:r>
-    </w:p>
-    <w:bookmarkEnd w:id="63"/>
-    <w:bookmarkStart w:id="64" w:name="advancement"/>
-    <w:p>
-      <w:pPr>
-        <w:pStyle w:val="Heading2"/>
-      </w:pPr>
-      <w:r>
-        <w:t xml:space="preserve">Advancement</w:t>
-      </w:r>
-    </w:p>
-    <w:p>
-      <w:pPr>
-        <w:pStyle w:val="FirstParagraph"/>
-      </w:pPr>
-      <w:r>
-        <w:t xml:space="preserve">After a significant mission, the GM may authorize one relevant skill to advance from Untrained to Trained or from Trained to Specialty, or allow revision of an advantage or complication. Only a Specialist’s starting skill is Expert; a skill raised later tops out at Specialty (+3) unless they broaden (see Step 3).</w:t>
-      </w:r>
-    </w:p>
-    <w:bookmarkEnd w:id="64"/>
-    <w:bookmarkEnd w:id="65"/>
-    <w:bookmarkStart w:id="68" w:name="running-missions"/>
-    <w:p>
-      <w:pPr>
-        <w:pStyle w:val="Heading1"/>
-      </w:pPr>
-      <w:r>
-        <w:t xml:space="preserve">Running missions</w:t>
-      </w:r>
-    </w:p>
-    <w:bookmarkStart w:id="66" w:name="mission-seeds"/>
-    <w:p>
-      <w:pPr>
-        <w:pStyle w:val="Heading2"/>
-      </w:pPr>
-      <w:r>
-        <w:t xml:space="preserve">Mission seeds</w:t>
-      </w:r>
-    </w:p>
-    <w:p>
-      <w:pPr>
-        <w:pStyle w:val="FirstParagraph"/>
-      </w:pPr>
-      <w:r>
-        <w:t xml:space="preserve">Roll 3d6 on each table and read the total, or pick what you like. Middle results come up most often; the strangest sit at 3, 4, 17 and 18. The GM view in the creator rolls these for you and can start the clock.</w:t>
-      </w:r>
-    </w:p>
-    <w:p>
-      <w:pPr>
-        <w:pStyle w:val="BodyText"/>
-      </w:pPr>
-      <w:r>
-        <w:rPr>
-          <w:iCs/>
-          <w:i/>
-        </w:rPr>
-        <w:t xml:space="preserve">Your setting pack supplies this (seeds).</w:t>
-      </w:r>
-    </w:p>
-    <w:bookmarkEnd w:id="66"/>
-    <w:bookmarkStart w:id="67" w:name="the-journal"/>
-    <w:p>
-      <w:pPr>
-        <w:pStyle w:val="Heading2"/>
-      </w:pPr>
-      <w:r>
-        <w:t xml:space="preserve">The journal</w:t>
-      </w:r>
-    </w:p>
-    <w:p>
-      <w:pPr>
-        <w:pStyle w:val="FirstParagraph"/>
-      </w:pPr>
-      <w:r>
-        <w:t xml:space="preserve">End each mission with a short entry, written together:</w:t>
-      </w:r>
-    </w:p>
-    <w:p>
-      <w:pPr>
-        <w:numPr>
-          <w:ilvl w:val="0"/>
-          <w:numId w:val="1006"/>
-        </w:numPr>
-        <w:pStyle w:val="Compact"/>
-      </w:pPr>
-      <w:r>
-        <w:rPr>
-          <w:bCs/>
-          <w:b/>
-        </w:rPr>
-        <w:t xml:space="preserve">The mission.</w:t>
-      </w:r>
-      <w:r>
-        <w:t xml:space="preserve"> </w:t>
-      </w:r>
-      <w:r>
-        <w:t xml:space="preserve">What happened, and did we succeed: fully, partly, or not at all?</w:t>
-      </w:r>
-    </w:p>
-    <w:p>
-      <w:pPr>
-        <w:numPr>
-          <w:ilvl w:val="0"/>
-          <w:numId w:val="1006"/>
-        </w:numPr>
-        <w:pStyle w:val="Compact"/>
-      </w:pPr>
-      <w:r>
-        <w:rPr>
-          <w:bCs/>
-          <w:b/>
-        </w:rPr>
-        <w:t xml:space="preserve">Who stood out?</w:t>
-      </w:r>
-      <w:r>
-        <w:t xml:space="preserve"> </w:t>
-      </w:r>
-      <w:r>
-        <w:t xml:space="preserve">A moment worth remembering.</w:t>
-      </w:r>
-    </w:p>
-    <w:p>
-      <w:pPr>
-        <w:numPr>
-          <w:ilvl w:val="0"/>
-          <w:numId w:val="1006"/>
-        </w:numPr>
-        <w:pStyle w:val="Compact"/>
-      </w:pPr>
-      <w:r>
-        <w:rPr>
-          <w:bCs/>
-          <w:b/>
-        </w:rPr>
-        <w:t xml:space="preserve">Complications.</w:t>
-      </w:r>
-      <w:r>
-        <w:t xml:space="preserve"> </w:t>
-      </w:r>
-      <w:r>
-        <w:t xml:space="preserve">Which ones came into play, and what did they cost?</w:t>
-      </w:r>
-    </w:p>
-    <w:p>
-      <w:pPr>
-        <w:numPr>
-          <w:ilvl w:val="0"/>
-          <w:numId w:val="1006"/>
-        </w:numPr>
-        <w:pStyle w:val="Compact"/>
-      </w:pPr>
-      <w:r>
-        <w:rPr>
-          <w:bCs/>
-          <w:b/>
-        </w:rPr>
-        <w:t xml:space="preserve">What changed?</w:t>
-      </w:r>
-      <w:r>
-        <w:t xml:space="preserve"> </w:t>
-      </w:r>
-      <w:r>
-        <w:t xml:space="preserve">New allies or enemies, damage, open threads for next time.</w:t>
-      </w:r>
-    </w:p>
-    <w:p>
-      <w:pPr>
-        <w:numPr>
-          <w:ilvl w:val="0"/>
-          <w:numId w:val="1006"/>
-        </w:numPr>
-        <w:pStyle w:val="Compact"/>
-      </w:pPr>
-      <w:r>
-        <w:rPr>
-          <w:bCs/>
-          <w:b/>
-        </w:rPr>
-        <w:t xml:space="preserve">Advancement.</w:t>
-      </w:r>
-      <w:r>
-        <w:t xml:space="preserve"> </w:t>
-      </w:r>
-      <w:r>
-        <w:t xml:space="preserve">After a significant mission, the GM may authorize one skill step for each character.</w:t>
-      </w:r>
-    </w:p>
-    <w:bookmarkEnd w:id="67"/>
-    <w:bookmarkEnd w:id="68"/>
-    <w:bookmarkStart w:id="69" w:name="ready-made-characters"/>
-    <w:p>
-      <w:pPr>
-        <w:pStyle w:val="Heading1"/>
-      </w:pPr>
-      <w:r>
-        <w:t xml:space="preserve">Ready-made characters</w:t>
-      </w:r>
-    </w:p>
-    <w:p>
-      <w:pPr>
-        <w:pStyle w:val="FirstParagraph"/>
-      </w:pPr>
-      <w:r>
-        <w:t xml:space="preserve">Characters ready to play, for one-shots, new players, or a group in a hurry. Each follows the creation rules exactly, and their connections tie them together. In the creator, choose one from the ready-made list to open it and make it your own.</w:t>
-      </w:r>
-    </w:p>
-    <w:p>
-      <w:pPr>
-        <w:pStyle w:val="BodyText"/>
-      </w:pPr>
-      <w:r>
-        <w:rPr>
-          <w:iCs/>
-          <w:i/>
-        </w:rPr>
-        <w:t xml:space="preserve">Your setting pack supplies this (pregens).</w:t>
-      </w:r>
-    </w:p>
-    <w:bookmarkEnd w:id="69"/>
-    <w:bookmarkStart w:id="70" w:name="advantages"/>
-    <w:p>
-      <w:pPr>
-        <w:pStyle w:val="Heading1"/>
-      </w:pPr>
-      <w:r>
-        <w:t xml:space="preserve">Advantages</w:t>
-      </w:r>
-    </w:p>
-    <w:p>
-      <w:pPr>
-        <w:pStyle w:val="FirstParagraph"/>
-      </w:pPr>
-      <w:r>
-        <w:t xml:space="preserve">Choose one advantage at character creation: a general advantage from this chapter, or an origin advantage from the next. Each grants +2 only in the listed circumstances. An advantage does not grant training, authorize an impossible action, or replace essential gear. Use only one advantage bonus per roll.</w:t>
-      </w:r>
-    </w:p>
-    <w:p>
-      <w:pPr>
-        <w:pStyle w:val="BodyText"/>
-      </w:pPr>
-      <w:r>
-        <w:rPr>
-          <w:iCs/>
-          <w:i/>
-        </w:rPr>
-        <w:t xml:space="preserve">Your setting pack supplies this (advantages).</w:t>
-      </w:r>
-    </w:p>
-    <w:bookmarkEnd w:id="70"/>
-    <w:bookmarkStart w:id="71" w:name="origins"/>
-    <w:p>
-      <w:pPr>
-        <w:pStyle w:val="Heading1"/>
-      </w:pPr>
-      <w:r>
-        <w:t xml:space="preserve">Origins</w:t>
-      </w:r>
-    </w:p>
-    <w:p>
-      <w:pPr>
-        <w:pStyle w:val="FirstParagraph"/>
-      </w:pPr>
-      <w:r>
-        <w:rPr>
-          <w:iCs/>
-          <w:i/>
-        </w:rPr>
-        <w:t xml:space="preserve">Your setting pack supplies this (origins).</w:t>
-      </w:r>
-    </w:p>
-    <w:bookmarkEnd w:id="71"/>
-    <w:bookmarkStart w:id="82" w:name="making-your-own"/>
-    <w:p>
-      <w:pPr>
-        <w:pStyle w:val="Heading1"/>
-      </w:pPr>
-      <w:r>
-        <w:t xml:space="preserve">Making your own</w:t>
-      </w:r>
-    </w:p>
-    <w:p>
-      <w:pPr>
-        <w:pStyle w:val="FirstParagraph"/>
-      </w:pPr>
-      <w:r>
-        <w:t xml:space="preserve">The roles and origins in this book are a starting point, not a limit. With the GM’s agreement, any player can create their own role or origin. The creator has a</w:t>
-      </w:r>
-      <w:r>
-        <w:t xml:space="preserve"> </w:t>
-      </w:r>
-      <w:r>
-        <w:rPr>
-          <w:bCs/>
-          <w:b/>
-        </w:rPr>
-        <w:t xml:space="preserve">Custom</w:t>
-      </w:r>
-      <w:r>
-        <w:t xml:space="preserve"> </w:t>
-      </w:r>
-      <w:r>
-        <w:t xml:space="preserve">option at the end of each list, and its checklist holds a custom choice to the same rules as everything else.</w:t>
-      </w:r>
-    </w:p>
-    <w:bookmarkStart w:id="72" w:name="a-custom-role"/>
-    <w:p>
-      <w:pPr>
-        <w:pStyle w:val="Heading2"/>
-      </w:pPr>
-      <w:r>
-        <w:t xml:space="preserve">A custom role</w:t>
-      </w:r>
-    </w:p>
-    <w:p>
-      <w:pPr>
-        <w:pStyle w:val="FirstParagraph"/>
-      </w:pPr>
-      <w:r>
-        <w:t xml:space="preserve">A role is a concept, not a package of powers: it gives no bonus of its own. A custom one only needs a clear place in the group.</w:t>
-      </w:r>
-    </w:p>
-    <w:p>
-      <w:pPr>
-        <w:numPr>
-          <w:ilvl w:val="0"/>
-          <w:numId w:val="1007"/>
-        </w:numPr>
-        <w:pStyle w:val="Compact"/>
-      </w:pPr>
-      <w:r>
-        <w:rPr>
-          <w:bCs/>
-          <w:b/>
-        </w:rPr>
-        <w:t xml:space="preserve">Name it and describe it.</w:t>
-      </w:r>
-      <w:r>
-        <w:t xml:space="preserve"> </w:t>
-      </w:r>
-      <w:r>
-        <w:t xml:space="preserve">One sentence for what your character does that no one else does, in the style of the roles above:</w:t>
-      </w:r>
-      <w:r>
-        <w:t xml:space="preserve"> </w:t>
-      </w:r>
-      <w:r>
-        <w:rPr>
-          <w:iCs/>
-          <w:i/>
-        </w:rPr>
-        <w:t xml:space="preserve">“</w:t>
-      </w:r>
-      <w:r>
-        <w:rPr>
-          <w:iCs/>
-          <w:i/>
-        </w:rPr>
-        <w:t xml:space="preserve">Smuggler: knows every back door, bribe and hidden hold.</w:t>
-      </w:r>
-      <w:r>
-        <w:rPr>
-          <w:iCs/>
-          <w:i/>
-        </w:rPr>
-        <w:t xml:space="preserve">”</w:t>
-      </w:r>
-    </w:p>
-    <w:p>
-      <w:pPr>
-        <w:numPr>
-          <w:ilvl w:val="0"/>
-          <w:numId w:val="1007"/>
-        </w:numPr>
-        <w:pStyle w:val="Compact"/>
-      </w:pPr>
-      <w:r>
-        <w:rPr>
-          <w:bCs/>
-          <w:b/>
-        </w:rPr>
-        <w:t xml:space="preserve">Choose a group.</w:t>
-      </w:r>
-      <w:r>
-        <w:t xml:space="preserve"> </w:t>
-      </w:r>
-      <w:r>
-        <w:t xml:space="preserve">Pick the one it belongs with: one of your setting’s groups. The group only sets your sheet’s colors and emblem.</w:t>
-      </w:r>
-    </w:p>
-    <w:p>
-      <w:pPr>
-        <w:numPr>
-          <w:ilvl w:val="0"/>
-          <w:numId w:val="1007"/>
-        </w:numPr>
-        <w:pStyle w:val="Compact"/>
-      </w:pPr>
-      <w:r>
-        <w:rPr>
-          <w:bCs/>
-          <w:b/>
-        </w:rPr>
-        <w:t xml:space="preserve">Pick four core skills.</w:t>
-      </w:r>
-      <w:r>
-        <w:t xml:space="preserve"> </w:t>
-      </w:r>
-      <w:r>
-        <w:t xml:space="preserve">The skills it can’t do without. Mark them Trained yourself in step 3 (the built-in roles do this for you); they count toward your normal Trained skills.</w:t>
-      </w:r>
-    </w:p>
-    <w:p>
-      <w:pPr>
-        <w:numPr>
-          <w:ilvl w:val="0"/>
-          <w:numId w:val="1007"/>
-        </w:numPr>
-        <w:pStyle w:val="Compact"/>
-      </w:pPr>
-      <w:r>
-        <w:rPr>
-          <w:bCs/>
-          <w:b/>
-        </w:rPr>
-        <w:t xml:space="preserve">Check it with the GM.</w:t>
-      </w:r>
-      <w:r>
-        <w:t xml:space="preserve"> </w:t>
-      </w:r>
-      <w:r>
-        <w:t xml:space="preserve">It should fit the setting and overlap the existing roles as little as possible.</w:t>
-      </w:r>
-    </w:p>
-    <w:p>
-      <w:pPr>
-        <w:pStyle w:val="FirstParagraph"/>
-      </w:pPr>
-      <w:r>
-        <w:rPr>
-          <w:bCs/>
-          <w:b/>
-        </w:rPr>
-        <w:t xml:space="preserve">In the creator:</w:t>
-      </w:r>
-      <w:r>
-        <w:t xml:space="preserve"> </w:t>
-      </w:r>
-      <w:r>
-        <w:t xml:space="preserve">in step 1, choose</w:t>
-      </w:r>
-      <w:r>
-        <w:t xml:space="preserve"> </w:t>
-      </w:r>
-      <w:r>
-        <w:rPr>
-          <w:bCs/>
-          <w:b/>
-        </w:rPr>
-        <w:t xml:space="preserve">Custom role…</w:t>
-      </w:r>
-      <w:r>
-        <w:t xml:space="preserve"> </w:t>
-      </w:r>
-      <w:r>
-        <w:t xml:space="preserve">at the end of the Role list, then enter its name and group. Write the description in</w:t>
-      </w:r>
-      <w:r>
-        <w:t xml:space="preserve"> </w:t>
-      </w:r>
-      <w:r>
-        <w:rPr>
-          <w:iCs/>
-          <w:i/>
-        </w:rPr>
-        <w:t xml:space="preserve">What you bring</w:t>
-      </w:r>
-      <w:r>
-        <w:t xml:space="preserve">.</w:t>
-      </w:r>
-    </w:p>
-    <w:bookmarkEnd w:id="72"/>
-    <w:bookmarkStart w:id="81" w:name="a-custom-origin"/>
-    <w:p>
-      <w:pPr>
-        <w:pStyle w:val="Heading2"/>
-      </w:pPr>
-      <w:r>
-        <w:t xml:space="preserve">A custom origin</w:t>
-      </w:r>
-    </w:p>
-    <w:p>
-      <w:pPr>
-        <w:pStyle w:val="FirstParagraph"/>
-      </w:pPr>
-      <w:r>
-        <w:t xml:space="preserve">Build it with the GM, one step at a time.</w:t>
-      </w:r>
-    </w:p>
-    <w:bookmarkStart w:id="73" w:name="the-concept"/>
-    <w:p>
-      <w:pPr>
-        <w:pStyle w:val="Heading3"/>
-      </w:pPr>
-      <w:r>
-        <w:t xml:space="preserve">1. The concept</w:t>
-      </w:r>
-    </w:p>
-    <w:p>
-      <w:pPr>
-        <w:pStyle w:val="FirstParagraph"/>
-      </w:pPr>
-      <w:r>
-        <w:t xml:space="preserve">Two or three sentences: where they come from, what sets them apart, and how others see them. It should be something the origins in this book don’t already cover.</w:t>
-      </w:r>
-    </w:p>
-    <w:bookmarkEnd w:id="73"/>
-    <w:bookmarkStart w:id="74" w:name="the-tier"/>
-    <w:p>
-      <w:pPr>
-        <w:pStyle w:val="Heading3"/>
-      </w:pPr>
-      <w:r>
-        <w:t xml:space="preserve">2. The tier</w:t>
-      </w:r>
-    </w:p>
-    <w:p>
-      <w:pPr>
-        <w:pStyle w:val="FirstParagraph"/>
-      </w:pPr>
-      <w:r>
-        <w:t xml:space="preserve">The tier measures how much the origin gives on its own. Each tier costs one of your 3 Edge points, so stronger origins start with fewer Edges.</w:t>
+        <w:t xml:space="preserve">Magic works at two speeds, with a third tool that turns one into the other. Every magical character uses the same three tools; each setting decides who gets which, what they’re called and what they cost.</w:t>
       </w:r>
     </w:p>
     <w:tbl>
@@ -3911,7 +3180,7 @@
                 <w:b/>
                 <w:sz w:val="19"/>
               </w:rPr>
-              <w:t xml:space="preserve">Tier</w:t>
+              <w:t xml:space="preserve">Tool</w:t>
             </w:r>
           </w:p>
         </w:tc>
@@ -3929,7 +3198,7 @@
                 <w:b/>
                 <w:sz w:val="19"/>
               </w:rPr>
-              <w:t xml:space="preserve">Edges</w:t>
+              <w:t xml:space="preserve">Speed</w:t>
             </w:r>
           </w:p>
         </w:tc>
@@ -3947,7 +3216,7 @@
                 <w:b/>
                 <w:sz w:val="19"/>
               </w:rPr>
-              <w:t xml:space="preserve">Use it for</w:t>
+              <w:t xml:space="preserve">How it works</w:t>
             </w:r>
           </w:p>
         </w:tc>
@@ -3962,40 +3231,41 @@
             </w:pPr>
             <w:r>
               <w:rPr>
-                <w:b/>
-                <w:sz w:val="19"/>
-              </w:rPr>
-              <w:t xml:space="preserve">0</w:t>
-            </w:r>
-          </w:p>
-        </w:tc>
-        <w:tc>
-          <w:tcPr/>
-          <w:p>
-            <w:pPr>
-              <w:pStyle w:val="Compact"/>
-              <w:jc w:val="left"/>
-            </w:pPr>
-            <w:r>
-              <w:rPr>
-                <w:sz w:val="19"/>
-              </w:rPr>
-              <w:t xml:space="preserve">3</w:t>
-            </w:r>
-          </w:p>
-        </w:tc>
-        <w:tc>
-          <w:tcPr/>
-          <w:p>
-            <w:pPr>
-              <w:pStyle w:val="Compact"/>
-              <w:jc w:val="left"/>
-            </w:pPr>
-            <w:r>
-              <w:rPr>
-                <w:sz w:val="19"/>
-              </w:rPr>
-              <w:t xml:space="preserve">Ordinary people: a homeland, upbringing or culture, with no special abilities</w:t>
+                <w:bCs/>
+                <w:b/>
+                <w:sz w:val="19"/>
+              </w:rPr>
+              <w:t xml:space="preserve">Bursts</w:t>
+            </w:r>
+          </w:p>
+        </w:tc>
+        <w:tc>
+          <w:tcPr/>
+          <w:p>
+            <w:pPr>
+              <w:pStyle w:val="Compact"/>
+              <w:jc w:val="left"/>
+            </w:pPr>
+            <w:r>
+              <w:rPr>
+                <w:sz w:val="19"/>
+              </w:rPr>
+              <w:t xml:space="preserve">One action</w:t>
+            </w:r>
+          </w:p>
+        </w:tc>
+        <w:tc>
+          <w:tcPr/>
+          <w:p>
+            <w:pPr>
+              <w:pStyle w:val="Compact"/>
+              <w:jc w:val="left"/>
+            </w:pPr>
+            <w:r>
+              <w:rPr>
+                <w:sz w:val="19"/>
+              </w:rPr>
+              <w:t xml:space="preserve">A quick spell you know. Roll your magic skill; on a success it happens.</w:t>
             </w:r>
           </w:p>
         </w:tc>
@@ -4010,40 +3280,41 @@
             </w:pPr>
             <w:r>
               <w:rPr>
-                <w:b/>
-                <w:sz w:val="19"/>
-              </w:rPr>
-              <w:t xml:space="preserve">1</w:t>
-            </w:r>
-          </w:p>
-        </w:tc>
-        <w:tc>
-          <w:tcPr/>
-          <w:p>
-            <w:pPr>
-              <w:pStyle w:val="Compact"/>
-              <w:jc w:val="left"/>
-            </w:pPr>
-            <w:r>
-              <w:rPr>
-                <w:sz w:val="19"/>
-              </w:rPr>
-              <w:t xml:space="preserve">2</w:t>
-            </w:r>
-          </w:p>
-        </w:tc>
-        <w:tc>
-          <w:tcPr/>
-          <w:p>
-            <w:pPr>
-              <w:pStyle w:val="Compact"/>
-              <w:jc w:val="left"/>
-            </w:pPr>
-            <w:r>
-              <w:rPr>
-                <w:sz w:val="19"/>
-              </w:rPr>
-              <w:t xml:space="preserve">One small, constant edge: keen senses, a tough hide, a free Trained skill, resistance to one hazard</w:t>
+                <w:bCs/>
+                <w:b/>
+                <w:sz w:val="19"/>
+              </w:rPr>
+              <w:t xml:space="preserve">Workings</w:t>
+            </w:r>
+          </w:p>
+        </w:tc>
+        <w:tc>
+          <w:tcPr/>
+          <w:p>
+            <w:pPr>
+              <w:pStyle w:val="Compact"/>
+              <w:jc w:val="left"/>
+            </w:pPr>
+            <w:r>
+              <w:rPr>
+                <w:sz w:val="19"/>
+              </w:rPr>
+              <w:t xml:space="preserve">Minutes to nights</w:t>
+            </w:r>
+          </w:p>
+        </w:tc>
+        <w:tc>
+          <w:tcPr/>
+          <w:p>
+            <w:pPr>
+              <w:pStyle w:val="Compact"/>
+              <w:jc w:val="left"/>
+            </w:pPr>
+            <w:r>
+              <w:rPr>
+                <w:sz w:val="19"/>
+              </w:rPr>
+              <w:t xml:space="preserve">Anything else. Describe the effect; the GM sets its weight; fill a progress clock.</w:t>
             </w:r>
           </w:p>
         </w:tc>
@@ -4058,40 +3329,208 @@
             </w:pPr>
             <w:r>
               <w:rPr>
-                <w:b/>
-                <w:sz w:val="19"/>
-              </w:rPr>
-              <w:t xml:space="preserve">2</w:t>
-            </w:r>
-          </w:p>
-        </w:tc>
-        <w:tc>
-          <w:tcPr/>
-          <w:p>
-            <w:pPr>
-              <w:pStyle w:val="Compact"/>
-              <w:jc w:val="left"/>
-            </w:pPr>
-            <w:r>
-              <w:rPr>
-                <w:sz w:val="19"/>
-              </w:rPr>
-              <w:t xml:space="preserve">1</w:t>
-            </w:r>
-          </w:p>
-        </w:tc>
-        <w:tc>
-          <w:tcPr/>
-          <w:p>
-            <w:pPr>
-              <w:pStyle w:val="Compact"/>
-              <w:jc w:val="left"/>
-            </w:pPr>
-            <w:r>
-              <w:rPr>
-                <w:sz w:val="19"/>
-              </w:rPr>
-              <w:t xml:space="preserve">Clear inhuman or supernatural gifts: venom, a second form, strong resistances</w:t>
+                <w:bCs/>
+                <w:b/>
+                <w:sz w:val="19"/>
+              </w:rPr>
+              <w:t xml:space="preserve">Charms</w:t>
+            </w:r>
+          </w:p>
+        </w:tc>
+        <w:tc>
+          <w:tcPr/>
+          <w:p>
+            <w:pPr>
+              <w:pStyle w:val="Compact"/>
+              <w:jc w:val="left"/>
+            </w:pPr>
+            <w:r>
+              <w:rPr>
+                <w:sz w:val="19"/>
+              </w:rPr>
+              <w:t xml:space="preserve">One action, no roll</w:t>
+            </w:r>
+          </w:p>
+        </w:tc>
+        <w:tc>
+          <w:tcPr/>
+          <w:p>
+            <w:pPr>
+              <w:pStyle w:val="Compact"/>
+              <w:jc w:val="left"/>
+            </w:pPr>
+            <w:r>
+              <w:rPr>
+                <w:sz w:val="19"/>
+              </w:rPr>
+              <w:t xml:space="preserve">A finished working stored in an object, released by breaking it.</w:t>
+            </w:r>
+          </w:p>
+        </w:tc>
+      </w:tr>
+    </w:tbl>
+    <w:bookmarkStart w:id="62" w:name="bursts"/>
+    <w:p>
+      <w:pPr>
+        <w:pStyle w:val="Heading2"/>
+      </w:pPr>
+      <w:r>
+        <w:t xml:space="preserve">Bursts</w:t>
+      </w:r>
+    </w:p>
+    <w:p>
+      <w:pPr>
+        <w:pStyle w:val="FirstParagraph"/>
+      </w:pPr>
+      <w:r>
+        <w:t xml:space="preserve">Each burst has a short</w:t>
+      </w:r>
+      <w:r>
+        <w:t xml:space="preserve"> </w:t>
+      </w:r>
+      <w:r>
+        <w:rPr>
+          <w:bCs/>
+          <w:b/>
+        </w:rPr>
+        <w:t xml:space="preserve">base effect</w:t>
+      </w:r>
+      <w:r>
+        <w:t xml:space="preserve">: one target, for one scene, at Close or Short range. Harm marks 2 boxes; a penalty is −2; the target resists with an attribute where it makes sense.</w:t>
+      </w:r>
+    </w:p>
+    <w:p>
+      <w:pPr>
+        <w:pStyle w:val="BodyText"/>
+      </w:pPr>
+      <w:r>
+        <w:rPr>
+          <w:bCs/>
+          <w:b/>
+        </w:rPr>
+        <w:t xml:space="preserve">Boosts.</w:t>
+      </w:r>
+      <w:r>
+        <w:t xml:space="preserve"> </w:t>
+      </w:r>
+      <w:r>
+        <w:t xml:space="preserve">Your step sets your power (Trained, Specialty, Expert). Each step above the first gives</w:t>
+      </w:r>
+      <w:r>
+        <w:t xml:space="preserve"> </w:t>
+      </w:r>
+      <w:r>
+        <w:rPr>
+          <w:bCs/>
+          <w:b/>
+        </w:rPr>
+        <w:t xml:space="preserve">one Boost</w:t>
+      </w:r>
+      <w:r>
+        <w:t xml:space="preserve">, chosen</w:t>
+      </w:r>
+      <w:r>
+        <w:t xml:space="preserve"> </w:t>
+      </w:r>
+      <w:r>
+        <w:rPr>
+          <w:bCs/>
+          <w:b/>
+        </w:rPr>
+        <w:t xml:space="preserve">as you cast</w:t>
+      </w:r>
+      <w:r>
+        <w:t xml:space="preserve">. Each Boost you spend is</w:t>
+      </w:r>
+      <w:r>
+        <w:t xml:space="preserve"> </w:t>
+      </w:r>
+      <w:r>
+        <w:rPr>
+          <w:bCs/>
+          <w:b/>
+        </w:rPr>
+        <w:t xml:space="preserve">−1 to the roll</w:t>
+      </w:r>
+      <w:r>
+        <w:t xml:space="preserve">, so you can always hold back.</w:t>
+      </w:r>
+    </w:p>
+    <w:tbl>
+      <w:tblPr>
+        <w:tblStyle w:val="Table"/>
+        <w:tblW w:type="auto" w:w="0"/>
+        <w:tblLook w:firstRow="1" w:lastRow="0" w:firstColumn="0" w:lastColumn="0" w:noHBand="0" w:noVBand="0" w:val="0020"/>
+        <w:jc w:val="start"/>
+        <w:tblBorders>
+          <w:top w:val="single" w:sz="4" w:color="B8C2D3"/>
+          <w:left w:val="single" w:sz="4" w:color="B8C2D3"/>
+          <w:bottom w:val="single" w:sz="4" w:color="B8C2D3"/>
+          <w:right w:val="single" w:sz="4" w:color="B8C2D3"/>
+          <w:insideH w:val="single" w:sz="4" w:color="B8C2D3"/>
+          <w:insideV w:val="single" w:sz="4" w:color="B8C2D3"/>
+        </w:tblBorders>
+      </w:tblPr>
+      <w:tblGrid>
+        <w:gridCol w:w="2640"/>
+        <w:gridCol w:w="2640"/>
+        <w:gridCol w:w="2640"/>
+      </w:tblGrid>
+      <w:tr>
+        <w:trPr>
+          <w:tblHeader w:val="true"/>
+        </w:trPr>
+        <w:tc>
+          <w:tcPr>
+            <w:shd w:val="clear" w:fill="E9EEF6"/>
+          </w:tcPr>
+          <w:p>
+            <w:pPr>
+              <w:pStyle w:val="Compact"/>
+              <w:jc w:val="left"/>
+            </w:pPr>
+            <w:r>
+              <w:rPr>
+                <w:b/>
+                <w:sz w:val="19"/>
+              </w:rPr>
+              <w:t xml:space="preserve">Boost</w:t>
+            </w:r>
+          </w:p>
+        </w:tc>
+        <w:tc>
+          <w:tcPr>
+            <w:shd w:val="clear" w:fill="E9EEF6"/>
+          </w:tcPr>
+          <w:p>
+            <w:pPr>
+              <w:pStyle w:val="Compact"/>
+              <w:jc w:val="left"/>
+            </w:pPr>
+            <w:r>
+              <w:rPr>
+                <w:b/>
+                <w:sz w:val="19"/>
+              </w:rPr>
+              <w:t xml:space="preserve">One Boost</w:t>
+            </w:r>
+          </w:p>
+        </w:tc>
+        <w:tc>
+          <w:tcPr>
+            <w:shd w:val="clear" w:fill="E9EEF6"/>
+          </w:tcPr>
+          <w:p>
+            <w:pPr>
+              <w:pStyle w:val="Compact"/>
+              <w:jc w:val="left"/>
+            </w:pPr>
+            <w:r>
+              <w:rPr>
+                <w:b/>
+                <w:sz w:val="19"/>
+              </w:rPr>
+              <w:t xml:space="preserve">Two Boosts</w:t>
             </w:r>
           </w:p>
         </w:tc>
@@ -4106,40 +3545,188 @@
             </w:pPr>
             <w:r>
               <w:rPr>
-                <w:b/>
-                <w:sz w:val="19"/>
-              </w:rPr>
-              <w:t xml:space="preserve">3</w:t>
-            </w:r>
-          </w:p>
-        </w:tc>
-        <w:tc>
-          <w:tcPr/>
-          <w:p>
-            <w:pPr>
-              <w:pStyle w:val="Compact"/>
-              <w:jc w:val="left"/>
-            </w:pPr>
-            <w:r>
-              <w:rPr>
-                <w:sz w:val="19"/>
-              </w:rPr>
-              <w:t xml:space="preserve">0</w:t>
-            </w:r>
-          </w:p>
-        </w:tc>
-        <w:tc>
-          <w:tcPr/>
-          <w:p>
-            <w:pPr>
-              <w:pStyle w:val="Compact"/>
-              <w:jc w:val="left"/>
-            </w:pPr>
-            <w:r>
-              <w:rPr>
-                <w:sz w:val="19"/>
-              </w:rPr>
-              <w:t xml:space="preserve">Remarkable beings: several strong abilities, and serious weaknesses to match</w:t>
+                <w:bCs/>
+                <w:b/>
+                <w:sz w:val="19"/>
+              </w:rPr>
+              <w:t xml:space="preserve">Harder</w:t>
+            </w:r>
+          </w:p>
+        </w:tc>
+        <w:tc>
+          <w:tcPr/>
+          <w:p>
+            <w:pPr>
+              <w:pStyle w:val="Compact"/>
+              <w:jc w:val="left"/>
+            </w:pPr>
+            <w:r>
+              <w:rPr>
+                <w:sz w:val="19"/>
+              </w:rPr>
+              <w:t xml:space="preserve">+1 box, or the penalty becomes −3</w:t>
+            </w:r>
+          </w:p>
+        </w:tc>
+        <w:tc>
+          <w:tcPr/>
+          <w:p>
+            <w:pPr>
+              <w:pStyle w:val="Compact"/>
+              <w:jc w:val="left"/>
+            </w:pPr>
+            <w:r>
+              <w:rPr>
+                <w:sz w:val="19"/>
+              </w:rPr>
+              <w:t xml:space="preserve">+2 boxes, or −4</w:t>
+            </w:r>
+          </w:p>
+        </w:tc>
+      </w:tr>
+      <w:tr>
+        <w:tc>
+          <w:tcPr/>
+          <w:p>
+            <w:pPr>
+              <w:pStyle w:val="Compact"/>
+              <w:jc w:val="left"/>
+            </w:pPr>
+            <w:r>
+              <w:rPr>
+                <w:bCs/>
+                <w:b/>
+                <w:sz w:val="19"/>
+              </w:rPr>
+              <w:t xml:space="preserve">Wider</w:t>
+            </w:r>
+          </w:p>
+        </w:tc>
+        <w:tc>
+          <w:tcPr/>
+          <w:p>
+            <w:pPr>
+              <w:pStyle w:val="Compact"/>
+              <w:jc w:val="left"/>
+            </w:pPr>
+            <w:r>
+              <w:rPr>
+                <w:sz w:val="19"/>
+              </w:rPr>
+              <w:t xml:space="preserve">A handful of targets</w:t>
+            </w:r>
+          </w:p>
+        </w:tc>
+        <w:tc>
+          <w:tcPr/>
+          <w:p>
+            <w:pPr>
+              <w:pStyle w:val="Compact"/>
+              <w:jc w:val="left"/>
+            </w:pPr>
+            <w:r>
+              <w:rPr>
+                <w:sz w:val="19"/>
+              </w:rPr>
+              <w:t xml:space="preserve">A crowd, or an area</w:t>
+            </w:r>
+          </w:p>
+        </w:tc>
+      </w:tr>
+      <w:tr>
+        <w:tc>
+          <w:tcPr/>
+          <w:p>
+            <w:pPr>
+              <w:pStyle w:val="Compact"/>
+              <w:jc w:val="left"/>
+            </w:pPr>
+            <w:r>
+              <w:rPr>
+                <w:bCs/>
+                <w:b/>
+                <w:sz w:val="19"/>
+              </w:rPr>
+              <w:t xml:space="preserve">Longer</w:t>
+            </w:r>
+          </w:p>
+        </w:tc>
+        <w:tc>
+          <w:tcPr/>
+          <w:p>
+            <w:pPr>
+              <w:pStyle w:val="Compact"/>
+              <w:jc w:val="left"/>
+            </w:pPr>
+            <w:r>
+              <w:rPr>
+                <w:sz w:val="19"/>
+              </w:rPr>
+              <w:t xml:space="preserve">A day</w:t>
+            </w:r>
+          </w:p>
+        </w:tc>
+        <w:tc>
+          <w:tcPr/>
+          <w:p>
+            <w:pPr>
+              <w:pStyle w:val="Compact"/>
+              <w:jc w:val="left"/>
+            </w:pPr>
+            <w:r>
+              <w:rPr>
+                <w:sz w:val="19"/>
+              </w:rPr>
+              <w:t xml:space="preserve">Until it’s lifted</w:t>
+            </w:r>
+          </w:p>
+        </w:tc>
+      </w:tr>
+      <w:tr>
+        <w:tc>
+          <w:tcPr/>
+          <w:p>
+            <w:pPr>
+              <w:pStyle w:val="Compact"/>
+              <w:jc w:val="left"/>
+            </w:pPr>
+            <w:r>
+              <w:rPr>
+                <w:bCs/>
+                <w:b/>
+                <w:sz w:val="19"/>
+              </w:rPr>
+              <w:t xml:space="preserve">Farther</w:t>
+            </w:r>
+          </w:p>
+        </w:tc>
+        <w:tc>
+          <w:tcPr/>
+          <w:p>
+            <w:pPr>
+              <w:pStyle w:val="Compact"/>
+              <w:jc w:val="left"/>
+            </w:pPr>
+            <w:r>
+              <w:rPr>
+                <w:sz w:val="19"/>
+              </w:rPr>
+              <w:t xml:space="preserve">One range band farther</w:t>
+            </w:r>
+          </w:p>
+        </w:tc>
+        <w:tc>
+          <w:tcPr/>
+          <w:p>
+            <w:pPr>
+              <w:pStyle w:val="Compact"/>
+              <w:jc w:val="left"/>
+            </w:pPr>
+            <w:r>
+              <w:rPr>
+                <w:sz w:val="19"/>
+              </w:rPr>
+              <w:t xml:space="preserve">Two bands farther</w:t>
             </w:r>
           </w:p>
         </w:tc>
@@ -4150,17 +3737,345 @@
         <w:pStyle w:val="BodyText"/>
       </w:pPr>
       <w:r>
-        <w:t xml:space="preserve">When in doubt, choose the higher tier.</w:t>
-      </w:r>
-    </w:p>
-    <w:bookmarkEnd w:id="74"/>
-    <w:bookmarkStart w:id="75" w:name="attribute-adjustments"/>
-    <w:p>
-      <w:pPr>
-        <w:pStyle w:val="Heading3"/>
-      </w:pPr>
-      <w:r>
-        <w:t xml:space="preserve">3. Attribute adjustments</w:t>
+        <w:rPr>
+          <w:bCs/>
+          <w:b/>
+        </w:rPr>
+        <w:t xml:space="preserve">The price.</w:t>
+      </w:r>
+      <w:r>
+        <w:t xml:space="preserve"> </w:t>
+      </w:r>
+      <w:r>
+        <w:t xml:space="preserve">A failed burst marks a box of your setting’s price track; a natural 18 marks two, or something answers that shouldn’t.</w:t>
+      </w:r>
+    </w:p>
+    <w:bookmarkEnd w:id="62"/>
+    <w:bookmarkStart w:id="63" w:name="workings"/>
+    <w:p>
+      <w:pPr>
+        <w:pStyle w:val="Heading2"/>
+      </w:pPr>
+      <w:r>
+        <w:t xml:space="preserve">Workings</w:t>
+      </w:r>
+    </w:p>
+    <w:p>
+      <w:pPr>
+        <w:numPr>
+          <w:ilvl w:val="0"/>
+          <w:numId w:val="1006"/>
+        </w:numPr>
+        <w:pStyle w:val="Compact"/>
+      </w:pPr>
+      <w:r>
+        <w:rPr>
+          <w:bCs/>
+          <w:b/>
+        </w:rPr>
+        <w:t xml:space="preserve">Describe the effect.</w:t>
+      </w:r>
+      <w:r>
+        <w:t xml:space="preserve"> </w:t>
+      </w:r>
+      <w:r>
+        <w:t xml:space="preserve">The GM sets its weight and says what it can and can’t do before you start.</w:t>
+      </w:r>
+    </w:p>
+    <w:p>
+      <w:pPr>
+        <w:numPr>
+          <w:ilvl w:val="0"/>
+          <w:numId w:val="1006"/>
+        </w:numPr>
+        <w:pStyle w:val="Compact"/>
+      </w:pPr>
+      <w:r>
+        <w:rPr>
+          <w:bCs/>
+          <w:b/>
+        </w:rPr>
+        <w:t xml:space="preserve">Fill the clock</w:t>
+      </w:r>
+      <w:r>
+        <w:t xml:space="preserve"> </w:t>
+      </w:r>
+      <w:r>
+        <w:t xml:space="preserve">with magic skill rolls at your pace (usually ten minutes a roll). Success fills one segment, success by 5 or more two. A failure costs time or ticks a danger clock.</w:t>
+      </w:r>
+    </w:p>
+    <w:p>
+      <w:pPr>
+        <w:numPr>
+          <w:ilvl w:val="0"/>
+          <w:numId w:val="1006"/>
+        </w:numPr>
+        <w:pStyle w:val="Compact"/>
+      </w:pPr>
+      <w:r>
+        <w:rPr>
+          <w:bCs/>
+          <w:b/>
+        </w:rPr>
+        <w:t xml:space="preserve">It happens</w:t>
+      </w:r>
+      <w:r>
+        <w:t xml:space="preserve"> </w:t>
+      </w:r>
+      <w:r>
+        <w:t xml:space="preserve">when the clock is full. A working interrupted with energy gathered may go wrong.</w:t>
+      </w:r>
+    </w:p>
+    <w:tbl>
+      <w:tblPr>
+        <w:tblStyle w:val="Table"/>
+        <w:tblW w:type="auto" w:w="0"/>
+        <w:tblLook w:firstRow="1" w:lastRow="0" w:firstColumn="0" w:lastColumn="0" w:noHBand="0" w:noVBand="0" w:val="0020"/>
+        <w:jc w:val="start"/>
+        <w:tblBorders>
+          <w:top w:val="single" w:sz="4" w:color="B8C2D3"/>
+          <w:left w:val="single" w:sz="4" w:color="B8C2D3"/>
+          <w:bottom w:val="single" w:sz="4" w:color="B8C2D3"/>
+          <w:right w:val="single" w:sz="4" w:color="B8C2D3"/>
+          <w:insideH w:val="single" w:sz="4" w:color="B8C2D3"/>
+          <w:insideV w:val="single" w:sz="4" w:color="B8C2D3"/>
+        </w:tblBorders>
+      </w:tblPr>
+      <w:tblGrid>
+        <w:gridCol w:w="2640"/>
+        <w:gridCol w:w="2640"/>
+        <w:gridCol w:w="2640"/>
+      </w:tblGrid>
+      <w:tr>
+        <w:trPr>
+          <w:tblHeader w:val="true"/>
+        </w:trPr>
+        <w:tc>
+          <w:tcPr>
+            <w:shd w:val="clear" w:fill="E9EEF6"/>
+          </w:tcPr>
+          <w:p>
+            <w:pPr>
+              <w:pStyle w:val="Compact"/>
+              <w:jc w:val="left"/>
+            </w:pPr>
+            <w:r>
+              <w:rPr>
+                <w:b/>
+                <w:sz w:val="19"/>
+              </w:rPr>
+              <w:t xml:space="preserve">Weight</w:t>
+            </w:r>
+          </w:p>
+        </w:tc>
+        <w:tc>
+          <w:tcPr>
+            <w:shd w:val="clear" w:fill="E9EEF6"/>
+          </w:tcPr>
+          <w:p>
+            <w:pPr>
+              <w:pStyle w:val="Compact"/>
+              <w:jc w:val="left"/>
+            </w:pPr>
+            <w:r>
+              <w:rPr>
+                <w:b/>
+                <w:sz w:val="19"/>
+              </w:rPr>
+              <w:t xml:space="preserve">Segments</w:t>
+            </w:r>
+          </w:p>
+        </w:tc>
+        <w:tc>
+          <w:tcPr>
+            <w:shd w:val="clear" w:fill="E9EEF6"/>
+          </w:tcPr>
+          <w:p>
+            <w:pPr>
+              <w:pStyle w:val="Compact"/>
+              <w:jc w:val="left"/>
+            </w:pPr>
+            <w:r>
+              <w:rPr>
+                <w:b/>
+                <w:sz w:val="19"/>
+              </w:rPr>
+              <w:t xml:space="preserve">Scale</w:t>
+            </w:r>
+          </w:p>
+        </w:tc>
+      </w:tr>
+      <w:tr>
+        <w:tc>
+          <w:tcPr/>
+          <w:p>
+            <w:pPr>
+              <w:pStyle w:val="Compact"/>
+              <w:jc w:val="left"/>
+            </w:pPr>
+            <w:r>
+              <w:rPr>
+                <w:b/>
+                <w:sz w:val="19"/>
+              </w:rPr>
+              <w:t xml:space="preserve">Minor</w:t>
+            </w:r>
+          </w:p>
+        </w:tc>
+        <w:tc>
+          <w:tcPr/>
+          <w:p>
+            <w:pPr>
+              <w:pStyle w:val="Compact"/>
+              <w:jc w:val="left"/>
+            </w:pPr>
+            <w:r>
+              <w:rPr>
+                <w:sz w:val="19"/>
+              </w:rPr>
+              <w:t xml:space="preserve">2</w:t>
+            </w:r>
+          </w:p>
+        </w:tc>
+        <w:tc>
+          <w:tcPr/>
+          <w:p>
+            <w:pPr>
+              <w:pStyle w:val="Compact"/>
+              <w:jc w:val="left"/>
+            </w:pPr>
+            <w:r>
+              <w:rPr>
+                <w:sz w:val="19"/>
+              </w:rPr>
+              <w:t xml:space="preserve">One person, one night, one small thing</w:t>
+            </w:r>
+          </w:p>
+        </w:tc>
+      </w:tr>
+      <w:tr>
+        <w:tc>
+          <w:tcPr/>
+          <w:p>
+            <w:pPr>
+              <w:pStyle w:val="Compact"/>
+              <w:jc w:val="left"/>
+            </w:pPr>
+            <w:r>
+              <w:rPr>
+                <w:b/>
+                <w:sz w:val="19"/>
+              </w:rPr>
+              <w:t xml:space="preserve">Significant</w:t>
+            </w:r>
+          </w:p>
+        </w:tc>
+        <w:tc>
+          <w:tcPr/>
+          <w:p>
+            <w:pPr>
+              <w:pStyle w:val="Compact"/>
+              <w:jc w:val="left"/>
+            </w:pPr>
+            <w:r>
+              <w:rPr>
+                <w:sz w:val="19"/>
+              </w:rPr>
+              <w:t xml:space="preserve">4</w:t>
+            </w:r>
+          </w:p>
+        </w:tc>
+        <w:tc>
+          <w:tcPr/>
+          <w:p>
+            <w:pPr>
+              <w:pStyle w:val="Compact"/>
+              <w:jc w:val="left"/>
+            </w:pPr>
+            <w:r>
+              <w:rPr>
+                <w:sz w:val="19"/>
+              </w:rPr>
+              <w:t xml:space="preserve">A household, a building, a question answered</w:t>
+            </w:r>
+          </w:p>
+        </w:tc>
+      </w:tr>
+      <w:tr>
+        <w:tc>
+          <w:tcPr/>
+          <w:p>
+            <w:pPr>
+              <w:pStyle w:val="Compact"/>
+              <w:jc w:val="left"/>
+            </w:pPr>
+            <w:r>
+              <w:rPr>
+                <w:b/>
+                <w:sz w:val="19"/>
+              </w:rPr>
+              <w:t xml:space="preserve">Major</w:t>
+            </w:r>
+          </w:p>
+        </w:tc>
+        <w:tc>
+          <w:tcPr/>
+          <w:p>
+            <w:pPr>
+              <w:pStyle w:val="Compact"/>
+              <w:jc w:val="left"/>
+            </w:pPr>
+            <w:r>
+              <w:rPr>
+                <w:sz w:val="19"/>
+              </w:rPr>
+              <w:t xml:space="preserve">6</w:t>
+            </w:r>
+          </w:p>
+        </w:tc>
+        <w:tc>
+          <w:tcPr/>
+          <w:p>
+            <w:pPr>
+              <w:pStyle w:val="Compact"/>
+              <w:jc w:val="left"/>
+            </w:pPr>
+            <w:r>
+              <w:rPr>
+                <w:sz w:val="19"/>
+              </w:rPr>
+              <w:t xml:space="preserve">A bloodline, a town, a demon bound</w:t>
+            </w:r>
+          </w:p>
+        </w:tc>
+      </w:tr>
+    </w:tbl>
+    <w:p>
+      <w:pPr>
+        <w:pStyle w:val="BodyText"/>
+      </w:pPr>
+      <w:r>
+        <w:rPr>
+          <w:bCs/>
+          <w:b/>
+        </w:rPr>
+        <w:t xml:space="preserve">Trappings.</w:t>
+      </w:r>
+      <w:r>
+        <w:t xml:space="preserve"> </w:t>
+      </w:r>
+      <w:r>
+        <w:t xml:space="preserve">The right materials, hour or place remove one segment.</w:t>
+      </w:r>
+    </w:p>
+    <w:bookmarkEnd w:id="63"/>
+    <w:bookmarkStart w:id="64" w:name="charms"/>
+    <w:p>
+      <w:pPr>
+        <w:pStyle w:val="Heading2"/>
+      </w:pPr>
+      <w:r>
+        <w:t xml:space="preserve">Charms</w:t>
       </w:r>
     </w:p>
     <w:p>
@@ -4168,46 +4083,30 @@
         <w:pStyle w:val="FirstParagraph"/>
       </w:pPr>
       <w:r>
-        <w:t xml:space="preserve">Give adjustments from</w:t>
-      </w:r>
-      <w:r>
-        <w:t xml:space="preserve"> </w:t>
-      </w:r>
-      <w:r>
-        <w:rPr>
-          <w:bCs/>
-          <w:b/>
-        </w:rPr>
-        <w:t xml:space="preserve">−2 to +2</w:t>
-      </w:r>
-      <w:r>
-        <w:t xml:space="preserve"> </w:t>
-      </w:r>
-      <w:r>
-        <w:t xml:space="preserve">per attribute that</w:t>
-      </w:r>
-      <w:r>
-        <w:t xml:space="preserve"> </w:t>
-      </w:r>
-      <w:r>
-        <w:rPr>
-          <w:bCs/>
-          <w:b/>
-        </w:rPr>
-        <w:t xml:space="preserve">total zero</w:t>
-      </w:r>
-      <w:r>
-        <w:t xml:space="preserve">: a +2 needs a −2 or two −1s. The adjustments move the attribute’s base (+1 starts it at 11) and raise its starting maximum (13 plus the bonus). Most origins change two to four attributes.</w:t>
-      </w:r>
-    </w:p>
-    <w:bookmarkEnd w:id="75"/>
-    <w:bookmarkStart w:id="76" w:name="core-rules-tier-1-and-up"/>
-    <w:p>
-      <w:pPr>
-        <w:pStyle w:val="Heading3"/>
-      </w:pPr>
-      <w:r>
-        <w:t xml:space="preserve">4. Core rules (tier 1 and up)</w:t>
+        <w:t xml:space="preserve">Work a working in advance and store it in an object; break it (one action, no roll) to release it. Carry as many ready charms as your magic skill training allows:</w:t>
+      </w:r>
+      <w:r>
+        <w:t xml:space="preserve"> </w:t>
+      </w:r>
+      <w:r>
+        <w:rPr>
+          <w:bCs/>
+          <w:b/>
+        </w:rPr>
+        <w:t xml:space="preserve">Trained 2, Specialty 3, Expert 4</w:t>
+      </w:r>
+      <w:r>
+        <w:t xml:space="preserve">. Preparation is how slow magic wins a fast fight.</w:t>
+      </w:r>
+    </w:p>
+    <w:bookmarkEnd w:id="64"/>
+    <w:bookmarkStart w:id="65" w:name="magic-advancement"/>
+    <w:p>
+      <w:pPr>
+        <w:pStyle w:val="Heading2"/>
+      </w:pPr>
+      <w:r>
+        <w:t xml:space="preserve">Magic advancement</w:t>
       </w:r>
     </w:p>
     <w:p>
@@ -4215,17 +4114,408 @@
         <w:pStyle w:val="FirstParagraph"/>
       </w:pPr>
       <w:r>
-        <w:t xml:space="preserve">One to three short rules that always apply: what they can do (see in the dark, resist cold, a free Trained skill) and what it costs (a weakness, a people’s distrust, a hazard they can’t abide). A strength with no drawback is worth more than it looks, so price it a tier higher.</w:t>
-      </w:r>
-    </w:p>
-    <w:bookmarkEnd w:id="76"/>
-    <w:bookmarkStart w:id="77" w:name="origin-advantages"/>
-    <w:p>
-      <w:pPr>
-        <w:pStyle w:val="Heading3"/>
-      </w:pPr>
-      <w:r>
-        <w:t xml:space="preserve">5. Origin advantages</w:t>
+        <w:t xml:space="preserve">After a significant mission, a magical character can take one of these</w:t>
+      </w:r>
+      <w:r>
+        <w:t xml:space="preserve"> </w:t>
+      </w:r>
+      <w:r>
+        <w:rPr>
+          <w:bCs/>
+          <w:b/>
+        </w:rPr>
+        <w:t xml:space="preserve">instead of a skill step</w:t>
+      </w:r>
+      <w:r>
+        <w:t xml:space="preserve">, with the GM’s approval and a reason from the story. Each setting says which it uses.</w:t>
+      </w:r>
+    </w:p>
+    <w:tbl>
+      <w:tblPr>
+        <w:tblStyle w:val="Table"/>
+        <w:tblW w:type="pct" w:w="5000"/>
+        <w:tblLook w:firstRow="1" w:lastRow="0" w:firstColumn="0" w:lastColumn="0" w:noHBand="0" w:noVBand="0" w:val="0020"/>
+        <w:jc w:val="start"/>
+        <w:tblBorders>
+          <w:top w:val="single" w:sz="4" w:color="B8C2D3"/>
+          <w:left w:val="single" w:sz="4" w:color="B8C2D3"/>
+          <w:bottom w:val="single" w:sz="4" w:color="B8C2D3"/>
+          <w:right w:val="single" w:sz="4" w:color="B8C2D3"/>
+          <w:insideH w:val="single" w:sz="4" w:color="B8C2D3"/>
+          <w:insideV w:val="single" w:sz="4" w:color="B8C2D3"/>
+        </w:tblBorders>
+      </w:tblPr>
+      <w:tblGrid>
+        <w:gridCol w:w="2640"/>
+        <w:gridCol w:w="2640"/>
+        <w:gridCol w:w="2640"/>
+      </w:tblGrid>
+      <w:tr>
+        <w:trPr>
+          <w:tblHeader w:val="true"/>
+        </w:trPr>
+        <w:tc>
+          <w:tcPr>
+            <w:shd w:val="clear" w:fill="E9EEF6"/>
+          </w:tcPr>
+          <w:p>
+            <w:pPr>
+              <w:pStyle w:val="Compact"/>
+              <w:jc w:val="left"/>
+            </w:pPr>
+            <w:r>
+              <w:rPr>
+                <w:b/>
+                <w:sz w:val="19"/>
+              </w:rPr>
+              <w:t xml:space="preserve">Option</w:t>
+            </w:r>
+          </w:p>
+        </w:tc>
+        <w:tc>
+          <w:tcPr>
+            <w:shd w:val="clear" w:fill="E9EEF6"/>
+          </w:tcPr>
+          <w:p>
+            <w:pPr>
+              <w:pStyle w:val="Compact"/>
+              <w:jc w:val="left"/>
+            </w:pPr>
+            <w:r>
+              <w:rPr>
+                <w:b/>
+                <w:sz w:val="19"/>
+              </w:rPr>
+              <w:t xml:space="preserve">Effect</w:t>
+            </w:r>
+          </w:p>
+        </w:tc>
+        <w:tc>
+          <w:tcPr>
+            <w:shd w:val="clear" w:fill="E9EEF6"/>
+          </w:tcPr>
+          <w:p>
+            <w:pPr>
+              <w:pStyle w:val="Compact"/>
+              <w:jc w:val="left"/>
+            </w:pPr>
+            <w:r>
+              <w:rPr>
+                <w:b/>
+                <w:sz w:val="19"/>
+              </w:rPr>
+              <w:t xml:space="preserve">Limit</w:t>
+            </w:r>
+          </w:p>
+        </w:tc>
+      </w:tr>
+      <w:tr>
+        <w:tc>
+          <w:tcPr/>
+          <w:p>
+            <w:pPr>
+              <w:pStyle w:val="Compact"/>
+              <w:jc w:val="left"/>
+            </w:pPr>
+            <w:r>
+              <w:rPr>
+                <w:b/>
+                <w:sz w:val="19"/>
+              </w:rPr>
+              <w:t xml:space="preserve">New burst</w:t>
+            </w:r>
+          </w:p>
+        </w:tc>
+        <w:tc>
+          <w:tcPr/>
+          <w:p>
+            <w:pPr>
+              <w:pStyle w:val="Compact"/>
+              <w:jc w:val="left"/>
+            </w:pPr>
+            <w:r>
+              <w:rPr>
+                <w:sz w:val="19"/>
+              </w:rPr>
+              <w:t xml:space="preserve">Learn one burst beyond your limit</w:t>
+            </w:r>
+          </w:p>
+        </w:tc>
+        <w:tc>
+          <w:tcPr/>
+          <w:p>
+            <w:pPr>
+              <w:pStyle w:val="Compact"/>
+              <w:jc w:val="left"/>
+            </w:pPr>
+            <w:r>
+              <w:rPr>
+                <w:sz w:val="19"/>
+              </w:rPr>
+              <w:t xml:space="preserve">Up to 2 extra</w:t>
+            </w:r>
+          </w:p>
+        </w:tc>
+      </w:tr>
+      <w:tr>
+        <w:tc>
+          <w:tcPr/>
+          <w:p>
+            <w:pPr>
+              <w:pStyle w:val="Compact"/>
+              <w:jc w:val="left"/>
+            </w:pPr>
+            <w:r>
+              <w:rPr>
+                <w:b/>
+                <w:sz w:val="19"/>
+              </w:rPr>
+              <w:t xml:space="preserve">Deeper step</w:t>
+            </w:r>
+          </w:p>
+        </w:tc>
+        <w:tc>
+          <w:tcPr/>
+          <w:p>
+            <w:pPr>
+              <w:pStyle w:val="Compact"/>
+              <w:jc w:val="left"/>
+            </w:pPr>
+            <w:r>
+              <w:rPr>
+                <w:sz w:val="19"/>
+              </w:rPr>
+              <w:t xml:space="preserve">One burst you know works one step deeper: one more Boost</w:t>
+            </w:r>
+          </w:p>
+        </w:tc>
+        <w:tc>
+          <w:tcPr/>
+          <w:p>
+            <w:pPr>
+              <w:pStyle w:val="Compact"/>
+              <w:jc w:val="left"/>
+            </w:pPr>
+            <w:r>
+              <w:rPr>
+                <w:sz w:val="19"/>
+              </w:rPr>
+              <w:t xml:space="preserve">Each burst once</w:t>
+            </w:r>
+          </w:p>
+        </w:tc>
+      </w:tr>
+      <w:tr>
+        <w:tc>
+          <w:tcPr/>
+          <w:p>
+            <w:pPr>
+              <w:pStyle w:val="Compact"/>
+              <w:jc w:val="left"/>
+            </w:pPr>
+            <w:r>
+              <w:rPr>
+                <w:b/>
+                <w:sz w:val="19"/>
+              </w:rPr>
+              <w:t xml:space="preserve">Another charm</w:t>
+            </w:r>
+          </w:p>
+        </w:tc>
+        <w:tc>
+          <w:tcPr/>
+          <w:p>
+            <w:pPr>
+              <w:pStyle w:val="Compact"/>
+              <w:jc w:val="left"/>
+            </w:pPr>
+            <w:r>
+              <w:rPr>
+                <w:sz w:val="19"/>
+              </w:rPr>
+              <w:t xml:space="preserve">Carry one more ready charm</w:t>
+            </w:r>
+          </w:p>
+        </w:tc>
+        <w:tc>
+          <w:tcPr/>
+          <w:p>
+            <w:pPr>
+              <w:pStyle w:val="Compact"/>
+              <w:jc w:val="left"/>
+            </w:pPr>
+            <w:r>
+              <w:rPr>
+                <w:sz w:val="19"/>
+              </w:rPr>
+              <w:t xml:space="preserve">Up to 2 extra</w:t>
+            </w:r>
+          </w:p>
+        </w:tc>
+      </w:tr>
+      <w:tr>
+        <w:tc>
+          <w:tcPr/>
+          <w:p>
+            <w:pPr>
+              <w:pStyle w:val="Compact"/>
+              <w:jc w:val="left"/>
+            </w:pPr>
+            <w:r>
+              <w:rPr>
+                <w:b/>
+                <w:sz w:val="19"/>
+              </w:rPr>
+              <w:t xml:space="preserve">By heart</w:t>
+            </w:r>
+          </w:p>
+        </w:tc>
+        <w:tc>
+          <w:tcPr/>
+          <w:p>
+            <w:pPr>
+              <w:pStyle w:val="Compact"/>
+              <w:jc w:val="left"/>
+            </w:pPr>
+            <w:r>
+              <w:rPr>
+                <w:sz w:val="19"/>
+              </w:rPr>
+              <w:t xml:space="preserve">One kind of working takes one fewer segment (minimum 1)</w:t>
+            </w:r>
+          </w:p>
+        </w:tc>
+        <w:tc>
+          <w:tcPr/>
+          <w:p>
+            <w:pPr>
+              <w:pStyle w:val="Compact"/>
+              <w:jc w:val="left"/>
+            </w:pPr>
+            <w:r>
+              <w:rPr>
+                <w:sz w:val="19"/>
+              </w:rPr>
+              <w:t xml:space="preserve">Each kind once</w:t>
+            </w:r>
+          </w:p>
+        </w:tc>
+      </w:tr>
+      <w:tr>
+        <w:tc>
+          <w:tcPr/>
+          <w:p>
+            <w:pPr>
+              <w:pStyle w:val="Compact"/>
+              <w:jc w:val="left"/>
+            </w:pPr>
+            <w:r>
+              <w:rPr>
+                <w:b/>
+                <w:sz w:val="19"/>
+              </w:rPr>
+              <w:t xml:space="preserve">Quicker hand</w:t>
+            </w:r>
+          </w:p>
+        </w:tc>
+        <w:tc>
+          <w:tcPr/>
+          <w:p>
+            <w:pPr>
+              <w:pStyle w:val="Compact"/>
+              <w:jc w:val="left"/>
+            </w:pPr>
+            <w:r>
+              <w:rPr>
+                <w:sz w:val="19"/>
+              </w:rPr>
+              <w:t xml:space="preserve">One working you know goes one pace faster: an hour becomes ten minutes, ten minutes one action</w:t>
+            </w:r>
+          </w:p>
+        </w:tc>
+        <w:tc>
+          <w:tcPr/>
+          <w:p>
+            <w:pPr>
+              <w:pStyle w:val="Compact"/>
+              <w:jc w:val="left"/>
+            </w:pPr>
+            <w:r>
+              <w:rPr>
+                <w:sz w:val="19"/>
+              </w:rPr>
+              <w:t xml:space="preserve">Each working once</w:t>
+            </w:r>
+          </w:p>
+        </w:tc>
+      </w:tr>
+      <w:tr>
+        <w:tc>
+          <w:tcPr/>
+          <w:p>
+            <w:pPr>
+              <w:pStyle w:val="Compact"/>
+              <w:jc w:val="left"/>
+            </w:pPr>
+            <w:r>
+              <w:rPr>
+                <w:b/>
+                <w:sz w:val="19"/>
+              </w:rPr>
+              <w:t xml:space="preserve">Mastery</w:t>
+            </w:r>
+          </w:p>
+        </w:tc>
+        <w:tc>
+          <w:tcPr/>
+          <w:p>
+            <w:pPr>
+              <w:pStyle w:val="Compact"/>
+              <w:jc w:val="left"/>
+            </w:pPr>
+            <w:r>
+              <w:rPr>
+                <w:sz w:val="19"/>
+              </w:rPr>
+              <w:t xml:space="preserve">Your magic skill becomes Expert (+5)</w:t>
+            </w:r>
+          </w:p>
+        </w:tc>
+        <w:tc>
+          <w:tcPr/>
+          <w:p>
+            <w:pPr>
+              <w:pStyle w:val="Compact"/>
+              <w:jc w:val="left"/>
+            </w:pPr>
+            <w:r>
+              <w:rPr>
+                <w:sz w:val="19"/>
+              </w:rPr>
+              <w:t xml:space="preserve">Once, at the end of a long campaign</w:t>
+            </w:r>
+          </w:p>
+        </w:tc>
+      </w:tr>
+    </w:tbl>
+    <w:bookmarkEnd w:id="65"/>
+    <w:bookmarkEnd w:id="66"/>
+    <w:bookmarkStart w:id="70" w:name="legend-points-and-tracks"/>
+    <w:p>
+      <w:pPr>
+        <w:pStyle w:val="Heading1"/>
+      </w:pPr>
+      <w:r>
+        <w:t xml:space="preserve">Legend points and tracks</w:t>
+      </w:r>
+    </w:p>
+    <w:bookmarkStart w:id="67" w:name="using-legend-points"/>
+    <w:p>
+      <w:pPr>
+        <w:pStyle w:val="Heading2"/>
+      </w:pPr>
+      <w:r>
+        <w:t xml:space="preserve">Using Legend points</w:t>
       </w:r>
     </w:p>
     <w:p>
@@ -4233,89 +4523,517 @@
         <w:pStyle w:val="FirstParagraph"/>
       </w:pPr>
       <w:r>
-        <w:t xml:space="preserve">Write one to three. Each works like a general advantage:</w:t>
-      </w:r>
-      <w:r>
-        <w:t xml:space="preserve"> </w:t>
-      </w:r>
-      <w:r>
-        <w:rPr>
-          <w:bCs/>
-          <w:b/>
-        </w:rPr>
-        <w:t xml:space="preserve">+2 to one skill in a narrow situation</w:t>
-      </w:r>
-      <w:r>
-        <w:t xml:space="preserve">, or a small, limited permission (</w:t>
-      </w:r>
-      <w:r>
-        <w:t xml:space="preserve">“</w:t>
-      </w:r>
-      <w:r>
-        <w:t xml:space="preserve">once per scene…</w:t>
-      </w:r>
-      <w:r>
-        <w:t xml:space="preserve">”</w:t>
-      </w:r>
-      <w:r>
-        <w:t xml:space="preserve">). Each comes with a</w:t>
-      </w:r>
-      <w:r>
-        <w:t xml:space="preserve"> </w:t>
-      </w:r>
-      <w:r>
-        <w:rPr>
-          <w:bCs/>
-          <w:b/>
-        </w:rPr>
-        <w:t xml:space="preserve">companion complication</w:t>
-      </w:r>
-      <w:r>
-        <w:t xml:space="preserve">: a problem the trait causes, with a clear trigger and a real consequence, which earns a Legend point when it bites, like any complication. A character takes one advantage, general or origin, so make them distinct choices.</w:t>
-      </w:r>
-    </w:p>
-    <w:bookmarkEnd w:id="77"/>
-    <w:bookmarkStart w:id="78" w:name="an-alternate-form-optional-tier-2-or-3"/>
-    <w:p>
-      <w:pPr>
-        <w:pStyle w:val="Heading3"/>
-      </w:pPr>
-      <w:r>
-        <w:t xml:space="preserve">6. An alternate form (optional, tier 2 or 3)</w:t>
+        <w:t xml:space="preserve">Begin each session with two Legend points (three with Extra Legend); unused points do not carry over. Spend no more than one point on a single roll or injury event.</w:t>
+      </w:r>
+    </w:p>
+    <w:tbl>
+      <w:tblPr>
+        <w:tblStyle w:val="Table"/>
+        <w:tblW w:type="pct" w:w="5000"/>
+        <w:tblLook w:firstRow="1" w:lastRow="0" w:firstColumn="0" w:lastColumn="0" w:noHBand="0" w:noVBand="0" w:val="0020"/>
+        <w:jc w:val="start"/>
+        <w:tblBorders>
+          <w:top w:val="single" w:sz="4" w:color="B8C2D3"/>
+          <w:left w:val="single" w:sz="4" w:color="B8C2D3"/>
+          <w:bottom w:val="single" w:sz="4" w:color="B8C2D3"/>
+          <w:right w:val="single" w:sz="4" w:color="B8C2D3"/>
+          <w:insideH w:val="single" w:sz="4" w:color="B8C2D3"/>
+          <w:insideV w:val="single" w:sz="4" w:color="B8C2D3"/>
+        </w:tblBorders>
+      </w:tblPr>
+      <w:tblGrid>
+        <w:gridCol w:w="3960"/>
+        <w:gridCol w:w="3960"/>
+      </w:tblGrid>
+      <w:tr>
+        <w:trPr>
+          <w:tblHeader w:val="true"/>
+        </w:trPr>
+        <w:tc>
+          <w:tcPr>
+            <w:shd w:val="clear" w:fill="E9EEF6"/>
+          </w:tcPr>
+          <w:p>
+            <w:pPr>
+              <w:pStyle w:val="Compact"/>
+              <w:jc w:val="left"/>
+            </w:pPr>
+            <w:r>
+              <w:rPr>
+                <w:b/>
+                <w:sz w:val="19"/>
+              </w:rPr>
+              <w:t xml:space="preserve">Spend one point to</w:t>
+            </w:r>
+          </w:p>
+        </w:tc>
+        <w:tc>
+          <w:tcPr>
+            <w:shd w:val="clear" w:fill="E9EEF6"/>
+          </w:tcPr>
+          <w:p>
+            <w:pPr>
+              <w:pStyle w:val="Compact"/>
+              <w:jc w:val="left"/>
+            </w:pPr>
+            <w:r>
+              <w:rPr>
+                <w:b/>
+                <w:sz w:val="19"/>
+              </w:rPr>
+              <w:t xml:space="preserve">Timing and limits</w:t>
+            </w:r>
+          </w:p>
+        </w:tc>
+      </w:tr>
+      <w:tr>
+        <w:tc>
+          <w:tcPr/>
+          <w:p>
+            <w:pPr>
+              <w:pStyle w:val="Compact"/>
+              <w:jc w:val="left"/>
+            </w:pPr>
+            <w:r>
+              <w:rPr>
+                <w:b/>
+                <w:sz w:val="19"/>
+              </w:rPr>
+              <w:t xml:space="preserve">Reroll your own roll</w:t>
+            </w:r>
+          </w:p>
+        </w:tc>
+        <w:tc>
+          <w:tcPr/>
+          <w:p>
+            <w:pPr>
+              <w:pStyle w:val="Compact"/>
+              <w:jc w:val="left"/>
+            </w:pPr>
+            <w:r>
+              <w:rPr>
+                <w:sz w:val="19"/>
+              </w:rPr>
+              <w:t xml:space="preserve">Declare after seeing the result but before its consequences. Keep the second result, even if worse.</w:t>
+            </w:r>
+          </w:p>
+        </w:tc>
+      </w:tr>
+      <w:tr>
+        <w:tc>
+          <w:tcPr/>
+          <w:p>
+            <w:pPr>
+              <w:pStyle w:val="Compact"/>
+              <w:jc w:val="left"/>
+            </w:pPr>
+            <w:r>
+              <w:rPr>
+                <w:b/>
+                <w:sz w:val="19"/>
+              </w:rPr>
+              <w:t xml:space="preserve">Reduce an injury by one box</w:t>
+            </w:r>
+          </w:p>
+        </w:tc>
+        <w:tc>
+          <w:tcPr/>
+          <w:p>
+            <w:pPr>
+              <w:pStyle w:val="Compact"/>
+              <w:jc w:val="left"/>
+            </w:pPr>
+            <w:r>
+              <w:rPr>
+                <w:sz w:val="19"/>
+              </w:rPr>
+              <w:t xml:space="preserve">Declare when a hit would mark boxes, before applying them. Does not prevent certain death.</w:t>
+            </w:r>
+          </w:p>
+        </w:tc>
+      </w:tr>
+      <w:tr>
+        <w:tc>
+          <w:tcPr/>
+          <w:p>
+            <w:pPr>
+              <w:pStyle w:val="Compact"/>
+              <w:jc w:val="left"/>
+            </w:pPr>
+            <w:r>
+              <w:rPr>
+                <w:b/>
+                <w:sz w:val="19"/>
+              </w:rPr>
+              <w:t xml:space="preserve">Establish a small preparation</w:t>
+            </w:r>
+          </w:p>
+        </w:tc>
+        <w:tc>
+          <w:tcPr/>
+          <w:p>
+            <w:pPr>
+              <w:pStyle w:val="Compact"/>
+              <w:jc w:val="left"/>
+            </w:pPr>
+            <w:r>
+              <w:rPr>
+                <w:sz w:val="19"/>
+              </w:rPr>
+              <w:t xml:space="preserve">Propose a plausible detail, such as having packed something useful. GM approval is required.</w:t>
+            </w:r>
+          </w:p>
+        </w:tc>
+      </w:tr>
+    </w:tbl>
+    <w:p>
+      <w:pPr>
+        <w:pStyle w:val="BodyText"/>
+      </w:pPr>
+      <w:r>
+        <w:t xml:space="preserve">Gain one point when one of your complications creates a meaningful problem you accept, including a companion complication. You can decline the proposed complication without penalty.</w:t>
+      </w:r>
+    </w:p>
+    <w:bookmarkEnd w:id="67"/>
+    <w:bookmarkStart w:id="68" w:name="tracks"/>
+    <w:p>
+      <w:pPr>
+        <w:pStyle w:val="Heading2"/>
+      </w:pPr>
+      <w:r>
+        <w:t xml:space="preserve">Tracks</w:t>
       </w:r>
     </w:p>
     <w:p>
       <w:pPr>
         <w:pStyle w:val="FirstParagraph"/>
       </w:pPr>
-      <w:r>
-        <w:t xml:space="preserve">If the origin changes shape, give the form attribute bonuses (usually +2 to one attribute and +1 to another), two or three traits, and its drawbacks. The shared rules for forms in</w:t>
-      </w:r>
-      <w:r>
-        <w:t xml:space="preserve"> </w:t>
-      </w:r>
       <w:r>
         <w:rPr>
           <w:iCs/>
           <w:i/>
         </w:rPr>
+        <w:t xml:space="preserve">Your setting pack supplies this (tracks).</w:t>
+      </w:r>
+    </w:p>
+    <w:bookmarkEnd w:id="68"/>
+    <w:bookmarkStart w:id="69" w:name="advancement"/>
+    <w:p>
+      <w:pPr>
+        <w:pStyle w:val="Heading2"/>
+      </w:pPr>
+      <w:r>
+        <w:t xml:space="preserve">Advancement</w:t>
+      </w:r>
+    </w:p>
+    <w:p>
+      <w:pPr>
+        <w:pStyle w:val="FirstParagraph"/>
+      </w:pPr>
+      <w:r>
+        <w:t xml:space="preserve">After a significant mission, the GM may authorize one relevant skill to advance from Untrained to Trained or from Trained to Specialty, or allow revision of an advantage or complication. Only a Specialist’s starting skill is Expert; a skill raised later tops out at Specialty (+3) unless they broaden (see Step 3).</w:t>
+      </w:r>
+    </w:p>
+    <w:bookmarkEnd w:id="69"/>
+    <w:bookmarkEnd w:id="70"/>
+    <w:bookmarkStart w:id="73" w:name="running-missions"/>
+    <w:p>
+      <w:pPr>
+        <w:pStyle w:val="Heading1"/>
+      </w:pPr>
+      <w:r>
+        <w:t xml:space="preserve">Running missions</w:t>
+      </w:r>
+    </w:p>
+    <w:bookmarkStart w:id="71" w:name="mission-seeds"/>
+    <w:p>
+      <w:pPr>
+        <w:pStyle w:val="Heading2"/>
+      </w:pPr>
+      <w:r>
+        <w:t xml:space="preserve">Mission seeds</w:t>
+      </w:r>
+    </w:p>
+    <w:p>
+      <w:pPr>
+        <w:pStyle w:val="FirstParagraph"/>
+      </w:pPr>
+      <w:r>
+        <w:t xml:space="preserve">Roll 3d6 on each table and read the total, or pick what you like. Middle results come up most often; the strangest sit at 3, 4, 17 and 18. The GM view in the creator rolls these for you and can start the clock.</w:t>
+      </w:r>
+    </w:p>
+    <w:p>
+      <w:pPr>
+        <w:pStyle w:val="BodyText"/>
+      </w:pPr>
+      <w:r>
+        <w:rPr>
+          <w:iCs/>
+          <w:i/>
+        </w:rPr>
+        <w:t xml:space="preserve">Your setting pack supplies this (seeds).</w:t>
+      </w:r>
+    </w:p>
+    <w:bookmarkEnd w:id="71"/>
+    <w:bookmarkStart w:id="72" w:name="the-journal"/>
+    <w:p>
+      <w:pPr>
+        <w:pStyle w:val="Heading2"/>
+      </w:pPr>
+      <w:r>
+        <w:t xml:space="preserve">The journal</w:t>
+      </w:r>
+    </w:p>
+    <w:p>
+      <w:pPr>
+        <w:pStyle w:val="FirstParagraph"/>
+      </w:pPr>
+      <w:r>
+        <w:t xml:space="preserve">End each mission with a short entry, written together:</w:t>
+      </w:r>
+    </w:p>
+    <w:p>
+      <w:pPr>
+        <w:numPr>
+          <w:ilvl w:val="0"/>
+          <w:numId w:val="1007"/>
+        </w:numPr>
+        <w:pStyle w:val="Compact"/>
+      </w:pPr>
+      <w:r>
+        <w:rPr>
+          <w:bCs/>
+          <w:b/>
+        </w:rPr>
+        <w:t xml:space="preserve">The mission.</w:t>
+      </w:r>
+      <w:r>
+        <w:t xml:space="preserve"> </w:t>
+      </w:r>
+      <w:r>
+        <w:t xml:space="preserve">What happened, and did we succeed: fully, partly, or not at all?</w:t>
+      </w:r>
+    </w:p>
+    <w:p>
+      <w:pPr>
+        <w:numPr>
+          <w:ilvl w:val="0"/>
+          <w:numId w:val="1007"/>
+        </w:numPr>
+        <w:pStyle w:val="Compact"/>
+      </w:pPr>
+      <w:r>
+        <w:rPr>
+          <w:bCs/>
+          <w:b/>
+        </w:rPr>
+        <w:t xml:space="preserve">Who stood out?</w:t>
+      </w:r>
+      <w:r>
+        <w:t xml:space="preserve"> </w:t>
+      </w:r>
+      <w:r>
+        <w:t xml:space="preserve">A moment worth remembering.</w:t>
+      </w:r>
+    </w:p>
+    <w:p>
+      <w:pPr>
+        <w:numPr>
+          <w:ilvl w:val="0"/>
+          <w:numId w:val="1007"/>
+        </w:numPr>
+        <w:pStyle w:val="Compact"/>
+      </w:pPr>
+      <w:r>
+        <w:rPr>
+          <w:bCs/>
+          <w:b/>
+        </w:rPr>
+        <w:t xml:space="preserve">Complications.</w:t>
+      </w:r>
+      <w:r>
+        <w:t xml:space="preserve"> </w:t>
+      </w:r>
+      <w:r>
+        <w:t xml:space="preserve">Which ones came into play, and what did they cost?</w:t>
+      </w:r>
+    </w:p>
+    <w:p>
+      <w:pPr>
+        <w:numPr>
+          <w:ilvl w:val="0"/>
+          <w:numId w:val="1007"/>
+        </w:numPr>
+        <w:pStyle w:val="Compact"/>
+      </w:pPr>
+      <w:r>
+        <w:rPr>
+          <w:bCs/>
+          <w:b/>
+        </w:rPr>
+        <w:t xml:space="preserve">What changed?</w:t>
+      </w:r>
+      <w:r>
+        <w:t xml:space="preserve"> </w:t>
+      </w:r>
+      <w:r>
+        <w:t xml:space="preserve">New allies or enemies, damage, open threads for next time.</w:t>
+      </w:r>
+    </w:p>
+    <w:p>
+      <w:pPr>
+        <w:numPr>
+          <w:ilvl w:val="0"/>
+          <w:numId w:val="1007"/>
+        </w:numPr>
+        <w:pStyle w:val="Compact"/>
+      </w:pPr>
+      <w:r>
+        <w:rPr>
+          <w:bCs/>
+          <w:b/>
+        </w:rPr>
+        <w:t xml:space="preserve">Advancement.</w:t>
+      </w:r>
+      <w:r>
+        <w:t xml:space="preserve"> </w:t>
+      </w:r>
+      <w:r>
+        <w:t xml:space="preserve">After a significant mission, the GM may authorize one skill step for each character.</w:t>
+      </w:r>
+    </w:p>
+    <w:bookmarkEnd w:id="72"/>
+    <w:bookmarkEnd w:id="73"/>
+    <w:bookmarkStart w:id="74" w:name="ready-made-characters"/>
+    <w:p>
+      <w:pPr>
+        <w:pStyle w:val="Heading1"/>
+      </w:pPr>
+      <w:r>
+        <w:t xml:space="preserve">Ready-made characters</w:t>
+      </w:r>
+    </w:p>
+    <w:p>
+      <w:pPr>
+        <w:pStyle w:val="FirstParagraph"/>
+      </w:pPr>
+      <w:r>
+        <w:t xml:space="preserve">Characters ready to play, for one-shots, new players, or a group in a hurry. Each follows the creation rules exactly, and their connections tie them together. In the creator, choose one from the ready-made list to open it and make it your own.</w:t>
+      </w:r>
+    </w:p>
+    <w:p>
+      <w:pPr>
+        <w:pStyle w:val="BodyText"/>
+      </w:pPr>
+      <w:r>
+        <w:rPr>
+          <w:iCs/>
+          <w:i/>
+        </w:rPr>
+        <w:t xml:space="preserve">Your setting pack supplies this (pregens).</w:t>
+      </w:r>
+    </w:p>
+    <w:bookmarkEnd w:id="74"/>
+    <w:bookmarkStart w:id="75" w:name="advantages"/>
+    <w:p>
+      <w:pPr>
+        <w:pStyle w:val="Heading1"/>
+      </w:pPr>
+      <w:r>
+        <w:t xml:space="preserve">Advantages</w:t>
+      </w:r>
+    </w:p>
+    <w:p>
+      <w:pPr>
+        <w:pStyle w:val="FirstParagraph"/>
+      </w:pPr>
+      <w:r>
+        <w:t xml:space="preserve">Choose one advantage at character creation: a general advantage from this chapter, or an origin advantage from the next. Each grants +2 only in the listed circumstances. An advantage does not grant training, authorize an impossible action, or replace essential gear. Use only one advantage bonus per roll.</w:t>
+      </w:r>
+    </w:p>
+    <w:p>
+      <w:pPr>
+        <w:pStyle w:val="BodyText"/>
+      </w:pPr>
+      <w:r>
+        <w:rPr>
+          <w:iCs/>
+          <w:i/>
+        </w:rPr>
+        <w:t xml:space="preserve">Your setting pack supplies this (advantages).</w:t>
+      </w:r>
+    </w:p>
+    <w:bookmarkEnd w:id="75"/>
+    <w:bookmarkStart w:id="76" w:name="origins"/>
+    <w:p>
+      <w:pPr>
+        <w:pStyle w:val="Heading1"/>
+      </w:pPr>
+      <w:r>
         <w:t xml:space="preserve">Origins</w:t>
       </w:r>
-      <w:r>
-        <w:t xml:space="preserve"> </w:t>
-      </w:r>
-      <w:r>
-        <w:t xml:space="preserve">apply.</w:t>
-      </w:r>
-    </w:p>
-    <w:bookmarkEnd w:id="78"/>
-    <w:bookmarkStart w:id="79" w:name="in-the-creator"/>
-    <w:p>
-      <w:pPr>
-        <w:pStyle w:val="Heading3"/>
-      </w:pPr>
-      <w:r>
-        <w:t xml:space="preserve">In the creator</w:t>
+    </w:p>
+    <w:p>
+      <w:pPr>
+        <w:pStyle w:val="FirstParagraph"/>
+      </w:pPr>
+      <w:r>
+        <w:rPr>
+          <w:iCs/>
+          <w:i/>
+        </w:rPr>
+        <w:t xml:space="preserve">Your setting pack supplies this (origins).</w:t>
+      </w:r>
+    </w:p>
+    <w:bookmarkEnd w:id="76"/>
+    <w:bookmarkStart w:id="87" w:name="making-your-own"/>
+    <w:p>
+      <w:pPr>
+        <w:pStyle w:val="Heading1"/>
+      </w:pPr>
+      <w:r>
+        <w:t xml:space="preserve">Making your own</w:t>
+      </w:r>
+    </w:p>
+    <w:p>
+      <w:pPr>
+        <w:pStyle w:val="FirstParagraph"/>
+      </w:pPr>
+      <w:r>
+        <w:t xml:space="preserve">The roles and origins in this book are a starting point, not a limit. With the GM’s agreement, any player can create their own role or origin. The creator has a</w:t>
+      </w:r>
+      <w:r>
+        <w:t xml:space="preserve"> </w:t>
+      </w:r>
+      <w:r>
+        <w:rPr>
+          <w:bCs/>
+          <w:b/>
+        </w:rPr>
+        <w:t xml:space="preserve">Custom</w:t>
+      </w:r>
+      <w:r>
+        <w:t xml:space="preserve"> </w:t>
+      </w:r>
+      <w:r>
+        <w:t xml:space="preserve">option at the end of each list, and its checklist holds a custom choice to the same rules as everything else.</w:t>
+      </w:r>
+    </w:p>
+    <w:bookmarkStart w:id="77" w:name="a-custom-role"/>
+    <w:p>
+      <w:pPr>
+        <w:pStyle w:val="Heading2"/>
+      </w:pPr>
+      <w:r>
+        <w:t xml:space="preserve">A custom role</w:t>
+      </w:r>
+    </w:p>
+    <w:p>
+      <w:pPr>
+        <w:pStyle w:val="FirstParagraph"/>
+      </w:pPr>
+      <w:r>
+        <w:t xml:space="preserve">A role is a concept, not a package of powers: it gives no bonus of its own. A custom one only needs a clear place in the group.</w:t>
       </w:r>
     </w:p>
     <w:p>
@@ -4327,23 +5045,41 @@
         <w:pStyle w:val="Compact"/>
       </w:pPr>
       <w:r>
-        <w:t xml:space="preserve">In step 2, choose</w:t>
-      </w:r>
-      <w:r>
-        <w:t xml:space="preserve"> </w:t>
-      </w:r>
-      <w:r>
-        <w:rPr>
-          <w:bCs/>
-          <w:b/>
-        </w:rPr>
-        <w:t xml:space="preserve">Custom origin…</w:t>
-      </w:r>
-      <w:r>
-        <w:t xml:space="preserve"> </w:t>
-      </w:r>
-      <w:r>
-        <w:t xml:space="preserve">at the end of the Origin list.</w:t>
+        <w:rPr>
+          <w:bCs/>
+          <w:b/>
+        </w:rPr>
+        <w:t xml:space="preserve">Name it and describe it.</w:t>
+      </w:r>
+      <w:r>
+        <w:t xml:space="preserve"> </w:t>
+      </w:r>
+      <w:r>
+        <w:t xml:space="preserve">One sentence for what your character does that no one else does, in the style of the roles above:</w:t>
+      </w:r>
+      <w:r>
+        <w:t xml:space="preserve"> </w:t>
+      </w:r>
+      <w:r>
+        <w:rPr>
+          <w:iCs/>
+          <w:i/>
+        </w:rPr>
+        <w:t xml:space="preserve">“</w:t>
+      </w:r>
+      <w:r>
+        <w:rPr>
+          <w:iCs/>
+          <w:i/>
+        </w:rPr>
+        <w:t xml:space="preserve">Smuggler: knows every back door, bribe and hidden hold.</w:t>
+      </w:r>
+      <w:r>
+        <w:rPr>
+          <w:iCs/>
+          <w:i/>
+        </w:rPr>
+        <w:t xml:space="preserve">”</w:t>
       </w:r>
     </w:p>
     <w:p>
@@ -4355,7 +5091,17 @@
         <w:pStyle w:val="Compact"/>
       </w:pPr>
       <w:r>
-        <w:t xml:space="preserve">Name it, choose the tier you agreed, and set its adjustments. The checklist confirms they total zero.</w:t>
+        <w:rPr>
+          <w:bCs/>
+          <w:b/>
+        </w:rPr>
+        <w:t xml:space="preserve">Choose a group.</w:t>
+      </w:r>
+      <w:r>
+        <w:t xml:space="preserve"> </w:t>
+      </w:r>
+      <w:r>
+        <w:t xml:space="preserve">Pick the one it belongs with: one of your setting’s groups. The group only sets your sheet’s colors and emblem.</w:t>
       </w:r>
     </w:p>
     <w:p>
@@ -4367,23 +5113,17 @@
         <w:pStyle w:val="Compact"/>
       </w:pPr>
       <w:r>
-        <w:t xml:space="preserve">Write its core rules in</w:t>
-      </w:r>
-      <w:r>
-        <w:t xml:space="preserve"> </w:t>
-      </w:r>
-      <w:r>
-        <w:rPr>
-          <w:bCs/>
-          <w:b/>
-        </w:rPr>
-        <w:t xml:space="preserve">Other ability (GM approval required)</w:t>
-      </w:r>
-      <w:r>
-        <w:t xml:space="preserve"> </w:t>
-      </w:r>
-      <w:r>
-        <w:t xml:space="preserve">in step 4.</w:t>
+        <w:rPr>
+          <w:bCs/>
+          <w:b/>
+        </w:rPr>
+        <w:t xml:space="preserve">Pick four core skills.</w:t>
+      </w:r>
+      <w:r>
+        <w:t xml:space="preserve"> </w:t>
+      </w:r>
+      <w:r>
+        <w:t xml:space="preserve">The skills it can’t do without. Mark them Trained yourself in step 3 (the built-in roles do this for you); they count toward your normal Trained skills.</w:t>
       </w:r>
     </w:p>
     <w:p>
@@ -4395,33 +5135,17 @@
         <w:pStyle w:val="Compact"/>
       </w:pPr>
       <w:r>
-        <w:t xml:space="preserve">In step 4, choose</w:t>
-      </w:r>
-      <w:r>
-        <w:t xml:space="preserve"> </w:t>
-      </w:r>
-      <w:r>
-        <w:rPr>
-          <w:bCs/>
-          <w:b/>
-        </w:rPr>
-        <w:t xml:space="preserve">Custom origin advantage…</w:t>
-      </w:r>
-      <w:r>
-        <w:t xml:space="preserve"> </w:t>
-      </w:r>
-      <w:r>
-        <w:t xml:space="preserve">and enter the advantage and its companion complication.</w:t>
-      </w:r>
-    </w:p>
-    <w:bookmarkEnd w:id="79"/>
-    <w:bookmarkStart w:id="80" w:name="example"/>
-    <w:p>
-      <w:pPr>
-        <w:pStyle w:val="Heading3"/>
-      </w:pPr>
-      <w:r>
-        <w:t xml:space="preserve">Example</w:t>
+        <w:rPr>
+          <w:bCs/>
+          <w:b/>
+        </w:rPr>
+        <w:t xml:space="preserve">Check it with the GM.</w:t>
+      </w:r>
+      <w:r>
+        <w:t xml:space="preserve"> </w:t>
+      </w:r>
+      <w:r>
+        <w:t xml:space="preserve">It should fit the setting and overlap the existing roles as little as possible.</w:t>
       </w:r>
     </w:p>
     <w:p>
@@ -4433,13 +5157,29 @@
           <w:bCs/>
           <w:b/>
         </w:rPr>
-        <w:t xml:space="preserve">Hill-folk (tier 1).</w:t>
-      </w:r>
-      <w:r>
-        <w:t xml:space="preserve"> </w:t>
-      </w:r>
-      <w:r>
-        <w:t xml:space="preserve">Stocky herders from high, cold country.</w:t>
+        <w:t xml:space="preserve">In the creator:</w:t>
+      </w:r>
+      <w:r>
+        <w:t xml:space="preserve"> </w:t>
+      </w:r>
+      <w:r>
+        <w:t xml:space="preserve">in step 1, choose</w:t>
+      </w:r>
+      <w:r>
+        <w:t xml:space="preserve"> </w:t>
+      </w:r>
+      <w:r>
+        <w:rPr>
+          <w:bCs/>
+          <w:b/>
+        </w:rPr>
+        <w:t xml:space="preserve">Custom role…</w:t>
+      </w:r>
+      <w:r>
+        <w:t xml:space="preserve"> </w:t>
+      </w:r>
+      <w:r>
+        <w:t xml:space="preserve">at the end of the Role list, then enter its name and group. Write the description in</w:t>
       </w:r>
       <w:r>
         <w:t xml:space="preserve"> </w:t>
@@ -4449,13 +5189,482 @@
           <w:iCs/>
           <w:i/>
         </w:rPr>
-        <w:t xml:space="preserve">Adjustments:</w:t>
-      </w:r>
-      <w:r>
-        <w:t xml:space="preserve"> </w:t>
-      </w:r>
-      <w:r>
-        <w:t xml:space="preserve">Body +1, Presence −1.</w:t>
+        <w:t xml:space="preserve">What you bring</w:t>
+      </w:r>
+      <w:r>
+        <w:t xml:space="preserve">.</w:t>
+      </w:r>
+    </w:p>
+    <w:bookmarkEnd w:id="77"/>
+    <w:bookmarkStart w:id="86" w:name="a-custom-origin"/>
+    <w:p>
+      <w:pPr>
+        <w:pStyle w:val="Heading2"/>
+      </w:pPr>
+      <w:r>
+        <w:t xml:space="preserve">A custom origin</w:t>
+      </w:r>
+    </w:p>
+    <w:p>
+      <w:pPr>
+        <w:pStyle w:val="FirstParagraph"/>
+      </w:pPr>
+      <w:r>
+        <w:t xml:space="preserve">Build it with the GM, one step at a time.</w:t>
+      </w:r>
+    </w:p>
+    <w:bookmarkStart w:id="78" w:name="the-concept"/>
+    <w:p>
+      <w:pPr>
+        <w:pStyle w:val="Heading3"/>
+      </w:pPr>
+      <w:r>
+        <w:t xml:space="preserve">1. The concept</w:t>
+      </w:r>
+    </w:p>
+    <w:p>
+      <w:pPr>
+        <w:pStyle w:val="FirstParagraph"/>
+      </w:pPr>
+      <w:r>
+        <w:t xml:space="preserve">Two or three sentences: where they come from, what sets them apart, and how others see them. It should be something the origins in this book don’t already cover.</w:t>
+      </w:r>
+    </w:p>
+    <w:bookmarkEnd w:id="78"/>
+    <w:bookmarkStart w:id="79" w:name="the-tier"/>
+    <w:p>
+      <w:pPr>
+        <w:pStyle w:val="Heading3"/>
+      </w:pPr>
+      <w:r>
+        <w:t xml:space="preserve">2. The tier</w:t>
+      </w:r>
+    </w:p>
+    <w:p>
+      <w:pPr>
+        <w:pStyle w:val="FirstParagraph"/>
+      </w:pPr>
+      <w:r>
+        <w:t xml:space="preserve">The tier measures how much the origin gives on its own. Each tier costs one of your 3 Edge points, so stronger origins start with fewer Edges.</w:t>
+      </w:r>
+    </w:p>
+    <w:tbl>
+      <w:tblPr>
+        <w:tblStyle w:val="Table"/>
+        <w:tblW w:type="pct" w:w="5000"/>
+        <w:tblLook w:firstRow="1" w:lastRow="0" w:firstColumn="0" w:lastColumn="0" w:noHBand="0" w:noVBand="0" w:val="0020"/>
+        <w:jc w:val="start"/>
+        <w:tblBorders>
+          <w:top w:val="single" w:sz="4" w:color="B8C2D3"/>
+          <w:left w:val="single" w:sz="4" w:color="B8C2D3"/>
+          <w:bottom w:val="single" w:sz="4" w:color="B8C2D3"/>
+          <w:right w:val="single" w:sz="4" w:color="B8C2D3"/>
+          <w:insideH w:val="single" w:sz="4" w:color="B8C2D3"/>
+          <w:insideV w:val="single" w:sz="4" w:color="B8C2D3"/>
+        </w:tblBorders>
+      </w:tblPr>
+      <w:tblGrid>
+        <w:gridCol w:w="2640"/>
+        <w:gridCol w:w="2640"/>
+        <w:gridCol w:w="2640"/>
+      </w:tblGrid>
+      <w:tr>
+        <w:trPr>
+          <w:tblHeader w:val="true"/>
+        </w:trPr>
+        <w:tc>
+          <w:tcPr>
+            <w:shd w:val="clear" w:fill="E9EEF6"/>
+          </w:tcPr>
+          <w:p>
+            <w:pPr>
+              <w:pStyle w:val="Compact"/>
+              <w:jc w:val="left"/>
+            </w:pPr>
+            <w:r>
+              <w:rPr>
+                <w:b/>
+                <w:sz w:val="19"/>
+              </w:rPr>
+              <w:t xml:space="preserve">Tier</w:t>
+            </w:r>
+          </w:p>
+        </w:tc>
+        <w:tc>
+          <w:tcPr>
+            <w:shd w:val="clear" w:fill="E9EEF6"/>
+          </w:tcPr>
+          <w:p>
+            <w:pPr>
+              <w:pStyle w:val="Compact"/>
+              <w:jc w:val="left"/>
+            </w:pPr>
+            <w:r>
+              <w:rPr>
+                <w:b/>
+                <w:sz w:val="19"/>
+              </w:rPr>
+              <w:t xml:space="preserve">Edges</w:t>
+            </w:r>
+          </w:p>
+        </w:tc>
+        <w:tc>
+          <w:tcPr>
+            <w:shd w:val="clear" w:fill="E9EEF6"/>
+          </w:tcPr>
+          <w:p>
+            <w:pPr>
+              <w:pStyle w:val="Compact"/>
+              <w:jc w:val="left"/>
+            </w:pPr>
+            <w:r>
+              <w:rPr>
+                <w:b/>
+                <w:sz w:val="19"/>
+              </w:rPr>
+              <w:t xml:space="preserve">Use it for</w:t>
+            </w:r>
+          </w:p>
+        </w:tc>
+      </w:tr>
+      <w:tr>
+        <w:tc>
+          <w:tcPr/>
+          <w:p>
+            <w:pPr>
+              <w:pStyle w:val="Compact"/>
+              <w:jc w:val="left"/>
+            </w:pPr>
+            <w:r>
+              <w:rPr>
+                <w:b/>
+                <w:sz w:val="19"/>
+              </w:rPr>
+              <w:t xml:space="preserve">0</w:t>
+            </w:r>
+          </w:p>
+        </w:tc>
+        <w:tc>
+          <w:tcPr/>
+          <w:p>
+            <w:pPr>
+              <w:pStyle w:val="Compact"/>
+              <w:jc w:val="left"/>
+            </w:pPr>
+            <w:r>
+              <w:rPr>
+                <w:sz w:val="19"/>
+              </w:rPr>
+              <w:t xml:space="preserve">3</w:t>
+            </w:r>
+          </w:p>
+        </w:tc>
+        <w:tc>
+          <w:tcPr/>
+          <w:p>
+            <w:pPr>
+              <w:pStyle w:val="Compact"/>
+              <w:jc w:val="left"/>
+            </w:pPr>
+            <w:r>
+              <w:rPr>
+                <w:sz w:val="19"/>
+              </w:rPr>
+              <w:t xml:space="preserve">Ordinary people: a homeland, upbringing or culture, with no special abilities</w:t>
+            </w:r>
+          </w:p>
+        </w:tc>
+      </w:tr>
+      <w:tr>
+        <w:tc>
+          <w:tcPr/>
+          <w:p>
+            <w:pPr>
+              <w:pStyle w:val="Compact"/>
+              <w:jc w:val="left"/>
+            </w:pPr>
+            <w:r>
+              <w:rPr>
+                <w:b/>
+                <w:sz w:val="19"/>
+              </w:rPr>
+              <w:t xml:space="preserve">1</w:t>
+            </w:r>
+          </w:p>
+        </w:tc>
+        <w:tc>
+          <w:tcPr/>
+          <w:p>
+            <w:pPr>
+              <w:pStyle w:val="Compact"/>
+              <w:jc w:val="left"/>
+            </w:pPr>
+            <w:r>
+              <w:rPr>
+                <w:sz w:val="19"/>
+              </w:rPr>
+              <w:t xml:space="preserve">2</w:t>
+            </w:r>
+          </w:p>
+        </w:tc>
+        <w:tc>
+          <w:tcPr/>
+          <w:p>
+            <w:pPr>
+              <w:pStyle w:val="Compact"/>
+              <w:jc w:val="left"/>
+            </w:pPr>
+            <w:r>
+              <w:rPr>
+                <w:sz w:val="19"/>
+              </w:rPr>
+              <w:t xml:space="preserve">One small, constant edge: keen senses, a tough hide, a free Trained skill, resistance to one hazard</w:t>
+            </w:r>
+          </w:p>
+        </w:tc>
+      </w:tr>
+      <w:tr>
+        <w:tc>
+          <w:tcPr/>
+          <w:p>
+            <w:pPr>
+              <w:pStyle w:val="Compact"/>
+              <w:jc w:val="left"/>
+            </w:pPr>
+            <w:r>
+              <w:rPr>
+                <w:b/>
+                <w:sz w:val="19"/>
+              </w:rPr>
+              <w:t xml:space="preserve">2</w:t>
+            </w:r>
+          </w:p>
+        </w:tc>
+        <w:tc>
+          <w:tcPr/>
+          <w:p>
+            <w:pPr>
+              <w:pStyle w:val="Compact"/>
+              <w:jc w:val="left"/>
+            </w:pPr>
+            <w:r>
+              <w:rPr>
+                <w:sz w:val="19"/>
+              </w:rPr>
+              <w:t xml:space="preserve">1</w:t>
+            </w:r>
+          </w:p>
+        </w:tc>
+        <w:tc>
+          <w:tcPr/>
+          <w:p>
+            <w:pPr>
+              <w:pStyle w:val="Compact"/>
+              <w:jc w:val="left"/>
+            </w:pPr>
+            <w:r>
+              <w:rPr>
+                <w:sz w:val="19"/>
+              </w:rPr>
+              <w:t xml:space="preserve">Clear inhuman or supernatural gifts: venom, a second form, strong resistances</w:t>
+            </w:r>
+          </w:p>
+        </w:tc>
+      </w:tr>
+      <w:tr>
+        <w:tc>
+          <w:tcPr/>
+          <w:p>
+            <w:pPr>
+              <w:pStyle w:val="Compact"/>
+              <w:jc w:val="left"/>
+            </w:pPr>
+            <w:r>
+              <w:rPr>
+                <w:b/>
+                <w:sz w:val="19"/>
+              </w:rPr>
+              <w:t xml:space="preserve">3</w:t>
+            </w:r>
+          </w:p>
+        </w:tc>
+        <w:tc>
+          <w:tcPr/>
+          <w:p>
+            <w:pPr>
+              <w:pStyle w:val="Compact"/>
+              <w:jc w:val="left"/>
+            </w:pPr>
+            <w:r>
+              <w:rPr>
+                <w:sz w:val="19"/>
+              </w:rPr>
+              <w:t xml:space="preserve">0</w:t>
+            </w:r>
+          </w:p>
+        </w:tc>
+        <w:tc>
+          <w:tcPr/>
+          <w:p>
+            <w:pPr>
+              <w:pStyle w:val="Compact"/>
+              <w:jc w:val="left"/>
+            </w:pPr>
+            <w:r>
+              <w:rPr>
+                <w:sz w:val="19"/>
+              </w:rPr>
+              <w:t xml:space="preserve">Remarkable beings: several strong abilities, and serious weaknesses to match</w:t>
+            </w:r>
+          </w:p>
+        </w:tc>
+      </w:tr>
+    </w:tbl>
+    <w:p>
+      <w:pPr>
+        <w:pStyle w:val="BodyText"/>
+      </w:pPr>
+      <w:r>
+        <w:t xml:space="preserve">When in doubt, choose the higher tier.</w:t>
+      </w:r>
+    </w:p>
+    <w:bookmarkEnd w:id="79"/>
+    <w:bookmarkStart w:id="80" w:name="attribute-adjustments"/>
+    <w:p>
+      <w:pPr>
+        <w:pStyle w:val="Heading3"/>
+      </w:pPr>
+      <w:r>
+        <w:t xml:space="preserve">3. Attribute adjustments</w:t>
+      </w:r>
+    </w:p>
+    <w:p>
+      <w:pPr>
+        <w:pStyle w:val="FirstParagraph"/>
+      </w:pPr>
+      <w:r>
+        <w:t xml:space="preserve">Give adjustments from</w:t>
+      </w:r>
+      <w:r>
+        <w:t xml:space="preserve"> </w:t>
+      </w:r>
+      <w:r>
+        <w:rPr>
+          <w:bCs/>
+          <w:b/>
+        </w:rPr>
+        <w:t xml:space="preserve">−2 to +2</w:t>
+      </w:r>
+      <w:r>
+        <w:t xml:space="preserve"> </w:t>
+      </w:r>
+      <w:r>
+        <w:t xml:space="preserve">per attribute that</w:t>
+      </w:r>
+      <w:r>
+        <w:t xml:space="preserve"> </w:t>
+      </w:r>
+      <w:r>
+        <w:rPr>
+          <w:bCs/>
+          <w:b/>
+        </w:rPr>
+        <w:t xml:space="preserve">total zero</w:t>
+      </w:r>
+      <w:r>
+        <w:t xml:space="preserve">: a +2 needs a −2 or two −1s. The adjustments move the attribute’s base (+1 starts it at 11) and raise its starting maximum (13 plus the bonus). Most origins change two to four attributes.</w:t>
+      </w:r>
+    </w:p>
+    <w:bookmarkEnd w:id="80"/>
+    <w:bookmarkStart w:id="81" w:name="core-rules-tier-1-and-up"/>
+    <w:p>
+      <w:pPr>
+        <w:pStyle w:val="Heading3"/>
+      </w:pPr>
+      <w:r>
+        <w:t xml:space="preserve">4. Core rules (tier 1 and up)</w:t>
+      </w:r>
+    </w:p>
+    <w:p>
+      <w:pPr>
+        <w:pStyle w:val="FirstParagraph"/>
+      </w:pPr>
+      <w:r>
+        <w:t xml:space="preserve">One to three short rules that always apply: what they can do (see in the dark, resist cold, a free Trained skill) and what it costs (a weakness, a people’s distrust, a hazard they can’t abide). A strength with no drawback is worth more than it looks, so price it a tier higher.</w:t>
+      </w:r>
+    </w:p>
+    <w:bookmarkEnd w:id="81"/>
+    <w:bookmarkStart w:id="82" w:name="origin-advantages"/>
+    <w:p>
+      <w:pPr>
+        <w:pStyle w:val="Heading3"/>
+      </w:pPr>
+      <w:r>
+        <w:t xml:space="preserve">5. Origin advantages</w:t>
+      </w:r>
+    </w:p>
+    <w:p>
+      <w:pPr>
+        <w:pStyle w:val="FirstParagraph"/>
+      </w:pPr>
+      <w:r>
+        <w:t xml:space="preserve">Write one to three. Each works like a general advantage:</w:t>
+      </w:r>
+      <w:r>
+        <w:t xml:space="preserve"> </w:t>
+      </w:r>
+      <w:r>
+        <w:rPr>
+          <w:bCs/>
+          <w:b/>
+        </w:rPr>
+        <w:t xml:space="preserve">+2 to one skill in a narrow situation</w:t>
+      </w:r>
+      <w:r>
+        <w:t xml:space="preserve">, or a small, limited permission (</w:t>
+      </w:r>
+      <w:r>
+        <w:t xml:space="preserve">“</w:t>
+      </w:r>
+      <w:r>
+        <w:t xml:space="preserve">once per scene…</w:t>
+      </w:r>
+      <w:r>
+        <w:t xml:space="preserve">”</w:t>
+      </w:r>
+      <w:r>
+        <w:t xml:space="preserve">). Each comes with a</w:t>
+      </w:r>
+      <w:r>
+        <w:t xml:space="preserve"> </w:t>
+      </w:r>
+      <w:r>
+        <w:rPr>
+          <w:bCs/>
+          <w:b/>
+        </w:rPr>
+        <w:t xml:space="preserve">companion complication</w:t>
+      </w:r>
+      <w:r>
+        <w:t xml:space="preserve">: a problem the trait causes, with a clear trigger and a real consequence, which earns a Legend point when it bites, like any complication. A character takes one advantage, general or origin, so make them distinct choices.</w:t>
+      </w:r>
+    </w:p>
+    <w:bookmarkEnd w:id="82"/>
+    <w:bookmarkStart w:id="83" w:name="an-alternate-form-optional-tier-2-or-3"/>
+    <w:p>
+      <w:pPr>
+        <w:pStyle w:val="Heading3"/>
+      </w:pPr>
+      <w:r>
+        <w:t xml:space="preserve">6. An alternate form (optional, tier 2 or 3)</w:t>
+      </w:r>
+    </w:p>
+    <w:p>
+      <w:pPr>
+        <w:pStyle w:val="FirstParagraph"/>
+      </w:pPr>
+      <w:r>
+        <w:t xml:space="preserve">If the origin changes shape, give the form attribute bonuses (usually +2 to one attribute and +1 to another), two or three traits, and its drawbacks. The shared rules for forms in</w:t>
       </w:r>
       <w:r>
         <w:t xml:space="preserve"> </w:t>
@@ -4465,13 +5674,147 @@
           <w:iCs/>
           <w:i/>
         </w:rPr>
-        <w:t xml:space="preserve">Core rule:</w:t>
-      </w:r>
-      <w:r>
-        <w:t xml:space="preserve"> </w:t>
-      </w:r>
-      <w:r>
-        <w:t xml:space="preserve">at home in the heights: no penalty for thin air or cold.</w:t>
+        <w:t xml:space="preserve">Origins</w:t>
+      </w:r>
+      <w:r>
+        <w:t xml:space="preserve"> </w:t>
+      </w:r>
+      <w:r>
+        <w:t xml:space="preserve">apply.</w:t>
+      </w:r>
+    </w:p>
+    <w:bookmarkEnd w:id="83"/>
+    <w:bookmarkStart w:id="84" w:name="in-the-creator"/>
+    <w:p>
+      <w:pPr>
+        <w:pStyle w:val="Heading3"/>
+      </w:pPr>
+      <w:r>
+        <w:t xml:space="preserve">In the creator</w:t>
+      </w:r>
+    </w:p>
+    <w:p>
+      <w:pPr>
+        <w:numPr>
+          <w:ilvl w:val="0"/>
+          <w:numId w:val="1009"/>
+        </w:numPr>
+        <w:pStyle w:val="Compact"/>
+      </w:pPr>
+      <w:r>
+        <w:t xml:space="preserve">In step 2, choose</w:t>
+      </w:r>
+      <w:r>
+        <w:t xml:space="preserve"> </w:t>
+      </w:r>
+      <w:r>
+        <w:rPr>
+          <w:bCs/>
+          <w:b/>
+        </w:rPr>
+        <w:t xml:space="preserve">Custom origin…</w:t>
+      </w:r>
+      <w:r>
+        <w:t xml:space="preserve"> </w:t>
+      </w:r>
+      <w:r>
+        <w:t xml:space="preserve">at the end of the Origin list.</w:t>
+      </w:r>
+    </w:p>
+    <w:p>
+      <w:pPr>
+        <w:numPr>
+          <w:ilvl w:val="0"/>
+          <w:numId w:val="1009"/>
+        </w:numPr>
+        <w:pStyle w:val="Compact"/>
+      </w:pPr>
+      <w:r>
+        <w:t xml:space="preserve">Name it, choose the tier you agreed, and set its adjustments. The checklist confirms they total zero.</w:t>
+      </w:r>
+    </w:p>
+    <w:p>
+      <w:pPr>
+        <w:numPr>
+          <w:ilvl w:val="0"/>
+          <w:numId w:val="1009"/>
+        </w:numPr>
+        <w:pStyle w:val="Compact"/>
+      </w:pPr>
+      <w:r>
+        <w:t xml:space="preserve">Write its core rules in</w:t>
+      </w:r>
+      <w:r>
+        <w:t xml:space="preserve"> </w:t>
+      </w:r>
+      <w:r>
+        <w:rPr>
+          <w:bCs/>
+          <w:b/>
+        </w:rPr>
+        <w:t xml:space="preserve">Other ability (GM approval required)</w:t>
+      </w:r>
+      <w:r>
+        <w:t xml:space="preserve"> </w:t>
+      </w:r>
+      <w:r>
+        <w:t xml:space="preserve">in step 4.</w:t>
+      </w:r>
+    </w:p>
+    <w:p>
+      <w:pPr>
+        <w:numPr>
+          <w:ilvl w:val="0"/>
+          <w:numId w:val="1009"/>
+        </w:numPr>
+        <w:pStyle w:val="Compact"/>
+      </w:pPr>
+      <w:r>
+        <w:t xml:space="preserve">In step 4, choose</w:t>
+      </w:r>
+      <w:r>
+        <w:t xml:space="preserve"> </w:t>
+      </w:r>
+      <w:r>
+        <w:rPr>
+          <w:bCs/>
+          <w:b/>
+        </w:rPr>
+        <w:t xml:space="preserve">Custom origin advantage…</w:t>
+      </w:r>
+      <w:r>
+        <w:t xml:space="preserve"> </w:t>
+      </w:r>
+      <w:r>
+        <w:t xml:space="preserve">and enter the advantage and its companion complication.</w:t>
+      </w:r>
+    </w:p>
+    <w:bookmarkEnd w:id="84"/>
+    <w:bookmarkStart w:id="85" w:name="example"/>
+    <w:p>
+      <w:pPr>
+        <w:pStyle w:val="Heading3"/>
+      </w:pPr>
+      <w:r>
+        <w:t xml:space="preserve">Example</w:t>
+      </w:r>
+    </w:p>
+    <w:p>
+      <w:pPr>
+        <w:pStyle w:val="FirstParagraph"/>
+      </w:pPr>
+      <w:r>
+        <w:rPr>
+          <w:bCs/>
+          <w:b/>
+        </w:rPr>
+        <w:t xml:space="preserve">Hill-folk (tier 1).</w:t>
+      </w:r>
+      <w:r>
+        <w:t xml:space="preserve"> </w:t>
+      </w:r>
+      <w:r>
+        <w:t xml:space="preserve">Stocky herders from high, cold country.</w:t>
       </w:r>
       <w:r>
         <w:t xml:space="preserve"> </w:t>
@@ -4481,20 +5824,13 @@
           <w:iCs/>
           <w:i/>
         </w:rPr>
-        <w:t xml:space="preserve">Origin advantage:</w:t>
-      </w:r>
-      <w:r>
-        <w:t xml:space="preserve"> </w:t>
-      </w:r>
-      <w:r>
-        <w:rPr>
-          <w:bCs/>
-          <w:b/>
-        </w:rPr>
-        <w:t xml:space="preserve">Sure-Footed</w:t>
-      </w:r>
-      <w:r>
-        <w:t xml:space="preserve">: +2 to Athletics to climb and keep your footing.</w:t>
+        <w:t xml:space="preserve">Adjustments:</w:t>
+      </w:r>
+      <w:r>
+        <w:t xml:space="preserve"> </w:t>
+      </w:r>
+      <w:r>
+        <w:t xml:space="preserve">Body +1, Presence −1.</w:t>
       </w:r>
       <w:r>
         <w:t xml:space="preserve"> </w:t>
@@ -4504,235 +5840,274 @@
           <w:iCs/>
           <w:i/>
         </w:rPr>
-        <w:t xml:space="preserve">Companion:</w:t>
-      </w:r>
-      <w:r>
-        <w:t xml:space="preserve"> </w:t>
-      </w:r>
-      <w:r>
-        <w:rPr>
-          <w:bCs/>
-          <w:b/>
-        </w:rPr>
-        <w:t xml:space="preserve">Clannish</w:t>
-      </w:r>
-      <w:r>
-        <w:t xml:space="preserve">: you trust your own people first; when it matters, accept the cost of that loyalty.</w:t>
-      </w:r>
-    </w:p>
-    <w:bookmarkEnd w:id="80"/>
-    <w:bookmarkEnd w:id="81"/>
-    <w:bookmarkEnd w:id="82"/>
-    <w:bookmarkStart w:id="83" w:name="complications"/>
-    <w:p>
-      <w:pPr>
-        <w:pStyle w:val="Heading1"/>
-      </w:pPr>
-      <w:r>
-        <w:t xml:space="preserve">Complications</w:t>
-      </w:r>
-    </w:p>
-    <w:p>
-      <w:pPr>
-        <w:pStyle w:val="FirstParagraph"/>
-      </w:pPr>
-      <w:r>
-        <w:t xml:space="preserve">Choose one complication. These are sources of meaningful choices, not constant penalties. The GM proposes a concrete problem and offers one Legend point if you accept it. Every complication needs a trigger agreed with the GM; the creator suggests three for each.</w:t>
-      </w:r>
-    </w:p>
-    <w:p>
-      <w:pPr>
-        <w:pStyle w:val="BodyText"/>
-      </w:pPr>
+        <w:t xml:space="preserve">Core rule:</w:t>
+      </w:r>
+      <w:r>
+        <w:t xml:space="preserve"> </w:t>
+      </w:r>
+      <w:r>
+        <w:t xml:space="preserve">at home in the heights: no penalty for thin air or cold.</w:t>
+      </w:r>
+      <w:r>
+        <w:t xml:space="preserve"> </w:t>
+      </w:r>
       <w:r>
         <w:rPr>
           <w:iCs/>
           <w:i/>
         </w:rPr>
-        <w:t xml:space="preserve">Your setting pack supplies this (complications).</w:t>
-      </w:r>
-    </w:p>
-    <w:bookmarkEnd w:id="83"/>
-    <w:bookmarkStart w:id="85" w:name="quick-reference"/>
-    <w:p>
-      <w:pPr>
-        <w:pStyle w:val="Heading1"/>
-      </w:pPr>
-      <w:r>
-        <w:t xml:space="preserve">Quick reference</w:t>
-      </w:r>
-    </w:p>
-    <w:p>
-      <w:pPr>
-        <w:pStyle w:val="FirstParagraph"/>
-      </w:pPr>
-      <w:r>
-        <w:rPr>
-          <w:bCs/>
-          <w:b/>
-        </w:rPr>
-        <w:t xml:space="preserve">Creation:</w:t>
-      </w:r>
-      <w:r>
-        <w:t xml:space="preserve"> </w:t>
-      </w:r>
-      <w:r>
-        <w:t xml:space="preserve">attributes start at 10, adjusted by origin (always totaling zero), plus 5 points; maximum 13 plus any origin bonus. 3 points split between origin tier and Edges. Generalist: one Specialty and nine Trained. Specialist: one Expert at +5 and seven Trained. One advantage (general or origin) and one complication; an optional Allegiance.</w:t>
-      </w:r>
-    </w:p>
-    <w:p>
-      <w:pPr>
-        <w:pStyle w:val="BodyText"/>
-      </w:pPr>
-      <w:r>
-        <w:rPr>
-          <w:bCs/>
-          <w:b/>
-        </w:rPr>
-        <w:t xml:space="preserve">Skills:</w:t>
-      </w:r>
-      <w:r>
-        <w:t xml:space="preserve"> </w:t>
-      </w:r>
-      <w:r>
-        <w:t xml:space="preserve">Untrained = attribute −4; Trained = attribute +1; Specialty = attribute +3; Expert (Specialist) = attribute +5.</w:t>
-      </w:r>
-    </w:p>
-    <w:p>
-      <w:pPr>
-        <w:pStyle w:val="BodyText"/>
-      </w:pPr>
-      <w:r>
-        <w:rPr>
-          <w:bCs/>
-          <w:b/>
-        </w:rPr>
-        <w:t xml:space="preserve">Modifiers:</w:t>
-      </w:r>
-      <w:r>
-        <w:t xml:space="preserve"> </w:t>
-      </w:r>
-      <w:r>
-        <w:t xml:space="preserve">favorable +2; ordinary 0; difficult −2; very difficult −4; extreme −6. Natural 3–4 succeeds; natural 17–18 fails.</w:t>
-      </w:r>
-    </w:p>
-    <w:p>
-      <w:pPr>
-        <w:pStyle w:val="BodyText"/>
-      </w:pPr>
-      <w:r>
-        <w:rPr>
-          <w:bCs/>
-          <w:b/>
-        </w:rPr>
-        <w:t xml:space="preserve">Assistance:</w:t>
-      </w:r>
-      <w:r>
-        <w:t xml:space="preserve"> </w:t>
-      </w:r>
-      <w:r>
-        <w:t xml:space="preserve">success +1; success by 5 or more +2; 18 causes a complication. One assistant per roll.</w:t>
-      </w:r>
-    </w:p>
-    <w:p>
-      <w:pPr>
-        <w:pStyle w:val="BodyText"/>
-      </w:pPr>
-      <w:r>
-        <w:rPr>
-          <w:bCs/>
-          <w:b/>
-        </w:rPr>
-        <w:t xml:space="preserve">Near misses:</w:t>
-      </w:r>
-      <w:r>
-        <w:t xml:space="preserve"> </w:t>
-      </w:r>
-      <w:r>
-        <w:t xml:space="preserve">fail by 1–2 and the GM may offer success at a cost; never on a natural 17–18.</w:t>
-      </w:r>
-    </w:p>
-    <w:p>
-      <w:pPr>
-        <w:pStyle w:val="BodyText"/>
-      </w:pPr>
-      <w:r>
-        <w:rPr>
-          <w:bCs/>
-          <w:b/>
-        </w:rPr>
-        <w:t xml:space="preserve">Clocks:</w:t>
-      </w:r>
-      <w:r>
-        <w:t xml:space="preserve"> </w:t>
-      </w:r>
-      <w:r>
-        <w:t xml:space="preserve">2, 4, 6 or 8 segments. Danger clocks fill on failures and time; progress clocks fill on successes (2 segments on success by 5).</w:t>
-      </w:r>
-    </w:p>
-    <w:p>
-      <w:pPr>
-        <w:pStyle w:val="BodyText"/>
-      </w:pPr>
-      <w:r>
-        <w:rPr>
-          <w:bCs/>
-          <w:b/>
-        </w:rPr>
-        <w:t xml:space="preserve">Combat:</w:t>
-      </w:r>
-      <w:r>
-        <w:t xml:space="preserve"> </w:t>
-      </w:r>
-      <w:r>
-        <w:t xml:space="preserve">move plus one action. Hit → optional Dodge → weapon effect. Dodge = Agility −2 plus Athletics training (+0, +1, +2). A 2-box weapon that brings you to three boxes leaves you Dying; at three boxes, another 2-box hit kills.</w:t>
-      </w:r>
-    </w:p>
-    <w:p>
-      <w:pPr>
-        <w:pStyle w:val="BodyText"/>
-      </w:pPr>
-      <w:r>
-        <w:rPr>
-          <w:bCs/>
-          <w:b/>
-        </w:rPr>
-        <w:t xml:space="preserve">Medicine:</w:t>
-      </w:r>
-      <w:r>
-        <w:t xml:space="preserve"> </w:t>
-      </w:r>
-      <w:r>
-        <w:t xml:space="preserve">stabilize in one action. Field care clears 1 box (2 on margin 5+). Proper care gives +2 and clears 2 (3 on margin 5+). Rest: one box per full day, not from three.</w:t>
-      </w:r>
-    </w:p>
-    <w:p>
-      <w:pPr>
-        <w:pStyle w:val="BodyText"/>
-      </w:pPr>
-      <w:r>
-        <w:rPr>
-          <w:bCs/>
-          <w:b/>
-        </w:rPr>
-        <w:t xml:space="preserve">Legend:</w:t>
-      </w:r>
-      <w:r>
-        <w:t xml:space="preserve"> </w:t>
-      </w:r>
-      <w:r>
-        <w:t xml:space="preserve">start each session with two. Reroll, reduce an injury by one box, or establish a small preparation. Earn one from an accepted complication.</w:t>
-      </w:r>
-    </w:p>
-    <w:p>
-      <w:pPr>
-        <w:pStyle w:val="BodyText"/>
-      </w:pPr>
+        <w:t xml:space="preserve">Origin advantage:</w:t>
+      </w:r>
+      <w:r>
+        <w:t xml:space="preserve"> </w:t>
+      </w:r>
+      <w:r>
+        <w:rPr>
+          <w:bCs/>
+          <w:b/>
+        </w:rPr>
+        <w:t xml:space="preserve">Sure-Footed</w:t>
+      </w:r>
+      <w:r>
+        <w:t xml:space="preserve">: +2 to Athletics to climb and keep your footing.</w:t>
+      </w:r>
+      <w:r>
+        <w:t xml:space="preserve"> </w:t>
+      </w:r>
       <w:r>
         <w:rPr>
           <w:iCs/>
           <w:i/>
         </w:rPr>
+        <w:t xml:space="preserve">Companion:</w:t>
+      </w:r>
+      <w:r>
+        <w:t xml:space="preserve"> </w:t>
+      </w:r>
+      <w:r>
+        <w:rPr>
+          <w:bCs/>
+          <w:b/>
+        </w:rPr>
+        <w:t xml:space="preserve">Clannish</w:t>
+      </w:r>
+      <w:r>
+        <w:t xml:space="preserve">: you trust your own people first; when it matters, accept the cost of that loyalty.</w:t>
+      </w:r>
+    </w:p>
+    <w:bookmarkEnd w:id="85"/>
+    <w:bookmarkEnd w:id="86"/>
+    <w:bookmarkEnd w:id="87"/>
+    <w:bookmarkStart w:id="88" w:name="complications"/>
+    <w:p>
+      <w:pPr>
+        <w:pStyle w:val="Heading1"/>
+      </w:pPr>
+      <w:r>
+        <w:t xml:space="preserve">Complications</w:t>
+      </w:r>
+    </w:p>
+    <w:p>
+      <w:pPr>
+        <w:pStyle w:val="FirstParagraph"/>
+      </w:pPr>
+      <w:r>
+        <w:t xml:space="preserve">Choose one complication. These are sources of meaningful choices, not constant penalties. The GM proposes a concrete problem and offers one Legend point if you accept it. Every complication needs a trigger agreed with the GM; the creator suggests three for each.</w:t>
+      </w:r>
+    </w:p>
+    <w:p>
+      <w:pPr>
+        <w:pStyle w:val="BodyText"/>
+      </w:pPr>
+      <w:r>
+        <w:rPr>
+          <w:iCs/>
+          <w:i/>
+        </w:rPr>
+        <w:t xml:space="preserve">Your setting pack supplies this (complications).</w:t>
+      </w:r>
+    </w:p>
+    <w:bookmarkEnd w:id="88"/>
+    <w:bookmarkStart w:id="90" w:name="quick-reference"/>
+    <w:p>
+      <w:pPr>
+        <w:pStyle w:val="Heading1"/>
+      </w:pPr>
+      <w:r>
+        <w:t xml:space="preserve">Quick reference</w:t>
+      </w:r>
+    </w:p>
+    <w:p>
+      <w:pPr>
+        <w:pStyle w:val="FirstParagraph"/>
+      </w:pPr>
+      <w:r>
+        <w:rPr>
+          <w:bCs/>
+          <w:b/>
+        </w:rPr>
+        <w:t xml:space="preserve">Creation:</w:t>
+      </w:r>
+      <w:r>
+        <w:t xml:space="preserve"> </w:t>
+      </w:r>
+      <w:r>
+        <w:t xml:space="preserve">attributes start at 10, adjusted by origin (always totaling zero), plus 5 points; maximum 13 plus any origin bonus. 3 points split between origin tier and Edges. Generalist: one Specialty and nine Trained. Specialist: one Expert at +5 and seven Trained. One advantage (general or origin) and one complication; an optional Allegiance.</w:t>
+      </w:r>
+    </w:p>
+    <w:p>
+      <w:pPr>
+        <w:pStyle w:val="BodyText"/>
+      </w:pPr>
+      <w:r>
+        <w:rPr>
+          <w:bCs/>
+          <w:b/>
+        </w:rPr>
+        <w:t xml:space="preserve">Skills:</w:t>
+      </w:r>
+      <w:r>
+        <w:t xml:space="preserve"> </w:t>
+      </w:r>
+      <w:r>
+        <w:t xml:space="preserve">Untrained = attribute −4; Trained = attribute +1; Specialty = attribute +3; Expert (Specialist) = attribute +5.</w:t>
+      </w:r>
+    </w:p>
+    <w:p>
+      <w:pPr>
+        <w:pStyle w:val="BodyText"/>
+      </w:pPr>
+      <w:r>
+        <w:rPr>
+          <w:bCs/>
+          <w:b/>
+        </w:rPr>
+        <w:t xml:space="preserve">Modifiers:</w:t>
+      </w:r>
+      <w:r>
+        <w:t xml:space="preserve"> </w:t>
+      </w:r>
+      <w:r>
+        <w:t xml:space="preserve">favorable +2; ordinary 0; difficult −2; very difficult −4; extreme −6. Natural 3–4 succeeds; natural 17–18 fails.</w:t>
+      </w:r>
+    </w:p>
+    <w:p>
+      <w:pPr>
+        <w:pStyle w:val="BodyText"/>
+      </w:pPr>
+      <w:r>
+        <w:rPr>
+          <w:bCs/>
+          <w:b/>
+        </w:rPr>
+        <w:t xml:space="preserve">Assistance:</w:t>
+      </w:r>
+      <w:r>
+        <w:t xml:space="preserve"> </w:t>
+      </w:r>
+      <w:r>
+        <w:t xml:space="preserve">success +1; success by 5 or more +2; 18 causes a complication. One assistant per roll.</w:t>
+      </w:r>
+    </w:p>
+    <w:p>
+      <w:pPr>
+        <w:pStyle w:val="BodyText"/>
+      </w:pPr>
+      <w:r>
+        <w:rPr>
+          <w:bCs/>
+          <w:b/>
+        </w:rPr>
+        <w:t xml:space="preserve">Near misses:</w:t>
+      </w:r>
+      <w:r>
+        <w:t xml:space="preserve"> </w:t>
+      </w:r>
+      <w:r>
+        <w:t xml:space="preserve">fail by 1–2 and the GM may offer success at a cost; never on a natural 17–18.</w:t>
+      </w:r>
+    </w:p>
+    <w:p>
+      <w:pPr>
+        <w:pStyle w:val="BodyText"/>
+      </w:pPr>
+      <w:r>
+        <w:rPr>
+          <w:bCs/>
+          <w:b/>
+        </w:rPr>
+        <w:t xml:space="preserve">Clocks:</w:t>
+      </w:r>
+      <w:r>
+        <w:t xml:space="preserve"> </w:t>
+      </w:r>
+      <w:r>
+        <w:t xml:space="preserve">2, 4, 6 or 8 segments. Danger clocks fill on failures and time; progress clocks fill on successes (2 segments on success by 5).</w:t>
+      </w:r>
+    </w:p>
+    <w:p>
+      <w:pPr>
+        <w:pStyle w:val="BodyText"/>
+      </w:pPr>
+      <w:r>
+        <w:rPr>
+          <w:bCs/>
+          <w:b/>
+        </w:rPr>
+        <w:t xml:space="preserve">Combat:</w:t>
+      </w:r>
+      <w:r>
+        <w:t xml:space="preserve"> </w:t>
+      </w:r>
+      <w:r>
+        <w:t xml:space="preserve">move plus one action. Hit → optional Dodge → weapon effect. Dodge = Agility −2 plus Athletics training (+0, +1, +2). A 2-box weapon that brings you to three boxes leaves you Dying; at three boxes, another 2-box hit kills.</w:t>
+      </w:r>
+    </w:p>
+    <w:p>
+      <w:pPr>
+        <w:pStyle w:val="BodyText"/>
+      </w:pPr>
+      <w:r>
+        <w:rPr>
+          <w:bCs/>
+          <w:b/>
+        </w:rPr>
+        <w:t xml:space="preserve">Medicine:</w:t>
+      </w:r>
+      <w:r>
+        <w:t xml:space="preserve"> </w:t>
+      </w:r>
+      <w:r>
+        <w:t xml:space="preserve">stabilize in one action. Field care clears 1 box (2 on margin 5+). Proper care gives +2 and clears 2 (3 on margin 5+). Rest: one box per full day, not from three.</w:t>
+      </w:r>
+    </w:p>
+    <w:p>
+      <w:pPr>
+        <w:pStyle w:val="BodyText"/>
+      </w:pPr>
+      <w:r>
+        <w:rPr>
+          <w:bCs/>
+          <w:b/>
+        </w:rPr>
+        <w:t xml:space="preserve">Legend:</w:t>
+      </w:r>
+      <w:r>
+        <w:t xml:space="preserve"> </w:t>
+      </w:r>
+      <w:r>
+        <w:t xml:space="preserve">start each session with two. Reroll, reduce an injury by one box, or establish a small preparation. Earn one from an accepted complication.</w:t>
+      </w:r>
+    </w:p>
+    <w:p>
+      <w:pPr>
+        <w:pStyle w:val="BodyText"/>
+      </w:pPr>
+      <w:r>
+        <w:rPr>
+          <w:iCs/>
+          <w:i/>
+        </w:rPr>
         <w:t xml:space="preserve">Legend Dynamics RPG system, created by Don Smallwood.</w:t>
       </w:r>
       <w:r>
@@ -4744,7 +6119,7 @@
       <w:r>
         <w:t xml:space="preserve"> </w:t>
       </w:r>
-      <w:hyperlink r:id="rId84">
+      <w:hyperlink r:id="rId89">
         <w:r>
           <w:rPr>
             <w:rStyle w:val="Hyperlink"/>
@@ -4756,7 +6131,7 @@
         <w:t xml:space="preserve">. You may share, adapt, and use it for any purpose, including commercially, as long as you give appropriate credit to the author.</w:t>
       </w:r>
     </w:p>
-    <w:bookmarkEnd w:id="85"/>
+    <w:bookmarkEnd w:id="90"/>
     <w:sectPr/>
   </w:body>
 </w:document>
@@ -5103,6 +6478,36 @@
     </w:lvlOverride>
   </w:num>
   <w:num w:numId="1008">
+    <w:abstractNumId w:val="99411"/>
+    <w:lvlOverride w:ilvl="0">
+      <w:startOverride w:val="1"/>
+    </w:lvlOverride>
+    <w:lvlOverride w:ilvl="1">
+      <w:startOverride w:val="1"/>
+    </w:lvlOverride>
+    <w:lvlOverride w:ilvl="2">
+      <w:startOverride w:val="1"/>
+    </w:lvlOverride>
+    <w:lvlOverride w:ilvl="3">
+      <w:startOverride w:val="1"/>
+    </w:lvlOverride>
+    <w:lvlOverride w:ilvl="4">
+      <w:startOverride w:val="1"/>
+    </w:lvlOverride>
+    <w:lvlOverride w:ilvl="5">
+      <w:startOverride w:val="1"/>
+    </w:lvlOverride>
+    <w:lvlOverride w:ilvl="6">
+      <w:startOverride w:val="1"/>
+    </w:lvlOverride>
+    <w:lvlOverride w:ilvl="7">
+      <w:startOverride w:val="1"/>
+    </w:lvlOverride>
+    <w:lvlOverride w:ilvl="8">
+      <w:startOverride w:val="1"/>
+    </w:lvlOverride>
+  </w:num>
+  <w:num w:numId="1009">
     <w:abstractNumId w:val="99411"/>
     <w:lvlOverride w:ilvl="0">
       <w:startOverride w:val="1"/>

--- a/legend-dynamics/site/core-rules/Legend_Dynamics_Core_Rules.docx
+++ b/legend-dynamics/site/core-rules/Legend_Dynamics_Core_Rules.docx
@@ -1063,6 +1063,54 @@
           </w:p>
         </w:tc>
       </w:tr>
+      <w:tr>
+        <w:tc>
+          <w:tcPr/>
+          <w:p>
+            <w:pPr>
+              <w:pStyle w:val="Compact"/>
+              <w:jc w:val="left"/>
+            </w:pPr>
+            <w:r>
+              <w:rPr>
+                <w:b/>
+                <w:sz w:val="19"/>
+              </w:rPr>
+              <w:t xml:space="preserve">Additional Defense</w:t>
+            </w:r>
+          </w:p>
+        </w:tc>
+        <w:tc>
+          <w:tcPr/>
+          <w:p>
+            <w:pPr>
+              <w:pStyle w:val="Compact"/>
+              <w:jc w:val="left"/>
+            </w:pPr>
+            <w:r>
+              <w:rPr>
+                <w:sz w:val="19"/>
+              </w:rPr>
+              <w:t xml:space="preserve">A second defense each round: Dodge, Parry or Block, in any mix</w:t>
+            </w:r>
+          </w:p>
+        </w:tc>
+        <w:tc>
+          <w:tcPr/>
+          <w:p>
+            <w:pPr>
+              <w:pStyle w:val="Compact"/>
+              <w:jc w:val="left"/>
+            </w:pPr>
+            <w:r>
+              <w:rPr>
+                <w:sz w:val="19"/>
+              </w:rPr>
+              <w:t xml:space="preserve">1</w:t>
+            </w:r>
+          </w:p>
+        </w:tc>
+      </w:tr>
     </w:tbl>
     <w:bookmarkEnd w:id="26"/>
     <w:bookmarkStart w:id="27" w:name="spending-points"/>
@@ -2201,15 +2249,176 @@
         <w:pStyle w:val="FirstParagraph"/>
       </w:pPr>
       <w:r>
-        <w:t xml:space="preserve">Roll a ranged skill for a ranged attack, a melee skill for a weapon in hand, or an unarmed skill for fists and grappling. If the attack succeeds, an aware target able to move may attempt Dodge. Dodge is Agility −2, with +1 for Trained Athletics or +2 for Athletics as a Specialty or Expert. Each target gets one Dodge attempt per round. A successful Dodge cancels the hit. Apply injury penalties to Dodge.</w:t>
-      </w:r>
-    </w:p>
-    <w:p>
-      <w:pPr>
-        <w:pStyle w:val="BodyText"/>
-      </w:pPr>
-      <w:r>
-        <w:t xml:space="preserve">Solid cover blocks a shot. Partial cover imposes −2 on the attack. Weapon effects apply after a hit survives any Dodge. Success margin does not increase damage.</w:t>
+        <w:t xml:space="preserve">Roll a ranged skill for a ranged attack, a melee skill for a weapon in hand, or an unarmed skill for fists and grappling. If the attack succeeds, an aware target able to move may</w:t>
+      </w:r>
+      <w:r>
+        <w:t xml:space="preserve"> </w:t>
+      </w:r>
+      <w:r>
+        <w:rPr>
+          <w:bCs/>
+          <w:b/>
+        </w:rPr>
+        <w:t xml:space="preserve">defend</w:t>
+      </w:r>
+      <w:r>
+        <w:t xml:space="preserve">: Dodge, Parry or Block. A successful defense cancels the hit. Apply injury penalties to every defense.</w:t>
+      </w:r>
+    </w:p>
+    <w:p>
+      <w:pPr>
+        <w:numPr>
+          <w:ilvl w:val="0"/>
+          <w:numId w:val="1005"/>
+        </w:numPr>
+        <w:pStyle w:val="Compact"/>
+      </w:pPr>
+      <w:r>
+        <w:rPr>
+          <w:bCs/>
+          <w:b/>
+        </w:rPr>
+        <w:t xml:space="preserve">One defense a round.</w:t>
+      </w:r>
+      <w:r>
+        <w:t xml:space="preserve"> </w:t>
+      </w:r>
+      <w:r>
+        <w:t xml:space="preserve">A target gets one defense a round, between its turns, and chooses which when an attack hits. The</w:t>
+      </w:r>
+      <w:r>
+        <w:t xml:space="preserve"> </w:t>
+      </w:r>
+      <w:r>
+        <w:rPr>
+          <w:bCs/>
+          <w:b/>
+        </w:rPr>
+        <w:t xml:space="preserve">Additional Defense</w:t>
+      </w:r>
+      <w:r>
+        <w:t xml:space="preserve"> </w:t>
+      </w:r>
+      <w:r>
+        <w:t xml:space="preserve">Edge gives a second.</w:t>
+      </w:r>
+    </w:p>
+    <w:p>
+      <w:pPr>
+        <w:numPr>
+          <w:ilvl w:val="0"/>
+          <w:numId w:val="1005"/>
+        </w:numPr>
+        <w:pStyle w:val="Compact"/>
+      </w:pPr>
+      <w:r>
+        <w:rPr>
+          <w:bCs/>
+          <w:b/>
+        </w:rPr>
+        <w:t xml:space="preserve">Dodge</w:t>
+      </w:r>
+      <w:r>
+        <w:t xml:space="preserve"> </w:t>
+      </w:r>
+      <w:r>
+        <w:t xml:space="preserve">is Agility −2, with +1 for Trained Athletics or +2 for Athletics as a Specialty or Expert.</w:t>
+      </w:r>
+    </w:p>
+    <w:p>
+      <w:pPr>
+        <w:numPr>
+          <w:ilvl w:val="0"/>
+          <w:numId w:val="1005"/>
+        </w:numPr>
+        <w:pStyle w:val="Compact"/>
+      </w:pPr>
+      <w:r>
+        <w:rPr>
+          <w:bCs/>
+          <w:b/>
+        </w:rPr>
+        <w:t xml:space="preserve">Parry.</w:t>
+      </w:r>
+      <w:r>
+        <w:t xml:space="preserve"> </w:t>
+      </w:r>
+      <w:r>
+        <w:t xml:space="preserve">Against a weapon in hand or fists, roll a melee skill −3 with a weapon in hand, or an unarmed skill −3 bare-handed against fists. A second parry in the same round (with Additional Defense) is a further −2. Nobody parries a shot or a missile.</w:t>
+      </w:r>
+    </w:p>
+    <w:p>
+      <w:pPr>
+        <w:numPr>
+          <w:ilvl w:val="0"/>
+          <w:numId w:val="1005"/>
+        </w:numPr>
+        <w:pStyle w:val="Compact"/>
+      </w:pPr>
+      <w:r>
+        <w:rPr>
+          <w:bCs/>
+          <w:b/>
+        </w:rPr>
+        <w:t xml:space="preserve">Block.</w:t>
+      </w:r>
+      <w:r>
+        <w:t xml:space="preserve"> </w:t>
+      </w:r>
+      <w:r>
+        <w:t xml:space="preserve">With a shield, or anything that can stand in for one (a chair, a plank, a crate lid), you can block a weapon in hand, fists, or a thrown or loosed missile: roll a melee skill −2, plus the shield’s bonus. Nothing you can lift blocks a gunshot or a blast. An improvised shield breaks the first time it blocks a hit of 2 or more boxes.</w:t>
+      </w:r>
+    </w:p>
+    <w:p>
+      <w:pPr>
+        <w:numPr>
+          <w:ilvl w:val="0"/>
+          <w:numId w:val="1005"/>
+        </w:numPr>
+        <w:pStyle w:val="Compact"/>
+      </w:pPr>
+      <w:r>
+        <w:rPr>
+          <w:bCs/>
+          <w:b/>
+        </w:rPr>
+        <w:t xml:space="preserve">Attack quality.</w:t>
+      </w:r>
+      <w:r>
+        <w:t xml:space="preserve"> </w:t>
+      </w:r>
+      <w:r>
+        <w:t xml:space="preserve">A clean hit is harder to escape. When an attack succeeds by 3 or 4, the defense is at −1; by 5 or 6, −2; by 7 or more, −3.</w:t>
+      </w:r>
+    </w:p>
+    <w:p>
+      <w:pPr>
+        <w:numPr>
+          <w:ilvl w:val="0"/>
+          <w:numId w:val="1005"/>
+        </w:numPr>
+        <w:pStyle w:val="Compact"/>
+      </w:pPr>
+      <w:r>
+        <w:rPr>
+          <w:bCs/>
+          <w:b/>
+        </w:rPr>
+        <w:t xml:space="preserve">Aim.</w:t>
+      </w:r>
+      <w:r>
+        <w:t xml:space="preserve"> </w:t>
+      </w:r>
+      <w:r>
+        <w:t xml:space="preserve">Spend your action aiming at a target you can see: +1 to your next attack against it. An advantage that rewards aiming adds its bonus to this.</w:t>
+      </w:r>
+    </w:p>
+    <w:p>
+      <w:pPr>
+        <w:pStyle w:val="FirstParagraph"/>
+      </w:pPr>
+      <w:r>
+        <w:t xml:space="preserve">Solid cover blocks a shot. Partial cover imposes −2 on the attack. Weapon effects apply after a hit survives any defense. Success margin does not increase damage.</w:t>
       </w:r>
     </w:p>
     <w:bookmarkEnd w:id="51"/>
@@ -2882,7 +3091,7 @@
       <w:pPr>
         <w:numPr>
           <w:ilvl w:val="0"/>
-          <w:numId w:val="1005"/>
+          <w:numId w:val="1006"/>
         </w:numPr>
         <w:pStyle w:val="Compact"/>
       </w:pPr>
@@ -2933,7 +3142,7 @@
       <w:pPr>
         <w:numPr>
           <w:ilvl w:val="0"/>
-          <w:numId w:val="1005"/>
+          <w:numId w:val="1006"/>
         </w:numPr>
         <w:pStyle w:val="Compact"/>
       </w:pPr>
@@ -2955,7 +3164,7 @@
       <w:pPr>
         <w:numPr>
           <w:ilvl w:val="0"/>
-          <w:numId w:val="1005"/>
+          <w:numId w:val="1006"/>
         </w:numPr>
         <w:pStyle w:val="Compact"/>
       </w:pPr>
@@ -2978,7 +3187,7 @@
         <w:pStyle w:val="FirstParagraph"/>
       </w:pPr>
       <w:r>
-        <w:t xml:space="preserve">Your protection is avoiding the hit: Dodge, cover, and a Legend point, which reduces a hit by one box.</w:t>
+        <w:t xml:space="preserve">Your protection is avoiding the hit: a defense (Dodge, Parry or Block), cover, and a Legend point, which reduces a hit by one box.</w:t>
       </w:r>
     </w:p>
     <w:bookmarkEnd w:id="53"/>
@@ -3764,7 +3973,7 @@
       <w:pPr>
         <w:numPr>
           <w:ilvl w:val="0"/>
-          <w:numId w:val="1006"/>
+          <w:numId w:val="1007"/>
         </w:numPr>
         <w:pStyle w:val="Compact"/>
       </w:pPr>
@@ -3786,7 +3995,7 @@
       <w:pPr>
         <w:numPr>
           <w:ilvl w:val="0"/>
-          <w:numId w:val="1006"/>
+          <w:numId w:val="1007"/>
         </w:numPr>
         <w:pStyle w:val="Compact"/>
       </w:pPr>
@@ -3808,7 +4017,7 @@
       <w:pPr>
         <w:numPr>
           <w:ilvl w:val="0"/>
-          <w:numId w:val="1006"/>
+          <w:numId w:val="1007"/>
         </w:numPr>
         <w:pStyle w:val="Compact"/>
       </w:pPr>
@@ -4796,7 +5005,7 @@
       <w:pPr>
         <w:numPr>
           <w:ilvl w:val="0"/>
-          <w:numId w:val="1007"/>
+          <w:numId w:val="1008"/>
         </w:numPr>
         <w:pStyle w:val="Compact"/>
       </w:pPr>
@@ -4812,228 +5021,6 @@
       </w:r>
       <w:r>
         <w:t xml:space="preserve">What happened, and did we succeed: fully, partly, or not at all?</w:t>
-      </w:r>
-    </w:p>
-    <w:p>
-      <w:pPr>
-        <w:numPr>
-          <w:ilvl w:val="0"/>
-          <w:numId w:val="1007"/>
-        </w:numPr>
-        <w:pStyle w:val="Compact"/>
-      </w:pPr>
-      <w:r>
-        <w:rPr>
-          <w:bCs/>
-          <w:b/>
-        </w:rPr>
-        <w:t xml:space="preserve">Who stood out?</w:t>
-      </w:r>
-      <w:r>
-        <w:t xml:space="preserve"> </w:t>
-      </w:r>
-      <w:r>
-        <w:t xml:space="preserve">A moment worth remembering.</w:t>
-      </w:r>
-    </w:p>
-    <w:p>
-      <w:pPr>
-        <w:numPr>
-          <w:ilvl w:val="0"/>
-          <w:numId w:val="1007"/>
-        </w:numPr>
-        <w:pStyle w:val="Compact"/>
-      </w:pPr>
-      <w:r>
-        <w:rPr>
-          <w:bCs/>
-          <w:b/>
-        </w:rPr>
-        <w:t xml:space="preserve">Complications.</w:t>
-      </w:r>
-      <w:r>
-        <w:t xml:space="preserve"> </w:t>
-      </w:r>
-      <w:r>
-        <w:t xml:space="preserve">Which ones came into play, and what did they cost?</w:t>
-      </w:r>
-    </w:p>
-    <w:p>
-      <w:pPr>
-        <w:numPr>
-          <w:ilvl w:val="0"/>
-          <w:numId w:val="1007"/>
-        </w:numPr>
-        <w:pStyle w:val="Compact"/>
-      </w:pPr>
-      <w:r>
-        <w:rPr>
-          <w:bCs/>
-          <w:b/>
-        </w:rPr>
-        <w:t xml:space="preserve">What changed?</w:t>
-      </w:r>
-      <w:r>
-        <w:t xml:space="preserve"> </w:t>
-      </w:r>
-      <w:r>
-        <w:t xml:space="preserve">New allies or enemies, damage, open threads for next time.</w:t>
-      </w:r>
-    </w:p>
-    <w:p>
-      <w:pPr>
-        <w:numPr>
-          <w:ilvl w:val="0"/>
-          <w:numId w:val="1007"/>
-        </w:numPr>
-        <w:pStyle w:val="Compact"/>
-      </w:pPr>
-      <w:r>
-        <w:rPr>
-          <w:bCs/>
-          <w:b/>
-        </w:rPr>
-        <w:t xml:space="preserve">Advancement.</w:t>
-      </w:r>
-      <w:r>
-        <w:t xml:space="preserve"> </w:t>
-      </w:r>
-      <w:r>
-        <w:t xml:space="preserve">After a significant mission, the GM may authorize one skill step for each character.</w:t>
-      </w:r>
-    </w:p>
-    <w:bookmarkEnd w:id="72"/>
-    <w:bookmarkEnd w:id="73"/>
-    <w:bookmarkStart w:id="74" w:name="ready-made-characters"/>
-    <w:p>
-      <w:pPr>
-        <w:pStyle w:val="Heading1"/>
-      </w:pPr>
-      <w:r>
-        <w:t xml:space="preserve">Ready-made characters</w:t>
-      </w:r>
-    </w:p>
-    <w:p>
-      <w:pPr>
-        <w:pStyle w:val="FirstParagraph"/>
-      </w:pPr>
-      <w:r>
-        <w:t xml:space="preserve">Characters ready to play, for one-shots, new players, or a group in a hurry. Each follows the creation rules exactly, and their connections tie them together. In the creator, choose one from the ready-made list to open it and make it your own.</w:t>
-      </w:r>
-    </w:p>
-    <w:p>
-      <w:pPr>
-        <w:pStyle w:val="BodyText"/>
-      </w:pPr>
-      <w:r>
-        <w:rPr>
-          <w:iCs/>
-          <w:i/>
-        </w:rPr>
-        <w:t xml:space="preserve">Your setting pack supplies this (pregens).</w:t>
-      </w:r>
-    </w:p>
-    <w:bookmarkEnd w:id="74"/>
-    <w:bookmarkStart w:id="75" w:name="advantages"/>
-    <w:p>
-      <w:pPr>
-        <w:pStyle w:val="Heading1"/>
-      </w:pPr>
-      <w:r>
-        <w:t xml:space="preserve">Advantages</w:t>
-      </w:r>
-    </w:p>
-    <w:p>
-      <w:pPr>
-        <w:pStyle w:val="FirstParagraph"/>
-      </w:pPr>
-      <w:r>
-        <w:t xml:space="preserve">Choose one advantage at character creation: a general advantage from this chapter, or an origin advantage from the next. Each grants +2 only in the listed circumstances. An advantage does not grant training, authorize an impossible action, or replace essential gear. Use only one advantage bonus per roll.</w:t>
-      </w:r>
-    </w:p>
-    <w:p>
-      <w:pPr>
-        <w:pStyle w:val="BodyText"/>
-      </w:pPr>
-      <w:r>
-        <w:rPr>
-          <w:iCs/>
-          <w:i/>
-        </w:rPr>
-        <w:t xml:space="preserve">Your setting pack supplies this (advantages).</w:t>
-      </w:r>
-    </w:p>
-    <w:bookmarkEnd w:id="75"/>
-    <w:bookmarkStart w:id="76" w:name="origins"/>
-    <w:p>
-      <w:pPr>
-        <w:pStyle w:val="Heading1"/>
-      </w:pPr>
-      <w:r>
-        <w:t xml:space="preserve">Origins</w:t>
-      </w:r>
-    </w:p>
-    <w:p>
-      <w:pPr>
-        <w:pStyle w:val="FirstParagraph"/>
-      </w:pPr>
-      <w:r>
-        <w:rPr>
-          <w:iCs/>
-          <w:i/>
-        </w:rPr>
-        <w:t xml:space="preserve">Your setting pack supplies this (origins).</w:t>
-      </w:r>
-    </w:p>
-    <w:bookmarkEnd w:id="76"/>
-    <w:bookmarkStart w:id="87" w:name="making-your-own"/>
-    <w:p>
-      <w:pPr>
-        <w:pStyle w:val="Heading1"/>
-      </w:pPr>
-      <w:r>
-        <w:t xml:space="preserve">Making your own</w:t>
-      </w:r>
-    </w:p>
-    <w:p>
-      <w:pPr>
-        <w:pStyle w:val="FirstParagraph"/>
-      </w:pPr>
-      <w:r>
-        <w:t xml:space="preserve">The roles and origins in this book are a starting point, not a limit. With the GM’s agreement, any player can create their own role or origin. The creator has a</w:t>
-      </w:r>
-      <w:r>
-        <w:t xml:space="preserve"> </w:t>
-      </w:r>
-      <w:r>
-        <w:rPr>
-          <w:bCs/>
-          <w:b/>
-        </w:rPr>
-        <w:t xml:space="preserve">Custom</w:t>
-      </w:r>
-      <w:r>
-        <w:t xml:space="preserve"> </w:t>
-      </w:r>
-      <w:r>
-        <w:t xml:space="preserve">option at the end of each list, and its checklist holds a custom choice to the same rules as everything else.</w:t>
-      </w:r>
-    </w:p>
-    <w:bookmarkStart w:id="77" w:name="a-custom-role"/>
-    <w:p>
-      <w:pPr>
-        <w:pStyle w:val="Heading2"/>
-      </w:pPr>
-      <w:r>
-        <w:t xml:space="preserve">A custom role</w:t>
-      </w:r>
-    </w:p>
-    <w:p>
-      <w:pPr>
-        <w:pStyle w:val="FirstParagraph"/>
-      </w:pPr>
-      <w:r>
-        <w:t xml:space="preserve">A role is a concept, not a package of powers: it gives no bonus of its own. A custom one only needs a clear place in the group.</w:t>
       </w:r>
     </w:p>
     <w:p>
@@ -5049,37 +5036,13 @@
           <w:bCs/>
           <w:b/>
         </w:rPr>
-        <w:t xml:space="preserve">Name it and describe it.</w:t>
-      </w:r>
-      <w:r>
-        <w:t xml:space="preserve"> </w:t>
-      </w:r>
-      <w:r>
-        <w:t xml:space="preserve">One sentence for what your character does that no one else does, in the style of the roles above:</w:t>
-      </w:r>
-      <w:r>
-        <w:t xml:space="preserve"> </w:t>
-      </w:r>
-      <w:r>
-        <w:rPr>
-          <w:iCs/>
-          <w:i/>
-        </w:rPr>
-        <w:t xml:space="preserve">“</w:t>
-      </w:r>
-      <w:r>
-        <w:rPr>
-          <w:iCs/>
-          <w:i/>
-        </w:rPr>
-        <w:t xml:space="preserve">Smuggler: knows every back door, bribe and hidden hold.</w:t>
-      </w:r>
-      <w:r>
-        <w:rPr>
-          <w:iCs/>
-          <w:i/>
-        </w:rPr>
-        <w:t xml:space="preserve">”</w:t>
+        <w:t xml:space="preserve">Who stood out?</w:t>
+      </w:r>
+      <w:r>
+        <w:t xml:space="preserve"> </w:t>
+      </w:r>
+      <w:r>
+        <w:t xml:space="preserve">A moment worth remembering.</w:t>
       </w:r>
     </w:p>
     <w:p>
@@ -5095,13 +5058,13 @@
           <w:bCs/>
           <w:b/>
         </w:rPr>
-        <w:t xml:space="preserve">Choose a group.</w:t>
-      </w:r>
-      <w:r>
-        <w:t xml:space="preserve"> </w:t>
-      </w:r>
-      <w:r>
-        <w:t xml:space="preserve">Pick the one it belongs with: one of your setting’s groups. The group only sets your sheet’s colors and emblem.</w:t>
+        <w:t xml:space="preserve">Complications.</w:t>
+      </w:r>
+      <w:r>
+        <w:t xml:space="preserve"> </w:t>
+      </w:r>
+      <w:r>
+        <w:t xml:space="preserve">Which ones came into play, and what did they cost?</w:t>
       </w:r>
     </w:p>
     <w:p>
@@ -5117,13 +5080,13 @@
           <w:bCs/>
           <w:b/>
         </w:rPr>
-        <w:t xml:space="preserve">Pick four core skills.</w:t>
-      </w:r>
-      <w:r>
-        <w:t xml:space="preserve"> </w:t>
-      </w:r>
-      <w:r>
-        <w:t xml:space="preserve">The skills it can’t do without. Mark them Trained yourself in step 3 (the built-in roles do this for you); they count toward your normal Trained skills.</w:t>
+        <w:t xml:space="preserve">What changed?</w:t>
+      </w:r>
+      <w:r>
+        <w:t xml:space="preserve"> </w:t>
+      </w:r>
+      <w:r>
+        <w:t xml:space="preserve">New allies or enemies, damage, open threads for next time.</w:t>
       </w:r>
     </w:p>
     <w:p>
@@ -5131,6 +5094,252 @@
         <w:numPr>
           <w:ilvl w:val="0"/>
           <w:numId w:val="1008"/>
+        </w:numPr>
+        <w:pStyle w:val="Compact"/>
+      </w:pPr>
+      <w:r>
+        <w:rPr>
+          <w:bCs/>
+          <w:b/>
+        </w:rPr>
+        <w:t xml:space="preserve">Advancement.</w:t>
+      </w:r>
+      <w:r>
+        <w:t xml:space="preserve"> </w:t>
+      </w:r>
+      <w:r>
+        <w:t xml:space="preserve">After a significant mission, the GM may authorize one skill step for each character.</w:t>
+      </w:r>
+    </w:p>
+    <w:bookmarkEnd w:id="72"/>
+    <w:bookmarkEnd w:id="73"/>
+    <w:bookmarkStart w:id="74" w:name="ready-made-characters"/>
+    <w:p>
+      <w:pPr>
+        <w:pStyle w:val="Heading1"/>
+      </w:pPr>
+      <w:r>
+        <w:t xml:space="preserve">Ready-made characters</w:t>
+      </w:r>
+    </w:p>
+    <w:p>
+      <w:pPr>
+        <w:pStyle w:val="FirstParagraph"/>
+      </w:pPr>
+      <w:r>
+        <w:t xml:space="preserve">Characters ready to play, for one-shots, new players, or a group in a hurry. Each follows the creation rules exactly, and their connections tie them together. In the creator, choose one from the ready-made list to open it and make it your own.</w:t>
+      </w:r>
+    </w:p>
+    <w:p>
+      <w:pPr>
+        <w:pStyle w:val="BodyText"/>
+      </w:pPr>
+      <w:r>
+        <w:rPr>
+          <w:iCs/>
+          <w:i/>
+        </w:rPr>
+        <w:t xml:space="preserve">Your setting pack supplies this (pregens).</w:t>
+      </w:r>
+    </w:p>
+    <w:bookmarkEnd w:id="74"/>
+    <w:bookmarkStart w:id="75" w:name="advantages"/>
+    <w:p>
+      <w:pPr>
+        <w:pStyle w:val="Heading1"/>
+      </w:pPr>
+      <w:r>
+        <w:t xml:space="preserve">Advantages</w:t>
+      </w:r>
+    </w:p>
+    <w:p>
+      <w:pPr>
+        <w:pStyle w:val="FirstParagraph"/>
+      </w:pPr>
+      <w:r>
+        <w:t xml:space="preserve">Choose one advantage at character creation: a general advantage from this chapter, or an origin advantage from the next. Each grants +2 only in the listed circumstances. An advantage does not grant training, authorize an impossible action, or replace essential gear. Use only one advantage bonus per roll.</w:t>
+      </w:r>
+    </w:p>
+    <w:p>
+      <w:pPr>
+        <w:pStyle w:val="BodyText"/>
+      </w:pPr>
+      <w:r>
+        <w:rPr>
+          <w:iCs/>
+          <w:i/>
+        </w:rPr>
+        <w:t xml:space="preserve">Your setting pack supplies this (advantages).</w:t>
+      </w:r>
+    </w:p>
+    <w:bookmarkEnd w:id="75"/>
+    <w:bookmarkStart w:id="76" w:name="origins"/>
+    <w:p>
+      <w:pPr>
+        <w:pStyle w:val="Heading1"/>
+      </w:pPr>
+      <w:r>
+        <w:t xml:space="preserve">Origins</w:t>
+      </w:r>
+    </w:p>
+    <w:p>
+      <w:pPr>
+        <w:pStyle w:val="FirstParagraph"/>
+      </w:pPr>
+      <w:r>
+        <w:rPr>
+          <w:iCs/>
+          <w:i/>
+        </w:rPr>
+        <w:t xml:space="preserve">Your setting pack supplies this (origins).</w:t>
+      </w:r>
+    </w:p>
+    <w:bookmarkEnd w:id="76"/>
+    <w:bookmarkStart w:id="87" w:name="making-your-own"/>
+    <w:p>
+      <w:pPr>
+        <w:pStyle w:val="Heading1"/>
+      </w:pPr>
+      <w:r>
+        <w:t xml:space="preserve">Making your own</w:t>
+      </w:r>
+    </w:p>
+    <w:p>
+      <w:pPr>
+        <w:pStyle w:val="FirstParagraph"/>
+      </w:pPr>
+      <w:r>
+        <w:t xml:space="preserve">The roles and origins in this book are a starting point, not a limit. With the GM’s agreement, any player can create their own role or origin. The creator has a</w:t>
+      </w:r>
+      <w:r>
+        <w:t xml:space="preserve"> </w:t>
+      </w:r>
+      <w:r>
+        <w:rPr>
+          <w:bCs/>
+          <w:b/>
+        </w:rPr>
+        <w:t xml:space="preserve">Custom</w:t>
+      </w:r>
+      <w:r>
+        <w:t xml:space="preserve"> </w:t>
+      </w:r>
+      <w:r>
+        <w:t xml:space="preserve">option at the end of each list, and its checklist holds a custom choice to the same rules as everything else.</w:t>
+      </w:r>
+    </w:p>
+    <w:bookmarkStart w:id="77" w:name="a-custom-role"/>
+    <w:p>
+      <w:pPr>
+        <w:pStyle w:val="Heading2"/>
+      </w:pPr>
+      <w:r>
+        <w:t xml:space="preserve">A custom role</w:t>
+      </w:r>
+    </w:p>
+    <w:p>
+      <w:pPr>
+        <w:pStyle w:val="FirstParagraph"/>
+      </w:pPr>
+      <w:r>
+        <w:t xml:space="preserve">A role is a concept, not a package of powers: it gives no bonus of its own. A custom one only needs a clear place in the group.</w:t>
+      </w:r>
+    </w:p>
+    <w:p>
+      <w:pPr>
+        <w:numPr>
+          <w:ilvl w:val="0"/>
+          <w:numId w:val="1009"/>
+        </w:numPr>
+        <w:pStyle w:val="Compact"/>
+      </w:pPr>
+      <w:r>
+        <w:rPr>
+          <w:bCs/>
+          <w:b/>
+        </w:rPr>
+        <w:t xml:space="preserve">Name it and describe it.</w:t>
+      </w:r>
+      <w:r>
+        <w:t xml:space="preserve"> </w:t>
+      </w:r>
+      <w:r>
+        <w:t xml:space="preserve">One sentence for what your character does that no one else does, in the style of the roles above:</w:t>
+      </w:r>
+      <w:r>
+        <w:t xml:space="preserve"> </w:t>
+      </w:r>
+      <w:r>
+        <w:rPr>
+          <w:iCs/>
+          <w:i/>
+        </w:rPr>
+        <w:t xml:space="preserve">“</w:t>
+      </w:r>
+      <w:r>
+        <w:rPr>
+          <w:iCs/>
+          <w:i/>
+        </w:rPr>
+        <w:t xml:space="preserve">Smuggler: knows every back door, bribe and hidden hold.</w:t>
+      </w:r>
+      <w:r>
+        <w:rPr>
+          <w:iCs/>
+          <w:i/>
+        </w:rPr>
+        <w:t xml:space="preserve">”</w:t>
+      </w:r>
+    </w:p>
+    <w:p>
+      <w:pPr>
+        <w:numPr>
+          <w:ilvl w:val="0"/>
+          <w:numId w:val="1009"/>
+        </w:numPr>
+        <w:pStyle w:val="Compact"/>
+      </w:pPr>
+      <w:r>
+        <w:rPr>
+          <w:bCs/>
+          <w:b/>
+        </w:rPr>
+        <w:t xml:space="preserve">Choose a group.</w:t>
+      </w:r>
+      <w:r>
+        <w:t xml:space="preserve"> </w:t>
+      </w:r>
+      <w:r>
+        <w:t xml:space="preserve">Pick the one it belongs with: one of your setting’s groups. The group only sets your sheet’s colors and emblem.</w:t>
+      </w:r>
+    </w:p>
+    <w:p>
+      <w:pPr>
+        <w:numPr>
+          <w:ilvl w:val="0"/>
+          <w:numId w:val="1009"/>
+        </w:numPr>
+        <w:pStyle w:val="Compact"/>
+      </w:pPr>
+      <w:r>
+        <w:rPr>
+          <w:bCs/>
+          <w:b/>
+        </w:rPr>
+        <w:t xml:space="preserve">Pick four core skills.</w:t>
+      </w:r>
+      <w:r>
+        <w:t xml:space="preserve"> </w:t>
+      </w:r>
+      <w:r>
+        <w:t xml:space="preserve">The skills it can’t do without. Mark them Trained yourself in step 3 (the built-in roles do this for you); they count toward your normal Trained skills.</w:t>
+      </w:r>
+    </w:p>
+    <w:p>
+      <w:pPr>
+        <w:numPr>
+          <w:ilvl w:val="0"/>
+          <w:numId w:val="1009"/>
         </w:numPr>
         <w:pStyle w:val="Compact"/>
       </w:pPr>
@@ -5697,7 +5906,7 @@
       <w:pPr>
         <w:numPr>
           <w:ilvl w:val="0"/>
-          <w:numId w:val="1009"/>
+          <w:numId w:val="1010"/>
         </w:numPr>
         <w:pStyle w:val="Compact"/>
       </w:pPr>
@@ -5725,7 +5934,7 @@
       <w:pPr>
         <w:numPr>
           <w:ilvl w:val="0"/>
-          <w:numId w:val="1009"/>
+          <w:numId w:val="1010"/>
         </w:numPr>
         <w:pStyle w:val="Compact"/>
       </w:pPr>
@@ -5737,7 +5946,7 @@
       <w:pPr>
         <w:numPr>
           <w:ilvl w:val="0"/>
-          <w:numId w:val="1009"/>
+          <w:numId w:val="1010"/>
         </w:numPr>
         <w:pStyle w:val="Compact"/>
       </w:pPr>
@@ -5765,7 +5974,7 @@
       <w:pPr>
         <w:numPr>
           <w:ilvl w:val="0"/>
-          <w:numId w:val="1009"/>
+          <w:numId w:val="1010"/>
         </w:numPr>
         <w:pStyle w:val="Compact"/>
       </w:pPr>
@@ -6060,7 +6269,7 @@
         <w:t xml:space="preserve"> </w:t>
       </w:r>
       <w:r>
-        <w:t xml:space="preserve">move plus one action. Hit → optional Dodge → weapon effect. Dodge = Agility −2 plus Athletics training (+0, +1, +2). A 2-box weapon that brings you to three boxes leaves you Dying; at three boxes, another 2-box hit kills.</w:t>
+        <w:t xml:space="preserve">move plus one action. Hit → one defense a round (Dodge, Parry or Block; −1 to −3 against a clean hit) → weapon effect. Dodge = Agility −2 plus Athletics training (+0, +1, +2). Parry −3, Block −2 plus the shield. Aim: +1. A 2-box weapon that brings you to three boxes leaves you Dying; at three boxes, another 2-box hit kills.</w:t>
       </w:r>
     </w:p>
     <w:p>
@@ -6418,34 +6627,7 @@
     <w:abstractNumId w:val="991"/>
   </w:num>
   <w:num w:numId="1006">
-    <w:abstractNumId w:val="99411"/>
-    <w:lvlOverride w:ilvl="0">
-      <w:startOverride w:val="1"/>
-    </w:lvlOverride>
-    <w:lvlOverride w:ilvl="1">
-      <w:startOverride w:val="1"/>
-    </w:lvlOverride>
-    <w:lvlOverride w:ilvl="2">
-      <w:startOverride w:val="1"/>
-    </w:lvlOverride>
-    <w:lvlOverride w:ilvl="3">
-      <w:startOverride w:val="1"/>
-    </w:lvlOverride>
-    <w:lvlOverride w:ilvl="4">
-      <w:startOverride w:val="1"/>
-    </w:lvlOverride>
-    <w:lvlOverride w:ilvl="5">
-      <w:startOverride w:val="1"/>
-    </w:lvlOverride>
-    <w:lvlOverride w:ilvl="6">
-      <w:startOverride w:val="1"/>
-    </w:lvlOverride>
-    <w:lvlOverride w:ilvl="7">
-      <w:startOverride w:val="1"/>
-    </w:lvlOverride>
-    <w:lvlOverride w:ilvl="8">
-      <w:startOverride w:val="1"/>
-    </w:lvlOverride>
+    <w:abstractNumId w:val="991"/>
   </w:num>
   <w:num w:numId="1007">
     <w:abstractNumId w:val="99411"/>
@@ -6508,6 +6690,36 @@
     </w:lvlOverride>
   </w:num>
   <w:num w:numId="1009">
+    <w:abstractNumId w:val="99411"/>
+    <w:lvlOverride w:ilvl="0">
+      <w:startOverride w:val="1"/>
+    </w:lvlOverride>
+    <w:lvlOverride w:ilvl="1">
+      <w:startOverride w:val="1"/>
+    </w:lvlOverride>
+    <w:lvlOverride w:ilvl="2">
+      <w:startOverride w:val="1"/>
+    </w:lvlOverride>
+    <w:lvlOverride w:ilvl="3">
+      <w:startOverride w:val="1"/>
+    </w:lvlOverride>
+    <w:lvlOverride w:ilvl="4">
+      <w:startOverride w:val="1"/>
+    </w:lvlOverride>
+    <w:lvlOverride w:ilvl="5">
+      <w:startOverride w:val="1"/>
+    </w:lvlOverride>
+    <w:lvlOverride w:ilvl="6">
+      <w:startOverride w:val="1"/>
+    </w:lvlOverride>
+    <w:lvlOverride w:ilvl="7">
+      <w:startOverride w:val="1"/>
+    </w:lvlOverride>
+    <w:lvlOverride w:ilvl="8">
+      <w:startOverride w:val="1"/>
+    </w:lvlOverride>
+  </w:num>
+  <w:num w:numId="1010">
     <w:abstractNumId w:val="99411"/>
     <w:lvlOverride w:ilvl="0">
       <w:startOverride w:val="1"/>

--- a/legend-dynamics/site/core-rules/Legend_Dynamics_Core_Rules.docx
+++ b/legend-dynamics/site/core-rules/Legend_Dynamics_Core_Rules.docx
@@ -1549,6 +1549,46 @@
       </w:pPr>
       <w:r>
         <w:t xml:space="preserve">Anyone can owe allegiance to one of the setting’s powers. It’s a benefit paired with a burden; the burden works like a complication and earns Legend when it causes you a real problem.</w:t>
+      </w:r>
+    </w:p>
+    <w:p>
+      <w:pPr>
+        <w:pStyle w:val="BodyText"/>
+      </w:pPr>
+      <w:r>
+        <w:t xml:space="preserve">The GM can add others met in play (the creator’s GM view has a</w:t>
+      </w:r>
+      <w:r>
+        <w:t xml:space="preserve"> </w:t>
+      </w:r>
+      <w:r>
+        <w:rPr>
+          <w:bCs/>
+          <w:b/>
+        </w:rPr>
+        <w:t xml:space="preserve">Campaign allegiances</w:t>
+      </w:r>
+      <w:r>
+        <w:t xml:space="preserve"> </w:t>
+      </w:r>
+      <w:r>
+        <w:t xml:space="preserve">list), and a player can write one with the GM: choose</w:t>
+      </w:r>
+      <w:r>
+        <w:t xml:space="preserve"> </w:t>
+      </w:r>
+      <w:r>
+        <w:rPr>
+          <w:iCs/>
+          <w:i/>
+        </w:rPr>
+        <w:t xml:space="preserve">Another allegiance</w:t>
+      </w:r>
+      <w:r>
+        <w:t xml:space="preserve"> </w:t>
+      </w:r>
+      <w:r>
+        <w:t xml:space="preserve">and give it a name, a benefit and a burden.</w:t>
       </w:r>
     </w:p>
     <w:p>

--- a/legend-dynamics/site/core-rules/Legend_Dynamics_Core_Rules.docx
+++ b/legend-dynamics/site/core-rules/Legend_Dynamics_Core_Rules.docx
@@ -4363,20 +4363,832 @@
         <w:pStyle w:val="FirstParagraph"/>
       </w:pPr>
       <w:r>
-        <w:t xml:space="preserve">After a significant mission, a magical character can take one of these</w:t>
-      </w:r>
-      <w:r>
-        <w:t xml:space="preserve"> </w:t>
-      </w:r>
-      <w:r>
-        <w:rPr>
-          <w:bCs/>
-          <w:b/>
-        </w:rPr>
-        <w:t xml:space="preserve">instead of a skill step</w:t>
-      </w:r>
-      <w:r>
-        <w:t xml:space="preserve">, with the GM’s approval and a reason from the story. Each setting says which it uses.</w:t>
+        <w:t xml:space="preserve">A magical character can spend advancement points (see</w:t>
+      </w:r>
+      <w:r>
+        <w:t xml:space="preserve"> </w:t>
+      </w:r>
+      <w:r>
+        <w:rPr>
+          <w:iCs/>
+          <w:i/>
+        </w:rPr>
+        <w:t xml:space="preserve">Advancement</w:t>
+      </w:r>
+      <w:r>
+        <w:t xml:space="preserve">) on these, with the GM’s approval and a reason from the story. Each setting says which it uses.</w:t>
+      </w:r>
+    </w:p>
+    <w:tbl>
+      <w:tblPr>
+        <w:tblStyle w:val="Table"/>
+        <w:tblW w:type="pct" w:w="5000"/>
+        <w:tblLook w:firstRow="1" w:lastRow="0" w:firstColumn="0" w:lastColumn="0" w:noHBand="0" w:noVBand="0" w:val="0020"/>
+        <w:jc w:val="start"/>
+        <w:tblBorders>
+          <w:top w:val="single" w:sz="4" w:color="B8C2D3"/>
+          <w:left w:val="single" w:sz="4" w:color="B8C2D3"/>
+          <w:bottom w:val="single" w:sz="4" w:color="B8C2D3"/>
+          <w:right w:val="single" w:sz="4" w:color="B8C2D3"/>
+          <w:insideH w:val="single" w:sz="4" w:color="B8C2D3"/>
+          <w:insideV w:val="single" w:sz="4" w:color="B8C2D3"/>
+        </w:tblBorders>
+      </w:tblPr>
+      <w:tblGrid>
+        <w:gridCol w:w="1980"/>
+        <w:gridCol w:w="1980"/>
+        <w:gridCol w:w="1980"/>
+        <w:gridCol w:w="1980"/>
+      </w:tblGrid>
+      <w:tr>
+        <w:trPr>
+          <w:tblHeader w:val="true"/>
+        </w:trPr>
+        <w:tc>
+          <w:tcPr>
+            <w:shd w:val="clear" w:fill="E9EEF6"/>
+          </w:tcPr>
+          <w:p>
+            <w:pPr>
+              <w:pStyle w:val="Compact"/>
+              <w:jc w:val="left"/>
+            </w:pPr>
+            <w:r>
+              <w:rPr>
+                <w:b/>
+                <w:sz w:val="19"/>
+              </w:rPr>
+              <w:t xml:space="preserve">Option</w:t>
+            </w:r>
+          </w:p>
+        </w:tc>
+        <w:tc>
+          <w:tcPr>
+            <w:shd w:val="clear" w:fill="E9EEF6"/>
+          </w:tcPr>
+          <w:p>
+            <w:pPr>
+              <w:pStyle w:val="Compact"/>
+              <w:jc w:val="left"/>
+            </w:pPr>
+            <w:r>
+              <w:rPr>
+                <w:b/>
+                <w:sz w:val="19"/>
+              </w:rPr>
+              <w:t xml:space="preserve">Effect</w:t>
+            </w:r>
+          </w:p>
+        </w:tc>
+        <w:tc>
+          <w:tcPr>
+            <w:shd w:val="clear" w:fill="E9EEF6"/>
+          </w:tcPr>
+          <w:p>
+            <w:pPr>
+              <w:pStyle w:val="Compact"/>
+              <w:jc w:val="left"/>
+            </w:pPr>
+            <w:r>
+              <w:rPr>
+                <w:b/>
+                <w:sz w:val="19"/>
+              </w:rPr>
+              <w:t xml:space="preserve">Cost</w:t>
+            </w:r>
+          </w:p>
+        </w:tc>
+        <w:tc>
+          <w:tcPr>
+            <w:shd w:val="clear" w:fill="E9EEF6"/>
+          </w:tcPr>
+          <w:p>
+            <w:pPr>
+              <w:pStyle w:val="Compact"/>
+              <w:jc w:val="left"/>
+            </w:pPr>
+            <w:r>
+              <w:rPr>
+                <w:b/>
+                <w:sz w:val="19"/>
+              </w:rPr>
+              <w:t xml:space="preserve">Limit</w:t>
+            </w:r>
+          </w:p>
+        </w:tc>
+      </w:tr>
+      <w:tr>
+        <w:tc>
+          <w:tcPr/>
+          <w:p>
+            <w:pPr>
+              <w:pStyle w:val="Compact"/>
+              <w:jc w:val="left"/>
+            </w:pPr>
+            <w:r>
+              <w:rPr>
+                <w:b/>
+                <w:sz w:val="19"/>
+              </w:rPr>
+              <w:t xml:space="preserve">New burst</w:t>
+            </w:r>
+          </w:p>
+        </w:tc>
+        <w:tc>
+          <w:tcPr/>
+          <w:p>
+            <w:pPr>
+              <w:pStyle w:val="Compact"/>
+              <w:jc w:val="left"/>
+            </w:pPr>
+            <w:r>
+              <w:rPr>
+                <w:sz w:val="19"/>
+              </w:rPr>
+              <w:t xml:space="preserve">Learn one burst beyond your limit</w:t>
+            </w:r>
+          </w:p>
+        </w:tc>
+        <w:tc>
+          <w:tcPr/>
+          <w:p>
+            <w:pPr>
+              <w:pStyle w:val="Compact"/>
+              <w:jc w:val="left"/>
+            </w:pPr>
+            <w:r>
+              <w:rPr>
+                <w:sz w:val="19"/>
+              </w:rPr>
+              <w:t xml:space="preserve">1</w:t>
+            </w:r>
+          </w:p>
+        </w:tc>
+        <w:tc>
+          <w:tcPr/>
+          <w:p>
+            <w:pPr>
+              <w:pStyle w:val="Compact"/>
+              <w:jc w:val="left"/>
+            </w:pPr>
+            <w:r>
+              <w:rPr>
+                <w:sz w:val="19"/>
+              </w:rPr>
+              <w:t xml:space="preserve">Up to 2 extra</w:t>
+            </w:r>
+          </w:p>
+        </w:tc>
+      </w:tr>
+      <w:tr>
+        <w:tc>
+          <w:tcPr/>
+          <w:p>
+            <w:pPr>
+              <w:pStyle w:val="Compact"/>
+              <w:jc w:val="left"/>
+            </w:pPr>
+            <w:r>
+              <w:rPr>
+                <w:b/>
+                <w:sz w:val="19"/>
+              </w:rPr>
+              <w:t xml:space="preserve">Deeper step</w:t>
+            </w:r>
+          </w:p>
+        </w:tc>
+        <w:tc>
+          <w:tcPr/>
+          <w:p>
+            <w:pPr>
+              <w:pStyle w:val="Compact"/>
+              <w:jc w:val="left"/>
+            </w:pPr>
+            <w:r>
+              <w:rPr>
+                <w:sz w:val="19"/>
+              </w:rPr>
+              <w:t xml:space="preserve">One burst you know works one step deeper: one more Boost</w:t>
+            </w:r>
+          </w:p>
+        </w:tc>
+        <w:tc>
+          <w:tcPr/>
+          <w:p>
+            <w:pPr>
+              <w:pStyle w:val="Compact"/>
+              <w:jc w:val="left"/>
+            </w:pPr>
+            <w:r>
+              <w:rPr>
+                <w:sz w:val="19"/>
+              </w:rPr>
+              <w:t xml:space="preserve">2</w:t>
+            </w:r>
+          </w:p>
+        </w:tc>
+        <w:tc>
+          <w:tcPr/>
+          <w:p>
+            <w:pPr>
+              <w:pStyle w:val="Compact"/>
+              <w:jc w:val="left"/>
+            </w:pPr>
+            <w:r>
+              <w:rPr>
+                <w:sz w:val="19"/>
+              </w:rPr>
+              <w:t xml:space="preserve">Each burst once</w:t>
+            </w:r>
+          </w:p>
+        </w:tc>
+      </w:tr>
+      <w:tr>
+        <w:tc>
+          <w:tcPr/>
+          <w:p>
+            <w:pPr>
+              <w:pStyle w:val="Compact"/>
+              <w:jc w:val="left"/>
+            </w:pPr>
+            <w:r>
+              <w:rPr>
+                <w:b/>
+                <w:sz w:val="19"/>
+              </w:rPr>
+              <w:t xml:space="preserve">Another charm</w:t>
+            </w:r>
+          </w:p>
+        </w:tc>
+        <w:tc>
+          <w:tcPr/>
+          <w:p>
+            <w:pPr>
+              <w:pStyle w:val="Compact"/>
+              <w:jc w:val="left"/>
+            </w:pPr>
+            <w:r>
+              <w:rPr>
+                <w:sz w:val="19"/>
+              </w:rPr>
+              <w:t xml:space="preserve">Carry one more ready charm</w:t>
+            </w:r>
+          </w:p>
+        </w:tc>
+        <w:tc>
+          <w:tcPr/>
+          <w:p>
+            <w:pPr>
+              <w:pStyle w:val="Compact"/>
+              <w:jc w:val="left"/>
+            </w:pPr>
+            <w:r>
+              <w:rPr>
+                <w:sz w:val="19"/>
+              </w:rPr>
+              <w:t xml:space="preserve">1</w:t>
+            </w:r>
+          </w:p>
+        </w:tc>
+        <w:tc>
+          <w:tcPr/>
+          <w:p>
+            <w:pPr>
+              <w:pStyle w:val="Compact"/>
+              <w:jc w:val="left"/>
+            </w:pPr>
+            <w:r>
+              <w:rPr>
+                <w:sz w:val="19"/>
+              </w:rPr>
+              <w:t xml:space="preserve">Up to 2 extra</w:t>
+            </w:r>
+          </w:p>
+        </w:tc>
+      </w:tr>
+      <w:tr>
+        <w:tc>
+          <w:tcPr/>
+          <w:p>
+            <w:pPr>
+              <w:pStyle w:val="Compact"/>
+              <w:jc w:val="left"/>
+            </w:pPr>
+            <w:r>
+              <w:rPr>
+                <w:b/>
+                <w:sz w:val="19"/>
+              </w:rPr>
+              <w:t xml:space="preserve">By heart</w:t>
+            </w:r>
+          </w:p>
+        </w:tc>
+        <w:tc>
+          <w:tcPr/>
+          <w:p>
+            <w:pPr>
+              <w:pStyle w:val="Compact"/>
+              <w:jc w:val="left"/>
+            </w:pPr>
+            <w:r>
+              <w:rPr>
+                <w:sz w:val="19"/>
+              </w:rPr>
+              <w:t xml:space="preserve">One kind of working takes one fewer segment (minimum 1)</w:t>
+            </w:r>
+          </w:p>
+        </w:tc>
+        <w:tc>
+          <w:tcPr/>
+          <w:p>
+            <w:pPr>
+              <w:pStyle w:val="Compact"/>
+              <w:jc w:val="left"/>
+            </w:pPr>
+            <w:r>
+              <w:rPr>
+                <w:sz w:val="19"/>
+              </w:rPr>
+              <w:t xml:space="preserve">1</w:t>
+            </w:r>
+          </w:p>
+        </w:tc>
+        <w:tc>
+          <w:tcPr/>
+          <w:p>
+            <w:pPr>
+              <w:pStyle w:val="Compact"/>
+              <w:jc w:val="left"/>
+            </w:pPr>
+            <w:r>
+              <w:rPr>
+                <w:sz w:val="19"/>
+              </w:rPr>
+              <w:t xml:space="preserve">Each kind once</w:t>
+            </w:r>
+          </w:p>
+        </w:tc>
+      </w:tr>
+      <w:tr>
+        <w:tc>
+          <w:tcPr/>
+          <w:p>
+            <w:pPr>
+              <w:pStyle w:val="Compact"/>
+              <w:jc w:val="left"/>
+            </w:pPr>
+            <w:r>
+              <w:rPr>
+                <w:b/>
+                <w:sz w:val="19"/>
+              </w:rPr>
+              <w:t xml:space="preserve">Quicker hand</w:t>
+            </w:r>
+          </w:p>
+        </w:tc>
+        <w:tc>
+          <w:tcPr/>
+          <w:p>
+            <w:pPr>
+              <w:pStyle w:val="Compact"/>
+              <w:jc w:val="left"/>
+            </w:pPr>
+            <w:r>
+              <w:rPr>
+                <w:sz w:val="19"/>
+              </w:rPr>
+              <w:t xml:space="preserve">One working you know goes one pace faster: an hour becomes ten minutes, ten minutes one action</w:t>
+            </w:r>
+          </w:p>
+        </w:tc>
+        <w:tc>
+          <w:tcPr/>
+          <w:p>
+            <w:pPr>
+              <w:pStyle w:val="Compact"/>
+              <w:jc w:val="left"/>
+            </w:pPr>
+            <w:r>
+              <w:rPr>
+                <w:sz w:val="19"/>
+              </w:rPr>
+              <w:t xml:space="preserve">1</w:t>
+            </w:r>
+          </w:p>
+        </w:tc>
+        <w:tc>
+          <w:tcPr/>
+          <w:p>
+            <w:pPr>
+              <w:pStyle w:val="Compact"/>
+              <w:jc w:val="left"/>
+            </w:pPr>
+            <w:r>
+              <w:rPr>
+                <w:sz w:val="19"/>
+              </w:rPr>
+              <w:t xml:space="preserve">Each working once</w:t>
+            </w:r>
+          </w:p>
+        </w:tc>
+      </w:tr>
+      <w:tr>
+        <w:tc>
+          <w:tcPr/>
+          <w:p>
+            <w:pPr>
+              <w:pStyle w:val="Compact"/>
+              <w:jc w:val="left"/>
+            </w:pPr>
+            <w:r>
+              <w:rPr>
+                <w:b/>
+                <w:sz w:val="19"/>
+              </w:rPr>
+              <w:t xml:space="preserve">Mastery</w:t>
+            </w:r>
+          </w:p>
+        </w:tc>
+        <w:tc>
+          <w:tcPr/>
+          <w:p>
+            <w:pPr>
+              <w:pStyle w:val="Compact"/>
+              <w:jc w:val="left"/>
+            </w:pPr>
+            <w:r>
+              <w:rPr>
+                <w:sz w:val="19"/>
+              </w:rPr>
+              <w:t xml:space="preserve">Your magic skill becomes Expert (+5)</w:t>
+            </w:r>
+          </w:p>
+        </w:tc>
+        <w:tc>
+          <w:tcPr/>
+          <w:p>
+            <w:pPr>
+              <w:pStyle w:val="Compact"/>
+              <w:jc w:val="left"/>
+            </w:pPr>
+            <w:r>
+              <w:rPr>
+                <w:sz w:val="19"/>
+              </w:rPr>
+              <w:t xml:space="preserve">4</w:t>
+            </w:r>
+          </w:p>
+        </w:tc>
+        <w:tc>
+          <w:tcPr/>
+          <w:p>
+            <w:pPr>
+              <w:pStyle w:val="Compact"/>
+              <w:jc w:val="left"/>
+            </w:pPr>
+            <w:r>
+              <w:rPr>
+                <w:sz w:val="19"/>
+              </w:rPr>
+              <w:t xml:space="preserve">Once, at the end of a long campaign</w:t>
+            </w:r>
+          </w:p>
+        </w:tc>
+      </w:tr>
+    </w:tbl>
+    <w:bookmarkEnd w:id="65"/>
+    <w:bookmarkEnd w:id="66"/>
+    <w:bookmarkStart w:id="70" w:name="legend-points-and-tracks"/>
+    <w:p>
+      <w:pPr>
+        <w:pStyle w:val="Heading1"/>
+      </w:pPr>
+      <w:r>
+        <w:t xml:space="preserve">Legend points and tracks</w:t>
+      </w:r>
+    </w:p>
+    <w:bookmarkStart w:id="67" w:name="using-legend-points"/>
+    <w:p>
+      <w:pPr>
+        <w:pStyle w:val="Heading2"/>
+      </w:pPr>
+      <w:r>
+        <w:t xml:space="preserve">Using Legend points</w:t>
+      </w:r>
+    </w:p>
+    <w:p>
+      <w:pPr>
+        <w:pStyle w:val="FirstParagraph"/>
+      </w:pPr>
+      <w:r>
+        <w:t xml:space="preserve">Begin each session with two Legend points (three with Extra Legend); unused points do not carry over. Spend no more than one point on a single roll or injury event.</w:t>
+      </w:r>
+    </w:p>
+    <w:tbl>
+      <w:tblPr>
+        <w:tblStyle w:val="Table"/>
+        <w:tblW w:type="pct" w:w="5000"/>
+        <w:tblLook w:firstRow="1" w:lastRow="0" w:firstColumn="0" w:lastColumn="0" w:noHBand="0" w:noVBand="0" w:val="0020"/>
+        <w:jc w:val="start"/>
+        <w:tblBorders>
+          <w:top w:val="single" w:sz="4" w:color="B8C2D3"/>
+          <w:left w:val="single" w:sz="4" w:color="B8C2D3"/>
+          <w:bottom w:val="single" w:sz="4" w:color="B8C2D3"/>
+          <w:right w:val="single" w:sz="4" w:color="B8C2D3"/>
+          <w:insideH w:val="single" w:sz="4" w:color="B8C2D3"/>
+          <w:insideV w:val="single" w:sz="4" w:color="B8C2D3"/>
+        </w:tblBorders>
+      </w:tblPr>
+      <w:tblGrid>
+        <w:gridCol w:w="3960"/>
+        <w:gridCol w:w="3960"/>
+      </w:tblGrid>
+      <w:tr>
+        <w:trPr>
+          <w:tblHeader w:val="true"/>
+        </w:trPr>
+        <w:tc>
+          <w:tcPr>
+            <w:shd w:val="clear" w:fill="E9EEF6"/>
+          </w:tcPr>
+          <w:p>
+            <w:pPr>
+              <w:pStyle w:val="Compact"/>
+              <w:jc w:val="left"/>
+            </w:pPr>
+            <w:r>
+              <w:rPr>
+                <w:b/>
+                <w:sz w:val="19"/>
+              </w:rPr>
+              <w:t xml:space="preserve">Spend one point to</w:t>
+            </w:r>
+          </w:p>
+        </w:tc>
+        <w:tc>
+          <w:tcPr>
+            <w:shd w:val="clear" w:fill="E9EEF6"/>
+          </w:tcPr>
+          <w:p>
+            <w:pPr>
+              <w:pStyle w:val="Compact"/>
+              <w:jc w:val="left"/>
+            </w:pPr>
+            <w:r>
+              <w:rPr>
+                <w:b/>
+                <w:sz w:val="19"/>
+              </w:rPr>
+              <w:t xml:space="preserve">Timing and limits</w:t>
+            </w:r>
+          </w:p>
+        </w:tc>
+      </w:tr>
+      <w:tr>
+        <w:tc>
+          <w:tcPr/>
+          <w:p>
+            <w:pPr>
+              <w:pStyle w:val="Compact"/>
+              <w:jc w:val="left"/>
+            </w:pPr>
+            <w:r>
+              <w:rPr>
+                <w:b/>
+                <w:sz w:val="19"/>
+              </w:rPr>
+              <w:t xml:space="preserve">Reroll your own roll</w:t>
+            </w:r>
+          </w:p>
+        </w:tc>
+        <w:tc>
+          <w:tcPr/>
+          <w:p>
+            <w:pPr>
+              <w:pStyle w:val="Compact"/>
+              <w:jc w:val="left"/>
+            </w:pPr>
+            <w:r>
+              <w:rPr>
+                <w:sz w:val="19"/>
+              </w:rPr>
+              <w:t xml:space="preserve">Declare after seeing the result but before its consequences. Keep the second result, even if worse.</w:t>
+            </w:r>
+          </w:p>
+        </w:tc>
+      </w:tr>
+      <w:tr>
+        <w:tc>
+          <w:tcPr/>
+          <w:p>
+            <w:pPr>
+              <w:pStyle w:val="Compact"/>
+              <w:jc w:val="left"/>
+            </w:pPr>
+            <w:r>
+              <w:rPr>
+                <w:b/>
+                <w:sz w:val="19"/>
+              </w:rPr>
+              <w:t xml:space="preserve">Reduce an injury by one box</w:t>
+            </w:r>
+          </w:p>
+        </w:tc>
+        <w:tc>
+          <w:tcPr/>
+          <w:p>
+            <w:pPr>
+              <w:pStyle w:val="Compact"/>
+              <w:jc w:val="left"/>
+            </w:pPr>
+            <w:r>
+              <w:rPr>
+                <w:sz w:val="19"/>
+              </w:rPr>
+              <w:t xml:space="preserve">Declare when a hit would mark boxes, before applying them. Does not prevent certain death.</w:t>
+            </w:r>
+          </w:p>
+        </w:tc>
+      </w:tr>
+      <w:tr>
+        <w:tc>
+          <w:tcPr/>
+          <w:p>
+            <w:pPr>
+              <w:pStyle w:val="Compact"/>
+              <w:jc w:val="left"/>
+            </w:pPr>
+            <w:r>
+              <w:rPr>
+                <w:b/>
+                <w:sz w:val="19"/>
+              </w:rPr>
+              <w:t xml:space="preserve">Establish a small preparation</w:t>
+            </w:r>
+          </w:p>
+        </w:tc>
+        <w:tc>
+          <w:tcPr/>
+          <w:p>
+            <w:pPr>
+              <w:pStyle w:val="Compact"/>
+              <w:jc w:val="left"/>
+            </w:pPr>
+            <w:r>
+              <w:rPr>
+                <w:sz w:val="19"/>
+              </w:rPr>
+              <w:t xml:space="preserve">Propose a plausible detail, such as having packed something useful. GM approval is required.</w:t>
+            </w:r>
+          </w:p>
+        </w:tc>
+      </w:tr>
+    </w:tbl>
+    <w:p>
+      <w:pPr>
+        <w:pStyle w:val="BodyText"/>
+      </w:pPr>
+      <w:r>
+        <w:t xml:space="preserve">Gain one point when one of your complications creates a meaningful problem you accept, including a companion complication. You can decline the proposed complication without penalty.</w:t>
+      </w:r>
+    </w:p>
+    <w:bookmarkEnd w:id="67"/>
+    <w:bookmarkStart w:id="68" w:name="tracks"/>
+    <w:p>
+      <w:pPr>
+        <w:pStyle w:val="Heading2"/>
+      </w:pPr>
+      <w:r>
+        <w:t xml:space="preserve">Tracks</w:t>
+      </w:r>
+    </w:p>
+    <w:p>
+      <w:pPr>
+        <w:pStyle w:val="FirstParagraph"/>
+      </w:pPr>
+      <w:r>
+        <w:rPr>
+          <w:iCs/>
+          <w:i/>
+        </w:rPr>
+        <w:t xml:space="preserve">Your setting pack supplies this (tracks).</w:t>
+      </w:r>
+    </w:p>
+    <w:bookmarkEnd w:id="68"/>
+    <w:bookmarkStart w:id="69" w:name="advancement"/>
+    <w:p>
+      <w:pPr>
+        <w:pStyle w:val="Heading2"/>
+      </w:pPr>
+      <w:r>
+        <w:t xml:space="preserve">Advancement</w:t>
+      </w:r>
+    </w:p>
+    <w:p>
+      <w:pPr>
+        <w:pStyle w:val="FirstParagraph"/>
+      </w:pPr>
+      <w:r>
+        <w:t xml:space="preserve">Characters grow by earning</w:t>
+      </w:r>
+      <w:r>
+        <w:t xml:space="preserve"> </w:t>
+      </w:r>
+      <w:r>
+        <w:rPr>
+          <w:bCs/>
+          <w:b/>
+        </w:rPr>
+        <w:t xml:space="preserve">advancement points</w:t>
+      </w:r>
+      <w:r>
+        <w:t xml:space="preserve"> </w:t>
+      </w:r>
+      <w:r>
+        <w:t xml:space="preserve">and spending them.</w:t>
+      </w:r>
+    </w:p>
+    <w:p>
+      <w:pPr>
+        <w:numPr>
+          <w:ilvl w:val="0"/>
+          <w:numId w:val="1008"/>
+        </w:numPr>
+        <w:pStyle w:val="Compact"/>
+      </w:pPr>
+      <w:r>
+        <w:rPr>
+          <w:bCs/>
+          <w:b/>
+        </w:rPr>
+        <w:t xml:space="preserve">Earning.</w:t>
+      </w:r>
+      <w:r>
+        <w:t xml:space="preserve"> </w:t>
+      </w:r>
+      <w:r>
+        <w:t xml:space="preserve">After a significant mission, the GM awards each character</w:t>
+      </w:r>
+      <w:r>
+        <w:t xml:space="preserve"> </w:t>
+      </w:r>
+      <w:r>
+        <w:rPr>
+          <w:bCs/>
+          <w:b/>
+        </w:rPr>
+        <w:t xml:space="preserve">1 point</w:t>
+      </w:r>
+      <w:r>
+        <w:t xml:space="preserve">. At a</w:t>
+      </w:r>
+      <w:r>
+        <w:t xml:space="preserve"> </w:t>
+      </w:r>
+      <w:r>
+        <w:rPr>
+          <w:bCs/>
+          <w:b/>
+        </w:rPr>
+        <w:t xml:space="preserve">milestone</w:t>
+      </w:r>
+      <w:r>
+        <w:t xml:space="preserve">, the end of a story arc, everyone earns</w:t>
+      </w:r>
+      <w:r>
+        <w:t xml:space="preserve"> </w:t>
+      </w:r>
+      <w:r>
+        <w:rPr>
+          <w:bCs/>
+          <w:b/>
+        </w:rPr>
+        <w:t xml:space="preserve">2 more</w:t>
+      </w:r>
+      <w:r>
+        <w:t xml:space="preserve">.</w:t>
+      </w:r>
+    </w:p>
+    <w:p>
+      <w:pPr>
+        <w:numPr>
+          <w:ilvl w:val="0"/>
+          <w:numId w:val="1008"/>
+        </w:numPr>
+        <w:pStyle w:val="Compact"/>
+      </w:pPr>
+      <w:r>
+        <w:rPr>
+          <w:bCs/>
+          <w:b/>
+        </w:rPr>
+        <w:t xml:space="preserve">Spending.</w:t>
+      </w:r>
+      <w:r>
+        <w:t xml:space="preserve"> </w:t>
+      </w:r>
+      <w:r>
+        <w:t xml:space="preserve">Spend points when you earn them, or bank them for something bigger. Each purchase needs the GM’s approval and a reason from the story: training with someone, something you lived through, a debt paid.</w:t>
       </w:r>
     </w:p>
     <w:tbl>
@@ -4417,7 +5229,7 @@
                 <w:b/>
                 <w:sz w:val="19"/>
               </w:rPr>
-              <w:t xml:space="preserve">Option</w:t>
+              <w:t xml:space="preserve">Purchase</w:t>
             </w:r>
           </w:p>
         </w:tc>
@@ -4435,7 +5247,7 @@
                 <w:b/>
                 <w:sz w:val="19"/>
               </w:rPr>
-              <w:t xml:space="preserve">Effect</w:t>
+              <w:t xml:space="preserve">Cost</w:t>
             </w:r>
           </w:p>
         </w:tc>
@@ -4471,37 +5283,37 @@
                 <w:b/>
                 <w:sz w:val="19"/>
               </w:rPr>
-              <w:t xml:space="preserve">New burst</w:t>
-            </w:r>
-          </w:p>
-        </w:tc>
-        <w:tc>
-          <w:tcPr/>
-          <w:p>
-            <w:pPr>
-              <w:pStyle w:val="Compact"/>
-              <w:jc w:val="left"/>
-            </w:pPr>
-            <w:r>
-              <w:rPr>
-                <w:sz w:val="19"/>
-              </w:rPr>
-              <w:t xml:space="preserve">Learn one burst beyond your limit</w:t>
-            </w:r>
-          </w:p>
-        </w:tc>
-        <w:tc>
-          <w:tcPr/>
-          <w:p>
-            <w:pPr>
-              <w:pStyle w:val="Compact"/>
-              <w:jc w:val="left"/>
-            </w:pPr>
-            <w:r>
-              <w:rPr>
-                <w:sz w:val="19"/>
-              </w:rPr>
-              <w:t xml:space="preserve">Up to 2 extra</w:t>
+              <w:t xml:space="preserve">A skill from Untrained to Trained</w:t>
+            </w:r>
+          </w:p>
+        </w:tc>
+        <w:tc>
+          <w:tcPr/>
+          <w:p>
+            <w:pPr>
+              <w:pStyle w:val="Compact"/>
+              <w:jc w:val="left"/>
+            </w:pPr>
+            <w:r>
+              <w:rPr>
+                <w:sz w:val="19"/>
+              </w:rPr>
+              <w:t xml:space="preserve">1</w:t>
+            </w:r>
+          </w:p>
+        </w:tc>
+        <w:tc>
+          <w:tcPr/>
+          <w:p>
+            <w:pPr>
+              <w:pStyle w:val="Compact"/>
+              <w:jc w:val="left"/>
+            </w:pPr>
+            <w:r>
+              <w:rPr>
+                <w:sz w:val="19"/>
+              </w:rPr>
+              <w:t xml:space="preserve">—</w:t>
             </w:r>
           </w:p>
         </w:tc>
@@ -4519,37 +5331,37 @@
                 <w:b/>
                 <w:sz w:val="19"/>
               </w:rPr>
-              <w:t xml:space="preserve">Deeper step</w:t>
-            </w:r>
-          </w:p>
-        </w:tc>
-        <w:tc>
-          <w:tcPr/>
-          <w:p>
-            <w:pPr>
-              <w:pStyle w:val="Compact"/>
-              <w:jc w:val="left"/>
-            </w:pPr>
-            <w:r>
-              <w:rPr>
-                <w:sz w:val="19"/>
-              </w:rPr>
-              <w:t xml:space="preserve">One burst you know works one step deeper: one more Boost</w:t>
-            </w:r>
-          </w:p>
-        </w:tc>
-        <w:tc>
-          <w:tcPr/>
-          <w:p>
-            <w:pPr>
-              <w:pStyle w:val="Compact"/>
-              <w:jc w:val="left"/>
-            </w:pPr>
-            <w:r>
-              <w:rPr>
-                <w:sz w:val="19"/>
-              </w:rPr>
-              <w:t xml:space="preserve">Each burst once</w:t>
+              <w:t xml:space="preserve">A skill from Trained to Specialty</w:t>
+            </w:r>
+          </w:p>
+        </w:tc>
+        <w:tc>
+          <w:tcPr/>
+          <w:p>
+            <w:pPr>
+              <w:pStyle w:val="Compact"/>
+              <w:jc w:val="left"/>
+            </w:pPr>
+            <w:r>
+              <w:rPr>
+                <w:sz w:val="19"/>
+              </w:rPr>
+              <w:t xml:space="preserve">2</w:t>
+            </w:r>
+          </w:p>
+        </w:tc>
+        <w:tc>
+          <w:tcPr/>
+          <w:p>
+            <w:pPr>
+              <w:pStyle w:val="Compact"/>
+              <w:jc w:val="left"/>
+            </w:pPr>
+            <w:r>
+              <w:rPr>
+                <w:sz w:val="19"/>
+              </w:rPr>
+              <w:t xml:space="preserve">Specialty (+3) is the ceiling: only a Specialist’s starting skill is Expert, unless they broaden (see Step 3)</w:t>
             </w:r>
           </w:p>
         </w:tc>
@@ -4567,37 +5379,37 @@
                 <w:b/>
                 <w:sz w:val="19"/>
               </w:rPr>
-              <w:t xml:space="preserve">Another charm</w:t>
-            </w:r>
-          </w:p>
-        </w:tc>
-        <w:tc>
-          <w:tcPr/>
-          <w:p>
-            <w:pPr>
-              <w:pStyle w:val="Compact"/>
-              <w:jc w:val="left"/>
-            </w:pPr>
-            <w:r>
-              <w:rPr>
-                <w:sz w:val="19"/>
-              </w:rPr>
-              <w:t xml:space="preserve">Carry one more ready charm</w:t>
-            </w:r>
-          </w:p>
-        </w:tc>
-        <w:tc>
-          <w:tcPr/>
-          <w:p>
-            <w:pPr>
-              <w:pStyle w:val="Compact"/>
-              <w:jc w:val="left"/>
-            </w:pPr>
-            <w:r>
-              <w:rPr>
-                <w:sz w:val="19"/>
-              </w:rPr>
-              <w:t xml:space="preserve">Up to 2 extra</w:t>
+              <w:t xml:space="preserve">Revise an advantage or complication</w:t>
+            </w:r>
+          </w:p>
+        </w:tc>
+        <w:tc>
+          <w:tcPr/>
+          <w:p>
+            <w:pPr>
+              <w:pStyle w:val="Compact"/>
+              <w:jc w:val="left"/>
+            </w:pPr>
+            <w:r>
+              <w:rPr>
+                <w:sz w:val="19"/>
+              </w:rPr>
+              <w:t xml:space="preserve">1</w:t>
+            </w:r>
+          </w:p>
+        </w:tc>
+        <w:tc>
+          <w:tcPr/>
+          <w:p>
+            <w:pPr>
+              <w:pStyle w:val="Compact"/>
+              <w:jc w:val="left"/>
+            </w:pPr>
+            <w:r>
+              <w:rPr>
+                <w:sz w:val="19"/>
+              </w:rPr>
+              <w:t xml:space="preserve">—</w:t>
             </w:r>
           </w:p>
         </w:tc>
@@ -4615,37 +5427,37 @@
                 <w:b/>
                 <w:sz w:val="19"/>
               </w:rPr>
-              <w:t xml:space="preserve">By heart</w:t>
-            </w:r>
-          </w:p>
-        </w:tc>
-        <w:tc>
-          <w:tcPr/>
-          <w:p>
-            <w:pPr>
-              <w:pStyle w:val="Compact"/>
-              <w:jc w:val="left"/>
-            </w:pPr>
-            <w:r>
-              <w:rPr>
-                <w:sz w:val="19"/>
-              </w:rPr>
-              <w:t xml:space="preserve">One kind of working takes one fewer segment (minimum 1)</w:t>
-            </w:r>
-          </w:p>
-        </w:tc>
-        <w:tc>
-          <w:tcPr/>
-          <w:p>
-            <w:pPr>
-              <w:pStyle w:val="Compact"/>
-              <w:jc w:val="left"/>
-            </w:pPr>
-            <w:r>
-              <w:rPr>
-                <w:sz w:val="19"/>
-              </w:rPr>
-              <w:t xml:space="preserve">Each kind once</w:t>
+              <w:t xml:space="preserve">A new Edge</w:t>
+            </w:r>
+          </w:p>
+        </w:tc>
+        <w:tc>
+          <w:tcPr/>
+          <w:p>
+            <w:pPr>
+              <w:pStyle w:val="Compact"/>
+              <w:jc w:val="left"/>
+            </w:pPr>
+            <w:r>
+              <w:rPr>
+                <w:sz w:val="19"/>
+              </w:rPr>
+              <w:t xml:space="preserve">3</w:t>
+            </w:r>
+          </w:p>
+        </w:tc>
+        <w:tc>
+          <w:tcPr/>
+          <w:p>
+            <w:pPr>
+              <w:pStyle w:val="Compact"/>
+              <w:jc w:val="left"/>
+            </w:pPr>
+            <w:r>
+              <w:rPr>
+                <w:sz w:val="19"/>
+              </w:rPr>
+              <w:t xml:space="preserve">Any Edge except the attribute and Trained-skill Edges, within its own limit</w:t>
             </w:r>
           </w:p>
         </w:tc>
@@ -4663,324 +5475,48 @@
                 <w:b/>
                 <w:sz w:val="19"/>
               </w:rPr>
-              <w:t xml:space="preserve">Quicker hand</w:t>
-            </w:r>
-          </w:p>
-        </w:tc>
-        <w:tc>
-          <w:tcPr/>
-          <w:p>
-            <w:pPr>
-              <w:pStyle w:val="Compact"/>
-              <w:jc w:val="left"/>
-            </w:pPr>
-            <w:r>
-              <w:rPr>
-                <w:sz w:val="19"/>
-              </w:rPr>
-              <w:t xml:space="preserve">One working you know goes one pace faster: an hour becomes ten minutes, ten minutes one action</w:t>
-            </w:r>
-          </w:p>
-        </w:tc>
-        <w:tc>
-          <w:tcPr/>
-          <w:p>
-            <w:pPr>
-              <w:pStyle w:val="Compact"/>
-              <w:jc w:val="left"/>
-            </w:pPr>
-            <w:r>
-              <w:rPr>
-                <w:sz w:val="19"/>
-              </w:rPr>
-              <w:t xml:space="preserve">Each working once</w:t>
-            </w:r>
-          </w:p>
-        </w:tc>
-      </w:tr>
-      <w:tr>
-        <w:tc>
-          <w:tcPr/>
-          <w:p>
-            <w:pPr>
-              <w:pStyle w:val="Compact"/>
-              <w:jc w:val="left"/>
-            </w:pPr>
-            <w:r>
-              <w:rPr>
-                <w:b/>
-                <w:sz w:val="19"/>
-              </w:rPr>
-              <w:t xml:space="preserve">Mastery</w:t>
-            </w:r>
-          </w:p>
-        </w:tc>
-        <w:tc>
-          <w:tcPr/>
-          <w:p>
-            <w:pPr>
-              <w:pStyle w:val="Compact"/>
-              <w:jc w:val="left"/>
-            </w:pPr>
-            <w:r>
-              <w:rPr>
-                <w:sz w:val="19"/>
-              </w:rPr>
-              <w:t xml:space="preserve">Your magic skill becomes Expert (+5)</w:t>
-            </w:r>
-          </w:p>
-        </w:tc>
-        <w:tc>
-          <w:tcPr/>
-          <w:p>
-            <w:pPr>
-              <w:pStyle w:val="Compact"/>
-              <w:jc w:val="left"/>
-            </w:pPr>
-            <w:r>
-              <w:rPr>
-                <w:sz w:val="19"/>
-              </w:rPr>
-              <w:t xml:space="preserve">Once, at the end of a long campaign</w:t>
+              <w:t xml:space="preserve">+1 to an attribute</w:t>
+            </w:r>
+          </w:p>
+        </w:tc>
+        <w:tc>
+          <w:tcPr/>
+          <w:p>
+            <w:pPr>
+              <w:pStyle w:val="Compact"/>
+              <w:jc w:val="left"/>
+            </w:pPr>
+            <w:r>
+              <w:rPr>
+                <w:sz w:val="19"/>
+              </w:rPr>
+              <w:t xml:space="preserve">4</w:t>
+            </w:r>
+          </w:p>
+        </w:tc>
+        <w:tc>
+          <w:tcPr/>
+          <w:p>
+            <w:pPr>
+              <w:pStyle w:val="Compact"/>
+              <w:jc w:val="left"/>
+            </w:pPr>
+            <w:r>
+              <w:rPr>
+                <w:sz w:val="19"/>
+              </w:rPr>
+              <w:t xml:space="preserve">Once per attribute; no higher than one above the starting maximum (14, plus any origin bonus)</w:t>
             </w:r>
           </w:p>
         </w:tc>
       </w:tr>
     </w:tbl>
-    <w:bookmarkEnd w:id="65"/>
-    <w:bookmarkEnd w:id="66"/>
-    <w:bookmarkStart w:id="70" w:name="legend-points-and-tracks"/>
-    <w:p>
-      <w:pPr>
-        <w:pStyle w:val="Heading1"/>
-      </w:pPr>
-      <w:r>
-        <w:t xml:space="preserve">Legend points and tracks</w:t>
-      </w:r>
-    </w:p>
-    <w:bookmarkStart w:id="67" w:name="using-legend-points"/>
-    <w:p>
-      <w:pPr>
-        <w:pStyle w:val="Heading2"/>
-      </w:pPr>
-      <w:r>
-        <w:t xml:space="preserve">Using Legend points</w:t>
-      </w:r>
-    </w:p>
-    <w:p>
-      <w:pPr>
-        <w:pStyle w:val="FirstParagraph"/>
-      </w:pPr>
-      <w:r>
-        <w:t xml:space="preserve">Begin each session with two Legend points (three with Extra Legend); unused points do not carry over. Spend no more than one point on a single roll or injury event.</w:t>
-      </w:r>
-    </w:p>
-    <w:tbl>
-      <w:tblPr>
-        <w:tblStyle w:val="Table"/>
-        <w:tblW w:type="pct" w:w="5000"/>
-        <w:tblLook w:firstRow="1" w:lastRow="0" w:firstColumn="0" w:lastColumn="0" w:noHBand="0" w:noVBand="0" w:val="0020"/>
-        <w:jc w:val="start"/>
-        <w:tblBorders>
-          <w:top w:val="single" w:sz="4" w:color="B8C2D3"/>
-          <w:left w:val="single" w:sz="4" w:color="B8C2D3"/>
-          <w:bottom w:val="single" w:sz="4" w:color="B8C2D3"/>
-          <w:right w:val="single" w:sz="4" w:color="B8C2D3"/>
-          <w:insideH w:val="single" w:sz="4" w:color="B8C2D3"/>
-          <w:insideV w:val="single" w:sz="4" w:color="B8C2D3"/>
-        </w:tblBorders>
-      </w:tblPr>
-      <w:tblGrid>
-        <w:gridCol w:w="3960"/>
-        <w:gridCol w:w="3960"/>
-      </w:tblGrid>
-      <w:tr>
-        <w:trPr>
-          <w:tblHeader w:val="true"/>
-        </w:trPr>
-        <w:tc>
-          <w:tcPr>
-            <w:shd w:val="clear" w:fill="E9EEF6"/>
-          </w:tcPr>
-          <w:p>
-            <w:pPr>
-              <w:pStyle w:val="Compact"/>
-              <w:jc w:val="left"/>
-            </w:pPr>
-            <w:r>
-              <w:rPr>
-                <w:b/>
-                <w:sz w:val="19"/>
-              </w:rPr>
-              <w:t xml:space="preserve">Spend one point to</w:t>
-            </w:r>
-          </w:p>
-        </w:tc>
-        <w:tc>
-          <w:tcPr>
-            <w:shd w:val="clear" w:fill="E9EEF6"/>
-          </w:tcPr>
-          <w:p>
-            <w:pPr>
-              <w:pStyle w:val="Compact"/>
-              <w:jc w:val="left"/>
-            </w:pPr>
-            <w:r>
-              <w:rPr>
-                <w:b/>
-                <w:sz w:val="19"/>
-              </w:rPr>
-              <w:t xml:space="preserve">Timing and limits</w:t>
-            </w:r>
-          </w:p>
-        </w:tc>
-      </w:tr>
-      <w:tr>
-        <w:tc>
-          <w:tcPr/>
-          <w:p>
-            <w:pPr>
-              <w:pStyle w:val="Compact"/>
-              <w:jc w:val="left"/>
-            </w:pPr>
-            <w:r>
-              <w:rPr>
-                <w:b/>
-                <w:sz w:val="19"/>
-              </w:rPr>
-              <w:t xml:space="preserve">Reroll your own roll</w:t>
-            </w:r>
-          </w:p>
-        </w:tc>
-        <w:tc>
-          <w:tcPr/>
-          <w:p>
-            <w:pPr>
-              <w:pStyle w:val="Compact"/>
-              <w:jc w:val="left"/>
-            </w:pPr>
-            <w:r>
-              <w:rPr>
-                <w:sz w:val="19"/>
-              </w:rPr>
-              <w:t xml:space="preserve">Declare after seeing the result but before its consequences. Keep the second result, even if worse.</w:t>
-            </w:r>
-          </w:p>
-        </w:tc>
-      </w:tr>
-      <w:tr>
-        <w:tc>
-          <w:tcPr/>
-          <w:p>
-            <w:pPr>
-              <w:pStyle w:val="Compact"/>
-              <w:jc w:val="left"/>
-            </w:pPr>
-            <w:r>
-              <w:rPr>
-                <w:b/>
-                <w:sz w:val="19"/>
-              </w:rPr>
-              <w:t xml:space="preserve">Reduce an injury by one box</w:t>
-            </w:r>
-          </w:p>
-        </w:tc>
-        <w:tc>
-          <w:tcPr/>
-          <w:p>
-            <w:pPr>
-              <w:pStyle w:val="Compact"/>
-              <w:jc w:val="left"/>
-            </w:pPr>
-            <w:r>
-              <w:rPr>
-                <w:sz w:val="19"/>
-              </w:rPr>
-              <w:t xml:space="preserve">Declare when a hit would mark boxes, before applying them. Does not prevent certain death.</w:t>
-            </w:r>
-          </w:p>
-        </w:tc>
-      </w:tr>
-      <w:tr>
-        <w:tc>
-          <w:tcPr/>
-          <w:p>
-            <w:pPr>
-              <w:pStyle w:val="Compact"/>
-              <w:jc w:val="left"/>
-            </w:pPr>
-            <w:r>
-              <w:rPr>
-                <w:b/>
-                <w:sz w:val="19"/>
-              </w:rPr>
-              <w:t xml:space="preserve">Establish a small preparation</w:t>
-            </w:r>
-          </w:p>
-        </w:tc>
-        <w:tc>
-          <w:tcPr/>
-          <w:p>
-            <w:pPr>
-              <w:pStyle w:val="Compact"/>
-              <w:jc w:val="left"/>
-            </w:pPr>
-            <w:r>
-              <w:rPr>
-                <w:sz w:val="19"/>
-              </w:rPr>
-              <w:t xml:space="preserve">Propose a plausible detail, such as having packed something useful. GM approval is required.</w:t>
-            </w:r>
-          </w:p>
-        </w:tc>
-      </w:tr>
-    </w:tbl>
     <w:p>
       <w:pPr>
         <w:pStyle w:val="BodyText"/>
       </w:pPr>
       <w:r>
-        <w:t xml:space="preserve">Gain one point when one of your complications creates a meaningful problem you accept, including a companion complication. You can decline the proposed complication without penalty.</w:t>
-      </w:r>
-    </w:p>
-    <w:bookmarkEnd w:id="67"/>
-    <w:bookmarkStart w:id="68" w:name="tracks"/>
-    <w:p>
-      <w:pPr>
-        <w:pStyle w:val="Heading2"/>
-      </w:pPr>
-      <w:r>
-        <w:t xml:space="preserve">Tracks</w:t>
-      </w:r>
-    </w:p>
-    <w:p>
-      <w:pPr>
-        <w:pStyle w:val="FirstParagraph"/>
-      </w:pPr>
-      <w:r>
-        <w:rPr>
-          <w:iCs/>
-          <w:i/>
-        </w:rPr>
-        <w:t xml:space="preserve">Your setting pack supplies this (tracks).</w:t>
-      </w:r>
-    </w:p>
-    <w:bookmarkEnd w:id="68"/>
-    <w:bookmarkStart w:id="69" w:name="advancement"/>
-    <w:p>
-      <w:pPr>
-        <w:pStyle w:val="Heading2"/>
-      </w:pPr>
-      <w:r>
-        <w:t xml:space="preserve">Advancement</w:t>
-      </w:r>
-    </w:p>
-    <w:p>
-      <w:pPr>
-        <w:pStyle w:val="FirstParagraph"/>
-      </w:pPr>
-      <w:r>
-        <w:t xml:space="preserve">After a significant mission, the GM may authorize one relevant skill to advance from Untrained to Trained or from Trained to Specialty, or allow revision of an advantage or complication. Only a Specialist’s starting skill is Expert; a skill raised later tops out at Specialty (+3) unless they broaden (see Step 3).</w:t>
+        <w:t xml:space="preserve">Magic and powers grow the same way, at the costs their chapters give.</w:t>
       </w:r>
     </w:p>
     <w:bookmarkEnd w:id="69"/>
@@ -5039,250 +5575,6 @@
       </w:pPr>
       <w:r>
         <w:t xml:space="preserve">End each mission with a short entry, written together:</w:t>
-      </w:r>
-    </w:p>
-    <w:p>
-      <w:pPr>
-        <w:numPr>
-          <w:ilvl w:val="0"/>
-          <w:numId w:val="1008"/>
-        </w:numPr>
-        <w:pStyle w:val="Compact"/>
-      </w:pPr>
-      <w:r>
-        <w:rPr>
-          <w:bCs/>
-          <w:b/>
-        </w:rPr>
-        <w:t xml:space="preserve">The mission.</w:t>
-      </w:r>
-      <w:r>
-        <w:t xml:space="preserve"> </w:t>
-      </w:r>
-      <w:r>
-        <w:t xml:space="preserve">What happened, and did we succeed: fully, partly, or not at all?</w:t>
-      </w:r>
-    </w:p>
-    <w:p>
-      <w:pPr>
-        <w:numPr>
-          <w:ilvl w:val="0"/>
-          <w:numId w:val="1008"/>
-        </w:numPr>
-        <w:pStyle w:val="Compact"/>
-      </w:pPr>
-      <w:r>
-        <w:rPr>
-          <w:bCs/>
-          <w:b/>
-        </w:rPr>
-        <w:t xml:space="preserve">Who stood out?</w:t>
-      </w:r>
-      <w:r>
-        <w:t xml:space="preserve"> </w:t>
-      </w:r>
-      <w:r>
-        <w:t xml:space="preserve">A moment worth remembering.</w:t>
-      </w:r>
-    </w:p>
-    <w:p>
-      <w:pPr>
-        <w:numPr>
-          <w:ilvl w:val="0"/>
-          <w:numId w:val="1008"/>
-        </w:numPr>
-        <w:pStyle w:val="Compact"/>
-      </w:pPr>
-      <w:r>
-        <w:rPr>
-          <w:bCs/>
-          <w:b/>
-        </w:rPr>
-        <w:t xml:space="preserve">Complications.</w:t>
-      </w:r>
-      <w:r>
-        <w:t xml:space="preserve"> </w:t>
-      </w:r>
-      <w:r>
-        <w:t xml:space="preserve">Which ones came into play, and what did they cost?</w:t>
-      </w:r>
-    </w:p>
-    <w:p>
-      <w:pPr>
-        <w:numPr>
-          <w:ilvl w:val="0"/>
-          <w:numId w:val="1008"/>
-        </w:numPr>
-        <w:pStyle w:val="Compact"/>
-      </w:pPr>
-      <w:r>
-        <w:rPr>
-          <w:bCs/>
-          <w:b/>
-        </w:rPr>
-        <w:t xml:space="preserve">What changed?</w:t>
-      </w:r>
-      <w:r>
-        <w:t xml:space="preserve"> </w:t>
-      </w:r>
-      <w:r>
-        <w:t xml:space="preserve">New allies or enemies, damage, open threads for next time.</w:t>
-      </w:r>
-    </w:p>
-    <w:p>
-      <w:pPr>
-        <w:numPr>
-          <w:ilvl w:val="0"/>
-          <w:numId w:val="1008"/>
-        </w:numPr>
-        <w:pStyle w:val="Compact"/>
-      </w:pPr>
-      <w:r>
-        <w:rPr>
-          <w:bCs/>
-          <w:b/>
-        </w:rPr>
-        <w:t xml:space="preserve">Advancement.</w:t>
-      </w:r>
-      <w:r>
-        <w:t xml:space="preserve"> </w:t>
-      </w:r>
-      <w:r>
-        <w:t xml:space="preserve">After a significant mission, the GM may authorize one skill step for each character.</w:t>
-      </w:r>
-    </w:p>
-    <w:bookmarkEnd w:id="72"/>
-    <w:bookmarkEnd w:id="73"/>
-    <w:bookmarkStart w:id="74" w:name="ready-made-characters"/>
-    <w:p>
-      <w:pPr>
-        <w:pStyle w:val="Heading1"/>
-      </w:pPr>
-      <w:r>
-        <w:t xml:space="preserve">Ready-made characters</w:t>
-      </w:r>
-    </w:p>
-    <w:p>
-      <w:pPr>
-        <w:pStyle w:val="FirstParagraph"/>
-      </w:pPr>
-      <w:r>
-        <w:t xml:space="preserve">Characters ready to play, for one-shots, new players, or a group in a hurry. Each follows the creation rules exactly, and their connections tie them together. In the creator, choose one from the ready-made list to open it and make it your own.</w:t>
-      </w:r>
-    </w:p>
-    <w:p>
-      <w:pPr>
-        <w:pStyle w:val="BodyText"/>
-      </w:pPr>
-      <w:r>
-        <w:rPr>
-          <w:iCs/>
-          <w:i/>
-        </w:rPr>
-        <w:t xml:space="preserve">Your setting pack supplies this (pregens).</w:t>
-      </w:r>
-    </w:p>
-    <w:bookmarkEnd w:id="74"/>
-    <w:bookmarkStart w:id="75" w:name="advantages"/>
-    <w:p>
-      <w:pPr>
-        <w:pStyle w:val="Heading1"/>
-      </w:pPr>
-      <w:r>
-        <w:t xml:space="preserve">Advantages</w:t>
-      </w:r>
-    </w:p>
-    <w:p>
-      <w:pPr>
-        <w:pStyle w:val="FirstParagraph"/>
-      </w:pPr>
-      <w:r>
-        <w:t xml:space="preserve">Choose one advantage at character creation: a general advantage from this chapter, or an origin advantage from the next. Each grants +2 only in the listed circumstances. An advantage does not grant training, authorize an impossible action, or replace essential gear. Use only one advantage bonus per roll.</w:t>
-      </w:r>
-    </w:p>
-    <w:p>
-      <w:pPr>
-        <w:pStyle w:val="BodyText"/>
-      </w:pPr>
-      <w:r>
-        <w:rPr>
-          <w:iCs/>
-          <w:i/>
-        </w:rPr>
-        <w:t xml:space="preserve">Your setting pack supplies this (advantages).</w:t>
-      </w:r>
-    </w:p>
-    <w:bookmarkEnd w:id="75"/>
-    <w:bookmarkStart w:id="76" w:name="origins"/>
-    <w:p>
-      <w:pPr>
-        <w:pStyle w:val="Heading1"/>
-      </w:pPr>
-      <w:r>
-        <w:t xml:space="preserve">Origins</w:t>
-      </w:r>
-    </w:p>
-    <w:p>
-      <w:pPr>
-        <w:pStyle w:val="FirstParagraph"/>
-      </w:pPr>
-      <w:r>
-        <w:rPr>
-          <w:iCs/>
-          <w:i/>
-        </w:rPr>
-        <w:t xml:space="preserve">Your setting pack supplies this (origins).</w:t>
-      </w:r>
-    </w:p>
-    <w:bookmarkEnd w:id="76"/>
-    <w:bookmarkStart w:id="87" w:name="making-your-own"/>
-    <w:p>
-      <w:pPr>
-        <w:pStyle w:val="Heading1"/>
-      </w:pPr>
-      <w:r>
-        <w:t xml:space="preserve">Making your own</w:t>
-      </w:r>
-    </w:p>
-    <w:p>
-      <w:pPr>
-        <w:pStyle w:val="FirstParagraph"/>
-      </w:pPr>
-      <w:r>
-        <w:t xml:space="preserve">The roles and origins in this book are a starting point, not a limit. With the GM’s agreement, any player can create their own role or origin. The creator has a</w:t>
-      </w:r>
-      <w:r>
-        <w:t xml:space="preserve"> </w:t>
-      </w:r>
-      <w:r>
-        <w:rPr>
-          <w:bCs/>
-          <w:b/>
-        </w:rPr>
-        <w:t xml:space="preserve">Custom</w:t>
-      </w:r>
-      <w:r>
-        <w:t xml:space="preserve"> </w:t>
-      </w:r>
-      <w:r>
-        <w:t xml:space="preserve">option at the end of each list, and its checklist holds a custom choice to the same rules as everything else.</w:t>
-      </w:r>
-    </w:p>
-    <w:bookmarkStart w:id="77" w:name="a-custom-role"/>
-    <w:p>
-      <w:pPr>
-        <w:pStyle w:val="Heading2"/>
-      </w:pPr>
-      <w:r>
-        <w:t xml:space="preserve">A custom role</w:t>
-      </w:r>
-    </w:p>
-    <w:p>
-      <w:pPr>
-        <w:pStyle w:val="FirstParagraph"/>
-      </w:pPr>
-      <w:r>
-        <w:t xml:space="preserve">A role is a concept, not a package of powers: it gives no bonus of its own. A custom one only needs a clear place in the group.</w:t>
       </w:r>
     </w:p>
     <w:p>
@@ -5298,37 +5590,13 @@
           <w:bCs/>
           <w:b/>
         </w:rPr>
-        <w:t xml:space="preserve">Name it and describe it.</w:t>
-      </w:r>
-      <w:r>
-        <w:t xml:space="preserve"> </w:t>
-      </w:r>
-      <w:r>
-        <w:t xml:space="preserve">One sentence for what your character does that no one else does, in the style of the roles above:</w:t>
-      </w:r>
-      <w:r>
-        <w:t xml:space="preserve"> </w:t>
-      </w:r>
-      <w:r>
-        <w:rPr>
-          <w:iCs/>
-          <w:i/>
-        </w:rPr>
-        <w:t xml:space="preserve">“</w:t>
-      </w:r>
-      <w:r>
-        <w:rPr>
-          <w:iCs/>
-          <w:i/>
-        </w:rPr>
-        <w:t xml:space="preserve">Smuggler: knows every back door, bribe and hidden hold.</w:t>
-      </w:r>
-      <w:r>
-        <w:rPr>
-          <w:iCs/>
-          <w:i/>
-        </w:rPr>
-        <w:t xml:space="preserve">”</w:t>
+        <w:t xml:space="preserve">The mission.</w:t>
+      </w:r>
+      <w:r>
+        <w:t xml:space="preserve"> </w:t>
+      </w:r>
+      <w:r>
+        <w:t xml:space="preserve">What happened, and did we succeed: fully, partly, or not at all?</w:t>
       </w:r>
     </w:p>
     <w:p>
@@ -5344,13 +5612,13 @@
           <w:bCs/>
           <w:b/>
         </w:rPr>
-        <w:t xml:space="preserve">Choose a group.</w:t>
-      </w:r>
-      <w:r>
-        <w:t xml:space="preserve"> </w:t>
-      </w:r>
-      <w:r>
-        <w:t xml:space="preserve">Pick the one it belongs with: one of your setting’s groups. The group only sets your sheet’s colors and emblem.</w:t>
+        <w:t xml:space="preserve">Who stood out?</w:t>
+      </w:r>
+      <w:r>
+        <w:t xml:space="preserve"> </w:t>
+      </w:r>
+      <w:r>
+        <w:t xml:space="preserve">A moment worth remembering.</w:t>
       </w:r>
     </w:p>
     <w:p>
@@ -5366,13 +5634,13 @@
           <w:bCs/>
           <w:b/>
         </w:rPr>
-        <w:t xml:space="preserve">Pick four core skills.</w:t>
-      </w:r>
-      <w:r>
-        <w:t xml:space="preserve"> </w:t>
-      </w:r>
-      <w:r>
-        <w:t xml:space="preserve">The skills it can’t do without. Mark them Trained yourself in step 3 (the built-in roles do this for you); they count toward your normal Trained skills.</w:t>
+        <w:t xml:space="preserve">Complications.</w:t>
+      </w:r>
+      <w:r>
+        <w:t xml:space="preserve"> </w:t>
+      </w:r>
+      <w:r>
+        <w:t xml:space="preserve">Which ones came into play, and what did they cost?</w:t>
       </w:r>
     </w:p>
     <w:p>
@@ -5380,6 +5648,274 @@
         <w:numPr>
           <w:ilvl w:val="0"/>
           <w:numId w:val="1009"/>
+        </w:numPr>
+        <w:pStyle w:val="Compact"/>
+      </w:pPr>
+      <w:r>
+        <w:rPr>
+          <w:bCs/>
+          <w:b/>
+        </w:rPr>
+        <w:t xml:space="preserve">What changed?</w:t>
+      </w:r>
+      <w:r>
+        <w:t xml:space="preserve"> </w:t>
+      </w:r>
+      <w:r>
+        <w:t xml:space="preserve">New allies or enemies, damage, open threads for next time.</w:t>
+      </w:r>
+    </w:p>
+    <w:p>
+      <w:pPr>
+        <w:numPr>
+          <w:ilvl w:val="0"/>
+          <w:numId w:val="1009"/>
+        </w:numPr>
+        <w:pStyle w:val="Compact"/>
+      </w:pPr>
+      <w:r>
+        <w:rPr>
+          <w:bCs/>
+          <w:b/>
+        </w:rPr>
+        <w:t xml:space="preserve">Advancement.</w:t>
+      </w:r>
+      <w:r>
+        <w:t xml:space="preserve"> </w:t>
+      </w:r>
+      <w:r>
+        <w:t xml:space="preserve">After a significant mission, each character earns 1 advancement point; at a milestone, 2 more.</w:t>
+      </w:r>
+    </w:p>
+    <w:bookmarkEnd w:id="72"/>
+    <w:bookmarkEnd w:id="73"/>
+    <w:bookmarkStart w:id="74" w:name="ready-made-characters"/>
+    <w:p>
+      <w:pPr>
+        <w:pStyle w:val="Heading1"/>
+      </w:pPr>
+      <w:r>
+        <w:t xml:space="preserve">Ready-made characters</w:t>
+      </w:r>
+    </w:p>
+    <w:p>
+      <w:pPr>
+        <w:pStyle w:val="FirstParagraph"/>
+      </w:pPr>
+      <w:r>
+        <w:t xml:space="preserve">Characters ready to play, for one-shots, new players, or a group in a hurry. Each follows the creation rules exactly, and their connections tie them together. In the creator, choose one from the ready-made list to open it and make it your own.</w:t>
+      </w:r>
+    </w:p>
+    <w:p>
+      <w:pPr>
+        <w:pStyle w:val="BodyText"/>
+      </w:pPr>
+      <w:r>
+        <w:rPr>
+          <w:iCs/>
+          <w:i/>
+        </w:rPr>
+        <w:t xml:space="preserve">Your setting pack supplies this (pregens).</w:t>
+      </w:r>
+    </w:p>
+    <w:bookmarkEnd w:id="74"/>
+    <w:bookmarkStart w:id="75" w:name="advantages"/>
+    <w:p>
+      <w:pPr>
+        <w:pStyle w:val="Heading1"/>
+      </w:pPr>
+      <w:r>
+        <w:t xml:space="preserve">Advantages</w:t>
+      </w:r>
+    </w:p>
+    <w:p>
+      <w:pPr>
+        <w:pStyle w:val="FirstParagraph"/>
+      </w:pPr>
+      <w:r>
+        <w:t xml:space="preserve">Choose one advantage at character creation: a general advantage from this chapter, or an origin advantage from the next. Each grants +2 only in the listed circumstances. An advantage does not grant training, authorize an impossible action, or replace essential gear. Use only one advantage bonus per roll.</w:t>
+      </w:r>
+    </w:p>
+    <w:p>
+      <w:pPr>
+        <w:pStyle w:val="BodyText"/>
+      </w:pPr>
+      <w:r>
+        <w:rPr>
+          <w:iCs/>
+          <w:i/>
+        </w:rPr>
+        <w:t xml:space="preserve">Your setting pack supplies this (advantages).</w:t>
+      </w:r>
+    </w:p>
+    <w:bookmarkEnd w:id="75"/>
+    <w:bookmarkStart w:id="76" w:name="origins"/>
+    <w:p>
+      <w:pPr>
+        <w:pStyle w:val="Heading1"/>
+      </w:pPr>
+      <w:r>
+        <w:t xml:space="preserve">Origins</w:t>
+      </w:r>
+    </w:p>
+    <w:p>
+      <w:pPr>
+        <w:pStyle w:val="FirstParagraph"/>
+      </w:pPr>
+      <w:r>
+        <w:rPr>
+          <w:iCs/>
+          <w:i/>
+        </w:rPr>
+        <w:t xml:space="preserve">Your setting pack supplies this (origins).</w:t>
+      </w:r>
+    </w:p>
+    <w:bookmarkEnd w:id="76"/>
+    <w:bookmarkStart w:id="87" w:name="making-your-own"/>
+    <w:p>
+      <w:pPr>
+        <w:pStyle w:val="Heading1"/>
+      </w:pPr>
+      <w:r>
+        <w:t xml:space="preserve">Making your own</w:t>
+      </w:r>
+    </w:p>
+    <w:p>
+      <w:pPr>
+        <w:pStyle w:val="FirstParagraph"/>
+      </w:pPr>
+      <w:r>
+        <w:t xml:space="preserve">The roles and origins in this book are a starting point, not a limit. With the GM’s agreement, any player can create their own role or origin. The creator has a</w:t>
+      </w:r>
+      <w:r>
+        <w:t xml:space="preserve"> </w:t>
+      </w:r>
+      <w:r>
+        <w:rPr>
+          <w:bCs/>
+          <w:b/>
+        </w:rPr>
+        <w:t xml:space="preserve">Custom</w:t>
+      </w:r>
+      <w:r>
+        <w:t xml:space="preserve"> </w:t>
+      </w:r>
+      <w:r>
+        <w:t xml:space="preserve">option at the end of each list, and its checklist holds a custom choice to the same rules as everything else.</w:t>
+      </w:r>
+    </w:p>
+    <w:bookmarkStart w:id="77" w:name="a-custom-role"/>
+    <w:p>
+      <w:pPr>
+        <w:pStyle w:val="Heading2"/>
+      </w:pPr>
+      <w:r>
+        <w:t xml:space="preserve">A custom role</w:t>
+      </w:r>
+    </w:p>
+    <w:p>
+      <w:pPr>
+        <w:pStyle w:val="FirstParagraph"/>
+      </w:pPr>
+      <w:r>
+        <w:t xml:space="preserve">A role is a concept, not a package of powers: it gives no bonus of its own. A custom one only needs a clear place in the group.</w:t>
+      </w:r>
+    </w:p>
+    <w:p>
+      <w:pPr>
+        <w:numPr>
+          <w:ilvl w:val="0"/>
+          <w:numId w:val="1010"/>
+        </w:numPr>
+        <w:pStyle w:val="Compact"/>
+      </w:pPr>
+      <w:r>
+        <w:rPr>
+          <w:bCs/>
+          <w:b/>
+        </w:rPr>
+        <w:t xml:space="preserve">Name it and describe it.</w:t>
+      </w:r>
+      <w:r>
+        <w:t xml:space="preserve"> </w:t>
+      </w:r>
+      <w:r>
+        <w:t xml:space="preserve">One sentence for what your character does that no one else does, in the style of the roles above:</w:t>
+      </w:r>
+      <w:r>
+        <w:t xml:space="preserve"> </w:t>
+      </w:r>
+      <w:r>
+        <w:rPr>
+          <w:iCs/>
+          <w:i/>
+        </w:rPr>
+        <w:t xml:space="preserve">“</w:t>
+      </w:r>
+      <w:r>
+        <w:rPr>
+          <w:iCs/>
+          <w:i/>
+        </w:rPr>
+        <w:t xml:space="preserve">Smuggler: knows every back door, bribe and hidden hold.</w:t>
+      </w:r>
+      <w:r>
+        <w:rPr>
+          <w:iCs/>
+          <w:i/>
+        </w:rPr>
+        <w:t xml:space="preserve">”</w:t>
+      </w:r>
+    </w:p>
+    <w:p>
+      <w:pPr>
+        <w:numPr>
+          <w:ilvl w:val="0"/>
+          <w:numId w:val="1010"/>
+        </w:numPr>
+        <w:pStyle w:val="Compact"/>
+      </w:pPr>
+      <w:r>
+        <w:rPr>
+          <w:bCs/>
+          <w:b/>
+        </w:rPr>
+        <w:t xml:space="preserve">Choose a group.</w:t>
+      </w:r>
+      <w:r>
+        <w:t xml:space="preserve"> </w:t>
+      </w:r>
+      <w:r>
+        <w:t xml:space="preserve">Pick the one it belongs with: one of your setting’s groups. The group only sets your sheet’s colors and emblem.</w:t>
+      </w:r>
+    </w:p>
+    <w:p>
+      <w:pPr>
+        <w:numPr>
+          <w:ilvl w:val="0"/>
+          <w:numId w:val="1010"/>
+        </w:numPr>
+        <w:pStyle w:val="Compact"/>
+      </w:pPr>
+      <w:r>
+        <w:rPr>
+          <w:bCs/>
+          <w:b/>
+        </w:rPr>
+        <w:t xml:space="preserve">Pick four core skills.</w:t>
+      </w:r>
+      <w:r>
+        <w:t xml:space="preserve"> </w:t>
+      </w:r>
+      <w:r>
+        <w:t xml:space="preserve">The skills it can’t do without. Mark them Trained yourself in step 3 (the built-in roles do this for you); they count toward your normal Trained skills.</w:t>
+      </w:r>
+    </w:p>
+    <w:p>
+      <w:pPr>
+        <w:numPr>
+          <w:ilvl w:val="0"/>
+          <w:numId w:val="1010"/>
         </w:numPr>
         <w:pStyle w:val="Compact"/>
       </w:pPr>
@@ -5946,7 +6482,7 @@
       <w:pPr>
         <w:numPr>
           <w:ilvl w:val="0"/>
-          <w:numId w:val="1010"/>
+          <w:numId w:val="1011"/>
         </w:numPr>
         <w:pStyle w:val="Compact"/>
       </w:pPr>
@@ -5974,7 +6510,7 @@
       <w:pPr>
         <w:numPr>
           <w:ilvl w:val="0"/>
-          <w:numId w:val="1010"/>
+          <w:numId w:val="1011"/>
         </w:numPr>
         <w:pStyle w:val="Compact"/>
       </w:pPr>
@@ -5986,7 +6522,7 @@
       <w:pPr>
         <w:numPr>
           <w:ilvl w:val="0"/>
-          <w:numId w:val="1010"/>
+          <w:numId w:val="1011"/>
         </w:numPr>
         <w:pStyle w:val="Compact"/>
       </w:pPr>
@@ -6014,7 +6550,7 @@
       <w:pPr>
         <w:numPr>
           <w:ilvl w:val="0"/>
-          <w:numId w:val="1010"/>
+          <w:numId w:val="1011"/>
         </w:numPr>
         <w:pStyle w:val="Compact"/>
       </w:pPr>
@@ -6700,34 +7236,7 @@
     </w:lvlOverride>
   </w:num>
   <w:num w:numId="1008">
-    <w:abstractNumId w:val="99411"/>
-    <w:lvlOverride w:ilvl="0">
-      <w:startOverride w:val="1"/>
-    </w:lvlOverride>
-    <w:lvlOverride w:ilvl="1">
-      <w:startOverride w:val="1"/>
-    </w:lvlOverride>
-    <w:lvlOverride w:ilvl="2">
-      <w:startOverride w:val="1"/>
-    </w:lvlOverride>
-    <w:lvlOverride w:ilvl="3">
-      <w:startOverride w:val="1"/>
-    </w:lvlOverride>
-    <w:lvlOverride w:ilvl="4">
-      <w:startOverride w:val="1"/>
-    </w:lvlOverride>
-    <w:lvlOverride w:ilvl="5">
-      <w:startOverride w:val="1"/>
-    </w:lvlOverride>
-    <w:lvlOverride w:ilvl="6">
-      <w:startOverride w:val="1"/>
-    </w:lvlOverride>
-    <w:lvlOverride w:ilvl="7">
-      <w:startOverride w:val="1"/>
-    </w:lvlOverride>
-    <w:lvlOverride w:ilvl="8">
-      <w:startOverride w:val="1"/>
-    </w:lvlOverride>
+    <w:abstractNumId w:val="991"/>
   </w:num>
   <w:num w:numId="1009">
     <w:abstractNumId w:val="99411"/>
@@ -6760,6 +7269,36 @@
     </w:lvlOverride>
   </w:num>
   <w:num w:numId="1010">
+    <w:abstractNumId w:val="99411"/>
+    <w:lvlOverride w:ilvl="0">
+      <w:startOverride w:val="1"/>
+    </w:lvlOverride>
+    <w:lvlOverride w:ilvl="1">
+      <w:startOverride w:val="1"/>
+    </w:lvlOverride>
+    <w:lvlOverride w:ilvl="2">
+      <w:startOverride w:val="1"/>
+    </w:lvlOverride>
+    <w:lvlOverride w:ilvl="3">
+      <w:startOverride w:val="1"/>
+    </w:lvlOverride>
+    <w:lvlOverride w:ilvl="4">
+      <w:startOverride w:val="1"/>
+    </w:lvlOverride>
+    <w:lvlOverride w:ilvl="5">
+      <w:startOverride w:val="1"/>
+    </w:lvlOverride>
+    <w:lvlOverride w:ilvl="6">
+      <w:startOverride w:val="1"/>
+    </w:lvlOverride>
+    <w:lvlOverride w:ilvl="7">
+      <w:startOverride w:val="1"/>
+    </w:lvlOverride>
+    <w:lvlOverride w:ilvl="8">
+      <w:startOverride w:val="1"/>
+    </w:lvlOverride>
+  </w:num>
+  <w:num w:numId="1011">
     <w:abstractNumId w:val="99411"/>
     <w:lvlOverride w:ilvl="0">
       <w:startOverride w:val="1"/>

--- a/legend-dynamics/site/core-rules/Legend_Dynamics_Core_Rules.docx
+++ b/legend-dynamics/site/core-rules/Legend_Dynamics_Core_Rules.docx
@@ -1111,6 +1111,74 @@
           </w:p>
         </w:tc>
       </w:tr>
+      <w:tr>
+        <w:tc>
+          <w:tcPr/>
+          <w:p>
+            <w:pPr>
+              <w:pStyle w:val="Compact"/>
+              <w:jc w:val="left"/>
+            </w:pPr>
+            <w:r>
+              <w:rPr>
+                <w:b/>
+                <w:sz w:val="19"/>
+              </w:rPr>
+              <w:t xml:space="preserve">Hard to put down</w:t>
+            </w:r>
+          </w:p>
+        </w:tc>
+        <w:tc>
+          <w:tcPr/>
+          <w:p>
+            <w:pPr>
+              <w:pStyle w:val="Compact"/>
+              <w:jc w:val="left"/>
+            </w:pPr>
+            <w:r>
+              <w:rPr>
+                <w:sz w:val="19"/>
+              </w:rPr>
+              <w:t xml:space="preserve">Once per fight, shrug off a telling hit’s effect: you still take its boxes (see</w:t>
+            </w:r>
+            <w:r>
+              <w:rPr>
+                <w:sz w:val="19"/>
+              </w:rPr>
+              <w:t xml:space="preserve"> </w:t>
+            </w:r>
+            <w:r>
+              <w:rPr>
+                <w:iCs/>
+                <w:i/>
+                <w:sz w:val="19"/>
+              </w:rPr>
+              <w:t xml:space="preserve">Telling hits</w:t>
+            </w:r>
+            <w:r>
+              <w:rPr>
+                <w:sz w:val="19"/>
+              </w:rPr>
+              <w:t xml:space="preserve">)</w:t>
+            </w:r>
+          </w:p>
+        </w:tc>
+        <w:tc>
+          <w:tcPr/>
+          <w:p>
+            <w:pPr>
+              <w:pStyle w:val="Compact"/>
+              <w:jc w:val="left"/>
+            </w:pPr>
+            <w:r>
+              <w:rPr>
+                <w:sz w:val="19"/>
+              </w:rPr>
+              <w:t xml:space="preserve">1</w:t>
+            </w:r>
+          </w:p>
+        </w:tc>
+      </w:tr>
     </w:tbl>
     <w:bookmarkEnd w:id="26"/>
     <w:bookmarkStart w:id="27" w:name="spending-points"/>
@@ -2248,7 +2316,7 @@
     </w:p>
     <w:bookmarkEnd w:id="48"/>
     <w:bookmarkEnd w:id="49"/>
-    <w:bookmarkStart w:id="56" w:name="personal-combat"/>
+    <w:bookmarkStart w:id="57" w:name="personal-combat"/>
     <w:p>
       <w:pPr>
         <w:pStyle w:val="Heading1"/>
@@ -2458,11 +2526,484 @@
         <w:pStyle w:val="FirstParagraph"/>
       </w:pPr>
       <w:r>
-        <w:t xml:space="preserve">Solid cover blocks a shot. Partial cover imposes −2 on the attack. Weapon effects apply after a hit survives any defense. Success margin does not increase damage.</w:t>
+        <w:t xml:space="preserve">Solid cover blocks a shot. Partial cover imposes −2 on the attack. Weapon effects apply after a hit survives any defense. Success margin does not increase damage: a great hit decides</w:t>
+      </w:r>
+      <w:r>
+        <w:t xml:space="preserve"> </w:t>
+      </w:r>
+      <w:r>
+        <w:rPr>
+          <w:iCs/>
+          <w:i/>
+        </w:rPr>
+        <w:t xml:space="preserve">what</w:t>
+      </w:r>
+      <w:r>
+        <w:t xml:space="preserve"> </w:t>
+      </w:r>
+      <w:r>
+        <w:t xml:space="preserve">happens instead.</w:t>
       </w:r>
     </w:p>
     <w:bookmarkEnd w:id="51"/>
-    <w:bookmarkStart w:id="52" w:name="range"/>
+    <w:bookmarkStart w:id="52" w:name="telling-hits"/>
+    <w:p>
+      <w:pPr>
+        <w:pStyle w:val="Heading2"/>
+      </w:pPr>
+      <w:r>
+        <w:t xml:space="preserve">Telling hits</w:t>
+      </w:r>
+    </w:p>
+    <w:p>
+      <w:pPr>
+        <w:pStyle w:val="FirstParagraph"/>
+      </w:pPr>
+      <w:r>
+        <w:t xml:space="preserve">A really good shot, or a blow that lands exactly where it was meant to, lets the attacker say what it does.</w:t>
+      </w:r>
+    </w:p>
+    <w:p>
+      <w:pPr>
+        <w:numPr>
+          <w:ilvl w:val="0"/>
+          <w:numId w:val="1006"/>
+        </w:numPr>
+        <w:pStyle w:val="Compact"/>
+      </w:pPr>
+      <w:r>
+        <w:rPr>
+          <w:bCs/>
+          <w:b/>
+        </w:rPr>
+        <w:t xml:space="preserve">A telling hit</w:t>
+      </w:r>
+      <w:r>
+        <w:t xml:space="preserve"> </w:t>
+      </w:r>
+      <w:r>
+        <w:t xml:space="preserve">is an attack that succeeds by</w:t>
+      </w:r>
+      <w:r>
+        <w:t xml:space="preserve"> </w:t>
+      </w:r>
+      <w:r>
+        <w:rPr>
+          <w:bCs/>
+          <w:b/>
+        </w:rPr>
+        <w:t xml:space="preserve">5 or more</w:t>
+      </w:r>
+      <w:r>
+        <w:t xml:space="preserve">, or on a natural 3 or 4, and isn’t stopped by a defense. The attacker picks</w:t>
+      </w:r>
+      <w:r>
+        <w:t xml:space="preserve"> </w:t>
+      </w:r>
+      <w:r>
+        <w:rPr>
+          <w:bCs/>
+          <w:b/>
+        </w:rPr>
+        <w:t xml:space="preserve">one effect</w:t>
+      </w:r>
+      <w:r>
+        <w:t xml:space="preserve"> </w:t>
+      </w:r>
+      <w:r>
+        <w:t xml:space="preserve">below and describes it. The weapon still marks its usual boxes.</w:t>
+      </w:r>
+    </w:p>
+    <w:p>
+      <w:pPr>
+        <w:numPr>
+          <w:ilvl w:val="0"/>
+          <w:numId w:val="1006"/>
+        </w:numPr>
+        <w:pStyle w:val="Compact"/>
+      </w:pPr>
+      <w:r>
+        <w:rPr>
+          <w:bCs/>
+          <w:b/>
+        </w:rPr>
+        <w:t xml:space="preserve">A called shot.</w:t>
+      </w:r>
+      <w:r>
+        <w:t xml:space="preserve"> </w:t>
+      </w:r>
+      <w:r>
+        <w:t xml:space="preserve">Before rolling, name the effect you want and take −2 on the attack, or −4 for a small target (a hand, an eye, a rope, a lock). If the attack hits at all, the effect happens, whatever the margin. An advantage that rewards aiming cuts this penalty by 1.</w:t>
+      </w:r>
+    </w:p>
+    <w:p>
+      <w:pPr>
+        <w:numPr>
+          <w:ilvl w:val="0"/>
+          <w:numId w:val="1006"/>
+        </w:numPr>
+        <w:pStyle w:val="Compact"/>
+      </w:pPr>
+      <w:r>
+        <w:rPr>
+          <w:bCs/>
+          <w:b/>
+        </w:rPr>
+        <w:t xml:space="preserve">Both ways.</w:t>
+      </w:r>
+      <w:r>
+        <w:t xml:space="preserve"> </w:t>
+      </w:r>
+      <w:r>
+        <w:t xml:space="preserve">Opponents land telling hits on characters too.</w:t>
+      </w:r>
+    </w:p>
+    <w:tbl>
+      <w:tblPr>
+        <w:tblStyle w:val="Table"/>
+        <w:tblW w:type="pct" w:w="5000"/>
+        <w:tblLook w:firstRow="1" w:lastRow="0" w:firstColumn="0" w:lastColumn="0" w:noHBand="0" w:noVBand="0" w:val="0020"/>
+        <w:jc w:val="start"/>
+        <w:tblBorders>
+          <w:top w:val="single" w:sz="4" w:color="B8C2D3"/>
+          <w:left w:val="single" w:sz="4" w:color="B8C2D3"/>
+          <w:bottom w:val="single" w:sz="4" w:color="B8C2D3"/>
+          <w:right w:val="single" w:sz="4" w:color="B8C2D3"/>
+          <w:insideH w:val="single" w:sz="4" w:color="B8C2D3"/>
+          <w:insideV w:val="single" w:sz="4" w:color="B8C2D3"/>
+        </w:tblBorders>
+      </w:tblPr>
+      <w:tblGrid>
+        <w:gridCol w:w="3960"/>
+        <w:gridCol w:w="3960"/>
+      </w:tblGrid>
+      <w:tr>
+        <w:trPr>
+          <w:tblHeader w:val="true"/>
+        </w:trPr>
+        <w:tc>
+          <w:tcPr>
+            <w:shd w:val="clear" w:fill="E9EEF6"/>
+          </w:tcPr>
+          <w:p>
+            <w:pPr>
+              <w:pStyle w:val="Compact"/>
+              <w:jc w:val="left"/>
+            </w:pPr>
+            <w:r>
+              <w:rPr>
+                <w:b/>
+                <w:sz w:val="19"/>
+              </w:rPr>
+              <w:t xml:space="preserve">Effect</w:t>
+            </w:r>
+          </w:p>
+        </w:tc>
+        <w:tc>
+          <w:tcPr>
+            <w:shd w:val="clear" w:fill="E9EEF6"/>
+          </w:tcPr>
+          <w:p>
+            <w:pPr>
+              <w:pStyle w:val="Compact"/>
+              <w:jc w:val="left"/>
+            </w:pPr>
+            <w:r>
+              <w:rPr>
+                <w:b/>
+                <w:sz w:val="19"/>
+              </w:rPr>
+              <w:t xml:space="preserve">What happens</w:t>
+            </w:r>
+          </w:p>
+        </w:tc>
+      </w:tr>
+      <w:tr>
+        <w:tc>
+          <w:tcPr/>
+          <w:p>
+            <w:pPr>
+              <w:pStyle w:val="Compact"/>
+              <w:jc w:val="left"/>
+            </w:pPr>
+            <w:r>
+              <w:rPr>
+                <w:b/>
+                <w:sz w:val="19"/>
+              </w:rPr>
+              <w:t xml:space="preserve">Disarm</w:t>
+            </w:r>
+          </w:p>
+        </w:tc>
+        <w:tc>
+          <w:tcPr/>
+          <w:p>
+            <w:pPr>
+              <w:pStyle w:val="Compact"/>
+              <w:jc w:val="left"/>
+            </w:pPr>
+            <w:r>
+              <w:rPr>
+                <w:sz w:val="19"/>
+              </w:rPr>
+              <w:t xml:space="preserve">The weapon or held item drops, or flies a few yards away</w:t>
+            </w:r>
+          </w:p>
+        </w:tc>
+      </w:tr>
+      <w:tr>
+        <w:tc>
+          <w:tcPr/>
+          <w:p>
+            <w:pPr>
+              <w:pStyle w:val="Compact"/>
+              <w:jc w:val="left"/>
+            </w:pPr>
+            <w:r>
+              <w:rPr>
+                <w:b/>
+                <w:sz w:val="19"/>
+              </w:rPr>
+              <w:t xml:space="preserve">Knock down</w:t>
+            </w:r>
+          </w:p>
+        </w:tc>
+        <w:tc>
+          <w:tcPr/>
+          <w:p>
+            <w:pPr>
+              <w:pStyle w:val="Compact"/>
+              <w:jc w:val="left"/>
+            </w:pPr>
+            <w:r>
+              <w:rPr>
+                <w:sz w:val="19"/>
+              </w:rPr>
+              <w:t xml:space="preserve">The target falls prone, or is driven back a few steps</w:t>
+            </w:r>
+          </w:p>
+        </w:tc>
+      </w:tr>
+      <w:tr>
+        <w:tc>
+          <w:tcPr/>
+          <w:p>
+            <w:pPr>
+              <w:pStyle w:val="Compact"/>
+              <w:jc w:val="left"/>
+            </w:pPr>
+            <w:r>
+              <w:rPr>
+                <w:b/>
+                <w:sz w:val="19"/>
+              </w:rPr>
+              <w:t xml:space="preserve">Pin</w:t>
+            </w:r>
+          </w:p>
+        </w:tc>
+        <w:tc>
+          <w:tcPr/>
+          <w:p>
+            <w:pPr>
+              <w:pStyle w:val="Compact"/>
+              <w:jc w:val="left"/>
+            </w:pPr>
+            <w:r>
+              <w:rPr>
+                <w:sz w:val="19"/>
+              </w:rPr>
+              <w:t xml:space="preserve">The target is held, tangled or pinned down: their next action goes to getting free</w:t>
+            </w:r>
+          </w:p>
+        </w:tc>
+      </w:tr>
+      <w:tr>
+        <w:tc>
+          <w:tcPr/>
+          <w:p>
+            <w:pPr>
+              <w:pStyle w:val="Compact"/>
+              <w:jc w:val="left"/>
+            </w:pPr>
+            <w:r>
+              <w:rPr>
+                <w:b/>
+                <w:sz w:val="19"/>
+              </w:rPr>
+              <w:t xml:space="preserve">Rattle</w:t>
+            </w:r>
+          </w:p>
+        </w:tc>
+        <w:tc>
+          <w:tcPr/>
+          <w:p>
+            <w:pPr>
+              <w:pStyle w:val="Compact"/>
+              <w:jc w:val="left"/>
+            </w:pPr>
+            <w:r>
+              <w:rPr>
+                <w:sz w:val="19"/>
+              </w:rPr>
+              <w:t xml:space="preserve">−2 to the target’s next roll</w:t>
+            </w:r>
+          </w:p>
+        </w:tc>
+      </w:tr>
+      <w:tr>
+        <w:tc>
+          <w:tcPr/>
+          <w:p>
+            <w:pPr>
+              <w:pStyle w:val="Compact"/>
+              <w:jc w:val="left"/>
+            </w:pPr>
+            <w:r>
+              <w:rPr>
+                <w:b/>
+                <w:sz w:val="19"/>
+              </w:rPr>
+              <w:t xml:space="preserve">Break gear</w:t>
+            </w:r>
+          </w:p>
+        </w:tc>
+        <w:tc>
+          <w:tcPr/>
+          <w:p>
+            <w:pPr>
+              <w:pStyle w:val="Compact"/>
+              <w:jc w:val="left"/>
+            </w:pPr>
+            <w:r>
+              <w:rPr>
+                <w:sz w:val="19"/>
+              </w:rPr>
+              <w:t xml:space="preserve">A shield, weapon or tool breaks; armor loses 1 protection until it’s repaired</w:t>
+            </w:r>
+          </w:p>
+        </w:tc>
+      </w:tr>
+      <w:tr>
+        <w:tc>
+          <w:tcPr/>
+          <w:p>
+            <w:pPr>
+              <w:pStyle w:val="Compact"/>
+              <w:jc w:val="left"/>
+            </w:pPr>
+            <w:r>
+              <w:rPr>
+                <w:b/>
+                <w:sz w:val="19"/>
+              </w:rPr>
+              <w:t xml:space="preserve">Open them up</w:t>
+            </w:r>
+          </w:p>
+        </w:tc>
+        <w:tc>
+          <w:tcPr/>
+          <w:p>
+            <w:pPr>
+              <w:pStyle w:val="Compact"/>
+              <w:jc w:val="left"/>
+            </w:pPr>
+            <w:r>
+              <w:rPr>
+                <w:sz w:val="19"/>
+              </w:rPr>
+              <w:t xml:space="preserve">The next attack on this target this round gets +2</w:t>
+            </w:r>
+          </w:p>
+        </w:tc>
+      </w:tr>
+      <w:tr>
+        <w:tc>
+          <w:tcPr/>
+          <w:p>
+            <w:pPr>
+              <w:pStyle w:val="Compact"/>
+              <w:jc w:val="left"/>
+            </w:pPr>
+            <w:r>
+              <w:rPr>
+                <w:b/>
+                <w:sz w:val="19"/>
+              </w:rPr>
+              <w:t xml:space="preserve">Precise</w:t>
+            </w:r>
+          </w:p>
+        </w:tc>
+        <w:tc>
+          <w:tcPr/>
+          <w:p>
+            <w:pPr>
+              <w:pStyle w:val="Compact"/>
+              <w:jc w:val="left"/>
+            </w:pPr>
+            <w:r>
+              <w:rPr>
+                <w:sz w:val="19"/>
+              </w:rPr>
+              <w:t xml:space="preserve">You hit exactly what you aimed at: the lantern, the rope, the tire, the hand on the trigger</w:t>
+            </w:r>
+          </w:p>
+        </w:tc>
+      </w:tr>
+    </w:tbl>
+    <w:p>
+      <w:pPr>
+        <w:pStyle w:val="BodyText"/>
+      </w:pPr>
+      <w:r>
+        <w:rPr>
+          <w:bCs/>
+          <w:b/>
+        </w:rPr>
+        <w:t xml:space="preserve">Limits.</w:t>
+      </w:r>
+      <w:r>
+        <w:t xml:space="preserve"> </w:t>
+      </w:r>
+      <w:r>
+        <w:t xml:space="preserve">A telling hit never adds boxes and never gets past a defense. The effect has to make sense: nobody disarms a bear or knocks down a train, and the GM can rule an effect out. Opponents who drop from one hit are already down, so a telling hit against them sets up what comes next, like sending one crashing into another.</w:t>
+      </w:r>
+    </w:p>
+    <w:p>
+      <w:pPr>
+        <w:pStyle w:val="BodyText"/>
+      </w:pPr>
+      <w:r>
+        <w:rPr>
+          <w:bCs/>
+          <w:b/>
+        </w:rPr>
+        <w:t xml:space="preserve">Staying alive.</w:t>
+      </w:r>
+      <w:r>
+        <w:t xml:space="preserve"> </w:t>
+      </w:r>
+      <w:r>
+        <w:t xml:space="preserve">A character on the receiving end can shrug off a telling hit’s effect with</w:t>
+      </w:r>
+      <w:r>
+        <w:t xml:space="preserve"> </w:t>
+      </w:r>
+      <w:r>
+        <w:rPr>
+          <w:bCs/>
+          <w:b/>
+        </w:rPr>
+        <w:t xml:space="preserve">Hard to put down</w:t>
+      </w:r>
+      <w:r>
+        <w:t xml:space="preserve"> </w:t>
+      </w:r>
+      <w:r>
+        <w:t xml:space="preserve">(once per fight) or by spending a Legend point. Either way, they still take the boxes.</w:t>
+      </w:r>
+    </w:p>
+    <w:bookmarkEnd w:id="52"/>
+    <w:bookmarkStart w:id="53" w:name="range"/>
     <w:p>
       <w:pPr>
         <w:pStyle w:val="Heading2"/>
@@ -2828,8 +3369,8 @@
         <w:t xml:space="preserve">Moving: your move each turn covers the Close band. Give up your action to run and you cover Short instead.</w:t>
       </w:r>
     </w:p>
-    <w:bookmarkEnd w:id="52"/>
-    <w:bookmarkStart w:id="54" w:name="injury"/>
+    <w:bookmarkEnd w:id="53"/>
+    <w:bookmarkStart w:id="55" w:name="injury"/>
     <w:p>
       <w:pPr>
         <w:pStyle w:val="Heading2"/>
@@ -3118,7 +3659,7 @@
         <w:t xml:space="preserve">Injury penalties replace each other rather than stacking. They apply to movement, attacks, Dodge, and other tasks the injury physically hinders.</w:t>
       </w:r>
     </w:p>
-    <w:bookmarkStart w:id="53" w:name="dying-and-death"/>
+    <w:bookmarkStart w:id="54" w:name="dying-and-death"/>
     <w:p>
       <w:pPr>
         <w:pStyle w:val="Heading3"/>
@@ -3131,7 +3672,7 @@
       <w:pPr>
         <w:numPr>
           <w:ilvl w:val="0"/>
-          <w:numId w:val="1006"/>
+          <w:numId w:val="1007"/>
         </w:numPr>
         <w:pStyle w:val="Compact"/>
       </w:pPr>
@@ -3182,7 +3723,7 @@
       <w:pPr>
         <w:numPr>
           <w:ilvl w:val="0"/>
-          <w:numId w:val="1006"/>
+          <w:numId w:val="1007"/>
         </w:numPr>
         <w:pStyle w:val="Compact"/>
       </w:pPr>
@@ -3204,7 +3745,7 @@
       <w:pPr>
         <w:numPr>
           <w:ilvl w:val="0"/>
-          <w:numId w:val="1006"/>
+          <w:numId w:val="1007"/>
         </w:numPr>
         <w:pStyle w:val="Compact"/>
       </w:pPr>
@@ -3230,9 +3771,9 @@
         <w:t xml:space="preserve">Your protection is avoiding the hit: a defense (Dodge, Parry or Block), cover, and a Legend point, which reduces a hit by one box.</w:t>
       </w:r>
     </w:p>
-    <w:bookmarkEnd w:id="53"/>
     <w:bookmarkEnd w:id="54"/>
-    <w:bookmarkStart w:id="55" w:name="weapons-and-damage"/>
+    <w:bookmarkEnd w:id="55"/>
+    <w:bookmarkStart w:id="56" w:name="weapons-and-damage"/>
     <w:p>
       <w:pPr>
         <w:pStyle w:val="Heading2"/>
@@ -3274,9 +3815,9 @@
         <w:t xml:space="preserve">Your setting pack supplies this (ammo).</w:t>
       </w:r>
     </w:p>
-    <w:bookmarkEnd w:id="55"/>
     <w:bookmarkEnd w:id="56"/>
-    <w:bookmarkStart w:id="61" w:name="medical-care"/>
+    <w:bookmarkEnd w:id="57"/>
+    <w:bookmarkStart w:id="62" w:name="medical-care"/>
     <w:p>
       <w:pPr>
         <w:pStyle w:val="Heading1"/>
@@ -3285,7 +3826,7 @@
         <w:t xml:space="preserve">Medical care</w:t>
       </w:r>
     </w:p>
-    <w:bookmarkStart w:id="57" w:name="diagnosis-and-stabilization"/>
+    <w:bookmarkStart w:id="58" w:name="diagnosis-and-stabilization"/>
     <w:p>
       <w:pPr>
         <w:pStyle w:val="Heading2"/>
@@ -3302,8 +3843,8 @@
         <w:t xml:space="preserve">Roll Medicine when the diagnosis is uncertain or an urgent treatment decision matters. Emergency stabilization takes one action and a successful Medicine roll with a medical kit. It ends Dying and stops deterioration, but removes no boxes.</w:t>
       </w:r>
     </w:p>
-    <w:bookmarkEnd w:id="57"/>
-    <w:bookmarkStart w:id="58" w:name="field-treatment"/>
+    <w:bookmarkEnd w:id="58"/>
+    <w:bookmarkStart w:id="59" w:name="field-treatment"/>
     <w:p>
       <w:pPr>
         <w:pStyle w:val="Heading2"/>
@@ -3320,8 +3861,8 @@
         <w:t xml:space="preserve">With a medical kit and several uninterrupted minutes, successful Medicine removes one injury box; success by 5 or more removes two. Each injury receives one field-treatment attempt; further attempts need changed circumstances.</w:t>
       </w:r>
     </w:p>
-    <w:bookmarkEnd w:id="58"/>
-    <w:bookmarkStart w:id="59" w:name="proper-care"/>
+    <w:bookmarkEnd w:id="59"/>
+    <w:bookmarkStart w:id="60" w:name="proper-care"/>
     <w:p>
       <w:pPr>
         <w:pStyle w:val="Heading2"/>
@@ -3338,8 +3879,8 @@
         <w:t xml:space="preserve">A proper infirmary grants +2 to Medicine. A successful treatment removes two boxes; success by 5 or more removes three. Allow the time the treatment requires.</w:t>
       </w:r>
     </w:p>
-    <w:bookmarkEnd w:id="59"/>
-    <w:bookmarkStart w:id="60" w:name="natural-recovery"/>
+    <w:bookmarkEnd w:id="60"/>
+    <w:bookmarkStart w:id="61" w:name="natural-recovery"/>
     <w:p>
       <w:pPr>
         <w:pStyle w:val="Heading2"/>
@@ -3372,9 +3913,9 @@
         <w:t xml:space="preserve">of rest clears one injury box. Rest means nothing strenuous. At three boxes, rest alone clears nothing: treatment must clear the first box.</w:t>
       </w:r>
     </w:p>
-    <w:bookmarkEnd w:id="60"/>
     <w:bookmarkEnd w:id="61"/>
-    <w:bookmarkStart w:id="66" w:name="magic"/>
+    <w:bookmarkEnd w:id="62"/>
+    <w:bookmarkStart w:id="67" w:name="magic"/>
     <w:p>
       <w:pPr>
         <w:pStyle w:val="Heading1"/>
@@ -3618,7 +4159,7 @@
         </w:tc>
       </w:tr>
     </w:tbl>
-    <w:bookmarkStart w:id="62" w:name="bursts"/>
+    <w:bookmarkStart w:id="63" w:name="bursts"/>
     <w:p>
       <w:pPr>
         <w:pStyle w:val="Heading2"/>
@@ -3999,8 +4540,8 @@
         <w:t xml:space="preserve">A failed burst marks a box of your setting’s price track; a natural 18 marks two, or something answers that shouldn’t.</w:t>
       </w:r>
     </w:p>
-    <w:bookmarkEnd w:id="62"/>
-    <w:bookmarkStart w:id="63" w:name="workings"/>
+    <w:bookmarkEnd w:id="63"/>
+    <w:bookmarkStart w:id="64" w:name="workings"/>
     <w:p>
       <w:pPr>
         <w:pStyle w:val="Heading2"/>
@@ -4013,7 +4554,7 @@
       <w:pPr>
         <w:numPr>
           <w:ilvl w:val="0"/>
-          <w:numId w:val="1007"/>
+          <w:numId w:val="1008"/>
         </w:numPr>
         <w:pStyle w:val="Compact"/>
       </w:pPr>
@@ -4035,7 +4576,7 @@
       <w:pPr>
         <w:numPr>
           <w:ilvl w:val="0"/>
-          <w:numId w:val="1007"/>
+          <w:numId w:val="1008"/>
         </w:numPr>
         <w:pStyle w:val="Compact"/>
       </w:pPr>
@@ -4057,7 +4598,7 @@
       <w:pPr>
         <w:numPr>
           <w:ilvl w:val="0"/>
-          <w:numId w:val="1007"/>
+          <w:numId w:val="1008"/>
         </w:numPr>
         <w:pStyle w:val="Compact"/>
       </w:pPr>
@@ -4317,8 +4858,8 @@
         <w:t xml:space="preserve">The right materials, hour or place remove one segment.</w:t>
       </w:r>
     </w:p>
-    <w:bookmarkEnd w:id="63"/>
-    <w:bookmarkStart w:id="64" w:name="charms"/>
+    <w:bookmarkEnd w:id="64"/>
+    <w:bookmarkStart w:id="65" w:name="charms"/>
     <w:p>
       <w:pPr>
         <w:pStyle w:val="Heading2"/>
@@ -4348,8 +4889,8 @@
         <w:t xml:space="preserve">. Preparation is how slow magic wins a fast fight.</w:t>
       </w:r>
     </w:p>
-    <w:bookmarkEnd w:id="64"/>
-    <w:bookmarkStart w:id="65" w:name="magic-advancement"/>
+    <w:bookmarkEnd w:id="65"/>
+    <w:bookmarkStart w:id="66" w:name="magic-advancement"/>
     <w:p>
       <w:pPr>
         <w:pStyle w:val="Heading2"/>
@@ -4856,9 +5397,9 @@
         </w:tc>
       </w:tr>
     </w:tbl>
-    <w:bookmarkEnd w:id="65"/>
     <w:bookmarkEnd w:id="66"/>
-    <w:bookmarkStart w:id="70" w:name="legend-points-and-tracks"/>
+    <w:bookmarkEnd w:id="67"/>
+    <w:bookmarkStart w:id="71" w:name="legend-points-and-tracks"/>
     <w:p>
       <w:pPr>
         <w:pStyle w:val="Heading1"/>
@@ -4867,7 +5408,7 @@
         <w:t xml:space="preserve">Legend points and tracks</w:t>
       </w:r>
     </w:p>
-    <w:bookmarkStart w:id="67" w:name="using-legend-points"/>
+    <w:bookmarkStart w:id="68" w:name="using-legend-points"/>
     <w:p>
       <w:pPr>
         <w:pStyle w:val="Heading2"/>
@@ -5023,6 +5564,39 @@
                 <w:b/>
                 <w:sz w:val="19"/>
               </w:rPr>
+              <w:t xml:space="preserve">Shrug off a telling hit</w:t>
+            </w:r>
+          </w:p>
+        </w:tc>
+        <w:tc>
+          <w:tcPr/>
+          <w:p>
+            <w:pPr>
+              <w:pStyle w:val="Compact"/>
+              <w:jc w:val="left"/>
+            </w:pPr>
+            <w:r>
+              <w:rPr>
+                <w:sz w:val="19"/>
+              </w:rPr>
+              <w:t xml:space="preserve">Cancel the effect an attacker picked against you; you still take the boxes.</w:t>
+            </w:r>
+          </w:p>
+        </w:tc>
+      </w:tr>
+      <w:tr>
+        <w:tc>
+          <w:tcPr/>
+          <w:p>
+            <w:pPr>
+              <w:pStyle w:val="Compact"/>
+              <w:jc w:val="left"/>
+            </w:pPr>
+            <w:r>
+              <w:rPr>
+                <w:b/>
+                <w:sz w:val="19"/>
+              </w:rPr>
               <w:t xml:space="preserve">Establish a small preparation</w:t>
             </w:r>
           </w:p>
@@ -5052,8 +5626,8 @@
         <w:t xml:space="preserve">Gain one point when one of your complications creates a meaningful problem you accept, including a companion complication. You can decline the proposed complication without penalty.</w:t>
       </w:r>
     </w:p>
-    <w:bookmarkEnd w:id="67"/>
-    <w:bookmarkStart w:id="68" w:name="tracks"/>
+    <w:bookmarkEnd w:id="68"/>
+    <w:bookmarkStart w:id="69" w:name="tracks"/>
     <w:p>
       <w:pPr>
         <w:pStyle w:val="Heading2"/>
@@ -5074,8 +5648,8 @@
         <w:t xml:space="preserve">Your setting pack supplies this (tracks).</w:t>
       </w:r>
     </w:p>
-    <w:bookmarkEnd w:id="68"/>
-    <w:bookmarkStart w:id="69" w:name="advancement"/>
+    <w:bookmarkEnd w:id="69"/>
+    <w:bookmarkStart w:id="70" w:name="advancement"/>
     <w:p>
       <w:pPr>
         <w:pStyle w:val="Heading2"/>
@@ -5112,7 +5686,7 @@
       <w:pPr>
         <w:numPr>
           <w:ilvl w:val="0"/>
-          <w:numId w:val="1008"/>
+          <w:numId w:val="1009"/>
         </w:numPr>
         <w:pStyle w:val="Compact"/>
       </w:pPr>
@@ -5173,7 +5747,7 @@
       <w:pPr>
         <w:numPr>
           <w:ilvl w:val="0"/>
-          <w:numId w:val="1008"/>
+          <w:numId w:val="1009"/>
         </w:numPr>
         <w:pStyle w:val="Compact"/>
       </w:pPr>
@@ -5519,9 +6093,9 @@
         <w:t xml:space="preserve">Magic and powers grow the same way, at the costs their chapters give.</w:t>
       </w:r>
     </w:p>
-    <w:bookmarkEnd w:id="69"/>
     <w:bookmarkEnd w:id="70"/>
-    <w:bookmarkStart w:id="73" w:name="running-missions"/>
+    <w:bookmarkEnd w:id="71"/>
+    <w:bookmarkStart w:id="74" w:name="running-missions"/>
     <w:p>
       <w:pPr>
         <w:pStyle w:val="Heading1"/>
@@ -5530,7 +6104,7 @@
         <w:t xml:space="preserve">Running missions</w:t>
       </w:r>
     </w:p>
-    <w:bookmarkStart w:id="71" w:name="mission-seeds"/>
+    <w:bookmarkStart w:id="72" w:name="mission-seeds"/>
     <w:p>
       <w:pPr>
         <w:pStyle w:val="Heading2"/>
@@ -5559,8 +6133,8 @@
         <w:t xml:space="preserve">Your setting pack supplies this (seeds).</w:t>
       </w:r>
     </w:p>
-    <w:bookmarkEnd w:id="71"/>
-    <w:bookmarkStart w:id="72" w:name="the-journal"/>
+    <w:bookmarkEnd w:id="72"/>
+    <w:bookmarkStart w:id="73" w:name="the-journal"/>
     <w:p>
       <w:pPr>
         <w:pStyle w:val="Heading2"/>
@@ -5575,250 +6149,6 @@
       </w:pPr>
       <w:r>
         <w:t xml:space="preserve">End each mission with a short entry, written together:</w:t>
-      </w:r>
-    </w:p>
-    <w:p>
-      <w:pPr>
-        <w:numPr>
-          <w:ilvl w:val="0"/>
-          <w:numId w:val="1009"/>
-        </w:numPr>
-        <w:pStyle w:val="Compact"/>
-      </w:pPr>
-      <w:r>
-        <w:rPr>
-          <w:bCs/>
-          <w:b/>
-        </w:rPr>
-        <w:t xml:space="preserve">The mission.</w:t>
-      </w:r>
-      <w:r>
-        <w:t xml:space="preserve"> </w:t>
-      </w:r>
-      <w:r>
-        <w:t xml:space="preserve">What happened, and did we succeed: fully, partly, or not at all?</w:t>
-      </w:r>
-    </w:p>
-    <w:p>
-      <w:pPr>
-        <w:numPr>
-          <w:ilvl w:val="0"/>
-          <w:numId w:val="1009"/>
-        </w:numPr>
-        <w:pStyle w:val="Compact"/>
-      </w:pPr>
-      <w:r>
-        <w:rPr>
-          <w:bCs/>
-          <w:b/>
-        </w:rPr>
-        <w:t xml:space="preserve">Who stood out?</w:t>
-      </w:r>
-      <w:r>
-        <w:t xml:space="preserve"> </w:t>
-      </w:r>
-      <w:r>
-        <w:t xml:space="preserve">A moment worth remembering.</w:t>
-      </w:r>
-    </w:p>
-    <w:p>
-      <w:pPr>
-        <w:numPr>
-          <w:ilvl w:val="0"/>
-          <w:numId w:val="1009"/>
-        </w:numPr>
-        <w:pStyle w:val="Compact"/>
-      </w:pPr>
-      <w:r>
-        <w:rPr>
-          <w:bCs/>
-          <w:b/>
-        </w:rPr>
-        <w:t xml:space="preserve">Complications.</w:t>
-      </w:r>
-      <w:r>
-        <w:t xml:space="preserve"> </w:t>
-      </w:r>
-      <w:r>
-        <w:t xml:space="preserve">Which ones came into play, and what did they cost?</w:t>
-      </w:r>
-    </w:p>
-    <w:p>
-      <w:pPr>
-        <w:numPr>
-          <w:ilvl w:val="0"/>
-          <w:numId w:val="1009"/>
-        </w:numPr>
-        <w:pStyle w:val="Compact"/>
-      </w:pPr>
-      <w:r>
-        <w:rPr>
-          <w:bCs/>
-          <w:b/>
-        </w:rPr>
-        <w:t xml:space="preserve">What changed?</w:t>
-      </w:r>
-      <w:r>
-        <w:t xml:space="preserve"> </w:t>
-      </w:r>
-      <w:r>
-        <w:t xml:space="preserve">New allies or enemies, damage, open threads for next time.</w:t>
-      </w:r>
-    </w:p>
-    <w:p>
-      <w:pPr>
-        <w:numPr>
-          <w:ilvl w:val="0"/>
-          <w:numId w:val="1009"/>
-        </w:numPr>
-        <w:pStyle w:val="Compact"/>
-      </w:pPr>
-      <w:r>
-        <w:rPr>
-          <w:bCs/>
-          <w:b/>
-        </w:rPr>
-        <w:t xml:space="preserve">Advancement.</w:t>
-      </w:r>
-      <w:r>
-        <w:t xml:space="preserve"> </w:t>
-      </w:r>
-      <w:r>
-        <w:t xml:space="preserve">After a significant mission, each character earns 1 advancement point; at a milestone, 2 more.</w:t>
-      </w:r>
-    </w:p>
-    <w:bookmarkEnd w:id="72"/>
-    <w:bookmarkEnd w:id="73"/>
-    <w:bookmarkStart w:id="74" w:name="ready-made-characters"/>
-    <w:p>
-      <w:pPr>
-        <w:pStyle w:val="Heading1"/>
-      </w:pPr>
-      <w:r>
-        <w:t xml:space="preserve">Ready-made characters</w:t>
-      </w:r>
-    </w:p>
-    <w:p>
-      <w:pPr>
-        <w:pStyle w:val="FirstParagraph"/>
-      </w:pPr>
-      <w:r>
-        <w:t xml:space="preserve">Characters ready to play, for one-shots, new players, or a group in a hurry. Each follows the creation rules exactly, and their connections tie them together. In the creator, choose one from the ready-made list to open it and make it your own.</w:t>
-      </w:r>
-    </w:p>
-    <w:p>
-      <w:pPr>
-        <w:pStyle w:val="BodyText"/>
-      </w:pPr>
-      <w:r>
-        <w:rPr>
-          <w:iCs/>
-          <w:i/>
-        </w:rPr>
-        <w:t xml:space="preserve">Your setting pack supplies this (pregens).</w:t>
-      </w:r>
-    </w:p>
-    <w:bookmarkEnd w:id="74"/>
-    <w:bookmarkStart w:id="75" w:name="advantages"/>
-    <w:p>
-      <w:pPr>
-        <w:pStyle w:val="Heading1"/>
-      </w:pPr>
-      <w:r>
-        <w:t xml:space="preserve">Advantages</w:t>
-      </w:r>
-    </w:p>
-    <w:p>
-      <w:pPr>
-        <w:pStyle w:val="FirstParagraph"/>
-      </w:pPr>
-      <w:r>
-        <w:t xml:space="preserve">Choose one advantage at character creation: a general advantage from this chapter, or an origin advantage from the next. Each grants +2 only in the listed circumstances. An advantage does not grant training, authorize an impossible action, or replace essential gear. Use only one advantage bonus per roll.</w:t>
-      </w:r>
-    </w:p>
-    <w:p>
-      <w:pPr>
-        <w:pStyle w:val="BodyText"/>
-      </w:pPr>
-      <w:r>
-        <w:rPr>
-          <w:iCs/>
-          <w:i/>
-        </w:rPr>
-        <w:t xml:space="preserve">Your setting pack supplies this (advantages).</w:t>
-      </w:r>
-    </w:p>
-    <w:bookmarkEnd w:id="75"/>
-    <w:bookmarkStart w:id="76" w:name="origins"/>
-    <w:p>
-      <w:pPr>
-        <w:pStyle w:val="Heading1"/>
-      </w:pPr>
-      <w:r>
-        <w:t xml:space="preserve">Origins</w:t>
-      </w:r>
-    </w:p>
-    <w:p>
-      <w:pPr>
-        <w:pStyle w:val="FirstParagraph"/>
-      </w:pPr>
-      <w:r>
-        <w:rPr>
-          <w:iCs/>
-          <w:i/>
-        </w:rPr>
-        <w:t xml:space="preserve">Your setting pack supplies this (origins).</w:t>
-      </w:r>
-    </w:p>
-    <w:bookmarkEnd w:id="76"/>
-    <w:bookmarkStart w:id="87" w:name="making-your-own"/>
-    <w:p>
-      <w:pPr>
-        <w:pStyle w:val="Heading1"/>
-      </w:pPr>
-      <w:r>
-        <w:t xml:space="preserve">Making your own</w:t>
-      </w:r>
-    </w:p>
-    <w:p>
-      <w:pPr>
-        <w:pStyle w:val="FirstParagraph"/>
-      </w:pPr>
-      <w:r>
-        <w:t xml:space="preserve">The roles and origins in this book are a starting point, not a limit. With the GM’s agreement, any player can create their own role or origin. The creator has a</w:t>
-      </w:r>
-      <w:r>
-        <w:t xml:space="preserve"> </w:t>
-      </w:r>
-      <w:r>
-        <w:rPr>
-          <w:bCs/>
-          <w:b/>
-        </w:rPr>
-        <w:t xml:space="preserve">Custom</w:t>
-      </w:r>
-      <w:r>
-        <w:t xml:space="preserve"> </w:t>
-      </w:r>
-      <w:r>
-        <w:t xml:space="preserve">option at the end of each list, and its checklist holds a custom choice to the same rules as everything else.</w:t>
-      </w:r>
-    </w:p>
-    <w:bookmarkStart w:id="77" w:name="a-custom-role"/>
-    <w:p>
-      <w:pPr>
-        <w:pStyle w:val="Heading2"/>
-      </w:pPr>
-      <w:r>
-        <w:t xml:space="preserve">A custom role</w:t>
-      </w:r>
-    </w:p>
-    <w:p>
-      <w:pPr>
-        <w:pStyle w:val="FirstParagraph"/>
-      </w:pPr>
-      <w:r>
-        <w:t xml:space="preserve">A role is a concept, not a package of powers: it gives no bonus of its own. A custom one only needs a clear place in the group.</w:t>
       </w:r>
     </w:p>
     <w:p>
@@ -5834,37 +6164,13 @@
           <w:bCs/>
           <w:b/>
         </w:rPr>
-        <w:t xml:space="preserve">Name it and describe it.</w:t>
-      </w:r>
-      <w:r>
-        <w:t xml:space="preserve"> </w:t>
-      </w:r>
-      <w:r>
-        <w:t xml:space="preserve">One sentence for what your character does that no one else does, in the style of the roles above:</w:t>
-      </w:r>
-      <w:r>
-        <w:t xml:space="preserve"> </w:t>
-      </w:r>
-      <w:r>
-        <w:rPr>
-          <w:iCs/>
-          <w:i/>
-        </w:rPr>
-        <w:t xml:space="preserve">“</w:t>
-      </w:r>
-      <w:r>
-        <w:rPr>
-          <w:iCs/>
-          <w:i/>
-        </w:rPr>
-        <w:t xml:space="preserve">Smuggler: knows every back door, bribe and hidden hold.</w:t>
-      </w:r>
-      <w:r>
-        <w:rPr>
-          <w:iCs/>
-          <w:i/>
-        </w:rPr>
-        <w:t xml:space="preserve">”</w:t>
+        <w:t xml:space="preserve">The mission.</w:t>
+      </w:r>
+      <w:r>
+        <w:t xml:space="preserve"> </w:t>
+      </w:r>
+      <w:r>
+        <w:t xml:space="preserve">What happened, and did we succeed: fully, partly, or not at all?</w:t>
       </w:r>
     </w:p>
     <w:p>
@@ -5880,13 +6186,13 @@
           <w:bCs/>
           <w:b/>
         </w:rPr>
-        <w:t xml:space="preserve">Choose a group.</w:t>
-      </w:r>
-      <w:r>
-        <w:t xml:space="preserve"> </w:t>
-      </w:r>
-      <w:r>
-        <w:t xml:space="preserve">Pick the one it belongs with: one of your setting’s groups. The group only sets your sheet’s colors and emblem.</w:t>
+        <w:t xml:space="preserve">Who stood out?</w:t>
+      </w:r>
+      <w:r>
+        <w:t xml:space="preserve"> </w:t>
+      </w:r>
+      <w:r>
+        <w:t xml:space="preserve">A moment worth remembering.</w:t>
       </w:r>
     </w:p>
     <w:p>
@@ -5902,13 +6208,13 @@
           <w:bCs/>
           <w:b/>
         </w:rPr>
-        <w:t xml:space="preserve">Pick four core skills.</w:t>
-      </w:r>
-      <w:r>
-        <w:t xml:space="preserve"> </w:t>
-      </w:r>
-      <w:r>
-        <w:t xml:space="preserve">The skills it can’t do without. Mark them Trained yourself in step 3 (the built-in roles do this for you); they count toward your normal Trained skills.</w:t>
+        <w:t xml:space="preserve">Complications.</w:t>
+      </w:r>
+      <w:r>
+        <w:t xml:space="preserve"> </w:t>
+      </w:r>
+      <w:r>
+        <w:t xml:space="preserve">Which ones came into play, and what did they cost?</w:t>
       </w:r>
     </w:p>
     <w:p>
@@ -5924,13 +6230,46 @@
           <w:bCs/>
           <w:b/>
         </w:rPr>
-        <w:t xml:space="preserve">Check it with the GM.</w:t>
-      </w:r>
-      <w:r>
-        <w:t xml:space="preserve"> </w:t>
-      </w:r>
-      <w:r>
-        <w:t xml:space="preserve">It should fit the setting and overlap the existing roles as little as possible.</w:t>
+        <w:t xml:space="preserve">What changed?</w:t>
+      </w:r>
+      <w:r>
+        <w:t xml:space="preserve"> </w:t>
+      </w:r>
+      <w:r>
+        <w:t xml:space="preserve">New allies or enemies, damage, open threads for next time.</w:t>
+      </w:r>
+    </w:p>
+    <w:p>
+      <w:pPr>
+        <w:numPr>
+          <w:ilvl w:val="0"/>
+          <w:numId w:val="1010"/>
+        </w:numPr>
+        <w:pStyle w:val="Compact"/>
+      </w:pPr>
+      <w:r>
+        <w:rPr>
+          <w:bCs/>
+          <w:b/>
+        </w:rPr>
+        <w:t xml:space="preserve">Advancement.</w:t>
+      </w:r>
+      <w:r>
+        <w:t xml:space="preserve"> </w:t>
+      </w:r>
+      <w:r>
+        <w:t xml:space="preserve">After a significant mission, each character earns 1 advancement point; at a milestone, 2 more.</w:t>
+      </w:r>
+    </w:p>
+    <w:bookmarkEnd w:id="73"/>
+    <w:bookmarkEnd w:id="74"/>
+    <w:bookmarkStart w:id="75" w:name="ready-made-characters"/>
+    <w:p>
+      <w:pPr>
+        <w:pStyle w:val="Heading1"/>
+      </w:pPr>
+      <w:r>
+        <w:t xml:space="preserve">Ready-made characters</w:t>
       </w:r>
     </w:p>
     <w:p>
@@ -5938,50 +6277,285 @@
         <w:pStyle w:val="FirstParagraph"/>
       </w:pPr>
       <w:r>
-        <w:rPr>
-          <w:bCs/>
-          <w:b/>
-        </w:rPr>
-        <w:t xml:space="preserve">In the creator:</w:t>
-      </w:r>
-      <w:r>
-        <w:t xml:space="preserve"> </w:t>
-      </w:r>
-      <w:r>
-        <w:t xml:space="preserve">in step 1, choose</w:t>
-      </w:r>
-      <w:r>
-        <w:t xml:space="preserve"> </w:t>
-      </w:r>
-      <w:r>
-        <w:rPr>
-          <w:bCs/>
-          <w:b/>
-        </w:rPr>
-        <w:t xml:space="preserve">Custom role…</w:t>
-      </w:r>
-      <w:r>
-        <w:t xml:space="preserve"> </w:t>
-      </w:r>
-      <w:r>
-        <w:t xml:space="preserve">at the end of the Role list, then enter its name and group. Write the description in</w:t>
-      </w:r>
-      <w:r>
-        <w:t xml:space="preserve"> </w:t>
-      </w:r>
+        <w:t xml:space="preserve">Characters ready to play, for one-shots, new players, or a group in a hurry. Each follows the creation rules exactly, and their connections tie them together. In the creator, choose one from the ready-made list to open it and make it your own.</w:t>
+      </w:r>
+    </w:p>
+    <w:p>
+      <w:pPr>
+        <w:pStyle w:val="BodyText"/>
+      </w:pPr>
       <w:r>
         <w:rPr>
           <w:iCs/>
           <w:i/>
         </w:rPr>
+        <w:t xml:space="preserve">Your setting pack supplies this (pregens).</w:t>
+      </w:r>
+    </w:p>
+    <w:bookmarkEnd w:id="75"/>
+    <w:bookmarkStart w:id="76" w:name="advantages"/>
+    <w:p>
+      <w:pPr>
+        <w:pStyle w:val="Heading1"/>
+      </w:pPr>
+      <w:r>
+        <w:t xml:space="preserve">Advantages</w:t>
+      </w:r>
+    </w:p>
+    <w:p>
+      <w:pPr>
+        <w:pStyle w:val="FirstParagraph"/>
+      </w:pPr>
+      <w:r>
+        <w:t xml:space="preserve">Choose one advantage at character creation: a general advantage from this chapter, or an origin advantage from the next. Each grants +2 only in the listed circumstances. An advantage does not grant training, authorize an impossible action, or replace essential gear. Use only one advantage bonus per roll.</w:t>
+      </w:r>
+    </w:p>
+    <w:p>
+      <w:pPr>
+        <w:pStyle w:val="BodyText"/>
+      </w:pPr>
+      <w:r>
+        <w:rPr>
+          <w:iCs/>
+          <w:i/>
+        </w:rPr>
+        <w:t xml:space="preserve">Your setting pack supplies this (advantages).</w:t>
+      </w:r>
+    </w:p>
+    <w:bookmarkEnd w:id="76"/>
+    <w:bookmarkStart w:id="77" w:name="origins"/>
+    <w:p>
+      <w:pPr>
+        <w:pStyle w:val="Heading1"/>
+      </w:pPr>
+      <w:r>
+        <w:t xml:space="preserve">Origins</w:t>
+      </w:r>
+    </w:p>
+    <w:p>
+      <w:pPr>
+        <w:pStyle w:val="FirstParagraph"/>
+      </w:pPr>
+      <w:r>
+        <w:rPr>
+          <w:iCs/>
+          <w:i/>
+        </w:rPr>
+        <w:t xml:space="preserve">Your setting pack supplies this (origins).</w:t>
+      </w:r>
+    </w:p>
+    <w:bookmarkEnd w:id="77"/>
+    <w:bookmarkStart w:id="88" w:name="making-your-own"/>
+    <w:p>
+      <w:pPr>
+        <w:pStyle w:val="Heading1"/>
+      </w:pPr>
+      <w:r>
+        <w:t xml:space="preserve">Making your own</w:t>
+      </w:r>
+    </w:p>
+    <w:p>
+      <w:pPr>
+        <w:pStyle w:val="FirstParagraph"/>
+      </w:pPr>
+      <w:r>
+        <w:t xml:space="preserve">The roles and origins in this book are a starting point, not a limit. With the GM’s agreement, any player can create their own role or origin. The creator has a</w:t>
+      </w:r>
+      <w:r>
+        <w:t xml:space="preserve"> </w:t>
+      </w:r>
+      <w:r>
+        <w:rPr>
+          <w:bCs/>
+          <w:b/>
+        </w:rPr>
+        <w:t xml:space="preserve">Custom</w:t>
+      </w:r>
+      <w:r>
+        <w:t xml:space="preserve"> </w:t>
+      </w:r>
+      <w:r>
+        <w:t xml:space="preserve">option at the end of each list, and its checklist holds a custom choice to the same rules as everything else.</w:t>
+      </w:r>
+    </w:p>
+    <w:bookmarkStart w:id="78" w:name="a-custom-role"/>
+    <w:p>
+      <w:pPr>
+        <w:pStyle w:val="Heading2"/>
+      </w:pPr>
+      <w:r>
+        <w:t xml:space="preserve">A custom role</w:t>
+      </w:r>
+    </w:p>
+    <w:p>
+      <w:pPr>
+        <w:pStyle w:val="FirstParagraph"/>
+      </w:pPr>
+      <w:r>
+        <w:t xml:space="preserve">A role is a concept, not a package of powers: it gives no bonus of its own. A custom one only needs a clear place in the group.</w:t>
+      </w:r>
+    </w:p>
+    <w:p>
+      <w:pPr>
+        <w:numPr>
+          <w:ilvl w:val="0"/>
+          <w:numId w:val="1011"/>
+        </w:numPr>
+        <w:pStyle w:val="Compact"/>
+      </w:pPr>
+      <w:r>
+        <w:rPr>
+          <w:bCs/>
+          <w:b/>
+        </w:rPr>
+        <w:t xml:space="preserve">Name it and describe it.</w:t>
+      </w:r>
+      <w:r>
+        <w:t xml:space="preserve"> </w:t>
+      </w:r>
+      <w:r>
+        <w:t xml:space="preserve">One sentence for what your character does that no one else does, in the style of the roles above:</w:t>
+      </w:r>
+      <w:r>
+        <w:t xml:space="preserve"> </w:t>
+      </w:r>
+      <w:r>
+        <w:rPr>
+          <w:iCs/>
+          <w:i/>
+        </w:rPr>
+        <w:t xml:space="preserve">“</w:t>
+      </w:r>
+      <w:r>
+        <w:rPr>
+          <w:iCs/>
+          <w:i/>
+        </w:rPr>
+        <w:t xml:space="preserve">Smuggler: knows every back door, bribe and hidden hold.</w:t>
+      </w:r>
+      <w:r>
+        <w:rPr>
+          <w:iCs/>
+          <w:i/>
+        </w:rPr>
+        <w:t xml:space="preserve">”</w:t>
+      </w:r>
+    </w:p>
+    <w:p>
+      <w:pPr>
+        <w:numPr>
+          <w:ilvl w:val="0"/>
+          <w:numId w:val="1011"/>
+        </w:numPr>
+        <w:pStyle w:val="Compact"/>
+      </w:pPr>
+      <w:r>
+        <w:rPr>
+          <w:bCs/>
+          <w:b/>
+        </w:rPr>
+        <w:t xml:space="preserve">Choose a group.</w:t>
+      </w:r>
+      <w:r>
+        <w:t xml:space="preserve"> </w:t>
+      </w:r>
+      <w:r>
+        <w:t xml:space="preserve">Pick the one it belongs with: one of your setting’s groups. The group only sets your sheet’s colors and emblem.</w:t>
+      </w:r>
+    </w:p>
+    <w:p>
+      <w:pPr>
+        <w:numPr>
+          <w:ilvl w:val="0"/>
+          <w:numId w:val="1011"/>
+        </w:numPr>
+        <w:pStyle w:val="Compact"/>
+      </w:pPr>
+      <w:r>
+        <w:rPr>
+          <w:bCs/>
+          <w:b/>
+        </w:rPr>
+        <w:t xml:space="preserve">Pick four core skills.</w:t>
+      </w:r>
+      <w:r>
+        <w:t xml:space="preserve"> </w:t>
+      </w:r>
+      <w:r>
+        <w:t xml:space="preserve">The skills it can’t do without. Mark them Trained yourself in step 3 (the built-in roles do this for you); they count toward your normal Trained skills.</w:t>
+      </w:r>
+    </w:p>
+    <w:p>
+      <w:pPr>
+        <w:numPr>
+          <w:ilvl w:val="0"/>
+          <w:numId w:val="1011"/>
+        </w:numPr>
+        <w:pStyle w:val="Compact"/>
+      </w:pPr>
+      <w:r>
+        <w:rPr>
+          <w:bCs/>
+          <w:b/>
+        </w:rPr>
+        <w:t xml:space="preserve">Check it with the GM.</w:t>
+      </w:r>
+      <w:r>
+        <w:t xml:space="preserve"> </w:t>
+      </w:r>
+      <w:r>
+        <w:t xml:space="preserve">It should fit the setting and overlap the existing roles as little as possible.</w:t>
+      </w:r>
+    </w:p>
+    <w:p>
+      <w:pPr>
+        <w:pStyle w:val="FirstParagraph"/>
+      </w:pPr>
+      <w:r>
+        <w:rPr>
+          <w:bCs/>
+          <w:b/>
+        </w:rPr>
+        <w:t xml:space="preserve">In the creator:</w:t>
+      </w:r>
+      <w:r>
+        <w:t xml:space="preserve"> </w:t>
+      </w:r>
+      <w:r>
+        <w:t xml:space="preserve">in step 1, choose</w:t>
+      </w:r>
+      <w:r>
+        <w:t xml:space="preserve"> </w:t>
+      </w:r>
+      <w:r>
+        <w:rPr>
+          <w:bCs/>
+          <w:b/>
+        </w:rPr>
+        <w:t xml:space="preserve">Custom role…</w:t>
+      </w:r>
+      <w:r>
+        <w:t xml:space="preserve"> </w:t>
+      </w:r>
+      <w:r>
+        <w:t xml:space="preserve">at the end of the Role list, then enter its name and group. Write the description in</w:t>
+      </w:r>
+      <w:r>
+        <w:t xml:space="preserve"> </w:t>
+      </w:r>
+      <w:r>
+        <w:rPr>
+          <w:iCs/>
+          <w:i/>
+        </w:rPr>
         <w:t xml:space="preserve">What you bring</w:t>
       </w:r>
       <w:r>
         <w:t xml:space="preserve">.</w:t>
       </w:r>
     </w:p>
-    <w:bookmarkEnd w:id="77"/>
-    <w:bookmarkStart w:id="86" w:name="a-custom-origin"/>
+    <w:bookmarkEnd w:id="78"/>
+    <w:bookmarkStart w:id="87" w:name="a-custom-origin"/>
     <w:p>
       <w:pPr>
         <w:pStyle w:val="Heading2"/>
@@ -5998,7 +6572,7 @@
         <w:t xml:space="preserve">Build it with the GM, one step at a time.</w:t>
       </w:r>
     </w:p>
-    <w:bookmarkStart w:id="78" w:name="the-concept"/>
+    <w:bookmarkStart w:id="79" w:name="the-concept"/>
     <w:p>
       <w:pPr>
         <w:pStyle w:val="Heading3"/>
@@ -6015,8 +6589,8 @@
         <w:t xml:space="preserve">Two or three sentences: where they come from, what sets them apart, and how others see them. It should be something the origins in this book don’t already cover.</w:t>
       </w:r>
     </w:p>
-    <w:bookmarkEnd w:id="78"/>
-    <w:bookmarkStart w:id="79" w:name="the-tier"/>
+    <w:bookmarkEnd w:id="79"/>
+    <w:bookmarkStart w:id="80" w:name="the-tier"/>
     <w:p>
       <w:pPr>
         <w:pStyle w:val="Heading3"/>
@@ -6313,8 +6887,8 @@
         <w:t xml:space="preserve">When in doubt, choose the higher tier.</w:t>
       </w:r>
     </w:p>
-    <w:bookmarkEnd w:id="79"/>
-    <w:bookmarkStart w:id="80" w:name="attribute-adjustments"/>
+    <w:bookmarkEnd w:id="80"/>
+    <w:bookmarkStart w:id="81" w:name="attribute-adjustments"/>
     <w:p>
       <w:pPr>
         <w:pStyle w:val="Heading3"/>
@@ -6360,8 +6934,8 @@
         <w:t xml:space="preserve">: a +2 needs a −2 or two −1s. The adjustments move the attribute’s base (+1 starts it at 11) and raise its starting maximum (13 plus the bonus). Most origins change two to four attributes.</w:t>
       </w:r>
     </w:p>
-    <w:bookmarkEnd w:id="80"/>
-    <w:bookmarkStart w:id="81" w:name="core-rules-tier-1-and-up"/>
+    <w:bookmarkEnd w:id="81"/>
+    <w:bookmarkStart w:id="82" w:name="core-rules-tier-1-and-up"/>
     <w:p>
       <w:pPr>
         <w:pStyle w:val="Heading3"/>
@@ -6378,8 +6952,8 @@
         <w:t xml:space="preserve">One to three short rules that always apply: what they can do (see in the dark, resist cold, a free Trained skill) and what it costs (a weakness, a people’s distrust, a hazard they can’t abide). A strength with no drawback is worth more than it looks, so price it a tier higher.</w:t>
       </w:r>
     </w:p>
-    <w:bookmarkEnd w:id="81"/>
-    <w:bookmarkStart w:id="82" w:name="origin-advantages"/>
+    <w:bookmarkEnd w:id="82"/>
+    <w:bookmarkStart w:id="83" w:name="origin-advantages"/>
     <w:p>
       <w:pPr>
         <w:pStyle w:val="Heading3"/>
@@ -6434,8 +7008,8 @@
         <w:t xml:space="preserve">: a problem the trait causes, with a clear trigger and a real consequence, which earns a Legend point when it bites, like any complication. A character takes one advantage, general or origin, so make them distinct choices.</w:t>
       </w:r>
     </w:p>
-    <w:bookmarkEnd w:id="82"/>
-    <w:bookmarkStart w:id="83" w:name="an-alternate-form-optional-tier-2-or-3"/>
+    <w:bookmarkEnd w:id="83"/>
+    <w:bookmarkStart w:id="84" w:name="an-alternate-form-optional-tier-2-or-3"/>
     <w:p>
       <w:pPr>
         <w:pStyle w:val="Heading3"/>
@@ -6468,8 +7042,8 @@
         <w:t xml:space="preserve">apply.</w:t>
       </w:r>
     </w:p>
-    <w:bookmarkEnd w:id="83"/>
-    <w:bookmarkStart w:id="84" w:name="in-the-creator"/>
+    <w:bookmarkEnd w:id="84"/>
+    <w:bookmarkStart w:id="85" w:name="in-the-creator"/>
     <w:p>
       <w:pPr>
         <w:pStyle w:val="Heading3"/>
@@ -6482,7 +7056,7 @@
       <w:pPr>
         <w:numPr>
           <w:ilvl w:val="0"/>
-          <w:numId w:val="1011"/>
+          <w:numId w:val="1012"/>
         </w:numPr>
         <w:pStyle w:val="Compact"/>
       </w:pPr>
@@ -6510,7 +7084,7 @@
       <w:pPr>
         <w:numPr>
           <w:ilvl w:val="0"/>
-          <w:numId w:val="1011"/>
+          <w:numId w:val="1012"/>
         </w:numPr>
         <w:pStyle w:val="Compact"/>
       </w:pPr>
@@ -6522,7 +7096,7 @@
       <w:pPr>
         <w:numPr>
           <w:ilvl w:val="0"/>
-          <w:numId w:val="1011"/>
+          <w:numId w:val="1012"/>
         </w:numPr>
         <w:pStyle w:val="Compact"/>
       </w:pPr>
@@ -6550,7 +7124,7 @@
       <w:pPr>
         <w:numPr>
           <w:ilvl w:val="0"/>
-          <w:numId w:val="1011"/>
+          <w:numId w:val="1012"/>
         </w:numPr>
         <w:pStyle w:val="Compact"/>
       </w:pPr>
@@ -6574,8 +7148,8 @@
         <w:t xml:space="preserve">and enter the advantage and its companion complication.</w:t>
       </w:r>
     </w:p>
-    <w:bookmarkEnd w:id="84"/>
-    <w:bookmarkStart w:id="85" w:name="example"/>
+    <w:bookmarkEnd w:id="85"/>
+    <w:bookmarkStart w:id="86" w:name="example"/>
     <w:p>
       <w:pPr>
         <w:pStyle w:val="Heading3"/>
@@ -6680,10 +7254,10 @@
         <w:t xml:space="preserve">: you trust your own people first; when it matters, accept the cost of that loyalty.</w:t>
       </w:r>
     </w:p>
-    <w:bookmarkEnd w:id="85"/>
     <w:bookmarkEnd w:id="86"/>
     <w:bookmarkEnd w:id="87"/>
-    <w:bookmarkStart w:id="88" w:name="complications"/>
+    <w:bookmarkEnd w:id="88"/>
+    <w:bookmarkStart w:id="89" w:name="complications"/>
     <w:p>
       <w:pPr>
         <w:pStyle w:val="Heading1"/>
@@ -6712,8 +7286,8 @@
         <w:t xml:space="preserve">Your setting pack supplies this (complications).</w:t>
       </w:r>
     </w:p>
-    <w:bookmarkEnd w:id="88"/>
-    <w:bookmarkStart w:id="90" w:name="quick-reference"/>
+    <w:bookmarkEnd w:id="89"/>
+    <w:bookmarkStart w:id="91" w:name="quick-reference"/>
     <w:p>
       <w:pPr>
         <w:pStyle w:val="Heading1"/>
@@ -6845,7 +7419,7 @@
         <w:t xml:space="preserve"> </w:t>
       </w:r>
       <w:r>
-        <w:t xml:space="preserve">move plus one action. Hit → one defense a round (Dodge, Parry or Block; −1 to −3 against a clean hit) → weapon effect. Dodge = Agility −2 plus Athletics training (+0, +1, +2). Parry −3, Block −2 plus the shield. Aim: +1. A 2-box weapon that brings you to three boxes leaves you Dying; at three boxes, another 2-box hit kills.</w:t>
+        <w:t xml:space="preserve">move plus one action. Hit → one defense a round (Dodge, Parry or Block; −1 to −3 against a clean hit) → weapon effect. Dodge = Agility −2 plus Athletics training (+0, +1, +2). Parry −3, Block −2 plus the shield. Aim: +1. Telling hit (by 5+ or natural 3–4): the attacker picks an effect; called shot −2 (small target −4). A 2-box weapon that brings you to three boxes leaves you Dying; at three boxes, another 2-box hit kills.</w:t>
       </w:r>
     </w:p>
     <w:p>
@@ -6881,7 +7455,7 @@
         <w:t xml:space="preserve"> </w:t>
       </w:r>
       <w:r>
-        <w:t xml:space="preserve">start each session with two. Reroll, reduce an injury by one box, or establish a small preparation. Earn one from an accepted complication.</w:t>
+        <w:t xml:space="preserve">start each session with two. Reroll, reduce an injury by one box, shrug off a telling hit, or establish a small preparation. Earn one from an accepted complication.</w:t>
       </w:r>
     </w:p>
     <w:p>
@@ -6904,7 +7478,7 @@
       <w:r>
         <w:t xml:space="preserve"> </w:t>
       </w:r>
-      <w:hyperlink r:id="rId89">
+      <w:hyperlink r:id="rId90">
         <w:r>
           <w:rPr>
             <w:rStyle w:val="Hyperlink"/>
@@ -6916,7 +7490,7 @@
         <w:t xml:space="preserve">. You may share, adapt, and use it for any purpose, including commercially, as long as you give appropriate credit to the author.</w:t>
       </w:r>
     </w:p>
-    <w:bookmarkEnd w:id="90"/>
+    <w:bookmarkEnd w:id="91"/>
     <w:sectPr/>
   </w:body>
 </w:document>
@@ -7206,6 +7780,9 @@
     <w:abstractNumId w:val="991"/>
   </w:num>
   <w:num w:numId="1007">
+    <w:abstractNumId w:val="991"/>
+  </w:num>
+  <w:num w:numId="1008">
     <w:abstractNumId w:val="99411"/>
     <w:lvlOverride w:ilvl="0">
       <w:startOverride w:val="1"/>
@@ -7235,38 +7812,8 @@
       <w:startOverride w:val="1"/>
     </w:lvlOverride>
   </w:num>
-  <w:num w:numId="1008">
+  <w:num w:numId="1009">
     <w:abstractNumId w:val="991"/>
-  </w:num>
-  <w:num w:numId="1009">
-    <w:abstractNumId w:val="99411"/>
-    <w:lvlOverride w:ilvl="0">
-      <w:startOverride w:val="1"/>
-    </w:lvlOverride>
-    <w:lvlOverride w:ilvl="1">
-      <w:startOverride w:val="1"/>
-    </w:lvlOverride>
-    <w:lvlOverride w:ilvl="2">
-      <w:startOverride w:val="1"/>
-    </w:lvlOverride>
-    <w:lvlOverride w:ilvl="3">
-      <w:startOverride w:val="1"/>
-    </w:lvlOverride>
-    <w:lvlOverride w:ilvl="4">
-      <w:startOverride w:val="1"/>
-    </w:lvlOverride>
-    <w:lvlOverride w:ilvl="5">
-      <w:startOverride w:val="1"/>
-    </w:lvlOverride>
-    <w:lvlOverride w:ilvl="6">
-      <w:startOverride w:val="1"/>
-    </w:lvlOverride>
-    <w:lvlOverride w:ilvl="7">
-      <w:startOverride w:val="1"/>
-    </w:lvlOverride>
-    <w:lvlOverride w:ilvl="8">
-      <w:startOverride w:val="1"/>
-    </w:lvlOverride>
   </w:num>
   <w:num w:numId="1010">
     <w:abstractNumId w:val="99411"/>
@@ -7299,6 +7846,36 @@
     </w:lvlOverride>
   </w:num>
   <w:num w:numId="1011">
+    <w:abstractNumId w:val="99411"/>
+    <w:lvlOverride w:ilvl="0">
+      <w:startOverride w:val="1"/>
+    </w:lvlOverride>
+    <w:lvlOverride w:ilvl="1">
+      <w:startOverride w:val="1"/>
+    </w:lvlOverride>
+    <w:lvlOverride w:ilvl="2">
+      <w:startOverride w:val="1"/>
+    </w:lvlOverride>
+    <w:lvlOverride w:ilvl="3">
+      <w:startOverride w:val="1"/>
+    </w:lvlOverride>
+    <w:lvlOverride w:ilvl="4">
+      <w:startOverride w:val="1"/>
+    </w:lvlOverride>
+    <w:lvlOverride w:ilvl="5">
+      <w:startOverride w:val="1"/>
+    </w:lvlOverride>
+    <w:lvlOverride w:ilvl="6">
+      <w:startOverride w:val="1"/>
+    </w:lvlOverride>
+    <w:lvlOverride w:ilvl="7">
+      <w:startOverride w:val="1"/>
+    </w:lvlOverride>
+    <w:lvlOverride w:ilvl="8">
+      <w:startOverride w:val="1"/>
+    </w:lvlOverride>
+  </w:num>
+  <w:num w:numId="1012">
     <w:abstractNumId w:val="99411"/>
     <w:lvlOverride w:ilvl="0">
       <w:startOverride w:val="1"/>

--- a/legend-dynamics/site/core-rules/Legend_Dynamics_Core_Rules.docx
+++ b/legend-dynamics/site/core-rules/Legend_Dynamics_Core_Rules.docx
@@ -3894,23 +3894,175 @@
         <w:pStyle w:val="FirstParagraph"/>
       </w:pPr>
       <w:r>
-        <w:t xml:space="preserve">Each</w:t>
-      </w:r>
-      <w:r>
-        <w:t xml:space="preserve"> </w:t>
-      </w:r>
-      <w:r>
-        <w:rPr>
-          <w:bCs/>
-          <w:b/>
-        </w:rPr>
-        <w:t xml:space="preserve">full day</w:t>
-      </w:r>
-      <w:r>
-        <w:t xml:space="preserve"> </w:t>
-      </w:r>
-      <w:r>
-        <w:t xml:space="preserve">of rest clears one injury box. Rest means nothing strenuous. At three boxes, rest alone clears nothing: treatment must clear the first box.</w:t>
+        <w:t xml:space="preserve">Rest clears injury one box at a time, and the worse you’re hurt, the longer each box takes. Rest means nothing strenuous: no fighting, no hard travel, no long days of work.</w:t>
+      </w:r>
+    </w:p>
+    <w:tbl>
+      <w:tblPr>
+        <w:tblStyle w:val="Table"/>
+        <w:tblW w:type="auto" w:w="0"/>
+        <w:tblLook w:firstRow="1" w:lastRow="0" w:firstColumn="0" w:lastColumn="0" w:noHBand="0" w:noVBand="0" w:val="0020"/>
+        <w:jc w:val="start"/>
+        <w:tblBorders>
+          <w:top w:val="single" w:sz="4" w:color="B8C2D3"/>
+          <w:left w:val="single" w:sz="4" w:color="B8C2D3"/>
+          <w:bottom w:val="single" w:sz="4" w:color="B8C2D3"/>
+          <w:right w:val="single" w:sz="4" w:color="B8C2D3"/>
+          <w:insideH w:val="single" w:sz="4" w:color="B8C2D3"/>
+          <w:insideV w:val="single" w:sz="4" w:color="B8C2D3"/>
+        </w:tblBorders>
+      </w:tblPr>
+      <w:tblGrid>
+        <w:gridCol w:w="3960"/>
+        <w:gridCol w:w="3960"/>
+      </w:tblGrid>
+      <w:tr>
+        <w:trPr>
+          <w:tblHeader w:val="true"/>
+        </w:trPr>
+        <w:tc>
+          <w:tcPr>
+            <w:shd w:val="clear" w:fill="E9EEF6"/>
+          </w:tcPr>
+          <w:p>
+            <w:pPr>
+              <w:pStyle w:val="Compact"/>
+              <w:jc w:val="left"/>
+            </w:pPr>
+            <w:r>
+              <w:rPr>
+                <w:b/>
+                <w:sz w:val="19"/>
+              </w:rPr>
+              <w:t xml:space="preserve">Boxes marked</w:t>
+            </w:r>
+          </w:p>
+        </w:tc>
+        <w:tc>
+          <w:tcPr>
+            <w:shd w:val="clear" w:fill="E9EEF6"/>
+          </w:tcPr>
+          <w:p>
+            <w:pPr>
+              <w:pStyle w:val="Compact"/>
+              <w:jc w:val="left"/>
+            </w:pPr>
+            <w:r>
+              <w:rPr>
+                <w:b/>
+                <w:sz w:val="19"/>
+              </w:rPr>
+              <w:t xml:space="preserve">Rest to clear one box</w:t>
+            </w:r>
+          </w:p>
+        </w:tc>
+      </w:tr>
+      <w:tr>
+        <w:tc>
+          <w:tcPr/>
+          <w:p>
+            <w:pPr>
+              <w:pStyle w:val="Compact"/>
+              <w:jc w:val="left"/>
+            </w:pPr>
+            <w:r>
+              <w:rPr>
+                <w:b/>
+                <w:sz w:val="19"/>
+              </w:rPr>
+              <w:t xml:space="preserve">1</w:t>
+            </w:r>
+          </w:p>
+        </w:tc>
+        <w:tc>
+          <w:tcPr/>
+          <w:p>
+            <w:pPr>
+              <w:pStyle w:val="Compact"/>
+              <w:jc w:val="left"/>
+            </w:pPr>
+            <w:r>
+              <w:rPr>
+                <w:sz w:val="19"/>
+              </w:rPr>
+              <w:t xml:space="preserve">A full day</w:t>
+            </w:r>
+          </w:p>
+        </w:tc>
+      </w:tr>
+      <w:tr>
+        <w:tc>
+          <w:tcPr/>
+          <w:p>
+            <w:pPr>
+              <w:pStyle w:val="Compact"/>
+              <w:jc w:val="left"/>
+            </w:pPr>
+            <w:r>
+              <w:rPr>
+                <w:b/>
+                <w:sz w:val="19"/>
+              </w:rPr>
+              <w:t xml:space="preserve">2</w:t>
+            </w:r>
+          </w:p>
+        </w:tc>
+        <w:tc>
+          <w:tcPr/>
+          <w:p>
+            <w:pPr>
+              <w:pStyle w:val="Compact"/>
+              <w:jc w:val="left"/>
+            </w:pPr>
+            <w:r>
+              <w:rPr>
+                <w:sz w:val="19"/>
+              </w:rPr>
+              <w:t xml:space="preserve">At least three days</w:t>
+            </w:r>
+          </w:p>
+        </w:tc>
+      </w:tr>
+      <w:tr>
+        <w:tc>
+          <w:tcPr/>
+          <w:p>
+            <w:pPr>
+              <w:pStyle w:val="Compact"/>
+              <w:jc w:val="left"/>
+            </w:pPr>
+            <w:r>
+              <w:rPr>
+                <w:b/>
+                <w:sz w:val="19"/>
+              </w:rPr>
+              <w:t xml:space="preserve">3</w:t>
+            </w:r>
+          </w:p>
+        </w:tc>
+        <w:tc>
+          <w:tcPr/>
+          <w:p>
+            <w:pPr>
+              <w:pStyle w:val="Compact"/>
+              <w:jc w:val="left"/>
+            </w:pPr>
+            <w:r>
+              <w:rPr>
+                <w:sz w:val="19"/>
+              </w:rPr>
+              <w:t xml:space="preserve">A week, and only in someone’s care</w:t>
+            </w:r>
+          </w:p>
+        </w:tc>
+      </w:tr>
+    </w:tbl>
+    <w:p>
+      <w:pPr>
+        <w:pStyle w:val="BodyText"/>
+      </w:pPr>
+      <w:r>
+        <w:t xml:space="preserve">At three boxes, rest alone does nothing until someone has stabilized or treated you; after that, a week of rest in their care clears the first box. A successful treatment is faster. The times add up: from three boxes, rest alone takes about a week and a half to heal completely (a week, then three days, then a day).</w:t>
       </w:r>
     </w:p>
     <w:bookmarkEnd w:id="61"/>
@@ -7437,7 +7589,7 @@
         <w:t xml:space="preserve"> </w:t>
       </w:r>
       <w:r>
-        <w:t xml:space="preserve">stabilize in one action. Field care clears 1 box (2 on margin 5+). Proper care gives +2 and clears 2 (3 on margin 5+). Rest: one box per full day, not from three.</w:t>
+        <w:t xml:space="preserve">stabilize in one action. Field care clears 1 box (2 on margin 5+). Proper care gives +2 and clears 2 (3 on margin 5+). Rest clears a box in a day at 1 box, three days at 2, a week at 3 (in someone’s care).</w:t>
       </w:r>
     </w:p>
     <w:p>

--- a/legend-dynamics/site/core-rules/Legend_Dynamics_Core_Rules.docx
+++ b/legend-dynamics/site/core-rules/Legend_Dynamics_Core_Rules.docx
@@ -2316,7 +2316,7 @@
     </w:p>
     <w:bookmarkEnd w:id="48"/>
     <w:bookmarkEnd w:id="49"/>
-    <w:bookmarkStart w:id="57" w:name="personal-combat"/>
+    <w:bookmarkStart w:id="58" w:name="personal-combat"/>
     <w:p>
       <w:pPr>
         <w:pStyle w:val="Heading1"/>
@@ -3816,8 +3816,179 @@
       </w:r>
     </w:p>
     <w:bookmarkEnd w:id="56"/>
+    <w:bookmarkStart w:id="57" w:name="the-battle-map"/>
+    <w:p>
+      <w:pPr>
+        <w:pStyle w:val="Heading2"/>
+      </w:pPr>
+      <w:r>
+        <w:t xml:space="preserve">The battle map</w:t>
+      </w:r>
+    </w:p>
+    <w:p>
+      <w:pPr>
+        <w:pStyle w:val="FirstParagraph"/>
+      </w:pPr>
+      <w:r>
+        <w:t xml:space="preserve">The GM view of the character creator has a</w:t>
+      </w:r>
+      <w:r>
+        <w:t xml:space="preserve"> </w:t>
+      </w:r>
+      <w:r>
+        <w:rPr>
+          <w:bCs/>
+          <w:b/>
+        </w:rPr>
+        <w:t xml:space="preserve">battle map</w:t>
+      </w:r>
+      <w:r>
+        <w:t xml:space="preserve"> </w:t>
+      </w:r>
+      <w:r>
+        <w:t xml:space="preserve">for fights where it helps to see who is where. It is a tool, not a rule: everything on it follows the rules in this chapter, and a fight without it works the same way. Open</w:t>
+      </w:r>
+      <w:r>
+        <w:t xml:space="preserve"> </w:t>
+      </w:r>
+      <w:r>
+        <w:rPr>
+          <w:bCs/>
+          <w:b/>
+        </w:rPr>
+        <w:t xml:space="preserve">How to use the map</w:t>
+      </w:r>
+      <w:r>
+        <w:t xml:space="preserve"> </w:t>
+      </w:r>
+      <w:r>
+        <w:t xml:space="preserve">on the map itself for the buttons, step by step.</w:t>
+      </w:r>
+    </w:p>
+    <w:p>
+      <w:pPr>
+        <w:pStyle w:val="BodyText"/>
+      </w:pPr>
+      <w:r>
+        <w:rPr>
+          <w:bCs/>
+          <w:b/>
+        </w:rPr>
+        <w:t xml:space="preserve">Two kinds of map.</w:t>
+      </w:r>
+    </w:p>
+    <w:p>
+      <w:pPr>
+        <w:numPr>
+          <w:ilvl w:val="0"/>
+          <w:numId w:val="1008"/>
+        </w:numPr>
+        <w:pStyle w:val="Compact"/>
+      </w:pPr>
+      <w:r>
+        <w:rPr>
+          <w:bCs/>
+          <w:b/>
+        </w:rPr>
+        <w:t xml:space="preserve">A hex map</w:t>
+      </w:r>
+      <w:r>
+        <w:t xml:space="preserve"> </w:t>
+      </w:r>
+      <w:r>
+        <w:t xml:space="preserve">for fights where position matters: cover, doorways, who can reach whom. The GM chooses what one hex is: 1 yard for a brawl in a room, 5 or 10 yards for a street, 50 for open ground. Dragging a token or measuring shows the distance and its</w:t>
+      </w:r>
+      <w:r>
+        <w:t xml:space="preserve"> </w:t>
+      </w:r>
+      <w:r>
+        <w:rPr>
+          <w:bCs/>
+          <w:b/>
+        </w:rPr>
+        <w:t xml:space="preserve">range band</w:t>
+      </w:r>
+      <w:r>
+        <w:t xml:space="preserve">, so the GM can read the penalty from the Range table above.</w:t>
+      </w:r>
+    </w:p>
+    <w:p>
+      <w:pPr>
+        <w:numPr>
+          <w:ilvl w:val="0"/>
+          <w:numId w:val="1008"/>
+        </w:numPr>
+        <w:pStyle w:val="Compact"/>
+      </w:pPr>
+      <w:r>
+        <w:rPr>
+          <w:bCs/>
+          <w:b/>
+        </w:rPr>
+        <w:t xml:space="preserve">A range track</w:t>
+      </w:r>
+      <w:r>
+        <w:t xml:space="preserve"> </w:t>
+      </w:r>
+      <w:r>
+        <w:t xml:space="preserve">for fights where only distance matters: a chase, a running fight across open country. It has a lane for the party and one for each range band. Moving a token into the next lane moves it one band in or out.</w:t>
+      </w:r>
+    </w:p>
+    <w:p>
+      <w:pPr>
+        <w:pStyle w:val="FirstParagraph"/>
+      </w:pPr>
+      <w:r>
+        <w:rPr>
+          <w:bCs/>
+          <w:b/>
+        </w:rPr>
+        <w:t xml:space="preserve">Tokens.</w:t>
+      </w:r>
+      <w:r>
+        <w:t xml:space="preserve"> </w:t>
+      </w:r>
+      <w:r>
+        <w:t xml:space="preserve">The GM places the party with one button. Their tokens stay linked to the characters in the GM view: marking Injury, Dying, the stunned condition or a Legend point on a token marks it on the character, and the other way round. Opponents come from the setting’s threats with their boxes filled in. Their pips fill as they are hurt, and a token whose boxes are all marked is taken out.</w:t>
+      </w:r>
+    </w:p>
+    <w:p>
+      <w:pPr>
+        <w:pStyle w:val="BodyText"/>
+      </w:pPr>
+      <w:r>
+        <w:rPr>
+          <w:bCs/>
+          <w:b/>
+        </w:rPr>
+        <w:t xml:space="preserve">Keeping a map.</w:t>
+      </w:r>
+      <w:r>
+        <w:t xml:space="preserve"> </w:t>
+      </w:r>
+      <w:r>
+        <w:t xml:space="preserve">The map stays in the GM’s browser.</w:t>
+      </w:r>
+      <w:r>
+        <w:t xml:space="preserve"> </w:t>
+      </w:r>
+      <w:r>
+        <w:rPr>
+          <w:bCs/>
+          <w:b/>
+        </w:rPr>
+        <w:t xml:space="preserve">Save map to file</w:t>
+      </w:r>
+      <w:r>
+        <w:t xml:space="preserve"> </w:t>
+      </w:r>
+      <w:r>
+        <w:t xml:space="preserve">keeps both maps, their pictures and tokens in one file, to prepare a fight ahead of time or share it with another GM.</w:t>
+      </w:r>
+    </w:p>
     <w:bookmarkEnd w:id="57"/>
-    <w:bookmarkStart w:id="62" w:name="medical-care"/>
+    <w:bookmarkEnd w:id="58"/>
+    <w:bookmarkStart w:id="63" w:name="medical-care"/>
     <w:p>
       <w:pPr>
         <w:pStyle w:val="Heading1"/>
@@ -3826,7 +3997,7 @@
         <w:t xml:space="preserve">Medical care</w:t>
       </w:r>
     </w:p>
-    <w:bookmarkStart w:id="58" w:name="diagnosis-and-stabilization"/>
+    <w:bookmarkStart w:id="59" w:name="diagnosis-and-stabilization"/>
     <w:p>
       <w:pPr>
         <w:pStyle w:val="Heading2"/>
@@ -3843,8 +4014,8 @@
         <w:t xml:space="preserve">Roll Medicine when the diagnosis is uncertain or an urgent treatment decision matters. Emergency stabilization takes one action and a successful Medicine roll with a medical kit. It ends Dying and stops deterioration, but removes no boxes.</w:t>
       </w:r>
     </w:p>
-    <w:bookmarkEnd w:id="58"/>
-    <w:bookmarkStart w:id="59" w:name="field-treatment"/>
+    <w:bookmarkEnd w:id="59"/>
+    <w:bookmarkStart w:id="60" w:name="field-treatment"/>
     <w:p>
       <w:pPr>
         <w:pStyle w:val="Heading2"/>
@@ -3861,8 +4032,8 @@
         <w:t xml:space="preserve">With a medical kit and several uninterrupted minutes, successful Medicine removes one injury box; success by 5 or more removes two. Each injury receives one field-treatment attempt; further attempts need changed circumstances.</w:t>
       </w:r>
     </w:p>
-    <w:bookmarkEnd w:id="59"/>
-    <w:bookmarkStart w:id="60" w:name="proper-care"/>
+    <w:bookmarkEnd w:id="60"/>
+    <w:bookmarkStart w:id="61" w:name="proper-care"/>
     <w:p>
       <w:pPr>
         <w:pStyle w:val="Heading2"/>
@@ -3879,8 +4050,8 @@
         <w:t xml:space="preserve">A proper infirmary grants +2 to Medicine. A successful treatment removes two boxes; success by 5 or more removes three. Allow the time the treatment requires.</w:t>
       </w:r>
     </w:p>
-    <w:bookmarkEnd w:id="60"/>
-    <w:bookmarkStart w:id="61" w:name="natural-recovery"/>
+    <w:bookmarkEnd w:id="61"/>
+    <w:bookmarkStart w:id="62" w:name="natural-recovery"/>
     <w:p>
       <w:pPr>
         <w:pStyle w:val="Heading2"/>
@@ -4065,9 +4236,9 @@
         <w:t xml:space="preserve">At three boxes, rest alone does nothing until someone has stabilized or treated you; after that, a week of rest in their care clears the first box. A successful treatment is faster. The times add up: from three boxes, rest alone takes about a week and a half to heal completely (a week, then three days, then a day).</w:t>
       </w:r>
     </w:p>
-    <w:bookmarkEnd w:id="61"/>
     <w:bookmarkEnd w:id="62"/>
-    <w:bookmarkStart w:id="67" w:name="magic"/>
+    <w:bookmarkEnd w:id="63"/>
+    <w:bookmarkStart w:id="68" w:name="magic"/>
     <w:p>
       <w:pPr>
         <w:pStyle w:val="Heading1"/>
@@ -4311,7 +4482,7 @@
         </w:tc>
       </w:tr>
     </w:tbl>
-    <w:bookmarkStart w:id="63" w:name="bursts"/>
+    <w:bookmarkStart w:id="64" w:name="bursts"/>
     <w:p>
       <w:pPr>
         <w:pStyle w:val="Heading2"/>
@@ -4692,8 +4863,8 @@
         <w:t xml:space="preserve">A failed burst marks a box of your setting’s price track; a natural 18 marks two, or something answers that shouldn’t.</w:t>
       </w:r>
     </w:p>
-    <w:bookmarkEnd w:id="63"/>
-    <w:bookmarkStart w:id="64" w:name="workings"/>
+    <w:bookmarkEnd w:id="64"/>
+    <w:bookmarkStart w:id="65" w:name="workings"/>
     <w:p>
       <w:pPr>
         <w:pStyle w:val="Heading2"/>
@@ -4706,7 +4877,7 @@
       <w:pPr>
         <w:numPr>
           <w:ilvl w:val="0"/>
-          <w:numId w:val="1008"/>
+          <w:numId w:val="1009"/>
         </w:numPr>
         <w:pStyle w:val="Compact"/>
       </w:pPr>
@@ -4728,7 +4899,7 @@
       <w:pPr>
         <w:numPr>
           <w:ilvl w:val="0"/>
-          <w:numId w:val="1008"/>
+          <w:numId w:val="1009"/>
         </w:numPr>
         <w:pStyle w:val="Compact"/>
       </w:pPr>
@@ -4750,7 +4921,7 @@
       <w:pPr>
         <w:numPr>
           <w:ilvl w:val="0"/>
-          <w:numId w:val="1008"/>
+          <w:numId w:val="1009"/>
         </w:numPr>
         <w:pStyle w:val="Compact"/>
       </w:pPr>
@@ -5010,8 +5181,8 @@
         <w:t xml:space="preserve">The right materials, hour or place remove one segment.</w:t>
       </w:r>
     </w:p>
-    <w:bookmarkEnd w:id="64"/>
-    <w:bookmarkStart w:id="65" w:name="charms"/>
+    <w:bookmarkEnd w:id="65"/>
+    <w:bookmarkStart w:id="66" w:name="charms"/>
     <w:p>
       <w:pPr>
         <w:pStyle w:val="Heading2"/>
@@ -5041,8 +5212,8 @@
         <w:t xml:space="preserve">. Preparation is how slow magic wins a fast fight.</w:t>
       </w:r>
     </w:p>
-    <w:bookmarkEnd w:id="65"/>
-    <w:bookmarkStart w:id="66" w:name="magic-advancement"/>
+    <w:bookmarkEnd w:id="66"/>
+    <w:bookmarkStart w:id="67" w:name="magic-advancement"/>
     <w:p>
       <w:pPr>
         <w:pStyle w:val="Heading2"/>
@@ -5549,9 +5720,9 @@
         </w:tc>
       </w:tr>
     </w:tbl>
-    <w:bookmarkEnd w:id="66"/>
     <w:bookmarkEnd w:id="67"/>
-    <w:bookmarkStart w:id="71" w:name="legend-points-and-tracks"/>
+    <w:bookmarkEnd w:id="68"/>
+    <w:bookmarkStart w:id="72" w:name="legend-points-and-tracks"/>
     <w:p>
       <w:pPr>
         <w:pStyle w:val="Heading1"/>
@@ -5560,7 +5731,7 @@
         <w:t xml:space="preserve">Legend points and tracks</w:t>
       </w:r>
     </w:p>
-    <w:bookmarkStart w:id="68" w:name="using-legend-points"/>
+    <w:bookmarkStart w:id="69" w:name="using-legend-points"/>
     <w:p>
       <w:pPr>
         <w:pStyle w:val="Heading2"/>
@@ -5778,8 +5949,8 @@
         <w:t xml:space="preserve">Gain one point when one of your complications creates a meaningful problem you accept, including a companion complication. You can decline the proposed complication without penalty.</w:t>
       </w:r>
     </w:p>
-    <w:bookmarkEnd w:id="68"/>
-    <w:bookmarkStart w:id="69" w:name="tracks"/>
+    <w:bookmarkEnd w:id="69"/>
+    <w:bookmarkStart w:id="70" w:name="tracks"/>
     <w:p>
       <w:pPr>
         <w:pStyle w:val="Heading2"/>
@@ -5800,8 +5971,8 @@
         <w:t xml:space="preserve">Your setting pack supplies this (tracks).</w:t>
       </w:r>
     </w:p>
-    <w:bookmarkEnd w:id="69"/>
-    <w:bookmarkStart w:id="70" w:name="advancement"/>
+    <w:bookmarkEnd w:id="70"/>
+    <w:bookmarkStart w:id="71" w:name="advancement"/>
     <w:p>
       <w:pPr>
         <w:pStyle w:val="Heading2"/>
@@ -5838,7 +6009,7 @@
       <w:pPr>
         <w:numPr>
           <w:ilvl w:val="0"/>
-          <w:numId w:val="1009"/>
+          <w:numId w:val="1010"/>
         </w:numPr>
         <w:pStyle w:val="Compact"/>
       </w:pPr>
@@ -5899,7 +6070,7 @@
       <w:pPr>
         <w:numPr>
           <w:ilvl w:val="0"/>
-          <w:numId w:val="1009"/>
+          <w:numId w:val="1010"/>
         </w:numPr>
         <w:pStyle w:val="Compact"/>
       </w:pPr>
@@ -6245,9 +6416,9 @@
         <w:t xml:space="preserve">Magic and powers grow the same way, at the costs their chapters give.</w:t>
       </w:r>
     </w:p>
-    <w:bookmarkEnd w:id="70"/>
     <w:bookmarkEnd w:id="71"/>
-    <w:bookmarkStart w:id="74" w:name="running-missions"/>
+    <w:bookmarkEnd w:id="72"/>
+    <w:bookmarkStart w:id="75" w:name="running-missions"/>
     <w:p>
       <w:pPr>
         <w:pStyle w:val="Heading1"/>
@@ -6256,7 +6427,7 @@
         <w:t xml:space="preserve">Running missions</w:t>
       </w:r>
     </w:p>
-    <w:bookmarkStart w:id="72" w:name="mission-seeds"/>
+    <w:bookmarkStart w:id="73" w:name="mission-seeds"/>
     <w:p>
       <w:pPr>
         <w:pStyle w:val="Heading2"/>
@@ -6285,8 +6456,8 @@
         <w:t xml:space="preserve">Your setting pack supplies this (seeds).</w:t>
       </w:r>
     </w:p>
-    <w:bookmarkEnd w:id="72"/>
-    <w:bookmarkStart w:id="73" w:name="the-journal"/>
+    <w:bookmarkEnd w:id="73"/>
+    <w:bookmarkStart w:id="74" w:name="the-journal"/>
     <w:p>
       <w:pPr>
         <w:pStyle w:val="Heading2"/>
@@ -6301,250 +6472,6 @@
       </w:pPr>
       <w:r>
         <w:t xml:space="preserve">End each mission with a short entry, written together:</w:t>
-      </w:r>
-    </w:p>
-    <w:p>
-      <w:pPr>
-        <w:numPr>
-          <w:ilvl w:val="0"/>
-          <w:numId w:val="1010"/>
-        </w:numPr>
-        <w:pStyle w:val="Compact"/>
-      </w:pPr>
-      <w:r>
-        <w:rPr>
-          <w:bCs/>
-          <w:b/>
-        </w:rPr>
-        <w:t xml:space="preserve">The mission.</w:t>
-      </w:r>
-      <w:r>
-        <w:t xml:space="preserve"> </w:t>
-      </w:r>
-      <w:r>
-        <w:t xml:space="preserve">What happened, and did we succeed: fully, partly, or not at all?</w:t>
-      </w:r>
-    </w:p>
-    <w:p>
-      <w:pPr>
-        <w:numPr>
-          <w:ilvl w:val="0"/>
-          <w:numId w:val="1010"/>
-        </w:numPr>
-        <w:pStyle w:val="Compact"/>
-      </w:pPr>
-      <w:r>
-        <w:rPr>
-          <w:bCs/>
-          <w:b/>
-        </w:rPr>
-        <w:t xml:space="preserve">Who stood out?</w:t>
-      </w:r>
-      <w:r>
-        <w:t xml:space="preserve"> </w:t>
-      </w:r>
-      <w:r>
-        <w:t xml:space="preserve">A moment worth remembering.</w:t>
-      </w:r>
-    </w:p>
-    <w:p>
-      <w:pPr>
-        <w:numPr>
-          <w:ilvl w:val="0"/>
-          <w:numId w:val="1010"/>
-        </w:numPr>
-        <w:pStyle w:val="Compact"/>
-      </w:pPr>
-      <w:r>
-        <w:rPr>
-          <w:bCs/>
-          <w:b/>
-        </w:rPr>
-        <w:t xml:space="preserve">Complications.</w:t>
-      </w:r>
-      <w:r>
-        <w:t xml:space="preserve"> </w:t>
-      </w:r>
-      <w:r>
-        <w:t xml:space="preserve">Which ones came into play, and what did they cost?</w:t>
-      </w:r>
-    </w:p>
-    <w:p>
-      <w:pPr>
-        <w:numPr>
-          <w:ilvl w:val="0"/>
-          <w:numId w:val="1010"/>
-        </w:numPr>
-        <w:pStyle w:val="Compact"/>
-      </w:pPr>
-      <w:r>
-        <w:rPr>
-          <w:bCs/>
-          <w:b/>
-        </w:rPr>
-        <w:t xml:space="preserve">What changed?</w:t>
-      </w:r>
-      <w:r>
-        <w:t xml:space="preserve"> </w:t>
-      </w:r>
-      <w:r>
-        <w:t xml:space="preserve">New allies or enemies, damage, open threads for next time.</w:t>
-      </w:r>
-    </w:p>
-    <w:p>
-      <w:pPr>
-        <w:numPr>
-          <w:ilvl w:val="0"/>
-          <w:numId w:val="1010"/>
-        </w:numPr>
-        <w:pStyle w:val="Compact"/>
-      </w:pPr>
-      <w:r>
-        <w:rPr>
-          <w:bCs/>
-          <w:b/>
-        </w:rPr>
-        <w:t xml:space="preserve">Advancement.</w:t>
-      </w:r>
-      <w:r>
-        <w:t xml:space="preserve"> </w:t>
-      </w:r>
-      <w:r>
-        <w:t xml:space="preserve">After a significant mission, each character earns 1 advancement point; at a milestone, 2 more.</w:t>
-      </w:r>
-    </w:p>
-    <w:bookmarkEnd w:id="73"/>
-    <w:bookmarkEnd w:id="74"/>
-    <w:bookmarkStart w:id="75" w:name="ready-made-characters"/>
-    <w:p>
-      <w:pPr>
-        <w:pStyle w:val="Heading1"/>
-      </w:pPr>
-      <w:r>
-        <w:t xml:space="preserve">Ready-made characters</w:t>
-      </w:r>
-    </w:p>
-    <w:p>
-      <w:pPr>
-        <w:pStyle w:val="FirstParagraph"/>
-      </w:pPr>
-      <w:r>
-        <w:t xml:space="preserve">Characters ready to play, for one-shots, new players, or a group in a hurry. Each follows the creation rules exactly, and their connections tie them together. In the creator, choose one from the ready-made list to open it and make it your own.</w:t>
-      </w:r>
-    </w:p>
-    <w:p>
-      <w:pPr>
-        <w:pStyle w:val="BodyText"/>
-      </w:pPr>
-      <w:r>
-        <w:rPr>
-          <w:iCs/>
-          <w:i/>
-        </w:rPr>
-        <w:t xml:space="preserve">Your setting pack supplies this (pregens).</w:t>
-      </w:r>
-    </w:p>
-    <w:bookmarkEnd w:id="75"/>
-    <w:bookmarkStart w:id="76" w:name="advantages"/>
-    <w:p>
-      <w:pPr>
-        <w:pStyle w:val="Heading1"/>
-      </w:pPr>
-      <w:r>
-        <w:t xml:space="preserve">Advantages</w:t>
-      </w:r>
-    </w:p>
-    <w:p>
-      <w:pPr>
-        <w:pStyle w:val="FirstParagraph"/>
-      </w:pPr>
-      <w:r>
-        <w:t xml:space="preserve">Choose one advantage at character creation: a general advantage from this chapter, or an origin advantage from the next. Each grants +2 only in the listed circumstances. An advantage does not grant training, authorize an impossible action, or replace essential gear. Use only one advantage bonus per roll.</w:t>
-      </w:r>
-    </w:p>
-    <w:p>
-      <w:pPr>
-        <w:pStyle w:val="BodyText"/>
-      </w:pPr>
-      <w:r>
-        <w:rPr>
-          <w:iCs/>
-          <w:i/>
-        </w:rPr>
-        <w:t xml:space="preserve">Your setting pack supplies this (advantages).</w:t>
-      </w:r>
-    </w:p>
-    <w:bookmarkEnd w:id="76"/>
-    <w:bookmarkStart w:id="77" w:name="origins"/>
-    <w:p>
-      <w:pPr>
-        <w:pStyle w:val="Heading1"/>
-      </w:pPr>
-      <w:r>
-        <w:t xml:space="preserve">Origins</w:t>
-      </w:r>
-    </w:p>
-    <w:p>
-      <w:pPr>
-        <w:pStyle w:val="FirstParagraph"/>
-      </w:pPr>
-      <w:r>
-        <w:rPr>
-          <w:iCs/>
-          <w:i/>
-        </w:rPr>
-        <w:t xml:space="preserve">Your setting pack supplies this (origins).</w:t>
-      </w:r>
-    </w:p>
-    <w:bookmarkEnd w:id="77"/>
-    <w:bookmarkStart w:id="88" w:name="making-your-own"/>
-    <w:p>
-      <w:pPr>
-        <w:pStyle w:val="Heading1"/>
-      </w:pPr>
-      <w:r>
-        <w:t xml:space="preserve">Making your own</w:t>
-      </w:r>
-    </w:p>
-    <w:p>
-      <w:pPr>
-        <w:pStyle w:val="FirstParagraph"/>
-      </w:pPr>
-      <w:r>
-        <w:t xml:space="preserve">The roles and origins in this book are a starting point, not a limit. With the GM’s agreement, any player can create their own role or origin. The creator has a</w:t>
-      </w:r>
-      <w:r>
-        <w:t xml:space="preserve"> </w:t>
-      </w:r>
-      <w:r>
-        <w:rPr>
-          <w:bCs/>
-          <w:b/>
-        </w:rPr>
-        <w:t xml:space="preserve">Custom</w:t>
-      </w:r>
-      <w:r>
-        <w:t xml:space="preserve"> </w:t>
-      </w:r>
-      <w:r>
-        <w:t xml:space="preserve">option at the end of each list, and its checklist holds a custom choice to the same rules as everything else.</w:t>
-      </w:r>
-    </w:p>
-    <w:bookmarkStart w:id="78" w:name="a-custom-role"/>
-    <w:p>
-      <w:pPr>
-        <w:pStyle w:val="Heading2"/>
-      </w:pPr>
-      <w:r>
-        <w:t xml:space="preserve">A custom role</w:t>
-      </w:r>
-    </w:p>
-    <w:p>
-      <w:pPr>
-        <w:pStyle w:val="FirstParagraph"/>
-      </w:pPr>
-      <w:r>
-        <w:t xml:space="preserve">A role is a concept, not a package of powers: it gives no bonus of its own. A custom one only needs a clear place in the group.</w:t>
       </w:r>
     </w:p>
     <w:p>
@@ -6560,37 +6487,13 @@
           <w:bCs/>
           <w:b/>
         </w:rPr>
-        <w:t xml:space="preserve">Name it and describe it.</w:t>
-      </w:r>
-      <w:r>
-        <w:t xml:space="preserve"> </w:t>
-      </w:r>
-      <w:r>
-        <w:t xml:space="preserve">One sentence for what your character does that no one else does, in the style of the roles above:</w:t>
-      </w:r>
-      <w:r>
-        <w:t xml:space="preserve"> </w:t>
-      </w:r>
-      <w:r>
-        <w:rPr>
-          <w:iCs/>
-          <w:i/>
-        </w:rPr>
-        <w:t xml:space="preserve">“</w:t>
-      </w:r>
-      <w:r>
-        <w:rPr>
-          <w:iCs/>
-          <w:i/>
-        </w:rPr>
-        <w:t xml:space="preserve">Smuggler: knows every back door, bribe and hidden hold.</w:t>
-      </w:r>
-      <w:r>
-        <w:rPr>
-          <w:iCs/>
-          <w:i/>
-        </w:rPr>
-        <w:t xml:space="preserve">”</w:t>
+        <w:t xml:space="preserve">The mission.</w:t>
+      </w:r>
+      <w:r>
+        <w:t xml:space="preserve"> </w:t>
+      </w:r>
+      <w:r>
+        <w:t xml:space="preserve">What happened, and did we succeed: fully, partly, or not at all?</w:t>
       </w:r>
     </w:p>
     <w:p>
@@ -6606,13 +6509,13 @@
           <w:bCs/>
           <w:b/>
         </w:rPr>
-        <w:t xml:space="preserve">Choose a group.</w:t>
-      </w:r>
-      <w:r>
-        <w:t xml:space="preserve"> </w:t>
-      </w:r>
-      <w:r>
-        <w:t xml:space="preserve">Pick the one it belongs with: one of your setting’s groups. The group only sets your sheet’s colors and emblem.</w:t>
+        <w:t xml:space="preserve">Who stood out?</w:t>
+      </w:r>
+      <w:r>
+        <w:t xml:space="preserve"> </w:t>
+      </w:r>
+      <w:r>
+        <w:t xml:space="preserve">A moment worth remembering.</w:t>
       </w:r>
     </w:p>
     <w:p>
@@ -6628,13 +6531,13 @@
           <w:bCs/>
           <w:b/>
         </w:rPr>
-        <w:t xml:space="preserve">Pick four core skills.</w:t>
-      </w:r>
-      <w:r>
-        <w:t xml:space="preserve"> </w:t>
-      </w:r>
-      <w:r>
-        <w:t xml:space="preserve">The skills it can’t do without. Mark them Trained yourself in step 3 (the built-in roles do this for you); they count toward your normal Trained skills.</w:t>
+        <w:t xml:space="preserve">Complications.</w:t>
+      </w:r>
+      <w:r>
+        <w:t xml:space="preserve"> </w:t>
+      </w:r>
+      <w:r>
+        <w:t xml:space="preserve">Which ones came into play, and what did they cost?</w:t>
       </w:r>
     </w:p>
     <w:p>
@@ -6650,13 +6553,46 @@
           <w:bCs/>
           <w:b/>
         </w:rPr>
-        <w:t xml:space="preserve">Check it with the GM.</w:t>
-      </w:r>
-      <w:r>
-        <w:t xml:space="preserve"> </w:t>
-      </w:r>
-      <w:r>
-        <w:t xml:space="preserve">It should fit the setting and overlap the existing roles as little as possible.</w:t>
+        <w:t xml:space="preserve">What changed?</w:t>
+      </w:r>
+      <w:r>
+        <w:t xml:space="preserve"> </w:t>
+      </w:r>
+      <w:r>
+        <w:t xml:space="preserve">New allies or enemies, damage, open threads for next time.</w:t>
+      </w:r>
+    </w:p>
+    <w:p>
+      <w:pPr>
+        <w:numPr>
+          <w:ilvl w:val="0"/>
+          <w:numId w:val="1011"/>
+        </w:numPr>
+        <w:pStyle w:val="Compact"/>
+      </w:pPr>
+      <w:r>
+        <w:rPr>
+          <w:bCs/>
+          <w:b/>
+        </w:rPr>
+        <w:t xml:space="preserve">Advancement.</w:t>
+      </w:r>
+      <w:r>
+        <w:t xml:space="preserve"> </w:t>
+      </w:r>
+      <w:r>
+        <w:t xml:space="preserve">After a significant mission, each character earns 1 advancement point; at a milestone, 2 more.</w:t>
+      </w:r>
+    </w:p>
+    <w:bookmarkEnd w:id="74"/>
+    <w:bookmarkEnd w:id="75"/>
+    <w:bookmarkStart w:id="76" w:name="ready-made-characters"/>
+    <w:p>
+      <w:pPr>
+        <w:pStyle w:val="Heading1"/>
+      </w:pPr>
+      <w:r>
+        <w:t xml:space="preserve">Ready-made characters</w:t>
       </w:r>
     </w:p>
     <w:p>
@@ -6664,50 +6600,285 @@
         <w:pStyle w:val="FirstParagraph"/>
       </w:pPr>
       <w:r>
-        <w:rPr>
-          <w:bCs/>
-          <w:b/>
-        </w:rPr>
-        <w:t xml:space="preserve">In the creator:</w:t>
-      </w:r>
-      <w:r>
-        <w:t xml:space="preserve"> </w:t>
-      </w:r>
-      <w:r>
-        <w:t xml:space="preserve">in step 1, choose</w:t>
-      </w:r>
-      <w:r>
-        <w:t xml:space="preserve"> </w:t>
-      </w:r>
-      <w:r>
-        <w:rPr>
-          <w:bCs/>
-          <w:b/>
-        </w:rPr>
-        <w:t xml:space="preserve">Custom role…</w:t>
-      </w:r>
-      <w:r>
-        <w:t xml:space="preserve"> </w:t>
-      </w:r>
-      <w:r>
-        <w:t xml:space="preserve">at the end of the Role list, then enter its name and group. Write the description in</w:t>
-      </w:r>
-      <w:r>
-        <w:t xml:space="preserve"> </w:t>
-      </w:r>
+        <w:t xml:space="preserve">Characters ready to play, for one-shots, new players, or a group in a hurry. Each follows the creation rules exactly, and their connections tie them together. In the creator, choose one from the ready-made list to open it and make it your own.</w:t>
+      </w:r>
+    </w:p>
+    <w:p>
+      <w:pPr>
+        <w:pStyle w:val="BodyText"/>
+      </w:pPr>
       <w:r>
         <w:rPr>
           <w:iCs/>
           <w:i/>
         </w:rPr>
+        <w:t xml:space="preserve">Your setting pack supplies this (pregens).</w:t>
+      </w:r>
+    </w:p>
+    <w:bookmarkEnd w:id="76"/>
+    <w:bookmarkStart w:id="77" w:name="advantages"/>
+    <w:p>
+      <w:pPr>
+        <w:pStyle w:val="Heading1"/>
+      </w:pPr>
+      <w:r>
+        <w:t xml:space="preserve">Advantages</w:t>
+      </w:r>
+    </w:p>
+    <w:p>
+      <w:pPr>
+        <w:pStyle w:val="FirstParagraph"/>
+      </w:pPr>
+      <w:r>
+        <w:t xml:space="preserve">Choose one advantage at character creation: a general advantage from this chapter, or an origin advantage from the next. Each grants +2 only in the listed circumstances. An advantage does not grant training, authorize an impossible action, or replace essential gear. Use only one advantage bonus per roll.</w:t>
+      </w:r>
+    </w:p>
+    <w:p>
+      <w:pPr>
+        <w:pStyle w:val="BodyText"/>
+      </w:pPr>
+      <w:r>
+        <w:rPr>
+          <w:iCs/>
+          <w:i/>
+        </w:rPr>
+        <w:t xml:space="preserve">Your setting pack supplies this (advantages).</w:t>
+      </w:r>
+    </w:p>
+    <w:bookmarkEnd w:id="77"/>
+    <w:bookmarkStart w:id="78" w:name="origins"/>
+    <w:p>
+      <w:pPr>
+        <w:pStyle w:val="Heading1"/>
+      </w:pPr>
+      <w:r>
+        <w:t xml:space="preserve">Origins</w:t>
+      </w:r>
+    </w:p>
+    <w:p>
+      <w:pPr>
+        <w:pStyle w:val="FirstParagraph"/>
+      </w:pPr>
+      <w:r>
+        <w:rPr>
+          <w:iCs/>
+          <w:i/>
+        </w:rPr>
+        <w:t xml:space="preserve">Your setting pack supplies this (origins).</w:t>
+      </w:r>
+    </w:p>
+    <w:bookmarkEnd w:id="78"/>
+    <w:bookmarkStart w:id="89" w:name="making-your-own"/>
+    <w:p>
+      <w:pPr>
+        <w:pStyle w:val="Heading1"/>
+      </w:pPr>
+      <w:r>
+        <w:t xml:space="preserve">Making your own</w:t>
+      </w:r>
+    </w:p>
+    <w:p>
+      <w:pPr>
+        <w:pStyle w:val="FirstParagraph"/>
+      </w:pPr>
+      <w:r>
+        <w:t xml:space="preserve">The roles and origins in this book are a starting point, not a limit. With the GM’s agreement, any player can create their own role or origin. The creator has a</w:t>
+      </w:r>
+      <w:r>
+        <w:t xml:space="preserve"> </w:t>
+      </w:r>
+      <w:r>
+        <w:rPr>
+          <w:bCs/>
+          <w:b/>
+        </w:rPr>
+        <w:t xml:space="preserve">Custom</w:t>
+      </w:r>
+      <w:r>
+        <w:t xml:space="preserve"> </w:t>
+      </w:r>
+      <w:r>
+        <w:t xml:space="preserve">option at the end of each list, and its checklist holds a custom choice to the same rules as everything else.</w:t>
+      </w:r>
+    </w:p>
+    <w:bookmarkStart w:id="79" w:name="a-custom-role"/>
+    <w:p>
+      <w:pPr>
+        <w:pStyle w:val="Heading2"/>
+      </w:pPr>
+      <w:r>
+        <w:t xml:space="preserve">A custom role</w:t>
+      </w:r>
+    </w:p>
+    <w:p>
+      <w:pPr>
+        <w:pStyle w:val="FirstParagraph"/>
+      </w:pPr>
+      <w:r>
+        <w:t xml:space="preserve">A role is a concept, not a package of powers: it gives no bonus of its own. A custom one only needs a clear place in the group.</w:t>
+      </w:r>
+    </w:p>
+    <w:p>
+      <w:pPr>
+        <w:numPr>
+          <w:ilvl w:val="0"/>
+          <w:numId w:val="1012"/>
+        </w:numPr>
+        <w:pStyle w:val="Compact"/>
+      </w:pPr>
+      <w:r>
+        <w:rPr>
+          <w:bCs/>
+          <w:b/>
+        </w:rPr>
+        <w:t xml:space="preserve">Name it and describe it.</w:t>
+      </w:r>
+      <w:r>
+        <w:t xml:space="preserve"> </w:t>
+      </w:r>
+      <w:r>
+        <w:t xml:space="preserve">One sentence for what your character does that no one else does, in the style of the roles above:</w:t>
+      </w:r>
+      <w:r>
+        <w:t xml:space="preserve"> </w:t>
+      </w:r>
+      <w:r>
+        <w:rPr>
+          <w:iCs/>
+          <w:i/>
+        </w:rPr>
+        <w:t xml:space="preserve">“</w:t>
+      </w:r>
+      <w:r>
+        <w:rPr>
+          <w:iCs/>
+          <w:i/>
+        </w:rPr>
+        <w:t xml:space="preserve">Smuggler: knows every back door, bribe and hidden hold.</w:t>
+      </w:r>
+      <w:r>
+        <w:rPr>
+          <w:iCs/>
+          <w:i/>
+        </w:rPr>
+        <w:t xml:space="preserve">”</w:t>
+      </w:r>
+    </w:p>
+    <w:p>
+      <w:pPr>
+        <w:numPr>
+          <w:ilvl w:val="0"/>
+          <w:numId w:val="1012"/>
+        </w:numPr>
+        <w:pStyle w:val="Compact"/>
+      </w:pPr>
+      <w:r>
+        <w:rPr>
+          <w:bCs/>
+          <w:b/>
+        </w:rPr>
+        <w:t xml:space="preserve">Choose a group.</w:t>
+      </w:r>
+      <w:r>
+        <w:t xml:space="preserve"> </w:t>
+      </w:r>
+      <w:r>
+        <w:t xml:space="preserve">Pick the one it belongs with: one of your setting’s groups. The group only sets your sheet’s colors and emblem.</w:t>
+      </w:r>
+    </w:p>
+    <w:p>
+      <w:pPr>
+        <w:numPr>
+          <w:ilvl w:val="0"/>
+          <w:numId w:val="1012"/>
+        </w:numPr>
+        <w:pStyle w:val="Compact"/>
+      </w:pPr>
+      <w:r>
+        <w:rPr>
+          <w:bCs/>
+          <w:b/>
+        </w:rPr>
+        <w:t xml:space="preserve">Pick four core skills.</w:t>
+      </w:r>
+      <w:r>
+        <w:t xml:space="preserve"> </w:t>
+      </w:r>
+      <w:r>
+        <w:t xml:space="preserve">The skills it can’t do without. Mark them Trained yourself in step 3 (the built-in roles do this for you); they count toward your normal Trained skills.</w:t>
+      </w:r>
+    </w:p>
+    <w:p>
+      <w:pPr>
+        <w:numPr>
+          <w:ilvl w:val="0"/>
+          <w:numId w:val="1012"/>
+        </w:numPr>
+        <w:pStyle w:val="Compact"/>
+      </w:pPr>
+      <w:r>
+        <w:rPr>
+          <w:bCs/>
+          <w:b/>
+        </w:rPr>
+        <w:t xml:space="preserve">Check it with the GM.</w:t>
+      </w:r>
+      <w:r>
+        <w:t xml:space="preserve"> </w:t>
+      </w:r>
+      <w:r>
+        <w:t xml:space="preserve">It should fit the setting and overlap the existing roles as little as possible.</w:t>
+      </w:r>
+    </w:p>
+    <w:p>
+      <w:pPr>
+        <w:pStyle w:val="FirstParagraph"/>
+      </w:pPr>
+      <w:r>
+        <w:rPr>
+          <w:bCs/>
+          <w:b/>
+        </w:rPr>
+        <w:t xml:space="preserve">In the creator:</w:t>
+      </w:r>
+      <w:r>
+        <w:t xml:space="preserve"> </w:t>
+      </w:r>
+      <w:r>
+        <w:t xml:space="preserve">in step 1, choose</w:t>
+      </w:r>
+      <w:r>
+        <w:t xml:space="preserve"> </w:t>
+      </w:r>
+      <w:r>
+        <w:rPr>
+          <w:bCs/>
+          <w:b/>
+        </w:rPr>
+        <w:t xml:space="preserve">Custom role…</w:t>
+      </w:r>
+      <w:r>
+        <w:t xml:space="preserve"> </w:t>
+      </w:r>
+      <w:r>
+        <w:t xml:space="preserve">at the end of the Role list, then enter its name and group. Write the description in</w:t>
+      </w:r>
+      <w:r>
+        <w:t xml:space="preserve"> </w:t>
+      </w:r>
+      <w:r>
+        <w:rPr>
+          <w:iCs/>
+          <w:i/>
+        </w:rPr>
         <w:t xml:space="preserve">What you bring</w:t>
       </w:r>
       <w:r>
         <w:t xml:space="preserve">.</w:t>
       </w:r>
     </w:p>
-    <w:bookmarkEnd w:id="78"/>
-    <w:bookmarkStart w:id="87" w:name="a-custom-origin"/>
+    <w:bookmarkEnd w:id="79"/>
+    <w:bookmarkStart w:id="88" w:name="a-custom-origin"/>
     <w:p>
       <w:pPr>
         <w:pStyle w:val="Heading2"/>
@@ -6724,7 +6895,7 @@
         <w:t xml:space="preserve">Build it with the GM, one step at a time.</w:t>
       </w:r>
     </w:p>
-    <w:bookmarkStart w:id="79" w:name="the-concept"/>
+    <w:bookmarkStart w:id="80" w:name="the-concept"/>
     <w:p>
       <w:pPr>
         <w:pStyle w:val="Heading3"/>
@@ -6741,8 +6912,8 @@
         <w:t xml:space="preserve">Two or three sentences: where they come from, what sets them apart, and how others see them. It should be something the origins in this book don’t already cover.</w:t>
       </w:r>
     </w:p>
-    <w:bookmarkEnd w:id="79"/>
-    <w:bookmarkStart w:id="80" w:name="the-tier"/>
+    <w:bookmarkEnd w:id="80"/>
+    <w:bookmarkStart w:id="81" w:name="the-tier"/>
     <w:p>
       <w:pPr>
         <w:pStyle w:val="Heading3"/>
@@ -7039,8 +7210,8 @@
         <w:t xml:space="preserve">When in doubt, choose the higher tier.</w:t>
       </w:r>
     </w:p>
-    <w:bookmarkEnd w:id="80"/>
-    <w:bookmarkStart w:id="81" w:name="attribute-adjustments"/>
+    <w:bookmarkEnd w:id="81"/>
+    <w:bookmarkStart w:id="82" w:name="attribute-adjustments"/>
     <w:p>
       <w:pPr>
         <w:pStyle w:val="Heading3"/>
@@ -7086,8 +7257,8 @@
         <w:t xml:space="preserve">: a +2 needs a −2 or two −1s. The adjustments move the attribute’s base (+1 starts it at 11) and raise its starting maximum (13 plus the bonus). Most origins change two to four attributes.</w:t>
       </w:r>
     </w:p>
-    <w:bookmarkEnd w:id="81"/>
-    <w:bookmarkStart w:id="82" w:name="core-rules-tier-1-and-up"/>
+    <w:bookmarkEnd w:id="82"/>
+    <w:bookmarkStart w:id="83" w:name="core-rules-tier-1-and-up"/>
     <w:p>
       <w:pPr>
         <w:pStyle w:val="Heading3"/>
@@ -7104,8 +7275,8 @@
         <w:t xml:space="preserve">One to three short rules that always apply: what they can do (see in the dark, resist cold, a free Trained skill) and what it costs (a weakness, a people’s distrust, a hazard they can’t abide). A strength with no drawback is worth more than it looks, so price it a tier higher.</w:t>
       </w:r>
     </w:p>
-    <w:bookmarkEnd w:id="82"/>
-    <w:bookmarkStart w:id="83" w:name="origin-advantages"/>
+    <w:bookmarkEnd w:id="83"/>
+    <w:bookmarkStart w:id="84" w:name="origin-advantages"/>
     <w:p>
       <w:pPr>
         <w:pStyle w:val="Heading3"/>
@@ -7160,8 +7331,8 @@
         <w:t xml:space="preserve">: a problem the trait causes, with a clear trigger and a real consequence, which earns a Legend point when it bites, like any complication. A character takes one advantage, general or origin, so make them distinct choices.</w:t>
       </w:r>
     </w:p>
-    <w:bookmarkEnd w:id="83"/>
-    <w:bookmarkStart w:id="84" w:name="an-alternate-form-optional-tier-2-or-3"/>
+    <w:bookmarkEnd w:id="84"/>
+    <w:bookmarkStart w:id="85" w:name="an-alternate-form-optional-tier-2-or-3"/>
     <w:p>
       <w:pPr>
         <w:pStyle w:val="Heading3"/>
@@ -7194,8 +7365,8 @@
         <w:t xml:space="preserve">apply.</w:t>
       </w:r>
     </w:p>
-    <w:bookmarkEnd w:id="84"/>
-    <w:bookmarkStart w:id="85" w:name="in-the-creator"/>
+    <w:bookmarkEnd w:id="85"/>
+    <w:bookmarkStart w:id="86" w:name="in-the-creator"/>
     <w:p>
       <w:pPr>
         <w:pStyle w:val="Heading3"/>
@@ -7208,7 +7379,7 @@
       <w:pPr>
         <w:numPr>
           <w:ilvl w:val="0"/>
-          <w:numId w:val="1012"/>
+          <w:numId w:val="1013"/>
         </w:numPr>
         <w:pStyle w:val="Compact"/>
       </w:pPr>
@@ -7236,7 +7407,7 @@
       <w:pPr>
         <w:numPr>
           <w:ilvl w:val="0"/>
-          <w:numId w:val="1012"/>
+          <w:numId w:val="1013"/>
         </w:numPr>
         <w:pStyle w:val="Compact"/>
       </w:pPr>
@@ -7248,7 +7419,7 @@
       <w:pPr>
         <w:numPr>
           <w:ilvl w:val="0"/>
-          <w:numId w:val="1012"/>
+          <w:numId w:val="1013"/>
         </w:numPr>
         <w:pStyle w:val="Compact"/>
       </w:pPr>
@@ -7276,7 +7447,7 @@
       <w:pPr>
         <w:numPr>
           <w:ilvl w:val="0"/>
-          <w:numId w:val="1012"/>
+          <w:numId w:val="1013"/>
         </w:numPr>
         <w:pStyle w:val="Compact"/>
       </w:pPr>
@@ -7300,8 +7471,8 @@
         <w:t xml:space="preserve">and enter the advantage and its companion complication.</w:t>
       </w:r>
     </w:p>
-    <w:bookmarkEnd w:id="85"/>
-    <w:bookmarkStart w:id="86" w:name="example"/>
+    <w:bookmarkEnd w:id="86"/>
+    <w:bookmarkStart w:id="87" w:name="example"/>
     <w:p>
       <w:pPr>
         <w:pStyle w:val="Heading3"/>
@@ -7406,10 +7577,10 @@
         <w:t xml:space="preserve">: you trust your own people first; when it matters, accept the cost of that loyalty.</w:t>
       </w:r>
     </w:p>
-    <w:bookmarkEnd w:id="86"/>
     <w:bookmarkEnd w:id="87"/>
     <w:bookmarkEnd w:id="88"/>
-    <w:bookmarkStart w:id="89" w:name="complications"/>
+    <w:bookmarkEnd w:id="89"/>
+    <w:bookmarkStart w:id="90" w:name="complications"/>
     <w:p>
       <w:pPr>
         <w:pStyle w:val="Heading1"/>
@@ -7438,8 +7609,8 @@
         <w:t xml:space="preserve">Your setting pack supplies this (complications).</w:t>
       </w:r>
     </w:p>
-    <w:bookmarkEnd w:id="89"/>
-    <w:bookmarkStart w:id="91" w:name="quick-reference"/>
+    <w:bookmarkEnd w:id="90"/>
+    <w:bookmarkStart w:id="92" w:name="quick-reference"/>
     <w:p>
       <w:pPr>
         <w:pStyle w:val="Heading1"/>
@@ -7630,7 +7801,7 @@
       <w:r>
         <w:t xml:space="preserve"> </w:t>
       </w:r>
-      <w:hyperlink r:id="rId90">
+      <w:hyperlink r:id="rId91">
         <w:r>
           <w:rPr>
             <w:rStyle w:val="Hyperlink"/>
@@ -7642,7 +7813,7 @@
         <w:t xml:space="preserve">. You may share, adapt, and use it for any purpose, including commercially, as long as you give appropriate credit to the author.</w:t>
       </w:r>
     </w:p>
-    <w:bookmarkEnd w:id="91"/>
+    <w:bookmarkEnd w:id="92"/>
     <w:sectPr/>
   </w:body>
 </w:document>
@@ -7935,6 +8106,9 @@
     <w:abstractNumId w:val="991"/>
   </w:num>
   <w:num w:numId="1008">
+    <w:abstractNumId w:val="991"/>
+  </w:num>
+  <w:num w:numId="1009">
     <w:abstractNumId w:val="99411"/>
     <w:lvlOverride w:ilvl="0">
       <w:startOverride w:val="1"/>
@@ -7964,38 +8138,8 @@
       <w:startOverride w:val="1"/>
     </w:lvlOverride>
   </w:num>
-  <w:num w:numId="1009">
+  <w:num w:numId="1010">
     <w:abstractNumId w:val="991"/>
-  </w:num>
-  <w:num w:numId="1010">
-    <w:abstractNumId w:val="99411"/>
-    <w:lvlOverride w:ilvl="0">
-      <w:startOverride w:val="1"/>
-    </w:lvlOverride>
-    <w:lvlOverride w:ilvl="1">
-      <w:startOverride w:val="1"/>
-    </w:lvlOverride>
-    <w:lvlOverride w:ilvl="2">
-      <w:startOverride w:val="1"/>
-    </w:lvlOverride>
-    <w:lvlOverride w:ilvl="3">
-      <w:startOverride w:val="1"/>
-    </w:lvlOverride>
-    <w:lvlOverride w:ilvl="4">
-      <w:startOverride w:val="1"/>
-    </w:lvlOverride>
-    <w:lvlOverride w:ilvl="5">
-      <w:startOverride w:val="1"/>
-    </w:lvlOverride>
-    <w:lvlOverride w:ilvl="6">
-      <w:startOverride w:val="1"/>
-    </w:lvlOverride>
-    <w:lvlOverride w:ilvl="7">
-      <w:startOverride w:val="1"/>
-    </w:lvlOverride>
-    <w:lvlOverride w:ilvl="8">
-      <w:startOverride w:val="1"/>
-    </w:lvlOverride>
   </w:num>
   <w:num w:numId="1011">
     <w:abstractNumId w:val="99411"/>
@@ -8028,6 +8172,36 @@
     </w:lvlOverride>
   </w:num>
   <w:num w:numId="1012">
+    <w:abstractNumId w:val="99411"/>
+    <w:lvlOverride w:ilvl="0">
+      <w:startOverride w:val="1"/>
+    </w:lvlOverride>
+    <w:lvlOverride w:ilvl="1">
+      <w:startOverride w:val="1"/>
+    </w:lvlOverride>
+    <w:lvlOverride w:ilvl="2">
+      <w:startOverride w:val="1"/>
+    </w:lvlOverride>
+    <w:lvlOverride w:ilvl="3">
+      <w:startOverride w:val="1"/>
+    </w:lvlOverride>
+    <w:lvlOverride w:ilvl="4">
+      <w:startOverride w:val="1"/>
+    </w:lvlOverride>
+    <w:lvlOverride w:ilvl="5">
+      <w:startOverride w:val="1"/>
+    </w:lvlOverride>
+    <w:lvlOverride w:ilvl="6">
+      <w:startOverride w:val="1"/>
+    </w:lvlOverride>
+    <w:lvlOverride w:ilvl="7">
+      <w:startOverride w:val="1"/>
+    </w:lvlOverride>
+    <w:lvlOverride w:ilvl="8">
+      <w:startOverride w:val="1"/>
+    </w:lvlOverride>
+  </w:num>
+  <w:num w:numId="1013">
     <w:abstractNumId w:val="99411"/>
     <w:lvlOverride w:ilvl="0">
       <w:startOverride w:val="1"/>

--- a/legend-dynamics/site/core-rules/Legend_Dynamics_Core_Rules.docx
+++ b/legend-dynamics/site/core-rules/Legend_Dynamics_Core_Rules.docx
@@ -2316,7 +2316,7 @@
     </w:p>
     <w:bookmarkEnd w:id="48"/>
     <w:bookmarkEnd w:id="49"/>
-    <w:bookmarkStart w:id="58" w:name="personal-combat"/>
+    <w:bookmarkStart w:id="59" w:name="personal-combat"/>
     <w:p>
       <w:pPr>
         <w:pStyle w:val="Heading1"/>
@@ -3987,8 +3987,42 @@
       </w:r>
     </w:p>
     <w:bookmarkEnd w:id="57"/>
+    <w:bookmarkStart w:id="58" w:name="the-encounter-panel"/>
+    <w:p>
+      <w:pPr>
+        <w:pStyle w:val="Heading2"/>
+      </w:pPr>
+      <w:r>
+        <w:t xml:space="preserve">The Encounter panel</w:t>
+      </w:r>
+    </w:p>
+    <w:p>
+      <w:pPr>
+        <w:pStyle w:val="FirstParagraph"/>
+      </w:pPr>
+      <w:r>
+        <w:t xml:space="preserve">The GM view also has an</w:t>
+      </w:r>
+      <w:r>
+        <w:t xml:space="preserve"> </w:t>
+      </w:r>
+      <w:r>
+        <w:rPr>
+          <w:bCs/>
+          <w:b/>
+        </w:rPr>
+        <w:t xml:space="preserve">Encounter</w:t>
+      </w:r>
+      <w:r>
+        <w:t xml:space="preserve"> </w:t>
+      </w:r>
+      <w:r>
+        <w:t xml:space="preserve">panel that runs a fight by these rules and shows every roll. Add characters from the GM view and opponents from the Threats table (or make one up on the spot), then start: it keeps the turn order by Agility, and for each attack works out the range, the defense (Dodge, Parry or Block, one a round), the boxes marked and any telling hit, offering a Legend point choices at the moment they apply. Hits land on the character cards and the battle map, and with gritty combat on, grievous wounds are rolled and kept. The panel keeps a log and a summary of the fight, which can be saved to a file. It’s a helper, not a rule: the GM can rule any result differently, and the log says so.</w:t>
+      </w:r>
+    </w:p>
     <w:bookmarkEnd w:id="58"/>
-    <w:bookmarkStart w:id="63" w:name="medical-care"/>
+    <w:bookmarkEnd w:id="59"/>
+    <w:bookmarkStart w:id="64" w:name="medical-care"/>
     <w:p>
       <w:pPr>
         <w:pStyle w:val="Heading1"/>
@@ -3997,7 +4031,7 @@
         <w:t xml:space="preserve">Medical care</w:t>
       </w:r>
     </w:p>
-    <w:bookmarkStart w:id="59" w:name="diagnosis-and-stabilization"/>
+    <w:bookmarkStart w:id="60" w:name="diagnosis-and-stabilization"/>
     <w:p>
       <w:pPr>
         <w:pStyle w:val="Heading2"/>
@@ -4014,8 +4048,8 @@
         <w:t xml:space="preserve">Roll Medicine when the diagnosis is uncertain or an urgent treatment decision matters. Emergency stabilization takes one action and a successful Medicine roll with a medical kit. It ends Dying and stops deterioration, but removes no boxes.</w:t>
       </w:r>
     </w:p>
-    <w:bookmarkEnd w:id="59"/>
-    <w:bookmarkStart w:id="60" w:name="field-treatment"/>
+    <w:bookmarkEnd w:id="60"/>
+    <w:bookmarkStart w:id="61" w:name="field-treatment"/>
     <w:p>
       <w:pPr>
         <w:pStyle w:val="Heading2"/>
@@ -4032,8 +4066,8 @@
         <w:t xml:space="preserve">With a medical kit and several uninterrupted minutes, successful Medicine removes one injury box; success by 5 or more removes two. Each injury receives one field-treatment attempt; further attempts need changed circumstances.</w:t>
       </w:r>
     </w:p>
-    <w:bookmarkEnd w:id="60"/>
-    <w:bookmarkStart w:id="61" w:name="proper-care"/>
+    <w:bookmarkEnd w:id="61"/>
+    <w:bookmarkStart w:id="62" w:name="proper-care"/>
     <w:p>
       <w:pPr>
         <w:pStyle w:val="Heading2"/>
@@ -4050,8 +4084,8 @@
         <w:t xml:space="preserve">A proper infirmary grants +2 to Medicine. A successful treatment removes two boxes; success by 5 or more removes three. Allow the time the treatment requires.</w:t>
       </w:r>
     </w:p>
-    <w:bookmarkEnd w:id="61"/>
-    <w:bookmarkStart w:id="62" w:name="natural-recovery"/>
+    <w:bookmarkEnd w:id="62"/>
+    <w:bookmarkStart w:id="63" w:name="natural-recovery"/>
     <w:p>
       <w:pPr>
         <w:pStyle w:val="Heading2"/>
@@ -4236,9 +4270,9 @@
         <w:t xml:space="preserve">At three boxes, rest alone does nothing until someone has stabilized or treated you; after that, a week of rest in their care clears the first box. A successful treatment is faster. The times add up: from three boxes, rest alone takes about a week and a half to heal completely (a week, then three days, then a day).</w:t>
       </w:r>
     </w:p>
-    <w:bookmarkEnd w:id="62"/>
     <w:bookmarkEnd w:id="63"/>
-    <w:bookmarkStart w:id="68" w:name="magic"/>
+    <w:bookmarkEnd w:id="64"/>
+    <w:bookmarkStart w:id="69" w:name="magic"/>
     <w:p>
       <w:pPr>
         <w:pStyle w:val="Heading1"/>
@@ -4482,7 +4516,7 @@
         </w:tc>
       </w:tr>
     </w:tbl>
-    <w:bookmarkStart w:id="64" w:name="bursts"/>
+    <w:bookmarkStart w:id="65" w:name="bursts"/>
     <w:p>
       <w:pPr>
         <w:pStyle w:val="Heading2"/>
@@ -4863,8 +4897,8 @@
         <w:t xml:space="preserve">A failed burst marks a box of your setting’s price track; a natural 18 marks two, or something answers that shouldn’t.</w:t>
       </w:r>
     </w:p>
-    <w:bookmarkEnd w:id="64"/>
-    <w:bookmarkStart w:id="65" w:name="workings"/>
+    <w:bookmarkEnd w:id="65"/>
+    <w:bookmarkStart w:id="66" w:name="workings"/>
     <w:p>
       <w:pPr>
         <w:pStyle w:val="Heading2"/>
@@ -5181,8 +5215,8 @@
         <w:t xml:space="preserve">The right materials, hour or place remove one segment.</w:t>
       </w:r>
     </w:p>
-    <w:bookmarkEnd w:id="65"/>
-    <w:bookmarkStart w:id="66" w:name="charms"/>
+    <w:bookmarkEnd w:id="66"/>
+    <w:bookmarkStart w:id="67" w:name="charms"/>
     <w:p>
       <w:pPr>
         <w:pStyle w:val="Heading2"/>
@@ -5212,8 +5246,8 @@
         <w:t xml:space="preserve">. Preparation is how slow magic wins a fast fight.</w:t>
       </w:r>
     </w:p>
-    <w:bookmarkEnd w:id="66"/>
-    <w:bookmarkStart w:id="67" w:name="magic-advancement"/>
+    <w:bookmarkEnd w:id="67"/>
+    <w:bookmarkStart w:id="68" w:name="magic-advancement"/>
     <w:p>
       <w:pPr>
         <w:pStyle w:val="Heading2"/>
@@ -5720,9 +5754,9 @@
         </w:tc>
       </w:tr>
     </w:tbl>
-    <w:bookmarkEnd w:id="67"/>
     <w:bookmarkEnd w:id="68"/>
-    <w:bookmarkStart w:id="72" w:name="legend-points-and-tracks"/>
+    <w:bookmarkEnd w:id="69"/>
+    <w:bookmarkStart w:id="73" w:name="legend-points-and-tracks"/>
     <w:p>
       <w:pPr>
         <w:pStyle w:val="Heading1"/>
@@ -5731,7 +5765,7 @@
         <w:t xml:space="preserve">Legend points and tracks</w:t>
       </w:r>
     </w:p>
-    <w:bookmarkStart w:id="69" w:name="using-legend-points"/>
+    <w:bookmarkStart w:id="70" w:name="using-legend-points"/>
     <w:p>
       <w:pPr>
         <w:pStyle w:val="Heading2"/>
@@ -5949,8 +5983,8 @@
         <w:t xml:space="preserve">Gain one point when one of your complications creates a meaningful problem you accept, including a companion complication. You can decline the proposed complication without penalty.</w:t>
       </w:r>
     </w:p>
-    <w:bookmarkEnd w:id="69"/>
-    <w:bookmarkStart w:id="70" w:name="tracks"/>
+    <w:bookmarkEnd w:id="70"/>
+    <w:bookmarkStart w:id="71" w:name="tracks"/>
     <w:p>
       <w:pPr>
         <w:pStyle w:val="Heading2"/>
@@ -5971,8 +6005,8 @@
         <w:t xml:space="preserve">Your setting pack supplies this (tracks).</w:t>
       </w:r>
     </w:p>
-    <w:bookmarkEnd w:id="70"/>
-    <w:bookmarkStart w:id="71" w:name="advancement"/>
+    <w:bookmarkEnd w:id="71"/>
+    <w:bookmarkStart w:id="72" w:name="advancement"/>
     <w:p>
       <w:pPr>
         <w:pStyle w:val="Heading2"/>
@@ -6416,9 +6450,9 @@
         <w:t xml:space="preserve">Magic and powers grow the same way, at the costs their chapters give.</w:t>
       </w:r>
     </w:p>
-    <w:bookmarkEnd w:id="71"/>
     <w:bookmarkEnd w:id="72"/>
-    <w:bookmarkStart w:id="75" w:name="running-missions"/>
+    <w:bookmarkEnd w:id="73"/>
+    <w:bookmarkStart w:id="76" w:name="running-missions"/>
     <w:p>
       <w:pPr>
         <w:pStyle w:val="Heading1"/>
@@ -6427,7 +6461,7 @@
         <w:t xml:space="preserve">Running missions</w:t>
       </w:r>
     </w:p>
-    <w:bookmarkStart w:id="73" w:name="mission-seeds"/>
+    <w:bookmarkStart w:id="74" w:name="mission-seeds"/>
     <w:p>
       <w:pPr>
         <w:pStyle w:val="Heading2"/>
@@ -6456,8 +6490,8 @@
         <w:t xml:space="preserve">Your setting pack supplies this (seeds).</w:t>
       </w:r>
     </w:p>
-    <w:bookmarkEnd w:id="73"/>
-    <w:bookmarkStart w:id="74" w:name="the-journal"/>
+    <w:bookmarkEnd w:id="74"/>
+    <w:bookmarkStart w:id="75" w:name="the-journal"/>
     <w:p>
       <w:pPr>
         <w:pStyle w:val="Heading2"/>
@@ -6584,9 +6618,9 @@
         <w:t xml:space="preserve">After a significant mission, each character earns 1 advancement point; at a milestone, 2 more.</w:t>
       </w:r>
     </w:p>
-    <w:bookmarkEnd w:id="74"/>
     <w:bookmarkEnd w:id="75"/>
-    <w:bookmarkStart w:id="76" w:name="ready-made-characters"/>
+    <w:bookmarkEnd w:id="76"/>
+    <w:bookmarkStart w:id="77" w:name="ready-made-characters"/>
     <w:p>
       <w:pPr>
         <w:pStyle w:val="Heading1"/>
@@ -6615,8 +6649,8 @@
         <w:t xml:space="preserve">Your setting pack supplies this (pregens).</w:t>
       </w:r>
     </w:p>
-    <w:bookmarkEnd w:id="76"/>
-    <w:bookmarkStart w:id="77" w:name="advantages"/>
+    <w:bookmarkEnd w:id="77"/>
+    <w:bookmarkStart w:id="78" w:name="advantages"/>
     <w:p>
       <w:pPr>
         <w:pStyle w:val="Heading1"/>
@@ -6645,8 +6679,8 @@
         <w:t xml:space="preserve">Your setting pack supplies this (advantages).</w:t>
       </w:r>
     </w:p>
-    <w:bookmarkEnd w:id="77"/>
-    <w:bookmarkStart w:id="78" w:name="origins"/>
+    <w:bookmarkEnd w:id="78"/>
+    <w:bookmarkStart w:id="79" w:name="origins"/>
     <w:p>
       <w:pPr>
         <w:pStyle w:val="Heading1"/>
@@ -6667,8 +6701,8 @@
         <w:t xml:space="preserve">Your setting pack supplies this (origins).</w:t>
       </w:r>
     </w:p>
-    <w:bookmarkEnd w:id="78"/>
-    <w:bookmarkStart w:id="89" w:name="making-your-own"/>
+    <w:bookmarkEnd w:id="79"/>
+    <w:bookmarkStart w:id="90" w:name="making-your-own"/>
     <w:p>
       <w:pPr>
         <w:pStyle w:val="Heading1"/>
@@ -6701,7 +6735,7 @@
         <w:t xml:space="preserve">option at the end of each list, and its checklist holds a custom choice to the same rules as everything else.</w:t>
       </w:r>
     </w:p>
-    <w:bookmarkStart w:id="79" w:name="a-custom-role"/>
+    <w:bookmarkStart w:id="80" w:name="a-custom-role"/>
     <w:p>
       <w:pPr>
         <w:pStyle w:val="Heading2"/>
@@ -6877,8 +6911,8 @@
         <w:t xml:space="preserve">.</w:t>
       </w:r>
     </w:p>
-    <w:bookmarkEnd w:id="79"/>
-    <w:bookmarkStart w:id="88" w:name="a-custom-origin"/>
+    <w:bookmarkEnd w:id="80"/>
+    <w:bookmarkStart w:id="89" w:name="a-custom-origin"/>
     <w:p>
       <w:pPr>
         <w:pStyle w:val="Heading2"/>
@@ -6895,7 +6929,7 @@
         <w:t xml:space="preserve">Build it with the GM, one step at a time.</w:t>
       </w:r>
     </w:p>
-    <w:bookmarkStart w:id="80" w:name="the-concept"/>
+    <w:bookmarkStart w:id="81" w:name="the-concept"/>
     <w:p>
       <w:pPr>
         <w:pStyle w:val="Heading3"/>
@@ -6912,8 +6946,8 @@
         <w:t xml:space="preserve">Two or three sentences: where they come from, what sets them apart, and how others see them. It should be something the origins in this book don’t already cover.</w:t>
       </w:r>
     </w:p>
-    <w:bookmarkEnd w:id="80"/>
-    <w:bookmarkStart w:id="81" w:name="the-tier"/>
+    <w:bookmarkEnd w:id="81"/>
+    <w:bookmarkStart w:id="82" w:name="the-tier"/>
     <w:p>
       <w:pPr>
         <w:pStyle w:val="Heading3"/>
@@ -7210,8 +7244,8 @@
         <w:t xml:space="preserve">When in doubt, choose the higher tier.</w:t>
       </w:r>
     </w:p>
-    <w:bookmarkEnd w:id="81"/>
-    <w:bookmarkStart w:id="82" w:name="attribute-adjustments"/>
+    <w:bookmarkEnd w:id="82"/>
+    <w:bookmarkStart w:id="83" w:name="attribute-adjustments"/>
     <w:p>
       <w:pPr>
         <w:pStyle w:val="Heading3"/>
@@ -7257,8 +7291,8 @@
         <w:t xml:space="preserve">: a +2 needs a −2 or two −1s. The adjustments move the attribute’s base (+1 starts it at 11) and raise its starting maximum (13 plus the bonus). Most origins change two to four attributes.</w:t>
       </w:r>
     </w:p>
-    <w:bookmarkEnd w:id="82"/>
-    <w:bookmarkStart w:id="83" w:name="core-rules-tier-1-and-up"/>
+    <w:bookmarkEnd w:id="83"/>
+    <w:bookmarkStart w:id="84" w:name="core-rules-tier-1-and-up"/>
     <w:p>
       <w:pPr>
         <w:pStyle w:val="Heading3"/>
@@ -7275,8 +7309,8 @@
         <w:t xml:space="preserve">One to three short rules that always apply: what they can do (see in the dark, resist cold, a free Trained skill) and what it costs (a weakness, a people’s distrust, a hazard they can’t abide). A strength with no drawback is worth more than it looks, so price it a tier higher.</w:t>
       </w:r>
     </w:p>
-    <w:bookmarkEnd w:id="83"/>
-    <w:bookmarkStart w:id="84" w:name="origin-advantages"/>
+    <w:bookmarkEnd w:id="84"/>
+    <w:bookmarkStart w:id="85" w:name="origin-advantages"/>
     <w:p>
       <w:pPr>
         <w:pStyle w:val="Heading3"/>
@@ -7331,8 +7365,8 @@
         <w:t xml:space="preserve">: a problem the trait causes, with a clear trigger and a real consequence, which earns a Legend point when it bites, like any complication. A character takes one advantage, general or origin, so make them distinct choices.</w:t>
       </w:r>
     </w:p>
-    <w:bookmarkEnd w:id="84"/>
-    <w:bookmarkStart w:id="85" w:name="an-alternate-form-optional-tier-2-or-3"/>
+    <w:bookmarkEnd w:id="85"/>
+    <w:bookmarkStart w:id="86" w:name="an-alternate-form-optional-tier-2-or-3"/>
     <w:p>
       <w:pPr>
         <w:pStyle w:val="Heading3"/>
@@ -7365,8 +7399,8 @@
         <w:t xml:space="preserve">apply.</w:t>
       </w:r>
     </w:p>
-    <w:bookmarkEnd w:id="85"/>
-    <w:bookmarkStart w:id="86" w:name="in-the-creator"/>
+    <w:bookmarkEnd w:id="86"/>
+    <w:bookmarkStart w:id="87" w:name="in-the-creator"/>
     <w:p>
       <w:pPr>
         <w:pStyle w:val="Heading3"/>
@@ -7471,8 +7505,8 @@
         <w:t xml:space="preserve">and enter the advantage and its companion complication.</w:t>
       </w:r>
     </w:p>
-    <w:bookmarkEnd w:id="86"/>
-    <w:bookmarkStart w:id="87" w:name="example"/>
+    <w:bookmarkEnd w:id="87"/>
+    <w:bookmarkStart w:id="88" w:name="example"/>
     <w:p>
       <w:pPr>
         <w:pStyle w:val="Heading3"/>
@@ -7577,10 +7611,10 @@
         <w:t xml:space="preserve">: you trust your own people first; when it matters, accept the cost of that loyalty.</w:t>
       </w:r>
     </w:p>
-    <w:bookmarkEnd w:id="87"/>
     <w:bookmarkEnd w:id="88"/>
     <w:bookmarkEnd w:id="89"/>
-    <w:bookmarkStart w:id="90" w:name="complications"/>
+    <w:bookmarkEnd w:id="90"/>
+    <w:bookmarkStart w:id="91" w:name="complications"/>
     <w:p>
       <w:pPr>
         <w:pStyle w:val="Heading1"/>
@@ -7609,8 +7643,8 @@
         <w:t xml:space="preserve">Your setting pack supplies this (complications).</w:t>
       </w:r>
     </w:p>
-    <w:bookmarkEnd w:id="90"/>
-    <w:bookmarkStart w:id="92" w:name="quick-reference"/>
+    <w:bookmarkEnd w:id="91"/>
+    <w:bookmarkStart w:id="93" w:name="quick-reference"/>
     <w:p>
       <w:pPr>
         <w:pStyle w:val="Heading1"/>
@@ -7801,7 +7835,7 @@
       <w:r>
         <w:t xml:space="preserve"> </w:t>
       </w:r>
-      <w:hyperlink r:id="rId91">
+      <w:hyperlink r:id="rId92">
         <w:r>
           <w:rPr>
             <w:rStyle w:val="Hyperlink"/>
@@ -7813,7 +7847,7 @@
         <w:t xml:space="preserve">. You may share, adapt, and use it for any purpose, including commercially, as long as you give appropriate credit to the author.</w:t>
       </w:r>
     </w:p>
-    <w:bookmarkEnd w:id="92"/>
+    <w:bookmarkEnd w:id="93"/>
     <w:sectPr/>
   </w:body>
 </w:document>

--- a/legend-dynamics/site/core-rules/Legend_Dynamics_Core_Rules.docx
+++ b/legend-dynamics/site/core-rules/Legend_Dynamics_Core_Rules.docx
@@ -2452,7 +2452,7 @@
         <w:t xml:space="preserve"> </w:t>
       </w:r>
       <w:r>
-        <w:t xml:space="preserve">Against a weapon in hand or fists, roll a melee skill −3 with a weapon in hand, or an unarmed skill −3 bare-handed against fists. A second parry in the same round (with Additional Defense) is a further −2. Nobody parries a shot or a missile.</w:t>
+        <w:t xml:space="preserve">Against a weapon in hand or fists, roll a melee skill −3 with a weapon in hand, or an unarmed skill −3 bare-handed against fists. An open hand can’t parry a blade, claws or fangs. A second parry in the same round (with Additional Defense) is a further −2. Nobody parries a shot or a missile.</w:t>
       </w:r>
     </w:p>
     <w:p>

--- a/legend-dynamics/site/core-rules/Legend_Dynamics_Core_Rules.docx
+++ b/legend-dynamics/site/core-rules/Legend_Dynamics_Core_Rules.docx
@@ -1814,7 +1814,7 @@
     </w:p>
     <w:bookmarkEnd w:id="39"/>
     <w:bookmarkEnd w:id="40"/>
-    <w:bookmarkStart w:id="49" w:name="actions-and-teamwork"/>
+    <w:bookmarkStart w:id="53" w:name="actions-and-teamwork"/>
     <w:p>
       <w:pPr>
         <w:pStyle w:val="Heading1"/>
@@ -2297,13 +2297,13 @@
       </w:r>
     </w:p>
     <w:bookmarkEnd w:id="47"/>
-    <w:bookmarkStart w:id="48" w:name="chases"/>
+    <w:bookmarkStart w:id="51" w:name="discovery-clocks-and-cards"/>
     <w:p>
       <w:pPr>
         <w:pStyle w:val="Heading2"/>
       </w:pPr>
       <w:r>
-        <w:t xml:space="preserve">Chases</w:t>
+        <w:t xml:space="preserve">Discovery clocks and cards</w:t>
       </w:r>
     </w:p>
     <w:p>
@@ -2311,351 +2311,46 @@
         <w:pStyle w:val="FirstParagraph"/>
       </w:pPr>
       <w:r>
-        <w:t xml:space="preserve">Run a chase as a progress clock for the pursuers against a danger clock for the quarry’s escape. Each exchange, the characters roll the skill that moves them (the chase skill, or Athletics on foot): success ticks the pursuers’ clock, failure ticks the escape. Terrain, a tired mount or a damaged engine, and attacks made on the move (at −2) adjust the rolls.</w:t>
-      </w:r>
-    </w:p>
-    <w:bookmarkEnd w:id="48"/>
-    <w:bookmarkEnd w:id="49"/>
-    <w:bookmarkStart w:id="59" w:name="personal-combat"/>
-    <w:p>
-      <w:pPr>
-        <w:pStyle w:val="Heading1"/>
-      </w:pPr>
-      <w:r>
-        <w:t xml:space="preserve">Personal combat</w:t>
-      </w:r>
-    </w:p>
-    <w:bookmarkStart w:id="50" w:name="turn-order-and-actions"/>
-    <w:p>
-      <w:pPr>
-        <w:pStyle w:val="Heading2"/>
-      </w:pPr>
-      <w:r>
-        <w:t xml:space="preserve">Turn order and actions</w:t>
-      </w:r>
-    </w:p>
-    <w:p>
-      <w:pPr>
-        <w:pStyle w:val="FirstParagraph"/>
-      </w:pPr>
-      <w:r>
-        <w:t xml:space="preserve">Act in descending Agility order. Players choose the order of tied characters; the GM resolves other ties. A round lasts a few seconds. On your turn, move a short distance (up to 10 yards: the Close band below) and take one meaningful action, such as attacking, reloading, helping, or attempting a task.</w:t>
-      </w:r>
-    </w:p>
-    <w:bookmarkEnd w:id="50"/>
-    <w:bookmarkStart w:id="51" w:name="attacking-and-defending"/>
-    <w:p>
-      <w:pPr>
-        <w:pStyle w:val="Heading2"/>
-      </w:pPr>
-      <w:r>
-        <w:t xml:space="preserve">Attacking and defending</w:t>
-      </w:r>
-    </w:p>
-    <w:p>
-      <w:pPr>
-        <w:pStyle w:val="FirstParagraph"/>
-      </w:pPr>
-      <w:r>
-        <w:t xml:space="preserve">Roll a ranged skill for a ranged attack, a melee skill for a weapon in hand, or an unarmed skill for fists and grappling. If the attack succeeds, an aware target able to move may</w:t>
-      </w:r>
-      <w:r>
-        <w:t xml:space="preserve"> </w:t>
-      </w:r>
-      <w:r>
-        <w:rPr>
-          <w:bCs/>
-          <w:b/>
-        </w:rPr>
-        <w:t xml:space="preserve">defend</w:t>
-      </w:r>
-      <w:r>
-        <w:t xml:space="preserve">: Dodge, Parry or Block. A successful defense cancels the hit. Apply injury penalties to every defense.</w:t>
-      </w:r>
-    </w:p>
-    <w:p>
-      <w:pPr>
-        <w:numPr>
-          <w:ilvl w:val="0"/>
-          <w:numId w:val="1005"/>
-        </w:numPr>
-        <w:pStyle w:val="Compact"/>
-      </w:pPr>
-      <w:r>
-        <w:rPr>
-          <w:bCs/>
-          <w:b/>
-        </w:rPr>
-        <w:t xml:space="preserve">One defense a round.</w:t>
-      </w:r>
-      <w:r>
-        <w:t xml:space="preserve"> </w:t>
-      </w:r>
-      <w:r>
-        <w:t xml:space="preserve">A target gets one defense a round, between its turns, and chooses which when an attack hits. The</w:t>
-      </w:r>
-      <w:r>
-        <w:t xml:space="preserve"> </w:t>
-      </w:r>
-      <w:r>
-        <w:rPr>
-          <w:bCs/>
-          <w:b/>
-        </w:rPr>
-        <w:t xml:space="preserve">Additional Defense</w:t>
-      </w:r>
-      <w:r>
-        <w:t xml:space="preserve"> </w:t>
-      </w:r>
-      <w:r>
-        <w:t xml:space="preserve">Edge gives a second.</w:t>
-      </w:r>
-    </w:p>
-    <w:p>
-      <w:pPr>
-        <w:numPr>
-          <w:ilvl w:val="0"/>
-          <w:numId w:val="1005"/>
-        </w:numPr>
-        <w:pStyle w:val="Compact"/>
-      </w:pPr>
-      <w:r>
-        <w:rPr>
-          <w:bCs/>
-          <w:b/>
-        </w:rPr>
-        <w:t xml:space="preserve">Dodge</w:t>
-      </w:r>
-      <w:r>
-        <w:t xml:space="preserve"> </w:t>
-      </w:r>
-      <w:r>
-        <w:t xml:space="preserve">is Agility −2, with +1 for Trained Athletics or +2 for Athletics as a Specialty or Expert.</w:t>
-      </w:r>
-    </w:p>
-    <w:p>
-      <w:pPr>
-        <w:numPr>
-          <w:ilvl w:val="0"/>
-          <w:numId w:val="1005"/>
-        </w:numPr>
-        <w:pStyle w:val="Compact"/>
-      </w:pPr>
-      <w:r>
-        <w:rPr>
-          <w:bCs/>
-          <w:b/>
-        </w:rPr>
-        <w:t xml:space="preserve">Parry.</w:t>
-      </w:r>
-      <w:r>
-        <w:t xml:space="preserve"> </w:t>
-      </w:r>
-      <w:r>
-        <w:t xml:space="preserve">Against a weapon in hand or fists, roll a melee skill −3 with a weapon in hand, or an unarmed skill −3 bare-handed against fists. An open hand can’t parry a blade, claws or fangs. A second parry in the same round (with Additional Defense) is a further −2. Nobody parries a shot or a missile.</w:t>
-      </w:r>
-    </w:p>
-    <w:p>
-      <w:pPr>
-        <w:numPr>
-          <w:ilvl w:val="0"/>
-          <w:numId w:val="1005"/>
-        </w:numPr>
-        <w:pStyle w:val="Compact"/>
-      </w:pPr>
-      <w:r>
-        <w:rPr>
-          <w:bCs/>
-          <w:b/>
-        </w:rPr>
-        <w:t xml:space="preserve">Block.</w:t>
-      </w:r>
-      <w:r>
-        <w:t xml:space="preserve"> </w:t>
-      </w:r>
-      <w:r>
-        <w:t xml:space="preserve">With a shield, or anything that can stand in for one (a chair, a plank, a crate lid), you can block a weapon in hand, fists, or a thrown or loosed missile: roll a melee skill −2, plus the shield’s bonus. Nothing you can lift blocks a gunshot or a blast. An improvised shield breaks the first time it blocks a hit of 2 or more boxes.</w:t>
-      </w:r>
-    </w:p>
-    <w:p>
-      <w:pPr>
-        <w:numPr>
-          <w:ilvl w:val="0"/>
-          <w:numId w:val="1005"/>
-        </w:numPr>
-        <w:pStyle w:val="Compact"/>
-      </w:pPr>
-      <w:r>
-        <w:rPr>
-          <w:bCs/>
-          <w:b/>
-        </w:rPr>
-        <w:t xml:space="preserve">Attack quality.</w:t>
-      </w:r>
-      <w:r>
-        <w:t xml:space="preserve"> </w:t>
-      </w:r>
-      <w:r>
-        <w:t xml:space="preserve">A clean hit is harder to escape. When an attack succeeds by 3 or 4, the defense is at −1; by 5 or 6, −2; by 7 or more, −3.</w:t>
-      </w:r>
-    </w:p>
-    <w:p>
-      <w:pPr>
-        <w:numPr>
-          <w:ilvl w:val="0"/>
-          <w:numId w:val="1005"/>
-        </w:numPr>
-        <w:pStyle w:val="Compact"/>
-      </w:pPr>
-      <w:r>
-        <w:rPr>
-          <w:bCs/>
-          <w:b/>
-        </w:rPr>
-        <w:t xml:space="preserve">Aim.</w:t>
-      </w:r>
-      <w:r>
-        <w:t xml:space="preserve"> </w:t>
-      </w:r>
-      <w:r>
-        <w:t xml:space="preserve">Spend your action aiming at a target you can see: +1 to your next attack against it. An advantage that rewards aiming adds its bonus to this.</w:t>
-      </w:r>
-    </w:p>
-    <w:p>
-      <w:pPr>
-        <w:pStyle w:val="FirstParagraph"/>
-      </w:pPr>
-      <w:r>
-        <w:t xml:space="preserve">Solid cover blocks a shot. Partial cover imposes −2 on the attack. Weapon effects apply after a hit survives any defense. Success margin does not increase damage: a great hit decides</w:t>
-      </w:r>
-      <w:r>
-        <w:t xml:space="preserve"> </w:t>
-      </w:r>
-      <w:r>
-        <w:rPr>
-          <w:iCs/>
-          <w:i/>
-        </w:rPr>
-        <w:t xml:space="preserve">what</w:t>
-      </w:r>
-      <w:r>
-        <w:t xml:space="preserve"> </w:t>
-      </w:r>
-      <w:r>
-        <w:t xml:space="preserve">happens instead.</w:t>
-      </w:r>
-    </w:p>
-    <w:bookmarkEnd w:id="51"/>
-    <w:bookmarkStart w:id="52" w:name="telling-hits"/>
-    <w:p>
-      <w:pPr>
-        <w:pStyle w:val="Heading2"/>
-      </w:pPr>
-      <w:r>
-        <w:t xml:space="preserve">Telling hits</w:t>
-      </w:r>
-    </w:p>
-    <w:p>
-      <w:pPr>
-        <w:pStyle w:val="FirstParagraph"/>
-      </w:pPr>
-      <w:r>
-        <w:t xml:space="preserve">A really good shot, or a blow that lands exactly where it was meant to, lets the attacker say what it does.</w:t>
-      </w:r>
-    </w:p>
-    <w:p>
-      <w:pPr>
-        <w:numPr>
-          <w:ilvl w:val="0"/>
-          <w:numId w:val="1006"/>
-        </w:numPr>
-        <w:pStyle w:val="Compact"/>
-      </w:pPr>
-      <w:r>
-        <w:rPr>
-          <w:bCs/>
-          <w:b/>
-        </w:rPr>
-        <w:t xml:space="preserve">A telling hit</w:t>
-      </w:r>
-      <w:r>
-        <w:t xml:space="preserve"> </w:t>
-      </w:r>
-      <w:r>
-        <w:t xml:space="preserve">is an attack that succeeds by</w:t>
-      </w:r>
-      <w:r>
-        <w:t xml:space="preserve"> </w:t>
-      </w:r>
-      <w:r>
-        <w:rPr>
-          <w:bCs/>
-          <w:b/>
-        </w:rPr>
-        <w:t xml:space="preserve">5 or more</w:t>
-      </w:r>
-      <w:r>
-        <w:t xml:space="preserve">, or on a natural 3 or 4, and isn’t stopped by a defense. The attacker picks</w:t>
-      </w:r>
-      <w:r>
-        <w:t xml:space="preserve"> </w:t>
-      </w:r>
-      <w:r>
-        <w:rPr>
-          <w:bCs/>
-          <w:b/>
-        </w:rPr>
-        <w:t xml:space="preserve">one effect</w:t>
-      </w:r>
-      <w:r>
-        <w:t xml:space="preserve"> </w:t>
-      </w:r>
-      <w:r>
-        <w:t xml:space="preserve">below and describes it. The weapon still marks its usual boxes.</w:t>
-      </w:r>
-    </w:p>
-    <w:p>
-      <w:pPr>
-        <w:numPr>
-          <w:ilvl w:val="0"/>
-          <w:numId w:val="1006"/>
-        </w:numPr>
-        <w:pStyle w:val="Compact"/>
-      </w:pPr>
-      <w:r>
-        <w:rPr>
-          <w:bCs/>
-          <w:b/>
-        </w:rPr>
-        <w:t xml:space="preserve">A called shot.</w:t>
-      </w:r>
-      <w:r>
-        <w:t xml:space="preserve"> </w:t>
-      </w:r>
-      <w:r>
-        <w:t xml:space="preserve">Before rolling, name the effect you want and take −2 on the attack, or −4 for a small target (a hand, an eye, a rope, a lock). If the attack hits at all, the effect happens, whatever the margin. An advantage that rewards aiming cuts this penalty by 1.</w:t>
-      </w:r>
-    </w:p>
-    <w:p>
-      <w:pPr>
-        <w:numPr>
-          <w:ilvl w:val="0"/>
-          <w:numId w:val="1006"/>
-        </w:numPr>
-        <w:pStyle w:val="Compact"/>
-      </w:pPr>
-      <w:r>
-        <w:rPr>
-          <w:bCs/>
-          <w:b/>
-        </w:rPr>
-        <w:t xml:space="preserve">Both ways.</w:t>
-      </w:r>
-      <w:r>
-        <w:t xml:space="preserve"> </w:t>
-      </w:r>
-      <w:r>
-        <w:t xml:space="preserve">Opponents land telling hits on characters too.</w:t>
+        <w:t xml:space="preserve">When a mission turns on an unknown subject (a creature, a rival’s power, a strange device), the GM sets up a</w:t>
+      </w:r>
+      <w:r>
+        <w:t xml:space="preserve"> </w:t>
+      </w:r>
+      <w:r>
+        <w:rPr>
+          <w:bCs/>
+          <w:b/>
+        </w:rPr>
+        <w:t xml:space="preserve">discovery clock</w:t>
+      </w:r>
+      <w:r>
+        <w:t xml:space="preserve">. It fills in three phases, and filling it mints a</w:t>
+      </w:r>
+      <w:r>
+        <w:t xml:space="preserve"> </w:t>
+      </w:r>
+      <w:r>
+        <w:rPr>
+          <w:bCs/>
+          <w:b/>
+        </w:rPr>
+        <w:t xml:space="preserve">card</w:t>
+      </w:r>
+      <w:r>
+        <w:t xml:space="preserve">: what the characters learned, kept for good. A character’s cards are their</w:t>
+      </w:r>
+      <w:r>
+        <w:t xml:space="preserve"> </w:t>
+      </w:r>
+      <w:r>
+        <w:rPr>
+          <w:bCs/>
+          <w:b/>
+        </w:rPr>
+        <w:t xml:space="preserve">collection</w:t>
+      </w:r>
+      <w:r>
+        <w:t xml:space="preserve">.</w:t>
       </w:r>
     </w:p>
     <w:tbl>
@@ -2695,7 +2390,7 @@
                 <w:b/>
                 <w:sz w:val="19"/>
               </w:rPr>
-              <w:t xml:space="preserve">Effect</w:t>
+              <w:t xml:space="preserve">Phase</w:t>
             </w:r>
           </w:p>
         </w:tc>
@@ -2713,7 +2408,7 @@
                 <w:b/>
                 <w:sz w:val="19"/>
               </w:rPr>
-              <w:t xml:space="preserve">What happens</w:t>
+              <w:t xml:space="preserve">What it means</w:t>
             </w:r>
           </w:p>
         </w:tc>
@@ -2731,22 +2426,22 @@
                 <w:b/>
                 <w:sz w:val="19"/>
               </w:rPr>
-              <w:t xml:space="preserve">Disarm</w:t>
-            </w:r>
-          </w:p>
-        </w:tc>
-        <w:tc>
-          <w:tcPr/>
-          <w:p>
-            <w:pPr>
-              <w:pStyle w:val="Compact"/>
-              <w:jc w:val="left"/>
-            </w:pPr>
-            <w:r>
-              <w:rPr>
-                <w:sz w:val="19"/>
-              </w:rPr>
-              <w:t xml:space="preserve">The weapon or held item drops, or flies a few yards away</w:t>
+              <w:t xml:space="preserve">1. Confront the unknown</w:t>
+            </w:r>
+          </w:p>
+        </w:tc>
+        <w:tc>
+          <w:tcPr/>
+          <w:p>
+            <w:pPr>
+              <w:pStyle w:val="Compact"/>
+              <w:jc w:val="left"/>
+            </w:pPr>
+            <w:r>
+              <w:rPr>
+                <w:sz w:val="19"/>
+              </w:rPr>
+              <w:t xml:space="preserve">Effects without a cause. You may suspect, but nothing is confirmed.</w:t>
             </w:r>
           </w:p>
         </w:tc>
@@ -2764,22 +2459,22 @@
                 <w:b/>
                 <w:sz w:val="19"/>
               </w:rPr>
-              <w:t xml:space="preserve">Knock down</w:t>
-            </w:r>
-          </w:p>
-        </w:tc>
-        <w:tc>
-          <w:tcPr/>
-          <w:p>
-            <w:pPr>
-              <w:pStyle w:val="Compact"/>
-              <w:jc w:val="left"/>
-            </w:pPr>
-            <w:r>
-              <w:rPr>
-                <w:sz w:val="19"/>
-              </w:rPr>
-              <w:t xml:space="preserve">The target falls prone, or is driven back a few steps</w:t>
+              <w:t xml:space="preserve">2. Identify</w:t>
+            </w:r>
+          </w:p>
+        </w:tc>
+        <w:tc>
+          <w:tcPr/>
+          <w:p>
+            <w:pPr>
+              <w:pStyle w:val="Compact"/>
+              <w:jc w:val="left"/>
+            </w:pPr>
+            <w:r>
+              <w:rPr>
+                <w:sz w:val="19"/>
+              </w:rPr>
+              <w:t xml:space="preserve">Name the subject. This is the gate: until its identity is confirmed, no card applies, and the GM treats your theories as suspicion only.</w:t>
             </w:r>
           </w:p>
         </w:tc>
@@ -2797,22 +2492,716 @@
                 <w:b/>
                 <w:sz w:val="19"/>
               </w:rPr>
-              <w:t xml:space="preserve">Pin</w:t>
-            </w:r>
-          </w:p>
-        </w:tc>
-        <w:tc>
-          <w:tcPr/>
-          <w:p>
-            <w:pPr>
-              <w:pStyle w:val="Compact"/>
-              <w:jc w:val="left"/>
-            </w:pPr>
-            <w:r>
-              <w:rPr>
-                <w:sz w:val="19"/>
-              </w:rPr>
-              <w:t xml:space="preserve">The target is held, tangled or pinned down: their next action goes to getting free</w:t>
+              <w:t xml:space="preserve">3. Uncover</w:t>
+            </w:r>
+          </w:p>
+        </w:tc>
+        <w:tc>
+          <w:tcPr/>
+          <w:p>
+            <w:pPr>
+              <w:pStyle w:val="Compact"/>
+              <w:jc w:val="left"/>
+            </w:pPr>
+            <w:r>
+              <w:rPr>
+                <w:sz w:val="19"/>
+              </w:rPr>
+              <w:t xml:space="preserve">Learn how it is beaten or used. Filling this phase fills the clock and mints a card.</w:t>
+            </w:r>
+          </w:p>
+        </w:tc>
+      </w:tr>
+    </w:tbl>
+    <w:p>
+      <w:pPr>
+        <w:numPr>
+          <w:ilvl w:val="0"/>
+          <w:numId w:val="1005"/>
+        </w:numPr>
+        <w:pStyle w:val="Compact"/>
+      </w:pPr>
+      <w:r>
+        <w:rPr>
+          <w:bCs/>
+          <w:b/>
+        </w:rPr>
+        <w:t xml:space="preserve">Sizing.</w:t>
+      </w:r>
+      <w:r>
+        <w:t xml:space="preserve"> </w:t>
+      </w:r>
+      <w:r>
+        <w:t xml:space="preserve">The GM decides how many segments each phase needs (usually 1–2 to Confront, 2–3 to Identify, 2–3 to Uncover) and which methods can advance it, and shows the clock to the players.</w:t>
+      </w:r>
+    </w:p>
+    <w:p>
+      <w:pPr>
+        <w:numPr>
+          <w:ilvl w:val="0"/>
+          <w:numId w:val="1005"/>
+        </w:numPr>
+        <w:pStyle w:val="Compact"/>
+      </w:pPr>
+      <w:r>
+        <w:rPr>
+          <w:bCs/>
+          <w:b/>
+        </w:rPr>
+        <w:t xml:space="preserve">Advancing.</w:t>
+      </w:r>
+      <w:r>
+        <w:t xml:space="preserve"> </w:t>
+      </w:r>
+      <w:r>
+        <w:t xml:space="preserve">Each roll that advances the clock uses a concrete</w:t>
+      </w:r>
+      <w:r>
+        <w:t xml:space="preserve"> </w:t>
+      </w:r>
+      <w:r>
+        <w:rPr>
+          <w:bCs/>
+          <w:b/>
+        </w:rPr>
+        <w:t xml:space="preserve">method</w:t>
+      </w:r>
+      <w:r>
+        <w:t xml:space="preserve"> </w:t>
+      </w:r>
+      <w:r>
+        <w:t xml:space="preserve">tied to a skill (below): one segment for a success, two for success by 5 or more. The clock stops at the end of Identify until the subject is confirmed: segments never spill past the gate.</w:t>
+      </w:r>
+    </w:p>
+    <w:p>
+      <w:pPr>
+        <w:numPr>
+          <w:ilvl w:val="0"/>
+          <w:numId w:val="1005"/>
+        </w:numPr>
+        <w:pStyle w:val="Compact"/>
+      </w:pPr>
+      <w:r>
+        <w:rPr>
+          <w:bCs/>
+          <w:b/>
+        </w:rPr>
+        <w:t xml:space="preserve">The primary investigator.</w:t>
+      </w:r>
+      <w:r>
+        <w:t xml:space="preserve"> </w:t>
+      </w:r>
+      <w:r>
+        <w:t xml:space="preserve">One character leads and owns the card. Others</w:t>
+      </w:r>
+      <w:r>
+        <w:t xml:space="preserve"> </w:t>
+      </w:r>
+      <w:r>
+        <w:rPr>
+          <w:bCs/>
+          <w:b/>
+        </w:rPr>
+        <w:t xml:space="preserve">assist</w:t>
+      </w:r>
+      <w:r>
+        <w:t xml:space="preserve"> </w:t>
+      </w:r>
+      <w:r>
+        <w:t xml:space="preserve">under the usual assistance rules, rolling a relevant skill. A character who holds a relevant card can assist with a method they couldn’t otherwise bring (the card is why they’re qualified); it adds nothing beyond the normal assistance.</w:t>
+      </w:r>
+    </w:p>
+    <w:p>
+      <w:pPr>
+        <w:numPr>
+          <w:ilvl w:val="0"/>
+          <w:numId w:val="1005"/>
+        </w:numPr>
+        <w:pStyle w:val="Compact"/>
+      </w:pPr>
+      <w:r>
+        <w:rPr>
+          <w:bCs/>
+          <w:b/>
+        </w:rPr>
+        <w:t xml:space="preserve">Pushing.</w:t>
+      </w:r>
+      <w:r>
+        <w:t xml:space="preserve"> </w:t>
+      </w:r>
+      <w:r>
+        <w:t xml:space="preserve">A player can push to dig faster or harder: a success advances one extra segment, but a track ticks (below) whatever the roll.</w:t>
+      </w:r>
+    </w:p>
+    <w:bookmarkStart w:id="48" w:name="the-card"/>
+    <w:p>
+      <w:pPr>
+        <w:pStyle w:val="Heading3"/>
+      </w:pPr>
+      <w:r>
+        <w:t xml:space="preserve">The card</w:t>
+      </w:r>
+    </w:p>
+    <w:p>
+      <w:pPr>
+        <w:pStyle w:val="FirstParagraph"/>
+      </w:pPr>
+      <w:r>
+        <w:t xml:space="preserve">A card grants</w:t>
+      </w:r>
+      <w:r>
+        <w:t xml:space="preserve"> </w:t>
+      </w:r>
+      <w:r>
+        <w:rPr>
+          <w:bCs/>
+          <w:b/>
+        </w:rPr>
+        <w:t xml:space="preserve">no bonus</w:t>
+      </w:r>
+      <w:r>
+        <w:t xml:space="preserve"> </w:t>
+      </w:r>
+      <w:r>
+        <w:t xml:space="preserve">to any roll. It is an earned permission: knowledge that makes possible an action otherwise forbidden or unavailable against that subject. Without it, the GM can rule that the action isn’t possible: you can’t aim for a heart you don’t know is the weakness, or speak a name you never learned. A card can authorize a called shot or a telling-hit effect that would otherwise be unavailable.</w:t>
+      </w:r>
+    </w:p>
+    <w:p>
+      <w:pPr>
+        <w:numPr>
+          <w:ilvl w:val="0"/>
+          <w:numId w:val="1006"/>
+        </w:numPr>
+        <w:pStyle w:val="Compact"/>
+      </w:pPr>
+      <w:r>
+        <w:t xml:space="preserve">A card never helps confirm its own subject: holding one doesn’t prove this is that. It applies once the Identify phase has confirmed it.</w:t>
+      </w:r>
+    </w:p>
+    <w:p>
+      <w:pPr>
+        <w:numPr>
+          <w:ilvl w:val="0"/>
+          <w:numId w:val="1006"/>
+        </w:numPr>
+        <w:pStyle w:val="Compact"/>
+      </w:pPr>
+      <w:r>
+        <w:rPr>
+          <w:bCs/>
+          <w:b/>
+        </w:rPr>
+        <w:t xml:space="preserve">Shared copies.</w:t>
+      </w:r>
+      <w:r>
+        <w:t xml:space="preserve"> </w:t>
+      </w:r>
+      <w:r>
+        <w:t xml:space="preserve">Every character present when the card is minted (the climactic confrontation or the breakthrough) gets a shared copy; the primary investigator is recorded as its owner. An absent character doesn’t, though a holder can teach it to them later with the GM’s agreement.</w:t>
+      </w:r>
+    </w:p>
+    <w:p>
+      <w:pPr>
+        <w:numPr>
+          <w:ilvl w:val="0"/>
+          <w:numId w:val="1006"/>
+        </w:numPr>
+        <w:pStyle w:val="Compact"/>
+      </w:pPr>
+      <w:r>
+        <w:rPr>
+          <w:bCs/>
+          <w:b/>
+        </w:rPr>
+        <w:t xml:space="preserve">What it records.</w:t>
+      </w:r>
+      <w:r>
+        <w:t xml:space="preserve"> </w:t>
+      </w:r>
+      <w:r>
+        <w:t xml:space="preserve">The subject (its tag), what was learned, what it permits, the mission where it was earned, its owner, and who was there. It’s kept on the character sheet, under</w:t>
+      </w:r>
+      <w:r>
+        <w:t xml:space="preserve"> </w:t>
+      </w:r>
+      <w:r>
+        <w:rPr>
+          <w:iCs/>
+          <w:i/>
+        </w:rPr>
+        <w:t xml:space="preserve">Learned in play</w:t>
+      </w:r>
+      <w:r>
+        <w:t xml:space="preserve">.</w:t>
+      </w:r>
+    </w:p>
+    <w:bookmarkEnd w:id="48"/>
+    <w:bookmarkStart w:id="49" w:name="the-threat-clock"/>
+    <w:p>
+      <w:pPr>
+        <w:pStyle w:val="Heading3"/>
+      </w:pPr>
+      <w:r>
+        <w:t xml:space="preserve">The threat clock</w:t>
+      </w:r>
+    </w:p>
+    <w:p>
+      <w:pPr>
+        <w:pStyle w:val="FirstParagraph"/>
+      </w:pPr>
+      <w:r>
+        <w:t xml:space="preserve">A discovery clock always races a threat clock. The setting names the threat clock and what happens when it fills: a creature claiming another victim, a villain escalating, a reactor going critical.</w:t>
+      </w:r>
+    </w:p>
+    <w:bookmarkEnd w:id="49"/>
+    <w:bookmarkStart w:id="50" w:name="what-investigating-costs"/>
+    <w:p>
+      <w:pPr>
+        <w:pStyle w:val="Heading3"/>
+      </w:pPr>
+      <w:r>
+        <w:t xml:space="preserve">What investigating costs</w:t>
+      </w:r>
+    </w:p>
+    <w:p>
+      <w:pPr>
+        <w:pStyle w:val="FirstParagraph"/>
+      </w:pPr>
+      <w:r>
+        <w:t xml:space="preserve">When an investigation roll fails, or a player pushes, one of the setting’s shared tracks ticks up by one, chosen by how the party is digging. A failed roll can still turn up a lead when the story allows it, but the track still ticks.</w:t>
+      </w:r>
+    </w:p>
+    <w:p>
+      <w:pPr>
+        <w:pStyle w:val="BodyText"/>
+      </w:pPr>
+      <w:r>
+        <w:rPr>
+          <w:iCs/>
+          <w:i/>
+        </w:rPr>
+        <w:t xml:space="preserve">Your setting pack names the card, the threat clock, the tracks investigating pushes, and the methods.</w:t>
+      </w:r>
+    </w:p>
+    <w:bookmarkEnd w:id="50"/>
+    <w:bookmarkEnd w:id="51"/>
+    <w:bookmarkStart w:id="52" w:name="chases"/>
+    <w:p>
+      <w:pPr>
+        <w:pStyle w:val="Heading2"/>
+      </w:pPr>
+      <w:r>
+        <w:t xml:space="preserve">Chases</w:t>
+      </w:r>
+    </w:p>
+    <w:p>
+      <w:pPr>
+        <w:pStyle w:val="FirstParagraph"/>
+      </w:pPr>
+      <w:r>
+        <w:t xml:space="preserve">Run a chase as a progress clock for the pursuers against a danger clock for the quarry’s escape. Each exchange, the characters roll the skill that moves them (the chase skill, or Athletics on foot): success ticks the pursuers’ clock, failure ticks the escape. Terrain, a tired mount or a damaged engine, and attacks made on the move (at −2) adjust the rolls.</w:t>
+      </w:r>
+    </w:p>
+    <w:bookmarkEnd w:id="52"/>
+    <w:bookmarkEnd w:id="53"/>
+    <w:bookmarkStart w:id="63" w:name="personal-combat"/>
+    <w:p>
+      <w:pPr>
+        <w:pStyle w:val="Heading1"/>
+      </w:pPr>
+      <w:r>
+        <w:t xml:space="preserve">Personal combat</w:t>
+      </w:r>
+    </w:p>
+    <w:bookmarkStart w:id="54" w:name="turn-order-and-actions"/>
+    <w:p>
+      <w:pPr>
+        <w:pStyle w:val="Heading2"/>
+      </w:pPr>
+      <w:r>
+        <w:t xml:space="preserve">Turn order and actions</w:t>
+      </w:r>
+    </w:p>
+    <w:p>
+      <w:pPr>
+        <w:pStyle w:val="FirstParagraph"/>
+      </w:pPr>
+      <w:r>
+        <w:t xml:space="preserve">Act in descending Agility order. Players choose the order of tied characters; the GM resolves other ties. A round lasts a few seconds. On your turn, move a short distance (up to 10 yards: the Close band below) and take one meaningful action, such as attacking, reloading, helping, or attempting a task.</w:t>
+      </w:r>
+    </w:p>
+    <w:bookmarkEnd w:id="54"/>
+    <w:bookmarkStart w:id="55" w:name="attacking-and-defending"/>
+    <w:p>
+      <w:pPr>
+        <w:pStyle w:val="Heading2"/>
+      </w:pPr>
+      <w:r>
+        <w:t xml:space="preserve">Attacking and defending</w:t>
+      </w:r>
+    </w:p>
+    <w:p>
+      <w:pPr>
+        <w:pStyle w:val="FirstParagraph"/>
+      </w:pPr>
+      <w:r>
+        <w:t xml:space="preserve">Roll a ranged skill for a ranged attack, a melee skill for a weapon in hand, or an unarmed skill for fists and grappling. If the attack succeeds, an aware target able to move may</w:t>
+      </w:r>
+      <w:r>
+        <w:t xml:space="preserve"> </w:t>
+      </w:r>
+      <w:r>
+        <w:rPr>
+          <w:bCs/>
+          <w:b/>
+        </w:rPr>
+        <w:t xml:space="preserve">defend</w:t>
+      </w:r>
+      <w:r>
+        <w:t xml:space="preserve">: Dodge, Parry or Block. A successful defense cancels the hit. Apply injury penalties to every defense.</w:t>
+      </w:r>
+    </w:p>
+    <w:p>
+      <w:pPr>
+        <w:numPr>
+          <w:ilvl w:val="0"/>
+          <w:numId w:val="1007"/>
+        </w:numPr>
+        <w:pStyle w:val="Compact"/>
+      </w:pPr>
+      <w:r>
+        <w:rPr>
+          <w:bCs/>
+          <w:b/>
+        </w:rPr>
+        <w:t xml:space="preserve">One defense a round.</w:t>
+      </w:r>
+      <w:r>
+        <w:t xml:space="preserve"> </w:t>
+      </w:r>
+      <w:r>
+        <w:t xml:space="preserve">A target gets one defense a round, between its turns, and chooses which when an attack hits. The</w:t>
+      </w:r>
+      <w:r>
+        <w:t xml:space="preserve"> </w:t>
+      </w:r>
+      <w:r>
+        <w:rPr>
+          <w:bCs/>
+          <w:b/>
+        </w:rPr>
+        <w:t xml:space="preserve">Additional Defense</w:t>
+      </w:r>
+      <w:r>
+        <w:t xml:space="preserve"> </w:t>
+      </w:r>
+      <w:r>
+        <w:t xml:space="preserve">Edge gives a second.</w:t>
+      </w:r>
+    </w:p>
+    <w:p>
+      <w:pPr>
+        <w:numPr>
+          <w:ilvl w:val="0"/>
+          <w:numId w:val="1007"/>
+        </w:numPr>
+        <w:pStyle w:val="Compact"/>
+      </w:pPr>
+      <w:r>
+        <w:rPr>
+          <w:bCs/>
+          <w:b/>
+        </w:rPr>
+        <w:t xml:space="preserve">Dodge</w:t>
+      </w:r>
+      <w:r>
+        <w:t xml:space="preserve"> </w:t>
+      </w:r>
+      <w:r>
+        <w:t xml:space="preserve">is Agility −2, with +1 for Trained Athletics or +2 for Athletics as a Specialty or Expert.</w:t>
+      </w:r>
+    </w:p>
+    <w:p>
+      <w:pPr>
+        <w:numPr>
+          <w:ilvl w:val="0"/>
+          <w:numId w:val="1007"/>
+        </w:numPr>
+        <w:pStyle w:val="Compact"/>
+      </w:pPr>
+      <w:r>
+        <w:rPr>
+          <w:bCs/>
+          <w:b/>
+        </w:rPr>
+        <w:t xml:space="preserve">Parry.</w:t>
+      </w:r>
+      <w:r>
+        <w:t xml:space="preserve"> </w:t>
+      </w:r>
+      <w:r>
+        <w:t xml:space="preserve">Against a weapon in hand or fists, roll a melee skill −3 with a weapon in hand, or an unarmed skill −3 bare-handed against fists. An open hand can’t parry a blade, claws or fangs. A second parry in the same round (with Additional Defense) is a further −2. Nobody parries a shot or a missile.</w:t>
+      </w:r>
+    </w:p>
+    <w:p>
+      <w:pPr>
+        <w:numPr>
+          <w:ilvl w:val="0"/>
+          <w:numId w:val="1007"/>
+        </w:numPr>
+        <w:pStyle w:val="Compact"/>
+      </w:pPr>
+      <w:r>
+        <w:rPr>
+          <w:bCs/>
+          <w:b/>
+        </w:rPr>
+        <w:t xml:space="preserve">Block.</w:t>
+      </w:r>
+      <w:r>
+        <w:t xml:space="preserve"> </w:t>
+      </w:r>
+      <w:r>
+        <w:t xml:space="preserve">With a shield, or anything that can stand in for one (a chair, a plank, a crate lid), you can block a weapon in hand, fists, or a thrown or loosed missile: roll a melee skill −2, plus the shield’s bonus. Nothing you can lift blocks a gunshot or a blast. An improvised shield breaks the first time it blocks a hit of 2 or more boxes.</w:t>
+      </w:r>
+    </w:p>
+    <w:p>
+      <w:pPr>
+        <w:numPr>
+          <w:ilvl w:val="0"/>
+          <w:numId w:val="1007"/>
+        </w:numPr>
+        <w:pStyle w:val="Compact"/>
+      </w:pPr>
+      <w:r>
+        <w:rPr>
+          <w:bCs/>
+          <w:b/>
+        </w:rPr>
+        <w:t xml:space="preserve">Attack quality.</w:t>
+      </w:r>
+      <w:r>
+        <w:t xml:space="preserve"> </w:t>
+      </w:r>
+      <w:r>
+        <w:t xml:space="preserve">A clean hit is harder to escape. When an attack succeeds by 3 or 4, the defense is at −1; by 5 or 6, −2; by 7 or more, −3.</w:t>
+      </w:r>
+    </w:p>
+    <w:p>
+      <w:pPr>
+        <w:numPr>
+          <w:ilvl w:val="0"/>
+          <w:numId w:val="1007"/>
+        </w:numPr>
+        <w:pStyle w:val="Compact"/>
+      </w:pPr>
+      <w:r>
+        <w:rPr>
+          <w:bCs/>
+          <w:b/>
+        </w:rPr>
+        <w:t xml:space="preserve">Aim.</w:t>
+      </w:r>
+      <w:r>
+        <w:t xml:space="preserve"> </w:t>
+      </w:r>
+      <w:r>
+        <w:t xml:space="preserve">Spend your action aiming at a target you can see: +1 to your next attack against it. An advantage that rewards aiming adds its bonus to this.</w:t>
+      </w:r>
+    </w:p>
+    <w:p>
+      <w:pPr>
+        <w:pStyle w:val="FirstParagraph"/>
+      </w:pPr>
+      <w:r>
+        <w:t xml:space="preserve">Solid cover blocks a shot. Partial cover imposes −2 on the attack. Weapon effects apply after a hit survives any defense. Success margin does not increase damage: a great hit decides</w:t>
+      </w:r>
+      <w:r>
+        <w:t xml:space="preserve"> </w:t>
+      </w:r>
+      <w:r>
+        <w:rPr>
+          <w:iCs/>
+          <w:i/>
+        </w:rPr>
+        <w:t xml:space="preserve">what</w:t>
+      </w:r>
+      <w:r>
+        <w:t xml:space="preserve"> </w:t>
+      </w:r>
+      <w:r>
+        <w:t xml:space="preserve">happens instead.</w:t>
+      </w:r>
+    </w:p>
+    <w:bookmarkEnd w:id="55"/>
+    <w:bookmarkStart w:id="56" w:name="telling-hits"/>
+    <w:p>
+      <w:pPr>
+        <w:pStyle w:val="Heading2"/>
+      </w:pPr>
+      <w:r>
+        <w:t xml:space="preserve">Telling hits</w:t>
+      </w:r>
+    </w:p>
+    <w:p>
+      <w:pPr>
+        <w:pStyle w:val="FirstParagraph"/>
+      </w:pPr>
+      <w:r>
+        <w:t xml:space="preserve">A really good shot, or a blow that lands exactly where it was meant to, lets the attacker say what it does.</w:t>
+      </w:r>
+    </w:p>
+    <w:p>
+      <w:pPr>
+        <w:numPr>
+          <w:ilvl w:val="0"/>
+          <w:numId w:val="1008"/>
+        </w:numPr>
+        <w:pStyle w:val="Compact"/>
+      </w:pPr>
+      <w:r>
+        <w:rPr>
+          <w:bCs/>
+          <w:b/>
+        </w:rPr>
+        <w:t xml:space="preserve">A telling hit</w:t>
+      </w:r>
+      <w:r>
+        <w:t xml:space="preserve"> </w:t>
+      </w:r>
+      <w:r>
+        <w:t xml:space="preserve">is an attack that succeeds by</w:t>
+      </w:r>
+      <w:r>
+        <w:t xml:space="preserve"> </w:t>
+      </w:r>
+      <w:r>
+        <w:rPr>
+          <w:bCs/>
+          <w:b/>
+        </w:rPr>
+        <w:t xml:space="preserve">5 or more</w:t>
+      </w:r>
+      <w:r>
+        <w:t xml:space="preserve">, or on a natural 3 or 4, and isn’t stopped by a defense. The attacker picks</w:t>
+      </w:r>
+      <w:r>
+        <w:t xml:space="preserve"> </w:t>
+      </w:r>
+      <w:r>
+        <w:rPr>
+          <w:bCs/>
+          <w:b/>
+        </w:rPr>
+        <w:t xml:space="preserve">one effect</w:t>
+      </w:r>
+      <w:r>
+        <w:t xml:space="preserve"> </w:t>
+      </w:r>
+      <w:r>
+        <w:t xml:space="preserve">below and describes it. The weapon still marks its usual boxes.</w:t>
+      </w:r>
+    </w:p>
+    <w:p>
+      <w:pPr>
+        <w:numPr>
+          <w:ilvl w:val="0"/>
+          <w:numId w:val="1008"/>
+        </w:numPr>
+        <w:pStyle w:val="Compact"/>
+      </w:pPr>
+      <w:r>
+        <w:rPr>
+          <w:bCs/>
+          <w:b/>
+        </w:rPr>
+        <w:t xml:space="preserve">A called shot.</w:t>
+      </w:r>
+      <w:r>
+        <w:t xml:space="preserve"> </w:t>
+      </w:r>
+      <w:r>
+        <w:t xml:space="preserve">Before rolling, name the effect you want and take −2 on the attack, or −4 for a small target (a hand, an eye, a rope, a lock). If the attack hits at all, the effect happens, whatever the margin. An advantage that rewards aiming cuts this penalty by 1.</w:t>
+      </w:r>
+    </w:p>
+    <w:p>
+      <w:pPr>
+        <w:numPr>
+          <w:ilvl w:val="0"/>
+          <w:numId w:val="1008"/>
+        </w:numPr>
+        <w:pStyle w:val="Compact"/>
+      </w:pPr>
+      <w:r>
+        <w:rPr>
+          <w:bCs/>
+          <w:b/>
+        </w:rPr>
+        <w:t xml:space="preserve">Both ways.</w:t>
+      </w:r>
+      <w:r>
+        <w:t xml:space="preserve"> </w:t>
+      </w:r>
+      <w:r>
+        <w:t xml:space="preserve">Opponents land telling hits on characters too.</w:t>
+      </w:r>
+    </w:p>
+    <w:tbl>
+      <w:tblPr>
+        <w:tblStyle w:val="Table"/>
+        <w:tblW w:type="pct" w:w="5000"/>
+        <w:tblLook w:firstRow="1" w:lastRow="0" w:firstColumn="0" w:lastColumn="0" w:noHBand="0" w:noVBand="0" w:val="0020"/>
+        <w:jc w:val="start"/>
+        <w:tblBorders>
+          <w:top w:val="single" w:sz="4" w:color="B8C2D3"/>
+          <w:left w:val="single" w:sz="4" w:color="B8C2D3"/>
+          <w:bottom w:val="single" w:sz="4" w:color="B8C2D3"/>
+          <w:right w:val="single" w:sz="4" w:color="B8C2D3"/>
+          <w:insideH w:val="single" w:sz="4" w:color="B8C2D3"/>
+          <w:insideV w:val="single" w:sz="4" w:color="B8C2D3"/>
+        </w:tblBorders>
+      </w:tblPr>
+      <w:tblGrid>
+        <w:gridCol w:w="3960"/>
+        <w:gridCol w:w="3960"/>
+      </w:tblGrid>
+      <w:tr>
+        <w:trPr>
+          <w:tblHeader w:val="true"/>
+        </w:trPr>
+        <w:tc>
+          <w:tcPr>
+            <w:shd w:val="clear" w:fill="E9EEF6"/>
+          </w:tcPr>
+          <w:p>
+            <w:pPr>
+              <w:pStyle w:val="Compact"/>
+              <w:jc w:val="left"/>
+            </w:pPr>
+            <w:r>
+              <w:rPr>
+                <w:b/>
+                <w:sz w:val="19"/>
+              </w:rPr>
+              <w:t xml:space="preserve">Effect</w:t>
+            </w:r>
+          </w:p>
+        </w:tc>
+        <w:tc>
+          <w:tcPr>
+            <w:shd w:val="clear" w:fill="E9EEF6"/>
+          </w:tcPr>
+          <w:p>
+            <w:pPr>
+              <w:pStyle w:val="Compact"/>
+              <w:jc w:val="left"/>
+            </w:pPr>
+            <w:r>
+              <w:rPr>
+                <w:b/>
+                <w:sz w:val="19"/>
+              </w:rPr>
+              <w:t xml:space="preserve">What happens</w:t>
             </w:r>
           </w:p>
         </w:tc>
@@ -2830,22 +3219,22 @@
                 <w:b/>
                 <w:sz w:val="19"/>
               </w:rPr>
-              <w:t xml:space="preserve">Rattle</w:t>
-            </w:r>
-          </w:p>
-        </w:tc>
-        <w:tc>
-          <w:tcPr/>
-          <w:p>
-            <w:pPr>
-              <w:pStyle w:val="Compact"/>
-              <w:jc w:val="left"/>
-            </w:pPr>
-            <w:r>
-              <w:rPr>
-                <w:sz w:val="19"/>
-              </w:rPr>
-              <w:t xml:space="preserve">−2 to the target’s next roll</w:t>
+              <w:t xml:space="preserve">Disarm</w:t>
+            </w:r>
+          </w:p>
+        </w:tc>
+        <w:tc>
+          <w:tcPr/>
+          <w:p>
+            <w:pPr>
+              <w:pStyle w:val="Compact"/>
+              <w:jc w:val="left"/>
+            </w:pPr>
+            <w:r>
+              <w:rPr>
+                <w:sz w:val="19"/>
+              </w:rPr>
+              <w:t xml:space="preserve">The weapon or held item drops, or flies a few yards away</w:t>
             </w:r>
           </w:p>
         </w:tc>
@@ -2863,22 +3252,22 @@
                 <w:b/>
                 <w:sz w:val="19"/>
               </w:rPr>
-              <w:t xml:space="preserve">Break gear</w:t>
-            </w:r>
-          </w:p>
-        </w:tc>
-        <w:tc>
-          <w:tcPr/>
-          <w:p>
-            <w:pPr>
-              <w:pStyle w:val="Compact"/>
-              <w:jc w:val="left"/>
-            </w:pPr>
-            <w:r>
-              <w:rPr>
-                <w:sz w:val="19"/>
-              </w:rPr>
-              <w:t xml:space="preserve">A shield, weapon or tool breaks; armor loses 1 protection until it’s repaired</w:t>
+              <w:t xml:space="preserve">Knock down</w:t>
+            </w:r>
+          </w:p>
+        </w:tc>
+        <w:tc>
+          <w:tcPr/>
+          <w:p>
+            <w:pPr>
+              <w:pStyle w:val="Compact"/>
+              <w:jc w:val="left"/>
+            </w:pPr>
+            <w:r>
+              <w:rPr>
+                <w:sz w:val="19"/>
+              </w:rPr>
+              <w:t xml:space="preserve">The target falls prone, or is driven back a few steps</w:t>
             </w:r>
           </w:p>
         </w:tc>
@@ -2896,22 +3285,22 @@
                 <w:b/>
                 <w:sz w:val="19"/>
               </w:rPr>
-              <w:t xml:space="preserve">Open them up</w:t>
-            </w:r>
-          </w:p>
-        </w:tc>
-        <w:tc>
-          <w:tcPr/>
-          <w:p>
-            <w:pPr>
-              <w:pStyle w:val="Compact"/>
-              <w:jc w:val="left"/>
-            </w:pPr>
-            <w:r>
-              <w:rPr>
-                <w:sz w:val="19"/>
-              </w:rPr>
-              <w:t xml:space="preserve">The next attack on this target this round gets +2</w:t>
+              <w:t xml:space="preserve">Pin</w:t>
+            </w:r>
+          </w:p>
+        </w:tc>
+        <w:tc>
+          <w:tcPr/>
+          <w:p>
+            <w:pPr>
+              <w:pStyle w:val="Compact"/>
+              <w:jc w:val="left"/>
+            </w:pPr>
+            <w:r>
+              <w:rPr>
+                <w:sz w:val="19"/>
+              </w:rPr>
+              <w:t xml:space="preserve">The target is held, tangled or pinned down: their next action goes to getting free</w:t>
             </w:r>
           </w:p>
         </w:tc>
@@ -2929,6 +3318,105 @@
                 <w:b/>
                 <w:sz w:val="19"/>
               </w:rPr>
+              <w:t xml:space="preserve">Rattle</w:t>
+            </w:r>
+          </w:p>
+        </w:tc>
+        <w:tc>
+          <w:tcPr/>
+          <w:p>
+            <w:pPr>
+              <w:pStyle w:val="Compact"/>
+              <w:jc w:val="left"/>
+            </w:pPr>
+            <w:r>
+              <w:rPr>
+                <w:sz w:val="19"/>
+              </w:rPr>
+              <w:t xml:space="preserve">−2 to the target’s next roll</w:t>
+            </w:r>
+          </w:p>
+        </w:tc>
+      </w:tr>
+      <w:tr>
+        <w:tc>
+          <w:tcPr/>
+          <w:p>
+            <w:pPr>
+              <w:pStyle w:val="Compact"/>
+              <w:jc w:val="left"/>
+            </w:pPr>
+            <w:r>
+              <w:rPr>
+                <w:b/>
+                <w:sz w:val="19"/>
+              </w:rPr>
+              <w:t xml:space="preserve">Break gear</w:t>
+            </w:r>
+          </w:p>
+        </w:tc>
+        <w:tc>
+          <w:tcPr/>
+          <w:p>
+            <w:pPr>
+              <w:pStyle w:val="Compact"/>
+              <w:jc w:val="left"/>
+            </w:pPr>
+            <w:r>
+              <w:rPr>
+                <w:sz w:val="19"/>
+              </w:rPr>
+              <w:t xml:space="preserve">A shield, weapon or tool breaks; armor loses 1 protection until it’s repaired</w:t>
+            </w:r>
+          </w:p>
+        </w:tc>
+      </w:tr>
+      <w:tr>
+        <w:tc>
+          <w:tcPr/>
+          <w:p>
+            <w:pPr>
+              <w:pStyle w:val="Compact"/>
+              <w:jc w:val="left"/>
+            </w:pPr>
+            <w:r>
+              <w:rPr>
+                <w:b/>
+                <w:sz w:val="19"/>
+              </w:rPr>
+              <w:t xml:space="preserve">Open them up</w:t>
+            </w:r>
+          </w:p>
+        </w:tc>
+        <w:tc>
+          <w:tcPr/>
+          <w:p>
+            <w:pPr>
+              <w:pStyle w:val="Compact"/>
+              <w:jc w:val="left"/>
+            </w:pPr>
+            <w:r>
+              <w:rPr>
+                <w:sz w:val="19"/>
+              </w:rPr>
+              <w:t xml:space="preserve">The next attack on this target this round gets +2</w:t>
+            </w:r>
+          </w:p>
+        </w:tc>
+      </w:tr>
+      <w:tr>
+        <w:tc>
+          <w:tcPr/>
+          <w:p>
+            <w:pPr>
+              <w:pStyle w:val="Compact"/>
+              <w:jc w:val="left"/>
+            </w:pPr>
+            <w:r>
+              <w:rPr>
+                <w:b/>
+                <w:sz w:val="19"/>
+              </w:rPr>
               <w:t xml:space="preserve">Precise</w:t>
             </w:r>
           </w:p>
@@ -3002,8 +3490,8 @@
         <w:t xml:space="preserve">(once per fight) or by spending a Legend point. Either way, they still take the boxes.</w:t>
       </w:r>
     </w:p>
-    <w:bookmarkEnd w:id="52"/>
-    <w:bookmarkStart w:id="53" w:name="range"/>
+    <w:bookmarkEnd w:id="56"/>
+    <w:bookmarkStart w:id="57" w:name="range"/>
     <w:p>
       <w:pPr>
         <w:pStyle w:val="Heading2"/>
@@ -3369,8 +3857,8 @@
         <w:t xml:space="preserve">Moving: your move each turn covers the Close band. Give up your action to run and you cover Short instead.</w:t>
       </w:r>
     </w:p>
-    <w:bookmarkEnd w:id="53"/>
-    <w:bookmarkStart w:id="55" w:name="injury"/>
+    <w:bookmarkEnd w:id="57"/>
+    <w:bookmarkStart w:id="59" w:name="injury"/>
     <w:p>
       <w:pPr>
         <w:pStyle w:val="Heading2"/>
@@ -3659,7 +4147,7 @@
         <w:t xml:space="preserve">Injury penalties replace each other rather than stacking. They apply to movement, attacks, Dodge, and other tasks the injury physically hinders.</w:t>
       </w:r>
     </w:p>
-    <w:bookmarkStart w:id="54" w:name="dying-and-death"/>
+    <w:bookmarkStart w:id="58" w:name="dying-and-death"/>
     <w:p>
       <w:pPr>
         <w:pStyle w:val="Heading3"/>
@@ -3672,7 +4160,7 @@
       <w:pPr>
         <w:numPr>
           <w:ilvl w:val="0"/>
-          <w:numId w:val="1007"/>
+          <w:numId w:val="1009"/>
         </w:numPr>
         <w:pStyle w:val="Compact"/>
       </w:pPr>
@@ -3723,7 +4211,7 @@
       <w:pPr>
         <w:numPr>
           <w:ilvl w:val="0"/>
-          <w:numId w:val="1007"/>
+          <w:numId w:val="1009"/>
         </w:numPr>
         <w:pStyle w:val="Compact"/>
       </w:pPr>
@@ -3745,7 +4233,7 @@
       <w:pPr>
         <w:numPr>
           <w:ilvl w:val="0"/>
-          <w:numId w:val="1007"/>
+          <w:numId w:val="1009"/>
         </w:numPr>
         <w:pStyle w:val="Compact"/>
       </w:pPr>
@@ -3771,9 +4259,9 @@
         <w:t xml:space="preserve">Your protection is avoiding the hit: a defense (Dodge, Parry or Block), cover, and a Legend point, which reduces a hit by one box.</w:t>
       </w:r>
     </w:p>
-    <w:bookmarkEnd w:id="54"/>
-    <w:bookmarkEnd w:id="55"/>
-    <w:bookmarkStart w:id="56" w:name="weapons-and-damage"/>
+    <w:bookmarkEnd w:id="58"/>
+    <w:bookmarkEnd w:id="59"/>
+    <w:bookmarkStart w:id="60" w:name="weapons-and-damage"/>
     <w:p>
       <w:pPr>
         <w:pStyle w:val="Heading2"/>
@@ -3815,8 +4303,8 @@
         <w:t xml:space="preserve">Your setting pack supplies this (ammo).</w:t>
       </w:r>
     </w:p>
-    <w:bookmarkEnd w:id="56"/>
-    <w:bookmarkStart w:id="57" w:name="the-battle-map"/>
+    <w:bookmarkEnd w:id="60"/>
+    <w:bookmarkStart w:id="61" w:name="the-battle-map"/>
     <w:p>
       <w:pPr>
         <w:pStyle w:val="Heading2"/>
@@ -3881,7 +4369,7 @@
       <w:pPr>
         <w:numPr>
           <w:ilvl w:val="0"/>
-          <w:numId w:val="1008"/>
+          <w:numId w:val="1010"/>
         </w:numPr>
         <w:pStyle w:val="Compact"/>
       </w:pPr>
@@ -3916,7 +4404,7 @@
       <w:pPr>
         <w:numPr>
           <w:ilvl w:val="0"/>
-          <w:numId w:val="1008"/>
+          <w:numId w:val="1010"/>
         </w:numPr>
         <w:pStyle w:val="Compact"/>
       </w:pPr>
@@ -3986,8 +4474,8 @@
         <w:t xml:space="preserve">keeps both maps, their pictures and tokens in one file, to prepare a fight ahead of time or share it with another GM.</w:t>
       </w:r>
     </w:p>
-    <w:bookmarkEnd w:id="57"/>
-    <w:bookmarkStart w:id="58" w:name="the-encounter-panel"/>
+    <w:bookmarkEnd w:id="61"/>
+    <w:bookmarkStart w:id="62" w:name="the-encounter-panel"/>
     <w:p>
       <w:pPr>
         <w:pStyle w:val="Heading2"/>
@@ -4020,9 +4508,9 @@
         <w:t xml:space="preserve">panel that runs a fight by these rules and shows every roll. Add characters from the GM view and opponents from the Threats table (or make one up on the spot), then start: it keeps the turn order by Agility, and for each attack works out the range, the defense (Dodge, Parry or Block, one a round), the boxes marked and any telling hit, offering a Legend point choices at the moment they apply. Hits land on the character cards and the battle map, and with gritty combat on, grievous wounds are rolled and kept. The panel keeps a log and a summary of the fight, which can be saved to a file. It’s a helper, not a rule: the GM can rule any result differently, and the log says so.</w:t>
       </w:r>
     </w:p>
-    <w:bookmarkEnd w:id="58"/>
-    <w:bookmarkEnd w:id="59"/>
-    <w:bookmarkStart w:id="64" w:name="medical-care"/>
+    <w:bookmarkEnd w:id="62"/>
+    <w:bookmarkEnd w:id="63"/>
+    <w:bookmarkStart w:id="68" w:name="medical-care"/>
     <w:p>
       <w:pPr>
         <w:pStyle w:val="Heading1"/>
@@ -4031,7 +4519,7 @@
         <w:t xml:space="preserve">Medical care</w:t>
       </w:r>
     </w:p>
-    <w:bookmarkStart w:id="60" w:name="diagnosis-and-stabilization"/>
+    <w:bookmarkStart w:id="64" w:name="diagnosis-and-stabilization"/>
     <w:p>
       <w:pPr>
         <w:pStyle w:val="Heading2"/>
@@ -4048,8 +4536,8 @@
         <w:t xml:space="preserve">Roll Medicine when the diagnosis is uncertain or an urgent treatment decision matters. Emergency stabilization takes one action and a successful Medicine roll with a medical kit. It ends Dying and stops deterioration, but removes no boxes.</w:t>
       </w:r>
     </w:p>
-    <w:bookmarkEnd w:id="60"/>
-    <w:bookmarkStart w:id="61" w:name="field-treatment"/>
+    <w:bookmarkEnd w:id="64"/>
+    <w:bookmarkStart w:id="65" w:name="field-treatment"/>
     <w:p>
       <w:pPr>
         <w:pStyle w:val="Heading2"/>
@@ -4066,8 +4554,8 @@
         <w:t xml:space="preserve">With a medical kit and several uninterrupted minutes, successful Medicine removes one injury box; success by 5 or more removes two. Each injury receives one field-treatment attempt; further attempts need changed circumstances.</w:t>
       </w:r>
     </w:p>
-    <w:bookmarkEnd w:id="61"/>
-    <w:bookmarkStart w:id="62" w:name="proper-care"/>
+    <w:bookmarkEnd w:id="65"/>
+    <w:bookmarkStart w:id="66" w:name="proper-care"/>
     <w:p>
       <w:pPr>
         <w:pStyle w:val="Heading2"/>
@@ -4084,8 +4572,8 @@
         <w:t xml:space="preserve">A proper infirmary grants +2 to Medicine. A successful treatment removes two boxes; success by 5 or more removes three. Allow the time the treatment requires.</w:t>
       </w:r>
     </w:p>
-    <w:bookmarkEnd w:id="62"/>
-    <w:bookmarkStart w:id="63" w:name="natural-recovery"/>
+    <w:bookmarkEnd w:id="66"/>
+    <w:bookmarkStart w:id="67" w:name="natural-recovery"/>
     <w:p>
       <w:pPr>
         <w:pStyle w:val="Heading2"/>
@@ -4270,9 +4758,9 @@
         <w:t xml:space="preserve">At three boxes, rest alone does nothing until someone has stabilized or treated you; after that, a week of rest in their care clears the first box. A successful treatment is faster. The times add up: from three boxes, rest alone takes about a week and a half to heal completely (a week, then three days, then a day).</w:t>
       </w:r>
     </w:p>
-    <w:bookmarkEnd w:id="63"/>
-    <w:bookmarkEnd w:id="64"/>
-    <w:bookmarkStart w:id="69" w:name="magic"/>
+    <w:bookmarkEnd w:id="67"/>
+    <w:bookmarkEnd w:id="68"/>
+    <w:bookmarkStart w:id="73" w:name="magic"/>
     <w:p>
       <w:pPr>
         <w:pStyle w:val="Heading1"/>
@@ -4516,7 +5004,7 @@
         </w:tc>
       </w:tr>
     </w:tbl>
-    <w:bookmarkStart w:id="65" w:name="bursts"/>
+    <w:bookmarkStart w:id="69" w:name="bursts"/>
     <w:p>
       <w:pPr>
         <w:pStyle w:val="Heading2"/>
@@ -4897,8 +5385,8 @@
         <w:t xml:space="preserve">A failed burst marks a box of your setting’s price track; a natural 18 marks two, or something answers that shouldn’t.</w:t>
       </w:r>
     </w:p>
-    <w:bookmarkEnd w:id="65"/>
-    <w:bookmarkStart w:id="66" w:name="workings"/>
+    <w:bookmarkEnd w:id="69"/>
+    <w:bookmarkStart w:id="70" w:name="workings"/>
     <w:p>
       <w:pPr>
         <w:pStyle w:val="Heading2"/>
@@ -4911,7 +5399,7 @@
       <w:pPr>
         <w:numPr>
           <w:ilvl w:val="0"/>
-          <w:numId w:val="1009"/>
+          <w:numId w:val="1011"/>
         </w:numPr>
         <w:pStyle w:val="Compact"/>
       </w:pPr>
@@ -4933,7 +5421,7 @@
       <w:pPr>
         <w:numPr>
           <w:ilvl w:val="0"/>
-          <w:numId w:val="1009"/>
+          <w:numId w:val="1011"/>
         </w:numPr>
         <w:pStyle w:val="Compact"/>
       </w:pPr>
@@ -4955,7 +5443,7 @@
       <w:pPr>
         <w:numPr>
           <w:ilvl w:val="0"/>
-          <w:numId w:val="1009"/>
+          <w:numId w:val="1011"/>
         </w:numPr>
         <w:pStyle w:val="Compact"/>
       </w:pPr>
@@ -5215,8 +5703,8 @@
         <w:t xml:space="preserve">The right materials, hour or place remove one segment.</w:t>
       </w:r>
     </w:p>
-    <w:bookmarkEnd w:id="66"/>
-    <w:bookmarkStart w:id="67" w:name="charms"/>
+    <w:bookmarkEnd w:id="70"/>
+    <w:bookmarkStart w:id="71" w:name="charms"/>
     <w:p>
       <w:pPr>
         <w:pStyle w:val="Heading2"/>
@@ -5246,8 +5734,8 @@
         <w:t xml:space="preserve">. Preparation is how slow magic wins a fast fight.</w:t>
       </w:r>
     </w:p>
-    <w:bookmarkEnd w:id="67"/>
-    <w:bookmarkStart w:id="68" w:name="magic-advancement"/>
+    <w:bookmarkEnd w:id="71"/>
+    <w:bookmarkStart w:id="72" w:name="magic-advancement"/>
     <w:p>
       <w:pPr>
         <w:pStyle w:val="Heading2"/>
@@ -5754,9 +6242,9 @@
         </w:tc>
       </w:tr>
     </w:tbl>
-    <w:bookmarkEnd w:id="68"/>
-    <w:bookmarkEnd w:id="69"/>
-    <w:bookmarkStart w:id="73" w:name="legend-points-and-tracks"/>
+    <w:bookmarkEnd w:id="72"/>
+    <w:bookmarkEnd w:id="73"/>
+    <w:bookmarkStart w:id="77" w:name="legend-points-and-tracks"/>
     <w:p>
       <w:pPr>
         <w:pStyle w:val="Heading1"/>
@@ -5765,7 +6253,7 @@
         <w:t xml:space="preserve">Legend points and tracks</w:t>
       </w:r>
     </w:p>
-    <w:bookmarkStart w:id="70" w:name="using-legend-points"/>
+    <w:bookmarkStart w:id="74" w:name="using-legend-points"/>
     <w:p>
       <w:pPr>
         <w:pStyle w:val="Heading2"/>
@@ -5983,8 +6471,8 @@
         <w:t xml:space="preserve">Gain one point when one of your complications creates a meaningful problem you accept, including a companion complication. You can decline the proposed complication without penalty.</w:t>
       </w:r>
     </w:p>
-    <w:bookmarkEnd w:id="70"/>
-    <w:bookmarkStart w:id="71" w:name="tracks"/>
+    <w:bookmarkEnd w:id="74"/>
+    <w:bookmarkStart w:id="75" w:name="tracks"/>
     <w:p>
       <w:pPr>
         <w:pStyle w:val="Heading2"/>
@@ -6005,8 +6493,8 @@
         <w:t xml:space="preserve">Your setting pack supplies this (tracks).</w:t>
       </w:r>
     </w:p>
-    <w:bookmarkEnd w:id="71"/>
-    <w:bookmarkStart w:id="72" w:name="advancement"/>
+    <w:bookmarkEnd w:id="75"/>
+    <w:bookmarkStart w:id="76" w:name="advancement"/>
     <w:p>
       <w:pPr>
         <w:pStyle w:val="Heading2"/>
@@ -6043,7 +6531,7 @@
       <w:pPr>
         <w:numPr>
           <w:ilvl w:val="0"/>
-          <w:numId w:val="1010"/>
+          <w:numId w:val="1012"/>
         </w:numPr>
         <w:pStyle w:val="Compact"/>
       </w:pPr>
@@ -6104,7 +6592,7 @@
       <w:pPr>
         <w:numPr>
           <w:ilvl w:val="0"/>
-          <w:numId w:val="1010"/>
+          <w:numId w:val="1012"/>
         </w:numPr>
         <w:pStyle w:val="Compact"/>
       </w:pPr>
@@ -6450,9 +6938,9 @@
         <w:t xml:space="preserve">Magic and powers grow the same way, at the costs their chapters give.</w:t>
       </w:r>
     </w:p>
-    <w:bookmarkEnd w:id="72"/>
-    <w:bookmarkEnd w:id="73"/>
-    <w:bookmarkStart w:id="76" w:name="running-missions"/>
+    <w:bookmarkEnd w:id="76"/>
+    <w:bookmarkEnd w:id="77"/>
+    <w:bookmarkStart w:id="80" w:name="running-missions"/>
     <w:p>
       <w:pPr>
         <w:pStyle w:val="Heading1"/>
@@ -6461,7 +6949,7 @@
         <w:t xml:space="preserve">Running missions</w:t>
       </w:r>
     </w:p>
-    <w:bookmarkStart w:id="74" w:name="mission-seeds"/>
+    <w:bookmarkStart w:id="78" w:name="mission-seeds"/>
     <w:p>
       <w:pPr>
         <w:pStyle w:val="Heading2"/>
@@ -6490,8 +6978,8 @@
         <w:t xml:space="preserve">Your setting pack supplies this (seeds).</w:t>
       </w:r>
     </w:p>
-    <w:bookmarkEnd w:id="74"/>
-    <w:bookmarkStart w:id="75" w:name="the-journal"/>
+    <w:bookmarkEnd w:id="78"/>
+    <w:bookmarkStart w:id="79" w:name="the-journal"/>
     <w:p>
       <w:pPr>
         <w:pStyle w:val="Heading2"/>
@@ -6512,7 +7000,7 @@
       <w:pPr>
         <w:numPr>
           <w:ilvl w:val="0"/>
-          <w:numId w:val="1011"/>
+          <w:numId w:val="1013"/>
         </w:numPr>
         <w:pStyle w:val="Compact"/>
       </w:pPr>
@@ -6534,7 +7022,7 @@
       <w:pPr>
         <w:numPr>
           <w:ilvl w:val="0"/>
-          <w:numId w:val="1011"/>
+          <w:numId w:val="1013"/>
         </w:numPr>
         <w:pStyle w:val="Compact"/>
       </w:pPr>
@@ -6556,7 +7044,7 @@
       <w:pPr>
         <w:numPr>
           <w:ilvl w:val="0"/>
-          <w:numId w:val="1011"/>
+          <w:numId w:val="1013"/>
         </w:numPr>
         <w:pStyle w:val="Compact"/>
       </w:pPr>
@@ -6578,7 +7066,7 @@
       <w:pPr>
         <w:numPr>
           <w:ilvl w:val="0"/>
-          <w:numId w:val="1011"/>
+          <w:numId w:val="1013"/>
         </w:numPr>
         <w:pStyle w:val="Compact"/>
       </w:pPr>
@@ -6600,7 +7088,7 @@
       <w:pPr>
         <w:numPr>
           <w:ilvl w:val="0"/>
-          <w:numId w:val="1011"/>
+          <w:numId w:val="1013"/>
         </w:numPr>
         <w:pStyle w:val="Compact"/>
       </w:pPr>
@@ -6618,9 +7106,9 @@
         <w:t xml:space="preserve">After a significant mission, each character earns 1 advancement point; at a milestone, 2 more.</w:t>
       </w:r>
     </w:p>
-    <w:bookmarkEnd w:id="75"/>
-    <w:bookmarkEnd w:id="76"/>
-    <w:bookmarkStart w:id="77" w:name="ready-made-characters"/>
+    <w:bookmarkEnd w:id="79"/>
+    <w:bookmarkEnd w:id="80"/>
+    <w:bookmarkStart w:id="81" w:name="ready-made-characters"/>
     <w:p>
       <w:pPr>
         <w:pStyle w:val="Heading1"/>
@@ -6649,8 +7137,8 @@
         <w:t xml:space="preserve">Your setting pack supplies this (pregens).</w:t>
       </w:r>
     </w:p>
-    <w:bookmarkEnd w:id="77"/>
-    <w:bookmarkStart w:id="78" w:name="advantages"/>
+    <w:bookmarkEnd w:id="81"/>
+    <w:bookmarkStart w:id="82" w:name="advantages"/>
     <w:p>
       <w:pPr>
         <w:pStyle w:val="Heading1"/>
@@ -6679,8 +7167,8 @@
         <w:t xml:space="preserve">Your setting pack supplies this (advantages).</w:t>
       </w:r>
     </w:p>
-    <w:bookmarkEnd w:id="78"/>
-    <w:bookmarkStart w:id="79" w:name="origins"/>
+    <w:bookmarkEnd w:id="82"/>
+    <w:bookmarkStart w:id="83" w:name="origins"/>
     <w:p>
       <w:pPr>
         <w:pStyle w:val="Heading1"/>
@@ -6701,8 +7189,8 @@
         <w:t xml:space="preserve">Your setting pack supplies this (origins).</w:t>
       </w:r>
     </w:p>
-    <w:bookmarkEnd w:id="79"/>
-    <w:bookmarkStart w:id="90" w:name="making-your-own"/>
+    <w:bookmarkEnd w:id="83"/>
+    <w:bookmarkStart w:id="94" w:name="making-your-own"/>
     <w:p>
       <w:pPr>
         <w:pStyle w:val="Heading1"/>
@@ -6735,7 +7223,7 @@
         <w:t xml:space="preserve">option at the end of each list, and its checklist holds a custom choice to the same rules as everything else.</w:t>
       </w:r>
     </w:p>
-    <w:bookmarkStart w:id="80" w:name="a-custom-role"/>
+    <w:bookmarkStart w:id="84" w:name="a-custom-role"/>
     <w:p>
       <w:pPr>
         <w:pStyle w:val="Heading2"/>
@@ -6756,7 +7244,7 @@
       <w:pPr>
         <w:numPr>
           <w:ilvl w:val="0"/>
-          <w:numId w:val="1012"/>
+          <w:numId w:val="1014"/>
         </w:numPr>
         <w:pStyle w:val="Compact"/>
       </w:pPr>
@@ -6802,7 +7290,7 @@
       <w:pPr>
         <w:numPr>
           <w:ilvl w:val="0"/>
-          <w:numId w:val="1012"/>
+          <w:numId w:val="1014"/>
         </w:numPr>
         <w:pStyle w:val="Compact"/>
       </w:pPr>
@@ -6824,7 +7312,7 @@
       <w:pPr>
         <w:numPr>
           <w:ilvl w:val="0"/>
-          <w:numId w:val="1012"/>
+          <w:numId w:val="1014"/>
         </w:numPr>
         <w:pStyle w:val="Compact"/>
       </w:pPr>
@@ -6846,7 +7334,7 @@
       <w:pPr>
         <w:numPr>
           <w:ilvl w:val="0"/>
-          <w:numId w:val="1012"/>
+          <w:numId w:val="1014"/>
         </w:numPr>
         <w:pStyle w:val="Compact"/>
       </w:pPr>
@@ -6911,8 +7399,8 @@
         <w:t xml:space="preserve">.</w:t>
       </w:r>
     </w:p>
-    <w:bookmarkEnd w:id="80"/>
-    <w:bookmarkStart w:id="89" w:name="a-custom-origin"/>
+    <w:bookmarkEnd w:id="84"/>
+    <w:bookmarkStart w:id="93" w:name="a-custom-origin"/>
     <w:p>
       <w:pPr>
         <w:pStyle w:val="Heading2"/>
@@ -6929,7 +7417,7 @@
         <w:t xml:space="preserve">Build it with the GM, one step at a time.</w:t>
       </w:r>
     </w:p>
-    <w:bookmarkStart w:id="81" w:name="the-concept"/>
+    <w:bookmarkStart w:id="85" w:name="the-concept"/>
     <w:p>
       <w:pPr>
         <w:pStyle w:val="Heading3"/>
@@ -6946,8 +7434,8 @@
         <w:t xml:space="preserve">Two or three sentences: where they come from, what sets them apart, and how others see them. It should be something the origins in this book don’t already cover.</w:t>
       </w:r>
     </w:p>
-    <w:bookmarkEnd w:id="81"/>
-    <w:bookmarkStart w:id="82" w:name="the-tier"/>
+    <w:bookmarkEnd w:id="85"/>
+    <w:bookmarkStart w:id="86" w:name="the-tier"/>
     <w:p>
       <w:pPr>
         <w:pStyle w:val="Heading3"/>
@@ -7244,8 +7732,8 @@
         <w:t xml:space="preserve">When in doubt, choose the higher tier.</w:t>
       </w:r>
     </w:p>
-    <w:bookmarkEnd w:id="82"/>
-    <w:bookmarkStart w:id="83" w:name="attribute-adjustments"/>
+    <w:bookmarkEnd w:id="86"/>
+    <w:bookmarkStart w:id="87" w:name="attribute-adjustments"/>
     <w:p>
       <w:pPr>
         <w:pStyle w:val="Heading3"/>
@@ -7291,8 +7779,8 @@
         <w:t xml:space="preserve">: a +2 needs a −2 or two −1s. The adjustments move the attribute’s base (+1 starts it at 11) and raise its starting maximum (13 plus the bonus). Most origins change two to four attributes.</w:t>
       </w:r>
     </w:p>
-    <w:bookmarkEnd w:id="83"/>
-    <w:bookmarkStart w:id="84" w:name="core-rules-tier-1-and-up"/>
+    <w:bookmarkEnd w:id="87"/>
+    <w:bookmarkStart w:id="88" w:name="core-rules-tier-1-and-up"/>
     <w:p>
       <w:pPr>
         <w:pStyle w:val="Heading3"/>
@@ -7309,8 +7797,8 @@
         <w:t xml:space="preserve">One to three short rules that always apply: what they can do (see in the dark, resist cold, a free Trained skill) and what it costs (a weakness, a people’s distrust, a hazard they can’t abide). A strength with no drawback is worth more than it looks, so price it a tier higher.</w:t>
       </w:r>
     </w:p>
-    <w:bookmarkEnd w:id="84"/>
-    <w:bookmarkStart w:id="85" w:name="origin-advantages"/>
+    <w:bookmarkEnd w:id="88"/>
+    <w:bookmarkStart w:id="89" w:name="origin-advantages"/>
     <w:p>
       <w:pPr>
         <w:pStyle w:val="Heading3"/>
@@ -7365,8 +7853,8 @@
         <w:t xml:space="preserve">: a problem the trait causes, with a clear trigger and a real consequence, which earns a Legend point when it bites, like any complication. A character takes one advantage, general or origin, so make them distinct choices.</w:t>
       </w:r>
     </w:p>
-    <w:bookmarkEnd w:id="85"/>
-    <w:bookmarkStart w:id="86" w:name="an-alternate-form-optional-tier-2-or-3"/>
+    <w:bookmarkEnd w:id="89"/>
+    <w:bookmarkStart w:id="90" w:name="an-alternate-form-optional-tier-2-or-3"/>
     <w:p>
       <w:pPr>
         <w:pStyle w:val="Heading3"/>
@@ -7399,8 +7887,8 @@
         <w:t xml:space="preserve">apply.</w:t>
       </w:r>
     </w:p>
-    <w:bookmarkEnd w:id="86"/>
-    <w:bookmarkStart w:id="87" w:name="in-the-creator"/>
+    <w:bookmarkEnd w:id="90"/>
+    <w:bookmarkStart w:id="91" w:name="in-the-creator"/>
     <w:p>
       <w:pPr>
         <w:pStyle w:val="Heading3"/>
@@ -7413,7 +7901,7 @@
       <w:pPr>
         <w:numPr>
           <w:ilvl w:val="0"/>
-          <w:numId w:val="1013"/>
+          <w:numId w:val="1015"/>
         </w:numPr>
         <w:pStyle w:val="Compact"/>
       </w:pPr>
@@ -7441,7 +7929,7 @@
       <w:pPr>
         <w:numPr>
           <w:ilvl w:val="0"/>
-          <w:numId w:val="1013"/>
+          <w:numId w:val="1015"/>
         </w:numPr>
         <w:pStyle w:val="Compact"/>
       </w:pPr>
@@ -7453,7 +7941,7 @@
       <w:pPr>
         <w:numPr>
           <w:ilvl w:val="0"/>
-          <w:numId w:val="1013"/>
+          <w:numId w:val="1015"/>
         </w:numPr>
         <w:pStyle w:val="Compact"/>
       </w:pPr>
@@ -7481,7 +7969,7 @@
       <w:pPr>
         <w:numPr>
           <w:ilvl w:val="0"/>
-          <w:numId w:val="1013"/>
+          <w:numId w:val="1015"/>
         </w:numPr>
         <w:pStyle w:val="Compact"/>
       </w:pPr>
@@ -7505,8 +7993,8 @@
         <w:t xml:space="preserve">and enter the advantage and its companion complication.</w:t>
       </w:r>
     </w:p>
-    <w:bookmarkEnd w:id="87"/>
-    <w:bookmarkStart w:id="88" w:name="example"/>
+    <w:bookmarkEnd w:id="91"/>
+    <w:bookmarkStart w:id="92" w:name="example"/>
     <w:p>
       <w:pPr>
         <w:pStyle w:val="Heading3"/>
@@ -7611,10 +8099,10 @@
         <w:t xml:space="preserve">: you trust your own people first; when it matters, accept the cost of that loyalty.</w:t>
       </w:r>
     </w:p>
-    <w:bookmarkEnd w:id="88"/>
-    <w:bookmarkEnd w:id="89"/>
-    <w:bookmarkEnd w:id="90"/>
-    <w:bookmarkStart w:id="91" w:name="complications"/>
+    <w:bookmarkEnd w:id="92"/>
+    <w:bookmarkEnd w:id="93"/>
+    <w:bookmarkEnd w:id="94"/>
+    <w:bookmarkStart w:id="95" w:name="complications"/>
     <w:p>
       <w:pPr>
         <w:pStyle w:val="Heading1"/>
@@ -7643,8 +8131,8 @@
         <w:t xml:space="preserve">Your setting pack supplies this (complications).</w:t>
       </w:r>
     </w:p>
-    <w:bookmarkEnd w:id="91"/>
-    <w:bookmarkStart w:id="93" w:name="quick-reference"/>
+    <w:bookmarkEnd w:id="95"/>
+    <w:bookmarkStart w:id="97" w:name="quick-reference"/>
     <w:p>
       <w:pPr>
         <w:pStyle w:val="Heading1"/>
@@ -7835,7 +8323,7 @@
       <w:r>
         <w:t xml:space="preserve"> </w:t>
       </w:r>
-      <w:hyperlink r:id="rId92">
+      <w:hyperlink r:id="rId96">
         <w:r>
           <w:rPr>
             <w:rStyle w:val="Hyperlink"/>
@@ -7847,7 +8335,7 @@
         <w:t xml:space="preserve">. You may share, adapt, and use it for any purpose, including commercially, as long as you give appropriate credit to the author.</w:t>
       </w:r>
     </w:p>
-    <w:bookmarkEnd w:id="93"/>
+    <w:bookmarkEnd w:id="97"/>
     <w:sectPr/>
   </w:body>
 </w:document>
@@ -8143,34 +8631,7 @@
     <w:abstractNumId w:val="991"/>
   </w:num>
   <w:num w:numId="1009">
-    <w:abstractNumId w:val="99411"/>
-    <w:lvlOverride w:ilvl="0">
-      <w:startOverride w:val="1"/>
-    </w:lvlOverride>
-    <w:lvlOverride w:ilvl="1">
-      <w:startOverride w:val="1"/>
-    </w:lvlOverride>
-    <w:lvlOverride w:ilvl="2">
-      <w:startOverride w:val="1"/>
-    </w:lvlOverride>
-    <w:lvlOverride w:ilvl="3">
-      <w:startOverride w:val="1"/>
-    </w:lvlOverride>
-    <w:lvlOverride w:ilvl="4">
-      <w:startOverride w:val="1"/>
-    </w:lvlOverride>
-    <w:lvlOverride w:ilvl="5">
-      <w:startOverride w:val="1"/>
-    </w:lvlOverride>
-    <w:lvlOverride w:ilvl="6">
-      <w:startOverride w:val="1"/>
-    </w:lvlOverride>
-    <w:lvlOverride w:ilvl="7">
-      <w:startOverride w:val="1"/>
-    </w:lvlOverride>
-    <w:lvlOverride w:ilvl="8">
-      <w:startOverride w:val="1"/>
-    </w:lvlOverride>
+    <w:abstractNumId w:val="991"/>
   </w:num>
   <w:num w:numId="1010">
     <w:abstractNumId w:val="991"/>
@@ -8206,6 +8667,9 @@
     </w:lvlOverride>
   </w:num>
   <w:num w:numId="1012">
+    <w:abstractNumId w:val="991"/>
+  </w:num>
+  <w:num w:numId="1013">
     <w:abstractNumId w:val="99411"/>
     <w:lvlOverride w:ilvl="0">
       <w:startOverride w:val="1"/>
@@ -8235,7 +8699,37 @@
       <w:startOverride w:val="1"/>
     </w:lvlOverride>
   </w:num>
-  <w:num w:numId="1013">
+  <w:num w:numId="1014">
+    <w:abstractNumId w:val="99411"/>
+    <w:lvlOverride w:ilvl="0">
+      <w:startOverride w:val="1"/>
+    </w:lvlOverride>
+    <w:lvlOverride w:ilvl="1">
+      <w:startOverride w:val="1"/>
+    </w:lvlOverride>
+    <w:lvlOverride w:ilvl="2">
+      <w:startOverride w:val="1"/>
+    </w:lvlOverride>
+    <w:lvlOverride w:ilvl="3">
+      <w:startOverride w:val="1"/>
+    </w:lvlOverride>
+    <w:lvlOverride w:ilvl="4">
+      <w:startOverride w:val="1"/>
+    </w:lvlOverride>
+    <w:lvlOverride w:ilvl="5">
+      <w:startOverride w:val="1"/>
+    </w:lvlOverride>
+    <w:lvlOverride w:ilvl="6">
+      <w:startOverride w:val="1"/>
+    </w:lvlOverride>
+    <w:lvlOverride w:ilvl="7">
+      <w:startOverride w:val="1"/>
+    </w:lvlOverride>
+    <w:lvlOverride w:ilvl="8">
+      <w:startOverride w:val="1"/>
+    </w:lvlOverride>
+  </w:num>
+  <w:num w:numId="1015">
     <w:abstractNumId w:val="99411"/>
     <w:lvlOverride w:ilvl="0">
       <w:startOverride w:val="1"/>

--- a/legend-dynamics/site/core-rules/Legend_Dynamics_Core_Rules.docx
+++ b/legend-dynamics/site/core-rules/Legend_Dynamics_Core_Rules.docx
@@ -7884,7 +7884,7 @@
         <w:t xml:space="preserve"> </w:t>
       </w:r>
       <w:r>
-        <w:t xml:space="preserve">apply.</w:t>
+        <w:t xml:space="preserve">apply. The bonuses count only while the character is in that form: the sheet’s form switch shows both sets of numbers.</w:t>
       </w:r>
     </w:p>
     <w:bookmarkEnd w:id="90"/>

--- a/legend-dynamics/site/core-rules/Legend_Dynamics_Core_Rules.docx
+++ b/legend-dynamics/site/core-rules/Legend_Dynamics_Core_Rules.docx
@@ -1043,7 +1043,27 @@
               <w:rPr>
                 <w:sz w:val="19"/>
               </w:rPr>
-              <w:t xml:space="preserve">An heirloom weapon, a master’s instruments or a fine kit: +2 to one named skill when it’s used</w:t>
+              <w:t xml:space="preserve">An heirloom weapon, a master’s instruments or a fine kit: +2 to one narrowly defined use of a named skill (see</w:t>
+            </w:r>
+            <w:r>
+              <w:rPr>
+                <w:sz w:val="19"/>
+              </w:rPr>
+              <w:t xml:space="preserve"> </w:t>
+            </w:r>
+            <w:r>
+              <w:rPr>
+                <w:iCs/>
+                <w:i/>
+                <w:sz w:val="19"/>
+              </w:rPr>
+              <w:t xml:space="preserve">Gear</w:t>
+            </w:r>
+            <w:r>
+              <w:rPr>
+                <w:sz w:val="19"/>
+              </w:rPr>
+              <w:t xml:space="preserve">)</w:t>
             </w:r>
           </w:p>
         </w:tc>
@@ -1091,7 +1111,27 @@
               <w:rPr>
                 <w:sz w:val="19"/>
               </w:rPr>
-              <w:t xml:space="preserve">A second defense each round: Dodge, Parry or Block, in any mix</w:t>
+              <w:t xml:space="preserve">A second defense each round, at −2: Dodge, Parry or Block, in any mix (see</w:t>
+            </w:r>
+            <w:r>
+              <w:rPr>
+                <w:sz w:val="19"/>
+              </w:rPr>
+              <w:t xml:space="preserve"> </w:t>
+            </w:r>
+            <w:r>
+              <w:rPr>
+                <w:iCs/>
+                <w:i/>
+                <w:sz w:val="19"/>
+              </w:rPr>
+              <w:t xml:space="preserve">Attacking and defending</w:t>
+            </w:r>
+            <w:r>
+              <w:rPr>
+                <w:sz w:val="19"/>
+              </w:rPr>
+              <w:t xml:space="preserve">)</w:t>
             </w:r>
           </w:p>
         </w:tc>
@@ -1687,7 +1727,20 @@
         <w:pStyle w:val="FirstParagraph"/>
       </w:pPr>
       <w:r>
-        <w:t xml:space="preserve">Your Dodge is Agility −2, plus your Athletics training bonus: +0 if Untrained, +1 if Trained, or +2 if a Specialty or Expert. Begin uninjured, with two Legend points (three with Extra Legend) and your gear. Name your friend or your fine weapon or tool, if you took those Edges. Describe one connection to another player’s character.</w:t>
+        <w:t xml:space="preserve">Your Dodge is Agility −2, plus your Athletics training bonus: +0 if Untrained, +1 if Trained, or +2 if a Specialty or Expert. Your Move is 5 yards, +1 for every 2 points of Agility + Body above 20, plus the same Athletics bonus and any origin speed adjustment (see</w:t>
+      </w:r>
+      <w:r>
+        <w:t xml:space="preserve"> </w:t>
+      </w:r>
+      <w:r>
+        <w:rPr>
+          <w:iCs/>
+          <w:i/>
+        </w:rPr>
+        <w:t xml:space="preserve">Move and reach</w:t>
+      </w:r>
+      <w:r>
+        <w:t xml:space="preserve">). Begin uninjured, with two Legend points (three with Extra Legend) and your gear. Name your friend, or your fine weapon or tool and the one narrow use it improves, if you took those Edges. Describe one connection to another player’s character.</w:t>
       </w:r>
     </w:p>
     <w:bookmarkStart w:id="34" w:name="top-10-connections-to-another-character"/>
@@ -1736,7 +1789,7 @@
     </w:p>
     <w:bookmarkEnd w:id="36"/>
     <w:bookmarkEnd w:id="37"/>
-    <w:bookmarkStart w:id="40" w:name="skills-and-gear"/>
+    <w:bookmarkStart w:id="41" w:name="skills-and-gear"/>
     <w:p>
       <w:pPr>
         <w:pStyle w:val="Heading1"/>
@@ -1783,7 +1836,7 @@
       </w:r>
     </w:p>
     <w:bookmarkEnd w:id="38"/>
-    <w:bookmarkStart w:id="39" w:name="gear"/>
+    <w:bookmarkStart w:id="40" w:name="gear"/>
     <w:p>
       <w:pPr>
         <w:pStyle w:val="Heading2"/>
@@ -1797,1715 +1850,45 @@
         <w:pStyle w:val="FirstParagraph"/>
       </w:pPr>
       <w:r>
-        <w:t xml:space="preserve">Gear makes tasks possible rather than easier. Ordinary gear grants no blanket bonus; exceptional tools may justify +2. Missing essential tools can make a task impossible, or very difficult (−4) when the GM finds an attempt plausible.</w:t>
+        <w:t xml:space="preserve">Gear makes tasks possible rather than easier. Ordinary gear grants no blanket bonus. Missing essential tools can make a task impossible, or very difficult (−4) when the GM finds an attempt plausible.</w:t>
+      </w:r>
+    </w:p>
+    <w:bookmarkStart w:id="39" w:name="fine-weapons-and-tools"/>
+    <w:p>
+      <w:pPr>
+        <w:pStyle w:val="Heading3"/>
+      </w:pPr>
+      <w:r>
+        <w:t xml:space="preserve">Fine weapons and tools</w:t>
+      </w:r>
+    </w:p>
+    <w:p>
+      <w:pPr>
+        <w:pStyle w:val="FirstParagraph"/>
+      </w:pPr>
+      <w:r>
+        <w:t xml:space="preserve">A fine weapon or tool grants +2 to one narrowly defined use of a named skill, agreed when chosen. It does not stack with an advantage bonus on the same roll and never improves Dodge, Parry, or Block.</w:t>
       </w:r>
     </w:p>
     <w:p>
       <w:pPr>
         <w:pStyle w:val="BodyText"/>
       </w:pPr>
+      <w:r>
+        <w:t xml:space="preserve">The use is narrower than the skill: the item is fine</w:t>
+      </w:r>
+      <w:r>
+        <w:t xml:space="preserve"> </w:t>
+      </w:r>
       <w:r>
         <w:rPr>
           <w:iCs/>
           <w:i/>
         </w:rPr>
-        <w:t xml:space="preserve">Your setting pack supplies this (gear).</w:t>
-      </w:r>
-    </w:p>
-    <w:bookmarkEnd w:id="39"/>
-    <w:bookmarkEnd w:id="40"/>
-    <w:bookmarkStart w:id="53" w:name="actions-and-teamwork"/>
-    <w:p>
-      <w:pPr>
-        <w:pStyle w:val="Heading1"/>
-      </w:pPr>
-      <w:r>
-        <w:t xml:space="preserve">Actions and teamwork</w:t>
-      </w:r>
-    </w:p>
-    <w:bookmarkStart w:id="41" w:name="when-to-roll"/>
-    <w:p>
-      <w:pPr>
-        <w:pStyle w:val="Heading2"/>
-      </w:pPr>
-      <w:r>
-        <w:t xml:space="preserve">When to roll</w:t>
-      </w:r>
-    </w:p>
-    <w:p>
-      <w:pPr>
-        <w:pStyle w:val="FirstParagraph"/>
-      </w:pPr>
-      <w:r>
-        <w:t xml:space="preserve">Routine work succeeds automatically when you have appropriate training, gear and time. Roll when failure could change the situation. Before rolling, establish your goal, the relevant skill, any modifiers, and what is at stake.</w:t>
-      </w:r>
-    </w:p>
-    <w:tbl>
-      <w:tblPr>
-        <w:tblStyle w:val="Table"/>
-        <w:tblW w:type="auto" w:w="0"/>
-        <w:tblLook w:firstRow="1" w:lastRow="0" w:firstColumn="0" w:lastColumn="0" w:noHBand="0" w:noVBand="0" w:val="0020"/>
-        <w:jc w:val="start"/>
-        <w:tblBorders>
-          <w:top w:val="single" w:sz="4" w:color="B8C2D3"/>
-          <w:left w:val="single" w:sz="4" w:color="B8C2D3"/>
-          <w:bottom w:val="single" w:sz="4" w:color="B8C2D3"/>
-          <w:right w:val="single" w:sz="4" w:color="B8C2D3"/>
-          <w:insideH w:val="single" w:sz="4" w:color="B8C2D3"/>
-          <w:insideV w:val="single" w:sz="4" w:color="B8C2D3"/>
-        </w:tblBorders>
-      </w:tblPr>
-      <w:tblGrid>
-        <w:gridCol w:w="3960"/>
-        <w:gridCol w:w="3960"/>
-      </w:tblGrid>
-      <w:tr>
-        <w:trPr>
-          <w:tblHeader w:val="true"/>
-        </w:trPr>
-        <w:tc>
-          <w:tcPr>
-            <w:shd w:val="clear" w:fill="E9EEF6"/>
-          </w:tcPr>
-          <w:p>
-            <w:pPr>
-              <w:pStyle w:val="Compact"/>
-              <w:jc w:val="left"/>
-            </w:pPr>
-            <w:r>
-              <w:rPr>
-                <w:b/>
-                <w:sz w:val="19"/>
-              </w:rPr>
-              <w:t xml:space="preserve">Circumstances</w:t>
-            </w:r>
-          </w:p>
-        </w:tc>
-        <w:tc>
-          <w:tcPr>
-            <w:shd w:val="clear" w:fill="E9EEF6"/>
-          </w:tcPr>
-          <w:p>
-            <w:pPr>
-              <w:pStyle w:val="Compact"/>
-              <w:jc w:val="left"/>
-            </w:pPr>
-            <w:r>
-              <w:rPr>
-                <w:b/>
-                <w:sz w:val="19"/>
-              </w:rPr>
-              <w:t xml:space="preserve">Modifier</w:t>
-            </w:r>
-          </w:p>
-        </w:tc>
-      </w:tr>
-      <w:tr>
-        <w:tc>
-          <w:tcPr/>
-          <w:p>
-            <w:pPr>
-              <w:pStyle w:val="Compact"/>
-              <w:jc w:val="left"/>
-            </w:pPr>
-            <w:r>
-              <w:rPr>
-                <w:b/>
-                <w:sz w:val="19"/>
-              </w:rPr>
-              <w:t xml:space="preserve">Favorable conditions or excellent preparation</w:t>
-            </w:r>
-          </w:p>
-        </w:tc>
-        <w:tc>
-          <w:tcPr/>
-          <w:p>
-            <w:pPr>
-              <w:pStyle w:val="Compact"/>
-              <w:jc w:val="left"/>
-            </w:pPr>
-            <w:r>
-              <w:rPr>
-                <w:sz w:val="19"/>
-              </w:rPr>
-              <w:t xml:space="preserve">+2</w:t>
-            </w:r>
-          </w:p>
-        </w:tc>
-      </w:tr>
-      <w:tr>
-        <w:tc>
-          <w:tcPr/>
-          <w:p>
-            <w:pPr>
-              <w:pStyle w:val="Compact"/>
-              <w:jc w:val="left"/>
-            </w:pPr>
-            <w:r>
-              <w:rPr>
-                <w:b/>
-                <w:sz w:val="19"/>
-              </w:rPr>
-              <w:t xml:space="preserve">Ordinary challenge under pressure</w:t>
-            </w:r>
-          </w:p>
-        </w:tc>
-        <w:tc>
-          <w:tcPr/>
-          <w:p>
-            <w:pPr>
-              <w:pStyle w:val="Compact"/>
-              <w:jc w:val="left"/>
-            </w:pPr>
-            <w:r>
-              <w:rPr>
-                <w:sz w:val="19"/>
-              </w:rPr>
-              <w:t xml:space="preserve">0</w:t>
-            </w:r>
-          </w:p>
-        </w:tc>
-      </w:tr>
-      <w:tr>
-        <w:tc>
-          <w:tcPr/>
-          <w:p>
-            <w:pPr>
-              <w:pStyle w:val="Compact"/>
-              <w:jc w:val="left"/>
-            </w:pPr>
-            <w:r>
-              <w:rPr>
-                <w:b/>
-                <w:sz w:val="19"/>
-              </w:rPr>
-              <w:t xml:space="preserve">Difficult</w:t>
-            </w:r>
-          </w:p>
-        </w:tc>
-        <w:tc>
-          <w:tcPr/>
-          <w:p>
-            <w:pPr>
-              <w:pStyle w:val="Compact"/>
-              <w:jc w:val="left"/>
-            </w:pPr>
-            <w:r>
-              <w:rPr>
-                <w:sz w:val="19"/>
-              </w:rPr>
-              <w:t xml:space="preserve">−2</w:t>
-            </w:r>
-          </w:p>
-        </w:tc>
-      </w:tr>
-      <w:tr>
-        <w:tc>
-          <w:tcPr/>
-          <w:p>
-            <w:pPr>
-              <w:pStyle w:val="Compact"/>
-              <w:jc w:val="left"/>
-            </w:pPr>
-            <w:r>
-              <w:rPr>
-                <w:b/>
-                <w:sz w:val="19"/>
-              </w:rPr>
-              <w:t xml:space="preserve">Very difficult</w:t>
-            </w:r>
-          </w:p>
-        </w:tc>
-        <w:tc>
-          <w:tcPr/>
-          <w:p>
-            <w:pPr>
-              <w:pStyle w:val="Compact"/>
-              <w:jc w:val="left"/>
-            </w:pPr>
-            <w:r>
-              <w:rPr>
-                <w:sz w:val="19"/>
-              </w:rPr>
-              <w:t xml:space="preserve">−4</w:t>
-            </w:r>
-          </w:p>
-        </w:tc>
-      </w:tr>
-      <w:tr>
-        <w:tc>
-          <w:tcPr/>
-          <w:p>
-            <w:pPr>
-              <w:pStyle w:val="Compact"/>
-              <w:jc w:val="left"/>
-            </w:pPr>
-            <w:r>
-              <w:rPr>
-                <w:b/>
-                <w:sz w:val="19"/>
-              </w:rPr>
-              <w:t xml:space="preserve">Extreme</w:t>
-            </w:r>
-          </w:p>
-        </w:tc>
-        <w:tc>
-          <w:tcPr/>
-          <w:p>
-            <w:pPr>
-              <w:pStyle w:val="Compact"/>
-              <w:jc w:val="left"/>
-            </w:pPr>
-            <w:r>
-              <w:rPr>
-                <w:sz w:val="19"/>
-              </w:rPr>
-              <w:t xml:space="preserve">−6</w:t>
-            </w:r>
-          </w:p>
-        </w:tc>
-      </w:tr>
-    </w:tbl>
-    <w:p>
-      <w:pPr>
-        <w:pStyle w:val="BodyText"/>
-      </w:pPr>
-      <w:r>
-        <w:t xml:space="preserve">Apply the main circumstance modifier once. Add separately specified effects such as assistance or injury when they apply. The GM avoids charging twice for the same obstacle.</w:t>
-      </w:r>
-    </w:p>
-    <w:bookmarkEnd w:id="41"/>
-    <w:bookmarkStart w:id="42" w:name="results-and-margins"/>
-    <w:p>
-      <w:pPr>
-        <w:pStyle w:val="Heading2"/>
-      </w:pPr>
-      <w:r>
-        <w:t xml:space="preserve">Results and margins</w:t>
-      </w:r>
-    </w:p>
-    <w:p>
-      <w:pPr>
-        <w:pStyle w:val="FirstParagraph"/>
-      </w:pPr>
-      <w:r>
-        <w:t xml:space="preserve">Add the three dice. A total at or below the adjusted skill succeeds. Margin of success equals the adjusted skill minus the roll. A larger margin may mean better information, more precise work, or a stronger position.</w:t>
-      </w:r>
-    </w:p>
-    <w:p>
-      <w:pPr>
-        <w:pStyle w:val="BodyText"/>
-      </w:pPr>
-      <w:r>
-        <w:t xml:space="preserve">A natural 3 or 4 always succeeds. A natural 17 or 18 always fails. An impossible action receives no roll.</w:t>
-      </w:r>
-    </w:p>
-    <w:p>
-      <w:pPr>
-        <w:pStyle w:val="BodyText"/>
-      </w:pPr>
-      <w:r>
-        <w:t xml:space="preserve">In an opposed contest, each side rolls its relevant skill. One success beats one failure. If both succeed, the larger success margin wins. A tie, or two failures, favors the defender or preserves the situation. For an automatic success above its target, count its contest margin as zero.</w:t>
-      </w:r>
-    </w:p>
-    <w:bookmarkEnd w:id="42"/>
-    <w:bookmarkStart w:id="43" w:name="assistance"/>
-    <w:p>
-      <w:pPr>
-        <w:pStyle w:val="Heading2"/>
-      </w:pPr>
-      <w:r>
-        <w:t xml:space="preserve">Assistance</w:t>
-      </w:r>
-    </w:p>
-    <w:p>
-      <w:pPr>
-        <w:pStyle w:val="FirstParagraph"/>
-      </w:pPr>
-      <w:r>
-        <w:t xml:space="preserve">One qualified assistant can roll a relevant skill before the lead character rolls. Success grants +1 to the lead roll; success by 5 or more grants +2. Failure gives no bonus. An 18 introduces a complication described by the GM. Other characters can do other tasks but cannot stack assistance bonuses on the same roll.</w:t>
-      </w:r>
-    </w:p>
-    <w:bookmarkEnd w:id="43"/>
-    <w:bookmarkStart w:id="44" w:name="failure-and-another-attempt"/>
-    <w:p>
-      <w:pPr>
-        <w:pStyle w:val="Heading2"/>
-      </w:pPr>
-      <w:r>
-        <w:t xml:space="preserve">Failure and another attempt</w:t>
-      </w:r>
-    </w:p>
-    <w:p>
-      <w:pPr>
-        <w:pStyle w:val="FirstParagraph"/>
-      </w:pPr>
-      <w:r>
-        <w:t xml:space="preserve">Failure changes the situation: time passes, the trail goes cold, supplies run out, or danger grows. Do not repeat an unchanged roll until it succeeds. A new approach, new evidence, better tools, or more time may justify another attempt.</w:t>
-      </w:r>
-    </w:p>
-    <w:bookmarkEnd w:id="44"/>
-    <w:bookmarkStart w:id="45" w:name="success-at-a-cost"/>
-    <w:p>
-      <w:pPr>
-        <w:pStyle w:val="Heading2"/>
-      </w:pPr>
-      <w:r>
-        <w:t xml:space="preserve">Success at a cost</w:t>
-      </w:r>
-    </w:p>
-    <w:p>
-      <w:pPr>
-        <w:pStyle w:val="FirstParagraph"/>
-      </w:pPr>
-      <w:r>
-        <w:t xml:space="preserve">When a roll fails by only</w:t>
-      </w:r>
-      <w:r>
-        <w:t xml:space="preserve"> </w:t>
-      </w:r>
-      <w:r>
-        <w:rPr>
-          <w:bCs/>
-          <w:b/>
-        </w:rPr>
-        <w:t xml:space="preserve">1 or 2</w:t>
-      </w:r>
-      <w:r>
-        <w:t xml:space="preserve">, the GM may offer</w:t>
-      </w:r>
-      <w:r>
-        <w:t xml:space="preserve"> </w:t>
-      </w:r>
-      <w:r>
-        <w:rPr>
-          <w:bCs/>
-          <w:b/>
-        </w:rPr>
-        <w:t xml:space="preserve">success at a cost</w:t>
-      </w:r>
-      <w:r>
-        <w:t xml:space="preserve">: you get what you were after, but something else goes wrong. Typical costs are an injury box, broken gear, lost time (tick a clock), a box on a track, or someone noticing. The GM names the cost before you accept; you can always take the plain failure instead. A natural 17 or 18 is never a success at a cost.</w:t>
-      </w:r>
-    </w:p>
-    <w:bookmarkEnd w:id="45"/>
-    <w:bookmarkStart w:id="46" w:name="progress-clocks"/>
-    <w:p>
-      <w:pPr>
-        <w:pStyle w:val="Heading2"/>
-      </w:pPr>
-      <w:r>
-        <w:t xml:space="preserve">Progress clocks</w:t>
-      </w:r>
-    </w:p>
-    <w:p>
-      <w:pPr>
-        <w:pStyle w:val="FirstParagraph"/>
-      </w:pPr>
-      <w:r>
-        <w:t xml:space="preserve">A</w:t>
-      </w:r>
-      <w:r>
-        <w:t xml:space="preserve"> </w:t>
-      </w:r>
-      <w:r>
-        <w:rPr>
-          <w:bCs/>
-          <w:b/>
-        </w:rPr>
-        <w:t xml:space="preserve">clock</w:t>
-      </w:r>
-      <w:r>
-        <w:t xml:space="preserve"> </w:t>
-      </w:r>
-      <w:r>
-        <w:t xml:space="preserve">is a circle cut into 2, 4, 6 or 8 segments that tracks something that takes time or builds toward disaster.</w:t>
-      </w:r>
-    </w:p>
-    <w:p>
-      <w:pPr>
-        <w:numPr>
-          <w:ilvl w:val="0"/>
-          <w:numId w:val="1004"/>
-        </w:numPr>
-        <w:pStyle w:val="Compact"/>
-      </w:pPr>
-      <w:r>
-        <w:rPr>
-          <w:bCs/>
-          <w:b/>
-        </w:rPr>
-        <w:t xml:space="preserve">Danger clocks</w:t>
-      </w:r>
-      <w:r>
-        <w:t xml:space="preserve"> </w:t>
-      </w:r>
-      <w:r>
-        <w:t xml:space="preserve">fill when things go wrong: a failed roll, a success at a cost, or time passing. When one fills, the danger happens.</w:t>
-      </w:r>
-    </w:p>
-    <w:p>
-      <w:pPr>
-        <w:numPr>
-          <w:ilvl w:val="0"/>
-          <w:numId w:val="1004"/>
-        </w:numPr>
-        <w:pStyle w:val="Compact"/>
-      </w:pPr>
-      <w:r>
-        <w:rPr>
-          <w:bCs/>
-          <w:b/>
-        </w:rPr>
-        <w:t xml:space="preserve">Progress clocks</w:t>
-      </w:r>
-      <w:r>
-        <w:t xml:space="preserve"> </w:t>
-      </w:r>
-      <w:r>
-        <w:t xml:space="preserve">fill as the characters succeed: one segment for a success, two for success by 5 or more. When one fills, the goal is achieved.</w:t>
-      </w:r>
-    </w:p>
-    <w:p>
-      <w:pPr>
-        <w:numPr>
-          <w:ilvl w:val="0"/>
-          <w:numId w:val="1004"/>
-        </w:numPr>
-        <w:pStyle w:val="Compact"/>
-      </w:pPr>
-      <w:r>
-        <w:t xml:space="preserve">The GM sizes the clock (2 = quick, 4 = urgent or simple, 6 = substantial, 8 = long or complex) and shows it to the players.</w:t>
-      </w:r>
-    </w:p>
-    <w:bookmarkEnd w:id="46"/>
-    <w:bookmarkStart w:id="47" w:name="investigation-and-social-scenes"/>
-    <w:p>
-      <w:pPr>
-        <w:pStyle w:val="Heading2"/>
-      </w:pPr>
-      <w:r>
-        <w:t xml:space="preserve">Investigation and social scenes</w:t>
-      </w:r>
-    </w:p>
-    <w:p>
-      <w:pPr>
-        <w:pStyle w:val="FirstParagraph"/>
-      </w:pPr>
-      <w:r>
-        <w:t xml:space="preserve">Ask concrete questions and explain your approach. Evidence may require several different tasks. A successful roll does not force someone to abandon a core belief or reveal what they do not know.</w:t>
-      </w:r>
-    </w:p>
-    <w:bookmarkEnd w:id="47"/>
-    <w:bookmarkStart w:id="51" w:name="discovery-clocks-and-cards"/>
-    <w:p>
-      <w:pPr>
-        <w:pStyle w:val="Heading2"/>
-      </w:pPr>
-      <w:r>
-        <w:t xml:space="preserve">Discovery clocks and cards</w:t>
-      </w:r>
-    </w:p>
-    <w:p>
-      <w:pPr>
-        <w:pStyle w:val="FirstParagraph"/>
-      </w:pPr>
-      <w:r>
-        <w:t xml:space="preserve">When a mission turns on an unknown subject (a creature, a rival’s power, a strange device), the GM sets up a</w:t>
-      </w:r>
-      <w:r>
-        <w:t xml:space="preserve"> </w:t>
-      </w:r>
-      <w:r>
-        <w:rPr>
-          <w:bCs/>
-          <w:b/>
-        </w:rPr>
-        <w:t xml:space="preserve">discovery clock</w:t>
-      </w:r>
-      <w:r>
-        <w:t xml:space="preserve">. It fills in three phases, and filling it mints a</w:t>
-      </w:r>
-      <w:r>
-        <w:t xml:space="preserve"> </w:t>
-      </w:r>
-      <w:r>
-        <w:rPr>
-          <w:bCs/>
-          <w:b/>
-        </w:rPr>
-        <w:t xml:space="preserve">card</w:t>
-      </w:r>
-      <w:r>
-        <w:t xml:space="preserve">: what the characters learned, kept for good. A character’s cards are their</w:t>
-      </w:r>
-      <w:r>
-        <w:t xml:space="preserve"> </w:t>
-      </w:r>
-      <w:r>
-        <w:rPr>
-          <w:bCs/>
-          <w:b/>
-        </w:rPr>
-        <w:t xml:space="preserve">collection</w:t>
-      </w:r>
-      <w:r>
-        <w:t xml:space="preserve">.</w:t>
-      </w:r>
-    </w:p>
-    <w:tbl>
-      <w:tblPr>
-        <w:tblStyle w:val="Table"/>
-        <w:tblW w:type="pct" w:w="5000"/>
-        <w:tblLook w:firstRow="1" w:lastRow="0" w:firstColumn="0" w:lastColumn="0" w:noHBand="0" w:noVBand="0" w:val="0020"/>
-        <w:jc w:val="start"/>
-        <w:tblBorders>
-          <w:top w:val="single" w:sz="4" w:color="B8C2D3"/>
-          <w:left w:val="single" w:sz="4" w:color="B8C2D3"/>
-          <w:bottom w:val="single" w:sz="4" w:color="B8C2D3"/>
-          <w:right w:val="single" w:sz="4" w:color="B8C2D3"/>
-          <w:insideH w:val="single" w:sz="4" w:color="B8C2D3"/>
-          <w:insideV w:val="single" w:sz="4" w:color="B8C2D3"/>
-        </w:tblBorders>
-      </w:tblPr>
-      <w:tblGrid>
-        <w:gridCol w:w="3960"/>
-        <w:gridCol w:w="3960"/>
-      </w:tblGrid>
-      <w:tr>
-        <w:trPr>
-          <w:tblHeader w:val="true"/>
-        </w:trPr>
-        <w:tc>
-          <w:tcPr>
-            <w:shd w:val="clear" w:fill="E9EEF6"/>
-          </w:tcPr>
-          <w:p>
-            <w:pPr>
-              <w:pStyle w:val="Compact"/>
-              <w:jc w:val="left"/>
-            </w:pPr>
-            <w:r>
-              <w:rPr>
-                <w:b/>
-                <w:sz w:val="19"/>
-              </w:rPr>
-              <w:t xml:space="preserve">Phase</w:t>
-            </w:r>
-          </w:p>
-        </w:tc>
-        <w:tc>
-          <w:tcPr>
-            <w:shd w:val="clear" w:fill="E9EEF6"/>
-          </w:tcPr>
-          <w:p>
-            <w:pPr>
-              <w:pStyle w:val="Compact"/>
-              <w:jc w:val="left"/>
-            </w:pPr>
-            <w:r>
-              <w:rPr>
-                <w:b/>
-                <w:sz w:val="19"/>
-              </w:rPr>
-              <w:t xml:space="preserve">What it means</w:t>
-            </w:r>
-          </w:p>
-        </w:tc>
-      </w:tr>
-      <w:tr>
-        <w:tc>
-          <w:tcPr/>
-          <w:p>
-            <w:pPr>
-              <w:pStyle w:val="Compact"/>
-              <w:jc w:val="left"/>
-            </w:pPr>
-            <w:r>
-              <w:rPr>
-                <w:b/>
-                <w:sz w:val="19"/>
-              </w:rPr>
-              <w:t xml:space="preserve">1. Confront the unknown</w:t>
-            </w:r>
-          </w:p>
-        </w:tc>
-        <w:tc>
-          <w:tcPr/>
-          <w:p>
-            <w:pPr>
-              <w:pStyle w:val="Compact"/>
-              <w:jc w:val="left"/>
-            </w:pPr>
-            <w:r>
-              <w:rPr>
-                <w:sz w:val="19"/>
-              </w:rPr>
-              <w:t xml:space="preserve">Effects without a cause. You may suspect, but nothing is confirmed.</w:t>
-            </w:r>
-          </w:p>
-        </w:tc>
-      </w:tr>
-      <w:tr>
-        <w:tc>
-          <w:tcPr/>
-          <w:p>
-            <w:pPr>
-              <w:pStyle w:val="Compact"/>
-              <w:jc w:val="left"/>
-            </w:pPr>
-            <w:r>
-              <w:rPr>
-                <w:b/>
-                <w:sz w:val="19"/>
-              </w:rPr>
-              <w:t xml:space="preserve">2. Identify</w:t>
-            </w:r>
-          </w:p>
-        </w:tc>
-        <w:tc>
-          <w:tcPr/>
-          <w:p>
-            <w:pPr>
-              <w:pStyle w:val="Compact"/>
-              <w:jc w:val="left"/>
-            </w:pPr>
-            <w:r>
-              <w:rPr>
-                <w:sz w:val="19"/>
-              </w:rPr>
-              <w:t xml:space="preserve">Name the subject. This is the gate: until its identity is confirmed, no card applies, and the GM treats your theories as suspicion only.</w:t>
-            </w:r>
-          </w:p>
-        </w:tc>
-      </w:tr>
-      <w:tr>
-        <w:tc>
-          <w:tcPr/>
-          <w:p>
-            <w:pPr>
-              <w:pStyle w:val="Compact"/>
-              <w:jc w:val="left"/>
-            </w:pPr>
-            <w:r>
-              <w:rPr>
-                <w:b/>
-                <w:sz w:val="19"/>
-              </w:rPr>
-              <w:t xml:space="preserve">3. Uncover</w:t>
-            </w:r>
-          </w:p>
-        </w:tc>
-        <w:tc>
-          <w:tcPr/>
-          <w:p>
-            <w:pPr>
-              <w:pStyle w:val="Compact"/>
-              <w:jc w:val="left"/>
-            </w:pPr>
-            <w:r>
-              <w:rPr>
-                <w:sz w:val="19"/>
-              </w:rPr>
-              <w:t xml:space="preserve">Learn how it is beaten or used. Filling this phase fills the clock and mints a card.</w:t>
-            </w:r>
-          </w:p>
-        </w:tc>
-      </w:tr>
-    </w:tbl>
-    <w:p>
-      <w:pPr>
-        <w:numPr>
-          <w:ilvl w:val="0"/>
-          <w:numId w:val="1005"/>
-        </w:numPr>
-        <w:pStyle w:val="Compact"/>
-      </w:pPr>
-      <w:r>
-        <w:rPr>
-          <w:bCs/>
-          <w:b/>
-        </w:rPr>
-        <w:t xml:space="preserve">Sizing.</w:t>
-      </w:r>
-      <w:r>
-        <w:t xml:space="preserve"> </w:t>
-      </w:r>
-      <w:r>
-        <w:t xml:space="preserve">The GM decides how many segments each phase needs (usually 1–2 to Confront, 2–3 to Identify, 2–3 to Uncover) and which methods can advance it, and shows the clock to the players.</w:t>
-      </w:r>
-    </w:p>
-    <w:p>
-      <w:pPr>
-        <w:numPr>
-          <w:ilvl w:val="0"/>
-          <w:numId w:val="1005"/>
-        </w:numPr>
-        <w:pStyle w:val="Compact"/>
-      </w:pPr>
-      <w:r>
-        <w:rPr>
-          <w:bCs/>
-          <w:b/>
-        </w:rPr>
-        <w:t xml:space="preserve">Advancing.</w:t>
-      </w:r>
-      <w:r>
-        <w:t xml:space="preserve"> </w:t>
-      </w:r>
-      <w:r>
-        <w:t xml:space="preserve">Each roll that advances the clock uses a concrete</w:t>
-      </w:r>
-      <w:r>
-        <w:t xml:space="preserve"> </w:t>
-      </w:r>
-      <w:r>
-        <w:rPr>
-          <w:bCs/>
-          <w:b/>
-        </w:rPr>
-        <w:t xml:space="preserve">method</w:t>
-      </w:r>
-      <w:r>
-        <w:t xml:space="preserve"> </w:t>
-      </w:r>
-      <w:r>
-        <w:t xml:space="preserve">tied to a skill (below): one segment for a success, two for success by 5 or more. The clock stops at the end of Identify until the subject is confirmed: segments never spill past the gate.</w:t>
-      </w:r>
-    </w:p>
-    <w:p>
-      <w:pPr>
-        <w:numPr>
-          <w:ilvl w:val="0"/>
-          <w:numId w:val="1005"/>
-        </w:numPr>
-        <w:pStyle w:val="Compact"/>
-      </w:pPr>
-      <w:r>
-        <w:rPr>
-          <w:bCs/>
-          <w:b/>
-        </w:rPr>
-        <w:t xml:space="preserve">The primary investigator.</w:t>
-      </w:r>
-      <w:r>
-        <w:t xml:space="preserve"> </w:t>
-      </w:r>
-      <w:r>
-        <w:t xml:space="preserve">One character leads and owns the card. Others</w:t>
-      </w:r>
-      <w:r>
-        <w:t xml:space="preserve"> </w:t>
-      </w:r>
-      <w:r>
-        <w:rPr>
-          <w:bCs/>
-          <w:b/>
-        </w:rPr>
-        <w:t xml:space="preserve">assist</w:t>
-      </w:r>
-      <w:r>
-        <w:t xml:space="preserve"> </w:t>
-      </w:r>
-      <w:r>
-        <w:t xml:space="preserve">under the usual assistance rules, rolling a relevant skill. A character who holds a relevant card can assist with a method they couldn’t otherwise bring (the card is why they’re qualified); it adds nothing beyond the normal assistance.</w:t>
-      </w:r>
-    </w:p>
-    <w:p>
-      <w:pPr>
-        <w:numPr>
-          <w:ilvl w:val="0"/>
-          <w:numId w:val="1005"/>
-        </w:numPr>
-        <w:pStyle w:val="Compact"/>
-      </w:pPr>
-      <w:r>
-        <w:rPr>
-          <w:bCs/>
-          <w:b/>
-        </w:rPr>
-        <w:t xml:space="preserve">Pushing.</w:t>
-      </w:r>
-      <w:r>
-        <w:t xml:space="preserve"> </w:t>
-      </w:r>
-      <w:r>
-        <w:t xml:space="preserve">A player can push to dig faster or harder: a success advances one extra segment, but a track ticks (below) whatever the roll.</w:t>
-      </w:r>
-    </w:p>
-    <w:bookmarkStart w:id="48" w:name="the-card"/>
-    <w:p>
-      <w:pPr>
-        <w:pStyle w:val="Heading3"/>
-      </w:pPr>
-      <w:r>
-        <w:t xml:space="preserve">The card</w:t>
-      </w:r>
-    </w:p>
-    <w:p>
-      <w:pPr>
-        <w:pStyle w:val="FirstParagraph"/>
-      </w:pPr>
-      <w:r>
-        <w:t xml:space="preserve">A card grants</w:t>
-      </w:r>
-      <w:r>
-        <w:t xml:space="preserve"> </w:t>
-      </w:r>
-      <w:r>
-        <w:rPr>
-          <w:bCs/>
-          <w:b/>
-        </w:rPr>
-        <w:t xml:space="preserve">no bonus</w:t>
-      </w:r>
-      <w:r>
-        <w:t xml:space="preserve"> </w:t>
-      </w:r>
-      <w:r>
-        <w:t xml:space="preserve">to any roll. It is an earned permission: knowledge that makes possible an action otherwise forbidden or unavailable against that subject. Without it, the GM can rule that the action isn’t possible: you can’t aim for a heart you don’t know is the weakness, or speak a name you never learned. A card can authorize a called shot or a telling-hit effect that would otherwise be unavailable.</w:t>
-      </w:r>
-    </w:p>
-    <w:p>
-      <w:pPr>
-        <w:numPr>
-          <w:ilvl w:val="0"/>
-          <w:numId w:val="1006"/>
-        </w:numPr>
-        <w:pStyle w:val="Compact"/>
-      </w:pPr>
-      <w:r>
-        <w:t xml:space="preserve">A card never helps confirm its own subject: holding one doesn’t prove this is that. It applies once the Identify phase has confirmed it.</w:t>
-      </w:r>
-    </w:p>
-    <w:p>
-      <w:pPr>
-        <w:numPr>
-          <w:ilvl w:val="0"/>
-          <w:numId w:val="1006"/>
-        </w:numPr>
-        <w:pStyle w:val="Compact"/>
-      </w:pPr>
-      <w:r>
-        <w:rPr>
-          <w:bCs/>
-          <w:b/>
-        </w:rPr>
-        <w:t xml:space="preserve">Shared copies.</w:t>
-      </w:r>
-      <w:r>
-        <w:t xml:space="preserve"> </w:t>
-      </w:r>
-      <w:r>
-        <w:t xml:space="preserve">Every character present when the card is minted (the climactic confrontation or the breakthrough) gets a shared copy; the primary investigator is recorded as its owner. An absent character doesn’t, though a holder can teach it to them later with the GM’s agreement.</w:t>
-      </w:r>
-    </w:p>
-    <w:p>
-      <w:pPr>
-        <w:numPr>
-          <w:ilvl w:val="0"/>
-          <w:numId w:val="1006"/>
-        </w:numPr>
-        <w:pStyle w:val="Compact"/>
-      </w:pPr>
-      <w:r>
-        <w:rPr>
-          <w:bCs/>
-          <w:b/>
-        </w:rPr>
-        <w:t xml:space="preserve">What it records.</w:t>
-      </w:r>
-      <w:r>
-        <w:t xml:space="preserve"> </w:t>
-      </w:r>
-      <w:r>
-        <w:t xml:space="preserve">The subject (its tag), what was learned, what it permits, the mission where it was earned, its owner, and who was there. It’s kept on the character sheet, under</w:t>
-      </w:r>
-      <w:r>
-        <w:t xml:space="preserve"> </w:t>
-      </w:r>
-      <w:r>
-        <w:rPr>
-          <w:iCs/>
-          <w:i/>
-        </w:rPr>
-        <w:t xml:space="preserve">Learned in play</w:t>
-      </w:r>
-      <w:r>
-        <w:t xml:space="preserve">.</w:t>
-      </w:r>
-    </w:p>
-    <w:bookmarkEnd w:id="48"/>
-    <w:bookmarkStart w:id="49" w:name="the-threat-clock"/>
-    <w:p>
-      <w:pPr>
-        <w:pStyle w:val="Heading3"/>
-      </w:pPr>
-      <w:r>
-        <w:t xml:space="preserve">The threat clock</w:t>
-      </w:r>
-    </w:p>
-    <w:p>
-      <w:pPr>
-        <w:pStyle w:val="FirstParagraph"/>
-      </w:pPr>
-      <w:r>
-        <w:t xml:space="preserve">A discovery clock always races a threat clock. The setting names the threat clock and what happens when it fills: a creature claiming another victim, a villain escalating, a reactor going critical.</w:t>
-      </w:r>
-    </w:p>
-    <w:bookmarkEnd w:id="49"/>
-    <w:bookmarkStart w:id="50" w:name="what-investigating-costs"/>
-    <w:p>
-      <w:pPr>
-        <w:pStyle w:val="Heading3"/>
-      </w:pPr>
-      <w:r>
-        <w:t xml:space="preserve">What investigating costs</w:t>
-      </w:r>
-    </w:p>
-    <w:p>
-      <w:pPr>
-        <w:pStyle w:val="FirstParagraph"/>
-      </w:pPr>
-      <w:r>
-        <w:t xml:space="preserve">When an investigation roll fails, or a player pushes, one of the setting’s shared tracks ticks up by one, chosen by how the party is digging. A failed roll can still turn up a lead when the story allows it, but the track still ticks.</w:t>
-      </w:r>
-    </w:p>
-    <w:p>
-      <w:pPr>
-        <w:pStyle w:val="BodyText"/>
-      </w:pPr>
-      <w:r>
-        <w:rPr>
-          <w:iCs/>
-          <w:i/>
-        </w:rPr>
-        <w:t xml:space="preserve">Your setting pack names the card, the threat clock, the tracks investigating pushes, and the methods.</w:t>
-      </w:r>
-    </w:p>
-    <w:bookmarkEnd w:id="50"/>
-    <w:bookmarkEnd w:id="51"/>
-    <w:bookmarkStart w:id="52" w:name="chases"/>
-    <w:p>
-      <w:pPr>
-        <w:pStyle w:val="Heading2"/>
-      </w:pPr>
-      <w:r>
-        <w:t xml:space="preserve">Chases</w:t>
-      </w:r>
-    </w:p>
-    <w:p>
-      <w:pPr>
-        <w:pStyle w:val="FirstParagraph"/>
-      </w:pPr>
-      <w:r>
-        <w:t xml:space="preserve">Run a chase as a progress clock for the pursuers against a danger clock for the quarry’s escape. Each exchange, the characters roll the skill that moves them (the chase skill, or Athletics on foot): success ticks the pursuers’ clock, failure ticks the escape. Terrain, a tired mount or a damaged engine, and attacks made on the move (at −2) adjust the rolls.</w:t>
-      </w:r>
-    </w:p>
-    <w:bookmarkEnd w:id="52"/>
-    <w:bookmarkEnd w:id="53"/>
-    <w:bookmarkStart w:id="63" w:name="personal-combat"/>
-    <w:p>
-      <w:pPr>
-        <w:pStyle w:val="Heading1"/>
-      </w:pPr>
-      <w:r>
-        <w:t xml:space="preserve">Personal combat</w:t>
-      </w:r>
-    </w:p>
-    <w:bookmarkStart w:id="54" w:name="turn-order-and-actions"/>
-    <w:p>
-      <w:pPr>
-        <w:pStyle w:val="Heading2"/>
-      </w:pPr>
-      <w:r>
-        <w:t xml:space="preserve">Turn order and actions</w:t>
-      </w:r>
-    </w:p>
-    <w:p>
-      <w:pPr>
-        <w:pStyle w:val="FirstParagraph"/>
-      </w:pPr>
-      <w:r>
-        <w:t xml:space="preserve">Act in descending Agility order. Players choose the order of tied characters; the GM resolves other ties. A round lasts a few seconds. On your turn, move a short distance (up to 10 yards: the Close band below) and take one meaningful action, such as attacking, reloading, helping, or attempting a task.</w:t>
-      </w:r>
-    </w:p>
-    <w:bookmarkEnd w:id="54"/>
-    <w:bookmarkStart w:id="55" w:name="attacking-and-defending"/>
-    <w:p>
-      <w:pPr>
-        <w:pStyle w:val="Heading2"/>
-      </w:pPr>
-      <w:r>
-        <w:t xml:space="preserve">Attacking and defending</w:t>
-      </w:r>
-    </w:p>
-    <w:p>
-      <w:pPr>
-        <w:pStyle w:val="FirstParagraph"/>
-      </w:pPr>
-      <w:r>
-        <w:t xml:space="preserve">Roll a ranged skill for a ranged attack, a melee skill for a weapon in hand, or an unarmed skill for fists and grappling. If the attack succeeds, an aware target able to move may</w:t>
-      </w:r>
-      <w:r>
-        <w:t xml:space="preserve"> </w:t>
-      </w:r>
-      <w:r>
-        <w:rPr>
-          <w:bCs/>
-          <w:b/>
-        </w:rPr>
-        <w:t xml:space="preserve">defend</w:t>
-      </w:r>
-      <w:r>
-        <w:t xml:space="preserve">: Dodge, Parry or Block. A successful defense cancels the hit. Apply injury penalties to every defense.</w:t>
-      </w:r>
-    </w:p>
-    <w:p>
-      <w:pPr>
-        <w:numPr>
-          <w:ilvl w:val="0"/>
-          <w:numId w:val="1007"/>
-        </w:numPr>
-        <w:pStyle w:val="Compact"/>
-      </w:pPr>
-      <w:r>
-        <w:rPr>
-          <w:bCs/>
-          <w:b/>
-        </w:rPr>
-        <w:t xml:space="preserve">One defense a round.</w:t>
-      </w:r>
-      <w:r>
-        <w:t xml:space="preserve"> </w:t>
-      </w:r>
-      <w:r>
-        <w:t xml:space="preserve">A target gets one defense a round, between its turns, and chooses which when an attack hits. The</w:t>
-      </w:r>
-      <w:r>
-        <w:t xml:space="preserve"> </w:t>
-      </w:r>
-      <w:r>
-        <w:rPr>
-          <w:bCs/>
-          <w:b/>
-        </w:rPr>
-        <w:t xml:space="preserve">Additional Defense</w:t>
-      </w:r>
-      <w:r>
-        <w:t xml:space="preserve"> </w:t>
-      </w:r>
-      <w:r>
-        <w:t xml:space="preserve">Edge gives a second.</w:t>
-      </w:r>
-    </w:p>
-    <w:p>
-      <w:pPr>
-        <w:numPr>
-          <w:ilvl w:val="0"/>
-          <w:numId w:val="1007"/>
-        </w:numPr>
-        <w:pStyle w:val="Compact"/>
-      </w:pPr>
-      <w:r>
-        <w:rPr>
-          <w:bCs/>
-          <w:b/>
-        </w:rPr>
-        <w:t xml:space="preserve">Dodge</w:t>
-      </w:r>
-      <w:r>
-        <w:t xml:space="preserve"> </w:t>
-      </w:r>
-      <w:r>
-        <w:t xml:space="preserve">is Agility −2, with +1 for Trained Athletics or +2 for Athletics as a Specialty or Expert.</w:t>
-      </w:r>
-    </w:p>
-    <w:p>
-      <w:pPr>
-        <w:numPr>
-          <w:ilvl w:val="0"/>
-          <w:numId w:val="1007"/>
-        </w:numPr>
-        <w:pStyle w:val="Compact"/>
-      </w:pPr>
-      <w:r>
-        <w:rPr>
-          <w:bCs/>
-          <w:b/>
-        </w:rPr>
-        <w:t xml:space="preserve">Parry.</w:t>
-      </w:r>
-      <w:r>
-        <w:t xml:space="preserve"> </w:t>
-      </w:r>
-      <w:r>
-        <w:t xml:space="preserve">Against a weapon in hand or fists, roll a melee skill −3 with a weapon in hand, or an unarmed skill −3 bare-handed against fists. An open hand can’t parry a blade, claws or fangs. A second parry in the same round (with Additional Defense) is a further −2. Nobody parries a shot or a missile.</w:t>
-      </w:r>
-    </w:p>
-    <w:p>
-      <w:pPr>
-        <w:numPr>
-          <w:ilvl w:val="0"/>
-          <w:numId w:val="1007"/>
-        </w:numPr>
-        <w:pStyle w:val="Compact"/>
-      </w:pPr>
-      <w:r>
-        <w:rPr>
-          <w:bCs/>
-          <w:b/>
-        </w:rPr>
-        <w:t xml:space="preserve">Block.</w:t>
-      </w:r>
-      <w:r>
-        <w:t xml:space="preserve"> </w:t>
-      </w:r>
-      <w:r>
-        <w:t xml:space="preserve">With a shield, or anything that can stand in for one (a chair, a plank, a crate lid), you can block a weapon in hand, fists, or a thrown or loosed missile: roll a melee skill −2, plus the shield’s bonus. Nothing you can lift blocks a gunshot or a blast. An improvised shield breaks the first time it blocks a hit of 2 or more boxes.</w:t>
-      </w:r>
-    </w:p>
-    <w:p>
-      <w:pPr>
-        <w:numPr>
-          <w:ilvl w:val="0"/>
-          <w:numId w:val="1007"/>
-        </w:numPr>
-        <w:pStyle w:val="Compact"/>
-      </w:pPr>
-      <w:r>
-        <w:rPr>
-          <w:bCs/>
-          <w:b/>
-        </w:rPr>
-        <w:t xml:space="preserve">Attack quality.</w:t>
-      </w:r>
-      <w:r>
-        <w:t xml:space="preserve"> </w:t>
-      </w:r>
-      <w:r>
-        <w:t xml:space="preserve">A clean hit is harder to escape. When an attack succeeds by 3 or 4, the defense is at −1; by 5 or 6, −2; by 7 or more, −3.</w:t>
-      </w:r>
-    </w:p>
-    <w:p>
-      <w:pPr>
-        <w:numPr>
-          <w:ilvl w:val="0"/>
-          <w:numId w:val="1007"/>
-        </w:numPr>
-        <w:pStyle w:val="Compact"/>
-      </w:pPr>
-      <w:r>
-        <w:rPr>
-          <w:bCs/>
-          <w:b/>
-        </w:rPr>
-        <w:t xml:space="preserve">Aim.</w:t>
-      </w:r>
-      <w:r>
-        <w:t xml:space="preserve"> </w:t>
-      </w:r>
-      <w:r>
-        <w:t xml:space="preserve">Spend your action aiming at a target you can see: +1 to your next attack against it. An advantage that rewards aiming adds its bonus to this.</w:t>
-      </w:r>
-    </w:p>
-    <w:p>
-      <w:pPr>
-        <w:pStyle w:val="FirstParagraph"/>
-      </w:pPr>
-      <w:r>
-        <w:t xml:space="preserve">Solid cover blocks a shot. Partial cover imposes −2 on the attack. Weapon effects apply after a hit survives any defense. Success margin does not increase damage: a great hit decides</w:t>
-      </w:r>
-      <w:r>
-        <w:t xml:space="preserve"> </w:t>
-      </w:r>
-      <w:r>
-        <w:rPr>
-          <w:iCs/>
-          <w:i/>
-        </w:rPr>
-        <w:t xml:space="preserve">what</w:t>
-      </w:r>
-      <w:r>
-        <w:t xml:space="preserve"> </w:t>
-      </w:r>
-      <w:r>
-        <w:t xml:space="preserve">happens instead.</w:t>
-      </w:r>
-    </w:p>
-    <w:bookmarkEnd w:id="55"/>
-    <w:bookmarkStart w:id="56" w:name="telling-hits"/>
-    <w:p>
-      <w:pPr>
-        <w:pStyle w:val="Heading2"/>
-      </w:pPr>
-      <w:r>
-        <w:t xml:space="preserve">Telling hits</w:t>
-      </w:r>
-    </w:p>
-    <w:p>
-      <w:pPr>
-        <w:pStyle w:val="FirstParagraph"/>
-      </w:pPr>
-      <w:r>
-        <w:t xml:space="preserve">A really good shot, or a blow that lands exactly where it was meant to, lets the attacker say what it does.</w:t>
-      </w:r>
-    </w:p>
-    <w:p>
-      <w:pPr>
-        <w:numPr>
-          <w:ilvl w:val="0"/>
-          <w:numId w:val="1008"/>
-        </w:numPr>
-        <w:pStyle w:val="Compact"/>
-      </w:pPr>
-      <w:r>
-        <w:rPr>
-          <w:bCs/>
-          <w:b/>
-        </w:rPr>
-        <w:t xml:space="preserve">A telling hit</w:t>
-      </w:r>
-      <w:r>
-        <w:t xml:space="preserve"> </w:t>
-      </w:r>
-      <w:r>
-        <w:t xml:space="preserve">is an attack that succeeds by</w:t>
-      </w:r>
-      <w:r>
-        <w:t xml:space="preserve"> </w:t>
-      </w:r>
-      <w:r>
-        <w:rPr>
-          <w:bCs/>
-          <w:b/>
-        </w:rPr>
-        <w:t xml:space="preserve">5 or more</w:t>
-      </w:r>
-      <w:r>
-        <w:t xml:space="preserve">, or on a natural 3 or 4, and isn’t stopped by a defense. The attacker picks</w:t>
-      </w:r>
-      <w:r>
-        <w:t xml:space="preserve"> </w:t>
-      </w:r>
-      <w:r>
-        <w:rPr>
-          <w:bCs/>
-          <w:b/>
-        </w:rPr>
-        <w:t xml:space="preserve">one effect</w:t>
-      </w:r>
-      <w:r>
-        <w:t xml:space="preserve"> </w:t>
-      </w:r>
-      <w:r>
-        <w:t xml:space="preserve">below and describes it. The weapon still marks its usual boxes.</w:t>
-      </w:r>
-    </w:p>
-    <w:p>
-      <w:pPr>
-        <w:numPr>
-          <w:ilvl w:val="0"/>
-          <w:numId w:val="1008"/>
-        </w:numPr>
-        <w:pStyle w:val="Compact"/>
-      </w:pPr>
-      <w:r>
-        <w:rPr>
-          <w:bCs/>
-          <w:b/>
-        </w:rPr>
-        <w:t xml:space="preserve">A called shot.</w:t>
-      </w:r>
-      <w:r>
-        <w:t xml:space="preserve"> </w:t>
-      </w:r>
-      <w:r>
-        <w:t xml:space="preserve">Before rolling, name the effect you want and take −2 on the attack, or −4 for a small target (a hand, an eye, a rope, a lock). If the attack hits at all, the effect happens, whatever the margin. An advantage that rewards aiming cuts this penalty by 1.</w:t>
-      </w:r>
-    </w:p>
-    <w:p>
-      <w:pPr>
-        <w:numPr>
-          <w:ilvl w:val="0"/>
-          <w:numId w:val="1008"/>
-        </w:numPr>
-        <w:pStyle w:val="Compact"/>
-      </w:pPr>
-      <w:r>
-        <w:rPr>
-          <w:bCs/>
-          <w:b/>
-        </w:rPr>
-        <w:t xml:space="preserve">Both ways.</w:t>
-      </w:r>
-      <w:r>
-        <w:t xml:space="preserve"> </w:t>
-      </w:r>
-      <w:r>
-        <w:t xml:space="preserve">Opponents land telling hits on characters too.</w:t>
-      </w:r>
-    </w:p>
-    <w:tbl>
-      <w:tblPr>
-        <w:tblStyle w:val="Table"/>
-        <w:tblW w:type="pct" w:w="5000"/>
-        <w:tblLook w:firstRow="1" w:lastRow="0" w:firstColumn="0" w:lastColumn="0" w:noHBand="0" w:noVBand="0" w:val="0020"/>
-        <w:jc w:val="start"/>
-        <w:tblBorders>
-          <w:top w:val="single" w:sz="4" w:color="B8C2D3"/>
-          <w:left w:val="single" w:sz="4" w:color="B8C2D3"/>
-          <w:bottom w:val="single" w:sz="4" w:color="B8C2D3"/>
-          <w:right w:val="single" w:sz="4" w:color="B8C2D3"/>
-          <w:insideH w:val="single" w:sz="4" w:color="B8C2D3"/>
-          <w:insideV w:val="single" w:sz="4" w:color="B8C2D3"/>
-        </w:tblBorders>
-      </w:tblPr>
-      <w:tblGrid>
-        <w:gridCol w:w="3960"/>
-        <w:gridCol w:w="3960"/>
-      </w:tblGrid>
-      <w:tr>
-        <w:trPr>
-          <w:tblHeader w:val="true"/>
-        </w:trPr>
-        <w:tc>
-          <w:tcPr>
-            <w:shd w:val="clear" w:fill="E9EEF6"/>
-          </w:tcPr>
-          <w:p>
-            <w:pPr>
-              <w:pStyle w:val="Compact"/>
-              <w:jc w:val="left"/>
-            </w:pPr>
-            <w:r>
-              <w:rPr>
-                <w:b/>
-                <w:sz w:val="19"/>
-              </w:rPr>
-              <w:t xml:space="preserve">Effect</w:t>
-            </w:r>
-          </w:p>
-        </w:tc>
-        <w:tc>
-          <w:tcPr>
-            <w:shd w:val="clear" w:fill="E9EEF6"/>
-          </w:tcPr>
-          <w:p>
-            <w:pPr>
-              <w:pStyle w:val="Compact"/>
-              <w:jc w:val="left"/>
-            </w:pPr>
-            <w:r>
-              <w:rPr>
-                <w:b/>
-                <w:sz w:val="19"/>
-              </w:rPr>
-              <w:t xml:space="preserve">What happens</w:t>
-            </w:r>
-          </w:p>
-        </w:tc>
-      </w:tr>
-      <w:tr>
-        <w:tc>
-          <w:tcPr/>
-          <w:p>
-            <w:pPr>
-              <w:pStyle w:val="Compact"/>
-              <w:jc w:val="left"/>
-            </w:pPr>
-            <w:r>
-              <w:rPr>
-                <w:b/>
-                <w:sz w:val="19"/>
-              </w:rPr>
-              <w:t xml:space="preserve">Disarm</w:t>
-            </w:r>
-          </w:p>
-        </w:tc>
-        <w:tc>
-          <w:tcPr/>
-          <w:p>
-            <w:pPr>
-              <w:pStyle w:val="Compact"/>
-              <w:jc w:val="left"/>
-            </w:pPr>
-            <w:r>
-              <w:rPr>
-                <w:sz w:val="19"/>
-              </w:rPr>
-              <w:t xml:space="preserve">The weapon or held item drops, or flies a few yards away</w:t>
-            </w:r>
-          </w:p>
-        </w:tc>
-      </w:tr>
-      <w:tr>
-        <w:tc>
-          <w:tcPr/>
-          <w:p>
-            <w:pPr>
-              <w:pStyle w:val="Compact"/>
-              <w:jc w:val="left"/>
-            </w:pPr>
-            <w:r>
-              <w:rPr>
-                <w:b/>
-                <w:sz w:val="19"/>
-              </w:rPr>
-              <w:t xml:space="preserve">Knock down</w:t>
-            </w:r>
-          </w:p>
-        </w:tc>
-        <w:tc>
-          <w:tcPr/>
-          <w:p>
-            <w:pPr>
-              <w:pStyle w:val="Compact"/>
-              <w:jc w:val="left"/>
-            </w:pPr>
-            <w:r>
-              <w:rPr>
-                <w:sz w:val="19"/>
-              </w:rPr>
-              <w:t xml:space="preserve">The target falls prone, or is driven back a few steps</w:t>
-            </w:r>
-          </w:p>
-        </w:tc>
-      </w:tr>
-      <w:tr>
-        <w:tc>
-          <w:tcPr/>
-          <w:p>
-            <w:pPr>
-              <w:pStyle w:val="Compact"/>
-              <w:jc w:val="left"/>
-            </w:pPr>
-            <w:r>
-              <w:rPr>
-                <w:b/>
-                <w:sz w:val="19"/>
-              </w:rPr>
-              <w:t xml:space="preserve">Pin</w:t>
-            </w:r>
-          </w:p>
-        </w:tc>
-        <w:tc>
-          <w:tcPr/>
-          <w:p>
-            <w:pPr>
-              <w:pStyle w:val="Compact"/>
-              <w:jc w:val="left"/>
-            </w:pPr>
-            <w:r>
-              <w:rPr>
-                <w:sz w:val="19"/>
-              </w:rPr>
-              <w:t xml:space="preserve">The target is held, tangled or pinned down: their next action goes to getting free</w:t>
-            </w:r>
-          </w:p>
-        </w:tc>
-      </w:tr>
-      <w:tr>
-        <w:tc>
-          <w:tcPr/>
-          <w:p>
-            <w:pPr>
-              <w:pStyle w:val="Compact"/>
-              <w:jc w:val="left"/>
-            </w:pPr>
-            <w:r>
-              <w:rPr>
-                <w:b/>
-                <w:sz w:val="19"/>
-              </w:rPr>
-              <w:t xml:space="preserve">Rattle</w:t>
-            </w:r>
-          </w:p>
-        </w:tc>
-        <w:tc>
-          <w:tcPr/>
-          <w:p>
-            <w:pPr>
-              <w:pStyle w:val="Compact"/>
-              <w:jc w:val="left"/>
-            </w:pPr>
-            <w:r>
-              <w:rPr>
-                <w:sz w:val="19"/>
-              </w:rPr>
-              <w:t xml:space="preserve">−2 to the target’s next roll</w:t>
-            </w:r>
-          </w:p>
-        </w:tc>
-      </w:tr>
-      <w:tr>
-        <w:tc>
-          <w:tcPr/>
-          <w:p>
-            <w:pPr>
-              <w:pStyle w:val="Compact"/>
-              <w:jc w:val="left"/>
-            </w:pPr>
-            <w:r>
-              <w:rPr>
-                <w:b/>
-                <w:sz w:val="19"/>
-              </w:rPr>
-              <w:t xml:space="preserve">Break gear</w:t>
-            </w:r>
-          </w:p>
-        </w:tc>
-        <w:tc>
-          <w:tcPr/>
-          <w:p>
-            <w:pPr>
-              <w:pStyle w:val="Compact"/>
-              <w:jc w:val="left"/>
-            </w:pPr>
-            <w:r>
-              <w:rPr>
-                <w:sz w:val="19"/>
-              </w:rPr>
-              <w:t xml:space="preserve">A shield, weapon or tool breaks; armor loses 1 protection until it’s repaired</w:t>
-            </w:r>
-          </w:p>
-        </w:tc>
-      </w:tr>
-      <w:tr>
-        <w:tc>
-          <w:tcPr/>
-          <w:p>
-            <w:pPr>
-              <w:pStyle w:val="Compact"/>
-              <w:jc w:val="left"/>
-            </w:pPr>
-            <w:r>
-              <w:rPr>
-                <w:b/>
-                <w:sz w:val="19"/>
-              </w:rPr>
-              <w:t xml:space="preserve">Open them up</w:t>
-            </w:r>
-          </w:p>
-        </w:tc>
-        <w:tc>
-          <w:tcPr/>
-          <w:p>
-            <w:pPr>
-              <w:pStyle w:val="Compact"/>
-              <w:jc w:val="left"/>
-            </w:pPr>
-            <w:r>
-              <w:rPr>
-                <w:sz w:val="19"/>
-              </w:rPr>
-              <w:t xml:space="preserve">The next attack on this target this round gets +2</w:t>
-            </w:r>
-          </w:p>
-        </w:tc>
-      </w:tr>
-      <w:tr>
-        <w:tc>
-          <w:tcPr/>
-          <w:p>
-            <w:pPr>
-              <w:pStyle w:val="Compact"/>
-              <w:jc w:val="left"/>
-            </w:pPr>
-            <w:r>
-              <w:rPr>
-                <w:b/>
-                <w:sz w:val="19"/>
-              </w:rPr>
-              <w:t xml:space="preserve">Precise</w:t>
-            </w:r>
-          </w:p>
-        </w:tc>
-        <w:tc>
-          <w:tcPr/>
-          <w:p>
-            <w:pPr>
-              <w:pStyle w:val="Compact"/>
-              <w:jc w:val="left"/>
-            </w:pPr>
-            <w:r>
-              <w:rPr>
-                <w:sz w:val="19"/>
-              </w:rPr>
-              <w:t xml:space="preserve">You hit exactly what you aimed at: the lantern, the rope, the tire, the hand on the trigger</w:t>
-            </w:r>
-          </w:p>
-        </w:tc>
-      </w:tr>
-    </w:tbl>
-    <w:p>
-      <w:pPr>
-        <w:pStyle w:val="BodyText"/>
-      </w:pPr>
-      <w:r>
-        <w:rPr>
-          <w:bCs/>
-          <w:b/>
-        </w:rPr>
-        <w:t xml:space="preserve">Limits.</w:t>
-      </w:r>
-      <w:r>
-        <w:t xml:space="preserve"> </w:t>
-      </w:r>
-      <w:r>
-        <w:t xml:space="preserve">A telling hit never adds boxes and never gets past a defense. The effect has to make sense: nobody disarms a bear or knocks down a train, and the GM can rule an effect out. Opponents who drop from one hit are already down, so a telling hit against them sets up what comes next, like sending one crashing into another.</w:t>
-      </w:r>
-    </w:p>
-    <w:p>
-      <w:pPr>
-        <w:pStyle w:val="BodyText"/>
-      </w:pPr>
-      <w:r>
-        <w:rPr>
-          <w:bCs/>
-          <w:b/>
-        </w:rPr>
-        <w:t xml:space="preserve">Staying alive.</w:t>
-      </w:r>
-      <w:r>
-        <w:t xml:space="preserve"> </w:t>
-      </w:r>
-      <w:r>
-        <w:t xml:space="preserve">A character on the receiving end can shrug off a telling hit’s effect with</w:t>
-      </w:r>
-      <w:r>
-        <w:t xml:space="preserve"> </w:t>
-      </w:r>
-      <w:r>
-        <w:rPr>
-          <w:bCs/>
-          <w:b/>
-        </w:rPr>
-        <w:t xml:space="preserve">Hard to put down</w:t>
-      </w:r>
-      <w:r>
-        <w:t xml:space="preserve"> </w:t>
-      </w:r>
-      <w:r>
-        <w:t xml:space="preserve">(once per fight) or by spending a Legend point. Either way, they still take the boxes.</w:t>
-      </w:r>
-    </w:p>
-    <w:bookmarkEnd w:id="56"/>
-    <w:bookmarkStart w:id="57" w:name="range"/>
-    <w:p>
-      <w:pPr>
-        <w:pStyle w:val="Heading2"/>
-      </w:pPr>
-      <w:r>
-        <w:t xml:space="preserve">Range</w:t>
-      </w:r>
-    </w:p>
-    <w:p>
-      <w:pPr>
-        <w:pStyle w:val="FirstParagraph"/>
-      </w:pPr>
-      <w:r>
-        <w:t xml:space="preserve">Distances fall into five bands:</w:t>
+        <w:t xml:space="preserve">at something</w:t>
+      </w:r>
+      <w:r>
+        <w:t xml:space="preserve">. A use that would apply to almost every roll made with the item is too broad.</w:t>
       </w:r>
     </w:p>
     <w:tbl>
@@ -3546,7 +1929,7 @@
                 <w:b/>
                 <w:sz w:val="19"/>
               </w:rPr>
-              <w:t xml:space="preserve">Band</w:t>
+              <w:t xml:space="preserve">Fine item</w:t>
             </w:r>
           </w:p>
         </w:tc>
@@ -3564,7 +1947,7 @@
                 <w:b/>
                 <w:sz w:val="19"/>
               </w:rPr>
-              <w:t xml:space="preserve">Distance</w:t>
+              <w:t xml:space="preserve">Narrow use (+2)</w:t>
             </w:r>
           </w:p>
         </w:tc>
@@ -3582,7 +1965,7 @@
                 <w:b/>
                 <w:sz w:val="19"/>
               </w:rPr>
-              <w:t xml:space="preserve">For example</w:t>
+              <w:t xml:space="preserve">Not covered</w:t>
             </w:r>
           </w:p>
         </w:tc>
@@ -3600,37 +1983,37 @@
                 <w:b/>
                 <w:sz w:val="19"/>
               </w:rPr>
-              <w:t xml:space="preserve">Close</w:t>
-            </w:r>
-          </w:p>
-        </w:tc>
-        <w:tc>
-          <w:tcPr/>
-          <w:p>
-            <w:pPr>
-              <w:pStyle w:val="Compact"/>
-              <w:jc w:val="left"/>
-            </w:pPr>
-            <w:r>
-              <w:rPr>
-                <w:sz w:val="19"/>
-              </w:rPr>
-              <w:t xml:space="preserve">Up to 10 yards</w:t>
-            </w:r>
-          </w:p>
-        </w:tc>
-        <w:tc>
-          <w:tcPr/>
-          <w:p>
-            <w:pPr>
-              <w:pStyle w:val="Compact"/>
-              <w:jc w:val="left"/>
-            </w:pPr>
-            <w:r>
-              <w:rPr>
-                <w:sz w:val="19"/>
-              </w:rPr>
-              <w:t xml:space="preserve">Across a room; one move covers it</w:t>
+              <w:t xml:space="preserve">A rifle with a telescopic sight</w:t>
+            </w:r>
+          </w:p>
+        </w:tc>
+        <w:tc>
+          <w:tcPr/>
+          <w:p>
+            <w:pPr>
+              <w:pStyle w:val="Compact"/>
+              <w:jc w:val="left"/>
+            </w:pPr>
+            <w:r>
+              <w:rPr>
+                <w:sz w:val="19"/>
+              </w:rPr>
+              <w:t xml:space="preserve">Aimed shots at Long range or farther</w:t>
+            </w:r>
+          </w:p>
+        </w:tc>
+        <w:tc>
+          <w:tcPr/>
+          <w:p>
+            <w:pPr>
+              <w:pStyle w:val="Compact"/>
+              <w:jc w:val="left"/>
+            </w:pPr>
+            <w:r>
+              <w:rPr>
+                <w:sz w:val="19"/>
+              </w:rPr>
+              <w:t xml:space="preserve">Snap shots, anything at Close or Short</w:t>
             </w:r>
           </w:p>
         </w:tc>
@@ -3648,37 +2031,37 @@
                 <w:b/>
                 <w:sz w:val="19"/>
               </w:rPr>
-              <w:t xml:space="preserve">Short</w:t>
-            </w:r>
-          </w:p>
-        </w:tc>
-        <w:tc>
-          <w:tcPr/>
-          <w:p>
-            <w:pPr>
-              <w:pStyle w:val="Compact"/>
-              <w:jc w:val="left"/>
-            </w:pPr>
-            <w:r>
-              <w:rPr>
-                <w:sz w:val="19"/>
-              </w:rPr>
-              <w:t xml:space="preserve">Up to 50 yards</w:t>
-            </w:r>
-          </w:p>
-        </w:tc>
-        <w:tc>
-          <w:tcPr/>
-          <w:p>
-            <w:pPr>
-              <w:pStyle w:val="Compact"/>
-              <w:jc w:val="left"/>
-            </w:pPr>
-            <w:r>
-              <w:rPr>
-                <w:sz w:val="19"/>
-              </w:rPr>
-              <w:t xml:space="preserve">Across a street or a courtyard</w:t>
+              <w:t xml:space="preserve">A watchmaker’s instruments</w:t>
+            </w:r>
+          </w:p>
+        </w:tc>
+        <w:tc>
+          <w:tcPr/>
+          <w:p>
+            <w:pPr>
+              <w:pStyle w:val="Compact"/>
+              <w:jc w:val="left"/>
+            </w:pPr>
+            <w:r>
+              <w:rPr>
+                <w:sz w:val="19"/>
+              </w:rPr>
+              <w:t xml:space="preserve">Delicate repairs: clockwork, locks, small mechanisms</w:t>
+            </w:r>
+          </w:p>
+        </w:tc>
+        <w:tc>
+          <w:tcPr/>
+          <w:p>
+            <w:pPr>
+              <w:pStyle w:val="Compact"/>
+              <w:jc w:val="left"/>
+            </w:pPr>
+            <w:r>
+              <w:rPr>
+                <w:sz w:val="19"/>
+              </w:rPr>
+              <w:t xml:space="preserve">Forcing, breaking or building anything large</w:t>
             </w:r>
           </w:p>
         </w:tc>
@@ -3696,37 +2079,37 @@
                 <w:b/>
                 <w:sz w:val="19"/>
               </w:rPr>
-              <w:t xml:space="preserve">Medium</w:t>
-            </w:r>
-          </w:p>
-        </w:tc>
-        <w:tc>
-          <w:tcPr/>
-          <w:p>
-            <w:pPr>
-              <w:pStyle w:val="Compact"/>
-              <w:jc w:val="left"/>
-            </w:pPr>
-            <w:r>
-              <w:rPr>
-                <w:sz w:val="19"/>
-              </w:rPr>
-              <w:t xml:space="preserve">Up to 150 yards</w:t>
-            </w:r>
-          </w:p>
-        </w:tc>
-        <w:tc>
-          <w:tcPr/>
-          <w:p>
-            <w:pPr>
-              <w:pStyle w:val="Compact"/>
-              <w:jc w:val="left"/>
-            </w:pPr>
-            <w:r>
-              <w:rPr>
-                <w:sz w:val="19"/>
-              </w:rPr>
-              <w:t xml:space="preserve">A city block, a long field</w:t>
+              <w:t xml:space="preserve">A surgeon’s instruments</w:t>
+            </w:r>
+          </w:p>
+        </w:tc>
+        <w:tc>
+          <w:tcPr/>
+          <w:p>
+            <w:pPr>
+              <w:pStyle w:val="Compact"/>
+              <w:jc w:val="left"/>
+            </w:pPr>
+            <w:r>
+              <w:rPr>
+                <w:sz w:val="19"/>
+              </w:rPr>
+              <w:t xml:space="preserve">Field treatment of a wound: stitching, dressing, setting</w:t>
+            </w:r>
+          </w:p>
+        </w:tc>
+        <w:tc>
+          <w:tcPr/>
+          <w:p>
+            <w:pPr>
+              <w:pStyle w:val="Compact"/>
+              <w:jc w:val="left"/>
+            </w:pPr>
+            <w:r>
+              <w:rPr>
+                <w:sz w:val="19"/>
+              </w:rPr>
+              <w:t xml:space="preserve">Diagnosis, emergency stabilization</w:t>
             </w:r>
           </w:p>
         </w:tc>
@@ -3744,37 +2127,37 @@
                 <w:b/>
                 <w:sz w:val="19"/>
               </w:rPr>
-              <w:t xml:space="preserve">Long</w:t>
-            </w:r>
-          </w:p>
-        </w:tc>
-        <w:tc>
-          <w:tcPr/>
-          <w:p>
-            <w:pPr>
-              <w:pStyle w:val="Compact"/>
-              <w:jc w:val="left"/>
-            </w:pPr>
-            <w:r>
-              <w:rPr>
-                <w:sz w:val="19"/>
-              </w:rPr>
-              <w:t xml:space="preserve">Up to 500 yards</w:t>
-            </w:r>
-          </w:p>
-        </w:tc>
-        <w:tc>
-          <w:tcPr/>
-          <w:p>
-            <w:pPr>
-              <w:pStyle w:val="Compact"/>
-              <w:jc w:val="left"/>
-            </w:pPr>
-            <w:r>
-              <w:rPr>
-                <w:sz w:val="19"/>
-              </w:rPr>
-              <w:t xml:space="preserve">Across a valley, a park or a harbor</w:t>
+              <w:t xml:space="preserve">A great axe of old make</w:t>
+            </w:r>
+          </w:p>
+        </w:tc>
+        <w:tc>
+          <w:tcPr/>
+          <w:p>
+            <w:pPr>
+              <w:pStyle w:val="Compact"/>
+              <w:jc w:val="left"/>
+            </w:pPr>
+            <w:r>
+              <w:rPr>
+                <w:sz w:val="19"/>
+              </w:rPr>
+              <w:t xml:space="preserve">Breaking a shield, a door or a weapon</w:t>
+            </w:r>
+          </w:p>
+        </w:tc>
+        <w:tc>
+          <w:tcPr/>
+          <w:p>
+            <w:pPr>
+              <w:pStyle w:val="Compact"/>
+              <w:jc w:val="left"/>
+            </w:pPr>
+            <w:r>
+              <w:rPr>
+                <w:sz w:val="19"/>
+              </w:rPr>
+              <w:t xml:space="preserve">Ordinary attacks</w:t>
             </w:r>
           </w:p>
         </w:tc>
@@ -3789,41 +2172,91 @@
             </w:pPr>
             <w:r>
               <w:rPr>
-                <w:b/>
-                <w:sz w:val="19"/>
-              </w:rPr>
-              <w:t xml:space="preserve">Extreme</w:t>
-            </w:r>
-          </w:p>
-        </w:tc>
-        <w:tc>
-          <w:tcPr/>
-          <w:p>
-            <w:pPr>
-              <w:pStyle w:val="Compact"/>
-              <w:jc w:val="left"/>
-            </w:pPr>
-            <w:r>
-              <w:rPr>
-                <w:sz w:val="19"/>
-              </w:rPr>
-              <w:t xml:space="preserve">Up to a mile, in line of sight</w:t>
-            </w:r>
-          </w:p>
-        </w:tc>
-        <w:tc>
-          <w:tcPr/>
-          <w:p>
-            <w:pPr>
-              <w:pStyle w:val="Compact"/>
-              <w:jc w:val="left"/>
-            </w:pPr>
-            <w:r>
-              <w:rPr>
-                <w:sz w:val="19"/>
-              </w:rPr>
-              <w:t xml:space="preserve">Rooftop to rooftop across a town</w:t>
-            </w:r>
+                <w:bCs/>
+                <w:b/>
+                <w:sz w:val="19"/>
+              </w:rPr>
+              <w:t xml:space="preserve">Too broad:</w:t>
+            </w:r>
+            <w:r>
+              <w:rPr>
+                <w:b/>
+                <w:sz w:val="19"/>
+              </w:rPr>
+              <w:t xml:space="preserve"> </w:t>
+            </w:r>
+            <w:r>
+              <w:rPr>
+                <w:b/>
+                <w:sz w:val="19"/>
+              </w:rPr>
+              <w:t xml:space="preserve">“</w:t>
+            </w:r>
+            <w:r>
+              <w:rPr>
+                <w:b/>
+                <w:sz w:val="19"/>
+              </w:rPr>
+              <w:t xml:space="preserve">my rifle: +2 to a ranged skill</w:t>
+            </w:r>
+            <w:r>
+              <w:rPr>
+                <w:b/>
+                <w:sz w:val="19"/>
+              </w:rPr>
+              <w:t xml:space="preserve">”</w:t>
+            </w:r>
+            <w:r>
+              <w:rPr>
+                <w:b/>
+                <w:sz w:val="19"/>
+              </w:rPr>
+              <w:t xml:space="preserve">,</w:t>
+            </w:r>
+            <w:r>
+              <w:rPr>
+                <w:b/>
+                <w:sz w:val="19"/>
+              </w:rPr>
+              <w:t xml:space="preserve"> </w:t>
+            </w:r>
+            <w:r>
+              <w:rPr>
+                <w:b/>
+                <w:sz w:val="19"/>
+              </w:rPr>
+              <w:t xml:space="preserve">“</w:t>
+            </w:r>
+            <w:r>
+              <w:rPr>
+                <w:b/>
+                <w:sz w:val="19"/>
+              </w:rPr>
+              <w:t xml:space="preserve">my kit: +2 to Medicine</w:t>
+            </w:r>
+            <w:r>
+              <w:rPr>
+                <w:b/>
+                <w:sz w:val="19"/>
+              </w:rPr>
+              <w:t xml:space="preserve">”</w:t>
+            </w:r>
+          </w:p>
+        </w:tc>
+        <w:tc>
+          <w:tcPr/>
+          <w:p>
+            <w:pPr>
+              <w:pStyle w:val="Compact"/>
+            </w:pPr>
+          </w:p>
+        </w:tc>
+        <w:tc>
+          <w:tcPr/>
+          <w:p>
+            <w:pPr>
+              <w:pStyle w:val="Compact"/>
+            </w:pPr>
           </w:p>
         </w:tc>
       </w:tr>
@@ -3833,6 +2266,2221 @@
         <w:pStyle w:val="BodyText"/>
       </w:pPr>
       <w:r>
+        <w:t xml:space="preserve">When a roll qualifies for both the fine item and an advantage, take +2 once.</w:t>
+      </w:r>
+    </w:p>
+    <w:p>
+      <w:pPr>
+        <w:pStyle w:val="BodyText"/>
+      </w:pPr>
+      <w:r>
+        <w:rPr>
+          <w:iCs/>
+          <w:i/>
+        </w:rPr>
+        <w:t xml:space="preserve">Your setting pack supplies this (gear).</w:t>
+      </w:r>
+    </w:p>
+    <w:bookmarkEnd w:id="39"/>
+    <w:bookmarkEnd w:id="40"/>
+    <w:bookmarkEnd w:id="41"/>
+    <w:bookmarkStart w:id="54" w:name="actions-and-teamwork"/>
+    <w:p>
+      <w:pPr>
+        <w:pStyle w:val="Heading1"/>
+      </w:pPr>
+      <w:r>
+        <w:t xml:space="preserve">Actions and teamwork</w:t>
+      </w:r>
+    </w:p>
+    <w:bookmarkStart w:id="42" w:name="when-to-roll"/>
+    <w:p>
+      <w:pPr>
+        <w:pStyle w:val="Heading2"/>
+      </w:pPr>
+      <w:r>
+        <w:t xml:space="preserve">When to roll</w:t>
+      </w:r>
+    </w:p>
+    <w:p>
+      <w:pPr>
+        <w:pStyle w:val="FirstParagraph"/>
+      </w:pPr>
+      <w:r>
+        <w:t xml:space="preserve">Routine work succeeds automatically when you have appropriate training, gear and time. Roll when failure could change the situation. Before rolling, establish your goal, the relevant skill, any modifiers, and what is at stake.</w:t>
+      </w:r>
+    </w:p>
+    <w:tbl>
+      <w:tblPr>
+        <w:tblStyle w:val="Table"/>
+        <w:tblW w:type="auto" w:w="0"/>
+        <w:tblLook w:firstRow="1" w:lastRow="0" w:firstColumn="0" w:lastColumn="0" w:noHBand="0" w:noVBand="0" w:val="0020"/>
+        <w:jc w:val="start"/>
+        <w:tblBorders>
+          <w:top w:val="single" w:sz="4" w:color="B8C2D3"/>
+          <w:left w:val="single" w:sz="4" w:color="B8C2D3"/>
+          <w:bottom w:val="single" w:sz="4" w:color="B8C2D3"/>
+          <w:right w:val="single" w:sz="4" w:color="B8C2D3"/>
+          <w:insideH w:val="single" w:sz="4" w:color="B8C2D3"/>
+          <w:insideV w:val="single" w:sz="4" w:color="B8C2D3"/>
+        </w:tblBorders>
+      </w:tblPr>
+      <w:tblGrid>
+        <w:gridCol w:w="3960"/>
+        <w:gridCol w:w="3960"/>
+      </w:tblGrid>
+      <w:tr>
+        <w:trPr>
+          <w:tblHeader w:val="true"/>
+        </w:trPr>
+        <w:tc>
+          <w:tcPr>
+            <w:shd w:val="clear" w:fill="E9EEF6"/>
+          </w:tcPr>
+          <w:p>
+            <w:pPr>
+              <w:pStyle w:val="Compact"/>
+              <w:jc w:val="left"/>
+            </w:pPr>
+            <w:r>
+              <w:rPr>
+                <w:b/>
+                <w:sz w:val="19"/>
+              </w:rPr>
+              <w:t xml:space="preserve">Circumstances</w:t>
+            </w:r>
+          </w:p>
+        </w:tc>
+        <w:tc>
+          <w:tcPr>
+            <w:shd w:val="clear" w:fill="E9EEF6"/>
+          </w:tcPr>
+          <w:p>
+            <w:pPr>
+              <w:pStyle w:val="Compact"/>
+              <w:jc w:val="left"/>
+            </w:pPr>
+            <w:r>
+              <w:rPr>
+                <w:b/>
+                <w:sz w:val="19"/>
+              </w:rPr>
+              <w:t xml:space="preserve">Modifier</w:t>
+            </w:r>
+          </w:p>
+        </w:tc>
+      </w:tr>
+      <w:tr>
+        <w:tc>
+          <w:tcPr/>
+          <w:p>
+            <w:pPr>
+              <w:pStyle w:val="Compact"/>
+              <w:jc w:val="left"/>
+            </w:pPr>
+            <w:r>
+              <w:rPr>
+                <w:b/>
+                <w:sz w:val="19"/>
+              </w:rPr>
+              <w:t xml:space="preserve">Favorable conditions or excellent preparation</w:t>
+            </w:r>
+          </w:p>
+        </w:tc>
+        <w:tc>
+          <w:tcPr/>
+          <w:p>
+            <w:pPr>
+              <w:pStyle w:val="Compact"/>
+              <w:jc w:val="left"/>
+            </w:pPr>
+            <w:r>
+              <w:rPr>
+                <w:sz w:val="19"/>
+              </w:rPr>
+              <w:t xml:space="preserve">+2</w:t>
+            </w:r>
+          </w:p>
+        </w:tc>
+      </w:tr>
+      <w:tr>
+        <w:tc>
+          <w:tcPr/>
+          <w:p>
+            <w:pPr>
+              <w:pStyle w:val="Compact"/>
+              <w:jc w:val="left"/>
+            </w:pPr>
+            <w:r>
+              <w:rPr>
+                <w:b/>
+                <w:sz w:val="19"/>
+              </w:rPr>
+              <w:t xml:space="preserve">Ordinary challenge under pressure</w:t>
+            </w:r>
+          </w:p>
+        </w:tc>
+        <w:tc>
+          <w:tcPr/>
+          <w:p>
+            <w:pPr>
+              <w:pStyle w:val="Compact"/>
+              <w:jc w:val="left"/>
+            </w:pPr>
+            <w:r>
+              <w:rPr>
+                <w:sz w:val="19"/>
+              </w:rPr>
+              <w:t xml:space="preserve">0</w:t>
+            </w:r>
+          </w:p>
+        </w:tc>
+      </w:tr>
+      <w:tr>
+        <w:tc>
+          <w:tcPr/>
+          <w:p>
+            <w:pPr>
+              <w:pStyle w:val="Compact"/>
+              <w:jc w:val="left"/>
+            </w:pPr>
+            <w:r>
+              <w:rPr>
+                <w:b/>
+                <w:sz w:val="19"/>
+              </w:rPr>
+              <w:t xml:space="preserve">Difficult</w:t>
+            </w:r>
+          </w:p>
+        </w:tc>
+        <w:tc>
+          <w:tcPr/>
+          <w:p>
+            <w:pPr>
+              <w:pStyle w:val="Compact"/>
+              <w:jc w:val="left"/>
+            </w:pPr>
+            <w:r>
+              <w:rPr>
+                <w:sz w:val="19"/>
+              </w:rPr>
+              <w:t xml:space="preserve">−2</w:t>
+            </w:r>
+          </w:p>
+        </w:tc>
+      </w:tr>
+      <w:tr>
+        <w:tc>
+          <w:tcPr/>
+          <w:p>
+            <w:pPr>
+              <w:pStyle w:val="Compact"/>
+              <w:jc w:val="left"/>
+            </w:pPr>
+            <w:r>
+              <w:rPr>
+                <w:b/>
+                <w:sz w:val="19"/>
+              </w:rPr>
+              <w:t xml:space="preserve">Very difficult</w:t>
+            </w:r>
+          </w:p>
+        </w:tc>
+        <w:tc>
+          <w:tcPr/>
+          <w:p>
+            <w:pPr>
+              <w:pStyle w:val="Compact"/>
+              <w:jc w:val="left"/>
+            </w:pPr>
+            <w:r>
+              <w:rPr>
+                <w:sz w:val="19"/>
+              </w:rPr>
+              <w:t xml:space="preserve">−4</w:t>
+            </w:r>
+          </w:p>
+        </w:tc>
+      </w:tr>
+      <w:tr>
+        <w:tc>
+          <w:tcPr/>
+          <w:p>
+            <w:pPr>
+              <w:pStyle w:val="Compact"/>
+              <w:jc w:val="left"/>
+            </w:pPr>
+            <w:r>
+              <w:rPr>
+                <w:b/>
+                <w:sz w:val="19"/>
+              </w:rPr>
+              <w:t xml:space="preserve">Extreme</w:t>
+            </w:r>
+          </w:p>
+        </w:tc>
+        <w:tc>
+          <w:tcPr/>
+          <w:p>
+            <w:pPr>
+              <w:pStyle w:val="Compact"/>
+              <w:jc w:val="left"/>
+            </w:pPr>
+            <w:r>
+              <w:rPr>
+                <w:sz w:val="19"/>
+              </w:rPr>
+              <w:t xml:space="preserve">−6</w:t>
+            </w:r>
+          </w:p>
+        </w:tc>
+      </w:tr>
+    </w:tbl>
+    <w:p>
+      <w:pPr>
+        <w:pStyle w:val="BodyText"/>
+      </w:pPr>
+      <w:r>
+        <w:t xml:space="preserve">Apply the main circumstance modifier once. Add separately specified effects such as assistance or injury when they apply. The GM avoids charging twice for the same obstacle.</w:t>
+      </w:r>
+    </w:p>
+    <w:bookmarkEnd w:id="42"/>
+    <w:bookmarkStart w:id="43" w:name="results-and-margins"/>
+    <w:p>
+      <w:pPr>
+        <w:pStyle w:val="Heading2"/>
+      </w:pPr>
+      <w:r>
+        <w:t xml:space="preserve">Results and margins</w:t>
+      </w:r>
+    </w:p>
+    <w:p>
+      <w:pPr>
+        <w:pStyle w:val="FirstParagraph"/>
+      </w:pPr>
+      <w:r>
+        <w:t xml:space="preserve">Add the three dice. A total at or below the adjusted skill succeeds. Margin of success equals the adjusted skill minus the roll. A larger margin may mean better information, more precise work, or a stronger position.</w:t>
+      </w:r>
+    </w:p>
+    <w:p>
+      <w:pPr>
+        <w:pStyle w:val="BodyText"/>
+      </w:pPr>
+      <w:r>
+        <w:t xml:space="preserve">A natural 3 or 4 always succeeds. A natural 17 or 18 always fails. An impossible action receives no roll.</w:t>
+      </w:r>
+    </w:p>
+    <w:p>
+      <w:pPr>
+        <w:pStyle w:val="BodyText"/>
+      </w:pPr>
+      <w:r>
+        <w:t xml:space="preserve">In an opposed contest, each side rolls its relevant skill. One success beats one failure. If both succeed, the larger success margin wins. A tie, or two failures, favors the defender or preserves the situation. For an automatic success above its target, count its contest margin as zero.</w:t>
+      </w:r>
+    </w:p>
+    <w:bookmarkEnd w:id="43"/>
+    <w:bookmarkStart w:id="44" w:name="assistance"/>
+    <w:p>
+      <w:pPr>
+        <w:pStyle w:val="Heading2"/>
+      </w:pPr>
+      <w:r>
+        <w:t xml:space="preserve">Assistance</w:t>
+      </w:r>
+    </w:p>
+    <w:p>
+      <w:pPr>
+        <w:pStyle w:val="FirstParagraph"/>
+      </w:pPr>
+      <w:r>
+        <w:t xml:space="preserve">One qualified assistant can roll a relevant skill before the lead character rolls. Success grants +1 to the lead roll; success by 5 or more grants +2. Failure gives no bonus. An 18 introduces a complication described by the GM. Other characters can do other tasks but cannot stack assistance bonuses on the same roll.</w:t>
+      </w:r>
+    </w:p>
+    <w:bookmarkEnd w:id="44"/>
+    <w:bookmarkStart w:id="45" w:name="failure-and-another-attempt"/>
+    <w:p>
+      <w:pPr>
+        <w:pStyle w:val="Heading2"/>
+      </w:pPr>
+      <w:r>
+        <w:t xml:space="preserve">Failure and another attempt</w:t>
+      </w:r>
+    </w:p>
+    <w:p>
+      <w:pPr>
+        <w:pStyle w:val="FirstParagraph"/>
+      </w:pPr>
+      <w:r>
+        <w:t xml:space="preserve">Failure changes the situation: time passes, the trail goes cold, supplies run out, or danger grows. Do not repeat an unchanged roll until it succeeds. A new approach, new evidence, better tools, or more time may justify another attempt.</w:t>
+      </w:r>
+    </w:p>
+    <w:bookmarkEnd w:id="45"/>
+    <w:bookmarkStart w:id="46" w:name="success-at-a-cost"/>
+    <w:p>
+      <w:pPr>
+        <w:pStyle w:val="Heading2"/>
+      </w:pPr>
+      <w:r>
+        <w:t xml:space="preserve">Success at a cost</w:t>
+      </w:r>
+    </w:p>
+    <w:p>
+      <w:pPr>
+        <w:pStyle w:val="FirstParagraph"/>
+      </w:pPr>
+      <w:r>
+        <w:t xml:space="preserve">When a roll fails by only</w:t>
+      </w:r>
+      <w:r>
+        <w:t xml:space="preserve"> </w:t>
+      </w:r>
+      <w:r>
+        <w:rPr>
+          <w:bCs/>
+          <w:b/>
+        </w:rPr>
+        <w:t xml:space="preserve">1 or 2</w:t>
+      </w:r>
+      <w:r>
+        <w:t xml:space="preserve">, the GM may offer</w:t>
+      </w:r>
+      <w:r>
+        <w:t xml:space="preserve"> </w:t>
+      </w:r>
+      <w:r>
+        <w:rPr>
+          <w:bCs/>
+          <w:b/>
+        </w:rPr>
+        <w:t xml:space="preserve">success at a cost</w:t>
+      </w:r>
+      <w:r>
+        <w:t xml:space="preserve">: you get what you were after, but something else goes wrong. Typical costs are an injury box, broken gear, lost time (tick a clock), a box on a track, or someone noticing. The GM names the cost before you accept; you can always take the plain failure instead. A natural 17 or 18 is never a success at a cost.</w:t>
+      </w:r>
+    </w:p>
+    <w:bookmarkEnd w:id="46"/>
+    <w:bookmarkStart w:id="47" w:name="progress-clocks"/>
+    <w:p>
+      <w:pPr>
+        <w:pStyle w:val="Heading2"/>
+      </w:pPr>
+      <w:r>
+        <w:t xml:space="preserve">Progress clocks</w:t>
+      </w:r>
+    </w:p>
+    <w:p>
+      <w:pPr>
+        <w:pStyle w:val="FirstParagraph"/>
+      </w:pPr>
+      <w:r>
+        <w:t xml:space="preserve">A</w:t>
+      </w:r>
+      <w:r>
+        <w:t xml:space="preserve"> </w:t>
+      </w:r>
+      <w:r>
+        <w:rPr>
+          <w:bCs/>
+          <w:b/>
+        </w:rPr>
+        <w:t xml:space="preserve">clock</w:t>
+      </w:r>
+      <w:r>
+        <w:t xml:space="preserve"> </w:t>
+      </w:r>
+      <w:r>
+        <w:t xml:space="preserve">is a circle cut into 2, 4, 6 or 8 segments that tracks something that takes time or builds toward disaster.</w:t>
+      </w:r>
+    </w:p>
+    <w:p>
+      <w:pPr>
+        <w:numPr>
+          <w:ilvl w:val="0"/>
+          <w:numId w:val="1004"/>
+        </w:numPr>
+        <w:pStyle w:val="Compact"/>
+      </w:pPr>
+      <w:r>
+        <w:rPr>
+          <w:bCs/>
+          <w:b/>
+        </w:rPr>
+        <w:t xml:space="preserve">Danger clocks</w:t>
+      </w:r>
+      <w:r>
+        <w:t xml:space="preserve"> </w:t>
+      </w:r>
+      <w:r>
+        <w:t xml:space="preserve">fill when things go wrong: a failed roll, a success at a cost, or time passing. When one fills, the danger happens.</w:t>
+      </w:r>
+    </w:p>
+    <w:p>
+      <w:pPr>
+        <w:numPr>
+          <w:ilvl w:val="0"/>
+          <w:numId w:val="1004"/>
+        </w:numPr>
+        <w:pStyle w:val="Compact"/>
+      </w:pPr>
+      <w:r>
+        <w:rPr>
+          <w:bCs/>
+          <w:b/>
+        </w:rPr>
+        <w:t xml:space="preserve">Progress clocks</w:t>
+      </w:r>
+      <w:r>
+        <w:t xml:space="preserve"> </w:t>
+      </w:r>
+      <w:r>
+        <w:t xml:space="preserve">fill as the characters succeed: one segment for a success, two for success by 5 or more. When one fills, the goal is achieved.</w:t>
+      </w:r>
+    </w:p>
+    <w:p>
+      <w:pPr>
+        <w:numPr>
+          <w:ilvl w:val="0"/>
+          <w:numId w:val="1004"/>
+        </w:numPr>
+        <w:pStyle w:val="Compact"/>
+      </w:pPr>
+      <w:r>
+        <w:t xml:space="preserve">The GM sizes the clock (2 = quick, 4 = urgent or simple, 6 = substantial, 8 = long or complex) and shows it to the players.</w:t>
+      </w:r>
+    </w:p>
+    <w:bookmarkEnd w:id="47"/>
+    <w:bookmarkStart w:id="48" w:name="investigation-and-social-scenes"/>
+    <w:p>
+      <w:pPr>
+        <w:pStyle w:val="Heading2"/>
+      </w:pPr>
+      <w:r>
+        <w:t xml:space="preserve">Investigation and social scenes</w:t>
+      </w:r>
+    </w:p>
+    <w:p>
+      <w:pPr>
+        <w:pStyle w:val="FirstParagraph"/>
+      </w:pPr>
+      <w:r>
+        <w:t xml:space="preserve">Ask concrete questions and explain your approach. Evidence may require several different tasks. A successful roll does not force someone to abandon a core belief or reveal what they do not know.</w:t>
+      </w:r>
+    </w:p>
+    <w:bookmarkEnd w:id="48"/>
+    <w:bookmarkStart w:id="52" w:name="discovery-clocks-and-cards"/>
+    <w:p>
+      <w:pPr>
+        <w:pStyle w:val="Heading2"/>
+      </w:pPr>
+      <w:r>
+        <w:t xml:space="preserve">Discovery clocks and cards</w:t>
+      </w:r>
+    </w:p>
+    <w:p>
+      <w:pPr>
+        <w:pStyle w:val="FirstParagraph"/>
+      </w:pPr>
+      <w:r>
+        <w:t xml:space="preserve">When a mission turns on an unknown subject (a creature, a rival’s power, a strange device), the GM sets up a</w:t>
+      </w:r>
+      <w:r>
+        <w:t xml:space="preserve"> </w:t>
+      </w:r>
+      <w:r>
+        <w:rPr>
+          <w:bCs/>
+          <w:b/>
+        </w:rPr>
+        <w:t xml:space="preserve">discovery clock</w:t>
+      </w:r>
+      <w:r>
+        <w:t xml:space="preserve">. It fills in three phases, and filling it mints a</w:t>
+      </w:r>
+      <w:r>
+        <w:t xml:space="preserve"> </w:t>
+      </w:r>
+      <w:r>
+        <w:rPr>
+          <w:bCs/>
+          <w:b/>
+        </w:rPr>
+        <w:t xml:space="preserve">card</w:t>
+      </w:r>
+      <w:r>
+        <w:t xml:space="preserve">: what the characters learned, kept for good. A character’s cards are their</w:t>
+      </w:r>
+      <w:r>
+        <w:t xml:space="preserve"> </w:t>
+      </w:r>
+      <w:r>
+        <w:rPr>
+          <w:bCs/>
+          <w:b/>
+        </w:rPr>
+        <w:t xml:space="preserve">collection</w:t>
+      </w:r>
+      <w:r>
+        <w:t xml:space="preserve">.</w:t>
+      </w:r>
+    </w:p>
+    <w:tbl>
+      <w:tblPr>
+        <w:tblStyle w:val="Table"/>
+        <w:tblW w:type="pct" w:w="5000"/>
+        <w:tblLook w:firstRow="1" w:lastRow="0" w:firstColumn="0" w:lastColumn="0" w:noHBand="0" w:noVBand="0" w:val="0020"/>
+        <w:jc w:val="start"/>
+        <w:tblBorders>
+          <w:top w:val="single" w:sz="4" w:color="B8C2D3"/>
+          <w:left w:val="single" w:sz="4" w:color="B8C2D3"/>
+          <w:bottom w:val="single" w:sz="4" w:color="B8C2D3"/>
+          <w:right w:val="single" w:sz="4" w:color="B8C2D3"/>
+          <w:insideH w:val="single" w:sz="4" w:color="B8C2D3"/>
+          <w:insideV w:val="single" w:sz="4" w:color="B8C2D3"/>
+        </w:tblBorders>
+      </w:tblPr>
+      <w:tblGrid>
+        <w:gridCol w:w="3960"/>
+        <w:gridCol w:w="3960"/>
+      </w:tblGrid>
+      <w:tr>
+        <w:trPr>
+          <w:tblHeader w:val="true"/>
+        </w:trPr>
+        <w:tc>
+          <w:tcPr>
+            <w:shd w:val="clear" w:fill="E9EEF6"/>
+          </w:tcPr>
+          <w:p>
+            <w:pPr>
+              <w:pStyle w:val="Compact"/>
+              <w:jc w:val="left"/>
+            </w:pPr>
+            <w:r>
+              <w:rPr>
+                <w:b/>
+                <w:sz w:val="19"/>
+              </w:rPr>
+              <w:t xml:space="preserve">Phase</w:t>
+            </w:r>
+          </w:p>
+        </w:tc>
+        <w:tc>
+          <w:tcPr>
+            <w:shd w:val="clear" w:fill="E9EEF6"/>
+          </w:tcPr>
+          <w:p>
+            <w:pPr>
+              <w:pStyle w:val="Compact"/>
+              <w:jc w:val="left"/>
+            </w:pPr>
+            <w:r>
+              <w:rPr>
+                <w:b/>
+                <w:sz w:val="19"/>
+              </w:rPr>
+              <w:t xml:space="preserve">What it means</w:t>
+            </w:r>
+          </w:p>
+        </w:tc>
+      </w:tr>
+      <w:tr>
+        <w:tc>
+          <w:tcPr/>
+          <w:p>
+            <w:pPr>
+              <w:pStyle w:val="Compact"/>
+              <w:jc w:val="left"/>
+            </w:pPr>
+            <w:r>
+              <w:rPr>
+                <w:b/>
+                <w:sz w:val="19"/>
+              </w:rPr>
+              <w:t xml:space="preserve">1. Confront the unknown</w:t>
+            </w:r>
+          </w:p>
+        </w:tc>
+        <w:tc>
+          <w:tcPr/>
+          <w:p>
+            <w:pPr>
+              <w:pStyle w:val="Compact"/>
+              <w:jc w:val="left"/>
+            </w:pPr>
+            <w:r>
+              <w:rPr>
+                <w:sz w:val="19"/>
+              </w:rPr>
+              <w:t xml:space="preserve">Effects without a cause. You may suspect, but nothing is confirmed.</w:t>
+            </w:r>
+          </w:p>
+        </w:tc>
+      </w:tr>
+      <w:tr>
+        <w:tc>
+          <w:tcPr/>
+          <w:p>
+            <w:pPr>
+              <w:pStyle w:val="Compact"/>
+              <w:jc w:val="left"/>
+            </w:pPr>
+            <w:r>
+              <w:rPr>
+                <w:b/>
+                <w:sz w:val="19"/>
+              </w:rPr>
+              <w:t xml:space="preserve">2. Identify</w:t>
+            </w:r>
+          </w:p>
+        </w:tc>
+        <w:tc>
+          <w:tcPr/>
+          <w:p>
+            <w:pPr>
+              <w:pStyle w:val="Compact"/>
+              <w:jc w:val="left"/>
+            </w:pPr>
+            <w:r>
+              <w:rPr>
+                <w:sz w:val="19"/>
+              </w:rPr>
+              <w:t xml:space="preserve">Name the subject. This is the gate: until its identity is confirmed, no card applies, and the GM treats your theories as suspicion only.</w:t>
+            </w:r>
+          </w:p>
+        </w:tc>
+      </w:tr>
+      <w:tr>
+        <w:tc>
+          <w:tcPr/>
+          <w:p>
+            <w:pPr>
+              <w:pStyle w:val="Compact"/>
+              <w:jc w:val="left"/>
+            </w:pPr>
+            <w:r>
+              <w:rPr>
+                <w:b/>
+                <w:sz w:val="19"/>
+              </w:rPr>
+              <w:t xml:space="preserve">3. Uncover</w:t>
+            </w:r>
+          </w:p>
+        </w:tc>
+        <w:tc>
+          <w:tcPr/>
+          <w:p>
+            <w:pPr>
+              <w:pStyle w:val="Compact"/>
+              <w:jc w:val="left"/>
+            </w:pPr>
+            <w:r>
+              <w:rPr>
+                <w:sz w:val="19"/>
+              </w:rPr>
+              <w:t xml:space="preserve">Learn how it is beaten or used. Filling this phase fills the clock and mints a card.</w:t>
+            </w:r>
+          </w:p>
+        </w:tc>
+      </w:tr>
+    </w:tbl>
+    <w:p>
+      <w:pPr>
+        <w:numPr>
+          <w:ilvl w:val="0"/>
+          <w:numId w:val="1005"/>
+        </w:numPr>
+        <w:pStyle w:val="Compact"/>
+      </w:pPr>
+      <w:r>
+        <w:rPr>
+          <w:bCs/>
+          <w:b/>
+        </w:rPr>
+        <w:t xml:space="preserve">Sizing.</w:t>
+      </w:r>
+      <w:r>
+        <w:t xml:space="preserve"> </w:t>
+      </w:r>
+      <w:r>
+        <w:t xml:space="preserve">The GM decides how many segments each phase needs (usually 1–2 to Confront, 2–3 to Identify, 2–3 to Uncover) and which methods can advance it, and shows the clock to the players.</w:t>
+      </w:r>
+    </w:p>
+    <w:p>
+      <w:pPr>
+        <w:numPr>
+          <w:ilvl w:val="0"/>
+          <w:numId w:val="1005"/>
+        </w:numPr>
+        <w:pStyle w:val="Compact"/>
+      </w:pPr>
+      <w:r>
+        <w:rPr>
+          <w:bCs/>
+          <w:b/>
+        </w:rPr>
+        <w:t xml:space="preserve">Advancing.</w:t>
+      </w:r>
+      <w:r>
+        <w:t xml:space="preserve"> </w:t>
+      </w:r>
+      <w:r>
+        <w:t xml:space="preserve">Each roll that advances the clock uses a concrete</w:t>
+      </w:r>
+      <w:r>
+        <w:t xml:space="preserve"> </w:t>
+      </w:r>
+      <w:r>
+        <w:rPr>
+          <w:bCs/>
+          <w:b/>
+        </w:rPr>
+        <w:t xml:space="preserve">method</w:t>
+      </w:r>
+      <w:r>
+        <w:t xml:space="preserve"> </w:t>
+      </w:r>
+      <w:r>
+        <w:t xml:space="preserve">tied to a skill (below): one segment for a success, two for success by 5 or more. The clock stops at the end of Identify until the subject is confirmed: segments never spill past the gate.</w:t>
+      </w:r>
+    </w:p>
+    <w:p>
+      <w:pPr>
+        <w:numPr>
+          <w:ilvl w:val="0"/>
+          <w:numId w:val="1005"/>
+        </w:numPr>
+        <w:pStyle w:val="Compact"/>
+      </w:pPr>
+      <w:r>
+        <w:rPr>
+          <w:bCs/>
+          <w:b/>
+        </w:rPr>
+        <w:t xml:space="preserve">The primary investigator.</w:t>
+      </w:r>
+      <w:r>
+        <w:t xml:space="preserve"> </w:t>
+      </w:r>
+      <w:r>
+        <w:t xml:space="preserve">One character leads and owns the card. Others</w:t>
+      </w:r>
+      <w:r>
+        <w:t xml:space="preserve"> </w:t>
+      </w:r>
+      <w:r>
+        <w:rPr>
+          <w:bCs/>
+          <w:b/>
+        </w:rPr>
+        <w:t xml:space="preserve">assist</w:t>
+      </w:r>
+      <w:r>
+        <w:t xml:space="preserve"> </w:t>
+      </w:r>
+      <w:r>
+        <w:t xml:space="preserve">under the usual assistance rules, rolling a relevant skill. A character who holds a relevant card can assist with a method they couldn’t otherwise bring (the card is why they’re qualified); it adds nothing beyond the normal assistance.</w:t>
+      </w:r>
+    </w:p>
+    <w:p>
+      <w:pPr>
+        <w:numPr>
+          <w:ilvl w:val="0"/>
+          <w:numId w:val="1005"/>
+        </w:numPr>
+        <w:pStyle w:val="Compact"/>
+      </w:pPr>
+      <w:r>
+        <w:rPr>
+          <w:bCs/>
+          <w:b/>
+        </w:rPr>
+        <w:t xml:space="preserve">Pushing.</w:t>
+      </w:r>
+      <w:r>
+        <w:t xml:space="preserve"> </w:t>
+      </w:r>
+      <w:r>
+        <w:t xml:space="preserve">A player can push to dig faster or harder: a success advances one extra segment, but a track ticks (below) whatever the roll.</w:t>
+      </w:r>
+    </w:p>
+    <w:bookmarkStart w:id="49" w:name="the-card"/>
+    <w:p>
+      <w:pPr>
+        <w:pStyle w:val="Heading3"/>
+      </w:pPr>
+      <w:r>
+        <w:t xml:space="preserve">The card</w:t>
+      </w:r>
+    </w:p>
+    <w:p>
+      <w:pPr>
+        <w:pStyle w:val="FirstParagraph"/>
+      </w:pPr>
+      <w:r>
+        <w:t xml:space="preserve">A card grants</w:t>
+      </w:r>
+      <w:r>
+        <w:t xml:space="preserve"> </w:t>
+      </w:r>
+      <w:r>
+        <w:rPr>
+          <w:bCs/>
+          <w:b/>
+        </w:rPr>
+        <w:t xml:space="preserve">no bonus</w:t>
+      </w:r>
+      <w:r>
+        <w:t xml:space="preserve"> </w:t>
+      </w:r>
+      <w:r>
+        <w:t xml:space="preserve">to any roll. It is an earned permission: knowledge that makes possible an action otherwise forbidden or unavailable against that subject. Without it, the GM can rule that the action isn’t possible: you can’t aim for a heart you don’t know is the weakness, or speak a name you never learned. A card can authorize a called shot or a telling-hit effect that would otherwise be unavailable.</w:t>
+      </w:r>
+    </w:p>
+    <w:p>
+      <w:pPr>
+        <w:numPr>
+          <w:ilvl w:val="0"/>
+          <w:numId w:val="1006"/>
+        </w:numPr>
+        <w:pStyle w:val="Compact"/>
+      </w:pPr>
+      <w:r>
+        <w:t xml:space="preserve">A card never helps confirm its own subject: holding one doesn’t prove this is that. It applies once the Identify phase has confirmed it.</w:t>
+      </w:r>
+    </w:p>
+    <w:p>
+      <w:pPr>
+        <w:numPr>
+          <w:ilvl w:val="0"/>
+          <w:numId w:val="1006"/>
+        </w:numPr>
+        <w:pStyle w:val="Compact"/>
+      </w:pPr>
+      <w:r>
+        <w:rPr>
+          <w:bCs/>
+          <w:b/>
+        </w:rPr>
+        <w:t xml:space="preserve">Shared copies.</w:t>
+      </w:r>
+      <w:r>
+        <w:t xml:space="preserve"> </w:t>
+      </w:r>
+      <w:r>
+        <w:t xml:space="preserve">Every character present when the card is minted (the climactic confrontation or the breakthrough) gets a shared copy; the primary investigator is recorded as its owner. An absent character doesn’t, though a holder can teach it to them later with the GM’s agreement.</w:t>
+      </w:r>
+    </w:p>
+    <w:p>
+      <w:pPr>
+        <w:numPr>
+          <w:ilvl w:val="0"/>
+          <w:numId w:val="1006"/>
+        </w:numPr>
+        <w:pStyle w:val="Compact"/>
+      </w:pPr>
+      <w:r>
+        <w:rPr>
+          <w:bCs/>
+          <w:b/>
+        </w:rPr>
+        <w:t xml:space="preserve">What it records.</w:t>
+      </w:r>
+      <w:r>
+        <w:t xml:space="preserve"> </w:t>
+      </w:r>
+      <w:r>
+        <w:t xml:space="preserve">The subject (its tag), what was learned, what it permits, the mission where it was earned, its owner, and who was there. It’s kept on the character sheet, under</w:t>
+      </w:r>
+      <w:r>
+        <w:t xml:space="preserve"> </w:t>
+      </w:r>
+      <w:r>
+        <w:rPr>
+          <w:iCs/>
+          <w:i/>
+        </w:rPr>
+        <w:t xml:space="preserve">Learned in play</w:t>
+      </w:r>
+      <w:r>
+        <w:t xml:space="preserve">.</w:t>
+      </w:r>
+    </w:p>
+    <w:bookmarkEnd w:id="49"/>
+    <w:bookmarkStart w:id="50" w:name="the-threat-clock"/>
+    <w:p>
+      <w:pPr>
+        <w:pStyle w:val="Heading3"/>
+      </w:pPr>
+      <w:r>
+        <w:t xml:space="preserve">The threat clock</w:t>
+      </w:r>
+    </w:p>
+    <w:p>
+      <w:pPr>
+        <w:pStyle w:val="FirstParagraph"/>
+      </w:pPr>
+      <w:r>
+        <w:t xml:space="preserve">A discovery clock always races a threat clock. The setting names the threat clock and what happens when it fills: a creature claiming another victim, a villain escalating, a reactor going critical.</w:t>
+      </w:r>
+    </w:p>
+    <w:bookmarkEnd w:id="50"/>
+    <w:bookmarkStart w:id="51" w:name="what-investigating-costs"/>
+    <w:p>
+      <w:pPr>
+        <w:pStyle w:val="Heading3"/>
+      </w:pPr>
+      <w:r>
+        <w:t xml:space="preserve">What investigating costs</w:t>
+      </w:r>
+    </w:p>
+    <w:p>
+      <w:pPr>
+        <w:pStyle w:val="FirstParagraph"/>
+      </w:pPr>
+      <w:r>
+        <w:t xml:space="preserve">When an investigation roll fails, or a player pushes, one of the setting’s shared tracks ticks up by one, chosen by how the party is digging. A failed roll can still turn up a lead when the story allows it, but the track still ticks.</w:t>
+      </w:r>
+    </w:p>
+    <w:p>
+      <w:pPr>
+        <w:pStyle w:val="BodyText"/>
+      </w:pPr>
+      <w:r>
+        <w:rPr>
+          <w:iCs/>
+          <w:i/>
+        </w:rPr>
+        <w:t xml:space="preserve">Your setting pack names the card, the threat clock, the tracks investigating pushes, and the methods.</w:t>
+      </w:r>
+    </w:p>
+    <w:bookmarkEnd w:id="51"/>
+    <w:bookmarkEnd w:id="52"/>
+    <w:bookmarkStart w:id="53" w:name="chases"/>
+    <w:p>
+      <w:pPr>
+        <w:pStyle w:val="Heading2"/>
+      </w:pPr>
+      <w:r>
+        <w:t xml:space="preserve">Chases</w:t>
+      </w:r>
+    </w:p>
+    <w:p>
+      <w:pPr>
+        <w:pStyle w:val="FirstParagraph"/>
+      </w:pPr>
+      <w:r>
+        <w:t xml:space="preserve">Run a chase as a progress clock for the pursuers against a danger clock for the quarry’s escape. Each exchange, the characters roll the skill that moves them (the chase skill, or Athletics on foot): success ticks the pursuers’ clock, failure ticks the escape. Terrain, a tired mount or a damaged engine, and attacks made on the move (at −2) adjust the rolls.</w:t>
+      </w:r>
+    </w:p>
+    <w:bookmarkEnd w:id="53"/>
+    <w:bookmarkEnd w:id="54"/>
+    <w:bookmarkStart w:id="66" w:name="personal-combat"/>
+    <w:p>
+      <w:pPr>
+        <w:pStyle w:val="Heading1"/>
+      </w:pPr>
+      <w:r>
+        <w:t xml:space="preserve">Personal combat</w:t>
+      </w:r>
+    </w:p>
+    <w:bookmarkStart w:id="55" w:name="turn-order-and-actions"/>
+    <w:p>
+      <w:pPr>
+        <w:pStyle w:val="Heading2"/>
+      </w:pPr>
+      <w:r>
+        <w:t xml:space="preserve">Turn order and actions</w:t>
+      </w:r>
+    </w:p>
+    <w:p>
+      <w:pPr>
+        <w:pStyle w:val="FirstParagraph"/>
+      </w:pPr>
+      <w:r>
+        <w:t xml:space="preserve">Act in descending Agility order. Players choose the order of tied characters; the GM resolves other ties. A round lasts a few seconds. On your turn, move up to your</w:t>
+      </w:r>
+      <w:r>
+        <w:t xml:space="preserve"> </w:t>
+      </w:r>
+      <w:r>
+        <w:rPr>
+          <w:bCs/>
+          <w:b/>
+        </w:rPr>
+        <w:t xml:space="preserve">Move</w:t>
+      </w:r>
+      <w:r>
+        <w:t xml:space="preserve"> </w:t>
+      </w:r>
+      <w:r>
+        <w:t xml:space="preserve">(below) and take one meaningful action, such as attacking, reloading, helping, or attempting a task.</w:t>
+      </w:r>
+    </w:p>
+    <w:bookmarkEnd w:id="55"/>
+    <w:bookmarkStart w:id="56" w:name="attacking-and-defending"/>
+    <w:p>
+      <w:pPr>
+        <w:pStyle w:val="Heading2"/>
+      </w:pPr>
+      <w:r>
+        <w:t xml:space="preserve">Attacking and defending</w:t>
+      </w:r>
+    </w:p>
+    <w:p>
+      <w:pPr>
+        <w:pStyle w:val="FirstParagraph"/>
+      </w:pPr>
+      <w:r>
+        <w:t xml:space="preserve">Roll a ranged skill for a ranged attack, a melee skill for a weapon in hand, or an unarmed skill for fists and grappling. If the attack succeeds, an aware target able to move may</w:t>
+      </w:r>
+      <w:r>
+        <w:t xml:space="preserve"> </w:t>
+      </w:r>
+      <w:r>
+        <w:rPr>
+          <w:bCs/>
+          <w:b/>
+        </w:rPr>
+        <w:t xml:space="preserve">defend</w:t>
+      </w:r>
+      <w:r>
+        <w:t xml:space="preserve">: Dodge, Parry or Block. A successful defense cancels the hit. Apply injury penalties to every defense.</w:t>
+      </w:r>
+    </w:p>
+    <w:p>
+      <w:pPr>
+        <w:numPr>
+          <w:ilvl w:val="0"/>
+          <w:numId w:val="1007"/>
+        </w:numPr>
+        <w:pStyle w:val="Compact"/>
+      </w:pPr>
+      <w:r>
+        <w:rPr>
+          <w:bCs/>
+          <w:b/>
+        </w:rPr>
+        <w:t xml:space="preserve">One defense a round.</w:t>
+      </w:r>
+      <w:r>
+        <w:t xml:space="preserve"> </w:t>
+      </w:r>
+      <w:r>
+        <w:t xml:space="preserve">A target gets one defense a round, between its turns, and chooses which when an attack hits.</w:t>
+      </w:r>
+    </w:p>
+    <w:p>
+      <w:pPr>
+        <w:numPr>
+          <w:ilvl w:val="0"/>
+          <w:numId w:val="1007"/>
+        </w:numPr>
+        <w:pStyle w:val="Compact"/>
+      </w:pPr>
+      <w:r>
+        <w:rPr>
+          <w:bCs/>
+          <w:b/>
+        </w:rPr>
+        <w:t xml:space="preserve">Additional Defense.</w:t>
+      </w:r>
+      <w:r>
+        <w:t xml:space="preserve"> </w:t>
+      </w:r>
+      <w:r>
+        <w:t xml:space="preserve">With this Edge you may attempt a second defense each round at −2, in addition to attack-quality and injury penalties. You cannot defend twice against the same attack.</w:t>
+      </w:r>
+    </w:p>
+    <w:p>
+      <w:pPr>
+        <w:numPr>
+          <w:ilvl w:val="0"/>
+          <w:numId w:val="1007"/>
+        </w:numPr>
+        <w:pStyle w:val="Compact"/>
+      </w:pPr>
+      <w:r>
+        <w:rPr>
+          <w:bCs/>
+          <w:b/>
+        </w:rPr>
+        <w:t xml:space="preserve">Dodge</w:t>
+      </w:r>
+      <w:r>
+        <w:t xml:space="preserve"> </w:t>
+      </w:r>
+      <w:r>
+        <w:t xml:space="preserve">is Agility −2, with +1 for Trained Athletics or +2 for Athletics as a Specialty or Expert.</w:t>
+      </w:r>
+    </w:p>
+    <w:p>
+      <w:pPr>
+        <w:numPr>
+          <w:ilvl w:val="0"/>
+          <w:numId w:val="1007"/>
+        </w:numPr>
+        <w:pStyle w:val="Compact"/>
+      </w:pPr>
+      <w:r>
+        <w:rPr>
+          <w:bCs/>
+          <w:b/>
+        </w:rPr>
+        <w:t xml:space="preserve">Parry.</w:t>
+      </w:r>
+      <w:r>
+        <w:t xml:space="preserve"> </w:t>
+      </w:r>
+      <w:r>
+        <w:t xml:space="preserve">Against a weapon in hand or fists, roll a melee skill −3 with a weapon in hand, or an unarmed skill −3 bare-handed against fists. An open hand can’t parry a blade, claws or fangs. Nobody parries a shot or a missile.</w:t>
+      </w:r>
+    </w:p>
+    <w:p>
+      <w:pPr>
+        <w:numPr>
+          <w:ilvl w:val="0"/>
+          <w:numId w:val="1007"/>
+        </w:numPr>
+        <w:pStyle w:val="Compact"/>
+      </w:pPr>
+      <w:r>
+        <w:rPr>
+          <w:bCs/>
+          <w:b/>
+        </w:rPr>
+        <w:t xml:space="preserve">Block.</w:t>
+      </w:r>
+      <w:r>
+        <w:t xml:space="preserve"> </w:t>
+      </w:r>
+      <w:r>
+        <w:t xml:space="preserve">With a shield, or anything that can stand in for one (a chair, a plank, a crate lid), you can block a weapon in hand, fists, or a thrown or loosed missile: roll a melee skill −2, plus the shield’s bonus. Nothing you can lift blocks a gunshot or a blast. An improvised shield breaks the first time it blocks a hit of 2 or more boxes.</w:t>
+      </w:r>
+    </w:p>
+    <w:p>
+      <w:pPr>
+        <w:numPr>
+          <w:ilvl w:val="0"/>
+          <w:numId w:val="1007"/>
+        </w:numPr>
+        <w:pStyle w:val="Compact"/>
+      </w:pPr>
+      <w:r>
+        <w:rPr>
+          <w:bCs/>
+          <w:b/>
+        </w:rPr>
+        <w:t xml:space="preserve">Attack quality.</w:t>
+      </w:r>
+      <w:r>
+        <w:t xml:space="preserve"> </w:t>
+      </w:r>
+      <w:r>
+        <w:t xml:space="preserve">A clean hit is harder to escape. When an attack succeeds by 3 or 4, the defense is at −1; by 5 or 6, −2; by 7 or more, −3.</w:t>
+      </w:r>
+    </w:p>
+    <w:p>
+      <w:pPr>
+        <w:numPr>
+          <w:ilvl w:val="0"/>
+          <w:numId w:val="1007"/>
+        </w:numPr>
+        <w:pStyle w:val="Compact"/>
+      </w:pPr>
+      <w:r>
+        <w:rPr>
+          <w:bCs/>
+          <w:b/>
+        </w:rPr>
+        <w:t xml:space="preserve">Aim.</w:t>
+      </w:r>
+      <w:r>
+        <w:t xml:space="preserve"> </w:t>
+      </w:r>
+      <w:r>
+        <w:t xml:space="preserve">Spend your action aiming at a target you can see: +1 to your next attack against it. An advantage that rewards aiming adds its bonus to this.</w:t>
+      </w:r>
+    </w:p>
+    <w:p>
+      <w:pPr>
+        <w:pStyle w:val="FirstParagraph"/>
+      </w:pPr>
+      <w:r>
+        <w:t xml:space="preserve">Solid cover blocks a shot. Partial cover imposes −2 on the attack. Weapon effects apply after a hit survives any defense. Success margin does not increase damage: a great hit decides</w:t>
+      </w:r>
+      <w:r>
+        <w:t xml:space="preserve"> </w:t>
+      </w:r>
+      <w:r>
+        <w:rPr>
+          <w:iCs/>
+          <w:i/>
+        </w:rPr>
+        <w:t xml:space="preserve">what</w:t>
+      </w:r>
+      <w:r>
+        <w:t xml:space="preserve"> </w:t>
+      </w:r>
+      <w:r>
+        <w:t xml:space="preserve">happens instead.</w:t>
+      </w:r>
+    </w:p>
+    <w:bookmarkEnd w:id="56"/>
+    <w:bookmarkStart w:id="57" w:name="telling-hits"/>
+    <w:p>
+      <w:pPr>
+        <w:pStyle w:val="Heading2"/>
+      </w:pPr>
+      <w:r>
+        <w:t xml:space="preserve">Telling hits</w:t>
+      </w:r>
+    </w:p>
+    <w:p>
+      <w:pPr>
+        <w:pStyle w:val="FirstParagraph"/>
+      </w:pPr>
+      <w:r>
+        <w:t xml:space="preserve">A really good shot, or a blow that lands exactly where it was meant to, lets the attacker say what it does.</w:t>
+      </w:r>
+    </w:p>
+    <w:p>
+      <w:pPr>
+        <w:numPr>
+          <w:ilvl w:val="0"/>
+          <w:numId w:val="1008"/>
+        </w:numPr>
+        <w:pStyle w:val="Compact"/>
+      </w:pPr>
+      <w:r>
+        <w:rPr>
+          <w:bCs/>
+          <w:b/>
+        </w:rPr>
+        <w:t xml:space="preserve">A telling hit</w:t>
+      </w:r>
+      <w:r>
+        <w:t xml:space="preserve"> </w:t>
+      </w:r>
+      <w:r>
+        <w:t xml:space="preserve">is an attack that succeeds by</w:t>
+      </w:r>
+      <w:r>
+        <w:t xml:space="preserve"> </w:t>
+      </w:r>
+      <w:r>
+        <w:rPr>
+          <w:bCs/>
+          <w:b/>
+        </w:rPr>
+        <w:t xml:space="preserve">5 or more</w:t>
+      </w:r>
+      <w:r>
+        <w:t xml:space="preserve">, or on a natural 3 or 4, and isn’t stopped by a defense. The attacker picks</w:t>
+      </w:r>
+      <w:r>
+        <w:t xml:space="preserve"> </w:t>
+      </w:r>
+      <w:r>
+        <w:rPr>
+          <w:bCs/>
+          <w:b/>
+        </w:rPr>
+        <w:t xml:space="preserve">one effect</w:t>
+      </w:r>
+      <w:r>
+        <w:t xml:space="preserve"> </w:t>
+      </w:r>
+      <w:r>
+        <w:t xml:space="preserve">below and describes it. The weapon still marks its usual boxes.</w:t>
+      </w:r>
+    </w:p>
+    <w:p>
+      <w:pPr>
+        <w:numPr>
+          <w:ilvl w:val="0"/>
+          <w:numId w:val="1008"/>
+        </w:numPr>
+        <w:pStyle w:val="Compact"/>
+      </w:pPr>
+      <w:r>
+        <w:rPr>
+          <w:bCs/>
+          <w:b/>
+        </w:rPr>
+        <w:t xml:space="preserve">A called shot.</w:t>
+      </w:r>
+      <w:r>
+        <w:t xml:space="preserve"> </w:t>
+      </w:r>
+      <w:r>
+        <w:t xml:space="preserve">Before rolling, name an effect your weapon can deliver and take −2 on the attack, or −4 for a small target (a hand, an eye, a rope, a lock). If the attack hits at all, the effect happens, whatever the margin. An advantage that rewards aiming cuts this penalty by 1.</w:t>
+      </w:r>
+    </w:p>
+    <w:p>
+      <w:pPr>
+        <w:numPr>
+          <w:ilvl w:val="0"/>
+          <w:numId w:val="1008"/>
+        </w:numPr>
+        <w:pStyle w:val="Compact"/>
+      </w:pPr>
+      <w:r>
+        <w:rPr>
+          <w:bCs/>
+          <w:b/>
+        </w:rPr>
+        <w:t xml:space="preserve">Both ways.</w:t>
+      </w:r>
+      <w:r>
+        <w:t xml:space="preserve"> </w:t>
+      </w:r>
+      <w:r>
+        <w:t xml:space="preserve">Opponents land telling hits on characters too.</w:t>
+      </w:r>
+    </w:p>
+    <w:tbl>
+      <w:tblPr>
+        <w:tblStyle w:val="Table"/>
+        <w:tblW w:type="pct" w:w="5000"/>
+        <w:tblLook w:firstRow="1" w:lastRow="0" w:firstColumn="0" w:lastColumn="0" w:noHBand="0" w:noVBand="0" w:val="0020"/>
+        <w:jc w:val="start"/>
+        <w:tblBorders>
+          <w:top w:val="single" w:sz="4" w:color="B8C2D3"/>
+          <w:left w:val="single" w:sz="4" w:color="B8C2D3"/>
+          <w:bottom w:val="single" w:sz="4" w:color="B8C2D3"/>
+          <w:right w:val="single" w:sz="4" w:color="B8C2D3"/>
+          <w:insideH w:val="single" w:sz="4" w:color="B8C2D3"/>
+          <w:insideV w:val="single" w:sz="4" w:color="B8C2D3"/>
+        </w:tblBorders>
+      </w:tblPr>
+      <w:tblGrid>
+        <w:gridCol w:w="2640"/>
+        <w:gridCol w:w="2640"/>
+        <w:gridCol w:w="2640"/>
+      </w:tblGrid>
+      <w:tr>
+        <w:trPr>
+          <w:tblHeader w:val="true"/>
+        </w:trPr>
+        <w:tc>
+          <w:tcPr>
+            <w:shd w:val="clear" w:fill="E9EEF6"/>
+          </w:tcPr>
+          <w:p>
+            <w:pPr>
+              <w:pStyle w:val="Compact"/>
+              <w:jc w:val="left"/>
+            </w:pPr>
+            <w:r>
+              <w:rPr>
+                <w:b/>
+                <w:sz w:val="19"/>
+              </w:rPr>
+              <w:t xml:space="preserve">Effect</w:t>
+            </w:r>
+          </w:p>
+        </w:tc>
+        <w:tc>
+          <w:tcPr>
+            <w:shd w:val="clear" w:fill="E9EEF6"/>
+          </w:tcPr>
+          <w:p>
+            <w:pPr>
+              <w:pStyle w:val="Compact"/>
+              <w:jc w:val="left"/>
+            </w:pPr>
+            <w:r>
+              <w:rPr>
+                <w:b/>
+                <w:sz w:val="19"/>
+              </w:rPr>
+              <w:t xml:space="preserve">With</w:t>
+            </w:r>
+          </w:p>
+        </w:tc>
+        <w:tc>
+          <w:tcPr>
+            <w:shd w:val="clear" w:fill="E9EEF6"/>
+          </w:tcPr>
+          <w:p>
+            <w:pPr>
+              <w:pStyle w:val="Compact"/>
+              <w:jc w:val="left"/>
+            </w:pPr>
+            <w:r>
+              <w:rPr>
+                <w:b/>
+                <w:sz w:val="19"/>
+              </w:rPr>
+              <w:t xml:space="preserve">What happens</w:t>
+            </w:r>
+          </w:p>
+        </w:tc>
+      </w:tr>
+      <w:tr>
+        <w:tc>
+          <w:tcPr/>
+          <w:p>
+            <w:pPr>
+              <w:pStyle w:val="Compact"/>
+              <w:jc w:val="left"/>
+            </w:pPr>
+            <w:r>
+              <w:rPr>
+                <w:b/>
+                <w:sz w:val="19"/>
+              </w:rPr>
+              <w:t xml:space="preserve">Disarm</w:t>
+            </w:r>
+          </w:p>
+        </w:tc>
+        <w:tc>
+          <w:tcPr/>
+          <w:p>
+            <w:pPr>
+              <w:pStyle w:val="Compact"/>
+              <w:jc w:val="left"/>
+            </w:pPr>
+            <w:r>
+              <w:rPr>
+                <w:sz w:val="19"/>
+              </w:rPr>
+              <w:t xml:space="preserve">Any attack</w:t>
+            </w:r>
+          </w:p>
+        </w:tc>
+        <w:tc>
+          <w:tcPr/>
+          <w:p>
+            <w:pPr>
+              <w:pStyle w:val="Compact"/>
+              <w:jc w:val="left"/>
+            </w:pPr>
+            <w:r>
+              <w:rPr>
+                <w:sz w:val="19"/>
+              </w:rPr>
+              <w:t xml:space="preserve">The weapon or held item drops, or flies a few yards away</w:t>
+            </w:r>
+          </w:p>
+        </w:tc>
+      </w:tr>
+      <w:tr>
+        <w:tc>
+          <w:tcPr/>
+          <w:p>
+            <w:pPr>
+              <w:pStyle w:val="Compact"/>
+              <w:jc w:val="left"/>
+            </w:pPr>
+            <w:r>
+              <w:rPr>
+                <w:b/>
+                <w:sz w:val="19"/>
+              </w:rPr>
+              <w:t xml:space="preserve">Knock down</w:t>
+            </w:r>
+          </w:p>
+        </w:tc>
+        <w:tc>
+          <w:tcPr/>
+          <w:p>
+            <w:pPr>
+              <w:pStyle w:val="Compact"/>
+              <w:jc w:val="left"/>
+            </w:pPr>
+            <w:r>
+              <w:rPr>
+                <w:sz w:val="19"/>
+              </w:rPr>
+              <w:t xml:space="preserve">A weapon in hand or fists, or a shot or missile that marks 2 or more boxes</w:t>
+            </w:r>
+          </w:p>
+        </w:tc>
+        <w:tc>
+          <w:tcPr/>
+          <w:p>
+            <w:pPr>
+              <w:pStyle w:val="Compact"/>
+              <w:jc w:val="left"/>
+            </w:pPr>
+            <w:r>
+              <w:rPr>
+                <w:sz w:val="19"/>
+              </w:rPr>
+              <w:t xml:space="preserve">The target falls prone, or is driven back a few steps. Standing up uses the target’s move on their next turn; they still take their action</w:t>
+            </w:r>
+          </w:p>
+        </w:tc>
+      </w:tr>
+      <w:tr>
+        <w:tc>
+          <w:tcPr/>
+          <w:p>
+            <w:pPr>
+              <w:pStyle w:val="Compact"/>
+              <w:jc w:val="left"/>
+            </w:pPr>
+            <w:r>
+              <w:rPr>
+                <w:b/>
+                <w:sz w:val="19"/>
+              </w:rPr>
+              <w:t xml:space="preserve">Pin</w:t>
+            </w:r>
+          </w:p>
+        </w:tc>
+        <w:tc>
+          <w:tcPr/>
+          <w:p>
+            <w:pPr>
+              <w:pStyle w:val="Compact"/>
+              <w:jc w:val="left"/>
+            </w:pPr>
+            <w:r>
+              <w:rPr>
+                <w:sz w:val="19"/>
+              </w:rPr>
+              <w:t xml:space="preserve">A weapon in hand, fists or a grapple</w:t>
+            </w:r>
+          </w:p>
+        </w:tc>
+        <w:tc>
+          <w:tcPr/>
+          <w:p>
+            <w:pPr>
+              <w:pStyle w:val="Compact"/>
+              <w:jc w:val="left"/>
+            </w:pPr>
+            <w:r>
+              <w:rPr>
+                <w:sz w:val="19"/>
+              </w:rPr>
+              <w:t xml:space="preserve">The target is grabbed, held, or pinned against a wall or the ground. Their next action goes to getting free, and then they are free: no roll needed. Keeping them pinned takes another successful attack</w:t>
+            </w:r>
+          </w:p>
+        </w:tc>
+      </w:tr>
+      <w:tr>
+        <w:tc>
+          <w:tcPr/>
+          <w:p>
+            <w:pPr>
+              <w:pStyle w:val="Compact"/>
+              <w:jc w:val="left"/>
+            </w:pPr>
+            <w:r>
+              <w:rPr>
+                <w:b/>
+                <w:sz w:val="19"/>
+              </w:rPr>
+              <w:t xml:space="preserve">Rattle</w:t>
+            </w:r>
+          </w:p>
+        </w:tc>
+        <w:tc>
+          <w:tcPr/>
+          <w:p>
+            <w:pPr>
+              <w:pStyle w:val="Compact"/>
+              <w:jc w:val="left"/>
+            </w:pPr>
+            <w:r>
+              <w:rPr>
+                <w:sz w:val="19"/>
+              </w:rPr>
+              <w:t xml:space="preserve">Any attack</w:t>
+            </w:r>
+          </w:p>
+        </w:tc>
+        <w:tc>
+          <w:tcPr/>
+          <w:p>
+            <w:pPr>
+              <w:pStyle w:val="Compact"/>
+              <w:jc w:val="left"/>
+            </w:pPr>
+            <w:r>
+              <w:rPr>
+                <w:sz w:val="19"/>
+              </w:rPr>
+              <w:t xml:space="preserve">−2 to the target’s next roll</w:t>
+            </w:r>
+          </w:p>
+        </w:tc>
+      </w:tr>
+      <w:tr>
+        <w:tc>
+          <w:tcPr/>
+          <w:p>
+            <w:pPr>
+              <w:pStyle w:val="Compact"/>
+              <w:jc w:val="left"/>
+            </w:pPr>
+            <w:r>
+              <w:rPr>
+                <w:b/>
+                <w:sz w:val="19"/>
+              </w:rPr>
+              <w:t xml:space="preserve">Break gear</w:t>
+            </w:r>
+          </w:p>
+        </w:tc>
+        <w:tc>
+          <w:tcPr/>
+          <w:p>
+            <w:pPr>
+              <w:pStyle w:val="Compact"/>
+              <w:jc w:val="left"/>
+            </w:pPr>
+            <w:r>
+              <w:rPr>
+                <w:sz w:val="19"/>
+              </w:rPr>
+              <w:t xml:space="preserve">Any attack but bare hands and natural weapons</w:t>
+            </w:r>
+          </w:p>
+        </w:tc>
+        <w:tc>
+          <w:tcPr/>
+          <w:p>
+            <w:pPr>
+              <w:pStyle w:val="Compact"/>
+              <w:jc w:val="left"/>
+            </w:pPr>
+            <w:r>
+              <w:rPr>
+                <w:sz w:val="19"/>
+              </w:rPr>
+              <w:t xml:space="preserve">A weapon, shield or tool is knocked out of use (jammed, bent, unstrung, cracked) until its owner spends an action putting it right. It’s destroyed for good only if it was already vulnerable (a rotten haft, an improvised shield) or the attacker has a weakness to exploit. Armor loses 1 protection until it’s repaired</w:t>
+            </w:r>
+          </w:p>
+        </w:tc>
+      </w:tr>
+      <w:tr>
+        <w:tc>
+          <w:tcPr/>
+          <w:p>
+            <w:pPr>
+              <w:pStyle w:val="Compact"/>
+              <w:jc w:val="left"/>
+            </w:pPr>
+            <w:r>
+              <w:rPr>
+                <w:b/>
+                <w:sz w:val="19"/>
+              </w:rPr>
+              <w:t xml:space="preserve">Open them up</w:t>
+            </w:r>
+          </w:p>
+        </w:tc>
+        <w:tc>
+          <w:tcPr/>
+          <w:p>
+            <w:pPr>
+              <w:pStyle w:val="Compact"/>
+              <w:jc w:val="left"/>
+            </w:pPr>
+            <w:r>
+              <w:rPr>
+                <w:sz w:val="19"/>
+              </w:rPr>
+              <w:t xml:space="preserve">Any attack</w:t>
+            </w:r>
+          </w:p>
+        </w:tc>
+        <w:tc>
+          <w:tcPr/>
+          <w:p>
+            <w:pPr>
+              <w:pStyle w:val="Compact"/>
+              <w:jc w:val="left"/>
+            </w:pPr>
+            <w:r>
+              <w:rPr>
+                <w:sz w:val="19"/>
+              </w:rPr>
+              <w:t xml:space="preserve">The next attack on this target this round gets +2</w:t>
+            </w:r>
+          </w:p>
+        </w:tc>
+      </w:tr>
+      <w:tr>
+        <w:tc>
+          <w:tcPr/>
+          <w:p>
+            <w:pPr>
+              <w:pStyle w:val="Compact"/>
+              <w:jc w:val="left"/>
+            </w:pPr>
+            <w:r>
+              <w:rPr>
+                <w:b/>
+                <w:sz w:val="19"/>
+              </w:rPr>
+              <w:t xml:space="preserve">Precise</w:t>
+            </w:r>
+          </w:p>
+        </w:tc>
+        <w:tc>
+          <w:tcPr/>
+          <w:p>
+            <w:pPr>
+              <w:pStyle w:val="Compact"/>
+              <w:jc w:val="left"/>
+            </w:pPr>
+            <w:r>
+              <w:rPr>
+                <w:sz w:val="19"/>
+              </w:rPr>
+              <w:t xml:space="preserve">Any attack</w:t>
+            </w:r>
+          </w:p>
+        </w:tc>
+        <w:tc>
+          <w:tcPr/>
+          <w:p>
+            <w:pPr>
+              <w:pStyle w:val="Compact"/>
+              <w:jc w:val="left"/>
+            </w:pPr>
+            <w:r>
+              <w:rPr>
+                <w:sz w:val="19"/>
+              </w:rPr>
+              <w:t xml:space="preserve">You hit exactly what you aimed at: the lantern, the rope, the tire, the hand on the trigger. It changes the situation, never the rules: no extra boxes, no getting past a defense, no instant death</w:t>
+            </w:r>
+          </w:p>
+        </w:tc>
+      </w:tr>
+    </w:tbl>
+    <w:p>
+      <w:pPr>
+        <w:pStyle w:val="BodyText"/>
+      </w:pPr>
+      <w:r>
+        <w:rPr>
+          <w:bCs/>
+          <w:b/>
+        </w:rPr>
+        <w:t xml:space="preserve">Limits.</w:t>
+      </w:r>
+      <w:r>
+        <w:t xml:space="preserve"> </w:t>
+      </w:r>
+      <w:r>
+        <w:t xml:space="preserve">A telling hit never adds boxes and never gets past a defense. It never kills outright, disables a character for good, or destroys exceptional equipment: those come only from injury, from the</w:t>
+      </w:r>
+      <w:r>
+        <w:t xml:space="preserve"> </w:t>
+      </w:r>
+      <w:r>
+        <w:rPr>
+          <w:iCs/>
+          <w:i/>
+        </w:rPr>
+        <w:t xml:space="preserve">Dying and death</w:t>
+      </w:r>
+      <w:r>
+        <w:t xml:space="preserve"> </w:t>
+      </w:r>
+      <w:r>
+        <w:t xml:space="preserve">rules, or from an established weakness. Only the effects a weapon can deliver are open to it (the</w:t>
+      </w:r>
+      <w:r>
+        <w:t xml:space="preserve"> </w:t>
+      </w:r>
+      <w:r>
+        <w:rPr>
+          <w:iCs/>
+          <w:i/>
+        </w:rPr>
+        <w:t xml:space="preserve">With</w:t>
+      </w:r>
+      <w:r>
+        <w:t xml:space="preserve"> </w:t>
+      </w:r>
+      <w:r>
+        <w:t xml:space="preserve">column; a weapon’s entry may add one, as a taser knocks down). Keeping someone’s head down with gunfire isn’t a pin: that’s cover and a threat. The effect still has to make sense: nobody disarms a bear or knocks down a train, and the GM can rule an effect out. Opponents who drop from one hit are already down, so a telling hit against them sets up what comes next, like sending one crashing into another.</w:t>
+      </w:r>
+    </w:p>
+    <w:p>
+      <w:pPr>
+        <w:pStyle w:val="BodyText"/>
+      </w:pPr>
+      <w:r>
+        <w:rPr>
+          <w:bCs/>
+          <w:b/>
+        </w:rPr>
+        <w:t xml:space="preserve">Staying alive.</w:t>
+      </w:r>
+      <w:r>
+        <w:t xml:space="preserve"> </w:t>
+      </w:r>
+      <w:r>
+        <w:t xml:space="preserve">A character on the receiving end can shrug off a telling hit’s effect with</w:t>
+      </w:r>
+      <w:r>
+        <w:t xml:space="preserve"> </w:t>
+      </w:r>
+      <w:r>
+        <w:rPr>
+          <w:bCs/>
+          <w:b/>
+        </w:rPr>
+        <w:t xml:space="preserve">Hard to put down</w:t>
+      </w:r>
+      <w:r>
+        <w:t xml:space="preserve"> </w:t>
+      </w:r>
+      <w:r>
+        <w:t xml:space="preserve">(once per fight) or by spending a Legend point. Either way, they still take the boxes.</w:t>
+      </w:r>
+    </w:p>
+    <w:bookmarkEnd w:id="57"/>
+    <w:bookmarkStart w:id="58" w:name="range"/>
+    <w:p>
+      <w:pPr>
+        <w:pStyle w:val="Heading2"/>
+      </w:pPr>
+      <w:r>
+        <w:t xml:space="preserve">Range</w:t>
+      </w:r>
+    </w:p>
+    <w:p>
+      <w:pPr>
+        <w:pStyle w:val="FirstParagraph"/>
+      </w:pPr>
+      <w:r>
+        <w:t xml:space="preserve">Distances fall into five bands:</w:t>
+      </w:r>
+    </w:p>
+    <w:tbl>
+      <w:tblPr>
+        <w:tblStyle w:val="Table"/>
+        <w:tblW w:type="pct" w:w="5000"/>
+        <w:tblLook w:firstRow="1" w:lastRow="0" w:firstColumn="0" w:lastColumn="0" w:noHBand="0" w:noVBand="0" w:val="0020"/>
+        <w:jc w:val="start"/>
+        <w:tblBorders>
+          <w:top w:val="single" w:sz="4" w:color="B8C2D3"/>
+          <w:left w:val="single" w:sz="4" w:color="B8C2D3"/>
+          <w:bottom w:val="single" w:sz="4" w:color="B8C2D3"/>
+          <w:right w:val="single" w:sz="4" w:color="B8C2D3"/>
+          <w:insideH w:val="single" w:sz="4" w:color="B8C2D3"/>
+          <w:insideV w:val="single" w:sz="4" w:color="B8C2D3"/>
+        </w:tblBorders>
+      </w:tblPr>
+      <w:tblGrid>
+        <w:gridCol w:w="2640"/>
+        <w:gridCol w:w="2640"/>
+        <w:gridCol w:w="2640"/>
+      </w:tblGrid>
+      <w:tr>
+        <w:trPr>
+          <w:tblHeader w:val="true"/>
+        </w:trPr>
+        <w:tc>
+          <w:tcPr>
+            <w:shd w:val="clear" w:fill="E9EEF6"/>
+          </w:tcPr>
+          <w:p>
+            <w:pPr>
+              <w:pStyle w:val="Compact"/>
+              <w:jc w:val="left"/>
+            </w:pPr>
+            <w:r>
+              <w:rPr>
+                <w:b/>
+                <w:sz w:val="19"/>
+              </w:rPr>
+              <w:t xml:space="preserve">Band</w:t>
+            </w:r>
+          </w:p>
+        </w:tc>
+        <w:tc>
+          <w:tcPr>
+            <w:shd w:val="clear" w:fill="E9EEF6"/>
+          </w:tcPr>
+          <w:p>
+            <w:pPr>
+              <w:pStyle w:val="Compact"/>
+              <w:jc w:val="left"/>
+            </w:pPr>
+            <w:r>
+              <w:rPr>
+                <w:b/>
+                <w:sz w:val="19"/>
+              </w:rPr>
+              <w:t xml:space="preserve">Distance</w:t>
+            </w:r>
+          </w:p>
+        </w:tc>
+        <w:tc>
+          <w:tcPr>
+            <w:shd w:val="clear" w:fill="E9EEF6"/>
+          </w:tcPr>
+          <w:p>
+            <w:pPr>
+              <w:pStyle w:val="Compact"/>
+              <w:jc w:val="left"/>
+            </w:pPr>
+            <w:r>
+              <w:rPr>
+                <w:b/>
+                <w:sz w:val="19"/>
+              </w:rPr>
+              <w:t xml:space="preserve">For example</w:t>
+            </w:r>
+          </w:p>
+        </w:tc>
+      </w:tr>
+      <w:tr>
+        <w:tc>
+          <w:tcPr/>
+          <w:p>
+            <w:pPr>
+              <w:pStyle w:val="Compact"/>
+              <w:jc w:val="left"/>
+            </w:pPr>
+            <w:r>
+              <w:rPr>
+                <w:b/>
+                <w:sz w:val="19"/>
+              </w:rPr>
+              <w:t xml:space="preserve">Close</w:t>
+            </w:r>
+          </w:p>
+        </w:tc>
+        <w:tc>
+          <w:tcPr/>
+          <w:p>
+            <w:pPr>
+              <w:pStyle w:val="Compact"/>
+              <w:jc w:val="left"/>
+            </w:pPr>
+            <w:r>
+              <w:rPr>
+                <w:sz w:val="19"/>
+              </w:rPr>
+              <w:t xml:space="preserve">Up to 10 yards</w:t>
+            </w:r>
+          </w:p>
+        </w:tc>
+        <w:tc>
+          <w:tcPr/>
+          <w:p>
+            <w:pPr>
+              <w:pStyle w:val="Compact"/>
+              <w:jc w:val="left"/>
+            </w:pPr>
+            <w:r>
+              <w:rPr>
+                <w:sz w:val="19"/>
+              </w:rPr>
+              <w:t xml:space="preserve">Across a room; one move covers it</w:t>
+            </w:r>
+          </w:p>
+        </w:tc>
+      </w:tr>
+      <w:tr>
+        <w:tc>
+          <w:tcPr/>
+          <w:p>
+            <w:pPr>
+              <w:pStyle w:val="Compact"/>
+              <w:jc w:val="left"/>
+            </w:pPr>
+            <w:r>
+              <w:rPr>
+                <w:b/>
+                <w:sz w:val="19"/>
+              </w:rPr>
+              <w:t xml:space="preserve">Short</w:t>
+            </w:r>
+          </w:p>
+        </w:tc>
+        <w:tc>
+          <w:tcPr/>
+          <w:p>
+            <w:pPr>
+              <w:pStyle w:val="Compact"/>
+              <w:jc w:val="left"/>
+            </w:pPr>
+            <w:r>
+              <w:rPr>
+                <w:sz w:val="19"/>
+              </w:rPr>
+              <w:t xml:space="preserve">Up to 25 yards</w:t>
+            </w:r>
+          </w:p>
+        </w:tc>
+        <w:tc>
+          <w:tcPr/>
+          <w:p>
+            <w:pPr>
+              <w:pStyle w:val="Compact"/>
+              <w:jc w:val="left"/>
+            </w:pPr>
+            <w:r>
+              <w:rPr>
+                <w:sz w:val="19"/>
+              </w:rPr>
+              <w:t xml:space="preserve">Across a street or a courtyard</w:t>
+            </w:r>
+          </w:p>
+        </w:tc>
+      </w:tr>
+      <w:tr>
+        <w:tc>
+          <w:tcPr/>
+          <w:p>
+            <w:pPr>
+              <w:pStyle w:val="Compact"/>
+              <w:jc w:val="left"/>
+            </w:pPr>
+            <w:r>
+              <w:rPr>
+                <w:b/>
+                <w:sz w:val="19"/>
+              </w:rPr>
+              <w:t xml:space="preserve">Medium</w:t>
+            </w:r>
+          </w:p>
+        </w:tc>
+        <w:tc>
+          <w:tcPr/>
+          <w:p>
+            <w:pPr>
+              <w:pStyle w:val="Compact"/>
+              <w:jc w:val="left"/>
+            </w:pPr>
+            <w:r>
+              <w:rPr>
+                <w:sz w:val="19"/>
+              </w:rPr>
+              <w:t xml:space="preserve">Up to 100 yards</w:t>
+            </w:r>
+          </w:p>
+        </w:tc>
+        <w:tc>
+          <w:tcPr/>
+          <w:p>
+            <w:pPr>
+              <w:pStyle w:val="Compact"/>
+              <w:jc w:val="left"/>
+            </w:pPr>
+            <w:r>
+              <w:rPr>
+                <w:sz w:val="19"/>
+              </w:rPr>
+              <w:t xml:space="preserve">A city block, a long field</w:t>
+            </w:r>
+          </w:p>
+        </w:tc>
+      </w:tr>
+      <w:tr>
+        <w:tc>
+          <w:tcPr/>
+          <w:p>
+            <w:pPr>
+              <w:pStyle w:val="Compact"/>
+              <w:jc w:val="left"/>
+            </w:pPr>
+            <w:r>
+              <w:rPr>
+                <w:b/>
+                <w:sz w:val="19"/>
+              </w:rPr>
+              <w:t xml:space="preserve">Long</w:t>
+            </w:r>
+          </w:p>
+        </w:tc>
+        <w:tc>
+          <w:tcPr/>
+          <w:p>
+            <w:pPr>
+              <w:pStyle w:val="Compact"/>
+              <w:jc w:val="left"/>
+            </w:pPr>
+            <w:r>
+              <w:rPr>
+                <w:sz w:val="19"/>
+              </w:rPr>
+              <w:t xml:space="preserve">Up to 300 yards</w:t>
+            </w:r>
+          </w:p>
+        </w:tc>
+        <w:tc>
+          <w:tcPr/>
+          <w:p>
+            <w:pPr>
+              <w:pStyle w:val="Compact"/>
+              <w:jc w:val="left"/>
+            </w:pPr>
+            <w:r>
+              <w:rPr>
+                <w:sz w:val="19"/>
+              </w:rPr>
+              <w:t xml:space="preserve">Across a park, a harbor or a small valley</w:t>
+            </w:r>
+          </w:p>
+        </w:tc>
+      </w:tr>
+      <w:tr>
+        <w:tc>
+          <w:tcPr/>
+          <w:p>
+            <w:pPr>
+              <w:pStyle w:val="Compact"/>
+              <w:jc w:val="left"/>
+            </w:pPr>
+            <w:r>
+              <w:rPr>
+                <w:b/>
+                <w:sz w:val="19"/>
+              </w:rPr>
+              <w:t xml:space="preserve">Extreme</w:t>
+            </w:r>
+          </w:p>
+        </w:tc>
+        <w:tc>
+          <w:tcPr/>
+          <w:p>
+            <w:pPr>
+              <w:pStyle w:val="Compact"/>
+              <w:jc w:val="left"/>
+            </w:pPr>
+            <w:r>
+              <w:rPr>
+                <w:sz w:val="19"/>
+              </w:rPr>
+              <w:t xml:space="preserve">Up to 1,000 yards, in line of sight</w:t>
+            </w:r>
+          </w:p>
+        </w:tc>
+        <w:tc>
+          <w:tcPr/>
+          <w:p>
+            <w:pPr>
+              <w:pStyle w:val="Compact"/>
+              <w:jc w:val="left"/>
+            </w:pPr>
+            <w:r>
+              <w:rPr>
+                <w:sz w:val="19"/>
+              </w:rPr>
+              <w:t xml:space="preserve">Rooftop to rooftop across a town</w:t>
+            </w:r>
+          </w:p>
+        </w:tc>
+      </w:tr>
+    </w:tbl>
+    <w:p>
+      <w:pPr>
+        <w:pStyle w:val="BodyText"/>
+      </w:pPr>
+      <w:r>
         <w:t xml:space="preserve">Every ranged weapon has an</w:t>
       </w:r>
       <w:r>
@@ -3846,7 +4494,163 @@
         <w:t xml:space="preserve">effective band</w:t>
       </w:r>
       <w:r>
-        <w:t xml:space="preserve">, shown in the weapons table. Attacks within it take no penalty. One band beyond it is −2, two bands beyond is −4, and anything farther is out of range. Weapons in hand and fists reach only someone next to you; move into reach as part of your turn. A thrown weapon’s effective band is Close.</w:t>
+        <w:t xml:space="preserve">, shown in the weapons table. Attacks within it take no penalty. One band beyond it is −2, two bands beyond is −4, and anything farther is out of range. A thrown weapon’s effective band is Close.</w:t>
+      </w:r>
+    </w:p>
+    <w:bookmarkEnd w:id="58"/>
+    <w:bookmarkStart w:id="60" w:name="move-and-reach"/>
+    <w:p>
+      <w:pPr>
+        <w:pStyle w:val="Heading2"/>
+      </w:pPr>
+      <w:r>
+        <w:t xml:space="preserve">Move and reach</w:t>
+      </w:r>
+    </w:p>
+    <w:p>
+      <w:pPr>
+        <w:pStyle w:val="FirstParagraph"/>
+      </w:pPr>
+      <w:r>
+        <w:rPr>
+          <w:bCs/>
+          <w:b/>
+        </w:rPr>
+        <w:t xml:space="preserve">Move</w:t>
+      </w:r>
+      <w:r>
+        <w:t xml:space="preserve"> </w:t>
+      </w:r>
+      <w:r>
+        <w:t xml:space="preserve">is how far you go in a turn:</w:t>
+      </w:r>
+      <w:r>
+        <w:t xml:space="preserve"> </w:t>
+      </w:r>
+      <w:r>
+        <w:rPr>
+          <w:bCs/>
+          <w:b/>
+        </w:rPr>
+        <w:t xml:space="preserve">5 yards, +1 for every 2 points of Agility + Body above 20</w:t>
+      </w:r>
+      <w:r>
+        <w:t xml:space="preserve"> </w:t>
+      </w:r>
+      <w:r>
+        <w:t xml:space="preserve">(rounded down; nothing is taken off below 20),</w:t>
+      </w:r>
+      <w:r>
+        <w:t xml:space="preserve"> </w:t>
+      </w:r>
+      <w:r>
+        <w:rPr>
+          <w:bCs/>
+          <w:b/>
+        </w:rPr>
+        <w:t xml:space="preserve">+1 for Trained Athletics or +2 for Athletics as a Specialty or Expert</w:t>
+      </w:r>
+      <w:r>
+        <w:t xml:space="preserve">, plus your origin’s speed adjustment, if it has one. Most characters move 6 to 9 yards. Give up your action to</w:t>
+      </w:r>
+      <w:r>
+        <w:t xml:space="preserve"> </w:t>
+      </w:r>
+      <w:r>
+        <w:rPr>
+          <w:bCs/>
+          <w:b/>
+        </w:rPr>
+        <w:t xml:space="preserve">run</w:t>
+      </w:r>
+      <w:r>
+        <w:t xml:space="preserve"> </w:t>
+      </w:r>
+      <w:r>
+        <w:t xml:space="preserve">and you cover twice your Move. Threats move 8 yards unless their entry says otherwise.</w:t>
+      </w:r>
+    </w:p>
+    <w:p>
+      <w:pPr>
+        <w:numPr>
+          <w:ilvl w:val="0"/>
+          <w:numId w:val="1009"/>
+        </w:numPr>
+        <w:pStyle w:val="Compact"/>
+      </w:pPr>
+      <w:r>
+        <w:rPr>
+          <w:bCs/>
+          <w:b/>
+        </w:rPr>
+        <w:t xml:space="preserve">Injury slows you.</w:t>
+      </w:r>
+      <w:r>
+        <w:t xml:space="preserve"> </w:t>
+      </w:r>
+      <w:r>
+        <w:t xml:space="preserve">Wounded (1 box): Move −2 yards. Seriously wounded (2 boxes): half your Move, rounded down, and you can’t run. Incapacitated: you don’t move. Never less than 1 yard while you can act.</w:t>
+      </w:r>
+    </w:p>
+    <w:p>
+      <w:pPr>
+        <w:numPr>
+          <w:ilvl w:val="0"/>
+          <w:numId w:val="1009"/>
+        </w:numPr>
+        <w:pStyle w:val="Compact"/>
+      </w:pPr>
+      <w:r>
+        <w:rPr>
+          <w:bCs/>
+          <w:b/>
+        </w:rPr>
+        <w:t xml:space="preserve">Hard going halves it.</w:t>
+      </w:r>
+      <w:r>
+        <w:t xml:space="preserve"> </w:t>
+      </w:r>
+      <w:r>
+        <w:t xml:space="preserve">Climbing, swimming, wading, crawling, deep snow or sand, thick brush, rubble or a crowd: half your Move (and half a run), rounded down. Injury and hard going both apply, injury first.</w:t>
+      </w:r>
+    </w:p>
+    <w:p>
+      <w:pPr>
+        <w:numPr>
+          <w:ilvl w:val="0"/>
+          <w:numId w:val="1009"/>
+        </w:numPr>
+        <w:pStyle w:val="Compact"/>
+      </w:pPr>
+      <w:r>
+        <w:rPr>
+          <w:bCs/>
+          <w:b/>
+        </w:rPr>
+        <w:t xml:space="preserve">Stepping away.</w:t>
+      </w:r>
+      <w:r>
+        <w:t xml:space="preserve"> </w:t>
+      </w:r>
+      <w:r>
+        <w:t xml:space="preserve">You can move away from someone in reach freely; leaving a fight doesn’t give them a free attack.</w:t>
+      </w:r>
+    </w:p>
+    <w:bookmarkStart w:id="59" w:name="mounts-and-vehicles"/>
+    <w:p>
+      <w:pPr>
+        <w:pStyle w:val="Heading3"/>
+      </w:pPr>
+      <w:r>
+        <w:t xml:space="preserve">Mounts and vehicles</w:t>
+      </w:r>
+    </w:p>
+    <w:p>
+      <w:pPr>
+        <w:pStyle w:val="FirstParagraph"/>
+      </w:pPr>
+      <w:r>
+        <w:t xml:space="preserve">A rider or driver moves at the mount’s or vehicle’s Move, not their own, and running it (a gallop, full throttle) takes their action. Attacking from a moving mount or vehicle is −2. A wounded mount slows down under the same injury rule as a person. Starships, aircraft and car chases are too fast for yards: they use range tracks and chase clocks.</w:t>
       </w:r>
     </w:p>
     <w:p>
@@ -3854,17 +4658,2393 @@
         <w:pStyle w:val="BodyText"/>
       </w:pPr>
       <w:r>
-        <w:t xml:space="preserve">Moving: your move each turn covers the Close band. Give up your action to run and you cover Short instead.</w:t>
-      </w:r>
-    </w:p>
-    <w:bookmarkEnd w:id="57"/>
-    <w:bookmarkStart w:id="59" w:name="injury"/>
+        <w:rPr>
+          <w:iCs/>
+          <w:i/>
+        </w:rPr>
+        <w:t xml:space="preserve">Your setting pack supplies this (mounts).</w:t>
+      </w:r>
+    </w:p>
+    <w:tbl>
+      <w:tblPr>
+        <w:tblStyle w:val="Table"/>
+        <w:tblW w:type="auto" w:w="0"/>
+        <w:tblLook w:firstRow="1" w:lastRow="0" w:firstColumn="0" w:lastColumn="0" w:noHBand="0" w:noVBand="0" w:val="0020"/>
+        <w:jc w:val="start"/>
+        <w:tblBorders>
+          <w:top w:val="single" w:sz="4" w:color="B8C2D3"/>
+          <w:left w:val="single" w:sz="4" w:color="B8C2D3"/>
+          <w:bottom w:val="single" w:sz="4" w:color="B8C2D3"/>
+          <w:right w:val="single" w:sz="4" w:color="B8C2D3"/>
+          <w:insideH w:val="single" w:sz="4" w:color="B8C2D3"/>
+          <w:insideV w:val="single" w:sz="4" w:color="B8C2D3"/>
+        </w:tblBorders>
+      </w:tblPr>
+      <w:tblGrid>
+        <w:gridCol w:w="1131"/>
+        <w:gridCol w:w="1131"/>
+        <w:gridCol w:w="1131"/>
+        <w:gridCol w:w="1131"/>
+        <w:gridCol w:w="1131"/>
+        <w:gridCol w:w="1131"/>
+        <w:gridCol w:w="1131"/>
+      </w:tblGrid>
+      <w:tr>
+        <w:trPr>
+          <w:tblHeader w:val="true"/>
+        </w:trPr>
+        <w:tc>
+          <w:tcPr>
+            <w:shd w:val="clear" w:fill="E9EEF6"/>
+          </w:tcPr>
+          <w:p>
+            <w:pPr>
+              <w:pStyle w:val="Compact"/>
+              <w:jc w:val="left"/>
+            </w:pPr>
+            <w:r>
+              <w:rPr>
+                <w:b/>
+                <w:sz w:val="19"/>
+              </w:rPr>
+              <w:t xml:space="preserve">Agility + Body</w:t>
+            </w:r>
+          </w:p>
+        </w:tc>
+        <w:tc>
+          <w:tcPr>
+            <w:shd w:val="clear" w:fill="E9EEF6"/>
+          </w:tcPr>
+          <w:p>
+            <w:pPr>
+              <w:pStyle w:val="Compact"/>
+              <w:jc w:val="left"/>
+            </w:pPr>
+            <w:r>
+              <w:rPr>
+                <w:b/>
+                <w:sz w:val="19"/>
+              </w:rPr>
+              <w:t xml:space="preserve">20 or less</w:t>
+            </w:r>
+          </w:p>
+        </w:tc>
+        <w:tc>
+          <w:tcPr>
+            <w:shd w:val="clear" w:fill="E9EEF6"/>
+          </w:tcPr>
+          <w:p>
+            <w:pPr>
+              <w:pStyle w:val="Compact"/>
+              <w:jc w:val="left"/>
+            </w:pPr>
+            <w:r>
+              <w:rPr>
+                <w:b/>
+                <w:sz w:val="19"/>
+              </w:rPr>
+              <w:t xml:space="preserve">21–22</w:t>
+            </w:r>
+          </w:p>
+        </w:tc>
+        <w:tc>
+          <w:tcPr>
+            <w:shd w:val="clear" w:fill="E9EEF6"/>
+          </w:tcPr>
+          <w:p>
+            <w:pPr>
+              <w:pStyle w:val="Compact"/>
+              <w:jc w:val="left"/>
+            </w:pPr>
+            <w:r>
+              <w:rPr>
+                <w:b/>
+                <w:sz w:val="19"/>
+              </w:rPr>
+              <w:t xml:space="preserve">23–24</w:t>
+            </w:r>
+          </w:p>
+        </w:tc>
+        <w:tc>
+          <w:tcPr>
+            <w:shd w:val="clear" w:fill="E9EEF6"/>
+          </w:tcPr>
+          <w:p>
+            <w:pPr>
+              <w:pStyle w:val="Compact"/>
+              <w:jc w:val="left"/>
+            </w:pPr>
+            <w:r>
+              <w:rPr>
+                <w:b/>
+                <w:sz w:val="19"/>
+              </w:rPr>
+              <w:t xml:space="preserve">25–26</w:t>
+            </w:r>
+          </w:p>
+        </w:tc>
+        <w:tc>
+          <w:tcPr>
+            <w:shd w:val="clear" w:fill="E9EEF6"/>
+          </w:tcPr>
+          <w:p>
+            <w:pPr>
+              <w:pStyle w:val="Compact"/>
+              <w:jc w:val="left"/>
+            </w:pPr>
+            <w:r>
+              <w:rPr>
+                <w:b/>
+                <w:sz w:val="19"/>
+              </w:rPr>
+              <w:t xml:space="preserve">27–28</w:t>
+            </w:r>
+          </w:p>
+        </w:tc>
+        <w:tc>
+          <w:tcPr>
+            <w:shd w:val="clear" w:fill="E9EEF6"/>
+          </w:tcPr>
+          <w:p>
+            <w:pPr>
+              <w:pStyle w:val="Compact"/>
+              <w:jc w:val="left"/>
+            </w:pPr>
+            <w:r>
+              <w:rPr>
+                <w:b/>
+                <w:sz w:val="19"/>
+              </w:rPr>
+              <w:t xml:space="preserve">29–30</w:t>
+            </w:r>
+          </w:p>
+        </w:tc>
+      </w:tr>
+      <w:tr>
+        <w:tc>
+          <w:tcPr/>
+          <w:p>
+            <w:pPr>
+              <w:pStyle w:val="Compact"/>
+              <w:jc w:val="left"/>
+            </w:pPr>
+            <w:r>
+              <w:rPr>
+                <w:b/>
+                <w:sz w:val="19"/>
+              </w:rPr>
+              <w:t xml:space="preserve">Move before Athletics</w:t>
+            </w:r>
+          </w:p>
+        </w:tc>
+        <w:tc>
+          <w:tcPr/>
+          <w:p>
+            <w:pPr>
+              <w:pStyle w:val="Compact"/>
+              <w:jc w:val="left"/>
+            </w:pPr>
+            <w:r>
+              <w:rPr>
+                <w:sz w:val="19"/>
+              </w:rPr>
+              <w:t xml:space="preserve">5</w:t>
+            </w:r>
+          </w:p>
+        </w:tc>
+        <w:tc>
+          <w:tcPr/>
+          <w:p>
+            <w:pPr>
+              <w:pStyle w:val="Compact"/>
+              <w:jc w:val="left"/>
+            </w:pPr>
+            <w:r>
+              <w:rPr>
+                <w:sz w:val="19"/>
+              </w:rPr>
+              <w:t xml:space="preserve">6</w:t>
+            </w:r>
+          </w:p>
+        </w:tc>
+        <w:tc>
+          <w:tcPr/>
+          <w:p>
+            <w:pPr>
+              <w:pStyle w:val="Compact"/>
+              <w:jc w:val="left"/>
+            </w:pPr>
+            <w:r>
+              <w:rPr>
+                <w:sz w:val="19"/>
+              </w:rPr>
+              <w:t xml:space="preserve">7</w:t>
+            </w:r>
+          </w:p>
+        </w:tc>
+        <w:tc>
+          <w:tcPr/>
+          <w:p>
+            <w:pPr>
+              <w:pStyle w:val="Compact"/>
+              <w:jc w:val="left"/>
+            </w:pPr>
+            <w:r>
+              <w:rPr>
+                <w:sz w:val="19"/>
+              </w:rPr>
+              <w:t xml:space="preserve">8</w:t>
+            </w:r>
+          </w:p>
+        </w:tc>
+        <w:tc>
+          <w:tcPr/>
+          <w:p>
+            <w:pPr>
+              <w:pStyle w:val="Compact"/>
+              <w:jc w:val="left"/>
+            </w:pPr>
+            <w:r>
+              <w:rPr>
+                <w:sz w:val="19"/>
+              </w:rPr>
+              <w:t xml:space="preserve">9</w:t>
+            </w:r>
+          </w:p>
+        </w:tc>
+        <w:tc>
+          <w:tcPr/>
+          <w:p>
+            <w:pPr>
+              <w:pStyle w:val="Compact"/>
+              <w:jc w:val="left"/>
+            </w:pPr>
+            <w:r>
+              <w:rPr>
+                <w:sz w:val="19"/>
+              </w:rPr>
+              <w:t xml:space="preserve">10</w:t>
+            </w:r>
+          </w:p>
+        </w:tc>
+      </w:tr>
+    </w:tbl>
+    <w:p>
+      <w:pPr>
+        <w:pStyle w:val="BodyText"/>
+      </w:pPr>
+      <w:r>
+        <w:t xml:space="preserve">A weapon in hand strikes anyone within its</w:t>
+      </w:r>
+      <w:r>
+        <w:t xml:space="preserve"> </w:t>
+      </w:r>
+      <w:r>
+        <w:rPr>
+          <w:bCs/>
+          <w:b/>
+        </w:rPr>
+        <w:t xml:space="preserve">reach</w:t>
+      </w:r>
+      <w:r>
+        <w:t xml:space="preserve">, shown in the weapons table. Move into reach as part of your turn and attack in the same turn.</w:t>
+      </w:r>
+    </w:p>
+    <w:tbl>
+      <w:tblPr>
+        <w:tblStyle w:val="Table"/>
+        <w:tblW w:type="pct" w:w="5000"/>
+        <w:tblLook w:firstRow="1" w:lastRow="0" w:firstColumn="0" w:lastColumn="0" w:noHBand="0" w:noVBand="0" w:val="0020"/>
+        <w:jc w:val="start"/>
+        <w:tblBorders>
+          <w:top w:val="single" w:sz="4" w:color="B8C2D3"/>
+          <w:left w:val="single" w:sz="4" w:color="B8C2D3"/>
+          <w:bottom w:val="single" w:sz="4" w:color="B8C2D3"/>
+          <w:right w:val="single" w:sz="4" w:color="B8C2D3"/>
+          <w:insideH w:val="single" w:sz="4" w:color="B8C2D3"/>
+          <w:insideV w:val="single" w:sz="4" w:color="B8C2D3"/>
+        </w:tblBorders>
+      </w:tblPr>
+      <w:tblGrid>
+        <w:gridCol w:w="3960"/>
+        <w:gridCol w:w="3960"/>
+      </w:tblGrid>
+      <w:tr>
+        <w:trPr>
+          <w:tblHeader w:val="true"/>
+        </w:trPr>
+        <w:tc>
+          <w:tcPr>
+            <w:shd w:val="clear" w:fill="E9EEF6"/>
+          </w:tcPr>
+          <w:p>
+            <w:pPr>
+              <w:pStyle w:val="Compact"/>
+              <w:jc w:val="left"/>
+            </w:pPr>
+            <w:r>
+              <w:rPr>
+                <w:b/>
+                <w:sz w:val="19"/>
+              </w:rPr>
+              <w:t xml:space="preserve">Reach</w:t>
+            </w:r>
+          </w:p>
+        </w:tc>
+        <w:tc>
+          <w:tcPr>
+            <w:shd w:val="clear" w:fill="E9EEF6"/>
+          </w:tcPr>
+          <w:p>
+            <w:pPr>
+              <w:pStyle w:val="Compact"/>
+              <w:jc w:val="left"/>
+            </w:pPr>
+            <w:r>
+              <w:rPr>
+                <w:b/>
+                <w:sz w:val="19"/>
+              </w:rPr>
+              <w:t xml:space="preserve">Weapons</w:t>
+            </w:r>
+          </w:p>
+        </w:tc>
+      </w:tr>
+      <w:tr>
+        <w:tc>
+          <w:tcPr/>
+          <w:p>
+            <w:pPr>
+              <w:pStyle w:val="Compact"/>
+              <w:jc w:val="left"/>
+            </w:pPr>
+            <w:r>
+              <w:rPr>
+                <w:b/>
+                <w:sz w:val="19"/>
+              </w:rPr>
+              <w:t xml:space="preserve">1 yard</w:t>
+            </w:r>
+          </w:p>
+        </w:tc>
+        <w:tc>
+          <w:tcPr/>
+          <w:p>
+            <w:pPr>
+              <w:pStyle w:val="Compact"/>
+              <w:jc w:val="left"/>
+            </w:pPr>
+            <w:r>
+              <w:rPr>
+                <w:sz w:val="19"/>
+              </w:rPr>
+              <w:t xml:space="preserve">Fists, kicks and grappling; knives, daggers and hatchets; clubs, bottles and batons; claws and fangs</w:t>
+            </w:r>
+          </w:p>
+        </w:tc>
+      </w:tr>
+      <w:tr>
+        <w:tc>
+          <w:tcPr/>
+          <w:p>
+            <w:pPr>
+              <w:pStyle w:val="Compact"/>
+              <w:jc w:val="left"/>
+            </w:pPr>
+            <w:r>
+              <w:rPr>
+                <w:b/>
+                <w:sz w:val="19"/>
+              </w:rPr>
+              <w:t xml:space="preserve">2 yards</w:t>
+            </w:r>
+          </w:p>
+        </w:tc>
+        <w:tc>
+          <w:tcPr/>
+          <w:p>
+            <w:pPr>
+              <w:pStyle w:val="Compact"/>
+              <w:jc w:val="left"/>
+            </w:pPr>
+            <w:r>
+              <w:rPr>
+                <w:sz w:val="19"/>
+              </w:rPr>
+              <w:t xml:space="preserve">Swords, sabers, axes and maces; a rifle butt or a bayonet held short</w:t>
+            </w:r>
+          </w:p>
+        </w:tc>
+      </w:tr>
+      <w:tr>
+        <w:tc>
+          <w:tcPr/>
+          <w:p>
+            <w:pPr>
+              <w:pStyle w:val="Compact"/>
+              <w:jc w:val="left"/>
+            </w:pPr>
+            <w:r>
+              <w:rPr>
+                <w:b/>
+                <w:sz w:val="19"/>
+              </w:rPr>
+              <w:t xml:space="preserve">3 yards</w:t>
+            </w:r>
+          </w:p>
+        </w:tc>
+        <w:tc>
+          <w:tcPr/>
+          <w:p>
+            <w:pPr>
+              <w:pStyle w:val="Compact"/>
+              <w:jc w:val="left"/>
+            </w:pPr>
+            <w:r>
+              <w:rPr>
+                <w:sz w:val="19"/>
+              </w:rPr>
+              <w:t xml:space="preserve">Spears and polearms</w:t>
+            </w:r>
+          </w:p>
+        </w:tc>
+      </w:tr>
+    </w:tbl>
+    <w:p>
+      <w:pPr>
+        <w:pStyle w:val="BodyText"/>
+      </w:pPr>
+      <w:r>
+        <w:t xml:space="preserve">A weapon in hand can’t reach past 3 yards; anything farther is a ranged attack.</w:t>
+      </w:r>
+    </w:p>
+    <w:bookmarkEnd w:id="59"/>
+    <w:bookmarkEnd w:id="60"/>
+    <w:bookmarkStart w:id="62" w:name="injury"/>
     <w:p>
       <w:pPr>
         <w:pStyle w:val="Heading2"/>
       </w:pPr>
       <w:r>
         <w:t xml:space="preserve">Injury</w:t>
+      </w:r>
+    </w:p>
+    <w:tbl>
+      <w:tblPr>
+        <w:tblStyle w:val="Table"/>
+        <w:tblW w:type="pct" w:w="5000"/>
+        <w:tblLook w:firstRow="1" w:lastRow="0" w:firstColumn="0" w:lastColumn="0" w:noHBand="0" w:noVBand="0" w:val="0020"/>
+        <w:jc w:val="start"/>
+        <w:tblBorders>
+          <w:top w:val="single" w:sz="4" w:color="B8C2D3"/>
+          <w:left w:val="single" w:sz="4" w:color="B8C2D3"/>
+          <w:bottom w:val="single" w:sz="4" w:color="B8C2D3"/>
+          <w:right w:val="single" w:sz="4" w:color="B8C2D3"/>
+          <w:insideH w:val="single" w:sz="4" w:color="B8C2D3"/>
+          <w:insideV w:val="single" w:sz="4" w:color="B8C2D3"/>
+        </w:tblBorders>
+      </w:tblPr>
+      <w:tblGrid>
+        <w:gridCol w:w="2640"/>
+        <w:gridCol w:w="2640"/>
+        <w:gridCol w:w="2640"/>
+      </w:tblGrid>
+      <w:tr>
+        <w:trPr>
+          <w:tblHeader w:val="true"/>
+        </w:trPr>
+        <w:tc>
+          <w:tcPr>
+            <w:shd w:val="clear" w:fill="E9EEF6"/>
+          </w:tcPr>
+          <w:p>
+            <w:pPr>
+              <w:pStyle w:val="Compact"/>
+              <w:jc w:val="left"/>
+            </w:pPr>
+            <w:r>
+              <w:rPr>
+                <w:b/>
+                <w:sz w:val="19"/>
+              </w:rPr>
+              <w:t xml:space="preserve">Boxes marked</w:t>
+            </w:r>
+          </w:p>
+        </w:tc>
+        <w:tc>
+          <w:tcPr>
+            <w:shd w:val="clear" w:fill="E9EEF6"/>
+          </w:tcPr>
+          <w:p>
+            <w:pPr>
+              <w:pStyle w:val="Compact"/>
+              <w:jc w:val="left"/>
+            </w:pPr>
+            <w:r>
+              <w:rPr>
+                <w:b/>
+                <w:sz w:val="19"/>
+              </w:rPr>
+              <w:t xml:space="preserve">Condition</w:t>
+            </w:r>
+          </w:p>
+        </w:tc>
+        <w:tc>
+          <w:tcPr>
+            <w:shd w:val="clear" w:fill="E9EEF6"/>
+          </w:tcPr>
+          <w:p>
+            <w:pPr>
+              <w:pStyle w:val="Compact"/>
+              <w:jc w:val="left"/>
+            </w:pPr>
+            <w:r>
+              <w:rPr>
+                <w:b/>
+                <w:sz w:val="19"/>
+              </w:rPr>
+              <w:t xml:space="preserve">Effect</w:t>
+            </w:r>
+          </w:p>
+        </w:tc>
+      </w:tr>
+      <w:tr>
+        <w:tc>
+          <w:tcPr/>
+          <w:p>
+            <w:pPr>
+              <w:pStyle w:val="Compact"/>
+              <w:jc w:val="left"/>
+            </w:pPr>
+            <w:r>
+              <w:rPr>
+                <w:b/>
+                <w:sz w:val="19"/>
+              </w:rPr>
+              <w:t xml:space="preserve">0</w:t>
+            </w:r>
+          </w:p>
+        </w:tc>
+        <w:tc>
+          <w:tcPr/>
+          <w:p>
+            <w:pPr>
+              <w:pStyle w:val="Compact"/>
+              <w:jc w:val="left"/>
+            </w:pPr>
+            <w:r>
+              <w:rPr>
+                <w:sz w:val="19"/>
+              </w:rPr>
+              <w:t xml:space="preserve">Uninjured</w:t>
+            </w:r>
+          </w:p>
+        </w:tc>
+        <w:tc>
+          <w:tcPr/>
+          <w:p>
+            <w:pPr>
+              <w:pStyle w:val="Compact"/>
+              <w:jc w:val="left"/>
+            </w:pPr>
+            <w:r>
+              <w:rPr>
+                <w:sz w:val="19"/>
+              </w:rPr>
+              <w:t xml:space="preserve">No injury penalty</w:t>
+            </w:r>
+          </w:p>
+        </w:tc>
+      </w:tr>
+      <w:tr>
+        <w:tc>
+          <w:tcPr/>
+          <w:p>
+            <w:pPr>
+              <w:pStyle w:val="Compact"/>
+              <w:jc w:val="left"/>
+            </w:pPr>
+            <w:r>
+              <w:rPr>
+                <w:b/>
+                <w:sz w:val="19"/>
+              </w:rPr>
+              <w:t xml:space="preserve">1</w:t>
+            </w:r>
+          </w:p>
+        </w:tc>
+        <w:tc>
+          <w:tcPr/>
+          <w:p>
+            <w:pPr>
+              <w:pStyle w:val="Compact"/>
+              <w:jc w:val="left"/>
+            </w:pPr>
+            <w:r>
+              <w:rPr>
+                <w:sz w:val="19"/>
+              </w:rPr>
+              <w:t xml:space="preserve">Wounded</w:t>
+            </w:r>
+          </w:p>
+        </w:tc>
+        <w:tc>
+          <w:tcPr/>
+          <w:p>
+            <w:pPr>
+              <w:pStyle w:val="Compact"/>
+              <w:jc w:val="left"/>
+            </w:pPr>
+            <w:r>
+              <w:rPr>
+                <w:sz w:val="19"/>
+              </w:rPr>
+              <w:t xml:space="preserve">−1 to physical actions; Move −2 yards</w:t>
+            </w:r>
+          </w:p>
+        </w:tc>
+      </w:tr>
+      <w:tr>
+        <w:tc>
+          <w:tcPr/>
+          <w:p>
+            <w:pPr>
+              <w:pStyle w:val="Compact"/>
+              <w:jc w:val="left"/>
+            </w:pPr>
+            <w:r>
+              <w:rPr>
+                <w:b/>
+                <w:sz w:val="19"/>
+              </w:rPr>
+              <w:t xml:space="preserve">2</w:t>
+            </w:r>
+          </w:p>
+        </w:tc>
+        <w:tc>
+          <w:tcPr/>
+          <w:p>
+            <w:pPr>
+              <w:pStyle w:val="Compact"/>
+              <w:jc w:val="left"/>
+            </w:pPr>
+            <w:r>
+              <w:rPr>
+                <w:sz w:val="19"/>
+              </w:rPr>
+              <w:t xml:space="preserve">Seriously wounded</w:t>
+            </w:r>
+          </w:p>
+        </w:tc>
+        <w:tc>
+          <w:tcPr/>
+          <w:p>
+            <w:pPr>
+              <w:pStyle w:val="Compact"/>
+              <w:jc w:val="left"/>
+            </w:pPr>
+            <w:r>
+              <w:rPr>
+                <w:sz w:val="19"/>
+              </w:rPr>
+              <w:t xml:space="preserve">−2 to physical actions; half Move, no running</w:t>
+            </w:r>
+          </w:p>
+        </w:tc>
+      </w:tr>
+      <w:tr>
+        <w:tc>
+          <w:tcPr/>
+          <w:p>
+            <w:pPr>
+              <w:pStyle w:val="Compact"/>
+              <w:jc w:val="left"/>
+            </w:pPr>
+            <w:r>
+              <w:rPr>
+                <w:b/>
+                <w:sz w:val="19"/>
+              </w:rPr>
+              <w:t xml:space="preserve">3</w:t>
+            </w:r>
+          </w:p>
+        </w:tc>
+        <w:tc>
+          <w:tcPr/>
+          <w:p>
+            <w:pPr>
+              <w:pStyle w:val="Compact"/>
+              <w:jc w:val="left"/>
+            </w:pPr>
+            <w:r>
+              <w:rPr>
+                <w:sz w:val="19"/>
+              </w:rPr>
+              <w:t xml:space="preserve">Incapacitated</w:t>
+            </w:r>
+          </w:p>
+        </w:tc>
+        <w:tc>
+          <w:tcPr/>
+          <w:p>
+            <w:pPr>
+              <w:pStyle w:val="Compact"/>
+              <w:jc w:val="left"/>
+            </w:pPr>
+            <w:r>
+              <w:rPr>
+                <w:sz w:val="19"/>
+              </w:rPr>
+              <w:t xml:space="preserve">Unable to act; medical aid needed</w:t>
+            </w:r>
+          </w:p>
+        </w:tc>
+      </w:tr>
+    </w:tbl>
+    <w:p>
+      <w:pPr>
+        <w:pStyle w:val="BodyText"/>
+      </w:pPr>
+      <w:r>
+        <w:t xml:space="preserve">Injury penalties replace each other rather than stacking. They apply to movement, attacks, Dodge, and other tasks the injury physically hinders.</w:t>
+      </w:r>
+    </w:p>
+    <w:bookmarkStart w:id="61" w:name="dying-and-death"/>
+    <w:p>
+      <w:pPr>
+        <w:pStyle w:val="Heading3"/>
+      </w:pPr>
+      <w:r>
+        <w:t xml:space="preserve">Dying and death</w:t>
+      </w:r>
+    </w:p>
+    <w:p>
+      <w:pPr>
+        <w:numPr>
+          <w:ilvl w:val="0"/>
+          <w:numId w:val="1010"/>
+        </w:numPr>
+        <w:pStyle w:val="Compact"/>
+      </w:pPr>
+      <w:r>
+        <w:rPr>
+          <w:bCs/>
+          <w:b/>
+        </w:rPr>
+        <w:t xml:space="preserve">Dying.</w:t>
+      </w:r>
+      <w:r>
+        <w:t xml:space="preserve"> </w:t>
+      </w:r>
+      <w:r>
+        <w:t xml:space="preserve">A hit from a weapon that marks</w:t>
+      </w:r>
+      <w:r>
+        <w:t xml:space="preserve"> </w:t>
+      </w:r>
+      <w:r>
+        <w:rPr>
+          <w:bCs/>
+          <w:b/>
+        </w:rPr>
+        <w:t xml:space="preserve">2 or more boxes</w:t>
+      </w:r>
+      <w:r>
+        <w:t xml:space="preserve"> </w:t>
+      </w:r>
+      <w:r>
+        <w:t xml:space="preserve">and brings you to three boxes leaves you Incapacitated and</w:t>
+      </w:r>
+      <w:r>
+        <w:t xml:space="preserve"> </w:t>
+      </w:r>
+      <w:r>
+        <w:rPr>
+          <w:bCs/>
+          <w:b/>
+        </w:rPr>
+        <w:t xml:space="preserve">Dying</w:t>
+      </w:r>
+      <w:r>
+        <w:t xml:space="preserve">. A Dying character dies at the end of the scene unless someone stabilizes them: one action and a successful Medicine roll with a medical kit.</w:t>
+      </w:r>
+    </w:p>
+    <w:p>
+      <w:pPr>
+        <w:numPr>
+          <w:ilvl w:val="0"/>
+          <w:numId w:val="1010"/>
+        </w:numPr>
+        <w:pStyle w:val="Compact"/>
+      </w:pPr>
+      <w:r>
+        <w:rPr>
+          <w:bCs/>
+          <w:b/>
+        </w:rPr>
+        <w:t xml:space="preserve">A further hit.</w:t>
+      </w:r>
+      <w:r>
+        <w:t xml:space="preserve"> </w:t>
+      </w:r>
+      <w:r>
+        <w:t xml:space="preserve">While you are at three boxes, any hit from a weapon that marks 2 or more boxes kills you. Fists, clubs and knives just keep you down.</w:t>
+      </w:r>
+    </w:p>
+    <w:p>
+      <w:pPr>
+        <w:numPr>
+          <w:ilvl w:val="0"/>
+          <w:numId w:val="1010"/>
+        </w:numPr>
+        <w:pStyle w:val="Compact"/>
+      </w:pPr>
+      <w:r>
+        <w:rPr>
+          <w:bCs/>
+          <w:b/>
+        </w:rPr>
+        <w:t xml:space="preserve">Certain death.</w:t>
+      </w:r>
+      <w:r>
+        <w:t xml:space="preserve"> </w:t>
+      </w:r>
+      <w:r>
+        <w:t xml:space="preserve">Some fates (a fall into a furnace, a beheading, disintegration) bypass the track entirely.</w:t>
+      </w:r>
+    </w:p>
+    <w:p>
+      <w:pPr>
+        <w:pStyle w:val="FirstParagraph"/>
+      </w:pPr>
+      <w:r>
+        <w:t xml:space="preserve">Your protection is avoiding the hit: a defense (Dodge, Parry or Block), cover, and a Legend point, which reduces a hit by one box.</w:t>
+      </w:r>
+    </w:p>
+    <w:bookmarkEnd w:id="61"/>
+    <w:bookmarkEnd w:id="62"/>
+    <w:bookmarkStart w:id="63" w:name="weapons-and-damage"/>
+    <w:p>
+      <w:pPr>
+        <w:pStyle w:val="Heading2"/>
+      </w:pPr>
+      <w:r>
+        <w:t xml:space="preserve">Weapons and damage</w:t>
+      </w:r>
+    </w:p>
+    <w:p>
+      <w:pPr>
+        <w:pStyle w:val="FirstParagraph"/>
+      </w:pPr>
+      <w:r>
+        <w:t xml:space="preserve">How many boxes a hit marks depends on the</w:t>
+      </w:r>
+      <w:r>
+        <w:t xml:space="preserve"> </w:t>
+      </w:r>
+      <w:r>
+        <w:rPr>
+          <w:bCs/>
+          <w:b/>
+        </w:rPr>
+        <w:t xml:space="preserve">weapon</w:t>
+      </w:r>
+      <w:r>
+        <w:t xml:space="preserve">, not on how well the attack succeeded.</w:t>
+      </w:r>
+    </w:p>
+    <w:p>
+      <w:pPr>
+        <w:pStyle w:val="BodyText"/>
+      </w:pPr>
+      <w:r>
+        <w:rPr>
+          <w:iCs/>
+          <w:i/>
+        </w:rPr>
+        <w:t xml:space="preserve">Your setting pack supplies this (ammo).</w:t>
+      </w:r>
+    </w:p>
+    <w:bookmarkEnd w:id="63"/>
+    <w:bookmarkStart w:id="64" w:name="the-battle-map"/>
+    <w:p>
+      <w:pPr>
+        <w:pStyle w:val="Heading2"/>
+      </w:pPr>
+      <w:r>
+        <w:t xml:space="preserve">The battle map</w:t>
+      </w:r>
+    </w:p>
+    <w:p>
+      <w:pPr>
+        <w:pStyle w:val="FirstParagraph"/>
+      </w:pPr>
+      <w:r>
+        <w:t xml:space="preserve">The GM view of the character creator has a</w:t>
+      </w:r>
+      <w:r>
+        <w:t xml:space="preserve"> </w:t>
+      </w:r>
+      <w:r>
+        <w:rPr>
+          <w:bCs/>
+          <w:b/>
+        </w:rPr>
+        <w:t xml:space="preserve">battle map</w:t>
+      </w:r>
+      <w:r>
+        <w:t xml:space="preserve"> </w:t>
+      </w:r>
+      <w:r>
+        <w:t xml:space="preserve">for fights where it helps to see who is where. It is a tool, not a rule: everything on it follows the rules in this chapter, and a fight without it works the same way. Open</w:t>
+      </w:r>
+      <w:r>
+        <w:t xml:space="preserve"> </w:t>
+      </w:r>
+      <w:r>
+        <w:rPr>
+          <w:bCs/>
+          <w:b/>
+        </w:rPr>
+        <w:t xml:space="preserve">How to use the map</w:t>
+      </w:r>
+      <w:r>
+        <w:t xml:space="preserve"> </w:t>
+      </w:r>
+      <w:r>
+        <w:t xml:space="preserve">on the map itself for the buttons, step by step.</w:t>
+      </w:r>
+    </w:p>
+    <w:p>
+      <w:pPr>
+        <w:pStyle w:val="BodyText"/>
+      </w:pPr>
+      <w:r>
+        <w:rPr>
+          <w:bCs/>
+          <w:b/>
+        </w:rPr>
+        <w:t xml:space="preserve">Two kinds of map.</w:t>
+      </w:r>
+    </w:p>
+    <w:p>
+      <w:pPr>
+        <w:numPr>
+          <w:ilvl w:val="0"/>
+          <w:numId w:val="1011"/>
+        </w:numPr>
+        <w:pStyle w:val="Compact"/>
+      </w:pPr>
+      <w:r>
+        <w:rPr>
+          <w:bCs/>
+          <w:b/>
+        </w:rPr>
+        <w:t xml:space="preserve">A hex map</w:t>
+      </w:r>
+      <w:r>
+        <w:t xml:space="preserve"> </w:t>
+      </w:r>
+      <w:r>
+        <w:t xml:space="preserve">for fights where position matters: cover, doorways, who can reach whom. The GM chooses what one hex is: 1 yard for a brawl in a room, 5 or 10 yards for a street, 50 for open ground. Dragging a token or measuring shows the distance and its</w:t>
+      </w:r>
+      <w:r>
+        <w:t xml:space="preserve"> </w:t>
+      </w:r>
+      <w:r>
+        <w:rPr>
+          <w:bCs/>
+          <w:b/>
+        </w:rPr>
+        <w:t xml:space="preserve">range band</w:t>
+      </w:r>
+      <w:r>
+        <w:t xml:space="preserve">, so the GM can read the penalty from the Range table above.</w:t>
+      </w:r>
+    </w:p>
+    <w:p>
+      <w:pPr>
+        <w:numPr>
+          <w:ilvl w:val="0"/>
+          <w:numId w:val="1011"/>
+        </w:numPr>
+        <w:pStyle w:val="Compact"/>
+      </w:pPr>
+      <w:r>
+        <w:rPr>
+          <w:bCs/>
+          <w:b/>
+        </w:rPr>
+        <w:t xml:space="preserve">A range track</w:t>
+      </w:r>
+      <w:r>
+        <w:t xml:space="preserve"> </w:t>
+      </w:r>
+      <w:r>
+        <w:t xml:space="preserve">for fights where only distance matters: a chase, a running fight across open country. It has a lane for the party and one for each range band. Moving a token into the next lane moves it one band in or out.</w:t>
+      </w:r>
+    </w:p>
+    <w:p>
+      <w:pPr>
+        <w:pStyle w:val="FirstParagraph"/>
+      </w:pPr>
+      <w:r>
+        <w:rPr>
+          <w:bCs/>
+          <w:b/>
+        </w:rPr>
+        <w:t xml:space="preserve">Tokens.</w:t>
+      </w:r>
+      <w:r>
+        <w:t xml:space="preserve"> </w:t>
+      </w:r>
+      <w:r>
+        <w:t xml:space="preserve">The GM places the party with one button. Their tokens stay linked to the characters in the GM view: marking Injury, Dying, the stunned condition or a Legend point on a token marks it on the character, and the other way round. Opponents come from the setting’s threats with their boxes filled in. Their pips fill as they are hurt, and a token whose boxes are all marked is taken out.</w:t>
+      </w:r>
+    </w:p>
+    <w:p>
+      <w:pPr>
+        <w:pStyle w:val="BodyText"/>
+      </w:pPr>
+      <w:r>
+        <w:rPr>
+          <w:bCs/>
+          <w:b/>
+        </w:rPr>
+        <w:t xml:space="preserve">Keeping a map.</w:t>
+      </w:r>
+      <w:r>
+        <w:t xml:space="preserve"> </w:t>
+      </w:r>
+      <w:r>
+        <w:t xml:space="preserve">The map stays in the GM’s browser.</w:t>
+      </w:r>
+      <w:r>
+        <w:t xml:space="preserve"> </w:t>
+      </w:r>
+      <w:r>
+        <w:rPr>
+          <w:bCs/>
+          <w:b/>
+        </w:rPr>
+        <w:t xml:space="preserve">Save map to file</w:t>
+      </w:r>
+      <w:r>
+        <w:t xml:space="preserve"> </w:t>
+      </w:r>
+      <w:r>
+        <w:t xml:space="preserve">keeps both maps, their pictures and tokens in one file, to prepare a fight ahead of time or share it with another GM.</w:t>
+      </w:r>
+    </w:p>
+    <w:bookmarkEnd w:id="64"/>
+    <w:bookmarkStart w:id="65" w:name="the-encounter-panel"/>
+    <w:p>
+      <w:pPr>
+        <w:pStyle w:val="Heading2"/>
+      </w:pPr>
+      <w:r>
+        <w:t xml:space="preserve">The Encounter panel</w:t>
+      </w:r>
+    </w:p>
+    <w:p>
+      <w:pPr>
+        <w:pStyle w:val="FirstParagraph"/>
+      </w:pPr>
+      <w:r>
+        <w:t xml:space="preserve">The GM view also has an</w:t>
+      </w:r>
+      <w:r>
+        <w:t xml:space="preserve"> </w:t>
+      </w:r>
+      <w:r>
+        <w:rPr>
+          <w:bCs/>
+          <w:b/>
+        </w:rPr>
+        <w:t xml:space="preserve">Encounter</w:t>
+      </w:r>
+      <w:r>
+        <w:t xml:space="preserve"> </w:t>
+      </w:r>
+      <w:r>
+        <w:t xml:space="preserve">panel that runs a fight by these rules and shows every roll. Add characters from the GM view and opponents from the Threats table (or make one up on the spot), then start: it keeps the turn order by Agility, and for each attack works out the range, the defense (Dodge, Parry or Block, one a round, and a second at −2 with Additional Defense), the boxes marked and any telling hit, offering a Legend point choices at the moment they apply. Hits land on the character cards and the battle map, and with gritty combat on, grievous wounds are rolled and kept. The panel keeps a log and a summary of the fight, which can be saved to a file. It’s a helper, not a rule: the GM can rule any result differently, and the log says so.</w:t>
+      </w:r>
+    </w:p>
+    <w:bookmarkEnd w:id="65"/>
+    <w:bookmarkEnd w:id="66"/>
+    <w:bookmarkStart w:id="72" w:name="medical-care"/>
+    <w:p>
+      <w:pPr>
+        <w:pStyle w:val="Heading1"/>
+      </w:pPr>
+      <w:r>
+        <w:t xml:space="preserve">Medical care</w:t>
+      </w:r>
+    </w:p>
+    <w:bookmarkStart w:id="67" w:name="diagnosis-and-stabilization"/>
+    <w:p>
+      <w:pPr>
+        <w:pStyle w:val="Heading2"/>
+      </w:pPr>
+      <w:r>
+        <w:t xml:space="preserve">Diagnosis and stabilization</w:t>
+      </w:r>
+    </w:p>
+    <w:p>
+      <w:pPr>
+        <w:pStyle w:val="FirstParagraph"/>
+      </w:pPr>
+      <w:r>
+        <w:t xml:space="preserve">Roll Medicine when the diagnosis is uncertain or an urgent treatment decision matters. Emergency stabilization takes one action and a successful Medicine roll with a medical kit. It ends Dying and stops deterioration, but removes no boxes.</w:t>
+      </w:r>
+    </w:p>
+    <w:bookmarkEnd w:id="67"/>
+    <w:bookmarkStart w:id="68" w:name="field-treatment"/>
+    <w:p>
+      <w:pPr>
+        <w:pStyle w:val="Heading2"/>
+      </w:pPr>
+      <w:r>
+        <w:t xml:space="preserve">Field treatment</w:t>
+      </w:r>
+    </w:p>
+    <w:p>
+      <w:pPr>
+        <w:pStyle w:val="FirstParagraph"/>
+      </w:pPr>
+      <w:r>
+        <w:t xml:space="preserve">With a medical kit and several uninterrupted minutes, successful Medicine removes one injury box; success by 5 or more removes two.</w:t>
+      </w:r>
+    </w:p>
+    <w:bookmarkEnd w:id="68"/>
+    <w:bookmarkStart w:id="69" w:name="proper-care"/>
+    <w:p>
+      <w:pPr>
+        <w:pStyle w:val="Heading2"/>
+      </w:pPr>
+      <w:r>
+        <w:t xml:space="preserve">Proper care</w:t>
+      </w:r>
+    </w:p>
+    <w:p>
+      <w:pPr>
+        <w:pStyle w:val="FirstParagraph"/>
+      </w:pPr>
+      <w:r>
+        <w:t xml:space="preserve">A proper infirmary grants +2 to Medicine. A successful treatment removes two boxes; success by 5 or more removes three. Allow the time the treatment requires.</w:t>
+      </w:r>
+    </w:p>
+    <w:bookmarkEnd w:id="69"/>
+    <w:bookmarkStart w:id="70" w:name="treatment-attempts"/>
+    <w:p>
+      <w:pPr>
+        <w:pStyle w:val="Heading2"/>
+      </w:pPr>
+      <w:r>
+        <w:t xml:space="preserve">Treatment attempts</w:t>
+      </w:r>
+    </w:p>
+    <w:p>
+      <w:pPr>
+        <w:pStyle w:val="FirstParagraph"/>
+      </w:pPr>
+      <w:r>
+        <w:t xml:space="preserve">Each set of injuries permits one field-treatment attempt and one proper-care attempt. Further rolls require a meaningful improvement in care, a new treatment, or recovery time. Simply waiting and trying again is insufficient.</w:t>
+      </w:r>
+    </w:p>
+    <w:p>
+      <w:pPr>
+        <w:numPr>
+          <w:ilvl w:val="0"/>
+          <w:numId w:val="1012"/>
+        </w:numPr>
+        <w:pStyle w:val="Compact"/>
+      </w:pPr>
+      <w:r>
+        <w:rPr>
+          <w:bCs/>
+          <w:b/>
+        </w:rPr>
+        <w:t xml:space="preserve">A set of injuries</w:t>
+      </w:r>
+      <w:r>
+        <w:t xml:space="preserve"> </w:t>
+      </w:r>
+      <w:r>
+        <w:t xml:space="preserve">is the injury boxes from one encounter or one harmful incident: a fight, a fall, a fire, a night of exposure.</w:t>
+      </w:r>
+    </w:p>
+    <w:p>
+      <w:pPr>
+        <w:numPr>
+          <w:ilvl w:val="0"/>
+          <w:numId w:val="1012"/>
+        </w:numPr>
+        <w:pStyle w:val="Compact"/>
+      </w:pPr>
+      <w:r>
+        <w:rPr>
+          <w:bCs/>
+          <w:b/>
+        </w:rPr>
+        <w:t xml:space="preserve">Later injuries start a new set.</w:t>
+      </w:r>
+      <w:r>
+        <w:t xml:space="preserve"> </w:t>
+      </w:r>
+      <w:r>
+        <w:t xml:space="preserve">Its attempts can remove only its own boxes. A fresh scratch doesn’t reopen the wounds you already treated: those boxes stay until their own set allows another roll, or rest clears them.</w:t>
+      </w:r>
+    </w:p>
+    <w:p>
+      <w:pPr>
+        <w:numPr>
+          <w:ilvl w:val="0"/>
+          <w:numId w:val="1012"/>
+        </w:numPr>
+        <w:pStyle w:val="Compact"/>
+      </w:pPr>
+      <w:r>
+        <w:rPr>
+          <w:bCs/>
+          <w:b/>
+        </w:rPr>
+        <w:t xml:space="preserve">What allows another roll:</w:t>
+      </w:r>
+      <w:r>
+        <w:t xml:space="preserve"> </w:t>
+      </w:r>
+      <w:r>
+        <w:t xml:space="preserve">a meaningful improvement (moving from the field to A proper infirmary, a better healer taking over), a new treatment (surgery, a remedy, healing magic), or recovery time (rest that has already cleared a box from that set). The GM decides whether a change is meaningful.</w:t>
+      </w:r>
+    </w:p>
+    <w:p>
+      <w:pPr>
+        <w:numPr>
+          <w:ilvl w:val="0"/>
+          <w:numId w:val="1012"/>
+        </w:numPr>
+        <w:pStyle w:val="Compact"/>
+      </w:pPr>
+      <w:r>
+        <w:rPr>
+          <w:bCs/>
+          <w:b/>
+        </w:rPr>
+        <w:t xml:space="preserve">Stabilization is separate.</w:t>
+      </w:r>
+      <w:r>
+        <w:t xml:space="preserve"> </w:t>
+      </w:r>
+      <w:r>
+        <w:t xml:space="preserve">Stopping someone Dying is never limited by these attempts and never removes boxes; a treatment roll that removes boxes also stabilizes.</w:t>
+      </w:r>
+    </w:p>
+    <w:bookmarkEnd w:id="70"/>
+    <w:bookmarkStart w:id="71" w:name="natural-recovery"/>
+    <w:p>
+      <w:pPr>
+        <w:pStyle w:val="Heading2"/>
+      </w:pPr>
+      <w:r>
+        <w:t xml:space="preserve">Natural recovery</w:t>
+      </w:r>
+    </w:p>
+    <w:p>
+      <w:pPr>
+        <w:pStyle w:val="FirstParagraph"/>
+      </w:pPr>
+      <w:r>
+        <w:t xml:space="preserve">Rest clears injury one box at a time, and the worse you’re hurt, the longer each box takes. Rest means nothing strenuous: no fighting, no hard travel, no long days of work.</w:t>
+      </w:r>
+    </w:p>
+    <w:tbl>
+      <w:tblPr>
+        <w:tblStyle w:val="Table"/>
+        <w:tblW w:type="auto" w:w="0"/>
+        <w:tblLook w:firstRow="1" w:lastRow="0" w:firstColumn="0" w:lastColumn="0" w:noHBand="0" w:noVBand="0" w:val="0020"/>
+        <w:jc w:val="start"/>
+        <w:tblBorders>
+          <w:top w:val="single" w:sz="4" w:color="B8C2D3"/>
+          <w:left w:val="single" w:sz="4" w:color="B8C2D3"/>
+          <w:bottom w:val="single" w:sz="4" w:color="B8C2D3"/>
+          <w:right w:val="single" w:sz="4" w:color="B8C2D3"/>
+          <w:insideH w:val="single" w:sz="4" w:color="B8C2D3"/>
+          <w:insideV w:val="single" w:sz="4" w:color="B8C2D3"/>
+        </w:tblBorders>
+      </w:tblPr>
+      <w:tblGrid>
+        <w:gridCol w:w="3960"/>
+        <w:gridCol w:w="3960"/>
+      </w:tblGrid>
+      <w:tr>
+        <w:trPr>
+          <w:tblHeader w:val="true"/>
+        </w:trPr>
+        <w:tc>
+          <w:tcPr>
+            <w:shd w:val="clear" w:fill="E9EEF6"/>
+          </w:tcPr>
+          <w:p>
+            <w:pPr>
+              <w:pStyle w:val="Compact"/>
+              <w:jc w:val="left"/>
+            </w:pPr>
+            <w:r>
+              <w:rPr>
+                <w:b/>
+                <w:sz w:val="19"/>
+              </w:rPr>
+              <w:t xml:space="preserve">Boxes marked</w:t>
+            </w:r>
+          </w:p>
+        </w:tc>
+        <w:tc>
+          <w:tcPr>
+            <w:shd w:val="clear" w:fill="E9EEF6"/>
+          </w:tcPr>
+          <w:p>
+            <w:pPr>
+              <w:pStyle w:val="Compact"/>
+              <w:jc w:val="left"/>
+            </w:pPr>
+            <w:r>
+              <w:rPr>
+                <w:b/>
+                <w:sz w:val="19"/>
+              </w:rPr>
+              <w:t xml:space="preserve">Rest to clear one box</w:t>
+            </w:r>
+          </w:p>
+        </w:tc>
+      </w:tr>
+      <w:tr>
+        <w:tc>
+          <w:tcPr/>
+          <w:p>
+            <w:pPr>
+              <w:pStyle w:val="Compact"/>
+              <w:jc w:val="left"/>
+            </w:pPr>
+            <w:r>
+              <w:rPr>
+                <w:b/>
+                <w:sz w:val="19"/>
+              </w:rPr>
+              <w:t xml:space="preserve">1</w:t>
+            </w:r>
+          </w:p>
+        </w:tc>
+        <w:tc>
+          <w:tcPr/>
+          <w:p>
+            <w:pPr>
+              <w:pStyle w:val="Compact"/>
+              <w:jc w:val="left"/>
+            </w:pPr>
+            <w:r>
+              <w:rPr>
+                <w:sz w:val="19"/>
+              </w:rPr>
+              <w:t xml:space="preserve">A full day</w:t>
+            </w:r>
+          </w:p>
+        </w:tc>
+      </w:tr>
+      <w:tr>
+        <w:tc>
+          <w:tcPr/>
+          <w:p>
+            <w:pPr>
+              <w:pStyle w:val="Compact"/>
+              <w:jc w:val="left"/>
+            </w:pPr>
+            <w:r>
+              <w:rPr>
+                <w:b/>
+                <w:sz w:val="19"/>
+              </w:rPr>
+              <w:t xml:space="preserve">2</w:t>
+            </w:r>
+          </w:p>
+        </w:tc>
+        <w:tc>
+          <w:tcPr/>
+          <w:p>
+            <w:pPr>
+              <w:pStyle w:val="Compact"/>
+              <w:jc w:val="left"/>
+            </w:pPr>
+            <w:r>
+              <w:rPr>
+                <w:sz w:val="19"/>
+              </w:rPr>
+              <w:t xml:space="preserve">At least three days</w:t>
+            </w:r>
+          </w:p>
+        </w:tc>
+      </w:tr>
+      <w:tr>
+        <w:tc>
+          <w:tcPr/>
+          <w:p>
+            <w:pPr>
+              <w:pStyle w:val="Compact"/>
+              <w:jc w:val="left"/>
+            </w:pPr>
+            <w:r>
+              <w:rPr>
+                <w:b/>
+                <w:sz w:val="19"/>
+              </w:rPr>
+              <w:t xml:space="preserve">3</w:t>
+            </w:r>
+          </w:p>
+        </w:tc>
+        <w:tc>
+          <w:tcPr/>
+          <w:p>
+            <w:pPr>
+              <w:pStyle w:val="Compact"/>
+              <w:jc w:val="left"/>
+            </w:pPr>
+            <w:r>
+              <w:rPr>
+                <w:sz w:val="19"/>
+              </w:rPr>
+              <w:t xml:space="preserve">A week, and only in someone’s care</w:t>
+            </w:r>
+          </w:p>
+        </w:tc>
+      </w:tr>
+    </w:tbl>
+    <w:p>
+      <w:pPr>
+        <w:pStyle w:val="BodyText"/>
+      </w:pPr>
+      <w:r>
+        <w:t xml:space="preserve">At three boxes, rest alone does nothing until someone has stabilized or treated you; after that, a week of rest in their care clears the first box. A successful treatment is faster. The times add up: from three boxes, rest alone takes about a week and a half to heal completely (a week, then three days, then a day).</w:t>
+      </w:r>
+    </w:p>
+    <w:bookmarkEnd w:id="71"/>
+    <w:bookmarkEnd w:id="72"/>
+    <w:bookmarkStart w:id="77" w:name="magic"/>
+    <w:p>
+      <w:pPr>
+        <w:pStyle w:val="Heading1"/>
+      </w:pPr>
+      <w:r>
+        <w:t xml:space="preserve">Magic</w:t>
+      </w:r>
+    </w:p>
+    <w:p>
+      <w:pPr>
+        <w:pStyle w:val="FirstParagraph"/>
+      </w:pPr>
+      <w:r>
+        <w:t xml:space="preserve">Magic works at two speeds, with a third tool that turns one into the other. Every magical character uses the same three tools; each setting decides who gets which, what they’re called and what they cost.</w:t>
+      </w:r>
+    </w:p>
+    <w:tbl>
+      <w:tblPr>
+        <w:tblStyle w:val="Table"/>
+        <w:tblW w:type="pct" w:w="5000"/>
+        <w:tblLook w:firstRow="1" w:lastRow="0" w:firstColumn="0" w:lastColumn="0" w:noHBand="0" w:noVBand="0" w:val="0020"/>
+        <w:jc w:val="start"/>
+        <w:tblBorders>
+          <w:top w:val="single" w:sz="4" w:color="B8C2D3"/>
+          <w:left w:val="single" w:sz="4" w:color="B8C2D3"/>
+          <w:bottom w:val="single" w:sz="4" w:color="B8C2D3"/>
+          <w:right w:val="single" w:sz="4" w:color="B8C2D3"/>
+          <w:insideH w:val="single" w:sz="4" w:color="B8C2D3"/>
+          <w:insideV w:val="single" w:sz="4" w:color="B8C2D3"/>
+        </w:tblBorders>
+      </w:tblPr>
+      <w:tblGrid>
+        <w:gridCol w:w="2640"/>
+        <w:gridCol w:w="2640"/>
+        <w:gridCol w:w="2640"/>
+      </w:tblGrid>
+      <w:tr>
+        <w:trPr>
+          <w:tblHeader w:val="true"/>
+        </w:trPr>
+        <w:tc>
+          <w:tcPr>
+            <w:shd w:val="clear" w:fill="E9EEF6"/>
+          </w:tcPr>
+          <w:p>
+            <w:pPr>
+              <w:pStyle w:val="Compact"/>
+              <w:jc w:val="left"/>
+            </w:pPr>
+            <w:r>
+              <w:rPr>
+                <w:b/>
+                <w:sz w:val="19"/>
+              </w:rPr>
+              <w:t xml:space="preserve">Tool</w:t>
+            </w:r>
+          </w:p>
+        </w:tc>
+        <w:tc>
+          <w:tcPr>
+            <w:shd w:val="clear" w:fill="E9EEF6"/>
+          </w:tcPr>
+          <w:p>
+            <w:pPr>
+              <w:pStyle w:val="Compact"/>
+              <w:jc w:val="left"/>
+            </w:pPr>
+            <w:r>
+              <w:rPr>
+                <w:b/>
+                <w:sz w:val="19"/>
+              </w:rPr>
+              <w:t xml:space="preserve">Speed</w:t>
+            </w:r>
+          </w:p>
+        </w:tc>
+        <w:tc>
+          <w:tcPr>
+            <w:shd w:val="clear" w:fill="E9EEF6"/>
+          </w:tcPr>
+          <w:p>
+            <w:pPr>
+              <w:pStyle w:val="Compact"/>
+              <w:jc w:val="left"/>
+            </w:pPr>
+            <w:r>
+              <w:rPr>
+                <w:b/>
+                <w:sz w:val="19"/>
+              </w:rPr>
+              <w:t xml:space="preserve">How it works</w:t>
+            </w:r>
+          </w:p>
+        </w:tc>
+      </w:tr>
+      <w:tr>
+        <w:tc>
+          <w:tcPr/>
+          <w:p>
+            <w:pPr>
+              <w:pStyle w:val="Compact"/>
+              <w:jc w:val="left"/>
+            </w:pPr>
+            <w:r>
+              <w:rPr>
+                <w:bCs/>
+                <w:b/>
+                <w:sz w:val="19"/>
+              </w:rPr>
+              <w:t xml:space="preserve">Bursts</w:t>
+            </w:r>
+          </w:p>
+        </w:tc>
+        <w:tc>
+          <w:tcPr/>
+          <w:p>
+            <w:pPr>
+              <w:pStyle w:val="Compact"/>
+              <w:jc w:val="left"/>
+            </w:pPr>
+            <w:r>
+              <w:rPr>
+                <w:sz w:val="19"/>
+              </w:rPr>
+              <w:t xml:space="preserve">One action</w:t>
+            </w:r>
+          </w:p>
+        </w:tc>
+        <w:tc>
+          <w:tcPr/>
+          <w:p>
+            <w:pPr>
+              <w:pStyle w:val="Compact"/>
+              <w:jc w:val="left"/>
+            </w:pPr>
+            <w:r>
+              <w:rPr>
+                <w:sz w:val="19"/>
+              </w:rPr>
+              <w:t xml:space="preserve">A quick spell you know. Roll your magic skill; on a success it happens.</w:t>
+            </w:r>
+          </w:p>
+        </w:tc>
+      </w:tr>
+      <w:tr>
+        <w:tc>
+          <w:tcPr/>
+          <w:p>
+            <w:pPr>
+              <w:pStyle w:val="Compact"/>
+              <w:jc w:val="left"/>
+            </w:pPr>
+            <w:r>
+              <w:rPr>
+                <w:bCs/>
+                <w:b/>
+                <w:sz w:val="19"/>
+              </w:rPr>
+              <w:t xml:space="preserve">Workings</w:t>
+            </w:r>
+          </w:p>
+        </w:tc>
+        <w:tc>
+          <w:tcPr/>
+          <w:p>
+            <w:pPr>
+              <w:pStyle w:val="Compact"/>
+              <w:jc w:val="left"/>
+            </w:pPr>
+            <w:r>
+              <w:rPr>
+                <w:sz w:val="19"/>
+              </w:rPr>
+              <w:t xml:space="preserve">Minutes to nights</w:t>
+            </w:r>
+          </w:p>
+        </w:tc>
+        <w:tc>
+          <w:tcPr/>
+          <w:p>
+            <w:pPr>
+              <w:pStyle w:val="Compact"/>
+              <w:jc w:val="left"/>
+            </w:pPr>
+            <w:r>
+              <w:rPr>
+                <w:sz w:val="19"/>
+              </w:rPr>
+              <w:t xml:space="preserve">Anything else. Describe the effect; the GM sets its weight; fill a progress clock.</w:t>
+            </w:r>
+          </w:p>
+        </w:tc>
+      </w:tr>
+      <w:tr>
+        <w:tc>
+          <w:tcPr/>
+          <w:p>
+            <w:pPr>
+              <w:pStyle w:val="Compact"/>
+              <w:jc w:val="left"/>
+            </w:pPr>
+            <w:r>
+              <w:rPr>
+                <w:bCs/>
+                <w:b/>
+                <w:sz w:val="19"/>
+              </w:rPr>
+              <w:t xml:space="preserve">Charms</w:t>
+            </w:r>
+          </w:p>
+        </w:tc>
+        <w:tc>
+          <w:tcPr/>
+          <w:p>
+            <w:pPr>
+              <w:pStyle w:val="Compact"/>
+              <w:jc w:val="left"/>
+            </w:pPr>
+            <w:r>
+              <w:rPr>
+                <w:sz w:val="19"/>
+              </w:rPr>
+              <w:t xml:space="preserve">One action, no roll</w:t>
+            </w:r>
+          </w:p>
+        </w:tc>
+        <w:tc>
+          <w:tcPr/>
+          <w:p>
+            <w:pPr>
+              <w:pStyle w:val="Compact"/>
+              <w:jc w:val="left"/>
+            </w:pPr>
+            <w:r>
+              <w:rPr>
+                <w:sz w:val="19"/>
+              </w:rPr>
+              <w:t xml:space="preserve">A finished working stored in an object, released by breaking it.</w:t>
+            </w:r>
+          </w:p>
+        </w:tc>
+      </w:tr>
+    </w:tbl>
+    <w:bookmarkStart w:id="73" w:name="bursts"/>
+    <w:p>
+      <w:pPr>
+        <w:pStyle w:val="Heading2"/>
+      </w:pPr>
+      <w:r>
+        <w:t xml:space="preserve">Bursts</w:t>
+      </w:r>
+    </w:p>
+    <w:p>
+      <w:pPr>
+        <w:pStyle w:val="FirstParagraph"/>
+      </w:pPr>
+      <w:r>
+        <w:t xml:space="preserve">Each burst has a short</w:t>
+      </w:r>
+      <w:r>
+        <w:t xml:space="preserve"> </w:t>
+      </w:r>
+      <w:r>
+        <w:rPr>
+          <w:bCs/>
+          <w:b/>
+        </w:rPr>
+        <w:t xml:space="preserve">base effect</w:t>
+      </w:r>
+      <w:r>
+        <w:t xml:space="preserve">: one target, for one scene, at Close or Short range. Harm marks 2 boxes; a penalty is −2.</w:t>
+      </w:r>
+    </w:p>
+    <w:p>
+      <w:pPr>
+        <w:pStyle w:val="BodyText"/>
+      </w:pPr>
+      <w:r>
+        <w:rPr>
+          <w:bCs/>
+          <w:b/>
+        </w:rPr>
+        <w:t xml:space="preserve">Defense or resistance.</w:t>
+      </w:r>
+      <w:r>
+        <w:t xml:space="preserve"> </w:t>
+      </w:r>
+      <w:r>
+        <w:t xml:space="preserve">A hostile burst says in its description how its target avoids it:</w:t>
+      </w:r>
+      <w:r>
+        <w:t xml:space="preserve"> </w:t>
+      </w:r>
+      <w:r>
+        <w:rPr>
+          <w:bCs/>
+          <w:b/>
+        </w:rPr>
+        <w:t xml:space="preserve">a defense</w:t>
+      </w:r>
+      <w:r>
+        <w:t xml:space="preserve"> </w:t>
+      </w:r>
+      <w:r>
+        <w:t xml:space="preserve">or</w:t>
+      </w:r>
+      <w:r>
+        <w:t xml:space="preserve"> </w:t>
+      </w:r>
+      <w:r>
+        <w:rPr>
+          <w:bCs/>
+          <w:b/>
+        </w:rPr>
+        <w:t xml:space="preserve">a resistance</w:t>
+      </w:r>
+      <w:r>
+        <w:t xml:space="preserve">, never both, and never chosen at the moment of casting.</w:t>
+      </w:r>
+    </w:p>
+    <w:p>
+      <w:pPr>
+        <w:numPr>
+          <w:ilvl w:val="0"/>
+          <w:numId w:val="1013"/>
+        </w:numPr>
+        <w:pStyle w:val="Compact"/>
+      </w:pPr>
+      <w:r>
+        <w:rPr>
+          <w:bCs/>
+          <w:b/>
+        </w:rPr>
+        <w:t xml:space="preserve">A defense</w:t>
+      </w:r>
+      <w:r>
+        <w:t xml:space="preserve"> </w:t>
+      </w:r>
+      <w:r>
+        <w:t xml:space="preserve">(</w:t>
+      </w:r>
+      <w:r>
+        <w:t xml:space="preserve">“</w:t>
+      </w:r>
+      <w:r>
+        <w:t xml:space="preserve">Dodge applies</w:t>
+      </w:r>
+      <w:r>
+        <w:t xml:space="preserve">”</w:t>
+      </w:r>
+      <w:r>
+        <w:t xml:space="preserve">): the burst is an attack, and the casting roll is the attack roll. If it succeeds, the target may defend as against any attack, using their one defense a round, and</w:t>
+      </w:r>
+      <w:r>
+        <w:t xml:space="preserve"> </w:t>
+      </w:r>
+      <w:r>
+        <w:rPr>
+          <w:bCs/>
+          <w:b/>
+        </w:rPr>
+        <w:t xml:space="preserve">attack quality applies</w:t>
+      </w:r>
+      <w:r>
+        <w:t xml:space="preserve"> </w:t>
+      </w:r>
+      <w:r>
+        <w:t xml:space="preserve">from the casting margin: succeeded by 3–4, the defense is at −1; by 5–6, −2; by 7 or more, −3.</w:t>
+      </w:r>
+    </w:p>
+    <w:p>
+      <w:pPr>
+        <w:numPr>
+          <w:ilvl w:val="0"/>
+          <w:numId w:val="1013"/>
+        </w:numPr>
+        <w:pStyle w:val="Compact"/>
+      </w:pPr>
+      <w:r>
+        <w:rPr>
+          <w:bCs/>
+          <w:b/>
+        </w:rPr>
+        <w:t xml:space="preserve">A resistance</w:t>
+      </w:r>
+      <w:r>
+        <w:t xml:space="preserve"> </w:t>
+      </w:r>
+      <w:r>
+        <w:t xml:space="preserve">(</w:t>
+      </w:r>
+      <w:r>
+        <w:t xml:space="preserve">“</w:t>
+      </w:r>
+      <w:r>
+        <w:t xml:space="preserve">Will resists</w:t>
+      </w:r>
+      <w:r>
+        <w:t xml:space="preserve">”</w:t>
+      </w:r>
+      <w:r>
+        <w:t xml:space="preserve">,</w:t>
+      </w:r>
+      <w:r>
+        <w:t xml:space="preserve"> </w:t>
+      </w:r>
+      <w:r>
+        <w:t xml:space="preserve">“</w:t>
+      </w:r>
+      <w:r>
+        <w:t xml:space="preserve">Body resists</w:t>
+      </w:r>
+      <w:r>
+        <w:t xml:space="preserve">”</w:t>
+      </w:r>
+      <w:r>
+        <w:t xml:space="preserve">): a contest between the casting roll and the target’s roll on that attribute, by the usual contest rules (a success beats a failure; if both succeed, the larger margin wins; ties go to the target). Attack quality doesn’t apply: the casting margin already counts in the contest. The target’s injury penalty applies only when the resistance is physical (Body).</w:t>
+      </w:r>
+    </w:p>
+    <w:p>
+      <w:pPr>
+        <w:numPr>
+          <w:ilvl w:val="0"/>
+          <w:numId w:val="1013"/>
+        </w:numPr>
+        <w:pStyle w:val="Compact"/>
+      </w:pPr>
+      <w:r>
+        <w:rPr>
+          <w:bCs/>
+          <w:b/>
+        </w:rPr>
+        <w:t xml:space="preserve">Neither</w:t>
+      </w:r>
+      <w:r>
+        <w:t xml:space="preserve"> </w:t>
+      </w:r>
+      <w:r>
+        <w:t xml:space="preserve">(a burst on an object, or on a willing target): it simply works on a success.</w:t>
+      </w:r>
+    </w:p>
+    <w:p>
+      <w:pPr>
+        <w:pStyle w:val="FirstParagraph"/>
+      </w:pPr>
+      <w:r>
+        <w:rPr>
+          <w:bCs/>
+          <w:b/>
+        </w:rPr>
+        <w:t xml:space="preserve">Harm limit.</w:t>
+      </w:r>
+      <w:r>
+        <w:t xml:space="preserve"> </w:t>
+      </w:r>
+      <w:r>
+        <w:t xml:space="preserve">Magic at personal scale marks</w:t>
+      </w:r>
+      <w:r>
+        <w:t xml:space="preserve"> </w:t>
+      </w:r>
+      <w:r>
+        <w:rPr>
+          <w:bCs/>
+          <w:b/>
+        </w:rPr>
+        <w:t xml:space="preserve">at most 3 boxes</w:t>
+      </w:r>
+      <w:r>
+        <w:t xml:space="preserve"> </w:t>
+      </w:r>
+      <w:r>
+        <w:t xml:space="preserve">on any one target from one burst, working or charm, whatever its Boosts. Magical harm follows the</w:t>
+      </w:r>
+      <w:r>
+        <w:t xml:space="preserve"> </w:t>
+      </w:r>
+      <w:r>
+        <w:rPr>
+          <w:iCs/>
+          <w:i/>
+        </w:rPr>
+        <w:t xml:space="preserve">Injury</w:t>
+      </w:r>
+      <w:r>
+        <w:t xml:space="preserve"> </w:t>
+      </w:r>
+      <w:r>
+        <w:t xml:space="preserve">rules like a weapon’s: a hit of 2 or more boxes that brings someone to three boxes leaves them Dying. Boosts beyond the limit go to the other dimensions: range, duration, or more targets.</w:t>
+      </w:r>
+    </w:p>
+    <w:p>
+      <w:pPr>
+        <w:pStyle w:val="BodyText"/>
+      </w:pPr>
+      <w:r>
+        <w:rPr>
+          <w:bCs/>
+          <w:b/>
+        </w:rPr>
+        <w:t xml:space="preserve">Boosts.</w:t>
+      </w:r>
+      <w:r>
+        <w:t xml:space="preserve"> </w:t>
+      </w:r>
+      <w:r>
+        <w:t xml:space="preserve">Your step sets your power (Trained, Specialty, Expert). Each step above the first gives</w:t>
+      </w:r>
+      <w:r>
+        <w:t xml:space="preserve"> </w:t>
+      </w:r>
+      <w:r>
+        <w:rPr>
+          <w:bCs/>
+          <w:b/>
+        </w:rPr>
+        <w:t xml:space="preserve">one Boost</w:t>
+      </w:r>
+      <w:r>
+        <w:t xml:space="preserve">, chosen</w:t>
+      </w:r>
+      <w:r>
+        <w:t xml:space="preserve"> </w:t>
+      </w:r>
+      <w:r>
+        <w:rPr>
+          <w:bCs/>
+          <w:b/>
+        </w:rPr>
+        <w:t xml:space="preserve">as you cast</w:t>
+      </w:r>
+      <w:r>
+        <w:t xml:space="preserve">. Each Boost you spend is</w:t>
+      </w:r>
+      <w:r>
+        <w:t xml:space="preserve"> </w:t>
+      </w:r>
+      <w:r>
+        <w:rPr>
+          <w:bCs/>
+          <w:b/>
+        </w:rPr>
+        <w:t xml:space="preserve">−1 to the roll</w:t>
+      </w:r>
+      <w:r>
+        <w:t xml:space="preserve">, so you can always hold back.</w:t>
+      </w:r>
+    </w:p>
+    <w:tbl>
+      <w:tblPr>
+        <w:tblStyle w:val="Table"/>
+        <w:tblW w:type="pct" w:w="5000"/>
+        <w:tblLook w:firstRow="1" w:lastRow="0" w:firstColumn="0" w:lastColumn="0" w:noHBand="0" w:noVBand="0" w:val="0020"/>
+        <w:jc w:val="start"/>
+        <w:tblBorders>
+          <w:top w:val="single" w:sz="4" w:color="B8C2D3"/>
+          <w:left w:val="single" w:sz="4" w:color="B8C2D3"/>
+          <w:bottom w:val="single" w:sz="4" w:color="B8C2D3"/>
+          <w:right w:val="single" w:sz="4" w:color="B8C2D3"/>
+          <w:insideH w:val="single" w:sz="4" w:color="B8C2D3"/>
+          <w:insideV w:val="single" w:sz="4" w:color="B8C2D3"/>
+        </w:tblBorders>
+      </w:tblPr>
+      <w:tblGrid>
+        <w:gridCol w:w="2640"/>
+        <w:gridCol w:w="2640"/>
+        <w:gridCol w:w="2640"/>
+      </w:tblGrid>
+      <w:tr>
+        <w:trPr>
+          <w:tblHeader w:val="true"/>
+        </w:trPr>
+        <w:tc>
+          <w:tcPr>
+            <w:shd w:val="clear" w:fill="E9EEF6"/>
+          </w:tcPr>
+          <w:p>
+            <w:pPr>
+              <w:pStyle w:val="Compact"/>
+              <w:jc w:val="left"/>
+            </w:pPr>
+            <w:r>
+              <w:rPr>
+                <w:b/>
+                <w:sz w:val="19"/>
+              </w:rPr>
+              <w:t xml:space="preserve">Boost</w:t>
+            </w:r>
+          </w:p>
+        </w:tc>
+        <w:tc>
+          <w:tcPr>
+            <w:shd w:val="clear" w:fill="E9EEF6"/>
+          </w:tcPr>
+          <w:p>
+            <w:pPr>
+              <w:pStyle w:val="Compact"/>
+              <w:jc w:val="left"/>
+            </w:pPr>
+            <w:r>
+              <w:rPr>
+                <w:b/>
+                <w:sz w:val="19"/>
+              </w:rPr>
+              <w:t xml:space="preserve">One Boost</w:t>
+            </w:r>
+          </w:p>
+        </w:tc>
+        <w:tc>
+          <w:tcPr>
+            <w:shd w:val="clear" w:fill="E9EEF6"/>
+          </w:tcPr>
+          <w:p>
+            <w:pPr>
+              <w:pStyle w:val="Compact"/>
+              <w:jc w:val="left"/>
+            </w:pPr>
+            <w:r>
+              <w:rPr>
+                <w:b/>
+                <w:sz w:val="19"/>
+              </w:rPr>
+              <w:t xml:space="preserve">Two Boosts</w:t>
+            </w:r>
+          </w:p>
+        </w:tc>
+      </w:tr>
+      <w:tr>
+        <w:tc>
+          <w:tcPr/>
+          <w:p>
+            <w:pPr>
+              <w:pStyle w:val="Compact"/>
+              <w:jc w:val="left"/>
+            </w:pPr>
+            <w:r>
+              <w:rPr>
+                <w:bCs/>
+                <w:b/>
+                <w:sz w:val="19"/>
+              </w:rPr>
+              <w:t xml:space="preserve">Harder</w:t>
+            </w:r>
+          </w:p>
+        </w:tc>
+        <w:tc>
+          <w:tcPr/>
+          <w:p>
+            <w:pPr>
+              <w:pStyle w:val="Compact"/>
+              <w:jc w:val="left"/>
+            </w:pPr>
+            <w:r>
+              <w:rPr>
+                <w:sz w:val="19"/>
+              </w:rPr>
+              <w:t xml:space="preserve">+1 box (3 at most), or the penalty becomes −3</w:t>
+            </w:r>
+          </w:p>
+        </w:tc>
+        <w:tc>
+          <w:tcPr/>
+          <w:p>
+            <w:pPr>
+              <w:pStyle w:val="Compact"/>
+              <w:jc w:val="left"/>
+            </w:pPr>
+            <w:r>
+              <w:rPr>
+                <w:sz w:val="19"/>
+              </w:rPr>
+              <w:t xml:space="preserve">+2 boxes (3 at most), or −4</w:t>
+            </w:r>
+          </w:p>
+        </w:tc>
+      </w:tr>
+      <w:tr>
+        <w:tc>
+          <w:tcPr/>
+          <w:p>
+            <w:pPr>
+              <w:pStyle w:val="Compact"/>
+              <w:jc w:val="left"/>
+            </w:pPr>
+            <w:r>
+              <w:rPr>
+                <w:bCs/>
+                <w:b/>
+                <w:sz w:val="19"/>
+              </w:rPr>
+              <w:t xml:space="preserve">Wider</w:t>
+            </w:r>
+          </w:p>
+        </w:tc>
+        <w:tc>
+          <w:tcPr/>
+          <w:p>
+            <w:pPr>
+              <w:pStyle w:val="Compact"/>
+              <w:jc w:val="left"/>
+            </w:pPr>
+            <w:r>
+              <w:rPr>
+                <w:sz w:val="19"/>
+              </w:rPr>
+              <w:t xml:space="preserve">A handful of targets</w:t>
+            </w:r>
+          </w:p>
+        </w:tc>
+        <w:tc>
+          <w:tcPr/>
+          <w:p>
+            <w:pPr>
+              <w:pStyle w:val="Compact"/>
+              <w:jc w:val="left"/>
+            </w:pPr>
+            <w:r>
+              <w:rPr>
+                <w:sz w:val="19"/>
+              </w:rPr>
+              <w:t xml:space="preserve">A crowd, or an area</w:t>
+            </w:r>
+          </w:p>
+        </w:tc>
+      </w:tr>
+      <w:tr>
+        <w:tc>
+          <w:tcPr/>
+          <w:p>
+            <w:pPr>
+              <w:pStyle w:val="Compact"/>
+              <w:jc w:val="left"/>
+            </w:pPr>
+            <w:r>
+              <w:rPr>
+                <w:bCs/>
+                <w:b/>
+                <w:sz w:val="19"/>
+              </w:rPr>
+              <w:t xml:space="preserve">Longer</w:t>
+            </w:r>
+          </w:p>
+        </w:tc>
+        <w:tc>
+          <w:tcPr/>
+          <w:p>
+            <w:pPr>
+              <w:pStyle w:val="Compact"/>
+              <w:jc w:val="left"/>
+            </w:pPr>
+            <w:r>
+              <w:rPr>
+                <w:sz w:val="19"/>
+              </w:rPr>
+              <w:t xml:space="preserve">A day</w:t>
+            </w:r>
+          </w:p>
+        </w:tc>
+        <w:tc>
+          <w:tcPr/>
+          <w:p>
+            <w:pPr>
+              <w:pStyle w:val="Compact"/>
+              <w:jc w:val="left"/>
+            </w:pPr>
+            <w:r>
+              <w:rPr>
+                <w:sz w:val="19"/>
+              </w:rPr>
+              <w:t xml:space="preserve">Until it’s lifted</w:t>
+            </w:r>
+          </w:p>
+        </w:tc>
+      </w:tr>
+      <w:tr>
+        <w:tc>
+          <w:tcPr/>
+          <w:p>
+            <w:pPr>
+              <w:pStyle w:val="Compact"/>
+              <w:jc w:val="left"/>
+            </w:pPr>
+            <w:r>
+              <w:rPr>
+                <w:bCs/>
+                <w:b/>
+                <w:sz w:val="19"/>
+              </w:rPr>
+              <w:t xml:space="preserve">Farther</w:t>
+            </w:r>
+          </w:p>
+        </w:tc>
+        <w:tc>
+          <w:tcPr/>
+          <w:p>
+            <w:pPr>
+              <w:pStyle w:val="Compact"/>
+              <w:jc w:val="left"/>
+            </w:pPr>
+            <w:r>
+              <w:rPr>
+                <w:sz w:val="19"/>
+              </w:rPr>
+              <w:t xml:space="preserve">One range band farther</w:t>
+            </w:r>
+          </w:p>
+        </w:tc>
+        <w:tc>
+          <w:tcPr/>
+          <w:p>
+            <w:pPr>
+              <w:pStyle w:val="Compact"/>
+              <w:jc w:val="left"/>
+            </w:pPr>
+            <w:r>
+              <w:rPr>
+                <w:sz w:val="19"/>
+              </w:rPr>
+              <w:t xml:space="preserve">Two bands farther</w:t>
+            </w:r>
+          </w:p>
+        </w:tc>
+      </w:tr>
+    </w:tbl>
+    <w:p>
+      <w:pPr>
+        <w:pStyle w:val="BodyText"/>
+      </w:pPr>
+      <w:r>
+        <w:rPr>
+          <w:bCs/>
+          <w:b/>
+        </w:rPr>
+        <w:t xml:space="preserve">The price.</w:t>
+      </w:r>
+      <w:r>
+        <w:t xml:space="preserve"> </w:t>
+      </w:r>
+      <w:r>
+        <w:t xml:space="preserve">A failed burst marks a box of your setting’s price track; a natural 18 marks two, or something answers that shouldn’t.</w:t>
+      </w:r>
+    </w:p>
+    <w:bookmarkEnd w:id="73"/>
+    <w:bookmarkStart w:id="74" w:name="workings"/>
+    <w:p>
+      <w:pPr>
+        <w:pStyle w:val="Heading2"/>
+      </w:pPr>
+      <w:r>
+        <w:t xml:space="preserve">Workings</w:t>
+      </w:r>
+    </w:p>
+    <w:p>
+      <w:pPr>
+        <w:numPr>
+          <w:ilvl w:val="0"/>
+          <w:numId w:val="1014"/>
+        </w:numPr>
+        <w:pStyle w:val="Compact"/>
+      </w:pPr>
+      <w:r>
+        <w:rPr>
+          <w:bCs/>
+          <w:b/>
+        </w:rPr>
+        <w:t xml:space="preserve">Describe the effect.</w:t>
+      </w:r>
+      <w:r>
+        <w:t xml:space="preserve"> </w:t>
+      </w:r>
+      <w:r>
+        <w:t xml:space="preserve">The GM sets its weight and says what it can and can’t do before you start.</w:t>
+      </w:r>
+    </w:p>
+    <w:p>
+      <w:pPr>
+        <w:numPr>
+          <w:ilvl w:val="0"/>
+          <w:numId w:val="1014"/>
+        </w:numPr>
+        <w:pStyle w:val="Compact"/>
+      </w:pPr>
+      <w:r>
+        <w:rPr>
+          <w:bCs/>
+          <w:b/>
+        </w:rPr>
+        <w:t xml:space="preserve">Fill the clock</w:t>
+      </w:r>
+      <w:r>
+        <w:t xml:space="preserve"> </w:t>
+      </w:r>
+      <w:r>
+        <w:t xml:space="preserve">with magic skill rolls at your pace (usually ten minutes a roll). Success fills one segment, success by 5 or more two. A failure costs time or ticks a danger clock.</w:t>
+      </w:r>
+    </w:p>
+    <w:p>
+      <w:pPr>
+        <w:numPr>
+          <w:ilvl w:val="0"/>
+          <w:numId w:val="1014"/>
+        </w:numPr>
+        <w:pStyle w:val="Compact"/>
+      </w:pPr>
+      <w:r>
+        <w:rPr>
+          <w:bCs/>
+          <w:b/>
+        </w:rPr>
+        <w:t xml:space="preserve">It happens</w:t>
+      </w:r>
+      <w:r>
+        <w:t xml:space="preserve"> </w:t>
+      </w:r>
+      <w:r>
+        <w:t xml:space="preserve">when the clock is full. A working interrupted with energy gathered may go wrong.</w:t>
       </w:r>
     </w:p>
     <w:tbl>
@@ -3905,7 +7085,7 @@
                 <w:b/>
                 <w:sz w:val="19"/>
               </w:rPr>
-              <w:t xml:space="preserve">Boxes marked</w:t>
+              <w:t xml:space="preserve">Weight</w:t>
             </w:r>
           </w:p>
         </w:tc>
@@ -3923,7 +7103,7 @@
                 <w:b/>
                 <w:sz w:val="19"/>
               </w:rPr>
-              <w:t xml:space="preserve">Condition</w:t>
+              <w:t xml:space="preserve">Segments</w:t>
             </w:r>
           </w:p>
         </w:tc>
@@ -3941,7 +7121,7 @@
                 <w:b/>
                 <w:sz w:val="19"/>
               </w:rPr>
-              <w:t xml:space="preserve">Effect</w:t>
+              <w:t xml:space="preserve">Scale</w:t>
             </w:r>
           </w:p>
         </w:tc>
@@ -3959,37 +7139,37 @@
                 <w:b/>
                 <w:sz w:val="19"/>
               </w:rPr>
-              <w:t xml:space="preserve">0</w:t>
-            </w:r>
-          </w:p>
-        </w:tc>
-        <w:tc>
-          <w:tcPr/>
-          <w:p>
-            <w:pPr>
-              <w:pStyle w:val="Compact"/>
-              <w:jc w:val="left"/>
-            </w:pPr>
-            <w:r>
-              <w:rPr>
-                <w:sz w:val="19"/>
-              </w:rPr>
-              <w:t xml:space="preserve">Uninjured</w:t>
-            </w:r>
-          </w:p>
-        </w:tc>
-        <w:tc>
-          <w:tcPr/>
-          <w:p>
-            <w:pPr>
-              <w:pStyle w:val="Compact"/>
-              <w:jc w:val="left"/>
-            </w:pPr>
-            <w:r>
-              <w:rPr>
-                <w:sz w:val="19"/>
-              </w:rPr>
-              <w:t xml:space="preserve">No injury penalty</w:t>
+              <w:t xml:space="preserve">Minor</w:t>
+            </w:r>
+          </w:p>
+        </w:tc>
+        <w:tc>
+          <w:tcPr/>
+          <w:p>
+            <w:pPr>
+              <w:pStyle w:val="Compact"/>
+              <w:jc w:val="left"/>
+            </w:pPr>
+            <w:r>
+              <w:rPr>
+                <w:sz w:val="19"/>
+              </w:rPr>
+              <w:t xml:space="preserve">2</w:t>
+            </w:r>
+          </w:p>
+        </w:tc>
+        <w:tc>
+          <w:tcPr/>
+          <w:p>
+            <w:pPr>
+              <w:pStyle w:val="Compact"/>
+              <w:jc w:val="left"/>
+            </w:pPr>
+            <w:r>
+              <w:rPr>
+                <w:sz w:val="19"/>
+              </w:rPr>
+              <w:t xml:space="preserve">One person, one night, one small thing</w:t>
             </w:r>
           </w:p>
         </w:tc>
@@ -4007,37 +7187,37 @@
                 <w:b/>
                 <w:sz w:val="19"/>
               </w:rPr>
-              <w:t xml:space="preserve">1</w:t>
-            </w:r>
-          </w:p>
-        </w:tc>
-        <w:tc>
-          <w:tcPr/>
-          <w:p>
-            <w:pPr>
-              <w:pStyle w:val="Compact"/>
-              <w:jc w:val="left"/>
-            </w:pPr>
-            <w:r>
-              <w:rPr>
-                <w:sz w:val="19"/>
-              </w:rPr>
-              <w:t xml:space="preserve">Wounded</w:t>
-            </w:r>
-          </w:p>
-        </w:tc>
-        <w:tc>
-          <w:tcPr/>
-          <w:p>
-            <w:pPr>
-              <w:pStyle w:val="Compact"/>
-              <w:jc w:val="left"/>
-            </w:pPr>
-            <w:r>
-              <w:rPr>
-                <w:sz w:val="19"/>
-              </w:rPr>
-              <w:t xml:space="preserve">−1 to physical actions</w:t>
+              <w:t xml:space="preserve">Significant</w:t>
+            </w:r>
+          </w:p>
+        </w:tc>
+        <w:tc>
+          <w:tcPr/>
+          <w:p>
+            <w:pPr>
+              <w:pStyle w:val="Compact"/>
+              <w:jc w:val="left"/>
+            </w:pPr>
+            <w:r>
+              <w:rPr>
+                <w:sz w:val="19"/>
+              </w:rPr>
+              <w:t xml:space="preserve">4</w:t>
+            </w:r>
+          </w:p>
+        </w:tc>
+        <w:tc>
+          <w:tcPr/>
+          <w:p>
+            <w:pPr>
+              <w:pStyle w:val="Compact"/>
+              <w:jc w:val="left"/>
+            </w:pPr>
+            <w:r>
+              <w:rPr>
+                <w:sz w:val="19"/>
+              </w:rPr>
+              <w:t xml:space="preserve">A household, a building, a question answered</w:t>
             </w:r>
           </w:p>
         </w:tc>
@@ -4055,85 +7235,37 @@
                 <w:b/>
                 <w:sz w:val="19"/>
               </w:rPr>
-              <w:t xml:space="preserve">2</w:t>
-            </w:r>
-          </w:p>
-        </w:tc>
-        <w:tc>
-          <w:tcPr/>
-          <w:p>
-            <w:pPr>
-              <w:pStyle w:val="Compact"/>
-              <w:jc w:val="left"/>
-            </w:pPr>
-            <w:r>
-              <w:rPr>
-                <w:sz w:val="19"/>
-              </w:rPr>
-              <w:t xml:space="preserve">Seriously wounded</w:t>
-            </w:r>
-          </w:p>
-        </w:tc>
-        <w:tc>
-          <w:tcPr/>
-          <w:p>
-            <w:pPr>
-              <w:pStyle w:val="Compact"/>
-              <w:jc w:val="left"/>
-            </w:pPr>
-            <w:r>
-              <w:rPr>
-                <w:sz w:val="19"/>
-              </w:rPr>
-              <w:t xml:space="preserve">−2 to physical actions</w:t>
-            </w:r>
-          </w:p>
-        </w:tc>
-      </w:tr>
-      <w:tr>
-        <w:tc>
-          <w:tcPr/>
-          <w:p>
-            <w:pPr>
-              <w:pStyle w:val="Compact"/>
-              <w:jc w:val="left"/>
-            </w:pPr>
-            <w:r>
-              <w:rPr>
-                <w:b/>
-                <w:sz w:val="19"/>
-              </w:rPr>
-              <w:t xml:space="preserve">3</w:t>
-            </w:r>
-          </w:p>
-        </w:tc>
-        <w:tc>
-          <w:tcPr/>
-          <w:p>
-            <w:pPr>
-              <w:pStyle w:val="Compact"/>
-              <w:jc w:val="left"/>
-            </w:pPr>
-            <w:r>
-              <w:rPr>
-                <w:sz w:val="19"/>
-              </w:rPr>
-              <w:t xml:space="preserve">Incapacitated</w:t>
-            </w:r>
-          </w:p>
-        </w:tc>
-        <w:tc>
-          <w:tcPr/>
-          <w:p>
-            <w:pPr>
-              <w:pStyle w:val="Compact"/>
-              <w:jc w:val="left"/>
-            </w:pPr>
-            <w:r>
-              <w:rPr>
-                <w:sz w:val="19"/>
-              </w:rPr>
-              <w:t xml:space="preserve">Unable to act; medical aid needed</w:t>
+              <w:t xml:space="preserve">Major</w:t>
+            </w:r>
+          </w:p>
+        </w:tc>
+        <w:tc>
+          <w:tcPr/>
+          <w:p>
+            <w:pPr>
+              <w:pStyle w:val="Compact"/>
+              <w:jc w:val="left"/>
+            </w:pPr>
+            <w:r>
+              <w:rPr>
+                <w:sz w:val="19"/>
+              </w:rPr>
+              <w:t xml:space="preserve">6</w:t>
+            </w:r>
+          </w:p>
+        </w:tc>
+        <w:tc>
+          <w:tcPr/>
+          <w:p>
+            <w:pPr>
+              <w:pStyle w:val="Compact"/>
+              <w:jc w:val="left"/>
+            </w:pPr>
+            <w:r>
+              <w:rPr>
+                <w:sz w:val="19"/>
+              </w:rPr>
+              <w:t xml:space="preserve">A bloodline, a town, a demon bound</w:t>
             </w:r>
           </w:p>
         </w:tc>
@@ -4144,111 +7276,45 @@
         <w:pStyle w:val="BodyText"/>
       </w:pPr>
       <w:r>
-        <w:t xml:space="preserve">Injury penalties replace each other rather than stacking. They apply to movement, attacks, Dodge, and other tasks the injury physically hinders.</w:t>
-      </w:r>
-    </w:p>
-    <w:bookmarkStart w:id="58" w:name="dying-and-death"/>
-    <w:p>
-      <w:pPr>
-        <w:pStyle w:val="Heading3"/>
-      </w:pPr>
-      <w:r>
-        <w:t xml:space="preserve">Dying and death</w:t>
-      </w:r>
-    </w:p>
-    <w:p>
-      <w:pPr>
-        <w:numPr>
-          <w:ilvl w:val="0"/>
-          <w:numId w:val="1009"/>
-        </w:numPr>
-        <w:pStyle w:val="Compact"/>
-      </w:pPr>
-      <w:r>
-        <w:rPr>
-          <w:bCs/>
-          <w:b/>
-        </w:rPr>
-        <w:t xml:space="preserve">Dying.</w:t>
-      </w:r>
-      <w:r>
-        <w:t xml:space="preserve"> </w:t>
-      </w:r>
-      <w:r>
-        <w:t xml:space="preserve">A hit from a weapon that marks</w:t>
-      </w:r>
-      <w:r>
-        <w:t xml:space="preserve"> </w:t>
-      </w:r>
-      <w:r>
-        <w:rPr>
-          <w:bCs/>
-          <w:b/>
-        </w:rPr>
-        <w:t xml:space="preserve">2 or more boxes</w:t>
-      </w:r>
-      <w:r>
-        <w:t xml:space="preserve"> </w:t>
-      </w:r>
-      <w:r>
-        <w:t xml:space="preserve">and brings you to three boxes leaves you Incapacitated and</w:t>
-      </w:r>
-      <w:r>
-        <w:t xml:space="preserve"> </w:t>
-      </w:r>
-      <w:r>
-        <w:rPr>
-          <w:bCs/>
-          <w:b/>
-        </w:rPr>
-        <w:t xml:space="preserve">Dying</w:t>
-      </w:r>
-      <w:r>
-        <w:t xml:space="preserve">. A Dying character dies at the end of the scene unless someone stabilizes them: one action and a successful Medicine roll with a medical kit.</w:t>
-      </w:r>
-    </w:p>
-    <w:p>
-      <w:pPr>
-        <w:numPr>
-          <w:ilvl w:val="0"/>
-          <w:numId w:val="1009"/>
-        </w:numPr>
-        <w:pStyle w:val="Compact"/>
-      </w:pPr>
-      <w:r>
-        <w:rPr>
-          <w:bCs/>
-          <w:b/>
-        </w:rPr>
-        <w:t xml:space="preserve">A further hit.</w:t>
-      </w:r>
-      <w:r>
-        <w:t xml:space="preserve"> </w:t>
-      </w:r>
-      <w:r>
-        <w:t xml:space="preserve">While you are at three boxes, any hit from a weapon that marks 2 or more boxes kills you. Fists, clubs and knives just keep you down.</w:t>
-      </w:r>
-    </w:p>
-    <w:p>
-      <w:pPr>
-        <w:numPr>
-          <w:ilvl w:val="0"/>
-          <w:numId w:val="1009"/>
-        </w:numPr>
-        <w:pStyle w:val="Compact"/>
-      </w:pPr>
-      <w:r>
-        <w:rPr>
-          <w:bCs/>
-          <w:b/>
-        </w:rPr>
-        <w:t xml:space="preserve">Certain death.</w:t>
-      </w:r>
-      <w:r>
-        <w:t xml:space="preserve"> </w:t>
-      </w:r>
-      <w:r>
-        <w:t xml:space="preserve">Some fates (a fall into a furnace, a beheading, disintegration) bypass the track entirely.</w:t>
+        <w:rPr>
+          <w:bCs/>
+          <w:b/>
+        </w:rPr>
+        <w:t xml:space="preserve">Trappings.</w:t>
+      </w:r>
+      <w:r>
+        <w:t xml:space="preserve"> </w:t>
+      </w:r>
+      <w:r>
+        <w:t xml:space="preserve">The right materials, hour or place remove one segment.</w:t>
+      </w:r>
+    </w:p>
+    <w:p>
+      <w:pPr>
+        <w:pStyle w:val="BodyText"/>
+      </w:pPr>
+      <w:r>
+        <w:rPr>
+          <w:bCs/>
+          <w:b/>
+        </w:rPr>
+        <w:t xml:space="preserve">Too slow for a fight.</w:t>
+      </w:r>
+      <w:r>
+        <w:t xml:space="preserve"> </w:t>
+      </w:r>
+      <w:r>
+        <w:t xml:space="preserve">A working takes a minute a roll at the very fastest. To use one in combat, finish it beforehand and store it in a charm.</w:t>
+      </w:r>
+    </w:p>
+    <w:bookmarkEnd w:id="74"/>
+    <w:bookmarkStart w:id="75" w:name="charms"/>
+    <w:p>
+      <w:pPr>
+        <w:pStyle w:val="Heading2"/>
+      </w:pPr>
+      <w:r>
+        <w:t xml:space="preserve">Charms</w:t>
       </w:r>
     </w:p>
     <w:p>
@@ -4256,39 +7322,20 @@
         <w:pStyle w:val="FirstParagraph"/>
       </w:pPr>
       <w:r>
-        <w:t xml:space="preserve">Your protection is avoiding the hit: a defense (Dodge, Parry or Block), cover, and a Legend point, which reduces a hit by one box.</w:t>
-      </w:r>
-    </w:p>
-    <w:bookmarkEnd w:id="58"/>
-    <w:bookmarkEnd w:id="59"/>
-    <w:bookmarkStart w:id="60" w:name="weapons-and-damage"/>
-    <w:p>
-      <w:pPr>
-        <w:pStyle w:val="Heading2"/>
-      </w:pPr>
-      <w:r>
-        <w:t xml:space="preserve">Weapons and damage</w:t>
-      </w:r>
-    </w:p>
-    <w:p>
-      <w:pPr>
-        <w:pStyle w:val="FirstParagraph"/>
-      </w:pPr>
-      <w:r>
-        <w:t xml:space="preserve">How many boxes a hit marks depends on the</w:t>
-      </w:r>
-      <w:r>
-        <w:t xml:space="preserve"> </w:t>
-      </w:r>
-      <w:r>
-        <w:rPr>
-          <w:bCs/>
-          <w:b/>
-        </w:rPr>
-        <w:t xml:space="preserve">weapon</w:t>
-      </w:r>
-      <w:r>
-        <w:t xml:space="preserve">, not on how well the attack succeeded.</w:t>
+        <w:t xml:space="preserve">Work a working in advance and store it in an object; break it (one action, no roll) to release it. Carry as many ready charms as your magic skill training allows:</w:t>
+      </w:r>
+      <w:r>
+        <w:t xml:space="preserve"> </w:t>
+      </w:r>
+      <w:r>
+        <w:rPr>
+          <w:bCs/>
+          <w:b/>
+        </w:rPr>
+        <w:t xml:space="preserve">Trained 2, Specialty 3, Expert 4</w:t>
+      </w:r>
+      <w:r>
+        <w:t xml:space="preserve">. Preparation is how slow magic wins a fast fight.</w:t>
       </w:r>
     </w:p>
     <w:p>
@@ -4297,1445 +7344,33 @@
       </w:pPr>
       <w:r>
         <w:rPr>
-          <w:iCs/>
-          <w:i/>
-        </w:rPr>
-        <w:t xml:space="preserve">Your setting pack supplies this (ammo).</w:t>
-      </w:r>
-    </w:p>
-    <w:bookmarkEnd w:id="60"/>
-    <w:bookmarkStart w:id="61" w:name="the-battle-map"/>
-    <w:p>
-      <w:pPr>
-        <w:pStyle w:val="Heading2"/>
-      </w:pPr>
-      <w:r>
-        <w:t xml:space="preserve">The battle map</w:t>
-      </w:r>
-    </w:p>
-    <w:p>
-      <w:pPr>
-        <w:pStyle w:val="FirstParagraph"/>
-      </w:pPr>
-      <w:r>
-        <w:t xml:space="preserve">The GM view of the character creator has a</w:t>
-      </w:r>
-      <w:r>
-        <w:t xml:space="preserve"> </w:t>
-      </w:r>
-      <w:r>
-        <w:rPr>
-          <w:bCs/>
-          <w:b/>
-        </w:rPr>
-        <w:t xml:space="preserve">battle map</w:t>
-      </w:r>
-      <w:r>
-        <w:t xml:space="preserve"> </w:t>
-      </w:r>
-      <w:r>
-        <w:t xml:space="preserve">for fights where it helps to see who is where. It is a tool, not a rule: everything on it follows the rules in this chapter, and a fight without it works the same way. Open</w:t>
-      </w:r>
-      <w:r>
-        <w:t xml:space="preserve"> </w:t>
-      </w:r>
-      <w:r>
-        <w:rPr>
-          <w:bCs/>
-          <w:b/>
-        </w:rPr>
-        <w:t xml:space="preserve">How to use the map</w:t>
-      </w:r>
-      <w:r>
-        <w:t xml:space="preserve"> </w:t>
-      </w:r>
-      <w:r>
-        <w:t xml:space="preserve">on the map itself for the buttons, step by step.</w:t>
-      </w:r>
-    </w:p>
-    <w:p>
-      <w:pPr>
-        <w:pStyle w:val="BodyText"/>
-      </w:pPr>
-      <w:r>
-        <w:rPr>
-          <w:bCs/>
-          <w:b/>
-        </w:rPr>
-        <w:t xml:space="preserve">Two kinds of map.</w:t>
-      </w:r>
-    </w:p>
-    <w:p>
-      <w:pPr>
-        <w:numPr>
-          <w:ilvl w:val="0"/>
-          <w:numId w:val="1010"/>
-        </w:numPr>
-        <w:pStyle w:val="Compact"/>
-      </w:pPr>
-      <w:r>
-        <w:rPr>
-          <w:bCs/>
-          <w:b/>
-        </w:rPr>
-        <w:t xml:space="preserve">A hex map</w:t>
-      </w:r>
-      <w:r>
-        <w:t xml:space="preserve"> </w:t>
-      </w:r>
-      <w:r>
-        <w:t xml:space="preserve">for fights where position matters: cover, doorways, who can reach whom. The GM chooses what one hex is: 1 yard for a brawl in a room, 5 or 10 yards for a street, 50 for open ground. Dragging a token or measuring shows the distance and its</w:t>
-      </w:r>
-      <w:r>
-        <w:t xml:space="preserve"> </w:t>
-      </w:r>
-      <w:r>
-        <w:rPr>
-          <w:bCs/>
-          <w:b/>
-        </w:rPr>
-        <w:t xml:space="preserve">range band</w:t>
-      </w:r>
-      <w:r>
-        <w:t xml:space="preserve">, so the GM can read the penalty from the Range table above.</w:t>
-      </w:r>
-    </w:p>
-    <w:p>
-      <w:pPr>
-        <w:numPr>
-          <w:ilvl w:val="0"/>
-          <w:numId w:val="1010"/>
-        </w:numPr>
-        <w:pStyle w:val="Compact"/>
-      </w:pPr>
-      <w:r>
-        <w:rPr>
-          <w:bCs/>
-          <w:b/>
-        </w:rPr>
-        <w:t xml:space="preserve">A range track</w:t>
-      </w:r>
-      <w:r>
-        <w:t xml:space="preserve"> </w:t>
-      </w:r>
-      <w:r>
-        <w:t xml:space="preserve">for fights where only distance matters: a chase, a running fight across open country. It has a lane for the party and one for each range band. Moving a token into the next lane moves it one band in or out.</w:t>
-      </w:r>
-    </w:p>
-    <w:p>
-      <w:pPr>
-        <w:pStyle w:val="FirstParagraph"/>
-      </w:pPr>
-      <w:r>
-        <w:rPr>
-          <w:bCs/>
-          <w:b/>
-        </w:rPr>
-        <w:t xml:space="preserve">Tokens.</w:t>
-      </w:r>
-      <w:r>
-        <w:t xml:space="preserve"> </w:t>
-      </w:r>
-      <w:r>
-        <w:t xml:space="preserve">The GM places the party with one button. Their tokens stay linked to the characters in the GM view: marking Injury, Dying, the stunned condition or a Legend point on a token marks it on the character, and the other way round. Opponents come from the setting’s threats with their boxes filled in. Their pips fill as they are hurt, and a token whose boxes are all marked is taken out.</w:t>
-      </w:r>
-    </w:p>
-    <w:p>
-      <w:pPr>
-        <w:pStyle w:val="BodyText"/>
-      </w:pPr>
-      <w:r>
-        <w:rPr>
-          <w:bCs/>
-          <w:b/>
-        </w:rPr>
-        <w:t xml:space="preserve">Keeping a map.</w:t>
-      </w:r>
-      <w:r>
-        <w:t xml:space="preserve"> </w:t>
-      </w:r>
-      <w:r>
-        <w:t xml:space="preserve">The map stays in the GM’s browser.</w:t>
-      </w:r>
-      <w:r>
-        <w:t xml:space="preserve"> </w:t>
-      </w:r>
-      <w:r>
-        <w:rPr>
-          <w:bCs/>
-          <w:b/>
-        </w:rPr>
-        <w:t xml:space="preserve">Save map to file</w:t>
-      </w:r>
-      <w:r>
-        <w:t xml:space="preserve"> </w:t>
-      </w:r>
-      <w:r>
-        <w:t xml:space="preserve">keeps both maps, their pictures and tokens in one file, to prepare a fight ahead of time or share it with another GM.</w:t>
-      </w:r>
-    </w:p>
-    <w:bookmarkEnd w:id="61"/>
-    <w:bookmarkStart w:id="62" w:name="the-encounter-panel"/>
-    <w:p>
-      <w:pPr>
-        <w:pStyle w:val="Heading2"/>
-      </w:pPr>
-      <w:r>
-        <w:t xml:space="preserve">The Encounter panel</w:t>
-      </w:r>
-    </w:p>
-    <w:p>
-      <w:pPr>
-        <w:pStyle w:val="FirstParagraph"/>
-      </w:pPr>
-      <w:r>
-        <w:t xml:space="preserve">The GM view also has an</w:t>
-      </w:r>
-      <w:r>
-        <w:t xml:space="preserve"> </w:t>
-      </w:r>
-      <w:r>
-        <w:rPr>
-          <w:bCs/>
-          <w:b/>
-        </w:rPr>
-        <w:t xml:space="preserve">Encounter</w:t>
-      </w:r>
-      <w:r>
-        <w:t xml:space="preserve"> </w:t>
-      </w:r>
-      <w:r>
-        <w:t xml:space="preserve">panel that runs a fight by these rules and shows every roll. Add characters from the GM view and opponents from the Threats table (or make one up on the spot), then start: it keeps the turn order by Agility, and for each attack works out the range, the defense (Dodge, Parry or Block, one a round), the boxes marked and any telling hit, offering a Legend point choices at the moment they apply. Hits land on the character cards and the battle map, and with gritty combat on, grievous wounds are rolled and kept. The panel keeps a log and a summary of the fight, which can be saved to a file. It’s a helper, not a rule: the GM can rule any result differently, and the log says so.</w:t>
-      </w:r>
-    </w:p>
-    <w:bookmarkEnd w:id="62"/>
-    <w:bookmarkEnd w:id="63"/>
-    <w:bookmarkStart w:id="68" w:name="medical-care"/>
-    <w:p>
-      <w:pPr>
-        <w:pStyle w:val="Heading1"/>
-      </w:pPr>
-      <w:r>
-        <w:t xml:space="preserve">Medical care</w:t>
-      </w:r>
-    </w:p>
-    <w:bookmarkStart w:id="64" w:name="diagnosis-and-stabilization"/>
-    <w:p>
-      <w:pPr>
-        <w:pStyle w:val="Heading2"/>
-      </w:pPr>
-      <w:r>
-        <w:t xml:space="preserve">Diagnosis and stabilization</w:t>
-      </w:r>
-    </w:p>
-    <w:p>
-      <w:pPr>
-        <w:pStyle w:val="FirstParagraph"/>
-      </w:pPr>
-      <w:r>
-        <w:t xml:space="preserve">Roll Medicine when the diagnosis is uncertain or an urgent treatment decision matters. Emergency stabilization takes one action and a successful Medicine roll with a medical kit. It ends Dying and stops deterioration, but removes no boxes.</w:t>
-      </w:r>
-    </w:p>
-    <w:bookmarkEnd w:id="64"/>
-    <w:bookmarkStart w:id="65" w:name="field-treatment"/>
-    <w:p>
-      <w:pPr>
-        <w:pStyle w:val="Heading2"/>
-      </w:pPr>
-      <w:r>
-        <w:t xml:space="preserve">Field treatment</w:t>
-      </w:r>
-    </w:p>
-    <w:p>
-      <w:pPr>
-        <w:pStyle w:val="FirstParagraph"/>
-      </w:pPr>
-      <w:r>
-        <w:t xml:space="preserve">With a medical kit and several uninterrupted minutes, successful Medicine removes one injury box; success by 5 or more removes two. Each injury receives one field-treatment attempt; further attempts need changed circumstances.</w:t>
-      </w:r>
-    </w:p>
-    <w:bookmarkEnd w:id="65"/>
-    <w:bookmarkStart w:id="66" w:name="proper-care"/>
-    <w:p>
-      <w:pPr>
-        <w:pStyle w:val="Heading2"/>
-      </w:pPr>
-      <w:r>
-        <w:t xml:space="preserve">Proper care</w:t>
-      </w:r>
-    </w:p>
-    <w:p>
-      <w:pPr>
-        <w:pStyle w:val="FirstParagraph"/>
-      </w:pPr>
-      <w:r>
-        <w:t xml:space="preserve">A proper infirmary grants +2 to Medicine. A successful treatment removes two boxes; success by 5 or more removes three. Allow the time the treatment requires.</w:t>
-      </w:r>
-    </w:p>
-    <w:bookmarkEnd w:id="66"/>
-    <w:bookmarkStart w:id="67" w:name="natural-recovery"/>
-    <w:p>
-      <w:pPr>
-        <w:pStyle w:val="Heading2"/>
-      </w:pPr>
-      <w:r>
-        <w:t xml:space="preserve">Natural recovery</w:t>
-      </w:r>
-    </w:p>
-    <w:p>
-      <w:pPr>
-        <w:pStyle w:val="FirstParagraph"/>
-      </w:pPr>
-      <w:r>
-        <w:t xml:space="preserve">Rest clears injury one box at a time, and the worse you’re hurt, the longer each box takes. Rest means nothing strenuous: no fighting, no hard travel, no long days of work.</w:t>
-      </w:r>
-    </w:p>
-    <w:tbl>
-      <w:tblPr>
-        <w:tblStyle w:val="Table"/>
-        <w:tblW w:type="auto" w:w="0"/>
-        <w:tblLook w:firstRow="1" w:lastRow="0" w:firstColumn="0" w:lastColumn="0" w:noHBand="0" w:noVBand="0" w:val="0020"/>
-        <w:jc w:val="start"/>
-        <w:tblBorders>
-          <w:top w:val="single" w:sz="4" w:color="B8C2D3"/>
-          <w:left w:val="single" w:sz="4" w:color="B8C2D3"/>
-          <w:bottom w:val="single" w:sz="4" w:color="B8C2D3"/>
-          <w:right w:val="single" w:sz="4" w:color="B8C2D3"/>
-          <w:insideH w:val="single" w:sz="4" w:color="B8C2D3"/>
-          <w:insideV w:val="single" w:sz="4" w:color="B8C2D3"/>
-        </w:tblBorders>
-      </w:tblPr>
-      <w:tblGrid>
-        <w:gridCol w:w="3960"/>
-        <w:gridCol w:w="3960"/>
-      </w:tblGrid>
-      <w:tr>
-        <w:trPr>
-          <w:tblHeader w:val="true"/>
-        </w:trPr>
-        <w:tc>
-          <w:tcPr>
-            <w:shd w:val="clear" w:fill="E9EEF6"/>
-          </w:tcPr>
-          <w:p>
-            <w:pPr>
-              <w:pStyle w:val="Compact"/>
-              <w:jc w:val="left"/>
-            </w:pPr>
-            <w:r>
-              <w:rPr>
-                <w:b/>
-                <w:sz w:val="19"/>
-              </w:rPr>
-              <w:t xml:space="preserve">Boxes marked</w:t>
-            </w:r>
-          </w:p>
-        </w:tc>
-        <w:tc>
-          <w:tcPr>
-            <w:shd w:val="clear" w:fill="E9EEF6"/>
-          </w:tcPr>
-          <w:p>
-            <w:pPr>
-              <w:pStyle w:val="Compact"/>
-              <w:jc w:val="left"/>
-            </w:pPr>
-            <w:r>
-              <w:rPr>
-                <w:b/>
-                <w:sz w:val="19"/>
-              </w:rPr>
-              <w:t xml:space="preserve">Rest to clear one box</w:t>
-            </w:r>
-          </w:p>
-        </w:tc>
-      </w:tr>
-      <w:tr>
-        <w:tc>
-          <w:tcPr/>
-          <w:p>
-            <w:pPr>
-              <w:pStyle w:val="Compact"/>
-              <w:jc w:val="left"/>
-            </w:pPr>
-            <w:r>
-              <w:rPr>
-                <w:b/>
-                <w:sz w:val="19"/>
-              </w:rPr>
-              <w:t xml:space="preserve">1</w:t>
-            </w:r>
-          </w:p>
-        </w:tc>
-        <w:tc>
-          <w:tcPr/>
-          <w:p>
-            <w:pPr>
-              <w:pStyle w:val="Compact"/>
-              <w:jc w:val="left"/>
-            </w:pPr>
-            <w:r>
-              <w:rPr>
-                <w:sz w:val="19"/>
-              </w:rPr>
-              <w:t xml:space="preserve">A full day</w:t>
-            </w:r>
-          </w:p>
-        </w:tc>
-      </w:tr>
-      <w:tr>
-        <w:tc>
-          <w:tcPr/>
-          <w:p>
-            <w:pPr>
-              <w:pStyle w:val="Compact"/>
-              <w:jc w:val="left"/>
-            </w:pPr>
-            <w:r>
-              <w:rPr>
-                <w:b/>
-                <w:sz w:val="19"/>
-              </w:rPr>
-              <w:t xml:space="preserve">2</w:t>
-            </w:r>
-          </w:p>
-        </w:tc>
-        <w:tc>
-          <w:tcPr/>
-          <w:p>
-            <w:pPr>
-              <w:pStyle w:val="Compact"/>
-              <w:jc w:val="left"/>
-            </w:pPr>
-            <w:r>
-              <w:rPr>
-                <w:sz w:val="19"/>
-              </w:rPr>
-              <w:t xml:space="preserve">At least three days</w:t>
-            </w:r>
-          </w:p>
-        </w:tc>
-      </w:tr>
-      <w:tr>
-        <w:tc>
-          <w:tcPr/>
-          <w:p>
-            <w:pPr>
-              <w:pStyle w:val="Compact"/>
-              <w:jc w:val="left"/>
-            </w:pPr>
-            <w:r>
-              <w:rPr>
-                <w:b/>
-                <w:sz w:val="19"/>
-              </w:rPr>
-              <w:t xml:space="preserve">3</w:t>
-            </w:r>
-          </w:p>
-        </w:tc>
-        <w:tc>
-          <w:tcPr/>
-          <w:p>
-            <w:pPr>
-              <w:pStyle w:val="Compact"/>
-              <w:jc w:val="left"/>
-            </w:pPr>
-            <w:r>
-              <w:rPr>
-                <w:sz w:val="19"/>
-              </w:rPr>
-              <w:t xml:space="preserve">A week, and only in someone’s care</w:t>
-            </w:r>
-          </w:p>
-        </w:tc>
-      </w:tr>
-    </w:tbl>
-    <w:p>
-      <w:pPr>
-        <w:pStyle w:val="BodyText"/>
-      </w:pPr>
-      <w:r>
-        <w:t xml:space="preserve">At three boxes, rest alone does nothing until someone has stabilized or treated you; after that, a week of rest in their care clears the first box. A successful treatment is faster. The times add up: from three boxes, rest alone takes about a week and a half to heal completely (a week, then three days, then a day).</w:t>
-      </w:r>
-    </w:p>
-    <w:bookmarkEnd w:id="67"/>
-    <w:bookmarkEnd w:id="68"/>
-    <w:bookmarkStart w:id="73" w:name="magic"/>
-    <w:p>
-      <w:pPr>
-        <w:pStyle w:val="Heading1"/>
-      </w:pPr>
-      <w:r>
-        <w:t xml:space="preserve">Magic</w:t>
-      </w:r>
-    </w:p>
-    <w:p>
-      <w:pPr>
-        <w:pStyle w:val="FirstParagraph"/>
-      </w:pPr>
-      <w:r>
-        <w:t xml:space="preserve">Magic works at two speeds, with a third tool that turns one into the other. Every magical character uses the same three tools; each setting decides who gets which, what they’re called and what they cost.</w:t>
-      </w:r>
-    </w:p>
-    <w:tbl>
-      <w:tblPr>
-        <w:tblStyle w:val="Table"/>
-        <w:tblW w:type="pct" w:w="5000"/>
-        <w:tblLook w:firstRow="1" w:lastRow="0" w:firstColumn="0" w:lastColumn="0" w:noHBand="0" w:noVBand="0" w:val="0020"/>
-        <w:jc w:val="start"/>
-        <w:tblBorders>
-          <w:top w:val="single" w:sz="4" w:color="B8C2D3"/>
-          <w:left w:val="single" w:sz="4" w:color="B8C2D3"/>
-          <w:bottom w:val="single" w:sz="4" w:color="B8C2D3"/>
-          <w:right w:val="single" w:sz="4" w:color="B8C2D3"/>
-          <w:insideH w:val="single" w:sz="4" w:color="B8C2D3"/>
-          <w:insideV w:val="single" w:sz="4" w:color="B8C2D3"/>
-        </w:tblBorders>
-      </w:tblPr>
-      <w:tblGrid>
-        <w:gridCol w:w="2640"/>
-        <w:gridCol w:w="2640"/>
-        <w:gridCol w:w="2640"/>
-      </w:tblGrid>
-      <w:tr>
-        <w:trPr>
-          <w:tblHeader w:val="true"/>
-        </w:trPr>
-        <w:tc>
-          <w:tcPr>
-            <w:shd w:val="clear" w:fill="E9EEF6"/>
-          </w:tcPr>
-          <w:p>
-            <w:pPr>
-              <w:pStyle w:val="Compact"/>
-              <w:jc w:val="left"/>
-            </w:pPr>
-            <w:r>
-              <w:rPr>
-                <w:b/>
-                <w:sz w:val="19"/>
-              </w:rPr>
-              <w:t xml:space="preserve">Tool</w:t>
-            </w:r>
-          </w:p>
-        </w:tc>
-        <w:tc>
-          <w:tcPr>
-            <w:shd w:val="clear" w:fill="E9EEF6"/>
-          </w:tcPr>
-          <w:p>
-            <w:pPr>
-              <w:pStyle w:val="Compact"/>
-              <w:jc w:val="left"/>
-            </w:pPr>
-            <w:r>
-              <w:rPr>
-                <w:b/>
-                <w:sz w:val="19"/>
-              </w:rPr>
-              <w:t xml:space="preserve">Speed</w:t>
-            </w:r>
-          </w:p>
-        </w:tc>
-        <w:tc>
-          <w:tcPr>
-            <w:shd w:val="clear" w:fill="E9EEF6"/>
-          </w:tcPr>
-          <w:p>
-            <w:pPr>
-              <w:pStyle w:val="Compact"/>
-              <w:jc w:val="left"/>
-            </w:pPr>
-            <w:r>
-              <w:rPr>
-                <w:b/>
-                <w:sz w:val="19"/>
-              </w:rPr>
-              <w:t xml:space="preserve">How it works</w:t>
-            </w:r>
-          </w:p>
-        </w:tc>
-      </w:tr>
-      <w:tr>
-        <w:tc>
-          <w:tcPr/>
-          <w:p>
-            <w:pPr>
-              <w:pStyle w:val="Compact"/>
-              <w:jc w:val="left"/>
-            </w:pPr>
-            <w:r>
-              <w:rPr>
-                <w:bCs/>
-                <w:b/>
-                <w:sz w:val="19"/>
-              </w:rPr>
-              <w:t xml:space="preserve">Bursts</w:t>
-            </w:r>
-          </w:p>
-        </w:tc>
-        <w:tc>
-          <w:tcPr/>
-          <w:p>
-            <w:pPr>
-              <w:pStyle w:val="Compact"/>
-              <w:jc w:val="left"/>
-            </w:pPr>
-            <w:r>
-              <w:rPr>
-                <w:sz w:val="19"/>
-              </w:rPr>
-              <w:t xml:space="preserve">One action</w:t>
-            </w:r>
-          </w:p>
-        </w:tc>
-        <w:tc>
-          <w:tcPr/>
-          <w:p>
-            <w:pPr>
-              <w:pStyle w:val="Compact"/>
-              <w:jc w:val="left"/>
-            </w:pPr>
-            <w:r>
-              <w:rPr>
-                <w:sz w:val="19"/>
-              </w:rPr>
-              <w:t xml:space="preserve">A quick spell you know. Roll your magic skill; on a success it happens.</w:t>
-            </w:r>
-          </w:p>
-        </w:tc>
-      </w:tr>
-      <w:tr>
-        <w:tc>
-          <w:tcPr/>
-          <w:p>
-            <w:pPr>
-              <w:pStyle w:val="Compact"/>
-              <w:jc w:val="left"/>
-            </w:pPr>
-            <w:r>
-              <w:rPr>
-                <w:bCs/>
-                <w:b/>
-                <w:sz w:val="19"/>
-              </w:rPr>
-              <w:t xml:space="preserve">Workings</w:t>
-            </w:r>
-          </w:p>
-        </w:tc>
-        <w:tc>
-          <w:tcPr/>
-          <w:p>
-            <w:pPr>
-              <w:pStyle w:val="Compact"/>
-              <w:jc w:val="left"/>
-            </w:pPr>
-            <w:r>
-              <w:rPr>
-                <w:sz w:val="19"/>
-              </w:rPr>
-              <w:t xml:space="preserve">Minutes to nights</w:t>
-            </w:r>
-          </w:p>
-        </w:tc>
-        <w:tc>
-          <w:tcPr/>
-          <w:p>
-            <w:pPr>
-              <w:pStyle w:val="Compact"/>
-              <w:jc w:val="left"/>
-            </w:pPr>
-            <w:r>
-              <w:rPr>
-                <w:sz w:val="19"/>
-              </w:rPr>
-              <w:t xml:space="preserve">Anything else. Describe the effect; the GM sets its weight; fill a progress clock.</w:t>
-            </w:r>
-          </w:p>
-        </w:tc>
-      </w:tr>
-      <w:tr>
-        <w:tc>
-          <w:tcPr/>
-          <w:p>
-            <w:pPr>
-              <w:pStyle w:val="Compact"/>
-              <w:jc w:val="left"/>
-            </w:pPr>
-            <w:r>
-              <w:rPr>
-                <w:bCs/>
-                <w:b/>
-                <w:sz w:val="19"/>
-              </w:rPr>
-              <w:t xml:space="preserve">Charms</w:t>
-            </w:r>
-          </w:p>
-        </w:tc>
-        <w:tc>
-          <w:tcPr/>
-          <w:p>
-            <w:pPr>
-              <w:pStyle w:val="Compact"/>
-              <w:jc w:val="left"/>
-            </w:pPr>
-            <w:r>
-              <w:rPr>
-                <w:sz w:val="19"/>
-              </w:rPr>
-              <w:t xml:space="preserve">One action, no roll</w:t>
-            </w:r>
-          </w:p>
-        </w:tc>
-        <w:tc>
-          <w:tcPr/>
-          <w:p>
-            <w:pPr>
-              <w:pStyle w:val="Compact"/>
-              <w:jc w:val="left"/>
-            </w:pPr>
-            <w:r>
-              <w:rPr>
-                <w:sz w:val="19"/>
-              </w:rPr>
-              <w:t xml:space="preserve">A finished working stored in an object, released by breaking it.</w:t>
-            </w:r>
-          </w:p>
-        </w:tc>
-      </w:tr>
-    </w:tbl>
-    <w:bookmarkStart w:id="69" w:name="bursts"/>
-    <w:p>
-      <w:pPr>
-        <w:pStyle w:val="Heading2"/>
-      </w:pPr>
-      <w:r>
-        <w:t xml:space="preserve">Bursts</w:t>
-      </w:r>
-    </w:p>
-    <w:p>
-      <w:pPr>
-        <w:pStyle w:val="FirstParagraph"/>
-      </w:pPr>
-      <w:r>
-        <w:t xml:space="preserve">Each burst has a short</w:t>
-      </w:r>
-      <w:r>
-        <w:t xml:space="preserve"> </w:t>
-      </w:r>
-      <w:r>
-        <w:rPr>
-          <w:bCs/>
-          <w:b/>
-        </w:rPr>
-        <w:t xml:space="preserve">base effect</w:t>
-      </w:r>
-      <w:r>
-        <w:t xml:space="preserve">: one target, for one scene, at Close or Short range. Harm marks 2 boxes; a penalty is −2; the target resists with an attribute where it makes sense.</w:t>
-      </w:r>
-    </w:p>
-    <w:p>
-      <w:pPr>
-        <w:pStyle w:val="BodyText"/>
-      </w:pPr>
-      <w:r>
-        <w:rPr>
-          <w:bCs/>
-          <w:b/>
-        </w:rPr>
-        <w:t xml:space="preserve">Boosts.</w:t>
-      </w:r>
-      <w:r>
-        <w:t xml:space="preserve"> </w:t>
-      </w:r>
-      <w:r>
-        <w:t xml:space="preserve">Your step sets your power (Trained, Specialty, Expert). Each step above the first gives</w:t>
-      </w:r>
-      <w:r>
-        <w:t xml:space="preserve"> </w:t>
-      </w:r>
-      <w:r>
-        <w:rPr>
-          <w:bCs/>
-          <w:b/>
-        </w:rPr>
-        <w:t xml:space="preserve">one Boost</w:t>
-      </w:r>
-      <w:r>
-        <w:t xml:space="preserve">, chosen</w:t>
-      </w:r>
-      <w:r>
-        <w:t xml:space="preserve"> </w:t>
-      </w:r>
-      <w:r>
-        <w:rPr>
-          <w:bCs/>
-          <w:b/>
-        </w:rPr>
-        <w:t xml:space="preserve">as you cast</w:t>
-      </w:r>
-      <w:r>
-        <w:t xml:space="preserve">. Each Boost you spend is</w:t>
-      </w:r>
-      <w:r>
-        <w:t xml:space="preserve"> </w:t>
-      </w:r>
-      <w:r>
-        <w:rPr>
-          <w:bCs/>
-          <w:b/>
-        </w:rPr>
-        <w:t xml:space="preserve">−1 to the roll</w:t>
-      </w:r>
-      <w:r>
-        <w:t xml:space="preserve">, so you can always hold back.</w:t>
-      </w:r>
-    </w:p>
-    <w:tbl>
-      <w:tblPr>
-        <w:tblStyle w:val="Table"/>
-        <w:tblW w:type="auto" w:w="0"/>
-        <w:tblLook w:firstRow="1" w:lastRow="0" w:firstColumn="0" w:lastColumn="0" w:noHBand="0" w:noVBand="0" w:val="0020"/>
-        <w:jc w:val="start"/>
-        <w:tblBorders>
-          <w:top w:val="single" w:sz="4" w:color="B8C2D3"/>
-          <w:left w:val="single" w:sz="4" w:color="B8C2D3"/>
-          <w:bottom w:val="single" w:sz="4" w:color="B8C2D3"/>
-          <w:right w:val="single" w:sz="4" w:color="B8C2D3"/>
-          <w:insideH w:val="single" w:sz="4" w:color="B8C2D3"/>
-          <w:insideV w:val="single" w:sz="4" w:color="B8C2D3"/>
-        </w:tblBorders>
-      </w:tblPr>
-      <w:tblGrid>
-        <w:gridCol w:w="2640"/>
-        <w:gridCol w:w="2640"/>
-        <w:gridCol w:w="2640"/>
-      </w:tblGrid>
-      <w:tr>
-        <w:trPr>
-          <w:tblHeader w:val="true"/>
-        </w:trPr>
-        <w:tc>
-          <w:tcPr>
-            <w:shd w:val="clear" w:fill="E9EEF6"/>
-          </w:tcPr>
-          <w:p>
-            <w:pPr>
-              <w:pStyle w:val="Compact"/>
-              <w:jc w:val="left"/>
-            </w:pPr>
-            <w:r>
-              <w:rPr>
-                <w:b/>
-                <w:sz w:val="19"/>
-              </w:rPr>
-              <w:t xml:space="preserve">Boost</w:t>
-            </w:r>
-          </w:p>
-        </w:tc>
-        <w:tc>
-          <w:tcPr>
-            <w:shd w:val="clear" w:fill="E9EEF6"/>
-          </w:tcPr>
-          <w:p>
-            <w:pPr>
-              <w:pStyle w:val="Compact"/>
-              <w:jc w:val="left"/>
-            </w:pPr>
-            <w:r>
-              <w:rPr>
-                <w:b/>
-                <w:sz w:val="19"/>
-              </w:rPr>
-              <w:t xml:space="preserve">One Boost</w:t>
-            </w:r>
-          </w:p>
-        </w:tc>
-        <w:tc>
-          <w:tcPr>
-            <w:shd w:val="clear" w:fill="E9EEF6"/>
-          </w:tcPr>
-          <w:p>
-            <w:pPr>
-              <w:pStyle w:val="Compact"/>
-              <w:jc w:val="left"/>
-            </w:pPr>
-            <w:r>
-              <w:rPr>
-                <w:b/>
-                <w:sz w:val="19"/>
-              </w:rPr>
-              <w:t xml:space="preserve">Two Boosts</w:t>
-            </w:r>
-          </w:p>
-        </w:tc>
-      </w:tr>
-      <w:tr>
-        <w:tc>
-          <w:tcPr/>
-          <w:p>
-            <w:pPr>
-              <w:pStyle w:val="Compact"/>
-              <w:jc w:val="left"/>
-            </w:pPr>
-            <w:r>
-              <w:rPr>
-                <w:bCs/>
-                <w:b/>
-                <w:sz w:val="19"/>
-              </w:rPr>
-              <w:t xml:space="preserve">Harder</w:t>
-            </w:r>
-          </w:p>
-        </w:tc>
-        <w:tc>
-          <w:tcPr/>
-          <w:p>
-            <w:pPr>
-              <w:pStyle w:val="Compact"/>
-              <w:jc w:val="left"/>
-            </w:pPr>
-            <w:r>
-              <w:rPr>
-                <w:sz w:val="19"/>
-              </w:rPr>
-              <w:t xml:space="preserve">+1 box, or the penalty becomes −3</w:t>
-            </w:r>
-          </w:p>
-        </w:tc>
-        <w:tc>
-          <w:tcPr/>
-          <w:p>
-            <w:pPr>
-              <w:pStyle w:val="Compact"/>
-              <w:jc w:val="left"/>
-            </w:pPr>
-            <w:r>
-              <w:rPr>
-                <w:sz w:val="19"/>
-              </w:rPr>
-              <w:t xml:space="preserve">+2 boxes, or −4</w:t>
-            </w:r>
-          </w:p>
-        </w:tc>
-      </w:tr>
-      <w:tr>
-        <w:tc>
-          <w:tcPr/>
-          <w:p>
-            <w:pPr>
-              <w:pStyle w:val="Compact"/>
-              <w:jc w:val="left"/>
-            </w:pPr>
-            <w:r>
-              <w:rPr>
-                <w:bCs/>
-                <w:b/>
-                <w:sz w:val="19"/>
-              </w:rPr>
-              <w:t xml:space="preserve">Wider</w:t>
-            </w:r>
-          </w:p>
-        </w:tc>
-        <w:tc>
-          <w:tcPr/>
-          <w:p>
-            <w:pPr>
-              <w:pStyle w:val="Compact"/>
-              <w:jc w:val="left"/>
-            </w:pPr>
-            <w:r>
-              <w:rPr>
-                <w:sz w:val="19"/>
-              </w:rPr>
-              <w:t xml:space="preserve">A handful of targets</w:t>
-            </w:r>
-          </w:p>
-        </w:tc>
-        <w:tc>
-          <w:tcPr/>
-          <w:p>
-            <w:pPr>
-              <w:pStyle w:val="Compact"/>
-              <w:jc w:val="left"/>
-            </w:pPr>
-            <w:r>
-              <w:rPr>
-                <w:sz w:val="19"/>
-              </w:rPr>
-              <w:t xml:space="preserve">A crowd, or an area</w:t>
-            </w:r>
-          </w:p>
-        </w:tc>
-      </w:tr>
-      <w:tr>
-        <w:tc>
-          <w:tcPr/>
-          <w:p>
-            <w:pPr>
-              <w:pStyle w:val="Compact"/>
-              <w:jc w:val="left"/>
-            </w:pPr>
-            <w:r>
-              <w:rPr>
-                <w:bCs/>
-                <w:b/>
-                <w:sz w:val="19"/>
-              </w:rPr>
-              <w:t xml:space="preserve">Longer</w:t>
-            </w:r>
-          </w:p>
-        </w:tc>
-        <w:tc>
-          <w:tcPr/>
-          <w:p>
-            <w:pPr>
-              <w:pStyle w:val="Compact"/>
-              <w:jc w:val="left"/>
-            </w:pPr>
-            <w:r>
-              <w:rPr>
-                <w:sz w:val="19"/>
-              </w:rPr>
-              <w:t xml:space="preserve">A day</w:t>
-            </w:r>
-          </w:p>
-        </w:tc>
-        <w:tc>
-          <w:tcPr/>
-          <w:p>
-            <w:pPr>
-              <w:pStyle w:val="Compact"/>
-              <w:jc w:val="left"/>
-            </w:pPr>
-            <w:r>
-              <w:rPr>
-                <w:sz w:val="19"/>
-              </w:rPr>
-              <w:t xml:space="preserve">Until it’s lifted</w:t>
-            </w:r>
-          </w:p>
-        </w:tc>
-      </w:tr>
-      <w:tr>
-        <w:tc>
-          <w:tcPr/>
-          <w:p>
-            <w:pPr>
-              <w:pStyle w:val="Compact"/>
-              <w:jc w:val="left"/>
-            </w:pPr>
-            <w:r>
-              <w:rPr>
-                <w:bCs/>
-                <w:b/>
-                <w:sz w:val="19"/>
-              </w:rPr>
-              <w:t xml:space="preserve">Farther</w:t>
-            </w:r>
-          </w:p>
-        </w:tc>
-        <w:tc>
-          <w:tcPr/>
-          <w:p>
-            <w:pPr>
-              <w:pStyle w:val="Compact"/>
-              <w:jc w:val="left"/>
-            </w:pPr>
-            <w:r>
-              <w:rPr>
-                <w:sz w:val="19"/>
-              </w:rPr>
-              <w:t xml:space="preserve">One range band farther</w:t>
-            </w:r>
-          </w:p>
-        </w:tc>
-        <w:tc>
-          <w:tcPr/>
-          <w:p>
-            <w:pPr>
-              <w:pStyle w:val="Compact"/>
-              <w:jc w:val="left"/>
-            </w:pPr>
-            <w:r>
-              <w:rPr>
-                <w:sz w:val="19"/>
-              </w:rPr>
-              <w:t xml:space="preserve">Two bands farther</w:t>
-            </w:r>
-          </w:p>
-        </w:tc>
-      </w:tr>
-    </w:tbl>
-    <w:p>
-      <w:pPr>
-        <w:pStyle w:val="BodyText"/>
-      </w:pPr>
-      <w:r>
-        <w:rPr>
-          <w:bCs/>
-          <w:b/>
-        </w:rPr>
-        <w:t xml:space="preserve">The price.</w:t>
-      </w:r>
-      <w:r>
-        <w:t xml:space="preserve"> </w:t>
-      </w:r>
-      <w:r>
-        <w:t xml:space="preserve">A failed burst marks a box of your setting’s price track; a natural 18 marks two, or something answers that shouldn’t.</w:t>
-      </w:r>
-    </w:p>
-    <w:bookmarkEnd w:id="69"/>
-    <w:bookmarkStart w:id="70" w:name="workings"/>
-    <w:p>
-      <w:pPr>
-        <w:pStyle w:val="Heading2"/>
-      </w:pPr>
-      <w:r>
-        <w:t xml:space="preserve">Workings</w:t>
-      </w:r>
-    </w:p>
-    <w:p>
-      <w:pPr>
-        <w:numPr>
-          <w:ilvl w:val="0"/>
-          <w:numId w:val="1011"/>
-        </w:numPr>
-        <w:pStyle w:val="Compact"/>
-      </w:pPr>
-      <w:r>
-        <w:rPr>
-          <w:bCs/>
-          <w:b/>
-        </w:rPr>
-        <w:t xml:space="preserve">Describe the effect.</w:t>
-      </w:r>
-      <w:r>
-        <w:t xml:space="preserve"> </w:t>
-      </w:r>
-      <w:r>
-        <w:t xml:space="preserve">The GM sets its weight and says what it can and can’t do before you start.</w:t>
-      </w:r>
-    </w:p>
-    <w:p>
-      <w:pPr>
-        <w:numPr>
-          <w:ilvl w:val="0"/>
-          <w:numId w:val="1011"/>
-        </w:numPr>
-        <w:pStyle w:val="Compact"/>
-      </w:pPr>
-      <w:r>
-        <w:rPr>
-          <w:bCs/>
-          <w:b/>
-        </w:rPr>
-        <w:t xml:space="preserve">Fill the clock</w:t>
-      </w:r>
-      <w:r>
-        <w:t xml:space="preserve"> </w:t>
-      </w:r>
-      <w:r>
-        <w:t xml:space="preserve">with magic skill rolls at your pace (usually ten minutes a roll). Success fills one segment, success by 5 or more two. A failure costs time or ticks a danger clock.</w:t>
-      </w:r>
-    </w:p>
-    <w:p>
-      <w:pPr>
-        <w:numPr>
-          <w:ilvl w:val="0"/>
-          <w:numId w:val="1011"/>
-        </w:numPr>
-        <w:pStyle w:val="Compact"/>
-      </w:pPr>
-      <w:r>
-        <w:rPr>
-          <w:bCs/>
-          <w:b/>
-        </w:rPr>
-        <w:t xml:space="preserve">It happens</w:t>
-      </w:r>
-      <w:r>
-        <w:t xml:space="preserve"> </w:t>
-      </w:r>
-      <w:r>
-        <w:t xml:space="preserve">when the clock is full. A working interrupted with energy gathered may go wrong.</w:t>
-      </w:r>
-    </w:p>
-    <w:tbl>
-      <w:tblPr>
-        <w:tblStyle w:val="Table"/>
-        <w:tblW w:type="auto" w:w="0"/>
-        <w:tblLook w:firstRow="1" w:lastRow="0" w:firstColumn="0" w:lastColumn="0" w:noHBand="0" w:noVBand="0" w:val="0020"/>
-        <w:jc w:val="start"/>
-        <w:tblBorders>
-          <w:top w:val="single" w:sz="4" w:color="B8C2D3"/>
-          <w:left w:val="single" w:sz="4" w:color="B8C2D3"/>
-          <w:bottom w:val="single" w:sz="4" w:color="B8C2D3"/>
-          <w:right w:val="single" w:sz="4" w:color="B8C2D3"/>
-          <w:insideH w:val="single" w:sz="4" w:color="B8C2D3"/>
-          <w:insideV w:val="single" w:sz="4" w:color="B8C2D3"/>
-        </w:tblBorders>
-      </w:tblPr>
-      <w:tblGrid>
-        <w:gridCol w:w="2640"/>
-        <w:gridCol w:w="2640"/>
-        <w:gridCol w:w="2640"/>
-      </w:tblGrid>
-      <w:tr>
-        <w:trPr>
-          <w:tblHeader w:val="true"/>
-        </w:trPr>
-        <w:tc>
-          <w:tcPr>
-            <w:shd w:val="clear" w:fill="E9EEF6"/>
-          </w:tcPr>
-          <w:p>
-            <w:pPr>
-              <w:pStyle w:val="Compact"/>
-              <w:jc w:val="left"/>
-            </w:pPr>
-            <w:r>
-              <w:rPr>
-                <w:b/>
-                <w:sz w:val="19"/>
-              </w:rPr>
-              <w:t xml:space="preserve">Weight</w:t>
-            </w:r>
-          </w:p>
-        </w:tc>
-        <w:tc>
-          <w:tcPr>
-            <w:shd w:val="clear" w:fill="E9EEF6"/>
-          </w:tcPr>
-          <w:p>
-            <w:pPr>
-              <w:pStyle w:val="Compact"/>
-              <w:jc w:val="left"/>
-            </w:pPr>
-            <w:r>
-              <w:rPr>
-                <w:b/>
-                <w:sz w:val="19"/>
-              </w:rPr>
-              <w:t xml:space="preserve">Segments</w:t>
-            </w:r>
-          </w:p>
-        </w:tc>
-        <w:tc>
-          <w:tcPr>
-            <w:shd w:val="clear" w:fill="E9EEF6"/>
-          </w:tcPr>
-          <w:p>
-            <w:pPr>
-              <w:pStyle w:val="Compact"/>
-              <w:jc w:val="left"/>
-            </w:pPr>
-            <w:r>
-              <w:rPr>
-                <w:b/>
-                <w:sz w:val="19"/>
-              </w:rPr>
-              <w:t xml:space="preserve">Scale</w:t>
-            </w:r>
-          </w:p>
-        </w:tc>
-      </w:tr>
-      <w:tr>
-        <w:tc>
-          <w:tcPr/>
-          <w:p>
-            <w:pPr>
-              <w:pStyle w:val="Compact"/>
-              <w:jc w:val="left"/>
-            </w:pPr>
-            <w:r>
-              <w:rPr>
-                <w:b/>
-                <w:sz w:val="19"/>
-              </w:rPr>
-              <w:t xml:space="preserve">Minor</w:t>
-            </w:r>
-          </w:p>
-        </w:tc>
-        <w:tc>
-          <w:tcPr/>
-          <w:p>
-            <w:pPr>
-              <w:pStyle w:val="Compact"/>
-              <w:jc w:val="left"/>
-            </w:pPr>
-            <w:r>
-              <w:rPr>
-                <w:sz w:val="19"/>
-              </w:rPr>
-              <w:t xml:space="preserve">2</w:t>
-            </w:r>
-          </w:p>
-        </w:tc>
-        <w:tc>
-          <w:tcPr/>
-          <w:p>
-            <w:pPr>
-              <w:pStyle w:val="Compact"/>
-              <w:jc w:val="left"/>
-            </w:pPr>
-            <w:r>
-              <w:rPr>
-                <w:sz w:val="19"/>
-              </w:rPr>
-              <w:t xml:space="preserve">One person, one night, one small thing</w:t>
-            </w:r>
-          </w:p>
-        </w:tc>
-      </w:tr>
-      <w:tr>
-        <w:tc>
-          <w:tcPr/>
-          <w:p>
-            <w:pPr>
-              <w:pStyle w:val="Compact"/>
-              <w:jc w:val="left"/>
-            </w:pPr>
-            <w:r>
-              <w:rPr>
-                <w:b/>
-                <w:sz w:val="19"/>
-              </w:rPr>
-              <w:t xml:space="preserve">Significant</w:t>
-            </w:r>
-          </w:p>
-        </w:tc>
-        <w:tc>
-          <w:tcPr/>
-          <w:p>
-            <w:pPr>
-              <w:pStyle w:val="Compact"/>
-              <w:jc w:val="left"/>
-            </w:pPr>
-            <w:r>
-              <w:rPr>
-                <w:sz w:val="19"/>
-              </w:rPr>
-              <w:t xml:space="preserve">4</w:t>
-            </w:r>
-          </w:p>
-        </w:tc>
-        <w:tc>
-          <w:tcPr/>
-          <w:p>
-            <w:pPr>
-              <w:pStyle w:val="Compact"/>
-              <w:jc w:val="left"/>
-            </w:pPr>
-            <w:r>
-              <w:rPr>
-                <w:sz w:val="19"/>
-              </w:rPr>
-              <w:t xml:space="preserve">A household, a building, a question answered</w:t>
-            </w:r>
-          </w:p>
-        </w:tc>
-      </w:tr>
-      <w:tr>
-        <w:tc>
-          <w:tcPr/>
-          <w:p>
-            <w:pPr>
-              <w:pStyle w:val="Compact"/>
-              <w:jc w:val="left"/>
-            </w:pPr>
-            <w:r>
-              <w:rPr>
-                <w:b/>
-                <w:sz w:val="19"/>
-              </w:rPr>
-              <w:t xml:space="preserve">Major</w:t>
-            </w:r>
-          </w:p>
-        </w:tc>
-        <w:tc>
-          <w:tcPr/>
-          <w:p>
-            <w:pPr>
-              <w:pStyle w:val="Compact"/>
-              <w:jc w:val="left"/>
-            </w:pPr>
-            <w:r>
-              <w:rPr>
-                <w:sz w:val="19"/>
-              </w:rPr>
-              <w:t xml:space="preserve">6</w:t>
-            </w:r>
-          </w:p>
-        </w:tc>
-        <w:tc>
-          <w:tcPr/>
-          <w:p>
-            <w:pPr>
-              <w:pStyle w:val="Compact"/>
-              <w:jc w:val="left"/>
-            </w:pPr>
-            <w:r>
-              <w:rPr>
-                <w:sz w:val="19"/>
-              </w:rPr>
-              <w:t xml:space="preserve">A bloodline, a town, a demon bound</w:t>
-            </w:r>
-          </w:p>
-        </w:tc>
-      </w:tr>
-    </w:tbl>
-    <w:p>
-      <w:pPr>
-        <w:pStyle w:val="BodyText"/>
-      </w:pPr>
-      <w:r>
-        <w:rPr>
-          <w:bCs/>
-          <w:b/>
-        </w:rPr>
-        <w:t xml:space="preserve">Trappings.</w:t>
-      </w:r>
-      <w:r>
-        <w:t xml:space="preserve"> </w:t>
-      </w:r>
-      <w:r>
-        <w:t xml:space="preserve">The right materials, hour or place remove one segment.</w:t>
-      </w:r>
-    </w:p>
-    <w:bookmarkEnd w:id="70"/>
-    <w:bookmarkStart w:id="71" w:name="charms"/>
-    <w:p>
-      <w:pPr>
-        <w:pStyle w:val="Heading2"/>
-      </w:pPr>
-      <w:r>
-        <w:t xml:space="preserve">Charms</w:t>
-      </w:r>
-    </w:p>
-    <w:p>
-      <w:pPr>
-        <w:pStyle w:val="FirstParagraph"/>
-      </w:pPr>
-      <w:r>
-        <w:t xml:space="preserve">Work a working in advance and store it in an object; break it (one action, no roll) to release it. Carry as many ready charms as your magic skill training allows:</w:t>
-      </w:r>
-      <w:r>
-        <w:t xml:space="preserve"> </w:t>
-      </w:r>
-      <w:r>
-        <w:rPr>
-          <w:bCs/>
-          <w:b/>
-        </w:rPr>
-        <w:t xml:space="preserve">Trained 2, Specialty 3, Expert 4</w:t>
-      </w:r>
-      <w:r>
-        <w:t xml:space="preserve">. Preparation is how slow magic wins a fast fight.</w:t>
-      </w:r>
-    </w:p>
-    <w:bookmarkEnd w:id="71"/>
-    <w:bookmarkStart w:id="72" w:name="magic-advancement"/>
+          <w:bCs/>
+          <w:b/>
+        </w:rPr>
+        <w:t xml:space="preserve">A charm skips the casting roll, not the target’s chance.</w:t>
+      </w:r>
+      <w:r>
+        <w:t xml:space="preserve"> </w:t>
+      </w:r>
+      <w:r>
+        <w:t xml:space="preserve">Whatever a target could dodge or resist when the magic is cast, they can dodge or resist when it comes from a charm. With no casting roll, a charm counts as</w:t>
+      </w:r>
+      <w:r>
+        <w:t xml:space="preserve"> </w:t>
+      </w:r>
+      <w:r>
+        <w:rPr>
+          <w:bCs/>
+          <w:b/>
+        </w:rPr>
+        <w:t xml:space="preserve">a success by 0</w:t>
+      </w:r>
+      <w:r>
+        <w:t xml:space="preserve">: against a defense, the target defends with no attack-quality penalty; against a resistance, the target resists by succeeding on their roll (a tie goes to the target, as in any contest). A charm never marks more than 3 boxes on one target.</w:t>
+      </w:r>
+    </w:p>
+    <w:bookmarkEnd w:id="75"/>
+    <w:bookmarkStart w:id="76" w:name="magic-advancement"/>
     <w:p>
       <w:pPr>
         <w:pStyle w:val="Heading2"/>
@@ -6143,7 +7778,7 @@
               <w:rPr>
                 <w:sz w:val="19"/>
               </w:rPr>
-              <w:t xml:space="preserve">One working you know goes one pace faster: an hour becomes ten minutes, ten minutes one action</w:t>
+              <w:t xml:space="preserve">Reduce the interval between rolls for one specific working by one step (an hour to ten minutes, ten minutes to one minute), to a minimum of one minute. Its clock and required rolls remain unchanged. Combat release requires a charm.</w:t>
             </w:r>
           </w:p>
         </w:tc>
@@ -6242,9 +7877,9 @@
         </w:tc>
       </w:tr>
     </w:tbl>
-    <w:bookmarkEnd w:id="72"/>
-    <w:bookmarkEnd w:id="73"/>
-    <w:bookmarkStart w:id="77" w:name="legend-points-and-tracks"/>
+    <w:bookmarkEnd w:id="76"/>
+    <w:bookmarkEnd w:id="77"/>
+    <w:bookmarkStart w:id="81" w:name="legend-points-and-tracks"/>
     <w:p>
       <w:pPr>
         <w:pStyle w:val="Heading1"/>
@@ -6253,7 +7888,7 @@
         <w:t xml:space="preserve">Legend points and tracks</w:t>
       </w:r>
     </w:p>
-    <w:bookmarkStart w:id="74" w:name="using-legend-points"/>
+    <w:bookmarkStart w:id="78" w:name="using-legend-points"/>
     <w:p>
       <w:pPr>
         <w:pStyle w:val="Heading2"/>
@@ -6471,8 +8106,8 @@
         <w:t xml:space="preserve">Gain one point when one of your complications creates a meaningful problem you accept, including a companion complication. You can decline the proposed complication without penalty.</w:t>
       </w:r>
     </w:p>
-    <w:bookmarkEnd w:id="74"/>
-    <w:bookmarkStart w:id="75" w:name="tracks"/>
+    <w:bookmarkEnd w:id="78"/>
+    <w:bookmarkStart w:id="79" w:name="tracks"/>
     <w:p>
       <w:pPr>
         <w:pStyle w:val="Heading2"/>
@@ -6493,8 +8128,8 @@
         <w:t xml:space="preserve">Your setting pack supplies this (tracks).</w:t>
       </w:r>
     </w:p>
-    <w:bookmarkEnd w:id="75"/>
-    <w:bookmarkStart w:id="76" w:name="advancement"/>
+    <w:bookmarkEnd w:id="79"/>
+    <w:bookmarkStart w:id="80" w:name="advancement"/>
     <w:p>
       <w:pPr>
         <w:pStyle w:val="Heading2"/>
@@ -6531,7 +8166,7 @@
       <w:pPr>
         <w:numPr>
           <w:ilvl w:val="0"/>
-          <w:numId w:val="1012"/>
+          <w:numId w:val="1015"/>
         </w:numPr>
         <w:pStyle w:val="Compact"/>
       </w:pPr>
@@ -6592,7 +8227,7 @@
       <w:pPr>
         <w:numPr>
           <w:ilvl w:val="0"/>
-          <w:numId w:val="1012"/>
+          <w:numId w:val="1015"/>
         </w:numPr>
         <w:pStyle w:val="Compact"/>
       </w:pPr>
@@ -6938,9 +8573,9 @@
         <w:t xml:space="preserve">Magic and powers grow the same way, at the costs their chapters give.</w:t>
       </w:r>
     </w:p>
-    <w:bookmarkEnd w:id="76"/>
-    <w:bookmarkEnd w:id="77"/>
-    <w:bookmarkStart w:id="80" w:name="running-missions"/>
+    <w:bookmarkEnd w:id="80"/>
+    <w:bookmarkEnd w:id="81"/>
+    <w:bookmarkStart w:id="84" w:name="running-missions"/>
     <w:p>
       <w:pPr>
         <w:pStyle w:val="Heading1"/>
@@ -6949,7 +8584,7 @@
         <w:t xml:space="preserve">Running missions</w:t>
       </w:r>
     </w:p>
-    <w:bookmarkStart w:id="78" w:name="mission-seeds"/>
+    <w:bookmarkStart w:id="82" w:name="mission-seeds"/>
     <w:p>
       <w:pPr>
         <w:pStyle w:val="Heading2"/>
@@ -6978,8 +8613,8 @@
         <w:t xml:space="preserve">Your setting pack supplies this (seeds).</w:t>
       </w:r>
     </w:p>
-    <w:bookmarkEnd w:id="78"/>
-    <w:bookmarkStart w:id="79" w:name="the-journal"/>
+    <w:bookmarkEnd w:id="82"/>
+    <w:bookmarkStart w:id="83" w:name="the-journal"/>
     <w:p>
       <w:pPr>
         <w:pStyle w:val="Heading2"/>
@@ -7000,7 +8635,7 @@
       <w:pPr>
         <w:numPr>
           <w:ilvl w:val="0"/>
-          <w:numId w:val="1013"/>
+          <w:numId w:val="1016"/>
         </w:numPr>
         <w:pStyle w:val="Compact"/>
       </w:pPr>
@@ -7022,7 +8657,7 @@
       <w:pPr>
         <w:numPr>
           <w:ilvl w:val="0"/>
-          <w:numId w:val="1013"/>
+          <w:numId w:val="1016"/>
         </w:numPr>
         <w:pStyle w:val="Compact"/>
       </w:pPr>
@@ -7044,7 +8679,7 @@
       <w:pPr>
         <w:numPr>
           <w:ilvl w:val="0"/>
-          <w:numId w:val="1013"/>
+          <w:numId w:val="1016"/>
         </w:numPr>
         <w:pStyle w:val="Compact"/>
       </w:pPr>
@@ -7066,7 +8701,7 @@
       <w:pPr>
         <w:numPr>
           <w:ilvl w:val="0"/>
-          <w:numId w:val="1013"/>
+          <w:numId w:val="1016"/>
         </w:numPr>
         <w:pStyle w:val="Compact"/>
       </w:pPr>
@@ -7088,7 +8723,7 @@
       <w:pPr>
         <w:numPr>
           <w:ilvl w:val="0"/>
-          <w:numId w:val="1013"/>
+          <w:numId w:val="1016"/>
         </w:numPr>
         <w:pStyle w:val="Compact"/>
       </w:pPr>
@@ -7106,9 +8741,9 @@
         <w:t xml:space="preserve">After a significant mission, each character earns 1 advancement point; at a milestone, 2 more.</w:t>
       </w:r>
     </w:p>
-    <w:bookmarkEnd w:id="79"/>
-    <w:bookmarkEnd w:id="80"/>
-    <w:bookmarkStart w:id="81" w:name="ready-made-characters"/>
+    <w:bookmarkEnd w:id="83"/>
+    <w:bookmarkEnd w:id="84"/>
+    <w:bookmarkStart w:id="85" w:name="ready-made-characters"/>
     <w:p>
       <w:pPr>
         <w:pStyle w:val="Heading1"/>
@@ -7137,8 +8772,8 @@
         <w:t xml:space="preserve">Your setting pack supplies this (pregens).</w:t>
       </w:r>
     </w:p>
-    <w:bookmarkEnd w:id="81"/>
-    <w:bookmarkStart w:id="82" w:name="advantages"/>
+    <w:bookmarkEnd w:id="85"/>
+    <w:bookmarkStart w:id="86" w:name="advantages"/>
     <w:p>
       <w:pPr>
         <w:pStyle w:val="Heading1"/>
@@ -7167,8 +8802,8 @@
         <w:t xml:space="preserve">Your setting pack supplies this (advantages).</w:t>
       </w:r>
     </w:p>
-    <w:bookmarkEnd w:id="82"/>
-    <w:bookmarkStart w:id="83" w:name="origins"/>
+    <w:bookmarkEnd w:id="86"/>
+    <w:bookmarkStart w:id="87" w:name="origins"/>
     <w:p>
       <w:pPr>
         <w:pStyle w:val="Heading1"/>
@@ -7189,8 +8824,8 @@
         <w:t xml:space="preserve">Your setting pack supplies this (origins).</w:t>
       </w:r>
     </w:p>
-    <w:bookmarkEnd w:id="83"/>
-    <w:bookmarkStart w:id="94" w:name="making-your-own"/>
+    <w:bookmarkEnd w:id="87"/>
+    <w:bookmarkStart w:id="98" w:name="making-your-own"/>
     <w:p>
       <w:pPr>
         <w:pStyle w:val="Heading1"/>
@@ -7223,7 +8858,7 @@
         <w:t xml:space="preserve">option at the end of each list, and its checklist holds a custom choice to the same rules as everything else.</w:t>
       </w:r>
     </w:p>
-    <w:bookmarkStart w:id="84" w:name="a-custom-role"/>
+    <w:bookmarkStart w:id="88" w:name="a-custom-role"/>
     <w:p>
       <w:pPr>
         <w:pStyle w:val="Heading2"/>
@@ -7244,7 +8879,7 @@
       <w:pPr>
         <w:numPr>
           <w:ilvl w:val="0"/>
-          <w:numId w:val="1014"/>
+          <w:numId w:val="1017"/>
         </w:numPr>
         <w:pStyle w:val="Compact"/>
       </w:pPr>
@@ -7290,7 +8925,7 @@
       <w:pPr>
         <w:numPr>
           <w:ilvl w:val="0"/>
-          <w:numId w:val="1014"/>
+          <w:numId w:val="1017"/>
         </w:numPr>
         <w:pStyle w:val="Compact"/>
       </w:pPr>
@@ -7312,7 +8947,7 @@
       <w:pPr>
         <w:numPr>
           <w:ilvl w:val="0"/>
-          <w:numId w:val="1014"/>
+          <w:numId w:val="1017"/>
         </w:numPr>
         <w:pStyle w:val="Compact"/>
       </w:pPr>
@@ -7334,7 +8969,7 @@
       <w:pPr>
         <w:numPr>
           <w:ilvl w:val="0"/>
-          <w:numId w:val="1014"/>
+          <w:numId w:val="1017"/>
         </w:numPr>
         <w:pStyle w:val="Compact"/>
       </w:pPr>
@@ -7399,8 +9034,8 @@
         <w:t xml:space="preserve">.</w:t>
       </w:r>
     </w:p>
-    <w:bookmarkEnd w:id="84"/>
-    <w:bookmarkStart w:id="93" w:name="a-custom-origin"/>
+    <w:bookmarkEnd w:id="88"/>
+    <w:bookmarkStart w:id="97" w:name="a-custom-origin"/>
     <w:p>
       <w:pPr>
         <w:pStyle w:val="Heading2"/>
@@ -7417,7 +9052,7 @@
         <w:t xml:space="preserve">Build it with the GM, one step at a time.</w:t>
       </w:r>
     </w:p>
-    <w:bookmarkStart w:id="85" w:name="the-concept"/>
+    <w:bookmarkStart w:id="89" w:name="the-concept"/>
     <w:p>
       <w:pPr>
         <w:pStyle w:val="Heading3"/>
@@ -7434,8 +9069,8 @@
         <w:t xml:space="preserve">Two or three sentences: where they come from, what sets them apart, and how others see them. It should be something the origins in this book don’t already cover.</w:t>
       </w:r>
     </w:p>
-    <w:bookmarkEnd w:id="85"/>
-    <w:bookmarkStart w:id="86" w:name="the-tier"/>
+    <w:bookmarkEnd w:id="89"/>
+    <w:bookmarkStart w:id="90" w:name="the-tier"/>
     <w:p>
       <w:pPr>
         <w:pStyle w:val="Heading3"/>
@@ -7732,8 +9367,8 @@
         <w:t xml:space="preserve">When in doubt, choose the higher tier.</w:t>
       </w:r>
     </w:p>
-    <w:bookmarkEnd w:id="86"/>
-    <w:bookmarkStart w:id="87" w:name="attribute-adjustments"/>
+    <w:bookmarkEnd w:id="90"/>
+    <w:bookmarkStart w:id="91" w:name="attribute-adjustments"/>
     <w:p>
       <w:pPr>
         <w:pStyle w:val="Heading3"/>
@@ -7779,8 +9414,32 @@
         <w:t xml:space="preserve">: a +2 needs a −2 or two −1s. The adjustments move the attribute’s base (+1 starts it at 11) and raise its starting maximum (13 plus the bonus). Most origins change two to four attributes.</w:t>
       </w:r>
     </w:p>
-    <w:bookmarkEnd w:id="87"/>
-    <w:bookmarkStart w:id="88" w:name="core-rules-tier-1-and-up"/>
+    <w:p>
+      <w:pPr>
+        <w:pStyle w:val="BodyText"/>
+      </w:pPr>
+      <w:r>
+        <w:t xml:space="preserve">A origin that is plainly faster or slower on its feet than a human (long-legged, heavy, built for another gravity) may also take a</w:t>
+      </w:r>
+      <w:r>
+        <w:t xml:space="preserve"> </w:t>
+      </w:r>
+      <w:r>
+        <w:rPr>
+          <w:bCs/>
+          <w:b/>
+        </w:rPr>
+        <w:t xml:space="preserve">speed adjustment</w:t>
+      </w:r>
+      <w:r>
+        <w:t xml:space="preserve"> </w:t>
+      </w:r>
+      <w:r>
+        <w:t xml:space="preserve">of +1 or −1 to Move. Most have none. It isn’t an attribute adjustment and needn’t balance.</w:t>
+      </w:r>
+    </w:p>
+    <w:bookmarkEnd w:id="91"/>
+    <w:bookmarkStart w:id="92" w:name="core-rules-tier-1-and-up"/>
     <w:p>
       <w:pPr>
         <w:pStyle w:val="Heading3"/>
@@ -7797,8 +9456,8 @@
         <w:t xml:space="preserve">One to three short rules that always apply: what they can do (see in the dark, resist cold, a free Trained skill) and what it costs (a weakness, a people’s distrust, a hazard they can’t abide). A strength with no drawback is worth more than it looks, so price it a tier higher.</w:t>
       </w:r>
     </w:p>
-    <w:bookmarkEnd w:id="88"/>
-    <w:bookmarkStart w:id="89" w:name="origin-advantages"/>
+    <w:bookmarkEnd w:id="92"/>
+    <w:bookmarkStart w:id="93" w:name="origin-advantages"/>
     <w:p>
       <w:pPr>
         <w:pStyle w:val="Heading3"/>
@@ -7853,8 +9512,8 @@
         <w:t xml:space="preserve">: a problem the trait causes, with a clear trigger and a real consequence, which earns a Legend point when it bites, like any complication. A character takes one advantage, general or origin, so make them distinct choices.</w:t>
       </w:r>
     </w:p>
-    <w:bookmarkEnd w:id="89"/>
-    <w:bookmarkStart w:id="90" w:name="an-alternate-form-optional-tier-2-or-3"/>
+    <w:bookmarkEnd w:id="93"/>
+    <w:bookmarkStart w:id="94" w:name="an-alternate-form-optional-tier-2-or-3"/>
     <w:p>
       <w:pPr>
         <w:pStyle w:val="Heading3"/>
@@ -7868,7 +9527,7 @@
         <w:pStyle w:val="FirstParagraph"/>
       </w:pPr>
       <w:r>
-        <w:t xml:space="preserve">If the origin changes shape, give the form attribute bonuses (usually +2 to one attribute and +1 to another), two or three traits, and its drawbacks. The shared rules for forms in</w:t>
+        <w:t xml:space="preserve">If the origin changes shape, give the form attribute bonuses (usually +2 to one attribute and +1 to another), two or three traits, and its drawbacks. A form’s Agility and Body bonuses change its Move, and a fast form may add a speed adjustment of its own. The shared rules for forms in</w:t>
       </w:r>
       <w:r>
         <w:t xml:space="preserve"> </w:t>
@@ -7887,8 +9546,8 @@
         <w:t xml:space="preserve">apply. The bonuses count only while the character is in that form: the sheet’s form switch shows both sets of numbers.</w:t>
       </w:r>
     </w:p>
-    <w:bookmarkEnd w:id="90"/>
-    <w:bookmarkStart w:id="91" w:name="in-the-creator"/>
+    <w:bookmarkEnd w:id="94"/>
+    <w:bookmarkStart w:id="95" w:name="in-the-creator"/>
     <w:p>
       <w:pPr>
         <w:pStyle w:val="Heading3"/>
@@ -7901,7 +9560,7 @@
       <w:pPr>
         <w:numPr>
           <w:ilvl w:val="0"/>
-          <w:numId w:val="1015"/>
+          <w:numId w:val="1018"/>
         </w:numPr>
         <w:pStyle w:val="Compact"/>
       </w:pPr>
@@ -7929,7 +9588,7 @@
       <w:pPr>
         <w:numPr>
           <w:ilvl w:val="0"/>
-          <w:numId w:val="1015"/>
+          <w:numId w:val="1018"/>
         </w:numPr>
         <w:pStyle w:val="Compact"/>
       </w:pPr>
@@ -7941,7 +9600,7 @@
       <w:pPr>
         <w:numPr>
           <w:ilvl w:val="0"/>
-          <w:numId w:val="1015"/>
+          <w:numId w:val="1018"/>
         </w:numPr>
         <w:pStyle w:val="Compact"/>
       </w:pPr>
@@ -7969,7 +9628,7 @@
       <w:pPr>
         <w:numPr>
           <w:ilvl w:val="0"/>
-          <w:numId w:val="1015"/>
+          <w:numId w:val="1018"/>
         </w:numPr>
         <w:pStyle w:val="Compact"/>
       </w:pPr>
@@ -7993,8 +9652,8 @@
         <w:t xml:space="preserve">and enter the advantage and its companion complication.</w:t>
       </w:r>
     </w:p>
-    <w:bookmarkEnd w:id="91"/>
-    <w:bookmarkStart w:id="92" w:name="example"/>
+    <w:bookmarkEnd w:id="95"/>
+    <w:bookmarkStart w:id="96" w:name="example"/>
     <w:p>
       <w:pPr>
         <w:pStyle w:val="Heading3"/>
@@ -8099,10 +9758,10 @@
         <w:t xml:space="preserve">: you trust your own people first; when it matters, accept the cost of that loyalty.</w:t>
       </w:r>
     </w:p>
-    <w:bookmarkEnd w:id="92"/>
-    <w:bookmarkEnd w:id="93"/>
-    <w:bookmarkEnd w:id="94"/>
-    <w:bookmarkStart w:id="95" w:name="complications"/>
+    <w:bookmarkEnd w:id="96"/>
+    <w:bookmarkEnd w:id="97"/>
+    <w:bookmarkEnd w:id="98"/>
+    <w:bookmarkStart w:id="99" w:name="complications"/>
     <w:p>
       <w:pPr>
         <w:pStyle w:val="Heading1"/>
@@ -8131,8 +9790,8 @@
         <w:t xml:space="preserve">Your setting pack supplies this (complications).</w:t>
       </w:r>
     </w:p>
-    <w:bookmarkEnd w:id="95"/>
-    <w:bookmarkStart w:id="97" w:name="quick-reference"/>
+    <w:bookmarkEnd w:id="99"/>
+    <w:bookmarkStart w:id="101" w:name="quick-reference"/>
     <w:p>
       <w:pPr>
         <w:pStyle w:val="Heading1"/>
@@ -8150,6 +9809,24 @@
           <w:bCs/>
           <w:b/>
         </w:rPr>
+        <w:t xml:space="preserve">Fine weapon or tool:</w:t>
+      </w:r>
+      <w:r>
+        <w:t xml:space="preserve"> </w:t>
+      </w:r>
+      <w:r>
+        <w:t xml:space="preserve">+2 to one narrow, agreed use of a skill; never with an advantage on the same roll; never to Dodge, Parry or Block.</w:t>
+      </w:r>
+    </w:p>
+    <w:p>
+      <w:pPr>
+        <w:pStyle w:val="BodyText"/>
+      </w:pPr>
+      <w:r>
+        <w:rPr>
+          <w:bCs/>
+          <w:b/>
+        </w:rPr>
         <w:t xml:space="preserve">Creation:</w:t>
       </w:r>
       <w:r>
@@ -8258,13 +9935,31 @@
           <w:bCs/>
           <w:b/>
         </w:rPr>
+        <w:t xml:space="preserve">Move:</w:t>
+      </w:r>
+      <w:r>
+        <w:t xml:space="preserve"> </w:t>
+      </w:r>
+      <w:r>
+        <w:t xml:space="preserve">5 yd, +1 per 2 points of Agility + Body above 20, +1 Trained Athletics or +2 Specialty/Expert, ± origin speed; run (no action) twice that. Threats 8 yd. Wounded −2 yd; seriously wounded half, no run. Hard going: half. Stepping away is free. Reach: 1 yd fists, knives, clubs; 2 yd swords, axes; 3 yd spears, polearms.</w:t>
+      </w:r>
+    </w:p>
+    <w:p>
+      <w:pPr>
+        <w:pStyle w:val="BodyText"/>
+      </w:pPr>
+      <w:r>
+        <w:rPr>
+          <w:bCs/>
+          <w:b/>
+        </w:rPr>
         <w:t xml:space="preserve">Combat:</w:t>
       </w:r>
       <w:r>
         <w:t xml:space="preserve"> </w:t>
       </w:r>
       <w:r>
-        <w:t xml:space="preserve">move plus one action. Hit → one defense a round (Dodge, Parry or Block; −1 to −3 against a clean hit) → weapon effect. Dodge = Agility −2 plus Athletics training (+0, +1, +2). Parry −3, Block −2 plus the shield. Aim: +1. Telling hit (by 5+ or natural 3–4): the attacker picks an effect; called shot −2 (small target −4). A 2-box weapon that brings you to three boxes leaves you Dying; at three boxes, another 2-box hit kills.</w:t>
+        <w:t xml:space="preserve">move plus one action. Hit → one defense a round (Dodge, Parry or Block; −1 to −3 against a clean hit; Additional Defense: a second, at −2) → weapon effect. Dodge = Agility −2 plus Athletics training (+0, +1, +2). Parry −3, Block −2 plus the shield. Aim: +1. Telling hit (by 5+ or natural 3–4): the attacker picks an effect the weapon can deliver (pin: weapon in hand or grapple only), which never adds boxes or kills outright; called shot −2 (small target −4). A 2-box weapon that brings you to three boxes leaves you Dying; at three boxes, another 2-box hit kills.</w:t>
       </w:r>
     </w:p>
     <w:p>
@@ -8282,7 +9977,7 @@
         <w:t xml:space="preserve"> </w:t>
       </w:r>
       <w:r>
-        <w:t xml:space="preserve">stabilize in one action. Field care clears 1 box (2 on margin 5+). Proper care gives +2 and clears 2 (3 on margin 5+). Rest clears a box in a day at 1 box, three days at 2, a week at 3 (in someone’s care).</w:t>
+        <w:t xml:space="preserve">stabilize in one action. Field care clears 1 box (2 on margin 5+). Proper care gives +2 and clears 2 (3 on margin 5+). Each set of injuries (one fight or incident) gets one field and one proper-care attempt; more need better care, a new treatment or recovery time. Rest clears a box in a day at 1 box, three days at 2, a week at 3 (in someone’s care).</w:t>
       </w:r>
     </w:p>
     <w:p>
@@ -8323,7 +10018,7 @@
       <w:r>
         <w:t xml:space="preserve"> </w:t>
       </w:r>
-      <w:hyperlink r:id="rId96">
+      <w:hyperlink r:id="rId100">
         <w:r>
           <w:rPr>
             <w:rStyle w:val="Hyperlink"/>
@@ -8335,7 +10030,7 @@
         <w:t xml:space="preserve">. You may share, adapt, and use it for any purpose, including commercially, as long as you give appropriate credit to the author.</w:t>
       </w:r>
     </w:p>
-    <w:bookmarkEnd w:id="97"/>
+    <w:bookmarkEnd w:id="101"/>
     <w:sectPr/>
   </w:body>
 </w:document>
@@ -8637,67 +10332,13 @@
     <w:abstractNumId w:val="991"/>
   </w:num>
   <w:num w:numId="1011">
-    <w:abstractNumId w:val="99411"/>
-    <w:lvlOverride w:ilvl="0">
-      <w:startOverride w:val="1"/>
-    </w:lvlOverride>
-    <w:lvlOverride w:ilvl="1">
-      <w:startOverride w:val="1"/>
-    </w:lvlOverride>
-    <w:lvlOverride w:ilvl="2">
-      <w:startOverride w:val="1"/>
-    </w:lvlOverride>
-    <w:lvlOverride w:ilvl="3">
-      <w:startOverride w:val="1"/>
-    </w:lvlOverride>
-    <w:lvlOverride w:ilvl="4">
-      <w:startOverride w:val="1"/>
-    </w:lvlOverride>
-    <w:lvlOverride w:ilvl="5">
-      <w:startOverride w:val="1"/>
-    </w:lvlOverride>
-    <w:lvlOverride w:ilvl="6">
-      <w:startOverride w:val="1"/>
-    </w:lvlOverride>
-    <w:lvlOverride w:ilvl="7">
-      <w:startOverride w:val="1"/>
-    </w:lvlOverride>
-    <w:lvlOverride w:ilvl="8">
-      <w:startOverride w:val="1"/>
-    </w:lvlOverride>
+    <w:abstractNumId w:val="991"/>
   </w:num>
   <w:num w:numId="1012">
     <w:abstractNumId w:val="991"/>
   </w:num>
   <w:num w:numId="1013">
-    <w:abstractNumId w:val="99411"/>
-    <w:lvlOverride w:ilvl="0">
-      <w:startOverride w:val="1"/>
-    </w:lvlOverride>
-    <w:lvlOverride w:ilvl="1">
-      <w:startOverride w:val="1"/>
-    </w:lvlOverride>
-    <w:lvlOverride w:ilvl="2">
-      <w:startOverride w:val="1"/>
-    </w:lvlOverride>
-    <w:lvlOverride w:ilvl="3">
-      <w:startOverride w:val="1"/>
-    </w:lvlOverride>
-    <w:lvlOverride w:ilvl="4">
-      <w:startOverride w:val="1"/>
-    </w:lvlOverride>
-    <w:lvlOverride w:ilvl="5">
-      <w:startOverride w:val="1"/>
-    </w:lvlOverride>
-    <w:lvlOverride w:ilvl="6">
-      <w:startOverride w:val="1"/>
-    </w:lvlOverride>
-    <w:lvlOverride w:ilvl="7">
-      <w:startOverride w:val="1"/>
-    </w:lvlOverride>
-    <w:lvlOverride w:ilvl="8">
-      <w:startOverride w:val="1"/>
-    </w:lvlOverride>
+    <w:abstractNumId w:val="991"/>
   </w:num>
   <w:num w:numId="1014">
     <w:abstractNumId w:val="99411"/>
@@ -8730,6 +10371,69 @@
     </w:lvlOverride>
   </w:num>
   <w:num w:numId="1015">
+    <w:abstractNumId w:val="991"/>
+  </w:num>
+  <w:num w:numId="1016">
+    <w:abstractNumId w:val="99411"/>
+    <w:lvlOverride w:ilvl="0">
+      <w:startOverride w:val="1"/>
+    </w:lvlOverride>
+    <w:lvlOverride w:ilvl="1">
+      <w:startOverride w:val="1"/>
+    </w:lvlOverride>
+    <w:lvlOverride w:ilvl="2">
+      <w:startOverride w:val="1"/>
+    </w:lvlOverride>
+    <w:lvlOverride w:ilvl="3">
+      <w:startOverride w:val="1"/>
+    </w:lvlOverride>
+    <w:lvlOverride w:ilvl="4">
+      <w:startOverride w:val="1"/>
+    </w:lvlOverride>
+    <w:lvlOverride w:ilvl="5">
+      <w:startOverride w:val="1"/>
+    </w:lvlOverride>
+    <w:lvlOverride w:ilvl="6">
+      <w:startOverride w:val="1"/>
+    </w:lvlOverride>
+    <w:lvlOverride w:ilvl="7">
+      <w:startOverride w:val="1"/>
+    </w:lvlOverride>
+    <w:lvlOverride w:ilvl="8">
+      <w:startOverride w:val="1"/>
+    </w:lvlOverride>
+  </w:num>
+  <w:num w:numId="1017">
+    <w:abstractNumId w:val="99411"/>
+    <w:lvlOverride w:ilvl="0">
+      <w:startOverride w:val="1"/>
+    </w:lvlOverride>
+    <w:lvlOverride w:ilvl="1">
+      <w:startOverride w:val="1"/>
+    </w:lvlOverride>
+    <w:lvlOverride w:ilvl="2">
+      <w:startOverride w:val="1"/>
+    </w:lvlOverride>
+    <w:lvlOverride w:ilvl="3">
+      <w:startOverride w:val="1"/>
+    </w:lvlOverride>
+    <w:lvlOverride w:ilvl="4">
+      <w:startOverride w:val="1"/>
+    </w:lvlOverride>
+    <w:lvlOverride w:ilvl="5">
+      <w:startOverride w:val="1"/>
+    </w:lvlOverride>
+    <w:lvlOverride w:ilvl="6">
+      <w:startOverride w:val="1"/>
+    </w:lvlOverride>
+    <w:lvlOverride w:ilvl="7">
+      <w:startOverride w:val="1"/>
+    </w:lvlOverride>
+    <w:lvlOverride w:ilvl="8">
+      <w:startOverride w:val="1"/>
+    </w:lvlOverride>
+  </w:num>
+  <w:num w:numId="1018">
     <w:abstractNumId w:val="99411"/>
     <w:lvlOverride w:ilvl="0">
       <w:startOverride w:val="1"/>

--- a/legend-dynamics/site/core-rules/Legend_Dynamics_Core_Rules.docx
+++ b/legend-dynamics/site/core-rules/Legend_Dynamics_Core_Rules.docx
@@ -5768,6 +5768,24 @@
       </w:r>
       <w:r>
         <w:t xml:space="preserve">panel that runs a fight by these rules and shows every roll. Add characters from the GM view and opponents from the Threats table (or make one up on the spot), then start: it keeps the turn order by Agility, and for each attack works out the range, the defense (Dodge, Parry or Block, one a round, and a second at −2 with Additional Defense), the boxes marked and any telling hit, offering a Legend point choices at the moment they apply. Hits land on the character cards and the battle map, and with gritty combat on, grievous wounds are rolled and kept. The panel keeps a log and a summary of the fight, which can be saved to a file. It’s a helper, not a rule: the GM can rule any result differently, and the log says so.</w:t>
+      </w:r>
+    </w:p>
+    <w:p>
+      <w:pPr>
+        <w:pStyle w:val="BodyText"/>
+      </w:pPr>
+      <w:r>
+        <w:rPr>
+          <w:bCs/>
+          <w:b/>
+        </w:rPr>
+        <w:t xml:space="preserve">The shared table.</w:t>
+      </w:r>
+      <w:r>
+        <w:t xml:space="preserve"> </w:t>
+      </w:r>
+      <w:r>
+        <w:t xml:space="preserve">The GM can start a shared table from the GM view and give the players its code; each player joins from their character’s Play tab. While they’re connected, every roll from a sheet is rolled by the table server, so the whole table sees the same dice as they land, in a live log on the Play tab and on the GM view, along with who rolled, against what, and any telling hit. A point reroll answers its own roll, once. Without a table, the roller works exactly as it always has.</w:t>
       </w:r>
     </w:p>
     <w:bookmarkEnd w:id="65"/>

--- a/legend-dynamics/site/core-rules/Legend_Dynamics_Core_Rules.docx
+++ b/legend-dynamics/site/core-rules/Legend_Dynamics_Core_Rules.docx
@@ -5785,7 +5785,7 @@
         <w:t xml:space="preserve"> </w:t>
       </w:r>
       <w:r>
-        <w:t xml:space="preserve">The GM can start a shared table from the GM view and give the players its code; each player joins from their character’s Play tab. While they’re connected, every roll from a sheet is rolled by the table server, so the whole table sees the same dice as they land, in a live log on the Play tab and on the GM view, along with who rolled, against what, and any telling hit. A point reroll answers its own roll, once. Without a table, the roller works exactly as it always has.</w:t>
+        <w:t xml:space="preserve">The GM can start a shared table from the GM view and give the players its code; each player joins from their character’s Play tab. While they’re connected, every roll from a sheet is rolled by the table server, so the whole table sees the same dice as they land, in a live log on the Play tab and on the GM view, along with who rolled, against what, and any telling hit. A point reroll answers its own roll, once. Each player’s character is shared with the GM too: it appears among the GM view’s characters, marked at the table, and its injuries, points, ammunition and form stay in step both ways, whether they’re changed on the sheet, on the GM’s card or in an encounter. Without a table, the roller works exactly as it always has.</w:t>
       </w:r>
     </w:p>
     <w:bookmarkEnd w:id="65"/>

--- a/legend-dynamics/site/core-rules/Legend_Dynamics_Core_Rules.docx
+++ b/legend-dynamics/site/core-rules/Legend_Dynamics_Core_Rules.docx
@@ -5785,7 +5785,7 @@
         <w:t xml:space="preserve"> </w:t>
       </w:r>
       <w:r>
-        <w:t xml:space="preserve">The GM can start a shared table from the GM view and give the players its code; each player joins from their character’s Play tab. While they’re connected, every roll from a sheet is rolled by the table server, so the whole table sees the same dice as they land, in a live log on the Play tab and on the GM view, along with who rolled, against what, and any telling hit. A point reroll answers its own roll, once. Each player’s character is shared with the GM too: it appears among the GM view’s characters, marked at the table, and its injuries, points, ammunition and form stay in step both ways, whether they’re changed on the sheet, on the GM’s card or in an encounter. Without a table, the roller works exactly as it always has.</w:t>
+        <w:t xml:space="preserve">The GM can start a shared table from the GM view and give the players its code; each player joins from their character’s Play tab. While they’re connected, every roll from a sheet is rolled by the table server, so the whole table sees the same dice as they land, in a live log on the Play tab and on the GM view, along with who rolled, against what, and any telling hit. A point reroll answers its own roll, once. Each player’s character is shared with the GM too: it appears among the GM view’s characters, marked at the table, and its injuries, points, ammunition and form stay in step both ways, whether they’re changed on the sheet, on the GM’s card or in an encounter. The GM can remove a player from the table, and give the table a new code: everyone at it moves with it, and the old code stops working. Without a table, the roller works exactly as it always has.</w:t>
       </w:r>
     </w:p>
     <w:bookmarkEnd w:id="65"/>

--- a/legend-dynamics/site/core-rules/Legend_Dynamics_Core_Rules.docx
+++ b/legend-dynamics/site/core-rules/Legend_Dynamics_Core_Rules.docx
@@ -5785,7 +5785,7 @@
         <w:t xml:space="preserve"> </w:t>
       </w:r>
       <w:r>
-        <w:t xml:space="preserve">The GM can start a shared table from the GM view and give the players its code; each player joins from their character’s Play tab. While they’re connected, every roll from a sheet is rolled by the table server, so the whole table sees the same dice as they land, in a live log on the Play tab and on the GM view, along with who rolled, against what, and any telling hit. A point reroll answers its own roll, once. Each player’s character is shared with the GM too: it appears among the GM view’s characters, marked at the table, and its injuries, points, ammunition and form stay in step both ways, whether they’re changed on the sheet, on the GM’s card or in an encounter. The GM can remove a player from the table, and give the table a new code: everyone at it moves with it, and the old code stops working. Without a table, the roller works exactly as it always has.</w:t>
+        <w:t xml:space="preserve">The GM can start a shared table from the GM view and give the players its code; each player joins from their character’s Play tab. While they’re connected, every roll from a sheet is rolled by the table server, so the whole table sees the same dice as they land, in a live log on the Play tab and on the GM view, along with who rolled, against what, and any telling hit. A point reroll answers its own roll, once. Each player’s character is shared with the GM too: it appears among the GM view’s characters, marked at the table, and its injuries, points, ammunition and form stay in step both ways, whether they’re changed on the sheet, on the GM’s card or in an encounter. In a fight, each player’s Play tab shows the GM’s battle map and the encounter’s turn order and latest results; a player drags their own token, and on their turn sends the GM what they’ll do, which the GM puts into the Encounter panel and runs. The GM can remove a player from the table, and give the table a new code: everyone at it moves with it, and the old code stops working. Without a table, the roller works exactly as it always has.</w:t>
       </w:r>
     </w:p>
     <w:bookmarkEnd w:id="65"/>

--- a/legend-dynamics/site/core-rules/Legend_Dynamics_Core_Rules.docx
+++ b/legend-dynamics/site/core-rules/Legend_Dynamics_Core_Rules.docx
@@ -9437,7 +9437,7 @@
         <w:pStyle w:val="BodyText"/>
       </w:pPr>
       <w:r>
-        <w:t xml:space="preserve">A origin that is plainly faster or slower on its feet than a human (long-legged, heavy, built for another gravity) may also take a</w:t>
+        <w:t xml:space="preserve">An origin that is plainly faster or slower on its feet than a human (long-legged, heavy, built for another gravity) may also take a</w:t>
       </w:r>
       <w:r>
         <w:t xml:space="preserve"> </w:t>

--- a/legend-dynamics/site/core-rules/Legend_Dynamics_Core_Rules.docx
+++ b/legend-dynamics/site/core-rules/Legend_Dynamics_Core_Rules.docx
@@ -2284,7 +2284,7 @@
     <w:bookmarkEnd w:id="39"/>
     <w:bookmarkEnd w:id="40"/>
     <w:bookmarkEnd w:id="41"/>
-    <w:bookmarkStart w:id="54" w:name="actions-and-teamwork"/>
+    <w:bookmarkStart w:id="55" w:name="actions-and-teamwork"/>
     <w:p>
       <w:pPr>
         <w:pStyle w:val="Heading1"/>
@@ -2767,13 +2767,13 @@
       </w:r>
     </w:p>
     <w:bookmarkEnd w:id="48"/>
-    <w:bookmarkStart w:id="52" w:name="discovery-clocks-and-cards"/>
+    <w:bookmarkStart w:id="53" w:name="discovery-clocks-and-legend-cards"/>
     <w:p>
       <w:pPr>
         <w:pStyle w:val="Heading2"/>
       </w:pPr>
       <w:r>
-        <w:t xml:space="preserve">Discovery clocks and cards</w:t>
+        <w:t xml:space="preserve">Discovery clocks and Legend cards</w:t>
       </w:r>
     </w:p>
     <w:p>
@@ -2804,10 +2804,10 @@
           <w:bCs/>
           <w:b/>
         </w:rPr>
-        <w:t xml:space="preserve">card</w:t>
-      </w:r>
-      <w:r>
-        <w:t xml:space="preserve">: what the characters learned, kept for good. A character’s cards are their</w:t>
+        <w:t xml:space="preserve">Legend card</w:t>
+      </w:r>
+      <w:r>
+        <w:t xml:space="preserve">: what the characters learned, kept for good. A character’s Legend cards are their</w:t>
       </w:r>
       <w:r>
         <w:t xml:space="preserve"> </w:t>
@@ -2944,7 +2944,7 @@
               <w:rPr>
                 <w:sz w:val="19"/>
               </w:rPr>
-              <w:t xml:space="preserve">Name the subject. This is the gate: until its identity is confirmed, no card applies, and the GM treats your theories as suspicion only.</w:t>
+              <w:t xml:space="preserve">Name the subject. This is the gate: until its identity is confirmed, what you know about a kind of subject doesn’t yet apply to this one, and your theories stay suspicions. You can still form hypotheses, test them and take ordinary precautions, and whatever is actually true of it works.</w:t>
             </w:r>
           </w:p>
         </w:tc>
@@ -2977,7 +2977,7 @@
               <w:rPr>
                 <w:sz w:val="19"/>
               </w:rPr>
-              <w:t xml:space="preserve">Learn how it is beaten or used. Filling this phase fills the clock and mints a card.</w:t>
+              <w:t xml:space="preserve">Learn how it is beaten or used. Filling this phase fills the clock and earns a Legend card for what you established.</w:t>
             </w:r>
           </w:p>
         </w:tc>
@@ -3062,7 +3062,7 @@
         <w:t xml:space="preserve"> </w:t>
       </w:r>
       <w:r>
-        <w:t xml:space="preserve">One character leads and owns the card. Others</w:t>
+        <w:t xml:space="preserve">One character leads and owns the Legend card. Others</w:t>
       </w:r>
       <w:r>
         <w:t xml:space="preserve"> </w:t>
@@ -3078,7 +3078,7 @@
         <w:t xml:space="preserve"> </w:t>
       </w:r>
       <w:r>
-        <w:t xml:space="preserve">under the usual assistance rules, rolling a relevant skill. A character who holds a relevant card can assist with a method they couldn’t otherwise bring (the card is why they’re qualified); it adds nothing beyond the normal assistance.</w:t>
+        <w:t xml:space="preserve">under the usual assistance rules, rolling a relevant skill. A character who holds a relevant Legend card can assist with a method they couldn’t otherwise bring (the Legend card is why they’re qualified); it adds nothing beyond the normal assistance.</w:t>
       </w:r>
     </w:p>
     <w:p>
@@ -3103,13 +3103,13 @@
         <w:t xml:space="preserve">A player can push to dig faster or harder: a success advances one extra segment, but a track ticks (below) whatever the roll.</w:t>
       </w:r>
     </w:p>
-    <w:bookmarkStart w:id="49" w:name="the-card"/>
+    <w:bookmarkStart w:id="49" w:name="the-legend-card"/>
     <w:p>
       <w:pPr>
         <w:pStyle w:val="Heading3"/>
       </w:pPr>
       <w:r>
-        <w:t xml:space="preserve">The card</w:t>
+        <w:t xml:space="preserve">The Legend card</w:t>
       </w:r>
     </w:p>
     <w:p>
@@ -3117,7 +3117,7 @@
         <w:pStyle w:val="FirstParagraph"/>
       </w:pPr>
       <w:r>
-        <w:t xml:space="preserve">A card grants</w:t>
+        <w:t xml:space="preserve">A Legend card is a permanent record of one specific thing the characters have established. It holds only what they found out, never the whole truth: later discoveries add to it with more Legend cards. It grants</w:t>
       </w:r>
       <w:r>
         <w:t xml:space="preserve"> </w:t>
@@ -3133,7 +3133,7 @@
         <w:t xml:space="preserve"> </w:t>
       </w:r>
       <w:r>
-        <w:t xml:space="preserve">to any roll. It is an earned permission: knowledge that makes possible an action otherwise forbidden or unavailable against that subject. Without it, the GM can rule that the action isn’t possible: you can’t aim for a heart you don’t know is the weakness, or speak a name you never learned. A card can authorize a called shot or a telling-hit effect that would otherwise be unavailable.</w:t>
+        <w:t xml:space="preserve">to any roll.</w:t>
       </w:r>
     </w:p>
     <w:p>
@@ -3145,7 +3145,17 @@
         <w:pStyle w:val="Compact"/>
       </w:pPr>
       <w:r>
-        <w:t xml:space="preserve">A card never helps confirm its own subject: holding one doesn’t prove this is that. It applies once the Identify phase has confirmed it.</w:t>
+        <w:rPr>
+          <w:bCs/>
+          <w:b/>
+        </w:rPr>
+        <w:t xml:space="preserve">Weaknesses work anyway.</w:t>
+      </w:r>
+      <w:r>
+        <w:t xml:space="preserve"> </w:t>
+      </w:r>
+      <w:r>
+        <w:t xml:space="preserve">A real weakness works whoever uses it, Legend card or no Legend card. An unfamiliar procedure still needs its method, the knowledge, the skill and the means.</w:t>
       </w:r>
     </w:p>
     <w:p>
@@ -3161,13 +3171,13 @@
           <w:bCs/>
           <w:b/>
         </w:rPr>
-        <w:t xml:space="preserve">Shared copies.</w:t>
-      </w:r>
-      <w:r>
-        <w:t xml:space="preserve"> </w:t>
-      </w:r>
-      <w:r>
-        <w:t xml:space="preserve">Every character present when the card is minted (the climactic confrontation or the breakthrough) gets a shared copy; the primary investigator is recorded as its owner. An absent character doesn’t, though a holder can teach it to them later with the GM’s agreement.</w:t>
+        <w:t xml:space="preserve">What a Legend card is for.</w:t>
+      </w:r>
+      <w:r>
+        <w:t xml:space="preserve"> </w:t>
+      </w:r>
+      <w:r>
+        <w:t xml:space="preserve">It’s what the character knows for certain and can rely on, plan around and teach. A correct deduction, a sensible experiment or an ordinary precaution needs no Legend card.</w:t>
       </w:r>
     </w:p>
     <w:p>
@@ -3183,13 +3193,57 @@
           <w:bCs/>
           <w:b/>
         </w:rPr>
+        <w:t xml:space="preserve">The identification gate.</w:t>
+      </w:r>
+      <w:r>
+        <w:t xml:space="preserve"> </w:t>
+      </w:r>
+      <w:r>
+        <w:t xml:space="preserve">Before a subject is confirmed, you can form hypotheses, test them and take precautions, but what you know about a kind of subject isn’t applied to this one until the Identify phase confirms it. Holding a Legend card never proves that this is that.</w:t>
+      </w:r>
+    </w:p>
+    <w:p>
+      <w:pPr>
+        <w:numPr>
+          <w:ilvl w:val="0"/>
+          <w:numId w:val="1006"/>
+        </w:numPr>
+        <w:pStyle w:val="Compact"/>
+      </w:pPr>
+      <w:r>
+        <w:rPr>
+          <w:bCs/>
+          <w:b/>
+        </w:rPr>
+        <w:t xml:space="preserve">Shared copies.</w:t>
+      </w:r>
+      <w:r>
+        <w:t xml:space="preserve"> </w:t>
+      </w:r>
+      <w:r>
+        <w:t xml:space="preserve">Everyone who establishes a finding, or is there when a Legend card is earned, gets a shared copy; one character is recorded as its owner. A character who wasn’t there can be taught it later, from a reliable account.</w:t>
+      </w:r>
+    </w:p>
+    <w:p>
+      <w:pPr>
+        <w:numPr>
+          <w:ilvl w:val="0"/>
+          <w:numId w:val="1006"/>
+        </w:numPr>
+        <w:pStyle w:val="Compact"/>
+      </w:pPr>
+      <w:r>
+        <w:rPr>
+          <w:bCs/>
+          <w:b/>
+        </w:rPr>
         <w:t xml:space="preserve">What it records.</w:t>
       </w:r>
       <w:r>
         <w:t xml:space="preserve"> </w:t>
       </w:r>
       <w:r>
-        <w:t xml:space="preserve">The subject (its tag), what was learned, what it permits, the mission where it was earned, its owner, and who was there. It’s kept on the character sheet, under</w:t>
+        <w:t xml:space="preserve">The subject, the precise finding, its limits (what it doesn’t show), the evidence or source, how it was learned, what it cost, the date, its owner and who received it. It’s kept on the character sheet, under</w:t>
       </w:r>
       <w:r>
         <w:t xml:space="preserve"> </w:t>
@@ -3206,13 +3260,13 @@
       </w:r>
     </w:p>
     <w:bookmarkEnd w:id="49"/>
-    <w:bookmarkStart w:id="50" w:name="the-threat-clock"/>
+    <w:bookmarkStart w:id="50" w:name="earning-a-legend-card"/>
     <w:p>
       <w:pPr>
         <w:pStyle w:val="Heading3"/>
       </w:pPr>
       <w:r>
-        <w:t xml:space="preserve">The threat clock</w:t>
+        <w:t xml:space="preserve">Earning a Legend card</w:t>
       </w:r>
     </w:p>
     <w:p>
@@ -3220,422 +3274,23 @@
         <w:pStyle w:val="FirstParagraph"/>
       </w:pPr>
       <w:r>
-        <w:t xml:space="preserve">A discovery clock always races a threat clock. The setting names the threat clock and what happens when it fills: a creature claiming another victim, a villain escalating, a reactor going critical.</w:t>
-      </w:r>
-    </w:p>
-    <w:bookmarkEnd w:id="50"/>
-    <w:bookmarkStart w:id="51" w:name="what-investigating-costs"/>
-    <w:p>
-      <w:pPr>
-        <w:pStyle w:val="Heading3"/>
-      </w:pPr>
-      <w:r>
-        <w:t xml:space="preserve">What investigating costs</w:t>
-      </w:r>
-    </w:p>
-    <w:p>
-      <w:pPr>
-        <w:pStyle w:val="FirstParagraph"/>
-      </w:pPr>
-      <w:r>
-        <w:t xml:space="preserve">When an investigation roll fails, or a player pushes, one of the setting’s shared tracks ticks up by one, chosen by how the party is digging. A failed roll can still turn up a lead when the story allows it, but the track still ticks.</w:t>
-      </w:r>
-    </w:p>
-    <w:p>
-      <w:pPr>
-        <w:pStyle w:val="BodyText"/>
-      </w:pPr>
-      <w:r>
-        <w:rPr>
-          <w:iCs/>
-          <w:i/>
-        </w:rPr>
-        <w:t xml:space="preserve">Your setting pack names the card, the threat clock, the tracks investigating pushes, and the methods.</w:t>
-      </w:r>
-    </w:p>
-    <w:bookmarkEnd w:id="51"/>
-    <w:bookmarkEnd w:id="52"/>
-    <w:bookmarkStart w:id="53" w:name="chases"/>
-    <w:p>
-      <w:pPr>
-        <w:pStyle w:val="Heading2"/>
-      </w:pPr>
-      <w:r>
-        <w:t xml:space="preserve">Chases</w:t>
-      </w:r>
-    </w:p>
-    <w:p>
-      <w:pPr>
-        <w:pStyle w:val="FirstParagraph"/>
-      </w:pPr>
-      <w:r>
-        <w:t xml:space="preserve">Run a chase as a progress clock for the pursuers against a danger clock for the quarry’s escape. Each exchange, the characters roll the skill that moves them (the chase skill, or Athletics on foot): success ticks the pursuers’ clock, failure ticks the escape. Terrain, a tired mount or a damaged engine, and attacks made on the move (at −2) adjust the rolls.</w:t>
-      </w:r>
-    </w:p>
-    <w:bookmarkEnd w:id="53"/>
-    <w:bookmarkEnd w:id="54"/>
-    <w:bookmarkStart w:id="66" w:name="personal-combat"/>
-    <w:p>
-      <w:pPr>
-        <w:pStyle w:val="Heading1"/>
-      </w:pPr>
-      <w:r>
-        <w:t xml:space="preserve">Personal combat</w:t>
-      </w:r>
-    </w:p>
-    <w:bookmarkStart w:id="55" w:name="turn-order-and-actions"/>
-    <w:p>
-      <w:pPr>
-        <w:pStyle w:val="Heading2"/>
-      </w:pPr>
-      <w:r>
-        <w:t xml:space="preserve">Turn order and actions</w:t>
-      </w:r>
-    </w:p>
-    <w:p>
-      <w:pPr>
-        <w:pStyle w:val="FirstParagraph"/>
-      </w:pPr>
-      <w:r>
-        <w:t xml:space="preserve">Act in descending Agility order. Players choose the order of tied characters; the GM resolves other ties. A round lasts a few seconds. On your turn, move up to your</w:t>
-      </w:r>
-      <w:r>
-        <w:t xml:space="preserve"> </w:t>
-      </w:r>
-      <w:r>
-        <w:rPr>
-          <w:bCs/>
-          <w:b/>
-        </w:rPr>
-        <w:t xml:space="preserve">Move</w:t>
-      </w:r>
-      <w:r>
-        <w:t xml:space="preserve"> </w:t>
-      </w:r>
-      <w:r>
-        <w:t xml:space="preserve">(below) and take one meaningful action, such as attacking, reloading, helping, or attempting a task.</w:t>
-      </w:r>
-    </w:p>
-    <w:bookmarkEnd w:id="55"/>
-    <w:bookmarkStart w:id="56" w:name="attacking-and-defending"/>
-    <w:p>
-      <w:pPr>
-        <w:pStyle w:val="Heading2"/>
-      </w:pPr>
-      <w:r>
-        <w:t xml:space="preserve">Attacking and defending</w:t>
-      </w:r>
-    </w:p>
-    <w:p>
-      <w:pPr>
-        <w:pStyle w:val="FirstParagraph"/>
-      </w:pPr>
-      <w:r>
-        <w:t xml:space="preserve">Roll a ranged skill for a ranged attack, a melee skill for a weapon in hand, or an unarmed skill for fists and grappling. If the attack succeeds, an aware target able to move may</w:t>
-      </w:r>
-      <w:r>
-        <w:t xml:space="preserve"> </w:t>
-      </w:r>
-      <w:r>
-        <w:rPr>
-          <w:bCs/>
-          <w:b/>
-        </w:rPr>
-        <w:t xml:space="preserve">defend</w:t>
-      </w:r>
-      <w:r>
-        <w:t xml:space="preserve">: Dodge, Parry or Block. A successful defense cancels the hit. Apply injury penalties to every defense.</w:t>
-      </w:r>
-    </w:p>
-    <w:p>
-      <w:pPr>
-        <w:numPr>
-          <w:ilvl w:val="0"/>
-          <w:numId w:val="1007"/>
-        </w:numPr>
-        <w:pStyle w:val="Compact"/>
-      </w:pPr>
-      <w:r>
-        <w:rPr>
-          <w:bCs/>
-          <w:b/>
-        </w:rPr>
-        <w:t xml:space="preserve">One defense a round.</w:t>
-      </w:r>
-      <w:r>
-        <w:t xml:space="preserve"> </w:t>
-      </w:r>
-      <w:r>
-        <w:t xml:space="preserve">A target gets one defense a round, between its turns, and chooses which when an attack hits.</w:t>
-      </w:r>
-    </w:p>
-    <w:p>
-      <w:pPr>
-        <w:numPr>
-          <w:ilvl w:val="0"/>
-          <w:numId w:val="1007"/>
-        </w:numPr>
-        <w:pStyle w:val="Compact"/>
-      </w:pPr>
-      <w:r>
-        <w:rPr>
-          <w:bCs/>
-          <w:b/>
-        </w:rPr>
-        <w:t xml:space="preserve">Additional Defense.</w:t>
-      </w:r>
-      <w:r>
-        <w:t xml:space="preserve"> </w:t>
-      </w:r>
-      <w:r>
-        <w:t xml:space="preserve">With this Edge you may attempt a second defense each round at −2, in addition to attack-quality and injury penalties. You cannot defend twice against the same attack.</w:t>
-      </w:r>
-    </w:p>
-    <w:p>
-      <w:pPr>
-        <w:numPr>
-          <w:ilvl w:val="0"/>
-          <w:numId w:val="1007"/>
-        </w:numPr>
-        <w:pStyle w:val="Compact"/>
-      </w:pPr>
-      <w:r>
-        <w:rPr>
-          <w:bCs/>
-          <w:b/>
-        </w:rPr>
-        <w:t xml:space="preserve">Dodge</w:t>
-      </w:r>
-      <w:r>
-        <w:t xml:space="preserve"> </w:t>
-      </w:r>
-      <w:r>
-        <w:t xml:space="preserve">is Agility −2, with +1 for Trained Athletics or +2 for Athletics as a Specialty or Expert.</w:t>
-      </w:r>
-    </w:p>
-    <w:p>
-      <w:pPr>
-        <w:numPr>
-          <w:ilvl w:val="0"/>
-          <w:numId w:val="1007"/>
-        </w:numPr>
-        <w:pStyle w:val="Compact"/>
-      </w:pPr>
-      <w:r>
-        <w:rPr>
-          <w:bCs/>
-          <w:b/>
-        </w:rPr>
-        <w:t xml:space="preserve">Parry.</w:t>
-      </w:r>
-      <w:r>
-        <w:t xml:space="preserve"> </w:t>
-      </w:r>
-      <w:r>
-        <w:t xml:space="preserve">Against a weapon in hand or fists, roll a melee skill −3 with a weapon in hand, or an unarmed skill −3 bare-handed against fists. An open hand can’t parry a blade, claws or fangs. Nobody parries a shot or a missile.</w:t>
-      </w:r>
-    </w:p>
-    <w:p>
-      <w:pPr>
-        <w:numPr>
-          <w:ilvl w:val="0"/>
-          <w:numId w:val="1007"/>
-        </w:numPr>
-        <w:pStyle w:val="Compact"/>
-      </w:pPr>
-      <w:r>
-        <w:rPr>
-          <w:bCs/>
-          <w:b/>
-        </w:rPr>
-        <w:t xml:space="preserve">Block.</w:t>
-      </w:r>
-      <w:r>
-        <w:t xml:space="preserve"> </w:t>
-      </w:r>
-      <w:r>
-        <w:t xml:space="preserve">With a shield, or anything that can stand in for one (a chair, a plank, a crate lid), you can block a weapon in hand, fists, or a thrown or loosed missile: roll a melee skill −2, plus the shield’s bonus. Nothing you can lift blocks a gunshot or a blast. An improvised shield breaks the first time it blocks a hit of 2 or more boxes.</w:t>
-      </w:r>
-    </w:p>
-    <w:p>
-      <w:pPr>
-        <w:numPr>
-          <w:ilvl w:val="0"/>
-          <w:numId w:val="1007"/>
-        </w:numPr>
-        <w:pStyle w:val="Compact"/>
-      </w:pPr>
-      <w:r>
-        <w:rPr>
-          <w:bCs/>
-          <w:b/>
-        </w:rPr>
-        <w:t xml:space="preserve">Attack quality.</w:t>
-      </w:r>
-      <w:r>
-        <w:t xml:space="preserve"> </w:t>
-      </w:r>
-      <w:r>
-        <w:t xml:space="preserve">A clean hit is harder to escape. When an attack succeeds by 3 or 4, the defense is at −1; by 5 or 6, −2; by 7 or more, −3.</w:t>
-      </w:r>
-    </w:p>
-    <w:p>
-      <w:pPr>
-        <w:numPr>
-          <w:ilvl w:val="0"/>
-          <w:numId w:val="1007"/>
-        </w:numPr>
-        <w:pStyle w:val="Compact"/>
-      </w:pPr>
-      <w:r>
-        <w:rPr>
-          <w:bCs/>
-          <w:b/>
-        </w:rPr>
-        <w:t xml:space="preserve">Aim.</w:t>
-      </w:r>
-      <w:r>
-        <w:t xml:space="preserve"> </w:t>
-      </w:r>
-      <w:r>
-        <w:t xml:space="preserve">Spend your action aiming at a target you can see: +1 to your next attack against it. An advantage that rewards aiming adds its bonus to this.</w:t>
-      </w:r>
-    </w:p>
-    <w:p>
-      <w:pPr>
-        <w:pStyle w:val="FirstParagraph"/>
-      </w:pPr>
-      <w:r>
-        <w:t xml:space="preserve">Solid cover blocks a shot. Partial cover imposes −2 on the attack. Weapon effects apply after a hit survives any defense. Success margin does not increase damage: a great hit decides</w:t>
-      </w:r>
-      <w:r>
-        <w:t xml:space="preserve"> </w:t>
-      </w:r>
-      <w:r>
-        <w:rPr>
-          <w:iCs/>
-          <w:i/>
-        </w:rPr>
-        <w:t xml:space="preserve">what</w:t>
-      </w:r>
-      <w:r>
-        <w:t xml:space="preserve"> </w:t>
-      </w:r>
-      <w:r>
-        <w:t xml:space="preserve">happens instead.</w:t>
-      </w:r>
-    </w:p>
-    <w:bookmarkEnd w:id="56"/>
-    <w:bookmarkStart w:id="57" w:name="telling-hits"/>
-    <w:p>
-      <w:pPr>
-        <w:pStyle w:val="Heading2"/>
-      </w:pPr>
-      <w:r>
-        <w:t xml:space="preserve">Telling hits</w:t>
-      </w:r>
-    </w:p>
-    <w:p>
-      <w:pPr>
-        <w:pStyle w:val="FirstParagraph"/>
-      </w:pPr>
-      <w:r>
-        <w:t xml:space="preserve">A really good shot, or a blow that lands exactly where it was meant to, lets the attacker say what it does.</w:t>
-      </w:r>
-    </w:p>
-    <w:p>
-      <w:pPr>
-        <w:numPr>
-          <w:ilvl w:val="0"/>
-          <w:numId w:val="1008"/>
-        </w:numPr>
-        <w:pStyle w:val="Compact"/>
-      </w:pPr>
-      <w:r>
-        <w:rPr>
-          <w:bCs/>
-          <w:b/>
-        </w:rPr>
-        <w:t xml:space="preserve">A telling hit</w:t>
-      </w:r>
-      <w:r>
-        <w:t xml:space="preserve"> </w:t>
-      </w:r>
-      <w:r>
-        <w:t xml:space="preserve">is an attack that succeeds by</w:t>
-      </w:r>
-      <w:r>
-        <w:t xml:space="preserve"> </w:t>
-      </w:r>
-      <w:r>
-        <w:rPr>
-          <w:bCs/>
-          <w:b/>
-        </w:rPr>
-        <w:t xml:space="preserve">5 or more</w:t>
-      </w:r>
-      <w:r>
-        <w:t xml:space="preserve">, or on a natural 3 or 4, and isn’t stopped by a defense. The attacker picks</w:t>
-      </w:r>
-      <w:r>
-        <w:t xml:space="preserve"> </w:t>
-      </w:r>
-      <w:r>
-        <w:rPr>
-          <w:bCs/>
-          <w:b/>
-        </w:rPr>
-        <w:t xml:space="preserve">one effect</w:t>
-      </w:r>
-      <w:r>
-        <w:t xml:space="preserve"> </w:t>
-      </w:r>
-      <w:r>
-        <w:t xml:space="preserve">below and describes it. The weapon still marks its usual boxes.</w:t>
-      </w:r>
-    </w:p>
-    <w:p>
-      <w:pPr>
-        <w:numPr>
-          <w:ilvl w:val="0"/>
-          <w:numId w:val="1008"/>
-        </w:numPr>
-        <w:pStyle w:val="Compact"/>
-      </w:pPr>
-      <w:r>
-        <w:rPr>
-          <w:bCs/>
-          <w:b/>
-        </w:rPr>
-        <w:t xml:space="preserve">A called shot.</w:t>
-      </w:r>
-      <w:r>
-        <w:t xml:space="preserve"> </w:t>
-      </w:r>
-      <w:r>
-        <w:t xml:space="preserve">Before rolling, name an effect your weapon can deliver and take −2 on the attack, or −4 for a small target (a hand, an eye, a rope, a lock). If the attack hits at all, the effect happens, whatever the margin. An advantage that rewards aiming cuts this penalty by 1.</w:t>
-      </w:r>
-    </w:p>
-    <w:p>
-      <w:pPr>
-        <w:numPr>
-          <w:ilvl w:val="0"/>
-          <w:numId w:val="1008"/>
-        </w:numPr>
-        <w:pStyle w:val="Compact"/>
-      </w:pPr>
-      <w:r>
-        <w:rPr>
-          <w:bCs/>
-          <w:b/>
-        </w:rPr>
-        <w:t xml:space="preserve">Both ways.</w:t>
-      </w:r>
-      <w:r>
-        <w:t xml:space="preserve"> </w:t>
-      </w:r>
-      <w:r>
-        <w:t xml:space="preserve">Opponents land telling hits on characters too.</w:t>
+        <w:t xml:space="preserve">A discovery clock is one way to earn a Legend card. The others need no clock: when a fact is established directly or taught reliably, the GM records the Legend card at once.</w:t>
+      </w:r>
+      <w:r>
+        <w:t xml:space="preserve"> </w:t>
+      </w:r>
+      <w:r>
+        <w:rPr>
+          <w:bCs/>
+          <w:b/>
+        </w:rPr>
+        <w:t xml:space="preserve">Information is never free:</w:t>
+      </w:r>
+      <w:r>
+        <w:t xml:space="preserve"> </w:t>
+      </w:r>
+      <w:r>
+        <w:t xml:space="preserve">each source has its price, marked when the Legend card is recorded.</w:t>
       </w:r>
     </w:p>
     <w:tbl>
@@ -3676,7 +3331,7 @@
                 <w:b/>
                 <w:sz w:val="19"/>
               </w:rPr>
-              <w:t xml:space="preserve">Effect</w:t>
+              <w:t xml:space="preserve">How it was learned</w:t>
             </w:r>
           </w:p>
         </w:tc>
@@ -3694,7 +3349,7 @@
                 <w:b/>
                 <w:sz w:val="19"/>
               </w:rPr>
-              <w:t xml:space="preserve">With</w:t>
+              <w:t xml:space="preserve">What counts</w:t>
             </w:r>
           </w:p>
         </w:tc>
@@ -3712,7 +3367,7 @@
                 <w:b/>
                 <w:sz w:val="19"/>
               </w:rPr>
-              <w:t xml:space="preserve">What happens</w:t>
+              <w:t xml:space="preserve">What it costs</w:t>
             </w:r>
           </w:p>
         </w:tc>
@@ -3727,40 +3382,41 @@
             </w:pPr>
             <w:r>
               <w:rPr>
-                <w:b/>
-                <w:sz w:val="19"/>
-              </w:rPr>
-              <w:t xml:space="preserve">Disarm</w:t>
-            </w:r>
-          </w:p>
-        </w:tc>
-        <w:tc>
-          <w:tcPr/>
-          <w:p>
-            <w:pPr>
-              <w:pStyle w:val="Compact"/>
-              <w:jc w:val="left"/>
-            </w:pPr>
-            <w:r>
-              <w:rPr>
-                <w:sz w:val="19"/>
-              </w:rPr>
-              <w:t xml:space="preserve">Any attack</w:t>
-            </w:r>
-          </w:p>
-        </w:tc>
-        <w:tc>
-          <w:tcPr/>
-          <w:p>
-            <w:pPr>
-              <w:pStyle w:val="Compact"/>
-              <w:jc w:val="left"/>
-            </w:pPr>
-            <w:r>
-              <w:rPr>
-                <w:sz w:val="19"/>
-              </w:rPr>
-              <w:t xml:space="preserve">The weapon or held item drops, or flies a few yards away</w:t>
+                <w:bCs/>
+                <w:b/>
+                <w:sz w:val="19"/>
+              </w:rPr>
+              <w:t xml:space="preserve">A discovery clock</w:t>
+            </w:r>
+          </w:p>
+        </w:tc>
+        <w:tc>
+          <w:tcPr/>
+          <w:p>
+            <w:pPr>
+              <w:pStyle w:val="Compact"/>
+              <w:jc w:val="left"/>
+            </w:pPr>
+            <w:r>
+              <w:rPr>
+                <w:sz w:val="19"/>
+              </w:rPr>
+              <w:t xml:space="preserve">Filled to the end of Uncover.</w:t>
+            </w:r>
+          </w:p>
+        </w:tc>
+        <w:tc>
+          <w:tcPr/>
+          <w:p>
+            <w:pPr>
+              <w:pStyle w:val="Compact"/>
+              <w:jc w:val="left"/>
+            </w:pPr>
+            <w:r>
+              <w:rPr>
+                <w:sz w:val="19"/>
+              </w:rPr>
+              <w:t xml:space="preserve">What the clock cost along the way</w:t>
             </w:r>
           </w:p>
         </w:tc>
@@ -3775,40 +3431,41 @@
             </w:pPr>
             <w:r>
               <w:rPr>
-                <w:b/>
-                <w:sz w:val="19"/>
-              </w:rPr>
-              <w:t xml:space="preserve">Knock down</w:t>
-            </w:r>
-          </w:p>
-        </w:tc>
-        <w:tc>
-          <w:tcPr/>
-          <w:p>
-            <w:pPr>
-              <w:pStyle w:val="Compact"/>
-              <w:jc w:val="left"/>
-            </w:pPr>
-            <w:r>
-              <w:rPr>
-                <w:sz w:val="19"/>
-              </w:rPr>
-              <w:t xml:space="preserve">A weapon in hand or fists, or a shot or missile that marks 2 or more boxes</w:t>
-            </w:r>
-          </w:p>
-        </w:tc>
-        <w:tc>
-          <w:tcPr/>
-          <w:p>
-            <w:pPr>
-              <w:pStyle w:val="Compact"/>
-              <w:jc w:val="left"/>
-            </w:pPr>
-            <w:r>
-              <w:rPr>
-                <w:sz w:val="19"/>
-              </w:rPr>
-              <w:t xml:space="preserve">The target falls prone, or is driven back a few steps. Standing up uses the target’s move on their next turn; they still take their action</w:t>
+                <w:bCs/>
+                <w:b/>
+                <w:sz w:val="19"/>
+              </w:rPr>
+              <w:t xml:space="preserve">Seen or tested firsthand</w:t>
+            </w:r>
+          </w:p>
+        </w:tc>
+        <w:tc>
+          <w:tcPr/>
+          <w:p>
+            <w:pPr>
+              <w:pStyle w:val="Compact"/>
+              <w:jc w:val="left"/>
+            </w:pPr>
+            <w:r>
+              <w:rPr>
+                <w:sz w:val="19"/>
+              </w:rPr>
+              <w:t xml:space="preserve">Direct experience, or a sensible experiment.</w:t>
+            </w:r>
+          </w:p>
+        </w:tc>
+        <w:tc>
+          <w:tcPr/>
+          <w:p>
+            <w:pPr>
+              <w:pStyle w:val="Compact"/>
+              <w:jc w:val="left"/>
+            </w:pPr>
+            <w:r>
+              <w:rPr>
+                <w:sz w:val="19"/>
+              </w:rPr>
+              <w:t xml:space="preserve">threat clock +1 or a track +1</w:t>
             </w:r>
           </w:p>
         </w:tc>
@@ -3823,40 +3480,41 @@
             </w:pPr>
             <w:r>
               <w:rPr>
-                <w:b/>
-                <w:sz w:val="19"/>
-              </w:rPr>
-              <w:t xml:space="preserve">Pin</w:t>
-            </w:r>
-          </w:p>
-        </w:tc>
-        <w:tc>
-          <w:tcPr/>
-          <w:p>
-            <w:pPr>
-              <w:pStyle w:val="Compact"/>
-              <w:jc w:val="left"/>
-            </w:pPr>
-            <w:r>
-              <w:rPr>
-                <w:sz w:val="19"/>
-              </w:rPr>
-              <w:t xml:space="preserve">A weapon in hand, fists or a grapple</w:t>
-            </w:r>
-          </w:p>
-        </w:tc>
-        <w:tc>
-          <w:tcPr/>
-          <w:p>
-            <w:pPr>
-              <w:pStyle w:val="Compact"/>
-              <w:jc w:val="left"/>
-            </w:pPr>
-            <w:r>
-              <w:rPr>
-                <w:sz w:val="19"/>
-              </w:rPr>
-              <w:t xml:space="preserve">The target is grabbed, held, or pinned against a wall or the ground. Their next action goes to getting free, and then they are free: no roll needed. Keeping them pinned takes another successful attack</w:t>
+                <w:bCs/>
+                <w:b/>
+                <w:sz w:val="19"/>
+              </w:rPr>
+              <w:t xml:space="preserve">A reliable account</w:t>
+            </w:r>
+          </w:p>
+        </w:tc>
+        <w:tc>
+          <w:tcPr/>
+          <w:p>
+            <w:pPr>
+              <w:pStyle w:val="Compact"/>
+              <w:jc w:val="left"/>
+            </w:pPr>
+            <w:r>
+              <w:rPr>
+                <w:sz w:val="19"/>
+              </w:rPr>
+              <w:t xml:space="preserve">A witness, a record or a book the GM judges reliable. A source’s reputation alone doesn’t make it right, but a reliable account can establish a fact without anyone repeating a dangerous test.</w:t>
+            </w:r>
+          </w:p>
+        </w:tc>
+        <w:tc>
+          <w:tcPr/>
+          <w:p>
+            <w:pPr>
+              <w:pStyle w:val="Compact"/>
+              <w:jc w:val="left"/>
+            </w:pPr>
+            <w:r>
+              <w:rPr>
+                <w:sz w:val="19"/>
+              </w:rPr>
+              <w:t xml:space="preserve">a track +1</w:t>
             </w:r>
           </w:p>
         </w:tc>
@@ -3871,184 +3529,41 @@
             </w:pPr>
             <w:r>
               <w:rPr>
-                <w:b/>
-                <w:sz w:val="19"/>
-              </w:rPr>
-              <w:t xml:space="preserve">Rattle</w:t>
-            </w:r>
-          </w:p>
-        </w:tc>
-        <w:tc>
-          <w:tcPr/>
-          <w:p>
-            <w:pPr>
-              <w:pStyle w:val="Compact"/>
-              <w:jc w:val="left"/>
-            </w:pPr>
-            <w:r>
-              <w:rPr>
-                <w:sz w:val="19"/>
-              </w:rPr>
-              <w:t xml:space="preserve">Any attack</w:t>
-            </w:r>
-          </w:p>
-        </w:tc>
-        <w:tc>
-          <w:tcPr/>
-          <w:p>
-            <w:pPr>
-              <w:pStyle w:val="Compact"/>
-              <w:jc w:val="left"/>
-            </w:pPr>
-            <w:r>
-              <w:rPr>
-                <w:sz w:val="19"/>
-              </w:rPr>
-              <w:t xml:space="preserve">−2 to the target’s next roll</w:t>
-            </w:r>
-          </w:p>
-        </w:tc>
-      </w:tr>
-      <w:tr>
-        <w:tc>
-          <w:tcPr/>
-          <w:p>
-            <w:pPr>
-              <w:pStyle w:val="Compact"/>
-              <w:jc w:val="left"/>
-            </w:pPr>
-            <w:r>
-              <w:rPr>
-                <w:b/>
-                <w:sz w:val="19"/>
-              </w:rPr>
-              <w:t xml:space="preserve">Break gear</w:t>
-            </w:r>
-          </w:p>
-        </w:tc>
-        <w:tc>
-          <w:tcPr/>
-          <w:p>
-            <w:pPr>
-              <w:pStyle w:val="Compact"/>
-              <w:jc w:val="left"/>
-            </w:pPr>
-            <w:r>
-              <w:rPr>
-                <w:sz w:val="19"/>
-              </w:rPr>
-              <w:t xml:space="preserve">Any attack but bare hands and natural weapons</w:t>
-            </w:r>
-          </w:p>
-        </w:tc>
-        <w:tc>
-          <w:tcPr/>
-          <w:p>
-            <w:pPr>
-              <w:pStyle w:val="Compact"/>
-              <w:jc w:val="left"/>
-            </w:pPr>
-            <w:r>
-              <w:rPr>
-                <w:sz w:val="19"/>
-              </w:rPr>
-              <w:t xml:space="preserve">A weapon, shield or tool is knocked out of use (jammed, bent, unstrung, cracked) until its owner spends an action putting it right. It’s destroyed for good only if it was already vulnerable (a rotten haft, an improvised shield) or the attacker has a weakness to exploit. Armor loses 1 protection until it’s repaired</w:t>
-            </w:r>
-          </w:p>
-        </w:tc>
-      </w:tr>
-      <w:tr>
-        <w:tc>
-          <w:tcPr/>
-          <w:p>
-            <w:pPr>
-              <w:pStyle w:val="Compact"/>
-              <w:jc w:val="left"/>
-            </w:pPr>
-            <w:r>
-              <w:rPr>
-                <w:b/>
-                <w:sz w:val="19"/>
-              </w:rPr>
-              <w:t xml:space="preserve">Open them up</w:t>
-            </w:r>
-          </w:p>
-        </w:tc>
-        <w:tc>
-          <w:tcPr/>
-          <w:p>
-            <w:pPr>
-              <w:pStyle w:val="Compact"/>
-              <w:jc w:val="left"/>
-            </w:pPr>
-            <w:r>
-              <w:rPr>
-                <w:sz w:val="19"/>
-              </w:rPr>
-              <w:t xml:space="preserve">Any attack</w:t>
-            </w:r>
-          </w:p>
-        </w:tc>
-        <w:tc>
-          <w:tcPr/>
-          <w:p>
-            <w:pPr>
-              <w:pStyle w:val="Compact"/>
-              <w:jc w:val="left"/>
-            </w:pPr>
-            <w:r>
-              <w:rPr>
-                <w:sz w:val="19"/>
-              </w:rPr>
-              <w:t xml:space="preserve">The next attack on this target this round gets +2</w:t>
-            </w:r>
-          </w:p>
-        </w:tc>
-      </w:tr>
-      <w:tr>
-        <w:tc>
-          <w:tcPr/>
-          <w:p>
-            <w:pPr>
-              <w:pStyle w:val="Compact"/>
-              <w:jc w:val="left"/>
-            </w:pPr>
-            <w:r>
-              <w:rPr>
-                <w:b/>
-                <w:sz w:val="19"/>
-              </w:rPr>
-              <w:t xml:space="preserve">Precise</w:t>
-            </w:r>
-          </w:p>
-        </w:tc>
-        <w:tc>
-          <w:tcPr/>
-          <w:p>
-            <w:pPr>
-              <w:pStyle w:val="Compact"/>
-              <w:jc w:val="left"/>
-            </w:pPr>
-            <w:r>
-              <w:rPr>
-                <w:sz w:val="19"/>
-              </w:rPr>
-              <w:t xml:space="preserve">Any attack</w:t>
-            </w:r>
-          </w:p>
-        </w:tc>
-        <w:tc>
-          <w:tcPr/>
-          <w:p>
-            <w:pPr>
-              <w:pStyle w:val="Compact"/>
-              <w:jc w:val="left"/>
-            </w:pPr>
-            <w:r>
-              <w:rPr>
-                <w:sz w:val="19"/>
-              </w:rPr>
-              <w:t xml:space="preserve">You hit exactly what you aimed at: the lantern, the rope, the tire, the hand on the trigger. It changes the situation, never the rules: no extra boxes, no getting past a defense, no instant death</w:t>
+                <w:bCs/>
+                <w:b/>
+                <w:sz w:val="19"/>
+              </w:rPr>
+              <w:t xml:space="preserve">Its own word, backed up</w:t>
+            </w:r>
+          </w:p>
+        </w:tc>
+        <w:tc>
+          <w:tcPr/>
+          <w:p>
+            <w:pPr>
+              <w:pStyle w:val="Compact"/>
+              <w:jc w:val="left"/>
+            </w:pPr>
+            <w:r>
+              <w:rPr>
+                <w:sz w:val="19"/>
+              </w:rPr>
+              <w:t xml:space="preserve">What the subject itself, or someone close to it, tells you, supported by evidence.</w:t>
+            </w:r>
+          </w:p>
+        </w:tc>
+        <w:tc>
+          <w:tcPr/>
+          <w:p>
+            <w:pPr>
+              <w:pStyle w:val="Compact"/>
+              <w:jc w:val="left"/>
+            </w:pPr>
+            <w:r>
+              <w:rPr>
+                <w:sz w:val="19"/>
+              </w:rPr>
+              <w:t xml:space="preserve">a track +1</w:t>
             </w:r>
           </w:p>
         </w:tc>
@@ -4056,36 +3571,372 @@
     </w:tbl>
     <w:p>
       <w:pPr>
+        <w:numPr>
+          <w:ilvl w:val="0"/>
+          <w:numId w:val="1007"/>
+        </w:numPr>
+        <w:pStyle w:val="Compact"/>
+      </w:pPr>
+      <w:r>
+        <w:rPr>
+          <w:bCs/>
+          <w:b/>
+        </w:rPr>
+        <w:t xml:space="preserve">A basis for a proposal.</w:t>
+      </w:r>
+      <w:r>
+        <w:t xml:space="preserve"> </w:t>
+      </w:r>
+      <w:r>
+        <w:t xml:space="preserve">An investigation proposal needs a reasonable basis: what the characters have heard, evidence, testimony, their own experience, or a suspicion they can explain. Naming the right answer with nothing behind it doesn’t earn a Legend card. The GM asks what supports an approach, and never rejects it just because it matches the hidden truth.</w:t>
+      </w:r>
+    </w:p>
+    <w:p>
+      <w:pPr>
+        <w:numPr>
+          <w:ilvl w:val="0"/>
+          <w:numId w:val="1007"/>
+        </w:numPr>
+        <w:pStyle w:val="Compact"/>
+      </w:pPr>
+      <w:r>
+        <w:rPr>
+          <w:bCs/>
+          <w:b/>
+        </w:rPr>
+        <w:t xml:space="preserve">Ideas are free; information isn’t.</w:t>
+      </w:r>
+      <w:r>
+        <w:t xml:space="preserve"> </w:t>
+      </w:r>
+      <w:r>
+        <w:t xml:space="preserve">Proposing a theory costs nothing. Learning something does: a discovery clock’s scenes and failed rolls, or the price of a direct source (above).</w:t>
+      </w:r>
+    </w:p>
+    <w:p>
+      <w:pPr>
+        <w:numPr>
+          <w:ilvl w:val="0"/>
+          <w:numId w:val="1007"/>
+        </w:numPr>
+        <w:pStyle w:val="Compact"/>
+      </w:pPr>
+      <w:r>
+        <w:rPr>
+          <w:bCs/>
+          <w:b/>
+        </w:rPr>
+        <w:t xml:space="preserve">Enough clues.</w:t>
+      </w:r>
+      <w:r>
+        <w:t xml:space="preserve"> </w:t>
+      </w:r>
+      <w:r>
+        <w:t xml:space="preserve">The GM provides enough clues, and more than one route to each answer: a mission shouldn’t stall on a single missed roll.</w:t>
+      </w:r>
+    </w:p>
+    <w:bookmarkEnd w:id="50"/>
+    <w:bookmarkStart w:id="51" w:name="the-threat-clock"/>
+    <w:p>
+      <w:pPr>
+        <w:pStyle w:val="Heading3"/>
+      </w:pPr>
+      <w:r>
+        <w:t xml:space="preserve">The threat clock</w:t>
+      </w:r>
+    </w:p>
+    <w:p>
+      <w:pPr>
+        <w:pStyle w:val="FirstParagraph"/>
+      </w:pPr>
+      <w:r>
+        <w:t xml:space="preserve">A discovery clock always races a threat clock. The setting names the threat clock and what happens when it fills: a creature claiming another victim, a villain escalating, a reactor going critical.</w:t>
+      </w:r>
+    </w:p>
+    <w:bookmarkEnd w:id="51"/>
+    <w:bookmarkStart w:id="52" w:name="what-investigating-costs"/>
+    <w:p>
+      <w:pPr>
+        <w:pStyle w:val="Heading3"/>
+      </w:pPr>
+      <w:r>
+        <w:t xml:space="preserve">What investigating costs</w:t>
+      </w:r>
+    </w:p>
+    <w:p>
+      <w:pPr>
+        <w:pStyle w:val="FirstParagraph"/>
+      </w:pPr>
+      <w:r>
+        <w:t xml:space="preserve">When an investigation roll fails, or a player pushes, one of the setting’s shared tracks ticks up by one, chosen by how the party is digging. A failed roll can still turn up a lead when the story allows it, but the track still ticks.</w:t>
+      </w:r>
+    </w:p>
+    <w:p>
+      <w:pPr>
         <w:pStyle w:val="BodyText"/>
       </w:pPr>
-      <w:r>
-        <w:rPr>
-          <w:bCs/>
-          <w:b/>
-        </w:rPr>
-        <w:t xml:space="preserve">Limits.</w:t>
-      </w:r>
-      <w:r>
-        <w:t xml:space="preserve"> </w:t>
-      </w:r>
-      <w:r>
-        <w:t xml:space="preserve">A telling hit never adds boxes and never gets past a defense. It never kills outright, disables a character for good, or destroys exceptional equipment: those come only from injury, from the</w:t>
-      </w:r>
-      <w:r>
-        <w:t xml:space="preserve"> </w:t>
-      </w:r>
       <w:r>
         <w:rPr>
           <w:iCs/>
           <w:i/>
         </w:rPr>
-        <w:t xml:space="preserve">Dying and death</w:t>
-      </w:r>
-      <w:r>
-        <w:t xml:space="preserve"> </w:t>
-      </w:r>
-      <w:r>
-        <w:t xml:space="preserve">rules, or from an established weakness. Only the effects a weapon can deliver are open to it (the</w:t>
+        <w:t xml:space="preserve">Each setting names its Legend cards, their collection, the threat clock, the tracks investigating pushes, each source’s price and the methods. Trails of Blood &amp; Dust: lore cards in a hunter’s almanac; Fracture Lines: data records in an archive; The Shattered Crown: tales in a saga; Aurora: dossiers in a binder.</w:t>
+      </w:r>
+    </w:p>
+    <w:bookmarkEnd w:id="52"/>
+    <w:bookmarkEnd w:id="53"/>
+    <w:bookmarkStart w:id="54" w:name="chases"/>
+    <w:p>
+      <w:pPr>
+        <w:pStyle w:val="Heading2"/>
+      </w:pPr>
+      <w:r>
+        <w:t xml:space="preserve">Chases</w:t>
+      </w:r>
+    </w:p>
+    <w:p>
+      <w:pPr>
+        <w:pStyle w:val="FirstParagraph"/>
+      </w:pPr>
+      <w:r>
+        <w:t xml:space="preserve">Run a chase as a progress clock for the pursuers against a danger clock for the quarry’s escape. Each exchange, the characters roll the skill that moves them (the chase skill, or Athletics on foot): success ticks the pursuers’ clock, failure ticks the escape. Terrain, a tired mount or a damaged engine, and attacks made on the move (at −2) adjust the rolls.</w:t>
+      </w:r>
+    </w:p>
+    <w:bookmarkEnd w:id="54"/>
+    <w:bookmarkEnd w:id="55"/>
+    <w:bookmarkStart w:id="68" w:name="personal-combat"/>
+    <w:p>
+      <w:pPr>
+        <w:pStyle w:val="Heading1"/>
+      </w:pPr>
+      <w:r>
+        <w:t xml:space="preserve">Personal combat</w:t>
+      </w:r>
+    </w:p>
+    <w:bookmarkStart w:id="56" w:name="turn-order-and-actions"/>
+    <w:p>
+      <w:pPr>
+        <w:pStyle w:val="Heading2"/>
+      </w:pPr>
+      <w:r>
+        <w:t xml:space="preserve">Turn order and actions</w:t>
+      </w:r>
+    </w:p>
+    <w:p>
+      <w:pPr>
+        <w:pStyle w:val="FirstParagraph"/>
+      </w:pPr>
+      <w:r>
+        <w:t xml:space="preserve">Act in descending Agility order. Players choose the order of tied characters; the GM resolves other ties. A round lasts a few seconds. On your turn, move up to your</w:t>
+      </w:r>
+      <w:r>
+        <w:t xml:space="preserve"> </w:t>
+      </w:r>
+      <w:r>
+        <w:rPr>
+          <w:bCs/>
+          <w:b/>
+        </w:rPr>
+        <w:t xml:space="preserve">Move</w:t>
+      </w:r>
+      <w:r>
+        <w:t xml:space="preserve"> </w:t>
+      </w:r>
+      <w:r>
+        <w:t xml:space="preserve">(below) and take one meaningful action, such as attacking, reloading, helping, or attempting a task.</w:t>
+      </w:r>
+    </w:p>
+    <w:bookmarkEnd w:id="56"/>
+    <w:bookmarkStart w:id="57" w:name="attacking-and-defending"/>
+    <w:p>
+      <w:pPr>
+        <w:pStyle w:val="Heading2"/>
+      </w:pPr>
+      <w:r>
+        <w:t xml:space="preserve">Attacking and defending</w:t>
+      </w:r>
+    </w:p>
+    <w:p>
+      <w:pPr>
+        <w:pStyle w:val="FirstParagraph"/>
+      </w:pPr>
+      <w:r>
+        <w:t xml:space="preserve">Roll a ranged skill for a ranged attack, a melee skill for a weapon in hand, or an unarmed skill for fists and grappling. If the attack succeeds, an aware target able to move may</w:t>
+      </w:r>
+      <w:r>
+        <w:t xml:space="preserve"> </w:t>
+      </w:r>
+      <w:r>
+        <w:rPr>
+          <w:bCs/>
+          <w:b/>
+        </w:rPr>
+        <w:t xml:space="preserve">defend</w:t>
+      </w:r>
+      <w:r>
+        <w:t xml:space="preserve">: Dodge, Parry or Block. A successful defense cancels the hit. Apply injury penalties to every defense.</w:t>
+      </w:r>
+    </w:p>
+    <w:p>
+      <w:pPr>
+        <w:numPr>
+          <w:ilvl w:val="0"/>
+          <w:numId w:val="1008"/>
+        </w:numPr>
+        <w:pStyle w:val="Compact"/>
+      </w:pPr>
+      <w:r>
+        <w:rPr>
+          <w:bCs/>
+          <w:b/>
+        </w:rPr>
+        <w:t xml:space="preserve">One defense a round.</w:t>
+      </w:r>
+      <w:r>
+        <w:t xml:space="preserve"> </w:t>
+      </w:r>
+      <w:r>
+        <w:t xml:space="preserve">A target gets one defense a round, between its turns, and chooses which when an attack hits.</w:t>
+      </w:r>
+    </w:p>
+    <w:p>
+      <w:pPr>
+        <w:numPr>
+          <w:ilvl w:val="0"/>
+          <w:numId w:val="1008"/>
+        </w:numPr>
+        <w:pStyle w:val="Compact"/>
+      </w:pPr>
+      <w:r>
+        <w:rPr>
+          <w:bCs/>
+          <w:b/>
+        </w:rPr>
+        <w:t xml:space="preserve">Additional Defense.</w:t>
+      </w:r>
+      <w:r>
+        <w:t xml:space="preserve"> </w:t>
+      </w:r>
+      <w:r>
+        <w:t xml:space="preserve">With this Edge you may attempt a second defense each round at −2, in addition to attack-quality and injury penalties. You cannot defend twice against the same attack.</w:t>
+      </w:r>
+    </w:p>
+    <w:p>
+      <w:pPr>
+        <w:numPr>
+          <w:ilvl w:val="0"/>
+          <w:numId w:val="1008"/>
+        </w:numPr>
+        <w:pStyle w:val="Compact"/>
+      </w:pPr>
+      <w:r>
+        <w:rPr>
+          <w:bCs/>
+          <w:b/>
+        </w:rPr>
+        <w:t xml:space="preserve">Dodge</w:t>
+      </w:r>
+      <w:r>
+        <w:t xml:space="preserve"> </w:t>
+      </w:r>
+      <w:r>
+        <w:t xml:space="preserve">is Agility −2, with +1 for Trained Athletics or +2 for Athletics as a Specialty or Expert.</w:t>
+      </w:r>
+    </w:p>
+    <w:p>
+      <w:pPr>
+        <w:numPr>
+          <w:ilvl w:val="0"/>
+          <w:numId w:val="1008"/>
+        </w:numPr>
+        <w:pStyle w:val="Compact"/>
+      </w:pPr>
+      <w:r>
+        <w:rPr>
+          <w:bCs/>
+          <w:b/>
+        </w:rPr>
+        <w:t xml:space="preserve">Parry.</w:t>
+      </w:r>
+      <w:r>
+        <w:t xml:space="preserve"> </w:t>
+      </w:r>
+      <w:r>
+        <w:t xml:space="preserve">Against a weapon in hand or fists, roll a melee skill −3 with a weapon in hand, or an unarmed skill −3 bare-handed against fists. An open hand can’t parry a blade, claws or fangs. Nobody parries a shot or a missile.</w:t>
+      </w:r>
+    </w:p>
+    <w:p>
+      <w:pPr>
+        <w:numPr>
+          <w:ilvl w:val="0"/>
+          <w:numId w:val="1008"/>
+        </w:numPr>
+        <w:pStyle w:val="Compact"/>
+      </w:pPr>
+      <w:r>
+        <w:rPr>
+          <w:bCs/>
+          <w:b/>
+        </w:rPr>
+        <w:t xml:space="preserve">Block.</w:t>
+      </w:r>
+      <w:r>
+        <w:t xml:space="preserve"> </w:t>
+      </w:r>
+      <w:r>
+        <w:t xml:space="preserve">With a shield, or anything that can stand in for one (a chair, a plank, a crate lid), you can block a weapon in hand, fists, or a thrown or loosed missile: roll a melee skill −2, plus the shield’s bonus. Nothing you can lift blocks a gunshot or a blast. An improvised shield breaks the first time it blocks a hit of 2 or more boxes.</w:t>
+      </w:r>
+    </w:p>
+    <w:p>
+      <w:pPr>
+        <w:numPr>
+          <w:ilvl w:val="0"/>
+          <w:numId w:val="1008"/>
+        </w:numPr>
+        <w:pStyle w:val="Compact"/>
+      </w:pPr>
+      <w:r>
+        <w:rPr>
+          <w:bCs/>
+          <w:b/>
+        </w:rPr>
+        <w:t xml:space="preserve">Attack quality.</w:t>
+      </w:r>
+      <w:r>
+        <w:t xml:space="preserve"> </w:t>
+      </w:r>
+      <w:r>
+        <w:t xml:space="preserve">A clean hit is harder to escape. When an attack succeeds by 3 or 4, the defense is at −1; by 5 or 6, −2; by 7 or more, −3.</w:t>
+      </w:r>
+    </w:p>
+    <w:p>
+      <w:pPr>
+        <w:numPr>
+          <w:ilvl w:val="0"/>
+          <w:numId w:val="1008"/>
+        </w:numPr>
+        <w:pStyle w:val="Compact"/>
+      </w:pPr>
+      <w:r>
+        <w:rPr>
+          <w:bCs/>
+          <w:b/>
+        </w:rPr>
+        <w:t xml:space="preserve">Aim.</w:t>
+      </w:r>
+      <w:r>
+        <w:t xml:space="preserve"> </w:t>
+      </w:r>
+      <w:r>
+        <w:t xml:space="preserve">Spend your action aiming at a target you can see: +1 to your next attack against it. An advantage that rewards aiming adds its bonus to this.</w:t>
+      </w:r>
+    </w:p>
+    <w:p>
+      <w:pPr>
+        <w:pStyle w:val="FirstParagraph"/>
+      </w:pPr>
+      <w:r>
+        <w:t xml:space="preserve">Solid cover blocks a shot. Partial cover imposes −2 on the attack. Weapon effects apply after a hit survives any defense. Success margin does not increase damage: a great hit decides</w:t>
       </w:r>
       <w:r>
         <w:t xml:space="preserve"> </w:t>
@@ -4095,57 +3946,23 @@
           <w:iCs/>
           <w:i/>
         </w:rPr>
-        <w:t xml:space="preserve">With</w:t>
-      </w:r>
-      <w:r>
-        <w:t xml:space="preserve"> </w:t>
-      </w:r>
-      <w:r>
-        <w:t xml:space="preserve">column; a weapon’s entry may add one, as a taser knocks down). Keeping someone’s head down with gunfire isn’t a pin: that’s cover and a threat. The effect still has to make sense: nobody disarms a bear or knocks down a train, and the GM can rule an effect out. Opponents who drop from one hit are already down, so a telling hit against them sets up what comes next, like sending one crashing into another.</w:t>
-      </w:r>
-    </w:p>
-    <w:p>
-      <w:pPr>
-        <w:pStyle w:val="BodyText"/>
-      </w:pPr>
-      <w:r>
-        <w:rPr>
-          <w:bCs/>
-          <w:b/>
-        </w:rPr>
-        <w:t xml:space="preserve">Staying alive.</w:t>
-      </w:r>
-      <w:r>
-        <w:t xml:space="preserve"> </w:t>
-      </w:r>
-      <w:r>
-        <w:t xml:space="preserve">A character on the receiving end can shrug off a telling hit’s effect with</w:t>
-      </w:r>
-      <w:r>
-        <w:t xml:space="preserve"> </w:t>
-      </w:r>
-      <w:r>
-        <w:rPr>
-          <w:bCs/>
-          <w:b/>
-        </w:rPr>
-        <w:t xml:space="preserve">Hard to put down</w:t>
-      </w:r>
-      <w:r>
-        <w:t xml:space="preserve"> </w:t>
-      </w:r>
-      <w:r>
-        <w:t xml:space="preserve">(once per fight) or by spending a Legend point. Either way, they still take the boxes.</w:t>
+        <w:t xml:space="preserve">what</w:t>
+      </w:r>
+      <w:r>
+        <w:t xml:space="preserve"> </w:t>
+      </w:r>
+      <w:r>
+        <w:t xml:space="preserve">happens instead.</w:t>
       </w:r>
     </w:p>
     <w:bookmarkEnd w:id="57"/>
-    <w:bookmarkStart w:id="58" w:name="range"/>
+    <w:bookmarkStart w:id="58" w:name="telling-hits"/>
     <w:p>
       <w:pPr>
         <w:pStyle w:val="Heading2"/>
       </w:pPr>
       <w:r>
-        <w:t xml:space="preserve">Range</w:t>
+        <w:t xml:space="preserve">Telling hits</w:t>
       </w:r>
     </w:p>
     <w:p>
@@ -4153,7 +3970,102 @@
         <w:pStyle w:val="FirstParagraph"/>
       </w:pPr>
       <w:r>
-        <w:t xml:space="preserve">Distances fall into five bands:</w:t>
+        <w:t xml:space="preserve">A really good shot, or a blow that lands exactly where it was meant to, lets the attacker say what it does.</w:t>
+      </w:r>
+    </w:p>
+    <w:p>
+      <w:pPr>
+        <w:numPr>
+          <w:ilvl w:val="0"/>
+          <w:numId w:val="1009"/>
+        </w:numPr>
+        <w:pStyle w:val="Compact"/>
+      </w:pPr>
+      <w:r>
+        <w:rPr>
+          <w:bCs/>
+          <w:b/>
+        </w:rPr>
+        <w:t xml:space="preserve">A telling hit</w:t>
+      </w:r>
+      <w:r>
+        <w:t xml:space="preserve"> </w:t>
+      </w:r>
+      <w:r>
+        <w:t xml:space="preserve">is an attack that succeeds by</w:t>
+      </w:r>
+      <w:r>
+        <w:t xml:space="preserve"> </w:t>
+      </w:r>
+      <w:r>
+        <w:rPr>
+          <w:bCs/>
+          <w:b/>
+        </w:rPr>
+        <w:t xml:space="preserve">5 or more</w:t>
+      </w:r>
+      <w:r>
+        <w:t xml:space="preserve">, or on a natural 3 or 4, and isn’t stopped by a defense. The attacker picks</w:t>
+      </w:r>
+      <w:r>
+        <w:t xml:space="preserve"> </w:t>
+      </w:r>
+      <w:r>
+        <w:rPr>
+          <w:bCs/>
+          <w:b/>
+        </w:rPr>
+        <w:t xml:space="preserve">one effect</w:t>
+      </w:r>
+      <w:r>
+        <w:t xml:space="preserve"> </w:t>
+      </w:r>
+      <w:r>
+        <w:t xml:space="preserve">below and describes it. The weapon still marks its usual boxes.</w:t>
+      </w:r>
+    </w:p>
+    <w:p>
+      <w:pPr>
+        <w:numPr>
+          <w:ilvl w:val="0"/>
+          <w:numId w:val="1009"/>
+        </w:numPr>
+        <w:pStyle w:val="Compact"/>
+      </w:pPr>
+      <w:r>
+        <w:rPr>
+          <w:bCs/>
+          <w:b/>
+        </w:rPr>
+        <w:t xml:space="preserve">A called shot.</w:t>
+      </w:r>
+      <w:r>
+        <w:t xml:space="preserve"> </w:t>
+      </w:r>
+      <w:r>
+        <w:t xml:space="preserve">Before rolling, name an effect your weapon can deliver and take −2 on the attack, or −4 for a small target (a hand, an eye, a rope, a lock). If the attack hits at all, the effect happens, whatever the margin. An advantage that rewards aiming cuts this penalty by 1.</w:t>
+      </w:r>
+    </w:p>
+    <w:p>
+      <w:pPr>
+        <w:numPr>
+          <w:ilvl w:val="0"/>
+          <w:numId w:val="1009"/>
+        </w:numPr>
+        <w:pStyle w:val="Compact"/>
+      </w:pPr>
+      <w:r>
+        <w:rPr>
+          <w:bCs/>
+          <w:b/>
+        </w:rPr>
+        <w:t xml:space="preserve">Both ways.</w:t>
+      </w:r>
+      <w:r>
+        <w:t xml:space="preserve"> </w:t>
+      </w:r>
+      <w:r>
+        <w:t xml:space="preserve">Opponents land telling hits on characters too.</w:t>
       </w:r>
     </w:p>
     <w:tbl>
@@ -4194,7 +4106,7 @@
                 <w:b/>
                 <w:sz w:val="19"/>
               </w:rPr>
-              <w:t xml:space="preserve">Band</w:t>
+              <w:t xml:space="preserve">Effect</w:t>
             </w:r>
           </w:p>
         </w:tc>
@@ -4212,7 +4124,7 @@
                 <w:b/>
                 <w:sz w:val="19"/>
               </w:rPr>
-              <w:t xml:space="preserve">Distance</w:t>
+              <w:t xml:space="preserve">With</w:t>
             </w:r>
           </w:p>
         </w:tc>
@@ -4230,7 +4142,7 @@
                 <w:b/>
                 <w:sz w:val="19"/>
               </w:rPr>
-              <w:t xml:space="preserve">For example</w:t>
+              <w:t xml:space="preserve">What happens</w:t>
             </w:r>
           </w:p>
         </w:tc>
@@ -4248,37 +4160,37 @@
                 <w:b/>
                 <w:sz w:val="19"/>
               </w:rPr>
-              <w:t xml:space="preserve">Close</w:t>
-            </w:r>
-          </w:p>
-        </w:tc>
-        <w:tc>
-          <w:tcPr/>
-          <w:p>
-            <w:pPr>
-              <w:pStyle w:val="Compact"/>
-              <w:jc w:val="left"/>
-            </w:pPr>
-            <w:r>
-              <w:rPr>
-                <w:sz w:val="19"/>
-              </w:rPr>
-              <w:t xml:space="preserve">Up to 10 yards</w:t>
-            </w:r>
-          </w:p>
-        </w:tc>
-        <w:tc>
-          <w:tcPr/>
-          <w:p>
-            <w:pPr>
-              <w:pStyle w:val="Compact"/>
-              <w:jc w:val="left"/>
-            </w:pPr>
-            <w:r>
-              <w:rPr>
-                <w:sz w:val="19"/>
-              </w:rPr>
-              <w:t xml:space="preserve">Across a room; one move covers it</w:t>
+              <w:t xml:space="preserve">Disarm</w:t>
+            </w:r>
+          </w:p>
+        </w:tc>
+        <w:tc>
+          <w:tcPr/>
+          <w:p>
+            <w:pPr>
+              <w:pStyle w:val="Compact"/>
+              <w:jc w:val="left"/>
+            </w:pPr>
+            <w:r>
+              <w:rPr>
+                <w:sz w:val="19"/>
+              </w:rPr>
+              <w:t xml:space="preserve">Any attack</w:t>
+            </w:r>
+          </w:p>
+        </w:tc>
+        <w:tc>
+          <w:tcPr/>
+          <w:p>
+            <w:pPr>
+              <w:pStyle w:val="Compact"/>
+              <w:jc w:val="left"/>
+            </w:pPr>
+            <w:r>
+              <w:rPr>
+                <w:sz w:val="19"/>
+              </w:rPr>
+              <w:t xml:space="preserve">The weapon or held item drops, or flies a few yards away</w:t>
             </w:r>
           </w:p>
         </w:tc>
@@ -4296,37 +4208,37 @@
                 <w:b/>
                 <w:sz w:val="19"/>
               </w:rPr>
-              <w:t xml:space="preserve">Short</w:t>
-            </w:r>
-          </w:p>
-        </w:tc>
-        <w:tc>
-          <w:tcPr/>
-          <w:p>
-            <w:pPr>
-              <w:pStyle w:val="Compact"/>
-              <w:jc w:val="left"/>
-            </w:pPr>
-            <w:r>
-              <w:rPr>
-                <w:sz w:val="19"/>
-              </w:rPr>
-              <w:t xml:space="preserve">Up to 25 yards</w:t>
-            </w:r>
-          </w:p>
-        </w:tc>
-        <w:tc>
-          <w:tcPr/>
-          <w:p>
-            <w:pPr>
-              <w:pStyle w:val="Compact"/>
-              <w:jc w:val="left"/>
-            </w:pPr>
-            <w:r>
-              <w:rPr>
-                <w:sz w:val="19"/>
-              </w:rPr>
-              <w:t xml:space="preserve">Across a street or a courtyard</w:t>
+              <w:t xml:space="preserve">Knock down</w:t>
+            </w:r>
+          </w:p>
+        </w:tc>
+        <w:tc>
+          <w:tcPr/>
+          <w:p>
+            <w:pPr>
+              <w:pStyle w:val="Compact"/>
+              <w:jc w:val="left"/>
+            </w:pPr>
+            <w:r>
+              <w:rPr>
+                <w:sz w:val="19"/>
+              </w:rPr>
+              <w:t xml:space="preserve">A weapon in hand or fists, or a shot or missile that marks 2 or more boxes</w:t>
+            </w:r>
+          </w:p>
+        </w:tc>
+        <w:tc>
+          <w:tcPr/>
+          <w:p>
+            <w:pPr>
+              <w:pStyle w:val="Compact"/>
+              <w:jc w:val="left"/>
+            </w:pPr>
+            <w:r>
+              <w:rPr>
+                <w:sz w:val="19"/>
+              </w:rPr>
+              <w:t xml:space="preserve">The target falls prone, or is driven back a few steps. Standing up uses the target’s move on their next turn; they still take their action</w:t>
             </w:r>
           </w:p>
         </w:tc>
@@ -4344,37 +4256,37 @@
                 <w:b/>
                 <w:sz w:val="19"/>
               </w:rPr>
-              <w:t xml:space="preserve">Medium</w:t>
-            </w:r>
-          </w:p>
-        </w:tc>
-        <w:tc>
-          <w:tcPr/>
-          <w:p>
-            <w:pPr>
-              <w:pStyle w:val="Compact"/>
-              <w:jc w:val="left"/>
-            </w:pPr>
-            <w:r>
-              <w:rPr>
-                <w:sz w:val="19"/>
-              </w:rPr>
-              <w:t xml:space="preserve">Up to 100 yards</w:t>
-            </w:r>
-          </w:p>
-        </w:tc>
-        <w:tc>
-          <w:tcPr/>
-          <w:p>
-            <w:pPr>
-              <w:pStyle w:val="Compact"/>
-              <w:jc w:val="left"/>
-            </w:pPr>
-            <w:r>
-              <w:rPr>
-                <w:sz w:val="19"/>
-              </w:rPr>
-              <w:t xml:space="preserve">A city block, a long field</w:t>
+              <w:t xml:space="preserve">Pin</w:t>
+            </w:r>
+          </w:p>
+        </w:tc>
+        <w:tc>
+          <w:tcPr/>
+          <w:p>
+            <w:pPr>
+              <w:pStyle w:val="Compact"/>
+              <w:jc w:val="left"/>
+            </w:pPr>
+            <w:r>
+              <w:rPr>
+                <w:sz w:val="19"/>
+              </w:rPr>
+              <w:t xml:space="preserve">A weapon in hand, fists or a grapple</w:t>
+            </w:r>
+          </w:p>
+        </w:tc>
+        <w:tc>
+          <w:tcPr/>
+          <w:p>
+            <w:pPr>
+              <w:pStyle w:val="Compact"/>
+              <w:jc w:val="left"/>
+            </w:pPr>
+            <w:r>
+              <w:rPr>
+                <w:sz w:val="19"/>
+              </w:rPr>
+              <w:t xml:space="preserve">The target is grabbed, held, or pinned against a wall or the ground. Their next action goes to getting free, and then they are free: no roll needed. Keeping them pinned takes another successful attack</w:t>
             </w:r>
           </w:p>
         </w:tc>
@@ -4392,37 +4304,37 @@
                 <w:b/>
                 <w:sz w:val="19"/>
               </w:rPr>
-              <w:t xml:space="preserve">Long</w:t>
-            </w:r>
-          </w:p>
-        </w:tc>
-        <w:tc>
-          <w:tcPr/>
-          <w:p>
-            <w:pPr>
-              <w:pStyle w:val="Compact"/>
-              <w:jc w:val="left"/>
-            </w:pPr>
-            <w:r>
-              <w:rPr>
-                <w:sz w:val="19"/>
-              </w:rPr>
-              <w:t xml:space="preserve">Up to 300 yards</w:t>
-            </w:r>
-          </w:p>
-        </w:tc>
-        <w:tc>
-          <w:tcPr/>
-          <w:p>
-            <w:pPr>
-              <w:pStyle w:val="Compact"/>
-              <w:jc w:val="left"/>
-            </w:pPr>
-            <w:r>
-              <w:rPr>
-                <w:sz w:val="19"/>
-              </w:rPr>
-              <w:t xml:space="preserve">Across a park, a harbor or a small valley</w:t>
+              <w:t xml:space="preserve">Rattle</w:t>
+            </w:r>
+          </w:p>
+        </w:tc>
+        <w:tc>
+          <w:tcPr/>
+          <w:p>
+            <w:pPr>
+              <w:pStyle w:val="Compact"/>
+              <w:jc w:val="left"/>
+            </w:pPr>
+            <w:r>
+              <w:rPr>
+                <w:sz w:val="19"/>
+              </w:rPr>
+              <w:t xml:space="preserve">Any attack</w:t>
+            </w:r>
+          </w:p>
+        </w:tc>
+        <w:tc>
+          <w:tcPr/>
+          <w:p>
+            <w:pPr>
+              <w:pStyle w:val="Compact"/>
+              <w:jc w:val="left"/>
+            </w:pPr>
+            <w:r>
+              <w:rPr>
+                <w:sz w:val="19"/>
+              </w:rPr>
+              <w:t xml:space="preserve">−2 to the target’s next roll</w:t>
             </w:r>
           </w:p>
         </w:tc>
@@ -4440,37 +4352,133 @@
                 <w:b/>
                 <w:sz w:val="19"/>
               </w:rPr>
-              <w:t xml:space="preserve">Extreme</w:t>
-            </w:r>
-          </w:p>
-        </w:tc>
-        <w:tc>
-          <w:tcPr/>
-          <w:p>
-            <w:pPr>
-              <w:pStyle w:val="Compact"/>
-              <w:jc w:val="left"/>
-            </w:pPr>
-            <w:r>
-              <w:rPr>
-                <w:sz w:val="19"/>
-              </w:rPr>
-              <w:t xml:space="preserve">Up to 1,000 yards, in line of sight</w:t>
-            </w:r>
-          </w:p>
-        </w:tc>
-        <w:tc>
-          <w:tcPr/>
-          <w:p>
-            <w:pPr>
-              <w:pStyle w:val="Compact"/>
-              <w:jc w:val="left"/>
-            </w:pPr>
-            <w:r>
-              <w:rPr>
-                <w:sz w:val="19"/>
-              </w:rPr>
-              <w:t xml:space="preserve">Rooftop to rooftop across a town</w:t>
+              <w:t xml:space="preserve">Break gear</w:t>
+            </w:r>
+          </w:p>
+        </w:tc>
+        <w:tc>
+          <w:tcPr/>
+          <w:p>
+            <w:pPr>
+              <w:pStyle w:val="Compact"/>
+              <w:jc w:val="left"/>
+            </w:pPr>
+            <w:r>
+              <w:rPr>
+                <w:sz w:val="19"/>
+              </w:rPr>
+              <w:t xml:space="preserve">Any attack but bare hands and natural weapons</w:t>
+            </w:r>
+          </w:p>
+        </w:tc>
+        <w:tc>
+          <w:tcPr/>
+          <w:p>
+            <w:pPr>
+              <w:pStyle w:val="Compact"/>
+              <w:jc w:val="left"/>
+            </w:pPr>
+            <w:r>
+              <w:rPr>
+                <w:sz w:val="19"/>
+              </w:rPr>
+              <w:t xml:space="preserve">A weapon, shield or tool is knocked out of use (jammed, bent, unstrung, cracked) until its owner spends an action putting it right. It’s destroyed for good only if it was already vulnerable (a rotten haft, an improvised shield) or the attacker has a weakness to exploit. Armor loses 1 protection until it’s repaired</w:t>
+            </w:r>
+          </w:p>
+        </w:tc>
+      </w:tr>
+      <w:tr>
+        <w:tc>
+          <w:tcPr/>
+          <w:p>
+            <w:pPr>
+              <w:pStyle w:val="Compact"/>
+              <w:jc w:val="left"/>
+            </w:pPr>
+            <w:r>
+              <w:rPr>
+                <w:b/>
+                <w:sz w:val="19"/>
+              </w:rPr>
+              <w:t xml:space="preserve">Open them up</w:t>
+            </w:r>
+          </w:p>
+        </w:tc>
+        <w:tc>
+          <w:tcPr/>
+          <w:p>
+            <w:pPr>
+              <w:pStyle w:val="Compact"/>
+              <w:jc w:val="left"/>
+            </w:pPr>
+            <w:r>
+              <w:rPr>
+                <w:sz w:val="19"/>
+              </w:rPr>
+              <w:t xml:space="preserve">Any attack</w:t>
+            </w:r>
+          </w:p>
+        </w:tc>
+        <w:tc>
+          <w:tcPr/>
+          <w:p>
+            <w:pPr>
+              <w:pStyle w:val="Compact"/>
+              <w:jc w:val="left"/>
+            </w:pPr>
+            <w:r>
+              <w:rPr>
+                <w:sz w:val="19"/>
+              </w:rPr>
+              <w:t xml:space="preserve">The next attack on this target this round gets +2</w:t>
+            </w:r>
+          </w:p>
+        </w:tc>
+      </w:tr>
+      <w:tr>
+        <w:tc>
+          <w:tcPr/>
+          <w:p>
+            <w:pPr>
+              <w:pStyle w:val="Compact"/>
+              <w:jc w:val="left"/>
+            </w:pPr>
+            <w:r>
+              <w:rPr>
+                <w:b/>
+                <w:sz w:val="19"/>
+              </w:rPr>
+              <w:t xml:space="preserve">Precise</w:t>
+            </w:r>
+          </w:p>
+        </w:tc>
+        <w:tc>
+          <w:tcPr/>
+          <w:p>
+            <w:pPr>
+              <w:pStyle w:val="Compact"/>
+              <w:jc w:val="left"/>
+            </w:pPr>
+            <w:r>
+              <w:rPr>
+                <w:sz w:val="19"/>
+              </w:rPr>
+              <w:t xml:space="preserve">Any attack</w:t>
+            </w:r>
+          </w:p>
+        </w:tc>
+        <w:tc>
+          <w:tcPr/>
+          <w:p>
+            <w:pPr>
+              <w:pStyle w:val="Compact"/>
+              <w:jc w:val="left"/>
+            </w:pPr>
+            <w:r>
+              <w:rPr>
+                <w:sz w:val="19"/>
+              </w:rPr>
+              <w:t xml:space="preserve">You hit exactly what you aimed at: the lantern, the rope, the tire, the hand on the trigger. It changes the situation, never the rules: no extra boxes, no getting past a defense, no instant death</w:t>
             </w:r>
           </w:p>
         </w:tc>
@@ -4481,6 +4489,428 @@
         <w:pStyle w:val="BodyText"/>
       </w:pPr>
       <w:r>
+        <w:rPr>
+          <w:bCs/>
+          <w:b/>
+        </w:rPr>
+        <w:t xml:space="preserve">Limits.</w:t>
+      </w:r>
+      <w:r>
+        <w:t xml:space="preserve"> </w:t>
+      </w:r>
+      <w:r>
+        <w:t xml:space="preserve">A telling hit never adds boxes and never gets past a defense. It never kills outright, disables a character for good, or destroys exceptional equipment: those come only from injury, from the</w:t>
+      </w:r>
+      <w:r>
+        <w:t xml:space="preserve"> </w:t>
+      </w:r>
+      <w:r>
+        <w:rPr>
+          <w:iCs/>
+          <w:i/>
+        </w:rPr>
+        <w:t xml:space="preserve">Dying and death</w:t>
+      </w:r>
+      <w:r>
+        <w:t xml:space="preserve"> </w:t>
+      </w:r>
+      <w:r>
+        <w:t xml:space="preserve">rules, or from an established weakness. Only the effects a weapon can deliver are open to it (the</w:t>
+      </w:r>
+      <w:r>
+        <w:t xml:space="preserve"> </w:t>
+      </w:r>
+      <w:r>
+        <w:rPr>
+          <w:iCs/>
+          <w:i/>
+        </w:rPr>
+        <w:t xml:space="preserve">With</w:t>
+      </w:r>
+      <w:r>
+        <w:t xml:space="preserve"> </w:t>
+      </w:r>
+      <w:r>
+        <w:t xml:space="preserve">column; a weapon’s entry may add one, as a taser knocks down). Keeping someone’s head down with gunfire isn’t a pin: that’s cover and a threat. The effect still has to make sense: nobody disarms a bear or knocks down a train, and the GM can rule an effect out. Opponents who drop from one hit are already down, so a telling hit against them sets up what comes next, like sending one crashing into another.</w:t>
+      </w:r>
+    </w:p>
+    <w:p>
+      <w:pPr>
+        <w:pStyle w:val="BodyText"/>
+      </w:pPr>
+      <w:r>
+        <w:rPr>
+          <w:bCs/>
+          <w:b/>
+        </w:rPr>
+        <w:t xml:space="preserve">Staying alive.</w:t>
+      </w:r>
+      <w:r>
+        <w:t xml:space="preserve"> </w:t>
+      </w:r>
+      <w:r>
+        <w:t xml:space="preserve">A character on the receiving end can shrug off a telling hit’s effect with</w:t>
+      </w:r>
+      <w:r>
+        <w:t xml:space="preserve"> </w:t>
+      </w:r>
+      <w:r>
+        <w:rPr>
+          <w:bCs/>
+          <w:b/>
+        </w:rPr>
+        <w:t xml:space="preserve">Hard to put down</w:t>
+      </w:r>
+      <w:r>
+        <w:t xml:space="preserve"> </w:t>
+      </w:r>
+      <w:r>
+        <w:t xml:space="preserve">(once per fight) or by spending a Legend point. Either way, they still take the boxes.</w:t>
+      </w:r>
+    </w:p>
+    <w:bookmarkEnd w:id="58"/>
+    <w:bookmarkStart w:id="59" w:name="range"/>
+    <w:p>
+      <w:pPr>
+        <w:pStyle w:val="Heading2"/>
+      </w:pPr>
+      <w:r>
+        <w:t xml:space="preserve">Range</w:t>
+      </w:r>
+    </w:p>
+    <w:p>
+      <w:pPr>
+        <w:pStyle w:val="FirstParagraph"/>
+      </w:pPr>
+      <w:r>
+        <w:t xml:space="preserve">Distances fall into five bands:</w:t>
+      </w:r>
+    </w:p>
+    <w:tbl>
+      <w:tblPr>
+        <w:tblStyle w:val="Table"/>
+        <w:tblW w:type="pct" w:w="5000"/>
+        <w:tblLook w:firstRow="1" w:lastRow="0" w:firstColumn="0" w:lastColumn="0" w:noHBand="0" w:noVBand="0" w:val="0020"/>
+        <w:jc w:val="start"/>
+        <w:tblBorders>
+          <w:top w:val="single" w:sz="4" w:color="B8C2D3"/>
+          <w:left w:val="single" w:sz="4" w:color="B8C2D3"/>
+          <w:bottom w:val="single" w:sz="4" w:color="B8C2D3"/>
+          <w:right w:val="single" w:sz="4" w:color="B8C2D3"/>
+          <w:insideH w:val="single" w:sz="4" w:color="B8C2D3"/>
+          <w:insideV w:val="single" w:sz="4" w:color="B8C2D3"/>
+        </w:tblBorders>
+      </w:tblPr>
+      <w:tblGrid>
+        <w:gridCol w:w="2640"/>
+        <w:gridCol w:w="2640"/>
+        <w:gridCol w:w="2640"/>
+      </w:tblGrid>
+      <w:tr>
+        <w:trPr>
+          <w:tblHeader w:val="true"/>
+        </w:trPr>
+        <w:tc>
+          <w:tcPr>
+            <w:shd w:val="clear" w:fill="E9EEF6"/>
+          </w:tcPr>
+          <w:p>
+            <w:pPr>
+              <w:pStyle w:val="Compact"/>
+              <w:jc w:val="left"/>
+            </w:pPr>
+            <w:r>
+              <w:rPr>
+                <w:b/>
+                <w:sz w:val="19"/>
+              </w:rPr>
+              <w:t xml:space="preserve">Band</w:t>
+            </w:r>
+          </w:p>
+        </w:tc>
+        <w:tc>
+          <w:tcPr>
+            <w:shd w:val="clear" w:fill="E9EEF6"/>
+          </w:tcPr>
+          <w:p>
+            <w:pPr>
+              <w:pStyle w:val="Compact"/>
+              <w:jc w:val="left"/>
+            </w:pPr>
+            <w:r>
+              <w:rPr>
+                <w:b/>
+                <w:sz w:val="19"/>
+              </w:rPr>
+              <w:t xml:space="preserve">Distance</w:t>
+            </w:r>
+          </w:p>
+        </w:tc>
+        <w:tc>
+          <w:tcPr>
+            <w:shd w:val="clear" w:fill="E9EEF6"/>
+          </w:tcPr>
+          <w:p>
+            <w:pPr>
+              <w:pStyle w:val="Compact"/>
+              <w:jc w:val="left"/>
+            </w:pPr>
+            <w:r>
+              <w:rPr>
+                <w:b/>
+                <w:sz w:val="19"/>
+              </w:rPr>
+              <w:t xml:space="preserve">For example</w:t>
+            </w:r>
+          </w:p>
+        </w:tc>
+      </w:tr>
+      <w:tr>
+        <w:tc>
+          <w:tcPr/>
+          <w:p>
+            <w:pPr>
+              <w:pStyle w:val="Compact"/>
+              <w:jc w:val="left"/>
+            </w:pPr>
+            <w:r>
+              <w:rPr>
+                <w:b/>
+                <w:sz w:val="19"/>
+              </w:rPr>
+              <w:t xml:space="preserve">Close</w:t>
+            </w:r>
+          </w:p>
+        </w:tc>
+        <w:tc>
+          <w:tcPr/>
+          <w:p>
+            <w:pPr>
+              <w:pStyle w:val="Compact"/>
+              <w:jc w:val="left"/>
+            </w:pPr>
+            <w:r>
+              <w:rPr>
+                <w:sz w:val="19"/>
+              </w:rPr>
+              <w:t xml:space="preserve">Up to 10 yards</w:t>
+            </w:r>
+          </w:p>
+        </w:tc>
+        <w:tc>
+          <w:tcPr/>
+          <w:p>
+            <w:pPr>
+              <w:pStyle w:val="Compact"/>
+              <w:jc w:val="left"/>
+            </w:pPr>
+            <w:r>
+              <w:rPr>
+                <w:sz w:val="19"/>
+              </w:rPr>
+              <w:t xml:space="preserve">Across a room; one move covers it</w:t>
+            </w:r>
+          </w:p>
+        </w:tc>
+      </w:tr>
+      <w:tr>
+        <w:tc>
+          <w:tcPr/>
+          <w:p>
+            <w:pPr>
+              <w:pStyle w:val="Compact"/>
+              <w:jc w:val="left"/>
+            </w:pPr>
+            <w:r>
+              <w:rPr>
+                <w:b/>
+                <w:sz w:val="19"/>
+              </w:rPr>
+              <w:t xml:space="preserve">Short</w:t>
+            </w:r>
+          </w:p>
+        </w:tc>
+        <w:tc>
+          <w:tcPr/>
+          <w:p>
+            <w:pPr>
+              <w:pStyle w:val="Compact"/>
+              <w:jc w:val="left"/>
+            </w:pPr>
+            <w:r>
+              <w:rPr>
+                <w:sz w:val="19"/>
+              </w:rPr>
+              <w:t xml:space="preserve">Up to 25 yards</w:t>
+            </w:r>
+          </w:p>
+        </w:tc>
+        <w:tc>
+          <w:tcPr/>
+          <w:p>
+            <w:pPr>
+              <w:pStyle w:val="Compact"/>
+              <w:jc w:val="left"/>
+            </w:pPr>
+            <w:r>
+              <w:rPr>
+                <w:sz w:val="19"/>
+              </w:rPr>
+              <w:t xml:space="preserve">Across a street or a courtyard</w:t>
+            </w:r>
+          </w:p>
+        </w:tc>
+      </w:tr>
+      <w:tr>
+        <w:tc>
+          <w:tcPr/>
+          <w:p>
+            <w:pPr>
+              <w:pStyle w:val="Compact"/>
+              <w:jc w:val="left"/>
+            </w:pPr>
+            <w:r>
+              <w:rPr>
+                <w:b/>
+                <w:sz w:val="19"/>
+              </w:rPr>
+              <w:t xml:space="preserve">Medium</w:t>
+            </w:r>
+          </w:p>
+        </w:tc>
+        <w:tc>
+          <w:tcPr/>
+          <w:p>
+            <w:pPr>
+              <w:pStyle w:val="Compact"/>
+              <w:jc w:val="left"/>
+            </w:pPr>
+            <w:r>
+              <w:rPr>
+                <w:sz w:val="19"/>
+              </w:rPr>
+              <w:t xml:space="preserve">Up to 100 yards</w:t>
+            </w:r>
+          </w:p>
+        </w:tc>
+        <w:tc>
+          <w:tcPr/>
+          <w:p>
+            <w:pPr>
+              <w:pStyle w:val="Compact"/>
+              <w:jc w:val="left"/>
+            </w:pPr>
+            <w:r>
+              <w:rPr>
+                <w:sz w:val="19"/>
+              </w:rPr>
+              <w:t xml:space="preserve">A city block, a long field</w:t>
+            </w:r>
+          </w:p>
+        </w:tc>
+      </w:tr>
+      <w:tr>
+        <w:tc>
+          <w:tcPr/>
+          <w:p>
+            <w:pPr>
+              <w:pStyle w:val="Compact"/>
+              <w:jc w:val="left"/>
+            </w:pPr>
+            <w:r>
+              <w:rPr>
+                <w:b/>
+                <w:sz w:val="19"/>
+              </w:rPr>
+              <w:t xml:space="preserve">Long</w:t>
+            </w:r>
+          </w:p>
+        </w:tc>
+        <w:tc>
+          <w:tcPr/>
+          <w:p>
+            <w:pPr>
+              <w:pStyle w:val="Compact"/>
+              <w:jc w:val="left"/>
+            </w:pPr>
+            <w:r>
+              <w:rPr>
+                <w:sz w:val="19"/>
+              </w:rPr>
+              <w:t xml:space="preserve">Up to 300 yards</w:t>
+            </w:r>
+          </w:p>
+        </w:tc>
+        <w:tc>
+          <w:tcPr/>
+          <w:p>
+            <w:pPr>
+              <w:pStyle w:val="Compact"/>
+              <w:jc w:val="left"/>
+            </w:pPr>
+            <w:r>
+              <w:rPr>
+                <w:sz w:val="19"/>
+              </w:rPr>
+              <w:t xml:space="preserve">Across a park, a harbor or a small valley</w:t>
+            </w:r>
+          </w:p>
+        </w:tc>
+      </w:tr>
+      <w:tr>
+        <w:tc>
+          <w:tcPr/>
+          <w:p>
+            <w:pPr>
+              <w:pStyle w:val="Compact"/>
+              <w:jc w:val="left"/>
+            </w:pPr>
+            <w:r>
+              <w:rPr>
+                <w:b/>
+                <w:sz w:val="19"/>
+              </w:rPr>
+              <w:t xml:space="preserve">Extreme</w:t>
+            </w:r>
+          </w:p>
+        </w:tc>
+        <w:tc>
+          <w:tcPr/>
+          <w:p>
+            <w:pPr>
+              <w:pStyle w:val="Compact"/>
+              <w:jc w:val="left"/>
+            </w:pPr>
+            <w:r>
+              <w:rPr>
+                <w:sz w:val="19"/>
+              </w:rPr>
+              <w:t xml:space="preserve">Up to 1,000 yards, in line of sight</w:t>
+            </w:r>
+          </w:p>
+        </w:tc>
+        <w:tc>
+          <w:tcPr/>
+          <w:p>
+            <w:pPr>
+              <w:pStyle w:val="Compact"/>
+              <w:jc w:val="left"/>
+            </w:pPr>
+            <w:r>
+              <w:rPr>
+                <w:sz w:val="19"/>
+              </w:rPr>
+              <w:t xml:space="preserve">Rooftop to rooftop across a town</w:t>
+            </w:r>
+          </w:p>
+        </w:tc>
+      </w:tr>
+    </w:tbl>
+    <w:p>
+      <w:pPr>
+        <w:pStyle w:val="BodyText"/>
+      </w:pPr>
+      <w:r>
         <w:t xml:space="preserve">Every ranged weapon has an</w:t>
       </w:r>
       <w:r>
@@ -4497,8 +4927,8 @@
         <w:t xml:space="preserve">, shown in the weapons table. Attacks within it take no penalty. One band beyond it is −2, two bands beyond is −4, and anything farther is out of range. A thrown weapon’s effective band is Close.</w:t>
       </w:r>
     </w:p>
-    <w:bookmarkEnd w:id="58"/>
-    <w:bookmarkStart w:id="60" w:name="move-and-reach"/>
+    <w:bookmarkEnd w:id="59"/>
+    <w:bookmarkStart w:id="61" w:name="move-and-reach"/>
     <w:p>
       <w:pPr>
         <w:pStyle w:val="Heading2"/>
@@ -4574,7 +5004,7 @@
       <w:pPr>
         <w:numPr>
           <w:ilvl w:val="0"/>
-          <w:numId w:val="1009"/>
+          <w:numId w:val="1010"/>
         </w:numPr>
         <w:pStyle w:val="Compact"/>
       </w:pPr>
@@ -4596,7 +5026,7 @@
       <w:pPr>
         <w:numPr>
           <w:ilvl w:val="0"/>
-          <w:numId w:val="1009"/>
+          <w:numId w:val="1010"/>
         </w:numPr>
         <w:pStyle w:val="Compact"/>
       </w:pPr>
@@ -4618,7 +5048,7 @@
       <w:pPr>
         <w:numPr>
           <w:ilvl w:val="0"/>
-          <w:numId w:val="1009"/>
+          <w:numId w:val="1010"/>
         </w:numPr>
         <w:pStyle w:val="Compact"/>
       </w:pPr>
@@ -4636,7 +5066,7 @@
         <w:t xml:space="preserve">You can move away from someone in reach freely; leaving a fight doesn’t give them a free attack.</w:t>
       </w:r>
     </w:p>
-    <w:bookmarkStart w:id="59" w:name="mounts-and-vehicles"/>
+    <w:bookmarkStart w:id="60" w:name="mounts-and-vehicles"/>
     <w:p>
       <w:pPr>
         <w:pStyle w:val="Heading3"/>
@@ -5118,9 +5548,9 @@
         <w:t xml:space="preserve">A weapon in hand can’t reach past 3 yards; anything farther is a ranged attack.</w:t>
       </w:r>
     </w:p>
-    <w:bookmarkEnd w:id="59"/>
     <w:bookmarkEnd w:id="60"/>
-    <w:bookmarkStart w:id="62" w:name="injury"/>
+    <w:bookmarkEnd w:id="61"/>
+    <w:bookmarkStart w:id="63" w:name="injury"/>
     <w:p>
       <w:pPr>
         <w:pStyle w:val="Heading2"/>
@@ -5409,222 +5839,13 @@
         <w:t xml:space="preserve">Injury penalties replace each other rather than stacking. They apply to movement, attacks, Dodge, and other tasks the injury physically hinders.</w:t>
       </w:r>
     </w:p>
-    <w:bookmarkStart w:id="61" w:name="dying-and-death"/>
+    <w:bookmarkStart w:id="62" w:name="dying-and-death"/>
     <w:p>
       <w:pPr>
         <w:pStyle w:val="Heading3"/>
       </w:pPr>
       <w:r>
         <w:t xml:space="preserve">Dying and death</w:t>
-      </w:r>
-    </w:p>
-    <w:p>
-      <w:pPr>
-        <w:numPr>
-          <w:ilvl w:val="0"/>
-          <w:numId w:val="1010"/>
-        </w:numPr>
-        <w:pStyle w:val="Compact"/>
-      </w:pPr>
-      <w:r>
-        <w:rPr>
-          <w:bCs/>
-          <w:b/>
-        </w:rPr>
-        <w:t xml:space="preserve">Dying.</w:t>
-      </w:r>
-      <w:r>
-        <w:t xml:space="preserve"> </w:t>
-      </w:r>
-      <w:r>
-        <w:t xml:space="preserve">A hit from a weapon that marks</w:t>
-      </w:r>
-      <w:r>
-        <w:t xml:space="preserve"> </w:t>
-      </w:r>
-      <w:r>
-        <w:rPr>
-          <w:bCs/>
-          <w:b/>
-        </w:rPr>
-        <w:t xml:space="preserve">2 or more boxes</w:t>
-      </w:r>
-      <w:r>
-        <w:t xml:space="preserve"> </w:t>
-      </w:r>
-      <w:r>
-        <w:t xml:space="preserve">and brings you to three boxes leaves you Incapacitated and</w:t>
-      </w:r>
-      <w:r>
-        <w:t xml:space="preserve"> </w:t>
-      </w:r>
-      <w:r>
-        <w:rPr>
-          <w:bCs/>
-          <w:b/>
-        </w:rPr>
-        <w:t xml:space="preserve">Dying</w:t>
-      </w:r>
-      <w:r>
-        <w:t xml:space="preserve">. A Dying character dies at the end of the scene unless someone stabilizes them: one action and a successful Medicine roll with a medical kit.</w:t>
-      </w:r>
-    </w:p>
-    <w:p>
-      <w:pPr>
-        <w:numPr>
-          <w:ilvl w:val="0"/>
-          <w:numId w:val="1010"/>
-        </w:numPr>
-        <w:pStyle w:val="Compact"/>
-      </w:pPr>
-      <w:r>
-        <w:rPr>
-          <w:bCs/>
-          <w:b/>
-        </w:rPr>
-        <w:t xml:space="preserve">A further hit.</w:t>
-      </w:r>
-      <w:r>
-        <w:t xml:space="preserve"> </w:t>
-      </w:r>
-      <w:r>
-        <w:t xml:space="preserve">While you are at three boxes, any hit from a weapon that marks 2 or more boxes kills you. Fists, clubs and knives just keep you down.</w:t>
-      </w:r>
-    </w:p>
-    <w:p>
-      <w:pPr>
-        <w:numPr>
-          <w:ilvl w:val="0"/>
-          <w:numId w:val="1010"/>
-        </w:numPr>
-        <w:pStyle w:val="Compact"/>
-      </w:pPr>
-      <w:r>
-        <w:rPr>
-          <w:bCs/>
-          <w:b/>
-        </w:rPr>
-        <w:t xml:space="preserve">Certain death.</w:t>
-      </w:r>
-      <w:r>
-        <w:t xml:space="preserve"> </w:t>
-      </w:r>
-      <w:r>
-        <w:t xml:space="preserve">Some fates (a fall into a furnace, a beheading, disintegration) bypass the track entirely.</w:t>
-      </w:r>
-    </w:p>
-    <w:p>
-      <w:pPr>
-        <w:pStyle w:val="FirstParagraph"/>
-      </w:pPr>
-      <w:r>
-        <w:t xml:space="preserve">Your protection is avoiding the hit: a defense (Dodge, Parry or Block), cover, and a Legend point, which reduces a hit by one box.</w:t>
-      </w:r>
-    </w:p>
-    <w:bookmarkEnd w:id="61"/>
-    <w:bookmarkEnd w:id="62"/>
-    <w:bookmarkStart w:id="63" w:name="weapons-and-damage"/>
-    <w:p>
-      <w:pPr>
-        <w:pStyle w:val="Heading2"/>
-      </w:pPr>
-      <w:r>
-        <w:t xml:space="preserve">Weapons and damage</w:t>
-      </w:r>
-    </w:p>
-    <w:p>
-      <w:pPr>
-        <w:pStyle w:val="FirstParagraph"/>
-      </w:pPr>
-      <w:r>
-        <w:t xml:space="preserve">How many boxes a hit marks depends on the</w:t>
-      </w:r>
-      <w:r>
-        <w:t xml:space="preserve"> </w:t>
-      </w:r>
-      <w:r>
-        <w:rPr>
-          <w:bCs/>
-          <w:b/>
-        </w:rPr>
-        <w:t xml:space="preserve">weapon</w:t>
-      </w:r>
-      <w:r>
-        <w:t xml:space="preserve">, not on how well the attack succeeded.</w:t>
-      </w:r>
-    </w:p>
-    <w:p>
-      <w:pPr>
-        <w:pStyle w:val="BodyText"/>
-      </w:pPr>
-      <w:r>
-        <w:rPr>
-          <w:iCs/>
-          <w:i/>
-        </w:rPr>
-        <w:t xml:space="preserve">Your setting pack supplies this (ammo).</w:t>
-      </w:r>
-    </w:p>
-    <w:bookmarkEnd w:id="63"/>
-    <w:bookmarkStart w:id="64" w:name="the-battle-map"/>
-    <w:p>
-      <w:pPr>
-        <w:pStyle w:val="Heading2"/>
-      </w:pPr>
-      <w:r>
-        <w:t xml:space="preserve">The battle map</w:t>
-      </w:r>
-    </w:p>
-    <w:p>
-      <w:pPr>
-        <w:pStyle w:val="FirstParagraph"/>
-      </w:pPr>
-      <w:r>
-        <w:t xml:space="preserve">The GM view of the character creator has a</w:t>
-      </w:r>
-      <w:r>
-        <w:t xml:space="preserve"> </w:t>
-      </w:r>
-      <w:r>
-        <w:rPr>
-          <w:bCs/>
-          <w:b/>
-        </w:rPr>
-        <w:t xml:space="preserve">battle map</w:t>
-      </w:r>
-      <w:r>
-        <w:t xml:space="preserve"> </w:t>
-      </w:r>
-      <w:r>
-        <w:t xml:space="preserve">for fights where it helps to see who is where. It is a tool, not a rule: everything on it follows the rules in this chapter, and a fight without it works the same way. Open</w:t>
-      </w:r>
-      <w:r>
-        <w:t xml:space="preserve"> </w:t>
-      </w:r>
-      <w:r>
-        <w:rPr>
-          <w:bCs/>
-          <w:b/>
-        </w:rPr>
-        <w:t xml:space="preserve">How to use the map</w:t>
-      </w:r>
-      <w:r>
-        <w:t xml:space="preserve"> </w:t>
-      </w:r>
-      <w:r>
-        <w:t xml:space="preserve">on the map itself for the buttons, step by step.</w:t>
-      </w:r>
-    </w:p>
-    <w:p>
-      <w:pPr>
-        <w:pStyle w:val="BodyText"/>
-      </w:pPr>
-      <w:r>
-        <w:rPr>
-          <w:bCs/>
-          <w:b/>
-        </w:rPr>
-        <w:t xml:space="preserve">Two kinds of map.</w:t>
       </w:r>
     </w:p>
     <w:p>
@@ -5640,26 +5861,42 @@
           <w:bCs/>
           <w:b/>
         </w:rPr>
-        <w:t xml:space="preserve">A hex map</w:t>
-      </w:r>
-      <w:r>
-        <w:t xml:space="preserve"> </w:t>
-      </w:r>
-      <w:r>
-        <w:t xml:space="preserve">for fights where position matters: cover, doorways, who can reach whom. The GM chooses what one hex is: 1 yard for a brawl in a room, 5 or 10 yards for a street, 50 for open ground. Dragging a token or measuring shows the distance and its</w:t>
-      </w:r>
-      <w:r>
-        <w:t xml:space="preserve"> </w:t>
-      </w:r>
-      <w:r>
-        <w:rPr>
-          <w:bCs/>
-          <w:b/>
-        </w:rPr>
-        <w:t xml:space="preserve">range band</w:t>
-      </w:r>
-      <w:r>
-        <w:t xml:space="preserve">, so the GM can read the penalty from the Range table above.</w:t>
+        <w:t xml:space="preserve">Dying.</w:t>
+      </w:r>
+      <w:r>
+        <w:t xml:space="preserve"> </w:t>
+      </w:r>
+      <w:r>
+        <w:t xml:space="preserve">A hit from a weapon that marks</w:t>
+      </w:r>
+      <w:r>
+        <w:t xml:space="preserve"> </w:t>
+      </w:r>
+      <w:r>
+        <w:rPr>
+          <w:bCs/>
+          <w:b/>
+        </w:rPr>
+        <w:t xml:space="preserve">2 or more boxes</w:t>
+      </w:r>
+      <w:r>
+        <w:t xml:space="preserve"> </w:t>
+      </w:r>
+      <w:r>
+        <w:t xml:space="preserve">and brings you to three boxes leaves you Incapacitated and</w:t>
+      </w:r>
+      <w:r>
+        <w:t xml:space="preserve"> </w:t>
+      </w:r>
+      <w:r>
+        <w:rPr>
+          <w:bCs/>
+          <w:b/>
+        </w:rPr>
+        <w:t xml:space="preserve">Dying</w:t>
+      </w:r>
+      <w:r>
+        <w:t xml:space="preserve">. A Dying character dies at the end of the scene unless someone stabilizes them: one action and a successful Medicine roll with a medical kit.</w:t>
       </w:r>
     </w:p>
     <w:p>
@@ -5675,13 +5912,35 @@
           <w:bCs/>
           <w:b/>
         </w:rPr>
-        <w:t xml:space="preserve">A range track</w:t>
-      </w:r>
-      <w:r>
-        <w:t xml:space="preserve"> </w:t>
-      </w:r>
-      <w:r>
-        <w:t xml:space="preserve">for fights where only distance matters: a chase, a running fight across open country. It has a lane for the party and one for each range band. Moving a token into the next lane moves it one band in or out.</w:t>
+        <w:t xml:space="preserve">A further hit.</w:t>
+      </w:r>
+      <w:r>
+        <w:t xml:space="preserve"> </w:t>
+      </w:r>
+      <w:r>
+        <w:t xml:space="preserve">While you are at three boxes, any hit from a weapon that marks 2 or more boxes kills you. Fists, clubs and knives just keep you down.</w:t>
+      </w:r>
+    </w:p>
+    <w:p>
+      <w:pPr>
+        <w:numPr>
+          <w:ilvl w:val="0"/>
+          <w:numId w:val="1011"/>
+        </w:numPr>
+        <w:pStyle w:val="Compact"/>
+      </w:pPr>
+      <w:r>
+        <w:rPr>
+          <w:bCs/>
+          <w:b/>
+        </w:rPr>
+        <w:t xml:space="preserve">Certain death.</w:t>
+      </w:r>
+      <w:r>
+        <w:t xml:space="preserve"> </w:t>
+      </w:r>
+      <w:r>
+        <w:t xml:space="preserve">Some fates (a fall into a furnace, a beheading, disintegration) bypass the track entirely.</w:t>
       </w:r>
     </w:p>
     <w:p>
@@ -5689,17 +5948,39 @@
         <w:pStyle w:val="FirstParagraph"/>
       </w:pPr>
       <w:r>
-        <w:rPr>
-          <w:bCs/>
-          <w:b/>
-        </w:rPr>
-        <w:t xml:space="preserve">Tokens.</w:t>
-      </w:r>
-      <w:r>
-        <w:t xml:space="preserve"> </w:t>
-      </w:r>
-      <w:r>
-        <w:t xml:space="preserve">The GM places the party with one button. Their tokens stay linked to the characters in the GM view: marking Injury, Dying, the stunned condition or a Legend point on a token marks it on the character, and the other way round. Opponents come from the setting’s threats with their boxes filled in. Their pips fill as they are hurt, and a token whose boxes are all marked is taken out.</w:t>
+        <w:t xml:space="preserve">Your protection is avoiding the hit: a defense (Dodge, Parry or Block), cover, and a Legend point, which reduces a hit by one box.</w:t>
+      </w:r>
+    </w:p>
+    <w:bookmarkEnd w:id="62"/>
+    <w:bookmarkEnd w:id="63"/>
+    <w:bookmarkStart w:id="64" w:name="weapons-and-damage"/>
+    <w:p>
+      <w:pPr>
+        <w:pStyle w:val="Heading2"/>
+      </w:pPr>
+      <w:r>
+        <w:t xml:space="preserve">Weapons and damage</w:t>
+      </w:r>
+    </w:p>
+    <w:p>
+      <w:pPr>
+        <w:pStyle w:val="FirstParagraph"/>
+      </w:pPr>
+      <w:r>
+        <w:t xml:space="preserve">How many boxes a hit marks depends on the</w:t>
+      </w:r>
+      <w:r>
+        <w:t xml:space="preserve"> </w:t>
+      </w:r>
+      <w:r>
+        <w:rPr>
+          <w:bCs/>
+          <w:b/>
+        </w:rPr>
+        <w:t xml:space="preserve">weapon</w:t>
+      </w:r>
+      <w:r>
+        <w:t xml:space="preserve">, not on how well the attack succeeded.</w:t>
       </w:r>
     </w:p>
     <w:p>
@@ -5708,42 +5989,20 @@
       </w:pPr>
       <w:r>
         <w:rPr>
-          <w:bCs/>
-          <w:b/>
-        </w:rPr>
-        <w:t xml:space="preserve">Keeping a map.</w:t>
-      </w:r>
-      <w:r>
-        <w:t xml:space="preserve"> </w:t>
-      </w:r>
-      <w:r>
-        <w:t xml:space="preserve">The map stays in the GM’s browser.</w:t>
-      </w:r>
-      <w:r>
-        <w:t xml:space="preserve"> </w:t>
-      </w:r>
-      <w:r>
-        <w:rPr>
-          <w:bCs/>
-          <w:b/>
-        </w:rPr>
-        <w:t xml:space="preserve">Save map to file</w:t>
-      </w:r>
-      <w:r>
-        <w:t xml:space="preserve"> </w:t>
-      </w:r>
-      <w:r>
-        <w:t xml:space="preserve">keeps both maps, their pictures and tokens in one file, to prepare a fight ahead of time or share it with another GM.</w:t>
+          <w:iCs/>
+          <w:i/>
+        </w:rPr>
+        <w:t xml:space="preserve">Your setting pack supplies this (ammo).</w:t>
       </w:r>
     </w:p>
     <w:bookmarkEnd w:id="64"/>
-    <w:bookmarkStart w:id="65" w:name="the-encounter-panel"/>
+    <w:bookmarkStart w:id="65" w:name="the-battle-map"/>
     <w:p>
       <w:pPr>
         <w:pStyle w:val="Heading2"/>
       </w:pPr>
       <w:r>
-        <w:t xml:space="preserve">The Encounter panel</w:t>
+        <w:t xml:space="preserve">The battle map</w:t>
       </w:r>
     </w:p>
     <w:p>
@@ -5751,23 +6010,39 @@
         <w:pStyle w:val="FirstParagraph"/>
       </w:pPr>
       <w:r>
-        <w:t xml:space="preserve">The GM view also has an</w:t>
-      </w:r>
-      <w:r>
-        <w:t xml:space="preserve"> </w:t>
-      </w:r>
-      <w:r>
-        <w:rPr>
-          <w:bCs/>
-          <w:b/>
-        </w:rPr>
-        <w:t xml:space="preserve">Encounter</w:t>
-      </w:r>
-      <w:r>
-        <w:t xml:space="preserve"> </w:t>
-      </w:r>
-      <w:r>
-        <w:t xml:space="preserve">panel that runs a fight by these rules and shows every roll. Add characters from the GM view and opponents from the Threats table (or make one up on the spot), then start: it keeps the turn order by Agility, and for each attack works out the range, the defense (Dodge, Parry or Block, one a round, and a second at −2 with Additional Defense), the boxes marked and any telling hit, offering a Legend point choices at the moment they apply. Hits land on the character cards and the battle map, and with gritty combat on, grievous wounds are rolled and kept. The panel keeps a log and a summary of the fight, which can be saved to a file. It’s a helper, not a rule: the GM can rule any result differently, and the log says so.</w:t>
+        <w:t xml:space="preserve">The GM view of the character creator has a</w:t>
+      </w:r>
+      <w:r>
+        <w:t xml:space="preserve"> </w:t>
+      </w:r>
+      <w:r>
+        <w:rPr>
+          <w:bCs/>
+          <w:b/>
+        </w:rPr>
+        <w:t xml:space="preserve">battle map</w:t>
+      </w:r>
+      <w:r>
+        <w:t xml:space="preserve"> </w:t>
+      </w:r>
+      <w:r>
+        <w:t xml:space="preserve">for fights where it helps to see who is where. It is a tool, not a rule: everything on it follows the rules in this chapter, and a fight without it works the same way. Open</w:t>
+      </w:r>
+      <w:r>
+        <w:t xml:space="preserve"> </w:t>
+      </w:r>
+      <w:r>
+        <w:rPr>
+          <w:bCs/>
+          <w:b/>
+        </w:rPr>
+        <w:t xml:space="preserve">How to use the map</w:t>
+      </w:r>
+      <w:r>
+        <w:t xml:space="preserve"> </w:t>
+      </w:r>
+      <w:r>
+        <w:t xml:space="preserve">on the map itself for the buttons, step by step.</w:t>
       </w:r>
     </w:p>
     <w:p>
@@ -5779,95 +6054,7 @@
           <w:bCs/>
           <w:b/>
         </w:rPr>
-        <w:t xml:space="preserve">The shared table.</w:t>
-      </w:r>
-      <w:r>
-        <w:t xml:space="preserve"> </w:t>
-      </w:r>
-      <w:r>
-        <w:t xml:space="preserve">The GM can start a shared table from the GM view and give the players its code; each player joins from their character’s Play tab. While they’re connected, every roll from a sheet is rolled by the table server, so the whole table sees the same dice as they land, in a live log on the Play tab and on the GM view, along with who rolled, against what, and any telling hit. A point reroll answers its own roll, once. Each player’s character is shared with the GM too: it appears among the GM view’s characters, marked at the table, and its injuries, points, ammunition and form stay in step both ways, whether they’re changed on the sheet, on the GM’s card or in an encounter. In a fight, each player’s Play tab shows the GM’s battle map and the encounter’s turn order and latest results; a player drags their own token, and on their turn sends the GM what they’ll do, which the GM puts into the Encounter panel and runs. The GM can remove a player from the table, and give the table a new code: everyone at it moves with it, and the old code stops working. Without a table, the roller works exactly as it always has.</w:t>
-      </w:r>
-    </w:p>
-    <w:bookmarkEnd w:id="65"/>
-    <w:bookmarkEnd w:id="66"/>
-    <w:bookmarkStart w:id="72" w:name="medical-care"/>
-    <w:p>
-      <w:pPr>
-        <w:pStyle w:val="Heading1"/>
-      </w:pPr>
-      <w:r>
-        <w:t xml:space="preserve">Medical care</w:t>
-      </w:r>
-    </w:p>
-    <w:bookmarkStart w:id="67" w:name="diagnosis-and-stabilization"/>
-    <w:p>
-      <w:pPr>
-        <w:pStyle w:val="Heading2"/>
-      </w:pPr>
-      <w:r>
-        <w:t xml:space="preserve">Diagnosis and stabilization</w:t>
-      </w:r>
-    </w:p>
-    <w:p>
-      <w:pPr>
-        <w:pStyle w:val="FirstParagraph"/>
-      </w:pPr>
-      <w:r>
-        <w:t xml:space="preserve">Roll Medicine when the diagnosis is uncertain or an urgent treatment decision matters. Emergency stabilization takes one action and a successful Medicine roll with a medical kit. It ends Dying and stops deterioration, but removes no boxes.</w:t>
-      </w:r>
-    </w:p>
-    <w:bookmarkEnd w:id="67"/>
-    <w:bookmarkStart w:id="68" w:name="field-treatment"/>
-    <w:p>
-      <w:pPr>
-        <w:pStyle w:val="Heading2"/>
-      </w:pPr>
-      <w:r>
-        <w:t xml:space="preserve">Field treatment</w:t>
-      </w:r>
-    </w:p>
-    <w:p>
-      <w:pPr>
-        <w:pStyle w:val="FirstParagraph"/>
-      </w:pPr>
-      <w:r>
-        <w:t xml:space="preserve">With a medical kit and several uninterrupted minutes, successful Medicine removes one injury box; success by 5 or more removes two.</w:t>
-      </w:r>
-    </w:p>
-    <w:bookmarkEnd w:id="68"/>
-    <w:bookmarkStart w:id="69" w:name="proper-care"/>
-    <w:p>
-      <w:pPr>
-        <w:pStyle w:val="Heading2"/>
-      </w:pPr>
-      <w:r>
-        <w:t xml:space="preserve">Proper care</w:t>
-      </w:r>
-    </w:p>
-    <w:p>
-      <w:pPr>
-        <w:pStyle w:val="FirstParagraph"/>
-      </w:pPr>
-      <w:r>
-        <w:t xml:space="preserve">A proper infirmary grants +2 to Medicine. A successful treatment removes two boxes; success by 5 or more removes three. Allow the time the treatment requires.</w:t>
-      </w:r>
-    </w:p>
-    <w:bookmarkEnd w:id="69"/>
-    <w:bookmarkStart w:id="70" w:name="treatment-attempts"/>
-    <w:p>
-      <w:pPr>
-        <w:pStyle w:val="Heading2"/>
-      </w:pPr>
-      <w:r>
-        <w:t xml:space="preserve">Treatment attempts</w:t>
-      </w:r>
-    </w:p>
-    <w:p>
-      <w:pPr>
-        <w:pStyle w:val="FirstParagraph"/>
-      </w:pPr>
-      <w:r>
-        <w:t xml:space="preserve">Each set of injuries permits one field-treatment attempt and one proper-care attempt. Further rolls require a meaningful improvement in care, a new treatment, or recovery time. Simply waiting and trying again is insufficient.</w:t>
+        <w:t xml:space="preserve">Two kinds of map.</w:t>
       </w:r>
     </w:p>
     <w:p>
@@ -5883,13 +6070,26 @@
           <w:bCs/>
           <w:b/>
         </w:rPr>
-        <w:t xml:space="preserve">A set of injuries</w:t>
-      </w:r>
-      <w:r>
-        <w:t xml:space="preserve"> </w:t>
-      </w:r>
-      <w:r>
-        <w:t xml:space="preserve">is the injury boxes from one encounter or one harmful incident: a fight, a fall, a fire, a night of exposure.</w:t>
+        <w:t xml:space="preserve">A hex map</w:t>
+      </w:r>
+      <w:r>
+        <w:t xml:space="preserve"> </w:t>
+      </w:r>
+      <w:r>
+        <w:t xml:space="preserve">for fights where position matters: cover, doorways, who can reach whom. The GM chooses what one hex is: 1 yard for a brawl in a room, 5 or 10 yards for a street, 50 for open ground. Dragging a token or measuring shows the distance and its</w:t>
+      </w:r>
+      <w:r>
+        <w:t xml:space="preserve"> </w:t>
+      </w:r>
+      <w:r>
+        <w:rPr>
+          <w:bCs/>
+          <w:b/>
+        </w:rPr>
+        <w:t xml:space="preserve">range band</w:t>
+      </w:r>
+      <w:r>
+        <w:t xml:space="preserve">, so the GM can read the penalty from the Range table above.</w:t>
       </w:r>
     </w:p>
     <w:p>
@@ -5905,20 +6105,142 @@
           <w:bCs/>
           <w:b/>
         </w:rPr>
-        <w:t xml:space="preserve">Later injuries start a new set.</w:t>
-      </w:r>
-      <w:r>
-        <w:t xml:space="preserve"> </w:t>
-      </w:r>
-      <w:r>
-        <w:t xml:space="preserve">Its attempts can remove only its own boxes. A fresh scratch doesn’t reopen the wounds you already treated: those boxes stay until their own set allows another roll, or rest clears them.</w:t>
+        <w:t xml:space="preserve">A range track</w:t>
+      </w:r>
+      <w:r>
+        <w:t xml:space="preserve"> </w:t>
+      </w:r>
+      <w:r>
+        <w:t xml:space="preserve">for fights where only distance matters: a chase, a running fight across open country. It has a lane for the party and one for each range band. Moving a token into the next lane moves it one band in or out.</w:t>
+      </w:r>
+    </w:p>
+    <w:p>
+      <w:pPr>
+        <w:pStyle w:val="FirstParagraph"/>
+      </w:pPr>
+      <w:r>
+        <w:rPr>
+          <w:bCs/>
+          <w:b/>
+        </w:rPr>
+        <w:t xml:space="preserve">Tokens.</w:t>
+      </w:r>
+      <w:r>
+        <w:t xml:space="preserve"> </w:t>
+      </w:r>
+      <w:r>
+        <w:t xml:space="preserve">The GM places the party with one button. Their tokens stay linked to the characters in the GM view: marking Injury, Dying, the stunned condition or a Legend point on a token marks it on the character, and the other way round. Opponents come from the setting’s threats with their boxes filled in. Their pips fill as they are hurt, and a token whose boxes are all marked is taken out.</w:t>
+      </w:r>
+    </w:p>
+    <w:p>
+      <w:pPr>
+        <w:pStyle w:val="BodyText"/>
+      </w:pPr>
+      <w:r>
+        <w:rPr>
+          <w:bCs/>
+          <w:b/>
+        </w:rPr>
+        <w:t xml:space="preserve">Keeping a map.</w:t>
+      </w:r>
+      <w:r>
+        <w:t xml:space="preserve"> </w:t>
+      </w:r>
+      <w:r>
+        <w:t xml:space="preserve">The map stays in the GM’s browser.</w:t>
+      </w:r>
+      <w:r>
+        <w:t xml:space="preserve"> </w:t>
+      </w:r>
+      <w:r>
+        <w:rPr>
+          <w:bCs/>
+          <w:b/>
+        </w:rPr>
+        <w:t xml:space="preserve">Save map to file</w:t>
+      </w:r>
+      <w:r>
+        <w:t xml:space="preserve"> </w:t>
+      </w:r>
+      <w:r>
+        <w:t xml:space="preserve">keeps both maps, their pictures and tokens in one file, to prepare a fight ahead of time or share it with another GM.</w:t>
+      </w:r>
+    </w:p>
+    <w:bookmarkEnd w:id="65"/>
+    <w:bookmarkStart w:id="66" w:name="the-encounter-panel"/>
+    <w:p>
+      <w:pPr>
+        <w:pStyle w:val="Heading2"/>
+      </w:pPr>
+      <w:r>
+        <w:t xml:space="preserve">The Encounter panel</w:t>
+      </w:r>
+    </w:p>
+    <w:p>
+      <w:pPr>
+        <w:pStyle w:val="FirstParagraph"/>
+      </w:pPr>
+      <w:r>
+        <w:t xml:space="preserve">The GM view also has an</w:t>
+      </w:r>
+      <w:r>
+        <w:t xml:space="preserve"> </w:t>
+      </w:r>
+      <w:r>
+        <w:rPr>
+          <w:bCs/>
+          <w:b/>
+        </w:rPr>
+        <w:t xml:space="preserve">Encounter</w:t>
+      </w:r>
+      <w:r>
+        <w:t xml:space="preserve"> </w:t>
+      </w:r>
+      <w:r>
+        <w:t xml:space="preserve">panel that runs a fight by these rules and shows every roll. Add characters from the GM view and opponents from the Threats table (or make one up on the spot), then start: it keeps the turn order by Agility, and for each attack works out the range, the defense (Dodge, Parry or Block, one a round, and a second at −2 with Additional Defense), the boxes marked and any telling hit, offering a Legend point choices at the moment they apply. Hits land on the character cards and the battle map, and with gritty combat on, grievous wounds are rolled and kept. The panel keeps a log and a summary of the fight, which can be saved to a file. It’s a helper, not a rule: the GM can rule any result differently, and the log says so.</w:t>
+      </w:r>
+    </w:p>
+    <w:p>
+      <w:pPr>
+        <w:pStyle w:val="BodyText"/>
+      </w:pPr>
+      <w:r>
+        <w:rPr>
+          <w:bCs/>
+          <w:b/>
+        </w:rPr>
+        <w:t xml:space="preserve">The shared table.</w:t>
+      </w:r>
+      <w:r>
+        <w:t xml:space="preserve"> </w:t>
+      </w:r>
+      <w:r>
+        <w:t xml:space="preserve">The GM can start a shared table from the GM view and give the players its code; each player joins from their character’s Play tab. While they’re connected, every roll from a sheet is rolled by the table server, so the whole table sees the same dice as they land, in a live log on the Play tab and on the GM view, along with who rolled, against what, and any telling hit. A point reroll answers its own roll, once. Each player’s character is shared with the GM too: it appears among the GM view’s characters, marked at the table, and its injuries, points, ammunition and form stay in step both ways, whether they’re changed on the sheet, on the GM’s card or in an encounter. In a fight, each player’s Play tab shows the GM’s battle map and the encounter’s turn order and latest results; a player drags their own token, and on their turn sends the GM what they’ll do, which the GM puts into the Encounter panel and runs. The GM can remove a player from the table, and give the table a new code: everyone at it moves with it, and the old code stops working. Without a table, the roller works exactly as it always has.</w:t>
+      </w:r>
+    </w:p>
+    <w:bookmarkEnd w:id="66"/>
+    <w:bookmarkStart w:id="67" w:name="making-legend-cards"/>
+    <w:p>
+      <w:pPr>
+        <w:pStyle w:val="Heading2"/>
+      </w:pPr>
+      <w:r>
+        <w:t xml:space="preserve">Making Legend cards</w:t>
+      </w:r>
+    </w:p>
+    <w:p>
+      <w:pPr>
+        <w:pStyle w:val="FirstParagraph"/>
+      </w:pPr>
+      <w:r>
+        <w:t xml:space="preserve">For the GM: when a Legend card is earned, and how to write one. A Legend card is a record of what the characters established, so writing it well matters more than how often you hand one out.</w:t>
       </w:r>
     </w:p>
     <w:p>
       <w:pPr>
         <w:numPr>
           <w:ilvl w:val="0"/>
-          <w:numId w:val="1012"/>
+          <w:numId w:val="1013"/>
         </w:numPr>
         <w:pStyle w:val="Compact"/>
       </w:pPr>
@@ -5927,20 +6249,20 @@
           <w:bCs/>
           <w:b/>
         </w:rPr>
-        <w:t xml:space="preserve">What allows another roll:</w:t>
-      </w:r>
-      <w:r>
-        <w:t xml:space="preserve"> </w:t>
-      </w:r>
-      <w:r>
-        <w:t xml:space="preserve">a meaningful improvement (moving from the field to A proper infirmary, a better healer taking over), a new treatment (surgery, a remedy, healing magic), or recovery time (rest that has already cleared a box from that set). The GM decides whether a change is meaningful.</w:t>
+        <w:t xml:space="preserve">Decide that something is established.</w:t>
+      </w:r>
+      <w:r>
+        <w:t xml:space="preserve"> </w:t>
+      </w:r>
+      <w:r>
+        <w:t xml:space="preserve">A Legend card is earned when a discovery clock fills, or when the characters see or test something themselves, hear it from a source you judge reliable, or are told it by the subject itself with evidence to back it up. A guess, however right, isn’t established, and neither is a rumor. Ask what supports their idea; when the answer is good, let them act on it, and give the Legend card once they’ve confirmed it.</w:t>
       </w:r>
     </w:p>
     <w:p>
       <w:pPr>
         <w:numPr>
           <w:ilvl w:val="0"/>
-          <w:numId w:val="1012"/>
+          <w:numId w:val="1013"/>
         </w:numPr>
         <w:pStyle w:val="Compact"/>
       </w:pPr>
@@ -5949,6 +6271,462 @@
           <w:bCs/>
           <w:b/>
         </w:rPr>
+        <w:t xml:space="preserve">Write the finding narrowly.</w:t>
+      </w:r>
+      <w:r>
+        <w:t xml:space="preserve"> </w:t>
+      </w:r>
+      <w:r>
+        <w:t xml:space="preserve">One fact, in the words the characters would use, and no more than they found out:</w:t>
+      </w:r>
+      <w:r>
+        <w:t xml:space="preserve"> </w:t>
+      </w:r>
+      <w:r>
+        <w:t xml:space="preserve">“</w:t>
+      </w:r>
+      <w:r>
+        <w:t xml:space="preserve">bright light drove it back</w:t>
+      </w:r>
+      <w:r>
+        <w:t xml:space="preserve">”</w:t>
+      </w:r>
+      <w:r>
+        <w:t xml:space="preserve">, not</w:t>
+      </w:r>
+      <w:r>
+        <w:t xml:space="preserve"> </w:t>
+      </w:r>
+      <w:r>
+        <w:t xml:space="preserve">“</w:t>
+      </w:r>
+      <w:r>
+        <w:t xml:space="preserve">it fears light</w:t>
+      </w:r>
+      <w:r>
+        <w:t xml:space="preserve">”</w:t>
+      </w:r>
+      <w:r>
+        <w:t xml:space="preserve">. Two separate facts make two Legend cards. Never write the subject’s whole truth onto a Legend card; later discoveries add more Legend cards.</w:t>
+      </w:r>
+    </w:p>
+    <w:p>
+      <w:pPr>
+        <w:numPr>
+          <w:ilvl w:val="0"/>
+          <w:numId w:val="1013"/>
+        </w:numPr>
+        <w:pStyle w:val="Compact"/>
+      </w:pPr>
+      <w:r>
+        <w:rPr>
+          <w:bCs/>
+          <w:b/>
+        </w:rPr>
+        <w:t xml:space="preserve">Write its limits.</w:t>
+      </w:r>
+      <w:r>
+        <w:t xml:space="preserve"> </w:t>
+      </w:r>
+      <w:r>
+        <w:t xml:space="preserve">What the finding doesn’t show: how often it was seen, under what conditions, and what is still unknown. The limits are what keep the next investigation interesting.</w:t>
+      </w:r>
+    </w:p>
+    <w:p>
+      <w:pPr>
+        <w:numPr>
+          <w:ilvl w:val="0"/>
+          <w:numId w:val="1013"/>
+        </w:numPr>
+        <w:pStyle w:val="Compact"/>
+      </w:pPr>
+      <w:r>
+        <w:rPr>
+          <w:bCs/>
+          <w:b/>
+        </w:rPr>
+        <w:t xml:space="preserve">Note the evidence or source.</w:t>
+      </w:r>
+      <w:r>
+        <w:t xml:space="preserve"> </w:t>
+      </w:r>
+      <w:r>
+        <w:t xml:space="preserve">What they saw, tested, read or were told, and by whom. A source’s reputation doesn’t make it right: if it was only probably true, the limits say so.</w:t>
+      </w:r>
+    </w:p>
+    <w:p>
+      <w:pPr>
+        <w:numPr>
+          <w:ilvl w:val="0"/>
+          <w:numId w:val="1013"/>
+        </w:numPr>
+        <w:pStyle w:val="Compact"/>
+      </w:pPr>
+      <w:r>
+        <w:rPr>
+          <w:bCs/>
+          <w:b/>
+        </w:rPr>
+        <w:t xml:space="preserve">Charge the price.</w:t>
+      </w:r>
+      <w:r>
+        <w:t xml:space="preserve"> </w:t>
+      </w:r>
+      <w:r>
+        <w:t xml:space="preserve">A Legend card from a discovery clock costs nothing more: the scenes, failed rolls and pushes were its price. Any other source has its price (see</w:t>
+      </w:r>
+      <w:r>
+        <w:t xml:space="preserve"> </w:t>
+      </w:r>
+      <w:r>
+        <w:rPr>
+          <w:iCs/>
+          <w:i/>
+        </w:rPr>
+        <w:t xml:space="preserve">Earning a Legend card</w:t>
+      </w:r>
+      <w:r>
+        <w:t xml:space="preserve">): choose the one that fits how they learned it, and mark it.</w:t>
+      </w:r>
+    </w:p>
+    <w:p>
+      <w:pPr>
+        <w:numPr>
+          <w:ilvl w:val="0"/>
+          <w:numId w:val="1013"/>
+        </w:numPr>
+        <w:pStyle w:val="Compact"/>
+      </w:pPr>
+      <w:r>
+        <w:rPr>
+          <w:bCs/>
+          <w:b/>
+        </w:rPr>
+        <w:t xml:space="preserve">Choose the owner and the recipients.</w:t>
+      </w:r>
+      <w:r>
+        <w:t xml:space="preserve"> </w:t>
+      </w:r>
+      <w:r>
+        <w:t xml:space="preserve">Whoever did the finding owns the Legend card. Everyone who was there, or heard it from a reliable source, gets a shared copy.</w:t>
+      </w:r>
+    </w:p>
+    <w:p>
+      <w:pPr>
+        <w:numPr>
+          <w:ilvl w:val="0"/>
+          <w:numId w:val="1013"/>
+        </w:numPr>
+        <w:pStyle w:val="Compact"/>
+      </w:pPr>
+      <w:r>
+        <w:rPr>
+          <w:bCs/>
+          <w:b/>
+        </w:rPr>
+        <w:t xml:space="preserve">Record it.</w:t>
+      </w:r>
+      <w:r>
+        <w:t xml:space="preserve"> </w:t>
+      </w:r>
+      <w:r>
+        <w:t xml:space="preserve">Write it on each recipient’s sheet, under</w:t>
+      </w:r>
+      <w:r>
+        <w:t xml:space="preserve"> </w:t>
+      </w:r>
+      <w:r>
+        <w:rPr>
+          <w:iCs/>
+          <w:i/>
+        </w:rPr>
+        <w:t xml:space="preserve">Learned in play</w:t>
+      </w:r>
+      <w:r>
+        <w:t xml:space="preserve">.</w:t>
+      </w:r>
+    </w:p>
+    <w:p>
+      <w:pPr>
+        <w:pStyle w:val="FirstParagraph"/>
+      </w:pPr>
+      <w:r>
+        <w:rPr>
+          <w:iCs/>
+          <w:i/>
+        </w:rPr>
+        <w:t xml:space="preserve">Example:</w:t>
+      </w:r>
+      <w:r>
+        <w:t xml:space="preserve"> </w:t>
+      </w:r>
+      <w:r>
+        <w:rPr>
+          <w:bCs/>
+          <w:b/>
+        </w:rPr>
+        <w:t xml:space="preserve">The thing in the mine.</w:t>
+      </w:r>
+      <w:r>
+        <w:t xml:space="preserve"> </w:t>
+      </w:r>
+      <w:r>
+        <w:t xml:space="preserve">Established:</w:t>
+      </w:r>
+      <w:r>
+        <w:t xml:space="preserve"> </w:t>
+      </w:r>
+      <w:r>
+        <w:rPr>
+          <w:iCs/>
+          <w:i/>
+        </w:rPr>
+        <w:t xml:space="preserve">Bright light drove it back down the shaft</w:t>
+      </w:r>
+      <w:r>
+        <w:t xml:space="preserve">. Limits:</w:t>
+      </w:r>
+      <w:r>
+        <w:t xml:space="preserve"> </w:t>
+      </w:r>
+      <w:r>
+        <w:rPr>
+          <w:iCs/>
+          <w:i/>
+        </w:rPr>
+        <w:t xml:space="preserve">Seen once; not whether light harms it, or how long it stays away</w:t>
+      </w:r>
+      <w:r>
+        <w:t xml:space="preserve">. Source: What the characters saw at the mine head (seen or tested firsthand). Cost: the threat clock +1 (the night spent watching).</w:t>
+      </w:r>
+    </w:p>
+    <w:p>
+      <w:pPr>
+        <w:numPr>
+          <w:ilvl w:val="0"/>
+          <w:numId w:val="1014"/>
+        </w:numPr>
+        <w:pStyle w:val="Compact"/>
+      </w:pPr>
+      <w:r>
+        <w:rPr>
+          <w:bCs/>
+          <w:b/>
+        </w:rPr>
+        <w:t xml:space="preserve">When a later finding disagrees.</w:t>
+      </w:r>
+      <w:r>
+        <w:t xml:space="preserve"> </w:t>
+      </w:r>
+      <w:r>
+        <w:t xml:space="preserve">Write a new Legend card that says what they now know; the old one stays on the sheet as what they believed then, and the new one’s limits can say so.</w:t>
+      </w:r>
+    </w:p>
+    <w:p>
+      <w:pPr>
+        <w:numPr>
+          <w:ilvl w:val="0"/>
+          <w:numId w:val="1014"/>
+        </w:numPr>
+        <w:pStyle w:val="Compact"/>
+      </w:pPr>
+      <w:r>
+        <w:rPr>
+          <w:bCs/>
+          <w:b/>
+        </w:rPr>
+        <w:t xml:space="preserve">A Legend card is never proof of identity.</w:t>
+      </w:r>
+      <w:r>
+        <w:t xml:space="preserve"> </w:t>
+      </w:r>
+      <w:r>
+        <w:t xml:space="preserve">Holding a Legend card about one subject doesn’t prove that the thing in front of them is that subject: the Identify phase does.</w:t>
+      </w:r>
+    </w:p>
+    <w:p>
+      <w:pPr>
+        <w:numPr>
+          <w:ilvl w:val="0"/>
+          <w:numId w:val="1014"/>
+        </w:numPr>
+        <w:pStyle w:val="Compact"/>
+      </w:pPr>
+      <w:r>
+        <w:rPr>
+          <w:bCs/>
+          <w:b/>
+        </w:rPr>
+        <w:t xml:space="preserve">Weaknesses work anyway.</w:t>
+      </w:r>
+      <w:r>
+        <w:t xml:space="preserve"> </w:t>
+      </w:r>
+      <w:r>
+        <w:t xml:space="preserve">Don’t hold back a real weakness because no one holds the Legend card: if they try it, it works.</w:t>
+      </w:r>
+    </w:p>
+    <w:bookmarkEnd w:id="67"/>
+    <w:bookmarkEnd w:id="68"/>
+    <w:bookmarkStart w:id="74" w:name="medical-care"/>
+    <w:p>
+      <w:pPr>
+        <w:pStyle w:val="Heading1"/>
+      </w:pPr>
+      <w:r>
+        <w:t xml:space="preserve">Medical care</w:t>
+      </w:r>
+    </w:p>
+    <w:bookmarkStart w:id="69" w:name="diagnosis-and-stabilization"/>
+    <w:p>
+      <w:pPr>
+        <w:pStyle w:val="Heading2"/>
+      </w:pPr>
+      <w:r>
+        <w:t xml:space="preserve">Diagnosis and stabilization</w:t>
+      </w:r>
+    </w:p>
+    <w:p>
+      <w:pPr>
+        <w:pStyle w:val="FirstParagraph"/>
+      </w:pPr>
+      <w:r>
+        <w:t xml:space="preserve">Roll Medicine when the diagnosis is uncertain or an urgent treatment decision matters. Emergency stabilization takes one action and a successful Medicine roll with a medical kit. It ends Dying and stops deterioration, but removes no boxes.</w:t>
+      </w:r>
+    </w:p>
+    <w:bookmarkEnd w:id="69"/>
+    <w:bookmarkStart w:id="70" w:name="field-treatment"/>
+    <w:p>
+      <w:pPr>
+        <w:pStyle w:val="Heading2"/>
+      </w:pPr>
+      <w:r>
+        <w:t xml:space="preserve">Field treatment</w:t>
+      </w:r>
+    </w:p>
+    <w:p>
+      <w:pPr>
+        <w:pStyle w:val="FirstParagraph"/>
+      </w:pPr>
+      <w:r>
+        <w:t xml:space="preserve">With a medical kit and several uninterrupted minutes, successful Medicine removes one injury box; success by 5 or more removes two.</w:t>
+      </w:r>
+    </w:p>
+    <w:bookmarkEnd w:id="70"/>
+    <w:bookmarkStart w:id="71" w:name="proper-care"/>
+    <w:p>
+      <w:pPr>
+        <w:pStyle w:val="Heading2"/>
+      </w:pPr>
+      <w:r>
+        <w:t xml:space="preserve">Proper care</w:t>
+      </w:r>
+    </w:p>
+    <w:p>
+      <w:pPr>
+        <w:pStyle w:val="FirstParagraph"/>
+      </w:pPr>
+      <w:r>
+        <w:t xml:space="preserve">A proper infirmary grants +2 to Medicine. A successful treatment removes two boxes; success by 5 or more removes three. Allow the time the treatment requires.</w:t>
+      </w:r>
+    </w:p>
+    <w:bookmarkEnd w:id="71"/>
+    <w:bookmarkStart w:id="72" w:name="treatment-attempts"/>
+    <w:p>
+      <w:pPr>
+        <w:pStyle w:val="Heading2"/>
+      </w:pPr>
+      <w:r>
+        <w:t xml:space="preserve">Treatment attempts</w:t>
+      </w:r>
+    </w:p>
+    <w:p>
+      <w:pPr>
+        <w:pStyle w:val="FirstParagraph"/>
+      </w:pPr>
+      <w:r>
+        <w:t xml:space="preserve">Each set of injuries permits one field-treatment attempt and one proper-care attempt. Further rolls require a meaningful improvement in care, a new treatment, or recovery time. Simply waiting and trying again is insufficient.</w:t>
+      </w:r>
+    </w:p>
+    <w:p>
+      <w:pPr>
+        <w:numPr>
+          <w:ilvl w:val="0"/>
+          <w:numId w:val="1015"/>
+        </w:numPr>
+        <w:pStyle w:val="Compact"/>
+      </w:pPr>
+      <w:r>
+        <w:rPr>
+          <w:bCs/>
+          <w:b/>
+        </w:rPr>
+        <w:t xml:space="preserve">A set of injuries</w:t>
+      </w:r>
+      <w:r>
+        <w:t xml:space="preserve"> </w:t>
+      </w:r>
+      <w:r>
+        <w:t xml:space="preserve">is the injury boxes from one encounter or one harmful incident: a fight, a fall, a fire, a night of exposure.</w:t>
+      </w:r>
+    </w:p>
+    <w:p>
+      <w:pPr>
+        <w:numPr>
+          <w:ilvl w:val="0"/>
+          <w:numId w:val="1015"/>
+        </w:numPr>
+        <w:pStyle w:val="Compact"/>
+      </w:pPr>
+      <w:r>
+        <w:rPr>
+          <w:bCs/>
+          <w:b/>
+        </w:rPr>
+        <w:t xml:space="preserve">Later injuries start a new set.</w:t>
+      </w:r>
+      <w:r>
+        <w:t xml:space="preserve"> </w:t>
+      </w:r>
+      <w:r>
+        <w:t xml:space="preserve">Its attempts can remove only its own boxes. A fresh scratch doesn’t reopen the wounds you already treated: those boxes stay until their own set allows another roll, or rest clears them.</w:t>
+      </w:r>
+    </w:p>
+    <w:p>
+      <w:pPr>
+        <w:numPr>
+          <w:ilvl w:val="0"/>
+          <w:numId w:val="1015"/>
+        </w:numPr>
+        <w:pStyle w:val="Compact"/>
+      </w:pPr>
+      <w:r>
+        <w:rPr>
+          <w:bCs/>
+          <w:b/>
+        </w:rPr>
+        <w:t xml:space="preserve">What allows another roll:</w:t>
+      </w:r>
+      <w:r>
+        <w:t xml:space="preserve"> </w:t>
+      </w:r>
+      <w:r>
+        <w:t xml:space="preserve">a meaningful improvement (moving from the field to A proper infirmary, a better healer taking over), a new treatment (surgery, a remedy, healing magic), or recovery time (rest that has already cleared a box from that set). The GM decides whether a change is meaningful.</w:t>
+      </w:r>
+    </w:p>
+    <w:p>
+      <w:pPr>
+        <w:numPr>
+          <w:ilvl w:val="0"/>
+          <w:numId w:val="1015"/>
+        </w:numPr>
+        <w:pStyle w:val="Compact"/>
+      </w:pPr>
+      <w:r>
+        <w:rPr>
+          <w:bCs/>
+          <w:b/>
+        </w:rPr>
         <w:t xml:space="preserve">Stabilization is separate.</w:t>
       </w:r>
       <w:r>
@@ -5958,8 +6736,8 @@
         <w:t xml:space="preserve">Stopping someone Dying is never limited by these attempts and never removes boxes; a treatment roll that removes boxes also stabilizes.</w:t>
       </w:r>
     </w:p>
-    <w:bookmarkEnd w:id="70"/>
-    <w:bookmarkStart w:id="71" w:name="natural-recovery"/>
+    <w:bookmarkEnd w:id="72"/>
+    <w:bookmarkStart w:id="73" w:name="natural-recovery"/>
     <w:p>
       <w:pPr>
         <w:pStyle w:val="Heading2"/>
@@ -6144,9 +6922,9 @@
         <w:t xml:space="preserve">At three boxes, rest alone does nothing until someone has stabilized or treated you; after that, a week of rest in their care clears the first box. A successful treatment is faster. The times add up: from three boxes, rest alone takes about a week and a half to heal completely (a week, then three days, then a day).</w:t>
       </w:r>
     </w:p>
-    <w:bookmarkEnd w:id="71"/>
-    <w:bookmarkEnd w:id="72"/>
-    <w:bookmarkStart w:id="77" w:name="magic"/>
+    <w:bookmarkEnd w:id="73"/>
+    <w:bookmarkEnd w:id="74"/>
+    <w:bookmarkStart w:id="79" w:name="magic"/>
     <w:p>
       <w:pPr>
         <w:pStyle w:val="Heading1"/>
@@ -6390,7 +7168,7 @@
         </w:tc>
       </w:tr>
     </w:tbl>
-    <w:bookmarkStart w:id="73" w:name="bursts"/>
+    <w:bookmarkStart w:id="75" w:name="bursts"/>
     <w:p>
       <w:pPr>
         <w:pStyle w:val="Heading2"/>
@@ -6471,7 +7249,7 @@
       <w:pPr>
         <w:numPr>
           <w:ilvl w:val="0"/>
-          <w:numId w:val="1013"/>
+          <w:numId w:val="1016"/>
         </w:numPr>
         <w:pStyle w:val="Compact"/>
       </w:pPr>
@@ -6521,7 +7299,7 @@
       <w:pPr>
         <w:numPr>
           <w:ilvl w:val="0"/>
-          <w:numId w:val="1013"/>
+          <w:numId w:val="1016"/>
         </w:numPr>
         <w:pStyle w:val="Compact"/>
       </w:pPr>
@@ -6570,7 +7348,7 @@
       <w:pPr>
         <w:numPr>
           <w:ilvl w:val="0"/>
-          <w:numId w:val="1013"/>
+          <w:numId w:val="1016"/>
         </w:numPr>
         <w:pStyle w:val="Compact"/>
       </w:pPr>
@@ -6989,8 +7767,8 @@
         <w:t xml:space="preserve">A failed burst marks a box of your setting’s price track; a natural 18 marks two, or something answers that shouldn’t.</w:t>
       </w:r>
     </w:p>
-    <w:bookmarkEnd w:id="73"/>
-    <w:bookmarkStart w:id="74" w:name="workings"/>
+    <w:bookmarkEnd w:id="75"/>
+    <w:bookmarkStart w:id="76" w:name="workings"/>
     <w:p>
       <w:pPr>
         <w:pStyle w:val="Heading2"/>
@@ -7003,7 +7781,7 @@
       <w:pPr>
         <w:numPr>
           <w:ilvl w:val="0"/>
-          <w:numId w:val="1014"/>
+          <w:numId w:val="1017"/>
         </w:numPr>
         <w:pStyle w:val="Compact"/>
       </w:pPr>
@@ -7025,7 +7803,7 @@
       <w:pPr>
         <w:numPr>
           <w:ilvl w:val="0"/>
-          <w:numId w:val="1014"/>
+          <w:numId w:val="1017"/>
         </w:numPr>
         <w:pStyle w:val="Compact"/>
       </w:pPr>
@@ -7047,7 +7825,7 @@
       <w:pPr>
         <w:numPr>
           <w:ilvl w:val="0"/>
-          <w:numId w:val="1014"/>
+          <w:numId w:val="1017"/>
         </w:numPr>
         <w:pStyle w:val="Compact"/>
       </w:pPr>
@@ -7325,8 +8103,8 @@
         <w:t xml:space="preserve">A working takes a minute a roll at the very fastest. To use one in combat, finish it beforehand and store it in a charm.</w:t>
       </w:r>
     </w:p>
-    <w:bookmarkEnd w:id="74"/>
-    <w:bookmarkStart w:id="75" w:name="charms"/>
+    <w:bookmarkEnd w:id="76"/>
+    <w:bookmarkStart w:id="77" w:name="charms"/>
     <w:p>
       <w:pPr>
         <w:pStyle w:val="Heading2"/>
@@ -7387,8 +8165,8 @@
         <w:t xml:space="preserve">: against a defense, the target defends with no attack-quality penalty; against a resistance, the target resists by succeeding on their roll (a tie goes to the target, as in any contest). A charm never marks more than 3 boxes on one target.</w:t>
       </w:r>
     </w:p>
-    <w:bookmarkEnd w:id="75"/>
-    <w:bookmarkStart w:id="76" w:name="magic-advancement"/>
+    <w:bookmarkEnd w:id="77"/>
+    <w:bookmarkStart w:id="78" w:name="magic-advancement"/>
     <w:p>
       <w:pPr>
         <w:pStyle w:val="Heading2"/>
@@ -7895,9 +8673,9 @@
         </w:tc>
       </w:tr>
     </w:tbl>
-    <w:bookmarkEnd w:id="76"/>
-    <w:bookmarkEnd w:id="77"/>
-    <w:bookmarkStart w:id="81" w:name="legend-points-and-tracks"/>
+    <w:bookmarkEnd w:id="78"/>
+    <w:bookmarkEnd w:id="79"/>
+    <w:bookmarkStart w:id="83" w:name="legend-points-and-tracks"/>
     <w:p>
       <w:pPr>
         <w:pStyle w:val="Heading1"/>
@@ -7906,7 +8684,7 @@
         <w:t xml:space="preserve">Legend points and tracks</w:t>
       </w:r>
     </w:p>
-    <w:bookmarkStart w:id="78" w:name="using-legend-points"/>
+    <w:bookmarkStart w:id="80" w:name="using-legend-points"/>
     <w:p>
       <w:pPr>
         <w:pStyle w:val="Heading2"/>
@@ -8124,8 +8902,8 @@
         <w:t xml:space="preserve">Gain one point when one of your complications creates a meaningful problem you accept, including a companion complication. You can decline the proposed complication without penalty.</w:t>
       </w:r>
     </w:p>
-    <w:bookmarkEnd w:id="78"/>
-    <w:bookmarkStart w:id="79" w:name="tracks"/>
+    <w:bookmarkEnd w:id="80"/>
+    <w:bookmarkStart w:id="81" w:name="tracks"/>
     <w:p>
       <w:pPr>
         <w:pStyle w:val="Heading2"/>
@@ -8146,8 +8924,8 @@
         <w:t xml:space="preserve">Your setting pack supplies this (tracks).</w:t>
       </w:r>
     </w:p>
-    <w:bookmarkEnd w:id="79"/>
-    <w:bookmarkStart w:id="80" w:name="advancement"/>
+    <w:bookmarkEnd w:id="81"/>
+    <w:bookmarkStart w:id="82" w:name="advancement"/>
     <w:p>
       <w:pPr>
         <w:pStyle w:val="Heading2"/>
@@ -8184,7 +8962,7 @@
       <w:pPr>
         <w:numPr>
           <w:ilvl w:val="0"/>
-          <w:numId w:val="1015"/>
+          <w:numId w:val="1018"/>
         </w:numPr>
         <w:pStyle w:val="Compact"/>
       </w:pPr>
@@ -8245,7 +9023,7 @@
       <w:pPr>
         <w:numPr>
           <w:ilvl w:val="0"/>
-          <w:numId w:val="1015"/>
+          <w:numId w:val="1018"/>
         </w:numPr>
         <w:pStyle w:val="Compact"/>
       </w:pPr>
@@ -8591,9 +9369,9 @@
         <w:t xml:space="preserve">Magic and powers grow the same way, at the costs their chapters give.</w:t>
       </w:r>
     </w:p>
-    <w:bookmarkEnd w:id="80"/>
-    <w:bookmarkEnd w:id="81"/>
-    <w:bookmarkStart w:id="84" w:name="running-missions"/>
+    <w:bookmarkEnd w:id="82"/>
+    <w:bookmarkEnd w:id="83"/>
+    <w:bookmarkStart w:id="86" w:name="running-missions"/>
     <w:p>
       <w:pPr>
         <w:pStyle w:val="Heading1"/>
@@ -8602,7 +9380,7 @@
         <w:t xml:space="preserve">Running missions</w:t>
       </w:r>
     </w:p>
-    <w:bookmarkStart w:id="82" w:name="mission-seeds"/>
+    <w:bookmarkStart w:id="84" w:name="mission-seeds"/>
     <w:p>
       <w:pPr>
         <w:pStyle w:val="Heading2"/>
@@ -8631,8 +9409,8 @@
         <w:t xml:space="preserve">Your setting pack supplies this (seeds).</w:t>
       </w:r>
     </w:p>
-    <w:bookmarkEnd w:id="82"/>
-    <w:bookmarkStart w:id="83" w:name="the-journal"/>
+    <w:bookmarkEnd w:id="84"/>
+    <w:bookmarkStart w:id="85" w:name="the-journal"/>
     <w:p>
       <w:pPr>
         <w:pStyle w:val="Heading2"/>
@@ -8653,7 +9431,7 @@
       <w:pPr>
         <w:numPr>
           <w:ilvl w:val="0"/>
-          <w:numId w:val="1016"/>
+          <w:numId w:val="1019"/>
         </w:numPr>
         <w:pStyle w:val="Compact"/>
       </w:pPr>
@@ -8675,7 +9453,7 @@
       <w:pPr>
         <w:numPr>
           <w:ilvl w:val="0"/>
-          <w:numId w:val="1016"/>
+          <w:numId w:val="1019"/>
         </w:numPr>
         <w:pStyle w:val="Compact"/>
       </w:pPr>
@@ -8697,7 +9475,7 @@
       <w:pPr>
         <w:numPr>
           <w:ilvl w:val="0"/>
-          <w:numId w:val="1016"/>
+          <w:numId w:val="1019"/>
         </w:numPr>
         <w:pStyle w:val="Compact"/>
       </w:pPr>
@@ -8719,7 +9497,7 @@
       <w:pPr>
         <w:numPr>
           <w:ilvl w:val="0"/>
-          <w:numId w:val="1016"/>
+          <w:numId w:val="1019"/>
         </w:numPr>
         <w:pStyle w:val="Compact"/>
       </w:pPr>
@@ -8741,7 +9519,7 @@
       <w:pPr>
         <w:numPr>
           <w:ilvl w:val="0"/>
-          <w:numId w:val="1016"/>
+          <w:numId w:val="1019"/>
         </w:numPr>
         <w:pStyle w:val="Compact"/>
       </w:pPr>
@@ -8759,9 +9537,9 @@
         <w:t xml:space="preserve">After a significant mission, each character earns 1 advancement point; at a milestone, 2 more.</w:t>
       </w:r>
     </w:p>
-    <w:bookmarkEnd w:id="83"/>
-    <w:bookmarkEnd w:id="84"/>
-    <w:bookmarkStart w:id="85" w:name="ready-made-characters"/>
+    <w:bookmarkEnd w:id="85"/>
+    <w:bookmarkEnd w:id="86"/>
+    <w:bookmarkStart w:id="87" w:name="ready-made-characters"/>
     <w:p>
       <w:pPr>
         <w:pStyle w:val="Heading1"/>
@@ -8790,8 +9568,8 @@
         <w:t xml:space="preserve">Your setting pack supplies this (pregens).</w:t>
       </w:r>
     </w:p>
-    <w:bookmarkEnd w:id="85"/>
-    <w:bookmarkStart w:id="86" w:name="advantages"/>
+    <w:bookmarkEnd w:id="87"/>
+    <w:bookmarkStart w:id="88" w:name="advantages"/>
     <w:p>
       <w:pPr>
         <w:pStyle w:val="Heading1"/>
@@ -8820,8 +9598,8 @@
         <w:t xml:space="preserve">Your setting pack supplies this (advantages).</w:t>
       </w:r>
     </w:p>
-    <w:bookmarkEnd w:id="86"/>
-    <w:bookmarkStart w:id="87" w:name="origins"/>
+    <w:bookmarkEnd w:id="88"/>
+    <w:bookmarkStart w:id="89" w:name="origins"/>
     <w:p>
       <w:pPr>
         <w:pStyle w:val="Heading1"/>
@@ -8842,8 +9620,8 @@
         <w:t xml:space="preserve">Your setting pack supplies this (origins).</w:t>
       </w:r>
     </w:p>
-    <w:bookmarkEnd w:id="87"/>
-    <w:bookmarkStart w:id="98" w:name="making-your-own"/>
+    <w:bookmarkEnd w:id="89"/>
+    <w:bookmarkStart w:id="100" w:name="making-your-own"/>
     <w:p>
       <w:pPr>
         <w:pStyle w:val="Heading1"/>
@@ -8876,7 +9654,7 @@
         <w:t xml:space="preserve">option at the end of each list, and its checklist holds a custom choice to the same rules as everything else.</w:t>
       </w:r>
     </w:p>
-    <w:bookmarkStart w:id="88" w:name="a-custom-role"/>
+    <w:bookmarkStart w:id="90" w:name="a-custom-role"/>
     <w:p>
       <w:pPr>
         <w:pStyle w:val="Heading2"/>
@@ -8897,7 +9675,7 @@
       <w:pPr>
         <w:numPr>
           <w:ilvl w:val="0"/>
-          <w:numId w:val="1017"/>
+          <w:numId w:val="1020"/>
         </w:numPr>
         <w:pStyle w:val="Compact"/>
       </w:pPr>
@@ -8943,7 +9721,7 @@
       <w:pPr>
         <w:numPr>
           <w:ilvl w:val="0"/>
-          <w:numId w:val="1017"/>
+          <w:numId w:val="1020"/>
         </w:numPr>
         <w:pStyle w:val="Compact"/>
       </w:pPr>
@@ -8965,7 +9743,7 @@
       <w:pPr>
         <w:numPr>
           <w:ilvl w:val="0"/>
-          <w:numId w:val="1017"/>
+          <w:numId w:val="1020"/>
         </w:numPr>
         <w:pStyle w:val="Compact"/>
       </w:pPr>
@@ -8987,7 +9765,7 @@
       <w:pPr>
         <w:numPr>
           <w:ilvl w:val="0"/>
-          <w:numId w:val="1017"/>
+          <w:numId w:val="1020"/>
         </w:numPr>
         <w:pStyle w:val="Compact"/>
       </w:pPr>
@@ -9052,8 +9830,8 @@
         <w:t xml:space="preserve">.</w:t>
       </w:r>
     </w:p>
-    <w:bookmarkEnd w:id="88"/>
-    <w:bookmarkStart w:id="97" w:name="a-custom-origin"/>
+    <w:bookmarkEnd w:id="90"/>
+    <w:bookmarkStart w:id="99" w:name="a-custom-origin"/>
     <w:p>
       <w:pPr>
         <w:pStyle w:val="Heading2"/>
@@ -9070,7 +9848,7 @@
         <w:t xml:space="preserve">Build it with the GM, one step at a time.</w:t>
       </w:r>
     </w:p>
-    <w:bookmarkStart w:id="89" w:name="the-concept"/>
+    <w:bookmarkStart w:id="91" w:name="the-concept"/>
     <w:p>
       <w:pPr>
         <w:pStyle w:val="Heading3"/>
@@ -9087,8 +9865,8 @@
         <w:t xml:space="preserve">Two or three sentences: where they come from, what sets them apart, and how others see them. It should be something the origins in this book don’t already cover.</w:t>
       </w:r>
     </w:p>
-    <w:bookmarkEnd w:id="89"/>
-    <w:bookmarkStart w:id="90" w:name="the-tier"/>
+    <w:bookmarkEnd w:id="91"/>
+    <w:bookmarkStart w:id="92" w:name="the-tier"/>
     <w:p>
       <w:pPr>
         <w:pStyle w:val="Heading3"/>
@@ -9385,8 +10163,8 @@
         <w:t xml:space="preserve">When in doubt, choose the higher tier.</w:t>
       </w:r>
     </w:p>
-    <w:bookmarkEnd w:id="90"/>
-    <w:bookmarkStart w:id="91" w:name="attribute-adjustments"/>
+    <w:bookmarkEnd w:id="92"/>
+    <w:bookmarkStart w:id="93" w:name="attribute-adjustments"/>
     <w:p>
       <w:pPr>
         <w:pStyle w:val="Heading3"/>
@@ -9456,8 +10234,8 @@
         <w:t xml:space="preserve">of +1 or −1 to Move. Most have none. It isn’t an attribute adjustment and needn’t balance.</w:t>
       </w:r>
     </w:p>
-    <w:bookmarkEnd w:id="91"/>
-    <w:bookmarkStart w:id="92" w:name="core-rules-tier-1-and-up"/>
+    <w:bookmarkEnd w:id="93"/>
+    <w:bookmarkStart w:id="94" w:name="core-rules-tier-1-and-up"/>
     <w:p>
       <w:pPr>
         <w:pStyle w:val="Heading3"/>
@@ -9474,8 +10252,8 @@
         <w:t xml:space="preserve">One to three short rules that always apply: what they can do (see in the dark, resist cold, a free Trained skill) and what it costs (a weakness, a people’s distrust, a hazard they can’t abide). A strength with no drawback is worth more than it looks, so price it a tier higher.</w:t>
       </w:r>
     </w:p>
-    <w:bookmarkEnd w:id="92"/>
-    <w:bookmarkStart w:id="93" w:name="origin-advantages"/>
+    <w:bookmarkEnd w:id="94"/>
+    <w:bookmarkStart w:id="95" w:name="origin-advantages"/>
     <w:p>
       <w:pPr>
         <w:pStyle w:val="Heading3"/>
@@ -9530,8 +10308,8 @@
         <w:t xml:space="preserve">: a problem the trait causes, with a clear trigger and a real consequence, which earns a Legend point when it bites, like any complication. A character takes one advantage, general or origin, so make them distinct choices.</w:t>
       </w:r>
     </w:p>
-    <w:bookmarkEnd w:id="93"/>
-    <w:bookmarkStart w:id="94" w:name="an-alternate-form-optional-tier-2-or-3"/>
+    <w:bookmarkEnd w:id="95"/>
+    <w:bookmarkStart w:id="96" w:name="an-alternate-form-optional-tier-2-or-3"/>
     <w:p>
       <w:pPr>
         <w:pStyle w:val="Heading3"/>
@@ -9564,8 +10342,8 @@
         <w:t xml:space="preserve">apply. The bonuses count only while the character is in that form: the sheet’s form switch shows both sets of numbers.</w:t>
       </w:r>
     </w:p>
-    <w:bookmarkEnd w:id="94"/>
-    <w:bookmarkStart w:id="95" w:name="in-the-creator"/>
+    <w:bookmarkEnd w:id="96"/>
+    <w:bookmarkStart w:id="97" w:name="in-the-creator"/>
     <w:p>
       <w:pPr>
         <w:pStyle w:val="Heading3"/>
@@ -9578,7 +10356,7 @@
       <w:pPr>
         <w:numPr>
           <w:ilvl w:val="0"/>
-          <w:numId w:val="1018"/>
+          <w:numId w:val="1021"/>
         </w:numPr>
         <w:pStyle w:val="Compact"/>
       </w:pPr>
@@ -9606,7 +10384,7 @@
       <w:pPr>
         <w:numPr>
           <w:ilvl w:val="0"/>
-          <w:numId w:val="1018"/>
+          <w:numId w:val="1021"/>
         </w:numPr>
         <w:pStyle w:val="Compact"/>
       </w:pPr>
@@ -9618,7 +10396,7 @@
       <w:pPr>
         <w:numPr>
           <w:ilvl w:val="0"/>
-          <w:numId w:val="1018"/>
+          <w:numId w:val="1021"/>
         </w:numPr>
         <w:pStyle w:val="Compact"/>
       </w:pPr>
@@ -9646,7 +10424,7 @@
       <w:pPr>
         <w:numPr>
           <w:ilvl w:val="0"/>
-          <w:numId w:val="1018"/>
+          <w:numId w:val="1021"/>
         </w:numPr>
         <w:pStyle w:val="Compact"/>
       </w:pPr>
@@ -9670,8 +10448,8 @@
         <w:t xml:space="preserve">and enter the advantage and its companion complication.</w:t>
       </w:r>
     </w:p>
-    <w:bookmarkEnd w:id="95"/>
-    <w:bookmarkStart w:id="96" w:name="example"/>
+    <w:bookmarkEnd w:id="97"/>
+    <w:bookmarkStart w:id="98" w:name="example"/>
     <w:p>
       <w:pPr>
         <w:pStyle w:val="Heading3"/>
@@ -9776,10 +10554,10 @@
         <w:t xml:space="preserve">: you trust your own people first; when it matters, accept the cost of that loyalty.</w:t>
       </w:r>
     </w:p>
-    <w:bookmarkEnd w:id="96"/>
-    <w:bookmarkEnd w:id="97"/>
     <w:bookmarkEnd w:id="98"/>
-    <w:bookmarkStart w:id="99" w:name="complications"/>
+    <w:bookmarkEnd w:id="99"/>
+    <w:bookmarkEnd w:id="100"/>
+    <w:bookmarkStart w:id="101" w:name="complications"/>
     <w:p>
       <w:pPr>
         <w:pStyle w:val="Heading1"/>
@@ -9808,8 +10586,8 @@
         <w:t xml:space="preserve">Your setting pack supplies this (complications).</w:t>
       </w:r>
     </w:p>
-    <w:bookmarkEnd w:id="99"/>
-    <w:bookmarkStart w:id="101" w:name="quick-reference"/>
+    <w:bookmarkEnd w:id="101"/>
+    <w:bookmarkStart w:id="103" w:name="quick-reference"/>
     <w:p>
       <w:pPr>
         <w:pStyle w:val="Heading1"/>
@@ -10036,7 +10814,7 @@
       <w:r>
         <w:t xml:space="preserve"> </w:t>
       </w:r>
-      <w:hyperlink r:id="rId100">
+      <w:hyperlink r:id="rId102">
         <w:r>
           <w:rPr>
             <w:rStyle w:val="Hyperlink"/>
@@ -10048,7 +10826,7 @@
         <w:t xml:space="preserve">. You may share, adapt, and use it for any purpose, including commercially, as long as you give appropriate credit to the author.</w:t>
       </w:r>
     </w:p>
-    <w:bookmarkEnd w:id="101"/>
+    <w:bookmarkEnd w:id="103"/>
     <w:sectPr/>
   </w:body>
 </w:document>
@@ -10356,9 +11134,6 @@
     <w:abstractNumId w:val="991"/>
   </w:num>
   <w:num w:numId="1013">
-    <w:abstractNumId w:val="991"/>
-  </w:num>
-  <w:num w:numId="1014">
     <w:abstractNumId w:val="99411"/>
     <w:lvlOverride w:ilvl="0">
       <w:startOverride w:val="1"/>
@@ -10388,38 +11163,14 @@
       <w:startOverride w:val="1"/>
     </w:lvlOverride>
   </w:num>
+  <w:num w:numId="1014">
+    <w:abstractNumId w:val="991"/>
+  </w:num>
   <w:num w:numId="1015">
     <w:abstractNumId w:val="991"/>
   </w:num>
   <w:num w:numId="1016">
-    <w:abstractNumId w:val="99411"/>
-    <w:lvlOverride w:ilvl="0">
-      <w:startOverride w:val="1"/>
-    </w:lvlOverride>
-    <w:lvlOverride w:ilvl="1">
-      <w:startOverride w:val="1"/>
-    </w:lvlOverride>
-    <w:lvlOverride w:ilvl="2">
-      <w:startOverride w:val="1"/>
-    </w:lvlOverride>
-    <w:lvlOverride w:ilvl="3">
-      <w:startOverride w:val="1"/>
-    </w:lvlOverride>
-    <w:lvlOverride w:ilvl="4">
-      <w:startOverride w:val="1"/>
-    </w:lvlOverride>
-    <w:lvlOverride w:ilvl="5">
-      <w:startOverride w:val="1"/>
-    </w:lvlOverride>
-    <w:lvlOverride w:ilvl="6">
-      <w:startOverride w:val="1"/>
-    </w:lvlOverride>
-    <w:lvlOverride w:ilvl="7">
-      <w:startOverride w:val="1"/>
-    </w:lvlOverride>
-    <w:lvlOverride w:ilvl="8">
-      <w:startOverride w:val="1"/>
-    </w:lvlOverride>
+    <w:abstractNumId w:val="991"/>
   </w:num>
   <w:num w:numId="1017">
     <w:abstractNumId w:val="99411"/>
@@ -10452,6 +11203,69 @@
     </w:lvlOverride>
   </w:num>
   <w:num w:numId="1018">
+    <w:abstractNumId w:val="991"/>
+  </w:num>
+  <w:num w:numId="1019">
+    <w:abstractNumId w:val="99411"/>
+    <w:lvlOverride w:ilvl="0">
+      <w:startOverride w:val="1"/>
+    </w:lvlOverride>
+    <w:lvlOverride w:ilvl="1">
+      <w:startOverride w:val="1"/>
+    </w:lvlOverride>
+    <w:lvlOverride w:ilvl="2">
+      <w:startOverride w:val="1"/>
+    </w:lvlOverride>
+    <w:lvlOverride w:ilvl="3">
+      <w:startOverride w:val="1"/>
+    </w:lvlOverride>
+    <w:lvlOverride w:ilvl="4">
+      <w:startOverride w:val="1"/>
+    </w:lvlOverride>
+    <w:lvlOverride w:ilvl="5">
+      <w:startOverride w:val="1"/>
+    </w:lvlOverride>
+    <w:lvlOverride w:ilvl="6">
+      <w:startOverride w:val="1"/>
+    </w:lvlOverride>
+    <w:lvlOverride w:ilvl="7">
+      <w:startOverride w:val="1"/>
+    </w:lvlOverride>
+    <w:lvlOverride w:ilvl="8">
+      <w:startOverride w:val="1"/>
+    </w:lvlOverride>
+  </w:num>
+  <w:num w:numId="1020">
+    <w:abstractNumId w:val="99411"/>
+    <w:lvlOverride w:ilvl="0">
+      <w:startOverride w:val="1"/>
+    </w:lvlOverride>
+    <w:lvlOverride w:ilvl="1">
+      <w:startOverride w:val="1"/>
+    </w:lvlOverride>
+    <w:lvlOverride w:ilvl="2">
+      <w:startOverride w:val="1"/>
+    </w:lvlOverride>
+    <w:lvlOverride w:ilvl="3">
+      <w:startOverride w:val="1"/>
+    </w:lvlOverride>
+    <w:lvlOverride w:ilvl="4">
+      <w:startOverride w:val="1"/>
+    </w:lvlOverride>
+    <w:lvlOverride w:ilvl="5">
+      <w:startOverride w:val="1"/>
+    </w:lvlOverride>
+    <w:lvlOverride w:ilvl="6">
+      <w:startOverride w:val="1"/>
+    </w:lvlOverride>
+    <w:lvlOverride w:ilvl="7">
+      <w:startOverride w:val="1"/>
+    </w:lvlOverride>
+    <w:lvlOverride w:ilvl="8">
+      <w:startOverride w:val="1"/>
+    </w:lvlOverride>
+  </w:num>
+  <w:num w:numId="1021">
     <w:abstractNumId w:val="99411"/>
     <w:lvlOverride w:ilvl="0">
       <w:startOverride w:val="1"/>

--- a/legend-dynamics/site/core-rules/Legend_Dynamics_Core_Rules.docx
+++ b/legend-dynamics/site/core-rules/Legend_Dynamics_Core_Rules.docx
@@ -259,13 +259,13 @@
         <w:t xml:space="preserve">Trained when you choose it. Keep them, raise one to your Specialty, or swap any of them for other skills; changing role swaps the core skills you haven’t changed.</w:t>
       </w:r>
     </w:p>
-    <w:bookmarkStart w:id="22" w:name="generalist-or-specialist"/>
+    <w:bookmarkStart w:id="22" w:name="specialist-or-expert"/>
     <w:p>
       <w:pPr>
         <w:pStyle w:val="Heading3"/>
       </w:pPr>
       <w:r>
-        <w:t xml:space="preserve">Generalist or Specialist</w:t>
+        <w:t xml:space="preserve">Specialist or Expert</w:t>
       </w:r>
     </w:p>
     <w:p>
@@ -289,7 +289,7 @@
           <w:bCs/>
           <w:b/>
         </w:rPr>
-        <w:t xml:space="preserve">Generalist:</w:t>
+        <w:t xml:space="preserve">Specialist:</w:t>
       </w:r>
       <w:r>
         <w:t xml:space="preserve"> </w:t>
@@ -311,7 +311,7 @@
           <w:bCs/>
           <w:b/>
         </w:rPr>
-        <w:t xml:space="preserve">Specialist:</w:t>
+        <w:t xml:space="preserve">Expert:</w:t>
       </w:r>
       <w:r>
         <w:t xml:space="preserve"> </w:t>
@@ -1220,6 +1220,14 @@
         </w:tc>
       </w:tr>
     </w:tbl>
+    <w:p>
+      <w:pPr>
+        <w:pStyle w:val="BodyText"/>
+      </w:pPr>
+      <w:r>
+        <w:t xml:space="preserve">Each setting also offers special Edges of its own, such as powers in Aurora; its Players’ Guide lists them.</w:t>
+      </w:r>
+    </w:p>
     <w:bookmarkEnd w:id="26"/>
     <w:bookmarkStart w:id="27" w:name="spending-points"/>
     <w:p>
@@ -1345,7 +1353,7 @@
           <w:bCs/>
           <w:b/>
         </w:rPr>
-        <w:t xml:space="preserve">A Generalist</w:t>
+        <w:t xml:space="preserve">A Specialist</w:t>
       </w:r>
       <w:r>
         <w:t xml:space="preserve"> </w:t>
@@ -1393,7 +1401,7 @@
           <w:bCs/>
           <w:b/>
         </w:rPr>
-        <w:t xml:space="preserve">A Specialist</w:t>
+        <w:t xml:space="preserve">An Expert</w:t>
       </w:r>
       <w:r>
         <w:t xml:space="preserve"> </w:t>
@@ -1496,7 +1504,7 @@
         <w:t xml:space="preserve"> </w:t>
       </w:r>
       <w:r>
-        <w:t xml:space="preserve">A Specialist can broaden later (the GM’s call, usually after a significant mission): the Expert skill becomes a Specialty at +3, and two more skills become Trained.</w:t>
+        <w:t xml:space="preserve">An Expert can broaden later (the GM’s call, usually after a significant mission): the Expert skill becomes a Specialty at +3, and two more skills become Trained.</w:t>
       </w:r>
     </w:p>
     <w:bookmarkEnd w:id="30"/>
@@ -9211,7 +9219,7 @@
               <w:rPr>
                 <w:sz w:val="19"/>
               </w:rPr>
-              <w:t xml:space="preserve">Specialty (+3) is the ceiling: only a Specialist’s starting skill is Expert, unless they broaden (see Step 3)</w:t>
+              <w:t xml:space="preserve">Specialty (+3) is the ceiling: only an Expert’s starting skill is Expert, unless they broaden (see Step 3)</w:t>
             </w:r>
           </w:p>
         </w:tc>
@@ -10629,7 +10637,7 @@
         <w:t xml:space="preserve"> </w:t>
       </w:r>
       <w:r>
-        <w:t xml:space="preserve">attributes start at 10, adjusted by origin (always totaling zero), plus 5 points; maximum 13 plus any origin bonus. 3 points split between origin tier and Edges. Generalist: one Specialty and nine Trained. Specialist: one Expert at +5 and seven Trained. One advantage (general or origin) and one complication; an optional Allegiance.</w:t>
+        <w:t xml:space="preserve">attributes start at 10, adjusted by origin (always totaling zero), plus 5 points; maximum 13 plus any origin bonus. 3 points split between origin tier and Edges. Specialist: one Specialty and nine Trained. Expert: one Expert at +5 and seven Trained. One advantage (general or origin) and one complication; an optional Allegiance.</w:t>
       </w:r>
     </w:p>
     <w:p>
@@ -10647,7 +10655,7 @@
         <w:t xml:space="preserve"> </w:t>
       </w:r>
       <w:r>
-        <w:t xml:space="preserve">Untrained = attribute −4; Trained = attribute +1; Specialty = attribute +3; Expert (Specialist) = attribute +5.</w:t>
+        <w:t xml:space="preserve">Untrained = attribute −4; Trained = attribute +1; Specialty = attribute +3; Expert = attribute +5.</w:t>
       </w:r>
     </w:p>
     <w:p>

--- a/legend-dynamics/site/core-rules/Legend_Dynamics_Core_Rules.docx
+++ b/legend-dynamics/site/core-rules/Legend_Dynamics_Core_Rules.docx
@@ -10595,7 +10595,7 @@
       </w:r>
     </w:p>
     <w:bookmarkEnd w:id="101"/>
-    <w:bookmarkStart w:id="103" w:name="quick-reference"/>
+    <w:bookmarkStart w:id="102" w:name="quick-reference"/>
     <w:p>
       <w:pPr>
         <w:pStyle w:val="Heading1"/>
@@ -10817,24 +10817,10 @@
         <w:t xml:space="preserve"> </w:t>
       </w:r>
       <w:r>
-        <w:t xml:space="preserve">This RPG is released under the</w:t>
-      </w:r>
-      <w:r>
-        <w:t xml:space="preserve"> </w:t>
-      </w:r>
-      <w:hyperlink r:id="rId102">
-        <w:r>
-          <w:rPr>
-            <w:rStyle w:val="Hyperlink"/>
-          </w:rPr>
-          <w:t xml:space="preserve">Creative Commons Attribution 4.0 International License</w:t>
-        </w:r>
-      </w:hyperlink>
-      <w:r>
-        <w:t xml:space="preserve">. You may share, adapt, and use it for any purpose, including commercially, as long as you give appropriate credit to the author.</w:t>
-      </w:r>
-    </w:p>
-    <w:bookmarkEnd w:id="103"/>
+        <w:t xml:space="preserve">Copyright © 2025–2026 Don Smallwood. All rights reserved.</w:t>
+      </w:r>
+    </w:p>
+    <w:bookmarkEnd w:id="102"/>
     <w:sectPr/>
   </w:body>
 </w:document>

--- a/legend-dynamics/site/core-rules/Legend_Dynamics_Core_Rules.docx
+++ b/legend-dynamics/site/core-rules/Legend_Dynamics_Core_Rules.docx
@@ -10817,7 +10817,7 @@
         <w:t xml:space="preserve"> </w:t>
       </w:r>
       <w:r>
-        <w:t xml:space="preserve">Copyright © 2025–2026 Don Smallwood. All rights reserved.</w:t>
+        <w:t xml:space="preserve">Copyright © Don Smallwood. All rights reserved.</w:t>
       </w:r>
     </w:p>
     <w:bookmarkEnd w:id="102"/>

--- a/legend-dynamics/site/core-rules/Legend_Dynamics_Core_Rules.docx
+++ b/legend-dynamics/site/core-rules/Legend_Dynamics_Core_Rules.docx
@@ -9629,7 +9629,7 @@
       </w:r>
     </w:p>
     <w:bookmarkEnd w:id="89"/>
-    <w:bookmarkStart w:id="100" w:name="making-your-own"/>
+    <w:bookmarkStart w:id="101" w:name="making-your-own"/>
     <w:p>
       <w:pPr>
         <w:pStyle w:val="Heading1"/>
@@ -10564,14 +10564,13 @@
     </w:p>
     <w:bookmarkEnd w:id="98"/>
     <w:bookmarkEnd w:id="99"/>
-    <w:bookmarkEnd w:id="100"/>
-    <w:bookmarkStart w:id="101" w:name="complications"/>
-    <w:p>
-      <w:pPr>
-        <w:pStyle w:val="Heading1"/>
-      </w:pPr>
-      <w:r>
-        <w:t xml:space="preserve">Complications</w:t>
+    <w:bookmarkStart w:id="100" w:name="threats-weapons-and-edges-for-your-table"/>
+    <w:p>
+      <w:pPr>
+        <w:pStyle w:val="Heading2"/>
+      </w:pPr>
+      <w:r>
+        <w:t xml:space="preserve">Threats, weapons and Edges for your table</w:t>
       </w:r>
     </w:p>
     <w:p>
@@ -10579,29 +10578,131 @@
         <w:pStyle w:val="FirstParagraph"/>
       </w:pPr>
       <w:r>
-        <w:t xml:space="preserve">Choose one complication. These are sources of meaningful choices, not constant penalties. The GM proposes a concrete problem and offers one Legend point if you accept it. Every complication needs a trigger agreed with the GM; the creator suggests three for each.</w:t>
-      </w:r>
-    </w:p>
-    <w:p>
-      <w:pPr>
-        <w:pStyle w:val="BodyText"/>
-      </w:pPr>
+        <w:t xml:space="preserve">A GM can add their own threats, weapons and Edges. Keep them in line with the book’s:</w:t>
+      </w:r>
+    </w:p>
+    <w:p>
+      <w:pPr>
+        <w:numPr>
+          <w:ilvl w:val="0"/>
+          <w:numId w:val="1022"/>
+        </w:numPr>
+        <w:pStyle w:val="Compact"/>
+      </w:pPr>
+      <w:r>
+        <w:rPr>
+          <w:bCs/>
+          <w:b/>
+        </w:rPr>
+        <w:t xml:space="preserve">Threats.</w:t>
+      </w:r>
+      <w:r>
+        <w:t xml:space="preserve"> </w:t>
+      </w:r>
+      <w:r>
+        <w:t xml:space="preserve">A minor foe has 1 box; an ordinary one 3; a tough one 4 or 5; a rare horror 6. Attack targets run 11 to 13 for most, 14 or 15 for the dangerous. Dodge runs 7 to 10. Give it one special trait, said plainly, and decide what it does before play.</w:t>
+      </w:r>
+    </w:p>
+    <w:p>
+      <w:pPr>
+        <w:numPr>
+          <w:ilvl w:val="0"/>
+          <w:numId w:val="1022"/>
+        </w:numPr>
+        <w:pStyle w:val="Compact"/>
+      </w:pPr>
+      <w:r>
+        <w:rPr>
+          <w:bCs/>
+          <w:b/>
+        </w:rPr>
+        <w:t xml:space="preserve">Weapons.</w:t>
+      </w:r>
+      <w:r>
+        <w:t xml:space="preserve"> </w:t>
+      </w:r>
+      <w:r>
+        <w:t xml:space="preserve">Hits mark 1 box for fists, knives and arrows; 2 for swords and guns; 3 for the heavy and the point-blank; 4 only for explosives and the monstrous. Give a weapon a reach (melee) or a range band, and its shots if they run out.</w:t>
+      </w:r>
+    </w:p>
+    <w:p>
+      <w:pPr>
+        <w:numPr>
+          <w:ilvl w:val="0"/>
+          <w:numId w:val="1022"/>
+        </w:numPr>
+        <w:pStyle w:val="Compact"/>
+      </w:pPr>
+      <w:r>
+        <w:rPr>
+          <w:bCs/>
+          <w:b/>
+        </w:rPr>
+        <w:t xml:space="preserve">Edges.</w:t>
+      </w:r>
+      <w:r>
+        <w:t xml:space="preserve"> </w:t>
+      </w:r>
+      <w:r>
+        <w:t xml:space="preserve">An Edge is worth about as much as one of the book’s: a narrow, useful benefit, often once per session or per mission. Say exactly what it does.</w:t>
+      </w:r>
+    </w:p>
+    <w:p>
+      <w:pPr>
+        <w:pStyle w:val="FirstParagraph"/>
+      </w:pPr>
+      <w:r>
+        <w:rPr>
+          <w:bCs/>
+          <w:b/>
+        </w:rPr>
+        <w:t xml:space="preserve">In the creator.</w:t>
+      </w:r>
+      <w:r>
+        <w:t xml:space="preserve"> </w:t>
+      </w:r>
+      <w:r>
+        <w:t xml:space="preserve">The GM view’s</w:t>
+      </w:r>
+      <w:r>
+        <w:t xml:space="preserve"> </w:t>
+      </w:r>
+      <w:r>
+        <w:rPr>
+          <w:bCs/>
+          <w:b/>
+        </w:rPr>
+        <w:t xml:space="preserve">Homebrew</w:t>
+      </w:r>
+      <w:r>
+        <w:t xml:space="preserve"> </w:t>
+      </w:r>
+      <w:r>
+        <w:t xml:space="preserve">tab keeps your threats, weapons and Edges. They then work like the book’s, marked</w:t>
+      </w:r>
+      <w:r>
+        <w:t xml:space="preserve"> </w:t>
+      </w:r>
       <w:r>
         <w:rPr>
           <w:iCs/>
           <w:i/>
         </w:rPr>
-        <w:t xml:space="preserve">Your setting pack supplies this (complications).</w:t>
-      </w:r>
-    </w:p>
+        <w:t xml:space="preserve">homebrew</w:t>
+      </w:r>
+      <w:r>
+        <w:t xml:space="preserve">: threats in the Encounter panel and on the battle map, weapons in characters’ gear and the roller, Edges in the creator. Players get them when they join your shared table, or from a homebrew file you give them. A special trait or Edge is a note the GM applies at the table.</w:t>
+      </w:r>
+    </w:p>
+    <w:bookmarkEnd w:id="100"/>
     <w:bookmarkEnd w:id="101"/>
-    <w:bookmarkStart w:id="102" w:name="quick-reference"/>
+    <w:bookmarkStart w:id="102" w:name="complications"/>
     <w:p>
       <w:pPr>
         <w:pStyle w:val="Heading1"/>
       </w:pPr>
       <w:r>
-        <w:t xml:space="preserve">Quick reference</w:t>
+        <w:t xml:space="preserve">Complications</w:t>
       </w:r>
     </w:p>
     <w:p>
@@ -10609,197 +10710,7 @@
         <w:pStyle w:val="FirstParagraph"/>
       </w:pPr>
       <w:r>
-        <w:rPr>
-          <w:bCs/>
-          <w:b/>
-        </w:rPr>
-        <w:t xml:space="preserve">Fine weapon or tool:</w:t>
-      </w:r>
-      <w:r>
-        <w:t xml:space="preserve"> </w:t>
-      </w:r>
-      <w:r>
-        <w:t xml:space="preserve">+2 to one narrow, agreed use of a skill; never with an advantage on the same roll; never to Dodge, Parry or Block.</w:t>
-      </w:r>
-    </w:p>
-    <w:p>
-      <w:pPr>
-        <w:pStyle w:val="BodyText"/>
-      </w:pPr>
-      <w:r>
-        <w:rPr>
-          <w:bCs/>
-          <w:b/>
-        </w:rPr>
-        <w:t xml:space="preserve">Creation:</w:t>
-      </w:r>
-      <w:r>
-        <w:t xml:space="preserve"> </w:t>
-      </w:r>
-      <w:r>
-        <w:t xml:space="preserve">attributes start at 10, adjusted by origin (always totaling zero), plus 5 points; maximum 13 plus any origin bonus. 3 points split between origin tier and Edges. Specialist: one Specialty and nine Trained. Expert: one Expert at +5 and seven Trained. One advantage (general or origin) and one complication; an optional Allegiance.</w:t>
-      </w:r>
-    </w:p>
-    <w:p>
-      <w:pPr>
-        <w:pStyle w:val="BodyText"/>
-      </w:pPr>
-      <w:r>
-        <w:rPr>
-          <w:bCs/>
-          <w:b/>
-        </w:rPr>
-        <w:t xml:space="preserve">Skills:</w:t>
-      </w:r>
-      <w:r>
-        <w:t xml:space="preserve"> </w:t>
-      </w:r>
-      <w:r>
-        <w:t xml:space="preserve">Untrained = attribute −4; Trained = attribute +1; Specialty = attribute +3; Expert = attribute +5.</w:t>
-      </w:r>
-    </w:p>
-    <w:p>
-      <w:pPr>
-        <w:pStyle w:val="BodyText"/>
-      </w:pPr>
-      <w:r>
-        <w:rPr>
-          <w:bCs/>
-          <w:b/>
-        </w:rPr>
-        <w:t xml:space="preserve">Modifiers:</w:t>
-      </w:r>
-      <w:r>
-        <w:t xml:space="preserve"> </w:t>
-      </w:r>
-      <w:r>
-        <w:t xml:space="preserve">favorable +2; ordinary 0; difficult −2; very difficult −4; extreme −6. Natural 3–4 succeeds; natural 17–18 fails.</w:t>
-      </w:r>
-    </w:p>
-    <w:p>
-      <w:pPr>
-        <w:pStyle w:val="BodyText"/>
-      </w:pPr>
-      <w:r>
-        <w:rPr>
-          <w:bCs/>
-          <w:b/>
-        </w:rPr>
-        <w:t xml:space="preserve">Assistance:</w:t>
-      </w:r>
-      <w:r>
-        <w:t xml:space="preserve"> </w:t>
-      </w:r>
-      <w:r>
-        <w:t xml:space="preserve">success +1; success by 5 or more +2; 18 causes a complication. One assistant per roll.</w:t>
-      </w:r>
-    </w:p>
-    <w:p>
-      <w:pPr>
-        <w:pStyle w:val="BodyText"/>
-      </w:pPr>
-      <w:r>
-        <w:rPr>
-          <w:bCs/>
-          <w:b/>
-        </w:rPr>
-        <w:t xml:space="preserve">Near misses:</w:t>
-      </w:r>
-      <w:r>
-        <w:t xml:space="preserve"> </w:t>
-      </w:r>
-      <w:r>
-        <w:t xml:space="preserve">fail by 1–2 and the GM may offer success at a cost; never on a natural 17–18.</w:t>
-      </w:r>
-    </w:p>
-    <w:p>
-      <w:pPr>
-        <w:pStyle w:val="BodyText"/>
-      </w:pPr>
-      <w:r>
-        <w:rPr>
-          <w:bCs/>
-          <w:b/>
-        </w:rPr>
-        <w:t xml:space="preserve">Clocks:</w:t>
-      </w:r>
-      <w:r>
-        <w:t xml:space="preserve"> </w:t>
-      </w:r>
-      <w:r>
-        <w:t xml:space="preserve">2, 4, 6 or 8 segments. Danger clocks fill on failures and time; progress clocks fill on successes (2 segments on success by 5).</w:t>
-      </w:r>
-    </w:p>
-    <w:p>
-      <w:pPr>
-        <w:pStyle w:val="BodyText"/>
-      </w:pPr>
-      <w:r>
-        <w:rPr>
-          <w:bCs/>
-          <w:b/>
-        </w:rPr>
-        <w:t xml:space="preserve">Move:</w:t>
-      </w:r>
-      <w:r>
-        <w:t xml:space="preserve"> </w:t>
-      </w:r>
-      <w:r>
-        <w:t xml:space="preserve">5 yd, +1 per 2 points of Agility + Body above 20, +1 Trained Athletics or +2 Specialty/Expert, ± origin speed; run (no action) twice that. Threats 8 yd. Wounded −2 yd; seriously wounded half, no run. Hard going: half. Stepping away is free. Reach: 1 yd fists, knives, clubs; 2 yd swords, axes; 3 yd spears, polearms.</w:t>
-      </w:r>
-    </w:p>
-    <w:p>
-      <w:pPr>
-        <w:pStyle w:val="BodyText"/>
-      </w:pPr>
-      <w:r>
-        <w:rPr>
-          <w:bCs/>
-          <w:b/>
-        </w:rPr>
-        <w:t xml:space="preserve">Combat:</w:t>
-      </w:r>
-      <w:r>
-        <w:t xml:space="preserve"> </w:t>
-      </w:r>
-      <w:r>
-        <w:t xml:space="preserve">move plus one action. Hit → one defense a round (Dodge, Parry or Block; −1 to −3 against a clean hit; Additional Defense: a second, at −2) → weapon effect. Dodge = Agility −2 plus Athletics training (+0, +1, +2). Parry −3, Block −2 plus the shield. Aim: +1. Telling hit (by 5+ or natural 3–4): the attacker picks an effect the weapon can deliver (pin: weapon in hand or grapple only), which never adds boxes or kills outright; called shot −2 (small target −4). A 2-box weapon that brings you to three boxes leaves you Dying; at three boxes, another 2-box hit kills.</w:t>
-      </w:r>
-    </w:p>
-    <w:p>
-      <w:pPr>
-        <w:pStyle w:val="BodyText"/>
-      </w:pPr>
-      <w:r>
-        <w:rPr>
-          <w:bCs/>
-          <w:b/>
-        </w:rPr>
-        <w:t xml:space="preserve">Medicine:</w:t>
-      </w:r>
-      <w:r>
-        <w:t xml:space="preserve"> </w:t>
-      </w:r>
-      <w:r>
-        <w:t xml:space="preserve">stabilize in one action. Field care clears 1 box (2 on margin 5+). Proper care gives +2 and clears 2 (3 on margin 5+). Each set of injuries (one fight or incident) gets one field and one proper-care attempt; more need better care, a new treatment or recovery time. Rest clears a box in a day at 1 box, three days at 2, a week at 3 (in someone’s care).</w:t>
-      </w:r>
-    </w:p>
-    <w:p>
-      <w:pPr>
-        <w:pStyle w:val="BodyText"/>
-      </w:pPr>
-      <w:r>
-        <w:rPr>
-          <w:bCs/>
-          <w:b/>
-        </w:rPr>
-        <w:t xml:space="preserve">Legend:</w:t>
-      </w:r>
-      <w:r>
-        <w:t xml:space="preserve"> </w:t>
-      </w:r>
-      <w:r>
-        <w:t xml:space="preserve">start each session with two. Reroll, reduce an injury by one box, shrug off a telling hit, or establish a small preparation. Earn one from an accepted complication.</w:t>
+        <w:t xml:space="preserve">Choose one complication. These are sources of meaningful choices, not constant penalties. The GM proposes a concrete problem and offers one Legend point if you accept it. Every complication needs a trigger agreed with the GM; the creator suggests three for each.</w:t>
       </w:r>
     </w:p>
     <w:p>
@@ -10811,6 +10722,226 @@
           <w:iCs/>
           <w:i/>
         </w:rPr>
+        <w:t xml:space="preserve">Your setting pack supplies this (complications).</w:t>
+      </w:r>
+    </w:p>
+    <w:bookmarkEnd w:id="102"/>
+    <w:bookmarkStart w:id="103" w:name="quick-reference"/>
+    <w:p>
+      <w:pPr>
+        <w:pStyle w:val="Heading1"/>
+      </w:pPr>
+      <w:r>
+        <w:t xml:space="preserve">Quick reference</w:t>
+      </w:r>
+    </w:p>
+    <w:p>
+      <w:pPr>
+        <w:pStyle w:val="FirstParagraph"/>
+      </w:pPr>
+      <w:r>
+        <w:rPr>
+          <w:bCs/>
+          <w:b/>
+        </w:rPr>
+        <w:t xml:space="preserve">Fine weapon or tool:</w:t>
+      </w:r>
+      <w:r>
+        <w:t xml:space="preserve"> </w:t>
+      </w:r>
+      <w:r>
+        <w:t xml:space="preserve">+2 to one narrow, agreed use of a skill; never with an advantage on the same roll; never to Dodge, Parry or Block.</w:t>
+      </w:r>
+    </w:p>
+    <w:p>
+      <w:pPr>
+        <w:pStyle w:val="BodyText"/>
+      </w:pPr>
+      <w:r>
+        <w:rPr>
+          <w:bCs/>
+          <w:b/>
+        </w:rPr>
+        <w:t xml:space="preserve">Creation:</w:t>
+      </w:r>
+      <w:r>
+        <w:t xml:space="preserve"> </w:t>
+      </w:r>
+      <w:r>
+        <w:t xml:space="preserve">attributes start at 10, adjusted by origin (always totaling zero), plus 5 points; maximum 13 plus any origin bonus. 3 points split between origin tier and Edges. Specialist: one Specialty and nine Trained. Expert: one Expert at +5 and seven Trained. One advantage (general or origin) and one complication; an optional Allegiance.</w:t>
+      </w:r>
+    </w:p>
+    <w:p>
+      <w:pPr>
+        <w:pStyle w:val="BodyText"/>
+      </w:pPr>
+      <w:r>
+        <w:rPr>
+          <w:bCs/>
+          <w:b/>
+        </w:rPr>
+        <w:t xml:space="preserve">Skills:</w:t>
+      </w:r>
+      <w:r>
+        <w:t xml:space="preserve"> </w:t>
+      </w:r>
+      <w:r>
+        <w:t xml:space="preserve">Untrained = attribute −4; Trained = attribute +1; Specialty = attribute +3; Expert = attribute +5.</w:t>
+      </w:r>
+    </w:p>
+    <w:p>
+      <w:pPr>
+        <w:pStyle w:val="BodyText"/>
+      </w:pPr>
+      <w:r>
+        <w:rPr>
+          <w:bCs/>
+          <w:b/>
+        </w:rPr>
+        <w:t xml:space="preserve">Modifiers:</w:t>
+      </w:r>
+      <w:r>
+        <w:t xml:space="preserve"> </w:t>
+      </w:r>
+      <w:r>
+        <w:t xml:space="preserve">favorable +2; ordinary 0; difficult −2; very difficult −4; extreme −6. Natural 3–4 succeeds; natural 17–18 fails.</w:t>
+      </w:r>
+    </w:p>
+    <w:p>
+      <w:pPr>
+        <w:pStyle w:val="BodyText"/>
+      </w:pPr>
+      <w:r>
+        <w:rPr>
+          <w:bCs/>
+          <w:b/>
+        </w:rPr>
+        <w:t xml:space="preserve">Assistance:</w:t>
+      </w:r>
+      <w:r>
+        <w:t xml:space="preserve"> </w:t>
+      </w:r>
+      <w:r>
+        <w:t xml:space="preserve">success +1; success by 5 or more +2; 18 causes a complication. One assistant per roll.</w:t>
+      </w:r>
+    </w:p>
+    <w:p>
+      <w:pPr>
+        <w:pStyle w:val="BodyText"/>
+      </w:pPr>
+      <w:r>
+        <w:rPr>
+          <w:bCs/>
+          <w:b/>
+        </w:rPr>
+        <w:t xml:space="preserve">Near misses:</w:t>
+      </w:r>
+      <w:r>
+        <w:t xml:space="preserve"> </w:t>
+      </w:r>
+      <w:r>
+        <w:t xml:space="preserve">fail by 1–2 and the GM may offer success at a cost; never on a natural 17–18.</w:t>
+      </w:r>
+    </w:p>
+    <w:p>
+      <w:pPr>
+        <w:pStyle w:val="BodyText"/>
+      </w:pPr>
+      <w:r>
+        <w:rPr>
+          <w:bCs/>
+          <w:b/>
+        </w:rPr>
+        <w:t xml:space="preserve">Clocks:</w:t>
+      </w:r>
+      <w:r>
+        <w:t xml:space="preserve"> </w:t>
+      </w:r>
+      <w:r>
+        <w:t xml:space="preserve">2, 4, 6 or 8 segments. Danger clocks fill on failures and time; progress clocks fill on successes (2 segments on success by 5).</w:t>
+      </w:r>
+    </w:p>
+    <w:p>
+      <w:pPr>
+        <w:pStyle w:val="BodyText"/>
+      </w:pPr>
+      <w:r>
+        <w:rPr>
+          <w:bCs/>
+          <w:b/>
+        </w:rPr>
+        <w:t xml:space="preserve">Move:</w:t>
+      </w:r>
+      <w:r>
+        <w:t xml:space="preserve"> </w:t>
+      </w:r>
+      <w:r>
+        <w:t xml:space="preserve">5 yd, +1 per 2 points of Agility + Body above 20, +1 Trained Athletics or +2 Specialty/Expert, ± origin speed; run (no action) twice that. Threats 8 yd. Wounded −2 yd; seriously wounded half, no run. Hard going: half. Stepping away is free. Reach: 1 yd fists, knives, clubs; 2 yd swords, axes; 3 yd spears, polearms.</w:t>
+      </w:r>
+    </w:p>
+    <w:p>
+      <w:pPr>
+        <w:pStyle w:val="BodyText"/>
+      </w:pPr>
+      <w:r>
+        <w:rPr>
+          <w:bCs/>
+          <w:b/>
+        </w:rPr>
+        <w:t xml:space="preserve">Combat:</w:t>
+      </w:r>
+      <w:r>
+        <w:t xml:space="preserve"> </w:t>
+      </w:r>
+      <w:r>
+        <w:t xml:space="preserve">move plus one action. Hit → one defense a round (Dodge, Parry or Block; −1 to −3 against a clean hit; Additional Defense: a second, at −2) → weapon effect. Dodge = Agility −2 plus Athletics training (+0, +1, +2). Parry −3, Block −2 plus the shield. Aim: +1. Telling hit (by 5+ or natural 3–4): the attacker picks an effect the weapon can deliver (pin: weapon in hand or grapple only), which never adds boxes or kills outright; called shot −2 (small target −4). A 2-box weapon that brings you to three boxes leaves you Dying; at three boxes, another 2-box hit kills.</w:t>
+      </w:r>
+    </w:p>
+    <w:p>
+      <w:pPr>
+        <w:pStyle w:val="BodyText"/>
+      </w:pPr>
+      <w:r>
+        <w:rPr>
+          <w:bCs/>
+          <w:b/>
+        </w:rPr>
+        <w:t xml:space="preserve">Medicine:</w:t>
+      </w:r>
+      <w:r>
+        <w:t xml:space="preserve"> </w:t>
+      </w:r>
+      <w:r>
+        <w:t xml:space="preserve">stabilize in one action. Field care clears 1 box (2 on margin 5+). Proper care gives +2 and clears 2 (3 on margin 5+). Each set of injuries (one fight or incident) gets one field and one proper-care attempt; more need better care, a new treatment or recovery time. Rest clears a box in a day at 1 box, three days at 2, a week at 3 (in someone’s care).</w:t>
+      </w:r>
+    </w:p>
+    <w:p>
+      <w:pPr>
+        <w:pStyle w:val="BodyText"/>
+      </w:pPr>
+      <w:r>
+        <w:rPr>
+          <w:bCs/>
+          <w:b/>
+        </w:rPr>
+        <w:t xml:space="preserve">Legend:</w:t>
+      </w:r>
+      <w:r>
+        <w:t xml:space="preserve"> </w:t>
+      </w:r>
+      <w:r>
+        <w:t xml:space="preserve">start each session with two. Reroll, reduce an injury by one box, shrug off a telling hit, or establish a small preparation. Earn one from an accepted complication.</w:t>
+      </w:r>
+    </w:p>
+    <w:p>
+      <w:pPr>
+        <w:pStyle w:val="BodyText"/>
+      </w:pPr>
+      <w:r>
+        <w:rPr>
+          <w:iCs/>
+          <w:i/>
+        </w:rPr>
         <w:t xml:space="preserve">Legend Dynamics RPG system, created by Don Smallwood.</w:t>
       </w:r>
       <w:r>
@@ -10820,7 +10951,7 @@
         <w:t xml:space="preserve">Copyright © Don Smallwood. All rights reserved.</w:t>
       </w:r>
     </w:p>
-    <w:bookmarkEnd w:id="102"/>
+    <w:bookmarkEnd w:id="103"/>
     <w:sectPr/>
   </w:body>
 </w:document>
@@ -11288,6 +11419,9 @@
     <w:lvlOverride w:ilvl="8">
       <w:startOverride w:val="1"/>
     </w:lvlOverride>
+  </w:num>
+  <w:num w:numId="1022">
+    <w:abstractNumId w:val="991"/>
   </w:num>
 </w:numbering>
 </file>

--- a/legend-dynamics/site/core-rules/Legend_Dynamics_Core_Rules.docx
+++ b/legend-dynamics/site/core-rules/Legend_Dynamics_Core_Rules.docx
@@ -10649,6 +10649,72 @@
     </w:p>
     <w:p>
       <w:pPr>
+        <w:numPr>
+          <w:ilvl w:val="0"/>
+          <w:numId w:val="1022"/>
+        </w:numPr>
+        <w:pStyle w:val="Compact"/>
+      </w:pPr>
+      <w:r>
+        <w:rPr>
+          <w:bCs/>
+          <w:b/>
+        </w:rPr>
+        <w:t xml:space="preserve">Cards.</w:t>
+      </w:r>
+      <w:r>
+        <w:t xml:space="preserve"> </w:t>
+      </w:r>
+      <w:r>
+        <w:t xml:space="preserve">One subject, what’s true about it and what that permits: as narrow as a card earned in play.</w:t>
+      </w:r>
+    </w:p>
+    <w:p>
+      <w:pPr>
+        <w:numPr>
+          <w:ilvl w:val="0"/>
+          <w:numId w:val="1022"/>
+        </w:numPr>
+        <w:pStyle w:val="Compact"/>
+      </w:pPr>
+      <w:r>
+        <w:rPr>
+          <w:bCs/>
+          <w:b/>
+        </w:rPr>
+        <w:t xml:space="preserve">Spells.</w:t>
+      </w:r>
+      <w:r>
+        <w:t xml:space="preserve"> </w:t>
+      </w:r>
+      <w:r>
+        <w:t xml:space="preserve">A new hex, cantrip or power matches the setting’s own: an attack marks 1 or 2 boxes at Close or Short range, and anything stronger says who resists and what it costs.</w:t>
+      </w:r>
+    </w:p>
+    <w:p>
+      <w:pPr>
+        <w:numPr>
+          <w:ilvl w:val="0"/>
+          <w:numId w:val="1022"/>
+        </w:numPr>
+        <w:pStyle w:val="Compact"/>
+      </w:pPr>
+      <w:r>
+        <w:rPr>
+          <w:bCs/>
+          <w:b/>
+        </w:rPr>
+        <w:t xml:space="preserve">Rituals.</w:t>
+      </w:r>
+      <w:r>
+        <w:t xml:space="preserve"> </w:t>
+      </w:r>
+      <w:r>
+        <w:t xml:space="preserve">Give a ritual its weight (Minor 2 segments, Significant 4, Major 6), the time a roll takes, what it does and its price.</w:t>
+      </w:r>
+    </w:p>
+    <w:p>
+      <w:pPr>
         <w:pStyle w:val="FirstParagraph"/>
       </w:pPr>
       <w:r>
@@ -10678,7 +10744,7 @@
         <w:t xml:space="preserve"> </w:t>
       </w:r>
       <w:r>
-        <w:t xml:space="preserve">tab keeps your threats, weapons and Edges. They then work like the book’s, marked</w:t>
+        <w:t xml:space="preserve">tab keeps your threats, weapons, Edges, cards, spells and rituals. They then work like the book’s, marked</w:t>
       </w:r>
       <w:r>
         <w:t xml:space="preserve"> </w:t>
@@ -10691,7 +10757,20 @@
         <w:t xml:space="preserve">homebrew</w:t>
       </w:r>
       <w:r>
-        <w:t xml:space="preserve">: threats in the Encounter panel and on the battle map, weapons in characters’ gear and the roller, Edges in the creator. Players get them when they join your shared table, or from a homebrew file you give them. A special trait or Edge is a note the GM applies at the table.</w:t>
+        <w:t xml:space="preserve">: threats in the Encounter panel and on the battle map, weapons in characters’ gear and the roller, Edges and spells among the creator’s choices, cards where findings are recorded, and rituals in a ritual book beside</w:t>
+      </w:r>
+      <w:r>
+        <w:t xml:space="preserve"> </w:t>
+      </w:r>
+      <w:r>
+        <w:rPr>
+          <w:iCs/>
+          <w:i/>
+        </w:rPr>
+        <w:t xml:space="preserve">Rituals by heart</w:t>
+      </w:r>
+      <w:r>
+        <w:t xml:space="preserve">. Players get them when they join your shared table, or from a homebrew file you give them. A special trait or Edge is a note the GM applies at the table.</w:t>
       </w:r>
     </w:p>
     <w:bookmarkEnd w:id="100"/>

--- a/legend-dynamics/site/core-rules/Legend_Dynamics_Core_Rules.docx
+++ b/legend-dynamics/site/core-rules/Legend_Dynamics_Core_Rules.docx
@@ -10682,13 +10682,13 @@
           <w:bCs/>
           <w:b/>
         </w:rPr>
-        <w:t xml:space="preserve">Spells.</w:t>
-      </w:r>
-      <w:r>
-        <w:t xml:space="preserve"> </w:t>
-      </w:r>
-      <w:r>
-        <w:t xml:space="preserve">A new hex, cantrip or power matches the setting’s own: an attack marks 1 or 2 boxes at Close or Short range, and anything stronger says who resists and what it costs.</w:t>
+        <w:t xml:space="preserve">Powers.</w:t>
+      </w:r>
+      <w:r>
+        <w:t xml:space="preserve"> </w:t>
+      </w:r>
+      <w:r>
+        <w:t xml:space="preserve">Write what it does at each Class, I to VI, stepping up as the setting’s own powers do; anything that bends minds, time or death needs the GM’s approval.</w:t>
       </w:r>
     </w:p>
     <w:p>
@@ -10704,6 +10704,28 @@
           <w:bCs/>
           <w:b/>
         </w:rPr>
+        <w:t xml:space="preserve">Spells.</w:t>
+      </w:r>
+      <w:r>
+        <w:t xml:space="preserve"> </w:t>
+      </w:r>
+      <w:r>
+        <w:t xml:space="preserve">A new hex, cantrip or psionic power matches the setting’s own: an attack marks 1 or 2 boxes at Close or Short range, and anything stronger says who resists and what it costs.</w:t>
+      </w:r>
+    </w:p>
+    <w:p>
+      <w:pPr>
+        <w:numPr>
+          <w:ilvl w:val="0"/>
+          <w:numId w:val="1022"/>
+        </w:numPr>
+        <w:pStyle w:val="Compact"/>
+      </w:pPr>
+      <w:r>
+        <w:rPr>
+          <w:bCs/>
+          <w:b/>
+        </w:rPr>
         <w:t xml:space="preserve">Rituals.</w:t>
       </w:r>
       <w:r>
@@ -10744,7 +10766,7 @@
         <w:t xml:space="preserve"> </w:t>
       </w:r>
       <w:r>
-        <w:t xml:space="preserve">tab keeps your threats, weapons, Edges, cards, spells and rituals. They then work like the book’s, marked</w:t>
+        <w:t xml:space="preserve">tab keeps your threats, weapons, Edges, cards, powers, spells and rituals. They then work like the book’s, marked</w:t>
       </w:r>
       <w:r>
         <w:t xml:space="preserve"> </w:t>
@@ -10757,7 +10779,7 @@
         <w:t xml:space="preserve">homebrew</w:t>
       </w:r>
       <w:r>
-        <w:t xml:space="preserve">: threats in the Encounter panel and on the battle map, weapons in characters’ gear and the roller, Edges and spells among the creator’s choices, cards where findings are recorded, and rituals in a ritual book beside</w:t>
+        <w:t xml:space="preserve">: threats in the Encounter panel and on the battle map, weapons in characters’ gear and the roller, Edges, powers and spells among the creator’s choices, cards where findings are recorded, and rituals in a ritual book beside</w:t>
       </w:r>
       <w:r>
         <w:t xml:space="preserve"> </w:t>

--- a/legend-dynamics/site/core-rules/Legend_Dynamics_Core_Rules.docx
+++ b/legend-dynamics/site/core-rules/Legend_Dynamics_Core_Rules.docx
@@ -10792,7 +10792,7 @@
         <w:t xml:space="preserve">Rituals by heart</w:t>
       </w:r>
       <w:r>
-        <w:t xml:space="preserve">. Players get them when they join your shared table, or from a homebrew file you give them. A special trait or Edge is a note the GM applies at the table.</w:t>
+        <w:t xml:space="preserve">. Players get them when they join your shared table, or from a homebrew file you give them. Bonuses chosen from the tab’s menus are worked out for you: a weapon’s accuracy, strong hits and what it’s made of; a threat’s hard hide, weaknesses, what alone can hurt it and how hard it is to hit; an Edge’s skill, Dodge or Move bonus and extra defense; an attack spell cast in the Encounter panel. Anything else is a note the GM applies at the table.</w:t>
       </w:r>
     </w:p>
     <w:bookmarkEnd w:id="100"/>

--- a/legend-dynamics/site/core-rules/Legend_Dynamics_Core_Rules.docx
+++ b/legend-dynamics/site/core-rules/Legend_Dynamics_Core_Rules.docx
@@ -10766,7 +10766,7 @@
         <w:t xml:space="preserve"> </w:t>
       </w:r>
       <w:r>
-        <w:t xml:space="preserve">tab keeps your threats, weapons, Edges, cards, powers, spells and rituals. They then work like the book’s, marked</w:t>
+        <w:t xml:space="preserve">tab keeps your threats, weapons, Edges, origins, advantages, cards, powers, spells and rituals. They then work like the book’s, marked</w:t>
       </w:r>
       <w:r>
         <w:t xml:space="preserve"> </w:t>
@@ -10779,7 +10779,7 @@
         <w:t xml:space="preserve">homebrew</w:t>
       </w:r>
       <w:r>
-        <w:t xml:space="preserve">: threats in the Encounter panel and on the battle map, weapons in characters’ gear and the roller, Edges, powers and spells among the creator’s choices, cards where findings are recorded, and rituals in a ritual book beside</w:t>
+        <w:t xml:space="preserve">: threats in the Encounter panel and on the battle map, weapons in characters’ gear and the roller, Edges, origins, advantages, powers and spells among the creator’s choices (a homebrew origin follows the steps above, with the tier, attribute changes, origin skills and origin advantages you set), cards where findings are recorded, and rituals in a ritual book beside</w:t>
       </w:r>
       <w:r>
         <w:t xml:space="preserve"> </w:t>

--- a/legend-dynamics/site/core-rules/Legend_Dynamics_Core_Rules.docx
+++ b/legend-dynamics/site/core-rules/Legend_Dynamics_Core_Rules.docx
@@ -9629,7 +9629,7 @@
       </w:r>
     </w:p>
     <w:bookmarkEnd w:id="89"/>
-    <w:bookmarkStart w:id="101" w:name="making-your-own"/>
+    <w:bookmarkStart w:id="102" w:name="making-your-own"/>
     <w:p>
       <w:pPr>
         <w:pStyle w:val="Heading1"/>
@@ -10796,8 +10796,104 @@
       </w:r>
     </w:p>
     <w:bookmarkEnd w:id="100"/>
+    <w:bookmarkStart w:id="101" w:name="your-campaign"/>
+    <w:p>
+      <w:pPr>
+        <w:pStyle w:val="Heading2"/>
+      </w:pPr>
+      <w:r>
+        <w:t xml:space="preserve">Your campaign</w:t>
+      </w:r>
+    </w:p>
+    <w:p>
+      <w:pPr>
+        <w:pStyle w:val="FirstParagraph"/>
+      </w:pPr>
+      <w:r>
+        <w:t xml:space="preserve">The GM view’s</w:t>
+      </w:r>
+      <w:r>
+        <w:t xml:space="preserve"> </w:t>
+      </w:r>
+      <w:r>
+        <w:rPr>
+          <w:bCs/>
+          <w:b/>
+        </w:rPr>
+        <w:t xml:space="preserve">Campaign</w:t>
+      </w:r>
+      <w:r>
+        <w:t xml:space="preserve"> </w:t>
+      </w:r>
+      <w:r>
+        <w:t xml:space="preserve">tab holds the campaign itself: its premise, an outline of adventures, its people, places and factions, and its sessions (the plan before, the log after).</w:t>
+      </w:r>
+      <w:r>
+        <w:t xml:space="preserve"> </w:t>
+      </w:r>
+      <w:r>
+        <w:rPr>
+          <w:bCs/>
+          <w:b/>
+        </w:rPr>
+        <w:t xml:space="preserve">Roll</w:t>
+      </w:r>
+      <w:r>
+        <w:t xml:space="preserve"> </w:t>
+      </w:r>
+      <w:r>
+        <w:t xml:space="preserve">fills any of them from the setting’s own tables, its adventure seeds, key characters, places, threats and names, and you change what you like before you keep it. Everything stays yours until you</w:t>
+      </w:r>
+      <w:r>
+        <w:t xml:space="preserve"> </w:t>
+      </w:r>
+      <w:r>
+        <w:rPr>
+          <w:bCs/>
+          <w:b/>
+        </w:rPr>
+        <w:t xml:space="preserve">share</w:t>
+      </w:r>
+      <w:r>
+        <w:t xml:space="preserve"> </w:t>
+      </w:r>
+      <w:r>
+        <w:t xml:space="preserve">it; then the players see its public part on their play tab, never a secret or your notes.</w:t>
+      </w:r>
+    </w:p>
+    <w:p>
+      <w:pPr>
+        <w:pStyle w:val="BodyText"/>
+      </w:pPr>
+      <w:r>
+        <w:rPr>
+          <w:bCs/>
+          <w:b/>
+        </w:rPr>
+        <w:t xml:space="preserve">Triggers: cards that open the story.</w:t>
+      </w:r>
+      <w:r>
+        <w:t xml:space="preserve"> </w:t>
+      </w:r>
+      <w:r>
+        <w:t xml:space="preserve">A step of the outline can have a trigger: it stays locked until the group holds the cards it names (a subject, or several) and as many cards as you ask for. The moment a character’s cards meet it, the step unlocks for good and the GM view tells you what happens. Share a locked step to give the players a goal (</w:t>
+      </w:r>
+      <w:r>
+        <w:t xml:space="preserve">“</w:t>
+      </w:r>
+      <w:r>
+        <w:t xml:space="preserve">it opens with a card about the drowned god</w:t>
+      </w:r>
+      <w:r>
+        <w:t xml:space="preserve">”</w:t>
+      </w:r>
+      <w:r>
+        <w:t xml:space="preserve">), or keep it to yourself. Cards are earned through discovery, so a trigger makes finding things out the way the story moves: the next chapter waits for the group to learn what it needs.</w:t>
+      </w:r>
+    </w:p>
     <w:bookmarkEnd w:id="101"/>
-    <w:bookmarkStart w:id="102" w:name="complications"/>
+    <w:bookmarkEnd w:id="102"/>
+    <w:bookmarkStart w:id="103" w:name="complications"/>
     <w:p>
       <w:pPr>
         <w:pStyle w:val="Heading1"/>
@@ -10826,8 +10922,8 @@
         <w:t xml:space="preserve">Your setting pack supplies this (complications).</w:t>
       </w:r>
     </w:p>
-    <w:bookmarkEnd w:id="102"/>
-    <w:bookmarkStart w:id="103" w:name="quick-reference"/>
+    <w:bookmarkEnd w:id="103"/>
+    <w:bookmarkStart w:id="104" w:name="quick-reference"/>
     <w:p>
       <w:pPr>
         <w:pStyle w:val="Heading1"/>
@@ -11052,7 +11148,7 @@
         <w:t xml:space="preserve">Copyright © Don Smallwood. All rights reserved.</w:t>
       </w:r>
     </w:p>
-    <w:bookmarkEnd w:id="103"/>
+    <w:bookmarkEnd w:id="104"/>
     <w:sectPr/>
   </w:body>
 </w:document>

--- a/legend-dynamics/site/core-rules/Legend_Dynamics_Core_Rules.docx
+++ b/legend-dynamics/site/core-rules/Legend_Dynamics_Core_Rules.docx
@@ -2292,7 +2292,7 @@
     <w:bookmarkEnd w:id="39"/>
     <w:bookmarkEnd w:id="40"/>
     <w:bookmarkEnd w:id="41"/>
-    <w:bookmarkStart w:id="55" w:name="actions-and-teamwork"/>
+    <w:bookmarkStart w:id="56" w:name="actions-and-teamwork"/>
     <w:p>
       <w:pPr>
         <w:pStyle w:val="Heading1"/>
@@ -2775,7 +2775,7 @@
       </w:r>
     </w:p>
     <w:bookmarkEnd w:id="48"/>
-    <w:bookmarkStart w:id="53" w:name="discovery-clocks-and-legend-cards"/>
+    <w:bookmarkStart w:id="54" w:name="discovery-clocks-and-legend-cards"/>
     <w:p>
       <w:pPr>
         <w:pStyle w:val="Heading2"/>
@@ -3109,6 +3109,28 @@
       </w:r>
       <w:r>
         <w:t xml:space="preserve">A player can push to dig faster or harder: a success advances one extra segment, but a track ticks (below) whatever the roll.</w:t>
+      </w:r>
+    </w:p>
+    <w:p>
+      <w:pPr>
+        <w:numPr>
+          <w:ilvl w:val="0"/>
+          <w:numId w:val="1005"/>
+        </w:numPr>
+        <w:pStyle w:val="Compact"/>
+      </w:pPr>
+      <w:r>
+        <w:rPr>
+          <w:bCs/>
+          <w:b/>
+        </w:rPr>
+        <w:t xml:space="preserve">A head start.</w:t>
+      </w:r>
+      <w:r>
+        <w:t xml:space="preserve"> </w:t>
+      </w:r>
+      <w:r>
+        <w:t xml:space="preserve">A character trained in the skill whose field squarely covers the subject (an engineer before an alien power core, a doctor before a new disease) recognizes at once that it’s something new: the clock starts at Identify, skipping Confront. The GM says whether a skill fits. Identify and Uncover still have to be filled to earn the Legend card.</w:t>
       </w:r>
     </w:p>
     <w:bookmarkStart w:id="49" w:name="the-legend-card"/>
@@ -3661,6 +3683,24 @@
         <w:t xml:space="preserve">A discovery clock always races a threat clock. The setting names the threat clock and what happens when it fills: a creature claiming another victim, a villain escalating, a reactor going critical.</w:t>
       </w:r>
     </w:p>
+    <w:p>
+      <w:pPr>
+        <w:pStyle w:val="BodyText"/>
+      </w:pPr>
+      <w:r>
+        <w:rPr>
+          <w:bCs/>
+          <w:b/>
+        </w:rPr>
+        <w:t xml:space="preserve">A rival.</w:t>
+      </w:r>
+      <w:r>
+        <w:t xml:space="preserve"> </w:t>
+      </w:r>
+      <w:r>
+        <w:t xml:space="preserve">When nothing threatens yet, give the discovery a rival instead: an ordinary danger clock named for someone racing the party to the same find. It ticks on delays, noisy methods and open digging; when it fills, the rival gets there first.</w:t>
+      </w:r>
+    </w:p>
     <w:bookmarkEnd w:id="51"/>
     <w:bookmarkStart w:id="52" w:name="what-investigating-costs"/>
     <w:p>
@@ -3679,6 +3719,53 @@
         <w:t xml:space="preserve">When an investigation roll fails, or a player pushes, one of the setting’s shared tracks ticks up by one, chosen by how the party is digging. A failed roll can still turn up a lead when the story allows it, but the track still ticks.</w:t>
       </w:r>
     </w:p>
+    <w:bookmarkEnd w:id="52"/>
+    <w:bookmarkStart w:id="53" w:name="when-the-other-side-investigates-you"/>
+    <w:p>
+      <w:pPr>
+        <w:pStyle w:val="Heading3"/>
+      </w:pPr>
+      <w:r>
+        <w:t xml:space="preserve">When the other side investigates you</w:t>
+      </w:r>
+    </w:p>
+    <w:p>
+      <w:pPr>
+        <w:pStyle w:val="FirstParagraph"/>
+      </w:pPr>
+      <w:r>
+        <w:t xml:space="preserve">Enemies keep files too. What a villain, a rival or a monster has learned about a character (a weakness, a habit, a real name, the people they love) gives it</w:t>
+      </w:r>
+      <w:r>
+        <w:t xml:space="preserve"> </w:t>
+      </w:r>
+      <w:r>
+        <w:rPr>
+          <w:bCs/>
+          <w:b/>
+        </w:rPr>
+        <w:t xml:space="preserve">+2 against them when it applies</w:t>
+      </w:r>
+      <w:r>
+        <w:t xml:space="preserve">: an ambush where they always go, a trap built for a weakness, a hostage who matters. The GM keeps these files in the GM view and decides when one applies. A character who finds out a file exists (an informant, a captured lieutenant, a stolen ledger) sees it on their sheet, and can</w:t>
+      </w:r>
+      <w:r>
+        <w:t xml:space="preserve"> </w:t>
+      </w:r>
+      <w:r>
+        <w:rPr>
+          <w:bCs/>
+          <w:b/>
+        </w:rPr>
+        <w:t xml:space="preserve">destroy</w:t>
+      </w:r>
+      <w:r>
+        <w:t xml:space="preserve"> </w:t>
+      </w:r>
+      <w:r>
+        <w:t xml:space="preserve">it: burn the papers, discredit the source, kill the spy. A destroyed file gives nothing.</w:t>
+      </w:r>
+    </w:p>
     <w:p>
       <w:pPr>
         <w:pStyle w:val="BodyText"/>
@@ -3691,9 +3778,9 @@
         <w:t xml:space="preserve">Each setting names its Legend cards, their collection, the threat clock, the tracks investigating pushes, each source’s price and the methods. Trails of Blood &amp; Dust: lore cards in a hunter’s almanac; Fracture Lines: data records in an archive; The Shattered Crown: tales in a saga; Aurora: dossiers in a binder.</w:t>
       </w:r>
     </w:p>
-    <w:bookmarkEnd w:id="52"/>
     <w:bookmarkEnd w:id="53"/>
-    <w:bookmarkStart w:id="54" w:name="chases"/>
+    <w:bookmarkEnd w:id="54"/>
+    <w:bookmarkStart w:id="55" w:name="chases"/>
     <w:p>
       <w:pPr>
         <w:pStyle w:val="Heading2"/>
@@ -3708,81 +3795,6 @@
       </w:pPr>
       <w:r>
         <w:t xml:space="preserve">Run a chase as a progress clock for the pursuers against a danger clock for the quarry’s escape. Each exchange, the characters roll the skill that moves them (the chase skill, or Athletics on foot): success ticks the pursuers’ clock, failure ticks the escape. Terrain, a tired mount or a damaged engine, and attacks made on the move (at −2) adjust the rolls.</w:t>
-      </w:r>
-    </w:p>
-    <w:bookmarkEnd w:id="54"/>
-    <w:bookmarkEnd w:id="55"/>
-    <w:bookmarkStart w:id="68" w:name="personal-combat"/>
-    <w:p>
-      <w:pPr>
-        <w:pStyle w:val="Heading1"/>
-      </w:pPr>
-      <w:r>
-        <w:t xml:space="preserve">Personal combat</w:t>
-      </w:r>
-    </w:p>
-    <w:bookmarkStart w:id="56" w:name="turn-order-and-actions"/>
-    <w:p>
-      <w:pPr>
-        <w:pStyle w:val="Heading2"/>
-      </w:pPr>
-      <w:r>
-        <w:t xml:space="preserve">Turn order and actions</w:t>
-      </w:r>
-    </w:p>
-    <w:p>
-      <w:pPr>
-        <w:pStyle w:val="FirstParagraph"/>
-      </w:pPr>
-      <w:r>
-        <w:t xml:space="preserve">Act in descending Agility order. Players choose the order of tied characters; the GM resolves other ties. A round lasts a few seconds. On your turn, move up to your</w:t>
-      </w:r>
-      <w:r>
-        <w:t xml:space="preserve"> </w:t>
-      </w:r>
-      <w:r>
-        <w:rPr>
-          <w:bCs/>
-          <w:b/>
-        </w:rPr>
-        <w:t xml:space="preserve">Move</w:t>
-      </w:r>
-      <w:r>
-        <w:t xml:space="preserve"> </w:t>
-      </w:r>
-      <w:r>
-        <w:t xml:space="preserve">(below) and take one meaningful action, such as attacking, reloading, helping, or attempting a task.</w:t>
-      </w:r>
-    </w:p>
-    <w:bookmarkEnd w:id="56"/>
-    <w:bookmarkStart w:id="57" w:name="attacking-and-defending"/>
-    <w:p>
-      <w:pPr>
-        <w:pStyle w:val="Heading2"/>
-      </w:pPr>
-      <w:r>
-        <w:t xml:space="preserve">Attacking and defending</w:t>
-      </w:r>
-    </w:p>
-    <w:p>
-      <w:pPr>
-        <w:pStyle w:val="FirstParagraph"/>
-      </w:pPr>
-      <w:r>
-        <w:t xml:space="preserve">Roll a ranged skill for a ranged attack, a melee skill for a weapon in hand, or an unarmed skill for fists and grappling. If the attack succeeds, an aware target able to move may</w:t>
-      </w:r>
-      <w:r>
-        <w:t xml:space="preserve"> </w:t>
-      </w:r>
-      <w:r>
-        <w:rPr>
-          <w:bCs/>
-          <w:b/>
-        </w:rPr>
-        <w:t xml:space="preserve">defend</w:t>
-      </w:r>
-      <w:r>
-        <w:t xml:space="preserve">: Dodge, Parry or Block. A successful defense cancels the hit. Apply injury penalties to every defense.</w:t>
       </w:r>
     </w:p>
     <w:p>
@@ -3798,13 +3810,13 @@
           <w:bCs/>
           <w:b/>
         </w:rPr>
-        <w:t xml:space="preserve">One defense a round.</w:t>
-      </w:r>
-      <w:r>
-        <w:t xml:space="preserve"> </w:t>
-      </w:r>
-      <w:r>
-        <w:t xml:space="preserve">A target gets one defense a round, between its turns, and chooses which when an attack hits.</w:t>
+        <w:t xml:space="preserve">Clearly faster.</w:t>
+      </w:r>
+      <w:r>
+        <w:t xml:space="preserve"> </w:t>
+      </w:r>
+      <w:r>
+        <w:t xml:space="preserve">A side that is a whole class faster (a horse against a runner, a car against a horse, a jet against a car) catches up, or gets away, without a roll. Roll the chase between equals, or when terrain or a trick evens things out.</w:t>
       </w:r>
     </w:p>
     <w:p>
@@ -3820,13 +3832,13 @@
           <w:bCs/>
           <w:b/>
         </w:rPr>
-        <w:t xml:space="preserve">Additional Defense.</w:t>
-      </w:r>
-      <w:r>
-        <w:t xml:space="preserve"> </w:t>
-      </w:r>
-      <w:r>
-        <w:t xml:space="preserve">With this Edge you may attempt a second defense each round at −2, in addition to attack-quality and injury penalties. You cannot defend twice against the same attack.</w:t>
+        <w:t xml:space="preserve">Chases by range.</w:t>
+      </w:r>
+      <w:r>
+        <w:t xml:space="preserve"> </w:t>
+      </w:r>
+      <w:r>
+        <w:t xml:space="preserve">When the distance itself is the fight (riders closing on a coach, ships maneuvering for a shot), run the chase on the battle map’s range track instead of clocks. Each exchange, the two sides roll an opposed contest of the skill that moves them; the winner shifts the range one band, in or out, and a tie leaves it. Anyone pushed past Extreme drops out of the chase, and a quarry that wins at Extreme by 5 or more breaks away. Everyone else fights as usual, at −2 on the move.</w:t>
       </w:r>
     </w:p>
     <w:p>
@@ -3842,101 +3854,33 @@
           <w:bCs/>
           <w:b/>
         </w:rPr>
-        <w:t xml:space="preserve">Dodge</w:t>
-      </w:r>
-      <w:r>
-        <w:t xml:space="preserve"> </w:t>
-      </w:r>
-      <w:r>
-        <w:t xml:space="preserve">is Agility −2, with +1 for Trained Athletics or +2 for Athletics as a Specialty or Expert.</w:t>
-      </w:r>
-    </w:p>
-    <w:p>
-      <w:pPr>
-        <w:numPr>
-          <w:ilvl w:val="0"/>
-          <w:numId w:val="1008"/>
-        </w:numPr>
-        <w:pStyle w:val="Compact"/>
-      </w:pPr>
-      <w:r>
-        <w:rPr>
-          <w:bCs/>
-          <w:b/>
-        </w:rPr>
-        <w:t xml:space="preserve">Parry.</w:t>
-      </w:r>
-      <w:r>
-        <w:t xml:space="preserve"> </w:t>
-      </w:r>
-      <w:r>
-        <w:t xml:space="preserve">Against a weapon in hand or fists, roll a melee skill −3 with a weapon in hand, or an unarmed skill −3 bare-handed against fists. An open hand can’t parry a blade, claws or fangs. Nobody parries a shot or a missile.</w:t>
-      </w:r>
-    </w:p>
-    <w:p>
-      <w:pPr>
-        <w:numPr>
-          <w:ilvl w:val="0"/>
-          <w:numId w:val="1008"/>
-        </w:numPr>
-        <w:pStyle w:val="Compact"/>
-      </w:pPr>
-      <w:r>
-        <w:rPr>
-          <w:bCs/>
-          <w:b/>
-        </w:rPr>
-        <w:t xml:space="preserve">Block.</w:t>
-      </w:r>
-      <w:r>
-        <w:t xml:space="preserve"> </w:t>
-      </w:r>
-      <w:r>
-        <w:t xml:space="preserve">With a shield, or anything that can stand in for one (a chair, a plank, a crate lid), you can block a weapon in hand, fists, or a thrown or loosed missile: roll a melee skill −2, plus the shield’s bonus. Nothing you can lift blocks a gunshot or a blast. An improvised shield breaks the first time it blocks a hit of 2 or more boxes.</w:t>
-      </w:r>
-    </w:p>
-    <w:p>
-      <w:pPr>
-        <w:numPr>
-          <w:ilvl w:val="0"/>
-          <w:numId w:val="1008"/>
-        </w:numPr>
-        <w:pStyle w:val="Compact"/>
-      </w:pPr>
-      <w:r>
-        <w:rPr>
-          <w:bCs/>
-          <w:b/>
-        </w:rPr>
-        <w:t xml:space="preserve">Attack quality.</w:t>
-      </w:r>
-      <w:r>
-        <w:t xml:space="preserve"> </w:t>
-      </w:r>
-      <w:r>
-        <w:t xml:space="preserve">A clean hit is harder to escape. When an attack succeeds by 3 or 4, the defense is at −1; by 5 or 6, −2; by 7 or more, −3.</w:t>
-      </w:r>
-    </w:p>
-    <w:p>
-      <w:pPr>
-        <w:numPr>
-          <w:ilvl w:val="0"/>
-          <w:numId w:val="1008"/>
-        </w:numPr>
-        <w:pStyle w:val="Compact"/>
-      </w:pPr>
-      <w:r>
-        <w:rPr>
-          <w:bCs/>
-          <w:b/>
-        </w:rPr>
-        <w:t xml:space="preserve">Aim.</w:t>
-      </w:r>
-      <w:r>
-        <w:t xml:space="preserve"> </w:t>
-      </w:r>
-      <w:r>
-        <w:t xml:space="preserve">Spend your action aiming at a target you can see: +1 to your next attack against it. An advantage that rewards aiming adds its bonus to this.</w:t>
+        <w:t xml:space="preserve">Vehicles take damage on a track.</w:t>
+      </w:r>
+      <w:r>
+        <w:t xml:space="preserve"> </w:t>
+      </w:r>
+      <w:r>
+        <w:t xml:space="preserve">A coach, a car or a ship has a track of four boxes. One marks no penalty yet; two means a system, a wheel or a horse is hit (−2 to rolls that use it); three means it’s crippled; four, it’s wrecked or stops dead, and everyone aboard rolls Athletics or marks a box. Each setting says what its vehicles’ boxes do.</w:t>
+      </w:r>
+    </w:p>
+    <w:bookmarkEnd w:id="55"/>
+    <w:bookmarkEnd w:id="56"/>
+    <w:bookmarkStart w:id="73" w:name="personal-combat"/>
+    <w:p>
+      <w:pPr>
+        <w:pStyle w:val="Heading1"/>
+      </w:pPr>
+      <w:r>
+        <w:t xml:space="preserve">Personal combat</w:t>
+      </w:r>
+    </w:p>
+    <w:bookmarkStart w:id="57" w:name="turn-order-and-actions"/>
+    <w:p>
+      <w:pPr>
+        <w:pStyle w:val="Heading2"/>
+      </w:pPr>
+      <w:r>
+        <w:t xml:space="preserve">Turn order and actions</w:t>
       </w:r>
     </w:p>
     <w:p>
@@ -3944,41 +3888,23 @@
         <w:pStyle w:val="FirstParagraph"/>
       </w:pPr>
       <w:r>
-        <w:t xml:space="preserve">Solid cover blocks a shot. Partial cover imposes −2 on the attack. Weapon effects apply after a hit survives any defense. Success margin does not increase damage: a great hit decides</w:t>
-      </w:r>
-      <w:r>
-        <w:t xml:space="preserve"> </w:t>
-      </w:r>
-      <w:r>
-        <w:rPr>
-          <w:iCs/>
-          <w:i/>
-        </w:rPr>
-        <w:t xml:space="preserve">what</w:t>
-      </w:r>
-      <w:r>
-        <w:t xml:space="preserve"> </w:t>
-      </w:r>
-      <w:r>
-        <w:t xml:space="preserve">happens instead.</w:t>
-      </w:r>
-    </w:p>
-    <w:bookmarkEnd w:id="57"/>
-    <w:bookmarkStart w:id="58" w:name="telling-hits"/>
-    <w:p>
-      <w:pPr>
-        <w:pStyle w:val="Heading2"/>
-      </w:pPr>
-      <w:r>
-        <w:t xml:space="preserve">Telling hits</w:t>
-      </w:r>
-    </w:p>
-    <w:p>
-      <w:pPr>
-        <w:pStyle w:val="FirstParagraph"/>
-      </w:pPr>
-      <w:r>
-        <w:t xml:space="preserve">A really good shot, or a blow that lands exactly where it was meant to, lets the attacker say what it does.</w:t>
+        <w:t xml:space="preserve">Act in descending Agility order. Players choose the order of tied characters; the GM resolves other ties. A round lasts a few seconds. On your turn, move up to your</w:t>
+      </w:r>
+      <w:r>
+        <w:t xml:space="preserve"> </w:t>
+      </w:r>
+      <w:r>
+        <w:rPr>
+          <w:bCs/>
+          <w:b/>
+        </w:rPr>
+        <w:t xml:space="preserve">Move</w:t>
+      </w:r>
+      <w:r>
+        <w:t xml:space="preserve"> </w:t>
+      </w:r>
+      <w:r>
+        <w:t xml:space="preserve">(below) and take one meaningful action, such as attacking, reloading, helping, or attempting a task.</w:t>
       </w:r>
     </w:p>
     <w:p>
@@ -3994,42 +3920,13 @@
           <w:bCs/>
           <w:b/>
         </w:rPr>
-        <w:t xml:space="preserve">A telling hit</w:t>
-      </w:r>
-      <w:r>
-        <w:t xml:space="preserve"> </w:t>
-      </w:r>
-      <w:r>
-        <w:t xml:space="preserve">is an attack that succeeds by</w:t>
-      </w:r>
-      <w:r>
-        <w:t xml:space="preserve"> </w:t>
-      </w:r>
-      <w:r>
-        <w:rPr>
-          <w:bCs/>
-          <w:b/>
-        </w:rPr>
-        <w:t xml:space="preserve">5 or more</w:t>
-      </w:r>
-      <w:r>
-        <w:t xml:space="preserve">, or on a natural 3 or 4, and isn’t stopped by a defense. The attacker picks</w:t>
-      </w:r>
-      <w:r>
-        <w:t xml:space="preserve"> </w:t>
-      </w:r>
-      <w:r>
-        <w:rPr>
-          <w:bCs/>
-          <w:b/>
-        </w:rPr>
-        <w:t xml:space="preserve">one effect</w:t>
-      </w:r>
-      <w:r>
-        <w:t xml:space="preserve"> </w:t>
-      </w:r>
-      <w:r>
-        <w:t xml:space="preserve">below and describes it. The weapon still marks its usual boxes.</w:t>
+        <w:t xml:space="preserve">Acting first and acting twice.</w:t>
+      </w:r>
+      <w:r>
+        <w:t xml:space="preserve"> </w:t>
+      </w:r>
+      <w:r>
+        <w:t xml:space="preserve">An ability can let a character act first in a round (a quick draw, super-speed): they go before everyone else, in Agility order among themselves. An ability that gives more than one action a round gives each one in turn, before the next character acts.</w:t>
       </w:r>
     </w:p>
     <w:p>
@@ -4045,20 +3942,320 @@
           <w:bCs/>
           <w:b/>
         </w:rPr>
-        <w:t xml:space="preserve">A called shot.</w:t>
-      </w:r>
-      <w:r>
-        <w:t xml:space="preserve"> </w:t>
-      </w:r>
-      <w:r>
-        <w:t xml:space="preserve">Before rolling, name an effect your weapon can deliver and take −2 on the attack, or −4 for a small target (a hand, an eye, a rope, a lock). If the attack hits at all, the effect happens, whatever the margin. An advantage that rewards aiming cuts this penalty by 1.</w:t>
+        <w:t xml:space="preserve">Helping in a fight.</w:t>
+      </w:r>
+      <w:r>
+        <w:t xml:space="preserve"> </w:t>
+      </w:r>
+      <w:r>
+        <w:t xml:space="preserve">Helping a friend’s attack (drawing a guard’s eye, steadying a shot, combining your powers) is your action: you assist under the usual rules (+1, or +2 by 5 or more) before they roll.</w:t>
+      </w:r>
+    </w:p>
+    <w:bookmarkEnd w:id="57"/>
+    <w:bookmarkStart w:id="58" w:name="attacking-and-defending"/>
+    <w:p>
+      <w:pPr>
+        <w:pStyle w:val="Heading2"/>
+      </w:pPr>
+      <w:r>
+        <w:t xml:space="preserve">Attacking and defending</w:t>
+      </w:r>
+    </w:p>
+    <w:p>
+      <w:pPr>
+        <w:pStyle w:val="FirstParagraph"/>
+      </w:pPr>
+      <w:r>
+        <w:t xml:space="preserve">Roll a ranged skill for a ranged attack, a melee skill for a weapon in hand, or an unarmed skill for fists and grappling. If the attack succeeds, an aware target able to move may</w:t>
+      </w:r>
+      <w:r>
+        <w:t xml:space="preserve"> </w:t>
+      </w:r>
+      <w:r>
+        <w:rPr>
+          <w:bCs/>
+          <w:b/>
+        </w:rPr>
+        <w:t xml:space="preserve">defend</w:t>
+      </w:r>
+      <w:r>
+        <w:t xml:space="preserve">: Dodge, Parry or Block. A successful defense cancels the hit. Apply injury penalties to every defense.</w:t>
       </w:r>
     </w:p>
     <w:p>
       <w:pPr>
         <w:numPr>
           <w:ilvl w:val="0"/>
-          <w:numId w:val="1009"/>
+          <w:numId w:val="1010"/>
+        </w:numPr>
+        <w:pStyle w:val="Compact"/>
+      </w:pPr>
+      <w:r>
+        <w:rPr>
+          <w:bCs/>
+          <w:b/>
+        </w:rPr>
+        <w:t xml:space="preserve">One defense a round.</w:t>
+      </w:r>
+      <w:r>
+        <w:t xml:space="preserve"> </w:t>
+      </w:r>
+      <w:r>
+        <w:t xml:space="preserve">A target gets one defense a round, between its turns, and chooses which when an attack hits.</w:t>
+      </w:r>
+    </w:p>
+    <w:p>
+      <w:pPr>
+        <w:numPr>
+          <w:ilvl w:val="0"/>
+          <w:numId w:val="1010"/>
+        </w:numPr>
+        <w:pStyle w:val="Compact"/>
+      </w:pPr>
+      <w:r>
+        <w:rPr>
+          <w:bCs/>
+          <w:b/>
+        </w:rPr>
+        <w:t xml:space="preserve">Additional Defense.</w:t>
+      </w:r>
+      <w:r>
+        <w:t xml:space="preserve"> </w:t>
+      </w:r>
+      <w:r>
+        <w:t xml:space="preserve">With this Edge you may attempt a second defense each round at −2, in addition to attack-quality and injury penalties. You cannot defend twice against the same attack.</w:t>
+      </w:r>
+    </w:p>
+    <w:p>
+      <w:pPr>
+        <w:numPr>
+          <w:ilvl w:val="0"/>
+          <w:numId w:val="1010"/>
+        </w:numPr>
+        <w:pStyle w:val="Compact"/>
+      </w:pPr>
+      <w:r>
+        <w:rPr>
+          <w:bCs/>
+          <w:b/>
+        </w:rPr>
+        <w:t xml:space="preserve">Dodge</w:t>
+      </w:r>
+      <w:r>
+        <w:t xml:space="preserve"> </w:t>
+      </w:r>
+      <w:r>
+        <w:t xml:space="preserve">is Agility −2, with +1 for Trained Athletics or +2 for Athletics as a Specialty or Expert.</w:t>
+      </w:r>
+    </w:p>
+    <w:p>
+      <w:pPr>
+        <w:numPr>
+          <w:ilvl w:val="0"/>
+          <w:numId w:val="1010"/>
+        </w:numPr>
+        <w:pStyle w:val="Compact"/>
+      </w:pPr>
+      <w:r>
+        <w:rPr>
+          <w:bCs/>
+          <w:b/>
+        </w:rPr>
+        <w:t xml:space="preserve">Parry.</w:t>
+      </w:r>
+      <w:r>
+        <w:t xml:space="preserve"> </w:t>
+      </w:r>
+      <w:r>
+        <w:t xml:space="preserve">Against a weapon in hand or fists, roll a melee skill −3 with a weapon in hand, or an unarmed skill −3 bare-handed against fists. An open hand can’t parry a blade, claws or fangs. Nobody parries a shot or a missile.</w:t>
+      </w:r>
+    </w:p>
+    <w:p>
+      <w:pPr>
+        <w:numPr>
+          <w:ilvl w:val="0"/>
+          <w:numId w:val="1010"/>
+        </w:numPr>
+        <w:pStyle w:val="Compact"/>
+      </w:pPr>
+      <w:r>
+        <w:rPr>
+          <w:bCs/>
+          <w:b/>
+        </w:rPr>
+        <w:t xml:space="preserve">Block.</w:t>
+      </w:r>
+      <w:r>
+        <w:t xml:space="preserve"> </w:t>
+      </w:r>
+      <w:r>
+        <w:t xml:space="preserve">With a shield, or anything that can stand in for one (a chair, a plank, a crate lid), you can block a weapon in hand, fists, or a thrown or loosed missile: roll a melee skill −2, plus the shield’s bonus. Nothing you can lift blocks a gunshot or a blast. An improvised shield breaks the first time it blocks a hit of 2 or more boxes.</w:t>
+      </w:r>
+    </w:p>
+    <w:p>
+      <w:pPr>
+        <w:numPr>
+          <w:ilvl w:val="0"/>
+          <w:numId w:val="1010"/>
+        </w:numPr>
+        <w:pStyle w:val="Compact"/>
+      </w:pPr>
+      <w:r>
+        <w:rPr>
+          <w:bCs/>
+          <w:b/>
+        </w:rPr>
+        <w:t xml:space="preserve">Attack quality.</w:t>
+      </w:r>
+      <w:r>
+        <w:t xml:space="preserve"> </w:t>
+      </w:r>
+      <w:r>
+        <w:t xml:space="preserve">A clean hit is harder to escape. When an attack succeeds by 3 or 4, the defense is at −1; by 5 or 6, −2; by 7 or more, −3.</w:t>
+      </w:r>
+    </w:p>
+    <w:p>
+      <w:pPr>
+        <w:numPr>
+          <w:ilvl w:val="0"/>
+          <w:numId w:val="1010"/>
+        </w:numPr>
+        <w:pStyle w:val="Compact"/>
+      </w:pPr>
+      <w:r>
+        <w:rPr>
+          <w:bCs/>
+          <w:b/>
+        </w:rPr>
+        <w:t xml:space="preserve">Aim.</w:t>
+      </w:r>
+      <w:r>
+        <w:t xml:space="preserve"> </w:t>
+      </w:r>
+      <w:r>
+        <w:t xml:space="preserve">Spend your action aiming at a target you can see: +1 to your next attack against it. An advantage that rewards aiming adds its bonus to this.</w:t>
+      </w:r>
+    </w:p>
+    <w:p>
+      <w:pPr>
+        <w:pStyle w:val="FirstParagraph"/>
+      </w:pPr>
+      <w:r>
+        <w:t xml:space="preserve">Solid cover blocks a shot. Partial cover imposes −2 on the attack. Weapon effects apply after a hit survives any defense. Success margin does not increase damage: a great hit decides</w:t>
+      </w:r>
+      <w:r>
+        <w:t xml:space="preserve"> </w:t>
+      </w:r>
+      <w:r>
+        <w:rPr>
+          <w:iCs/>
+          <w:i/>
+        </w:rPr>
+        <w:t xml:space="preserve">what</w:t>
+      </w:r>
+      <w:r>
+        <w:t xml:space="preserve"> </w:t>
+      </w:r>
+      <w:r>
+        <w:t xml:space="preserve">happens instead.</w:t>
+      </w:r>
+    </w:p>
+    <w:bookmarkEnd w:id="58"/>
+    <w:bookmarkStart w:id="59" w:name="telling-hits"/>
+    <w:p>
+      <w:pPr>
+        <w:pStyle w:val="Heading2"/>
+      </w:pPr>
+      <w:r>
+        <w:t xml:space="preserve">Telling hits</w:t>
+      </w:r>
+    </w:p>
+    <w:p>
+      <w:pPr>
+        <w:pStyle w:val="FirstParagraph"/>
+      </w:pPr>
+      <w:r>
+        <w:t xml:space="preserve">A really good shot, or a blow that lands exactly where it was meant to, lets the attacker say what it does.</w:t>
+      </w:r>
+    </w:p>
+    <w:p>
+      <w:pPr>
+        <w:numPr>
+          <w:ilvl w:val="0"/>
+          <w:numId w:val="1011"/>
+        </w:numPr>
+        <w:pStyle w:val="Compact"/>
+      </w:pPr>
+      <w:r>
+        <w:rPr>
+          <w:bCs/>
+          <w:b/>
+        </w:rPr>
+        <w:t xml:space="preserve">A telling hit</w:t>
+      </w:r>
+      <w:r>
+        <w:t xml:space="preserve"> </w:t>
+      </w:r>
+      <w:r>
+        <w:t xml:space="preserve">is an attack that succeeds by</w:t>
+      </w:r>
+      <w:r>
+        <w:t xml:space="preserve"> </w:t>
+      </w:r>
+      <w:r>
+        <w:rPr>
+          <w:bCs/>
+          <w:b/>
+        </w:rPr>
+        <w:t xml:space="preserve">5 or more</w:t>
+      </w:r>
+      <w:r>
+        <w:t xml:space="preserve">, or on a natural 3 or 4, and isn’t stopped by a defense. The attacker picks</w:t>
+      </w:r>
+      <w:r>
+        <w:t xml:space="preserve"> </w:t>
+      </w:r>
+      <w:r>
+        <w:rPr>
+          <w:bCs/>
+          <w:b/>
+        </w:rPr>
+        <w:t xml:space="preserve">one effect</w:t>
+      </w:r>
+      <w:r>
+        <w:t xml:space="preserve"> </w:t>
+      </w:r>
+      <w:r>
+        <w:t xml:space="preserve">below and describes it. The weapon still marks its usual boxes.</w:t>
+      </w:r>
+    </w:p>
+    <w:p>
+      <w:pPr>
+        <w:numPr>
+          <w:ilvl w:val="0"/>
+          <w:numId w:val="1011"/>
+        </w:numPr>
+        <w:pStyle w:val="Compact"/>
+      </w:pPr>
+      <w:r>
+        <w:rPr>
+          <w:bCs/>
+          <w:b/>
+        </w:rPr>
+        <w:t xml:space="preserve">A called shot.</w:t>
+      </w:r>
+      <w:r>
+        <w:t xml:space="preserve"> </w:t>
+      </w:r>
+      <w:r>
+        <w:t xml:space="preserve">Before rolling, name an effect your weapon can deliver and take −2 on the attack, or −4 for a small target (a hand, an eye, a rope, a lock). If the attack hits at all, the effect happens, whatever the margin. An advantage that rewards aiming cuts this penalty by 1.</w:t>
+      </w:r>
+    </w:p>
+    <w:p>
+      <w:pPr>
+        <w:numPr>
+          <w:ilvl w:val="0"/>
+          <w:numId w:val="1011"/>
         </w:numPr>
         <w:pStyle w:val="Compact"/>
       </w:pPr>
@@ -4294,7 +4491,7 @@
               <w:rPr>
                 <w:sz w:val="19"/>
               </w:rPr>
-              <w:t xml:space="preserve">The target is grabbed, held, or pinned against a wall or the ground. Their next action goes to getting free, and then they are free: no roll needed. Keeping them pinned takes another successful attack</w:t>
+              <w:t xml:space="preserve">The target is grabbed, held, or pinned against a wall or the ground. Their next action goes to getting free, and then they are free: no roll needed. Keeping them pinned takes another successful attack. Against someone much stronger (a grizzly, a giant, a super-strong grip), getting free takes a Body roll, −2 or −4 against something huge; on a failure they’re still held</w:t>
             </w:r>
           </w:p>
         </w:tc>
@@ -4576,8 +4773,8 @@
         <w:t xml:space="preserve">(once per fight) or by spending a Legend point. Either way, they still take the boxes.</w:t>
       </w:r>
     </w:p>
-    <w:bookmarkEnd w:id="58"/>
-    <w:bookmarkStart w:id="59" w:name="range"/>
+    <w:bookmarkEnd w:id="59"/>
+    <w:bookmarkStart w:id="60" w:name="range"/>
     <w:p>
       <w:pPr>
         <w:pStyle w:val="Heading2"/>
@@ -4935,8 +5132,8 @@
         <w:t xml:space="preserve">, shown in the weapons table. Attacks within it take no penalty. One band beyond it is −2, two bands beyond is −4, and anything farther is out of range. A thrown weapon’s effective band is Close.</w:t>
       </w:r>
     </w:p>
-    <w:bookmarkEnd w:id="59"/>
-    <w:bookmarkStart w:id="61" w:name="move-and-reach"/>
+    <w:bookmarkEnd w:id="60"/>
+    <w:bookmarkStart w:id="62" w:name="move-and-reach"/>
     <w:p>
       <w:pPr>
         <w:pStyle w:val="Heading2"/>
@@ -5012,7 +5209,7 @@
       <w:pPr>
         <w:numPr>
           <w:ilvl w:val="0"/>
-          <w:numId w:val="1010"/>
+          <w:numId w:val="1012"/>
         </w:numPr>
         <w:pStyle w:val="Compact"/>
       </w:pPr>
@@ -5034,7 +5231,7 @@
       <w:pPr>
         <w:numPr>
           <w:ilvl w:val="0"/>
-          <w:numId w:val="1010"/>
+          <w:numId w:val="1012"/>
         </w:numPr>
         <w:pStyle w:val="Compact"/>
       </w:pPr>
@@ -5056,7 +5253,7 @@
       <w:pPr>
         <w:numPr>
           <w:ilvl w:val="0"/>
-          <w:numId w:val="1010"/>
+          <w:numId w:val="1012"/>
         </w:numPr>
         <w:pStyle w:val="Compact"/>
       </w:pPr>
@@ -5074,7 +5271,7 @@
         <w:t xml:space="preserve">You can move away from someone in reach freely; leaving a fight doesn’t give them a free attack.</w:t>
       </w:r>
     </w:p>
-    <w:bookmarkStart w:id="60" w:name="mounts-and-vehicles"/>
+    <w:bookmarkStart w:id="61" w:name="mounts-and-vehicles"/>
     <w:p>
       <w:pPr>
         <w:pStyle w:val="Heading3"/>
@@ -5556,9 +5753,9 @@
         <w:t xml:space="preserve">A weapon in hand can’t reach past 3 yards; anything farther is a ranged attack.</w:t>
       </w:r>
     </w:p>
-    <w:bookmarkEnd w:id="60"/>
     <w:bookmarkEnd w:id="61"/>
-    <w:bookmarkStart w:id="63" w:name="injury"/>
+    <w:bookmarkEnd w:id="62"/>
+    <w:bookmarkStart w:id="67" w:name="injury"/>
     <w:p>
       <w:pPr>
         <w:pStyle w:val="Heading2"/>
@@ -5847,401 +6044,13 @@
         <w:t xml:space="preserve">Injury penalties replace each other rather than stacking. They apply to movement, attacks, Dodge, and other tasks the injury physically hinders.</w:t>
       </w:r>
     </w:p>
-    <w:bookmarkStart w:id="62" w:name="dying-and-death"/>
+    <w:bookmarkStart w:id="63" w:name="dying-and-death"/>
     <w:p>
       <w:pPr>
         <w:pStyle w:val="Heading3"/>
       </w:pPr>
       <w:r>
         <w:t xml:space="preserve">Dying and death</w:t>
-      </w:r>
-    </w:p>
-    <w:p>
-      <w:pPr>
-        <w:numPr>
-          <w:ilvl w:val="0"/>
-          <w:numId w:val="1011"/>
-        </w:numPr>
-        <w:pStyle w:val="Compact"/>
-      </w:pPr>
-      <w:r>
-        <w:rPr>
-          <w:bCs/>
-          <w:b/>
-        </w:rPr>
-        <w:t xml:space="preserve">Dying.</w:t>
-      </w:r>
-      <w:r>
-        <w:t xml:space="preserve"> </w:t>
-      </w:r>
-      <w:r>
-        <w:t xml:space="preserve">A hit from a weapon that marks</w:t>
-      </w:r>
-      <w:r>
-        <w:t xml:space="preserve"> </w:t>
-      </w:r>
-      <w:r>
-        <w:rPr>
-          <w:bCs/>
-          <w:b/>
-        </w:rPr>
-        <w:t xml:space="preserve">2 or more boxes</w:t>
-      </w:r>
-      <w:r>
-        <w:t xml:space="preserve"> </w:t>
-      </w:r>
-      <w:r>
-        <w:t xml:space="preserve">and brings you to three boxes leaves you Incapacitated and</w:t>
-      </w:r>
-      <w:r>
-        <w:t xml:space="preserve"> </w:t>
-      </w:r>
-      <w:r>
-        <w:rPr>
-          <w:bCs/>
-          <w:b/>
-        </w:rPr>
-        <w:t xml:space="preserve">Dying</w:t>
-      </w:r>
-      <w:r>
-        <w:t xml:space="preserve">. A Dying character dies at the end of the scene unless someone stabilizes them: one action and a successful Medicine roll with a medical kit.</w:t>
-      </w:r>
-    </w:p>
-    <w:p>
-      <w:pPr>
-        <w:numPr>
-          <w:ilvl w:val="0"/>
-          <w:numId w:val="1011"/>
-        </w:numPr>
-        <w:pStyle w:val="Compact"/>
-      </w:pPr>
-      <w:r>
-        <w:rPr>
-          <w:bCs/>
-          <w:b/>
-        </w:rPr>
-        <w:t xml:space="preserve">A further hit.</w:t>
-      </w:r>
-      <w:r>
-        <w:t xml:space="preserve"> </w:t>
-      </w:r>
-      <w:r>
-        <w:t xml:space="preserve">While you are at three boxes, any hit from a weapon that marks 2 or more boxes kills you. Fists, clubs and knives just keep you down.</w:t>
-      </w:r>
-    </w:p>
-    <w:p>
-      <w:pPr>
-        <w:numPr>
-          <w:ilvl w:val="0"/>
-          <w:numId w:val="1011"/>
-        </w:numPr>
-        <w:pStyle w:val="Compact"/>
-      </w:pPr>
-      <w:r>
-        <w:rPr>
-          <w:bCs/>
-          <w:b/>
-        </w:rPr>
-        <w:t xml:space="preserve">Certain death.</w:t>
-      </w:r>
-      <w:r>
-        <w:t xml:space="preserve"> </w:t>
-      </w:r>
-      <w:r>
-        <w:t xml:space="preserve">Some fates (a fall into a furnace, a beheading, disintegration) bypass the track entirely.</w:t>
-      </w:r>
-    </w:p>
-    <w:p>
-      <w:pPr>
-        <w:pStyle w:val="FirstParagraph"/>
-      </w:pPr>
-      <w:r>
-        <w:t xml:space="preserve">Your protection is avoiding the hit: a defense (Dodge, Parry or Block), cover, and a Legend point, which reduces a hit by one box.</w:t>
-      </w:r>
-    </w:p>
-    <w:bookmarkEnd w:id="62"/>
-    <w:bookmarkEnd w:id="63"/>
-    <w:bookmarkStart w:id="64" w:name="weapons-and-damage"/>
-    <w:p>
-      <w:pPr>
-        <w:pStyle w:val="Heading2"/>
-      </w:pPr>
-      <w:r>
-        <w:t xml:space="preserve">Weapons and damage</w:t>
-      </w:r>
-    </w:p>
-    <w:p>
-      <w:pPr>
-        <w:pStyle w:val="FirstParagraph"/>
-      </w:pPr>
-      <w:r>
-        <w:t xml:space="preserve">How many boxes a hit marks depends on the</w:t>
-      </w:r>
-      <w:r>
-        <w:t xml:space="preserve"> </w:t>
-      </w:r>
-      <w:r>
-        <w:rPr>
-          <w:bCs/>
-          <w:b/>
-        </w:rPr>
-        <w:t xml:space="preserve">weapon</w:t>
-      </w:r>
-      <w:r>
-        <w:t xml:space="preserve">, not on how well the attack succeeded.</w:t>
-      </w:r>
-    </w:p>
-    <w:p>
-      <w:pPr>
-        <w:pStyle w:val="BodyText"/>
-      </w:pPr>
-      <w:r>
-        <w:rPr>
-          <w:iCs/>
-          <w:i/>
-        </w:rPr>
-        <w:t xml:space="preserve">Your setting pack supplies this (ammo).</w:t>
-      </w:r>
-    </w:p>
-    <w:bookmarkEnd w:id="64"/>
-    <w:bookmarkStart w:id="65" w:name="the-battle-map"/>
-    <w:p>
-      <w:pPr>
-        <w:pStyle w:val="Heading2"/>
-      </w:pPr>
-      <w:r>
-        <w:t xml:space="preserve">The battle map</w:t>
-      </w:r>
-    </w:p>
-    <w:p>
-      <w:pPr>
-        <w:pStyle w:val="FirstParagraph"/>
-      </w:pPr>
-      <w:r>
-        <w:t xml:space="preserve">The GM view of the character creator has a</w:t>
-      </w:r>
-      <w:r>
-        <w:t xml:space="preserve"> </w:t>
-      </w:r>
-      <w:r>
-        <w:rPr>
-          <w:bCs/>
-          <w:b/>
-        </w:rPr>
-        <w:t xml:space="preserve">battle map</w:t>
-      </w:r>
-      <w:r>
-        <w:t xml:space="preserve"> </w:t>
-      </w:r>
-      <w:r>
-        <w:t xml:space="preserve">for fights where it helps to see who is where. It is a tool, not a rule: everything on it follows the rules in this chapter, and a fight without it works the same way. Open</w:t>
-      </w:r>
-      <w:r>
-        <w:t xml:space="preserve"> </w:t>
-      </w:r>
-      <w:r>
-        <w:rPr>
-          <w:bCs/>
-          <w:b/>
-        </w:rPr>
-        <w:t xml:space="preserve">How to use the map</w:t>
-      </w:r>
-      <w:r>
-        <w:t xml:space="preserve"> </w:t>
-      </w:r>
-      <w:r>
-        <w:t xml:space="preserve">on the map itself for the buttons, step by step.</w:t>
-      </w:r>
-    </w:p>
-    <w:p>
-      <w:pPr>
-        <w:pStyle w:val="BodyText"/>
-      </w:pPr>
-      <w:r>
-        <w:rPr>
-          <w:bCs/>
-          <w:b/>
-        </w:rPr>
-        <w:t xml:space="preserve">Two kinds of map.</w:t>
-      </w:r>
-    </w:p>
-    <w:p>
-      <w:pPr>
-        <w:numPr>
-          <w:ilvl w:val="0"/>
-          <w:numId w:val="1012"/>
-        </w:numPr>
-        <w:pStyle w:val="Compact"/>
-      </w:pPr>
-      <w:r>
-        <w:rPr>
-          <w:bCs/>
-          <w:b/>
-        </w:rPr>
-        <w:t xml:space="preserve">A hex map</w:t>
-      </w:r>
-      <w:r>
-        <w:t xml:space="preserve"> </w:t>
-      </w:r>
-      <w:r>
-        <w:t xml:space="preserve">for fights where position matters: cover, doorways, who can reach whom. The GM chooses what one hex is: 1 yard for a brawl in a room, 5 or 10 yards for a street, 50 for open ground. Dragging a token or measuring shows the distance and its</w:t>
-      </w:r>
-      <w:r>
-        <w:t xml:space="preserve"> </w:t>
-      </w:r>
-      <w:r>
-        <w:rPr>
-          <w:bCs/>
-          <w:b/>
-        </w:rPr>
-        <w:t xml:space="preserve">range band</w:t>
-      </w:r>
-      <w:r>
-        <w:t xml:space="preserve">, so the GM can read the penalty from the Range table above.</w:t>
-      </w:r>
-    </w:p>
-    <w:p>
-      <w:pPr>
-        <w:numPr>
-          <w:ilvl w:val="0"/>
-          <w:numId w:val="1012"/>
-        </w:numPr>
-        <w:pStyle w:val="Compact"/>
-      </w:pPr>
-      <w:r>
-        <w:rPr>
-          <w:bCs/>
-          <w:b/>
-        </w:rPr>
-        <w:t xml:space="preserve">A range track</w:t>
-      </w:r>
-      <w:r>
-        <w:t xml:space="preserve"> </w:t>
-      </w:r>
-      <w:r>
-        <w:t xml:space="preserve">for fights where only distance matters: a chase, a running fight across open country. It has a lane for the party and one for each range band. Moving a token into the next lane moves it one band in or out.</w:t>
-      </w:r>
-    </w:p>
-    <w:p>
-      <w:pPr>
-        <w:pStyle w:val="FirstParagraph"/>
-      </w:pPr>
-      <w:r>
-        <w:rPr>
-          <w:bCs/>
-          <w:b/>
-        </w:rPr>
-        <w:t xml:space="preserve">Tokens.</w:t>
-      </w:r>
-      <w:r>
-        <w:t xml:space="preserve"> </w:t>
-      </w:r>
-      <w:r>
-        <w:t xml:space="preserve">The GM places the party with one button. Their tokens stay linked to the characters in the GM view: marking Injury, Dying, the stunned condition or a Legend point on a token marks it on the character, and the other way round. Opponents come from the setting’s threats with their boxes filled in. Their pips fill as they are hurt, and a token whose boxes are all marked is taken out.</w:t>
-      </w:r>
-    </w:p>
-    <w:p>
-      <w:pPr>
-        <w:pStyle w:val="BodyText"/>
-      </w:pPr>
-      <w:r>
-        <w:rPr>
-          <w:bCs/>
-          <w:b/>
-        </w:rPr>
-        <w:t xml:space="preserve">Keeping a map.</w:t>
-      </w:r>
-      <w:r>
-        <w:t xml:space="preserve"> </w:t>
-      </w:r>
-      <w:r>
-        <w:t xml:space="preserve">The map stays in the GM’s browser.</w:t>
-      </w:r>
-      <w:r>
-        <w:t xml:space="preserve"> </w:t>
-      </w:r>
-      <w:r>
-        <w:rPr>
-          <w:bCs/>
-          <w:b/>
-        </w:rPr>
-        <w:t xml:space="preserve">Save map to file</w:t>
-      </w:r>
-      <w:r>
-        <w:t xml:space="preserve"> </w:t>
-      </w:r>
-      <w:r>
-        <w:t xml:space="preserve">keeps both maps, their pictures and tokens in one file, to prepare a fight ahead of time or share it with another GM.</w:t>
-      </w:r>
-    </w:p>
-    <w:bookmarkEnd w:id="65"/>
-    <w:bookmarkStart w:id="66" w:name="the-encounter-panel"/>
-    <w:p>
-      <w:pPr>
-        <w:pStyle w:val="Heading2"/>
-      </w:pPr>
-      <w:r>
-        <w:t xml:space="preserve">The Encounter panel</w:t>
-      </w:r>
-    </w:p>
-    <w:p>
-      <w:pPr>
-        <w:pStyle w:val="FirstParagraph"/>
-      </w:pPr>
-      <w:r>
-        <w:t xml:space="preserve">The GM view also has an</w:t>
-      </w:r>
-      <w:r>
-        <w:t xml:space="preserve"> </w:t>
-      </w:r>
-      <w:r>
-        <w:rPr>
-          <w:bCs/>
-          <w:b/>
-        </w:rPr>
-        <w:t xml:space="preserve">Encounter</w:t>
-      </w:r>
-      <w:r>
-        <w:t xml:space="preserve"> </w:t>
-      </w:r>
-      <w:r>
-        <w:t xml:space="preserve">panel that runs a fight by these rules and shows every roll. Add characters from the GM view and opponents from the Threats table (or make one up on the spot), then start: it keeps the turn order by Agility, and for each attack works out the range, the defense (Dodge, Parry or Block, one a round, and a second at −2 with Additional Defense), the boxes marked and any telling hit, offering a Legend point choices at the moment they apply. Hits land on the character cards and the battle map, and with gritty combat on, grievous wounds are rolled and kept. The panel keeps a log and a summary of the fight, which can be saved to a file. It’s a helper, not a rule: the GM can rule any result differently, and the log says so.</w:t>
-      </w:r>
-    </w:p>
-    <w:p>
-      <w:pPr>
-        <w:pStyle w:val="BodyText"/>
-      </w:pPr>
-      <w:r>
-        <w:rPr>
-          <w:bCs/>
-          <w:b/>
-        </w:rPr>
-        <w:t xml:space="preserve">The shared table.</w:t>
-      </w:r>
-      <w:r>
-        <w:t xml:space="preserve"> </w:t>
-      </w:r>
-      <w:r>
-        <w:t xml:space="preserve">The GM can start a shared table from the GM view and give the players its code; each player joins from their character’s Play tab. While they’re connected, every roll from a sheet is rolled by the table server, so the whole table sees the same dice as they land, in a live log on the Play tab and on the GM view, along with who rolled, against what, and any telling hit. A point reroll answers its own roll, once. Each player’s character is shared with the GM too: it appears among the GM view’s characters, marked at the table, and its injuries, points, ammunition and form stay in step both ways, whether they’re changed on the sheet, on the GM’s card or in an encounter. In a fight, each player’s Play tab shows the GM’s battle map and the encounter’s turn order and latest results; a player drags their own token, and on their turn sends the GM what they’ll do, which the GM puts into the Encounter panel and runs. The GM can remove a player from the table, and give the table a new code: everyone at it moves with it, and the old code stops working. Without a table, the roller works exactly as it always has.</w:t>
-      </w:r>
-    </w:p>
-    <w:bookmarkEnd w:id="66"/>
-    <w:bookmarkStart w:id="67" w:name="making-legend-cards"/>
-    <w:p>
-      <w:pPr>
-        <w:pStyle w:val="Heading2"/>
-      </w:pPr>
-      <w:r>
-        <w:t xml:space="preserve">Making Legend cards</w:t>
-      </w:r>
-    </w:p>
-    <w:p>
-      <w:pPr>
-        <w:pStyle w:val="FirstParagraph"/>
-      </w:pPr>
-      <w:r>
-        <w:t xml:space="preserve">For the GM: when a Legend card is earned, and how to write one. A Legend card is a record of what the characters established, so writing it well matters more than how often you hand one out.</w:t>
       </w:r>
     </w:p>
     <w:p>
@@ -6257,13 +6066,42 @@
           <w:bCs/>
           <w:b/>
         </w:rPr>
-        <w:t xml:space="preserve">Decide that something is established.</w:t>
-      </w:r>
-      <w:r>
-        <w:t xml:space="preserve"> </w:t>
-      </w:r>
-      <w:r>
-        <w:t xml:space="preserve">A Legend card is earned when a discovery clock fills, or when the characters see or test something themselves, hear it from a source you judge reliable, or are told it by the subject itself with evidence to back it up. A guess, however right, isn’t established, and neither is a rumor. Ask what supports their idea; when the answer is good, let them act on it, and give the Legend card once they’ve confirmed it.</w:t>
+        <w:t xml:space="preserve">Dying.</w:t>
+      </w:r>
+      <w:r>
+        <w:t xml:space="preserve"> </w:t>
+      </w:r>
+      <w:r>
+        <w:t xml:space="preserve">A hit from a weapon that marks</w:t>
+      </w:r>
+      <w:r>
+        <w:t xml:space="preserve"> </w:t>
+      </w:r>
+      <w:r>
+        <w:rPr>
+          <w:bCs/>
+          <w:b/>
+        </w:rPr>
+        <w:t xml:space="preserve">2 or more boxes</w:t>
+      </w:r>
+      <w:r>
+        <w:t xml:space="preserve"> </w:t>
+      </w:r>
+      <w:r>
+        <w:t xml:space="preserve">and brings you to three boxes leaves you Incapacitated and</w:t>
+      </w:r>
+      <w:r>
+        <w:t xml:space="preserve"> </w:t>
+      </w:r>
+      <w:r>
+        <w:rPr>
+          <w:bCs/>
+          <w:b/>
+        </w:rPr>
+        <w:t xml:space="preserve">Dying</w:t>
+      </w:r>
+      <w:r>
+        <w:t xml:space="preserve">. A Dying character dies at the end of the scene unless someone stabilizes them: one action and a successful Medicine roll with a medical kit.</w:t>
       </w:r>
     </w:p>
     <w:p>
@@ -6279,43 +6117,13 @@
           <w:bCs/>
           <w:b/>
         </w:rPr>
-        <w:t xml:space="preserve">Write the finding narrowly.</w:t>
-      </w:r>
-      <w:r>
-        <w:t xml:space="preserve"> </w:t>
-      </w:r>
-      <w:r>
-        <w:t xml:space="preserve">One fact, in the words the characters would use, and no more than they found out:</w:t>
-      </w:r>
-      <w:r>
-        <w:t xml:space="preserve"> </w:t>
-      </w:r>
-      <w:r>
-        <w:t xml:space="preserve">“</w:t>
-      </w:r>
-      <w:r>
-        <w:t xml:space="preserve">bright light drove it back</w:t>
-      </w:r>
-      <w:r>
-        <w:t xml:space="preserve">”</w:t>
-      </w:r>
-      <w:r>
-        <w:t xml:space="preserve">, not</w:t>
-      </w:r>
-      <w:r>
-        <w:t xml:space="preserve"> </w:t>
-      </w:r>
-      <w:r>
-        <w:t xml:space="preserve">“</w:t>
-      </w:r>
-      <w:r>
-        <w:t xml:space="preserve">it fears light</w:t>
-      </w:r>
-      <w:r>
-        <w:t xml:space="preserve">”</w:t>
-      </w:r>
-      <w:r>
-        <w:t xml:space="preserve">. Two separate facts make two Legend cards. Never write the subject’s whole truth onto a Legend card; later discoveries add more Legend cards.</w:t>
+        <w:t xml:space="preserve">A further hit.</w:t>
+      </w:r>
+      <w:r>
+        <w:t xml:space="preserve"> </w:t>
+      </w:r>
+      <w:r>
+        <w:t xml:space="preserve">While you are at three boxes, any hit from a weapon that marks 2 or more boxes kills you. Fists, clubs and knives just keep you down.</w:t>
       </w:r>
     </w:p>
     <w:p>
@@ -6331,127 +6139,13 @@
           <w:bCs/>
           <w:b/>
         </w:rPr>
-        <w:t xml:space="preserve">Write its limits.</w:t>
-      </w:r>
-      <w:r>
-        <w:t xml:space="preserve"> </w:t>
-      </w:r>
-      <w:r>
-        <w:t xml:space="preserve">What the finding doesn’t show: how often it was seen, under what conditions, and what is still unknown. The limits are what keep the next investigation interesting.</w:t>
-      </w:r>
-    </w:p>
-    <w:p>
-      <w:pPr>
-        <w:numPr>
-          <w:ilvl w:val="0"/>
-          <w:numId w:val="1013"/>
-        </w:numPr>
-        <w:pStyle w:val="Compact"/>
-      </w:pPr>
-      <w:r>
-        <w:rPr>
-          <w:bCs/>
-          <w:b/>
-        </w:rPr>
-        <w:t xml:space="preserve">Note the evidence or source.</w:t>
-      </w:r>
-      <w:r>
-        <w:t xml:space="preserve"> </w:t>
-      </w:r>
-      <w:r>
-        <w:t xml:space="preserve">What they saw, tested, read or were told, and by whom. A source’s reputation doesn’t make it right: if it was only probably true, the limits say so.</w:t>
-      </w:r>
-    </w:p>
-    <w:p>
-      <w:pPr>
-        <w:numPr>
-          <w:ilvl w:val="0"/>
-          <w:numId w:val="1013"/>
-        </w:numPr>
-        <w:pStyle w:val="Compact"/>
-      </w:pPr>
-      <w:r>
-        <w:rPr>
-          <w:bCs/>
-          <w:b/>
-        </w:rPr>
-        <w:t xml:space="preserve">Charge the price.</w:t>
-      </w:r>
-      <w:r>
-        <w:t xml:space="preserve"> </w:t>
-      </w:r>
-      <w:r>
-        <w:t xml:space="preserve">A Legend card from a discovery clock costs nothing more: the scenes, failed rolls and pushes were its price. Any other source has its price (see</w:t>
-      </w:r>
-      <w:r>
-        <w:t xml:space="preserve"> </w:t>
-      </w:r>
-      <w:r>
-        <w:rPr>
-          <w:iCs/>
-          <w:i/>
-        </w:rPr>
-        <w:t xml:space="preserve">Earning a Legend card</w:t>
-      </w:r>
-      <w:r>
-        <w:t xml:space="preserve">): choose the one that fits how they learned it, and mark it.</w:t>
-      </w:r>
-    </w:p>
-    <w:p>
-      <w:pPr>
-        <w:numPr>
-          <w:ilvl w:val="0"/>
-          <w:numId w:val="1013"/>
-        </w:numPr>
-        <w:pStyle w:val="Compact"/>
-      </w:pPr>
-      <w:r>
-        <w:rPr>
-          <w:bCs/>
-          <w:b/>
-        </w:rPr>
-        <w:t xml:space="preserve">Choose the owner and the recipients.</w:t>
-      </w:r>
-      <w:r>
-        <w:t xml:space="preserve"> </w:t>
-      </w:r>
-      <w:r>
-        <w:t xml:space="preserve">Whoever did the finding owns the Legend card. Everyone who was there, or heard it from a reliable source, gets a shared copy.</w:t>
-      </w:r>
-    </w:p>
-    <w:p>
-      <w:pPr>
-        <w:numPr>
-          <w:ilvl w:val="0"/>
-          <w:numId w:val="1013"/>
-        </w:numPr>
-        <w:pStyle w:val="Compact"/>
-      </w:pPr>
-      <w:r>
-        <w:rPr>
-          <w:bCs/>
-          <w:b/>
-        </w:rPr>
-        <w:t xml:space="preserve">Record it.</w:t>
-      </w:r>
-      <w:r>
-        <w:t xml:space="preserve"> </w:t>
-      </w:r>
-      <w:r>
-        <w:t xml:space="preserve">Write it on each recipient’s sheet, under</w:t>
-      </w:r>
-      <w:r>
-        <w:t xml:space="preserve"> </w:t>
-      </w:r>
-      <w:r>
-        <w:rPr>
-          <w:iCs/>
-          <w:i/>
-        </w:rPr>
-        <w:t xml:space="preserve">Learned in play</w:t>
-      </w:r>
-      <w:r>
-        <w:t xml:space="preserve">.</w:t>
+        <w:t xml:space="preserve">Certain death.</w:t>
+      </w:r>
+      <w:r>
+        <w:t xml:space="preserve"> </w:t>
+      </w:r>
+      <w:r>
+        <w:t xml:space="preserve">Some fates (a fall into a furnace, a beheading, disintegration) bypass the track entirely.</w:t>
       </w:r>
     </w:p>
     <w:p>
@@ -6459,139 +6153,17 @@
         <w:pStyle w:val="FirstParagraph"/>
       </w:pPr>
       <w:r>
-        <w:rPr>
-          <w:iCs/>
-          <w:i/>
-        </w:rPr>
-        <w:t xml:space="preserve">Example:</w:t>
-      </w:r>
-      <w:r>
-        <w:t xml:space="preserve"> </w:t>
-      </w:r>
-      <w:r>
-        <w:rPr>
-          <w:bCs/>
-          <w:b/>
-        </w:rPr>
-        <w:t xml:space="preserve">The thing in the mine.</w:t>
-      </w:r>
-      <w:r>
-        <w:t xml:space="preserve"> </w:t>
-      </w:r>
-      <w:r>
-        <w:t xml:space="preserve">Established:</w:t>
-      </w:r>
-      <w:r>
-        <w:t xml:space="preserve"> </w:t>
-      </w:r>
-      <w:r>
-        <w:rPr>
-          <w:iCs/>
-          <w:i/>
-        </w:rPr>
-        <w:t xml:space="preserve">Bright light drove it back down the shaft</w:t>
-      </w:r>
-      <w:r>
-        <w:t xml:space="preserve">. Limits:</w:t>
-      </w:r>
-      <w:r>
-        <w:t xml:space="preserve"> </w:t>
-      </w:r>
-      <w:r>
-        <w:rPr>
-          <w:iCs/>
-          <w:i/>
-        </w:rPr>
-        <w:t xml:space="preserve">Seen once; not whether light harms it, or how long it stays away</w:t>
-      </w:r>
-      <w:r>
-        <w:t xml:space="preserve">. Source: What the characters saw at the mine head (seen or tested firsthand). Cost: the threat clock +1 (the night spent watching).</w:t>
-      </w:r>
-    </w:p>
-    <w:p>
-      <w:pPr>
-        <w:numPr>
-          <w:ilvl w:val="0"/>
-          <w:numId w:val="1014"/>
-        </w:numPr>
-        <w:pStyle w:val="Compact"/>
-      </w:pPr>
-      <w:r>
-        <w:rPr>
-          <w:bCs/>
-          <w:b/>
-        </w:rPr>
-        <w:t xml:space="preserve">When a later finding disagrees.</w:t>
-      </w:r>
-      <w:r>
-        <w:t xml:space="preserve"> </w:t>
-      </w:r>
-      <w:r>
-        <w:t xml:space="preserve">Write a new Legend card that says what they now know; the old one stays on the sheet as what they believed then, and the new one’s limits can say so.</w:t>
-      </w:r>
-    </w:p>
-    <w:p>
-      <w:pPr>
-        <w:numPr>
-          <w:ilvl w:val="0"/>
-          <w:numId w:val="1014"/>
-        </w:numPr>
-        <w:pStyle w:val="Compact"/>
-      </w:pPr>
-      <w:r>
-        <w:rPr>
-          <w:bCs/>
-          <w:b/>
-        </w:rPr>
-        <w:t xml:space="preserve">A Legend card is never proof of identity.</w:t>
-      </w:r>
-      <w:r>
-        <w:t xml:space="preserve"> </w:t>
-      </w:r>
-      <w:r>
-        <w:t xml:space="preserve">Holding a Legend card about one subject doesn’t prove that the thing in front of them is that subject: the Identify phase does.</w:t>
-      </w:r>
-    </w:p>
-    <w:p>
-      <w:pPr>
-        <w:numPr>
-          <w:ilvl w:val="0"/>
-          <w:numId w:val="1014"/>
-        </w:numPr>
-        <w:pStyle w:val="Compact"/>
-      </w:pPr>
-      <w:r>
-        <w:rPr>
-          <w:bCs/>
-          <w:b/>
-        </w:rPr>
-        <w:t xml:space="preserve">Weaknesses work anyway.</w:t>
-      </w:r>
-      <w:r>
-        <w:t xml:space="preserve"> </w:t>
-      </w:r>
-      <w:r>
-        <w:t xml:space="preserve">Don’t hold back a real weakness because no one holds the Legend card: if they try it, it works.</w:t>
-      </w:r>
-    </w:p>
-    <w:bookmarkEnd w:id="67"/>
-    <w:bookmarkEnd w:id="68"/>
-    <w:bookmarkStart w:id="74" w:name="medical-care"/>
-    <w:p>
-      <w:pPr>
-        <w:pStyle w:val="Heading1"/>
-      </w:pPr>
-      <w:r>
-        <w:t xml:space="preserve">Medical care</w:t>
-      </w:r>
-    </w:p>
-    <w:bookmarkStart w:id="69" w:name="diagnosis-and-stabilization"/>
-    <w:p>
-      <w:pPr>
-        <w:pStyle w:val="Heading2"/>
-      </w:pPr>
-      <w:r>
-        <w:t xml:space="preserve">Diagnosis and stabilization</w:t>
+        <w:t xml:space="preserve">Your protection is avoiding the hit: a defense (Dodge, Parry or Block), cover, and a Legend point, which reduces a hit by one box.</w:t>
+      </w:r>
+    </w:p>
+    <w:bookmarkEnd w:id="63"/>
+    <w:bookmarkStart w:id="64" w:name="falls-fire-and-foul-air"/>
+    <w:p>
+      <w:pPr>
+        <w:pStyle w:val="Heading3"/>
+      </w:pPr>
+      <w:r>
+        <w:t xml:space="preserve">Falls, fire and foul air</w:t>
       </w:r>
     </w:p>
     <w:p>
@@ -6599,167 +6171,7 @@
         <w:pStyle w:val="FirstParagraph"/>
       </w:pPr>
       <w:r>
-        <w:t xml:space="preserve">Roll Medicine when the diagnosis is uncertain or an urgent treatment decision matters. Emergency stabilization takes one action and a successful Medicine roll with a medical kit. It ends Dying and stops deterioration, but removes no boxes.</w:t>
-      </w:r>
-    </w:p>
-    <w:bookmarkEnd w:id="69"/>
-    <w:bookmarkStart w:id="70" w:name="field-treatment"/>
-    <w:p>
-      <w:pPr>
-        <w:pStyle w:val="Heading2"/>
-      </w:pPr>
-      <w:r>
-        <w:t xml:space="preserve">Field treatment</w:t>
-      </w:r>
-    </w:p>
-    <w:p>
-      <w:pPr>
-        <w:pStyle w:val="FirstParagraph"/>
-      </w:pPr>
-      <w:r>
-        <w:t xml:space="preserve">With a medical kit and several uninterrupted minutes, successful Medicine removes one injury box; success by 5 or more removes two.</w:t>
-      </w:r>
-    </w:p>
-    <w:bookmarkEnd w:id="70"/>
-    <w:bookmarkStart w:id="71" w:name="proper-care"/>
-    <w:p>
-      <w:pPr>
-        <w:pStyle w:val="Heading2"/>
-      </w:pPr>
-      <w:r>
-        <w:t xml:space="preserve">Proper care</w:t>
-      </w:r>
-    </w:p>
-    <w:p>
-      <w:pPr>
-        <w:pStyle w:val="FirstParagraph"/>
-      </w:pPr>
-      <w:r>
-        <w:t xml:space="preserve">A proper infirmary grants +2 to Medicine. A successful treatment removes two boxes; success by 5 or more removes three. Allow the time the treatment requires.</w:t>
-      </w:r>
-    </w:p>
-    <w:bookmarkEnd w:id="71"/>
-    <w:bookmarkStart w:id="72" w:name="treatment-attempts"/>
-    <w:p>
-      <w:pPr>
-        <w:pStyle w:val="Heading2"/>
-      </w:pPr>
-      <w:r>
-        <w:t xml:space="preserve">Treatment attempts</w:t>
-      </w:r>
-    </w:p>
-    <w:p>
-      <w:pPr>
-        <w:pStyle w:val="FirstParagraph"/>
-      </w:pPr>
-      <w:r>
-        <w:t xml:space="preserve">Each set of injuries permits one field-treatment attempt and one proper-care attempt. Further rolls require a meaningful improvement in care, a new treatment, or recovery time. Simply waiting and trying again is insufficient.</w:t>
-      </w:r>
-    </w:p>
-    <w:p>
-      <w:pPr>
-        <w:numPr>
-          <w:ilvl w:val="0"/>
-          <w:numId w:val="1015"/>
-        </w:numPr>
-        <w:pStyle w:val="Compact"/>
-      </w:pPr>
-      <w:r>
-        <w:rPr>
-          <w:bCs/>
-          <w:b/>
-        </w:rPr>
-        <w:t xml:space="preserve">A set of injuries</w:t>
-      </w:r>
-      <w:r>
-        <w:t xml:space="preserve"> </w:t>
-      </w:r>
-      <w:r>
-        <w:t xml:space="preserve">is the injury boxes from one encounter or one harmful incident: a fight, a fall, a fire, a night of exposure.</w:t>
-      </w:r>
-    </w:p>
-    <w:p>
-      <w:pPr>
-        <w:numPr>
-          <w:ilvl w:val="0"/>
-          <w:numId w:val="1015"/>
-        </w:numPr>
-        <w:pStyle w:val="Compact"/>
-      </w:pPr>
-      <w:r>
-        <w:rPr>
-          <w:bCs/>
-          <w:b/>
-        </w:rPr>
-        <w:t xml:space="preserve">Later injuries start a new set.</w:t>
-      </w:r>
-      <w:r>
-        <w:t xml:space="preserve"> </w:t>
-      </w:r>
-      <w:r>
-        <w:t xml:space="preserve">Its attempts can remove only its own boxes. A fresh scratch doesn’t reopen the wounds you already treated: those boxes stay until their own set allows another roll, or rest clears them.</w:t>
-      </w:r>
-    </w:p>
-    <w:p>
-      <w:pPr>
-        <w:numPr>
-          <w:ilvl w:val="0"/>
-          <w:numId w:val="1015"/>
-        </w:numPr>
-        <w:pStyle w:val="Compact"/>
-      </w:pPr>
-      <w:r>
-        <w:rPr>
-          <w:bCs/>
-          <w:b/>
-        </w:rPr>
-        <w:t xml:space="preserve">What allows another roll:</w:t>
-      </w:r>
-      <w:r>
-        <w:t xml:space="preserve"> </w:t>
-      </w:r>
-      <w:r>
-        <w:t xml:space="preserve">a meaningful improvement (moving from the field to A proper infirmary, a better healer taking over), a new treatment (surgery, a remedy, healing magic), or recovery time (rest that has already cleared a box from that set). The GM decides whether a change is meaningful.</w:t>
-      </w:r>
-    </w:p>
-    <w:p>
-      <w:pPr>
-        <w:numPr>
-          <w:ilvl w:val="0"/>
-          <w:numId w:val="1015"/>
-        </w:numPr>
-        <w:pStyle w:val="Compact"/>
-      </w:pPr>
-      <w:r>
-        <w:rPr>
-          <w:bCs/>
-          <w:b/>
-        </w:rPr>
-        <w:t xml:space="preserve">Stabilization is separate.</w:t>
-      </w:r>
-      <w:r>
-        <w:t xml:space="preserve"> </w:t>
-      </w:r>
-      <w:r>
-        <w:t xml:space="preserve">Stopping someone Dying is never limited by these attempts and never removes boxes; a treatment roll that removes boxes also stabilizes.</w:t>
-      </w:r>
-    </w:p>
-    <w:bookmarkEnd w:id="72"/>
-    <w:bookmarkStart w:id="73" w:name="natural-recovery"/>
-    <w:p>
-      <w:pPr>
-        <w:pStyle w:val="Heading2"/>
-      </w:pPr>
-      <w:r>
-        <w:t xml:space="preserve">Natural recovery</w:t>
-      </w:r>
-    </w:p>
-    <w:p>
-      <w:pPr>
-        <w:pStyle w:val="FirstParagraph"/>
-      </w:pPr>
-      <w:r>
-        <w:t xml:space="preserve">Rest clears injury one box at a time, and the worse you’re hurt, the longer each box takes. Rest means nothing strenuous: no fighting, no hard travel, no long days of work.</w:t>
+        <w:t xml:space="preserve">A fall marks boxes by its height. Deep water, a haystack or an awning makes it one step better.</w:t>
       </w:r>
     </w:p>
     <w:tbl>
@@ -6799,7 +6211,7 @@
                 <w:b/>
                 <w:sz w:val="19"/>
               </w:rPr>
-              <w:t xml:space="preserve">Boxes marked</w:t>
+              <w:t xml:space="preserve">Height</w:t>
             </w:r>
           </w:p>
         </w:tc>
@@ -6817,7 +6229,7 @@
                 <w:b/>
                 <w:sz w:val="19"/>
               </w:rPr>
-              <w:t xml:space="preserve">Rest to clear one box</w:t>
+              <w:t xml:space="preserve">Boxes</w:t>
             </w:r>
           </w:p>
         </w:tc>
@@ -6835,22 +6247,22 @@
                 <w:b/>
                 <w:sz w:val="19"/>
               </w:rPr>
+              <w:t xml:space="preserve">A story or two (up to 10 yards)</w:t>
+            </w:r>
+          </w:p>
+        </w:tc>
+        <w:tc>
+          <w:tcPr/>
+          <w:p>
+            <w:pPr>
+              <w:pStyle w:val="Compact"/>
+              <w:jc w:val="left"/>
+            </w:pPr>
+            <w:r>
+              <w:rPr>
+                <w:sz w:val="19"/>
+              </w:rPr>
               <w:t xml:space="preserve">1</w:t>
-            </w:r>
-          </w:p>
-        </w:tc>
-        <w:tc>
-          <w:tcPr/>
-          <w:p>
-            <w:pPr>
-              <w:pStyle w:val="Compact"/>
-              <w:jc w:val="left"/>
-            </w:pPr>
-            <w:r>
-              <w:rPr>
-                <w:sz w:val="19"/>
-              </w:rPr>
-              <w:t xml:space="preserve">A full day</w:t>
             </w:r>
           </w:p>
         </w:tc>
@@ -6868,22 +6280,22 @@
                 <w:b/>
                 <w:sz w:val="19"/>
               </w:rPr>
+              <w:t xml:space="preserve">A rooftop (up to 25 yards)</w:t>
+            </w:r>
+          </w:p>
+        </w:tc>
+        <w:tc>
+          <w:tcPr/>
+          <w:p>
+            <w:pPr>
+              <w:pStyle w:val="Compact"/>
+              <w:jc w:val="left"/>
+            </w:pPr>
+            <w:r>
+              <w:rPr>
+                <w:sz w:val="19"/>
+              </w:rPr>
               <w:t xml:space="preserve">2</w:t>
-            </w:r>
-          </w:p>
-        </w:tc>
-        <w:tc>
-          <w:tcPr/>
-          <w:p>
-            <w:pPr>
-              <w:pStyle w:val="Compact"/>
-              <w:jc w:val="left"/>
-            </w:pPr>
-            <w:r>
-              <w:rPr>
-                <w:sz w:val="19"/>
-              </w:rPr>
-              <w:t xml:space="preserve">At least three days</w:t>
             </w:r>
           </w:p>
         </w:tc>
@@ -6901,22 +6313,55 @@
                 <w:b/>
                 <w:sz w:val="19"/>
               </w:rPr>
-              <w:t xml:space="preserve">3</w:t>
-            </w:r>
-          </w:p>
-        </w:tc>
-        <w:tc>
-          <w:tcPr/>
-          <w:p>
-            <w:pPr>
-              <w:pStyle w:val="Compact"/>
-              <w:jc w:val="left"/>
-            </w:pPr>
-            <w:r>
-              <w:rPr>
-                <w:sz w:val="19"/>
-              </w:rPr>
-              <w:t xml:space="preserve">A week, and only in someone’s care</w:t>
+              <w:t xml:space="preserve">A tower or a cliff (up to 100 yards)</w:t>
+            </w:r>
+          </w:p>
+        </w:tc>
+        <w:tc>
+          <w:tcPr/>
+          <w:p>
+            <w:pPr>
+              <w:pStyle w:val="Compact"/>
+              <w:jc w:val="left"/>
+            </w:pPr>
+            <w:r>
+              <w:rPr>
+                <w:sz w:val="19"/>
+              </w:rPr>
+              <w:t xml:space="preserve">3, and Dying</w:t>
+            </w:r>
+          </w:p>
+        </w:tc>
+      </w:tr>
+      <w:tr>
+        <w:tc>
+          <w:tcPr/>
+          <w:p>
+            <w:pPr>
+              <w:pStyle w:val="Compact"/>
+              <w:jc w:val="left"/>
+            </w:pPr>
+            <w:r>
+              <w:rPr>
+                <w:b/>
+                <w:sz w:val="19"/>
+              </w:rPr>
+              <w:t xml:space="preserve">Higher</w:t>
+            </w:r>
+          </w:p>
+        </w:tc>
+        <w:tc>
+          <w:tcPr/>
+          <w:p>
+            <w:pPr>
+              <w:pStyle w:val="Compact"/>
+              <w:jc w:val="left"/>
+            </w:pPr>
+            <w:r>
+              <w:rPr>
+                <w:sz w:val="19"/>
+              </w:rPr>
+              <w:t xml:space="preserve">Certain death, unless something breaks the fall</w:t>
             </w:r>
           </w:p>
         </w:tc>
@@ -6927,12 +6372,1383 @@
         <w:pStyle w:val="BodyText"/>
       </w:pPr>
       <w:r>
+        <w:rPr>
+          <w:bCs/>
+          <w:b/>
+        </w:rPr>
+        <w:t xml:space="preserve">Fire</w:t>
+      </w:r>
+      <w:r>
+        <w:t xml:space="preserve"> </w:t>
+      </w:r>
+      <w:r>
+        <w:t xml:space="preserve">marks 1 box each round in the flames.</w:t>
+      </w:r>
+      <w:r>
+        <w:t xml:space="preserve"> </w:t>
+      </w:r>
+      <w:r>
+        <w:rPr>
+          <w:bCs/>
+          <w:b/>
+        </w:rPr>
+        <w:t xml:space="preserve">Smoke, poison air or vacuum</w:t>
+      </w:r>
+      <w:r>
+        <w:t xml:space="preserve"> </w:t>
+      </w:r>
+      <w:r>
+        <w:t xml:space="preserve">marks 1 box each round you breathe it, unless you have a mask or a suit.</w:t>
+      </w:r>
+    </w:p>
+    <w:bookmarkEnd w:id="64"/>
+    <w:bookmarkStart w:id="65" w:name="fear-and-other-conditions"/>
+    <w:p>
+      <w:pPr>
+        <w:pStyle w:val="Heading3"/>
+      </w:pPr>
+      <w:r>
+        <w:t xml:space="preserve">Fear and other conditions</w:t>
+      </w:r>
+    </w:p>
+    <w:p>
+      <w:pPr>
+        <w:numPr>
+          <w:ilvl w:val="0"/>
+          <w:numId w:val="1014"/>
+        </w:numPr>
+        <w:pStyle w:val="Compact"/>
+      </w:pPr>
+      <w:r>
+        <w:rPr>
+          <w:bCs/>
+          <w:b/>
+        </w:rPr>
+        <w:t xml:space="preserve">Dazed.</w:t>
+      </w:r>
+      <w:r>
+        <w:t xml:space="preserve"> </w:t>
+      </w:r>
+      <w:r>
+        <w:t xml:space="preserve">−2 on your next action roll; then it’s over.</w:t>
+      </w:r>
+    </w:p>
+    <w:p>
+      <w:pPr>
+        <w:numPr>
+          <w:ilvl w:val="0"/>
+          <w:numId w:val="1014"/>
+        </w:numPr>
+        <w:pStyle w:val="Compact"/>
+      </w:pPr>
+      <w:r>
+        <w:rPr>
+          <w:bCs/>
+          <w:b/>
+        </w:rPr>
+        <w:t xml:space="preserve">Frightened.</w:t>
+      </w:r>
+      <w:r>
+        <w:t xml:space="preserve"> </w:t>
+      </w:r>
+      <w:r>
+        <w:t xml:space="preserve">Fear, a hex, a horror: you must keep away from its source, and you’re −2 to act against it. At the end of each of your turns, roll Will to shake it off (+2 if you’ve been hurt since). A spell or a trait that makes its target</w:t>
+      </w:r>
+      <w:r>
+        <w:t xml:space="preserve"> </w:t>
+      </w:r>
+      <w:r>
+        <w:rPr>
+          <w:iCs/>
+          <w:i/>
+        </w:rPr>
+        <w:t xml:space="preserve">flee or freeze</w:t>
+      </w:r>
+      <w:r>
+        <w:t xml:space="preserve"> </w:t>
+      </w:r>
+      <w:r>
+        <w:t xml:space="preserve">makes them Frightened.</w:t>
+      </w:r>
+    </w:p>
+    <w:p>
+      <w:pPr>
+        <w:numPr>
+          <w:ilvl w:val="0"/>
+          <w:numId w:val="1014"/>
+        </w:numPr>
+        <w:pStyle w:val="Compact"/>
+      </w:pPr>
+      <w:r>
+        <w:rPr>
+          <w:bCs/>
+          <w:b/>
+        </w:rPr>
+        <w:t xml:space="preserve">Charmed.</w:t>
+      </w:r>
+      <w:r>
+        <w:t xml:space="preserve"> </w:t>
+      </w:r>
+      <w:r>
+        <w:t xml:space="preserve">You treat the one who charmed you as a friend for the scene. Harming you or your friends ends it at once.</w:t>
+      </w:r>
+    </w:p>
+    <w:bookmarkEnd w:id="65"/>
+    <w:bookmarkStart w:id="66" w:name="mental-harm-a-setting-option"/>
+    <w:p>
+      <w:pPr>
+        <w:pStyle w:val="Heading3"/>
+      </w:pPr>
+      <w:r>
+        <w:t xml:space="preserve">Mental harm (a setting option)</w:t>
+      </w:r>
+    </w:p>
+    <w:p>
+      <w:pPr>
+        <w:pStyle w:val="FirstParagraph"/>
+      </w:pPr>
+      <w:r>
+        <w:t xml:space="preserve">A setting can give every character a</w:t>
+      </w:r>
+      <w:r>
+        <w:t xml:space="preserve"> </w:t>
+      </w:r>
+      <w:r>
+        <w:rPr>
+          <w:bCs/>
+          <w:b/>
+        </w:rPr>
+        <w:t xml:space="preserve">Mind</w:t>
+      </w:r>
+      <w:r>
+        <w:t xml:space="preserve"> </w:t>
+      </w:r>
+      <w:r>
+        <w:t xml:space="preserve">track beside the injury track (Aurora does). Attacks on the mind mark it: Powers or a spell against Will, never Dodge, and armor doesn’t help. One box is Shaken (−1 to mental actions: Will, and skills of Intellect and Presence), two Overwhelmed (−2), three Broken: unconscious or catatonic until they rest. It never leaves anyone Dying; a scene’s rest clears one box, a night’s sleep all of them. Opponents have as many Mind boxes as injury boxes.</w:t>
+      </w:r>
+    </w:p>
+    <w:bookmarkEnd w:id="66"/>
+    <w:bookmarkEnd w:id="67"/>
+    <w:bookmarkStart w:id="69" w:name="weapons-and-damage"/>
+    <w:p>
+      <w:pPr>
+        <w:pStyle w:val="Heading2"/>
+      </w:pPr>
+      <w:r>
+        <w:t xml:space="preserve">Weapons and damage</w:t>
+      </w:r>
+    </w:p>
+    <w:p>
+      <w:pPr>
+        <w:pStyle w:val="FirstParagraph"/>
+      </w:pPr>
+      <w:r>
+        <w:t xml:space="preserve">How many boxes a hit marks depends on the</w:t>
+      </w:r>
+      <w:r>
+        <w:t xml:space="preserve"> </w:t>
+      </w:r>
+      <w:r>
+        <w:rPr>
+          <w:bCs/>
+          <w:b/>
+        </w:rPr>
+        <w:t xml:space="preserve">weapon</w:t>
+      </w:r>
+      <w:r>
+        <w:t xml:space="preserve">, not on how well the attack succeeded.</w:t>
+      </w:r>
+    </w:p>
+    <w:p>
+      <w:pPr>
+        <w:numPr>
+          <w:ilvl w:val="0"/>
+          <w:numId w:val="1015"/>
+        </w:numPr>
+        <w:pStyle w:val="Compact"/>
+      </w:pPr>
+      <w:r>
+        <w:rPr>
+          <w:bCs/>
+          <w:b/>
+        </w:rPr>
+        <w:t xml:space="preserve">“</w:t>
+      </w:r>
+      <w:r>
+        <w:rPr>
+          <w:bCs/>
+          <w:b/>
+        </w:rPr>
+        <w:t xml:space="preserve">3, and Dying.</w:t>
+      </w:r>
+      <w:r>
+        <w:rPr>
+          <w:bCs/>
+          <w:b/>
+        </w:rPr>
+        <w:t xml:space="preserve">”</w:t>
+      </w:r>
+      <w:r>
+        <w:t xml:space="preserve"> </w:t>
+      </w:r>
+      <w:r>
+        <w:t xml:space="preserve">The deadliest weapons (a buffalo rifle, a plasma rifle, a grenade at the center) mark 3 boxes: enough to take an unhurt character straight to Incapacitated and Dying.</w:t>
+      </w:r>
+    </w:p>
+    <w:p>
+      <w:pPr>
+        <w:numPr>
+          <w:ilvl w:val="0"/>
+          <w:numId w:val="1015"/>
+        </w:numPr>
+        <w:pStyle w:val="Compact"/>
+      </w:pPr>
+      <w:r>
+        <w:rPr>
+          <w:bCs/>
+          <w:b/>
+        </w:rPr>
+        <w:t xml:space="preserve">Explosions</w:t>
+      </w:r>
+      <w:r>
+        <w:t xml:space="preserve"> </w:t>
+      </w:r>
+      <w:r>
+        <w:t xml:space="preserve">mark 1 box on everyone nearby and their full boxes at the center; Dodge means diving clear.</w:t>
+      </w:r>
+    </w:p>
+    <w:p>
+      <w:pPr>
+        <w:numPr>
+          <w:ilvl w:val="0"/>
+          <w:numId w:val="1015"/>
+        </w:numPr>
+        <w:pStyle w:val="Compact"/>
+      </w:pPr>
+      <w:r>
+        <w:rPr>
+          <w:bCs/>
+          <w:b/>
+        </w:rPr>
+        <w:t xml:space="preserve">Stun weapons</w:t>
+      </w:r>
+      <w:r>
+        <w:t xml:space="preserve"> </w:t>
+      </w:r>
+      <w:r>
+        <w:t xml:space="preserve">(a taser, a stunner) mark no box: the target rolls Body −2. On a failure they’re out for the scene; on a success, −2 on their next action.</w:t>
+      </w:r>
+    </w:p>
+    <w:p>
+      <w:pPr>
+        <w:numPr>
+          <w:ilvl w:val="0"/>
+          <w:numId w:val="1015"/>
+        </w:numPr>
+        <w:pStyle w:val="Compact"/>
+      </w:pPr>
+      <w:r>
+        <w:rPr>
+          <w:bCs/>
+          <w:b/>
+        </w:rPr>
+        <w:t xml:space="preserve">Jams.</w:t>
+      </w:r>
+      <w:r>
+        <w:t xml:space="preserve"> </w:t>
+      </w:r>
+      <w:r>
+        <w:t xml:space="preserve">A firearm jams on a natural 18 (a setting’s older guns may misfire more often); clearing it takes an action.</w:t>
+      </w:r>
+    </w:p>
+    <w:bookmarkStart w:id="68" w:name="armor-toughness-and-weaknesses"/>
+    <w:p>
+      <w:pPr>
+        <w:pStyle w:val="Heading3"/>
+      </w:pPr>
+      <w:r>
+        <w:t xml:space="preserve">Armor, toughness and weaknesses</w:t>
+      </w:r>
+    </w:p>
+    <w:p>
+      <w:pPr>
+        <w:numPr>
+          <w:ilvl w:val="0"/>
+          <w:numId w:val="1016"/>
+        </w:numPr>
+        <w:pStyle w:val="Compact"/>
+      </w:pPr>
+      <w:r>
+        <w:rPr>
+          <w:bCs/>
+          <w:b/>
+        </w:rPr>
+        <w:t xml:space="preserve">Armor</w:t>
+      </w:r>
+      <w:r>
+        <w:t xml:space="preserve"> </w:t>
+      </w:r>
+      <w:r>
+        <w:t xml:space="preserve">turns some hits. A typical piece (a mail shirt, a heavy coat, a vest) makes a hit of 2 or more boxes mark one fewer, once per fight, and its entry says what it works against. Heavy armor works every time.</w:t>
+      </w:r>
+    </w:p>
+    <w:p>
+      <w:pPr>
+        <w:numPr>
+          <w:ilvl w:val="0"/>
+          <w:numId w:val="1016"/>
+        </w:numPr>
+        <w:pStyle w:val="Compact"/>
+      </w:pPr>
+      <w:r>
+        <w:rPr>
+          <w:bCs/>
+          <w:b/>
+        </w:rPr>
+        <w:t xml:space="preserve">Toughness.</w:t>
+      </w:r>
+      <w:r>
+        <w:t xml:space="preserve"> </w:t>
+      </w:r>
+      <w:r>
+        <w:t xml:space="preserve">A threat’s trait can say</w:t>
+      </w:r>
+      <w:r>
+        <w:t xml:space="preserve"> </w:t>
+      </w:r>
+      <w:r>
+        <w:rPr>
+          <w:iCs/>
+          <w:i/>
+        </w:rPr>
+        <w:t xml:space="preserve">hits of 1 box mark nothing</w:t>
+      </w:r>
+      <w:r>
+        <w:t xml:space="preserve"> </w:t>
+      </w:r>
+      <w:r>
+        <w:t xml:space="preserve">(a huge beast, an armored soldier) or</w:t>
+      </w:r>
+      <w:r>
+        <w:t xml:space="preserve"> </w:t>
+      </w:r>
+      <w:r>
+        <w:rPr>
+          <w:iCs/>
+          <w:i/>
+        </w:rPr>
+        <w:t xml:space="preserve">hits of 2 or more boxes mark one fewer</w:t>
+      </w:r>
+      <w:r>
+        <w:t xml:space="preserve"> </w:t>
+      </w:r>
+      <w:r>
+        <w:t xml:space="preserve">(chrome, scales, a curse).</w:t>
+      </w:r>
+    </w:p>
+    <w:p>
+      <w:pPr>
+        <w:numPr>
+          <w:ilvl w:val="0"/>
+          <w:numId w:val="1016"/>
+        </w:numPr>
+        <w:pStyle w:val="Compact"/>
+      </w:pPr>
+      <w:r>
+        <w:rPr>
+          <w:bCs/>
+          <w:b/>
+        </w:rPr>
+        <w:t xml:space="preserve">Weaknesses.</w:t>
+      </w:r>
+      <w:r>
+        <w:t xml:space="preserve"> </w:t>
+      </w:r>
+      <w:r>
+        <w:t xml:space="preserve">What a creature is weak to marks one box more, and its toughness and armor don’t help against it.</w:t>
+      </w:r>
+      <w:r>
+        <w:t xml:space="preserve"> </w:t>
+      </w:r>
+      <w:r>
+        <w:rPr>
+          <w:iCs/>
+          <w:i/>
+        </w:rPr>
+        <w:t xml:space="preserve">Only fire (or silver, or cold iron) marks more than 1 box</w:t>
+      </w:r>
+      <w:r>
+        <w:t xml:space="preserve"> </w:t>
+      </w:r>
+      <w:r>
+        <w:t xml:space="preserve">means everything else marks at most 1.</w:t>
+      </w:r>
+    </w:p>
+    <w:p>
+      <w:pPr>
+        <w:numPr>
+          <w:ilvl w:val="0"/>
+          <w:numId w:val="1016"/>
+        </w:numPr>
+        <w:pStyle w:val="Compact"/>
+      </w:pPr>
+      <w:r>
+        <w:rPr>
+          <w:bCs/>
+          <w:b/>
+        </w:rPr>
+        <w:t xml:space="preserve">Materials.</w:t>
+      </w:r>
+      <w:r>
+        <w:t xml:space="preserve"> </w:t>
+      </w:r>
+      <w:r>
+        <w:t xml:space="preserve">What an attack is made of (silver, cold iron, a wooden stake, holy water) is what counts for a weakness: say it when you attack. A weakness works whoever uses it, whether or not anyone knows of it.</w:t>
+      </w:r>
+    </w:p>
+    <w:p>
+      <w:pPr>
+        <w:pStyle w:val="FirstParagraph"/>
+      </w:pPr>
+      <w:r>
+        <w:rPr>
+          <w:iCs/>
+          <w:i/>
+        </w:rPr>
+        <w:t xml:space="preserve">Your setting pack supplies this (ammo).</w:t>
+      </w:r>
+    </w:p>
+    <w:bookmarkEnd w:id="68"/>
+    <w:bookmarkEnd w:id="69"/>
+    <w:bookmarkStart w:id="70" w:name="the-battle-map"/>
+    <w:p>
+      <w:pPr>
+        <w:pStyle w:val="Heading2"/>
+      </w:pPr>
+      <w:r>
+        <w:t xml:space="preserve">The battle map</w:t>
+      </w:r>
+    </w:p>
+    <w:p>
+      <w:pPr>
+        <w:pStyle w:val="FirstParagraph"/>
+      </w:pPr>
+      <w:r>
+        <w:t xml:space="preserve">The GM view of the character creator has a</w:t>
+      </w:r>
+      <w:r>
+        <w:t xml:space="preserve"> </w:t>
+      </w:r>
+      <w:r>
+        <w:rPr>
+          <w:bCs/>
+          <w:b/>
+        </w:rPr>
+        <w:t xml:space="preserve">battle map</w:t>
+      </w:r>
+      <w:r>
+        <w:t xml:space="preserve"> </w:t>
+      </w:r>
+      <w:r>
+        <w:t xml:space="preserve">for fights where it helps to see who is where. It is a tool, not a rule: everything on it follows the rules in this chapter, and a fight without it works the same way. Open</w:t>
+      </w:r>
+      <w:r>
+        <w:t xml:space="preserve"> </w:t>
+      </w:r>
+      <w:r>
+        <w:rPr>
+          <w:bCs/>
+          <w:b/>
+        </w:rPr>
+        <w:t xml:space="preserve">How to use the map</w:t>
+      </w:r>
+      <w:r>
+        <w:t xml:space="preserve"> </w:t>
+      </w:r>
+      <w:r>
+        <w:t xml:space="preserve">on the map itself for the buttons, step by step.</w:t>
+      </w:r>
+    </w:p>
+    <w:p>
+      <w:pPr>
+        <w:pStyle w:val="BodyText"/>
+      </w:pPr>
+      <w:r>
+        <w:rPr>
+          <w:bCs/>
+          <w:b/>
+        </w:rPr>
+        <w:t xml:space="preserve">Two kinds of map.</w:t>
+      </w:r>
+    </w:p>
+    <w:p>
+      <w:pPr>
+        <w:numPr>
+          <w:ilvl w:val="0"/>
+          <w:numId w:val="1017"/>
+        </w:numPr>
+        <w:pStyle w:val="Compact"/>
+      </w:pPr>
+      <w:r>
+        <w:rPr>
+          <w:bCs/>
+          <w:b/>
+        </w:rPr>
+        <w:t xml:space="preserve">A hex map</w:t>
+      </w:r>
+      <w:r>
+        <w:t xml:space="preserve"> </w:t>
+      </w:r>
+      <w:r>
+        <w:t xml:space="preserve">for fights where position matters: cover, doorways, who can reach whom. The GM chooses what one hex is: 1 yard for a brawl in a room, 5 or 10 yards for a street, 50 for open ground. Dragging a token or measuring shows the distance and its</w:t>
+      </w:r>
+      <w:r>
+        <w:t xml:space="preserve"> </w:t>
+      </w:r>
+      <w:r>
+        <w:rPr>
+          <w:bCs/>
+          <w:b/>
+        </w:rPr>
+        <w:t xml:space="preserve">range band</w:t>
+      </w:r>
+      <w:r>
+        <w:t xml:space="preserve">, so the GM can read the penalty from the Range table above. A token can have a height (a flier, a sniper on a roof), and the distance counts it.</w:t>
+      </w:r>
+    </w:p>
+    <w:p>
+      <w:pPr>
+        <w:numPr>
+          <w:ilvl w:val="0"/>
+          <w:numId w:val="1017"/>
+        </w:numPr>
+        <w:pStyle w:val="Compact"/>
+      </w:pPr>
+      <w:r>
+        <w:rPr>
+          <w:bCs/>
+          <w:b/>
+        </w:rPr>
+        <w:t xml:space="preserve">A range track</w:t>
+      </w:r>
+      <w:r>
+        <w:t xml:space="preserve"> </w:t>
+      </w:r>
+      <w:r>
+        <w:t xml:space="preserve">for fights where only distance matters: a chase, a running fight across open country. It has a lane for the party and one for each range band. Moving a token into the next lane moves it one band in or out.</w:t>
+      </w:r>
+    </w:p>
+    <w:p>
+      <w:pPr>
+        <w:pStyle w:val="FirstParagraph"/>
+      </w:pPr>
+      <w:r>
+        <w:rPr>
+          <w:bCs/>
+          <w:b/>
+        </w:rPr>
+        <w:t xml:space="preserve">Tokens.</w:t>
+      </w:r>
+      <w:r>
+        <w:t xml:space="preserve"> </w:t>
+      </w:r>
+      <w:r>
+        <w:t xml:space="preserve">The GM places the party with one button. Their tokens stay linked to the characters in the GM view: marking Injury, Dying, the stunned condition or a Legend point on a token marks it on the character, and the other way round. Opponents come from the setting’s threats with their boxes filled in. Their pips fill as they are hurt, and a token whose boxes are all marked is taken out.</w:t>
+      </w:r>
+    </w:p>
+    <w:p>
+      <w:pPr>
+        <w:pStyle w:val="BodyText"/>
+      </w:pPr>
+      <w:r>
+        <w:rPr>
+          <w:bCs/>
+          <w:b/>
+        </w:rPr>
+        <w:t xml:space="preserve">Keeping a map.</w:t>
+      </w:r>
+      <w:r>
+        <w:t xml:space="preserve"> </w:t>
+      </w:r>
+      <w:r>
+        <w:t xml:space="preserve">The map stays in the GM’s browser.</w:t>
+      </w:r>
+      <w:r>
+        <w:t xml:space="preserve"> </w:t>
+      </w:r>
+      <w:r>
+        <w:rPr>
+          <w:bCs/>
+          <w:b/>
+        </w:rPr>
+        <w:t xml:space="preserve">Save map to file</w:t>
+      </w:r>
+      <w:r>
+        <w:t xml:space="preserve"> </w:t>
+      </w:r>
+      <w:r>
+        <w:t xml:space="preserve">keeps both maps, their pictures and tokens in one file, to prepare a fight ahead of time or share it with another GM.</w:t>
+      </w:r>
+    </w:p>
+    <w:bookmarkEnd w:id="70"/>
+    <w:bookmarkStart w:id="71" w:name="the-encounter-panel"/>
+    <w:p>
+      <w:pPr>
+        <w:pStyle w:val="Heading2"/>
+      </w:pPr>
+      <w:r>
+        <w:t xml:space="preserve">The Encounter panel</w:t>
+      </w:r>
+    </w:p>
+    <w:p>
+      <w:pPr>
+        <w:pStyle w:val="FirstParagraph"/>
+      </w:pPr>
+      <w:r>
+        <w:t xml:space="preserve">The GM view also has an</w:t>
+      </w:r>
+      <w:r>
+        <w:t xml:space="preserve"> </w:t>
+      </w:r>
+      <w:r>
+        <w:rPr>
+          <w:bCs/>
+          <w:b/>
+        </w:rPr>
+        <w:t xml:space="preserve">Encounter</w:t>
+      </w:r>
+      <w:r>
+        <w:t xml:space="preserve"> </w:t>
+      </w:r>
+      <w:r>
+        <w:t xml:space="preserve">panel that runs a fight by these rules and shows every roll. Add characters from the GM view and opponents from the Threats table (or make one up on the spot), then start: it keeps the turn order by Agility, and for each attack works out the range, the defense (Dodge, Parry or Block, one a round, and a second at −2 with Additional Defense), the boxes marked and any telling hit, offering a Legend point choices at the moment they apply. Hits land on the character cards and the battle map, and with gritty combat on, grievous wounds are rolled and kept. The panel keeps a log and a summary of the fight, which can be saved to a file. It’s a helper, not a rule: the GM can rule any result differently, and the log says so.</w:t>
+      </w:r>
+    </w:p>
+    <w:p>
+      <w:pPr>
+        <w:pStyle w:val="BodyText"/>
+      </w:pPr>
+      <w:r>
+        <w:rPr>
+          <w:bCs/>
+          <w:b/>
+        </w:rPr>
+        <w:t xml:space="preserve">The shared table.</w:t>
+      </w:r>
+      <w:r>
+        <w:t xml:space="preserve"> </w:t>
+      </w:r>
+      <w:r>
+        <w:t xml:space="preserve">The GM can start a shared table from the GM view and give the players its code; each player joins from their character’s Play tab. While they’re connected, every roll from a sheet is rolled by the table server, so the whole table sees the same dice as they land, in a live log on the Play tab and on the GM view, along with who rolled, against what, and any telling hit. A point reroll answers its own roll, once. Each player’s character is shared with the GM too: it appears among the GM view’s characters, marked at the table, and its injuries, points, ammunition and form stay in step both ways, whether they’re changed on the sheet, on the GM’s card or in an encounter. In a fight, each player’s Play tab shows the GM’s battle map and the encounter’s turn order and latest results; a player drags their own token, and on their turn sends the GM what they’ll do, which the GM puts into the Encounter panel and runs. The GM can remove a player from the table, and give the table a new code: everyone at it moves with it, and the old code stops working. Without a table, the roller works exactly as it always has.</w:t>
+      </w:r>
+    </w:p>
+    <w:bookmarkEnd w:id="71"/>
+    <w:bookmarkStart w:id="72" w:name="making-legend-cards"/>
+    <w:p>
+      <w:pPr>
+        <w:pStyle w:val="Heading2"/>
+      </w:pPr>
+      <w:r>
+        <w:t xml:space="preserve">Making Legend cards</w:t>
+      </w:r>
+    </w:p>
+    <w:p>
+      <w:pPr>
+        <w:pStyle w:val="FirstParagraph"/>
+      </w:pPr>
+      <w:r>
+        <w:t xml:space="preserve">For the GM: when a Legend card is earned, and how to write one. A Legend card is a record of what the characters established, so writing it well matters more than how often you hand one out.</w:t>
+      </w:r>
+    </w:p>
+    <w:p>
+      <w:pPr>
+        <w:numPr>
+          <w:ilvl w:val="0"/>
+          <w:numId w:val="1018"/>
+        </w:numPr>
+        <w:pStyle w:val="Compact"/>
+      </w:pPr>
+      <w:r>
+        <w:rPr>
+          <w:bCs/>
+          <w:b/>
+        </w:rPr>
+        <w:t xml:space="preserve">Decide that something is established.</w:t>
+      </w:r>
+      <w:r>
+        <w:t xml:space="preserve"> </w:t>
+      </w:r>
+      <w:r>
+        <w:t xml:space="preserve">A Legend card is earned when a discovery clock fills, or when the characters see or test something themselves, hear it from a source you judge reliable, or are told it by the subject itself with evidence to back it up. A guess, however right, isn’t established, and neither is a rumor. Ask what supports their idea; when the answer is good, let them act on it, and give the Legend card once they’ve confirmed it.</w:t>
+      </w:r>
+    </w:p>
+    <w:p>
+      <w:pPr>
+        <w:numPr>
+          <w:ilvl w:val="0"/>
+          <w:numId w:val="1018"/>
+        </w:numPr>
+        <w:pStyle w:val="Compact"/>
+      </w:pPr>
+      <w:r>
+        <w:rPr>
+          <w:bCs/>
+          <w:b/>
+        </w:rPr>
+        <w:t xml:space="preserve">Write the finding narrowly.</w:t>
+      </w:r>
+      <w:r>
+        <w:t xml:space="preserve"> </w:t>
+      </w:r>
+      <w:r>
+        <w:t xml:space="preserve">One fact, in the words the characters would use, and no more than they found out:</w:t>
+      </w:r>
+      <w:r>
+        <w:t xml:space="preserve"> </w:t>
+      </w:r>
+      <w:r>
+        <w:t xml:space="preserve">“</w:t>
+      </w:r>
+      <w:r>
+        <w:t xml:space="preserve">bright light drove it back</w:t>
+      </w:r>
+      <w:r>
+        <w:t xml:space="preserve">”</w:t>
+      </w:r>
+      <w:r>
+        <w:t xml:space="preserve">, not</w:t>
+      </w:r>
+      <w:r>
+        <w:t xml:space="preserve"> </w:t>
+      </w:r>
+      <w:r>
+        <w:t xml:space="preserve">“</w:t>
+      </w:r>
+      <w:r>
+        <w:t xml:space="preserve">it fears light</w:t>
+      </w:r>
+      <w:r>
+        <w:t xml:space="preserve">”</w:t>
+      </w:r>
+      <w:r>
+        <w:t xml:space="preserve">. Two separate facts make two Legend cards. Never write the subject’s whole truth onto a Legend card; later discoveries add more Legend cards.</w:t>
+      </w:r>
+    </w:p>
+    <w:p>
+      <w:pPr>
+        <w:numPr>
+          <w:ilvl w:val="0"/>
+          <w:numId w:val="1018"/>
+        </w:numPr>
+        <w:pStyle w:val="Compact"/>
+      </w:pPr>
+      <w:r>
+        <w:rPr>
+          <w:bCs/>
+          <w:b/>
+        </w:rPr>
+        <w:t xml:space="preserve">Write its limits.</w:t>
+      </w:r>
+      <w:r>
+        <w:t xml:space="preserve"> </w:t>
+      </w:r>
+      <w:r>
+        <w:t xml:space="preserve">What the finding doesn’t show: how often it was seen, under what conditions, and what is still unknown. The limits are what keep the next investigation interesting.</w:t>
+      </w:r>
+    </w:p>
+    <w:p>
+      <w:pPr>
+        <w:numPr>
+          <w:ilvl w:val="0"/>
+          <w:numId w:val="1018"/>
+        </w:numPr>
+        <w:pStyle w:val="Compact"/>
+      </w:pPr>
+      <w:r>
+        <w:rPr>
+          <w:bCs/>
+          <w:b/>
+        </w:rPr>
+        <w:t xml:space="preserve">Note the evidence or source.</w:t>
+      </w:r>
+      <w:r>
+        <w:t xml:space="preserve"> </w:t>
+      </w:r>
+      <w:r>
+        <w:t xml:space="preserve">What they saw, tested, read or were told, and by whom. A source’s reputation doesn’t make it right: if it was only probably true, the limits say so.</w:t>
+      </w:r>
+    </w:p>
+    <w:p>
+      <w:pPr>
+        <w:numPr>
+          <w:ilvl w:val="0"/>
+          <w:numId w:val="1018"/>
+        </w:numPr>
+        <w:pStyle w:val="Compact"/>
+      </w:pPr>
+      <w:r>
+        <w:rPr>
+          <w:bCs/>
+          <w:b/>
+        </w:rPr>
+        <w:t xml:space="preserve">Charge the price.</w:t>
+      </w:r>
+      <w:r>
+        <w:t xml:space="preserve"> </w:t>
+      </w:r>
+      <w:r>
+        <w:t xml:space="preserve">A Legend card from a discovery clock costs nothing more: the scenes, failed rolls and pushes were its price. Any other source has its price (see</w:t>
+      </w:r>
+      <w:r>
+        <w:t xml:space="preserve"> </w:t>
+      </w:r>
+      <w:r>
+        <w:rPr>
+          <w:iCs/>
+          <w:i/>
+        </w:rPr>
+        <w:t xml:space="preserve">Earning a Legend card</w:t>
+      </w:r>
+      <w:r>
+        <w:t xml:space="preserve">): choose the one that fits how they learned it, and mark it.</w:t>
+      </w:r>
+    </w:p>
+    <w:p>
+      <w:pPr>
+        <w:numPr>
+          <w:ilvl w:val="0"/>
+          <w:numId w:val="1018"/>
+        </w:numPr>
+        <w:pStyle w:val="Compact"/>
+      </w:pPr>
+      <w:r>
+        <w:rPr>
+          <w:bCs/>
+          <w:b/>
+        </w:rPr>
+        <w:t xml:space="preserve">Choose the owner and the recipients.</w:t>
+      </w:r>
+      <w:r>
+        <w:t xml:space="preserve"> </w:t>
+      </w:r>
+      <w:r>
+        <w:t xml:space="preserve">Whoever did the finding owns the Legend card. Everyone who was there, or heard it from a reliable source, gets a shared copy.</w:t>
+      </w:r>
+    </w:p>
+    <w:p>
+      <w:pPr>
+        <w:numPr>
+          <w:ilvl w:val="0"/>
+          <w:numId w:val="1018"/>
+        </w:numPr>
+        <w:pStyle w:val="Compact"/>
+      </w:pPr>
+      <w:r>
+        <w:rPr>
+          <w:bCs/>
+          <w:b/>
+        </w:rPr>
+        <w:t xml:space="preserve">Record it.</w:t>
+      </w:r>
+      <w:r>
+        <w:t xml:space="preserve"> </w:t>
+      </w:r>
+      <w:r>
+        <w:t xml:space="preserve">Write it on each recipient’s sheet, under</w:t>
+      </w:r>
+      <w:r>
+        <w:t xml:space="preserve"> </w:t>
+      </w:r>
+      <w:r>
+        <w:rPr>
+          <w:iCs/>
+          <w:i/>
+        </w:rPr>
+        <w:t xml:space="preserve">Learned in play</w:t>
+      </w:r>
+      <w:r>
+        <w:t xml:space="preserve">.</w:t>
+      </w:r>
+    </w:p>
+    <w:p>
+      <w:pPr>
+        <w:pStyle w:val="FirstParagraph"/>
+      </w:pPr>
+      <w:r>
+        <w:rPr>
+          <w:iCs/>
+          <w:i/>
+        </w:rPr>
+        <w:t xml:space="preserve">Example:</w:t>
+      </w:r>
+      <w:r>
+        <w:t xml:space="preserve"> </w:t>
+      </w:r>
+      <w:r>
+        <w:rPr>
+          <w:bCs/>
+          <w:b/>
+        </w:rPr>
+        <w:t xml:space="preserve">The thing in the mine.</w:t>
+      </w:r>
+      <w:r>
+        <w:t xml:space="preserve"> </w:t>
+      </w:r>
+      <w:r>
+        <w:t xml:space="preserve">Established:</w:t>
+      </w:r>
+      <w:r>
+        <w:t xml:space="preserve"> </w:t>
+      </w:r>
+      <w:r>
+        <w:rPr>
+          <w:iCs/>
+          <w:i/>
+        </w:rPr>
+        <w:t xml:space="preserve">Bright light drove it back down the shaft</w:t>
+      </w:r>
+      <w:r>
+        <w:t xml:space="preserve">. Limits:</w:t>
+      </w:r>
+      <w:r>
+        <w:t xml:space="preserve"> </w:t>
+      </w:r>
+      <w:r>
+        <w:rPr>
+          <w:iCs/>
+          <w:i/>
+        </w:rPr>
+        <w:t xml:space="preserve">Seen once; not whether light harms it, or how long it stays away</w:t>
+      </w:r>
+      <w:r>
+        <w:t xml:space="preserve">. Source: What the characters saw at the mine head (seen or tested firsthand). Cost: the threat clock +1 (the night spent watching).</w:t>
+      </w:r>
+    </w:p>
+    <w:p>
+      <w:pPr>
+        <w:numPr>
+          <w:ilvl w:val="0"/>
+          <w:numId w:val="1019"/>
+        </w:numPr>
+        <w:pStyle w:val="Compact"/>
+      </w:pPr>
+      <w:r>
+        <w:rPr>
+          <w:bCs/>
+          <w:b/>
+        </w:rPr>
+        <w:t xml:space="preserve">When a later finding disagrees.</w:t>
+      </w:r>
+      <w:r>
+        <w:t xml:space="preserve"> </w:t>
+      </w:r>
+      <w:r>
+        <w:t xml:space="preserve">Write a new Legend card that says what they now know; the old one stays on the sheet as what they believed then, and the new one’s limits can say so.</w:t>
+      </w:r>
+    </w:p>
+    <w:p>
+      <w:pPr>
+        <w:numPr>
+          <w:ilvl w:val="0"/>
+          <w:numId w:val="1019"/>
+        </w:numPr>
+        <w:pStyle w:val="Compact"/>
+      </w:pPr>
+      <w:r>
+        <w:rPr>
+          <w:bCs/>
+          <w:b/>
+        </w:rPr>
+        <w:t xml:space="preserve">A Legend card is never proof of identity.</w:t>
+      </w:r>
+      <w:r>
+        <w:t xml:space="preserve"> </w:t>
+      </w:r>
+      <w:r>
+        <w:t xml:space="preserve">Holding a Legend card about one subject doesn’t prove that the thing in front of them is that subject: the Identify phase does.</w:t>
+      </w:r>
+    </w:p>
+    <w:p>
+      <w:pPr>
+        <w:numPr>
+          <w:ilvl w:val="0"/>
+          <w:numId w:val="1019"/>
+        </w:numPr>
+        <w:pStyle w:val="Compact"/>
+      </w:pPr>
+      <w:r>
+        <w:rPr>
+          <w:bCs/>
+          <w:b/>
+        </w:rPr>
+        <w:t xml:space="preserve">Weaknesses work anyway.</w:t>
+      </w:r>
+      <w:r>
+        <w:t xml:space="preserve"> </w:t>
+      </w:r>
+      <w:r>
+        <w:t xml:space="preserve">Don’t hold back a real weakness because no one holds the Legend card: if they try it, it works.</w:t>
+      </w:r>
+    </w:p>
+    <w:bookmarkEnd w:id="72"/>
+    <w:bookmarkEnd w:id="73"/>
+    <w:bookmarkStart w:id="79" w:name="medical-care"/>
+    <w:p>
+      <w:pPr>
+        <w:pStyle w:val="Heading1"/>
+      </w:pPr>
+      <w:r>
+        <w:t xml:space="preserve">Medical care</w:t>
+      </w:r>
+    </w:p>
+    <w:bookmarkStart w:id="74" w:name="diagnosis-and-stabilization"/>
+    <w:p>
+      <w:pPr>
+        <w:pStyle w:val="Heading2"/>
+      </w:pPr>
+      <w:r>
+        <w:t xml:space="preserve">Diagnosis and stabilization</w:t>
+      </w:r>
+    </w:p>
+    <w:p>
+      <w:pPr>
+        <w:pStyle w:val="FirstParagraph"/>
+      </w:pPr>
+      <w:r>
+        <w:t xml:space="preserve">Roll Medicine when the diagnosis is uncertain or an urgent treatment decision matters. Emergency stabilization takes one action and a successful Medicine roll with a medical kit. It ends Dying and stops deterioration, but removes no boxes.</w:t>
+      </w:r>
+    </w:p>
+    <w:bookmarkEnd w:id="74"/>
+    <w:bookmarkStart w:id="75" w:name="field-treatment"/>
+    <w:p>
+      <w:pPr>
+        <w:pStyle w:val="Heading2"/>
+      </w:pPr>
+      <w:r>
+        <w:t xml:space="preserve">Field treatment</w:t>
+      </w:r>
+    </w:p>
+    <w:p>
+      <w:pPr>
+        <w:pStyle w:val="FirstParagraph"/>
+      </w:pPr>
+      <w:r>
+        <w:t xml:space="preserve">With a medical kit and several uninterrupted minutes, successful Medicine removes one injury box; success by 5 or more removes two.</w:t>
+      </w:r>
+    </w:p>
+    <w:bookmarkEnd w:id="75"/>
+    <w:bookmarkStart w:id="76" w:name="proper-care"/>
+    <w:p>
+      <w:pPr>
+        <w:pStyle w:val="Heading2"/>
+      </w:pPr>
+      <w:r>
+        <w:t xml:space="preserve">Proper care</w:t>
+      </w:r>
+    </w:p>
+    <w:p>
+      <w:pPr>
+        <w:pStyle w:val="FirstParagraph"/>
+      </w:pPr>
+      <w:r>
+        <w:t xml:space="preserve">A proper infirmary grants +2 to Medicine. A successful treatment removes two boxes; success by 5 or more removes three. Allow the time the treatment requires.</w:t>
+      </w:r>
+    </w:p>
+    <w:bookmarkEnd w:id="76"/>
+    <w:bookmarkStart w:id="77" w:name="treatment-attempts"/>
+    <w:p>
+      <w:pPr>
+        <w:pStyle w:val="Heading2"/>
+      </w:pPr>
+      <w:r>
+        <w:t xml:space="preserve">Treatment attempts</w:t>
+      </w:r>
+    </w:p>
+    <w:p>
+      <w:pPr>
+        <w:pStyle w:val="FirstParagraph"/>
+      </w:pPr>
+      <w:r>
+        <w:t xml:space="preserve">Each set of injuries permits one field-treatment attempt and one proper-care attempt. Further rolls require a meaningful improvement in care, a new treatment, or recovery time. Simply waiting and trying again is insufficient.</w:t>
+      </w:r>
+    </w:p>
+    <w:p>
+      <w:pPr>
+        <w:numPr>
+          <w:ilvl w:val="0"/>
+          <w:numId w:val="1020"/>
+        </w:numPr>
+        <w:pStyle w:val="Compact"/>
+      </w:pPr>
+      <w:r>
+        <w:rPr>
+          <w:bCs/>
+          <w:b/>
+        </w:rPr>
+        <w:t xml:space="preserve">A set of injuries</w:t>
+      </w:r>
+      <w:r>
+        <w:t xml:space="preserve"> </w:t>
+      </w:r>
+      <w:r>
+        <w:t xml:space="preserve">is the injury boxes from one encounter or one harmful incident: a fight, a fall, a fire, a night of exposure.</w:t>
+      </w:r>
+    </w:p>
+    <w:p>
+      <w:pPr>
+        <w:numPr>
+          <w:ilvl w:val="0"/>
+          <w:numId w:val="1020"/>
+        </w:numPr>
+        <w:pStyle w:val="Compact"/>
+      </w:pPr>
+      <w:r>
+        <w:rPr>
+          <w:bCs/>
+          <w:b/>
+        </w:rPr>
+        <w:t xml:space="preserve">Later injuries start a new set.</w:t>
+      </w:r>
+      <w:r>
+        <w:t xml:space="preserve"> </w:t>
+      </w:r>
+      <w:r>
+        <w:t xml:space="preserve">Its attempts can remove only its own boxes. A fresh scratch doesn’t reopen the wounds you already treated: those boxes stay until their own set allows another roll, or rest clears them.</w:t>
+      </w:r>
+    </w:p>
+    <w:p>
+      <w:pPr>
+        <w:numPr>
+          <w:ilvl w:val="0"/>
+          <w:numId w:val="1020"/>
+        </w:numPr>
+        <w:pStyle w:val="Compact"/>
+      </w:pPr>
+      <w:r>
+        <w:rPr>
+          <w:bCs/>
+          <w:b/>
+        </w:rPr>
+        <w:t xml:space="preserve">What allows another roll:</w:t>
+      </w:r>
+      <w:r>
+        <w:t xml:space="preserve"> </w:t>
+      </w:r>
+      <w:r>
+        <w:t xml:space="preserve">a meaningful improvement (moving from the field to A proper infirmary, a better healer taking over), a new treatment (surgery, a remedy, healing magic), or recovery time (rest that has already cleared a box from that set). The GM decides whether a change is meaningful.</w:t>
+      </w:r>
+    </w:p>
+    <w:p>
+      <w:pPr>
+        <w:numPr>
+          <w:ilvl w:val="0"/>
+          <w:numId w:val="1020"/>
+        </w:numPr>
+        <w:pStyle w:val="Compact"/>
+      </w:pPr>
+      <w:r>
+        <w:rPr>
+          <w:bCs/>
+          <w:b/>
+        </w:rPr>
+        <w:t xml:space="preserve">Stabilization is separate.</w:t>
+      </w:r>
+      <w:r>
+        <w:t xml:space="preserve"> </w:t>
+      </w:r>
+      <w:r>
+        <w:t xml:space="preserve">Stopping someone Dying is never limited by these attempts and never removes boxes; a treatment roll that removes boxes also stabilizes.</w:t>
+      </w:r>
+    </w:p>
+    <w:bookmarkEnd w:id="77"/>
+    <w:bookmarkStart w:id="78" w:name="natural-recovery"/>
+    <w:p>
+      <w:pPr>
+        <w:pStyle w:val="Heading2"/>
+      </w:pPr>
+      <w:r>
+        <w:t xml:space="preserve">Natural recovery</w:t>
+      </w:r>
+    </w:p>
+    <w:p>
+      <w:pPr>
+        <w:pStyle w:val="FirstParagraph"/>
+      </w:pPr>
+      <w:r>
+        <w:t xml:space="preserve">Rest clears injury one box at a time, and the worse you’re hurt, the longer each box takes. Rest means nothing strenuous: no fighting, no hard travel, no long days of work.</w:t>
+      </w:r>
+    </w:p>
+    <w:tbl>
+      <w:tblPr>
+        <w:tblStyle w:val="Table"/>
+        <w:tblW w:type="auto" w:w="0"/>
+        <w:tblLook w:firstRow="1" w:lastRow="0" w:firstColumn="0" w:lastColumn="0" w:noHBand="0" w:noVBand="0" w:val="0020"/>
+        <w:jc w:val="start"/>
+        <w:tblBorders>
+          <w:top w:val="single" w:sz="4" w:color="B8C2D3"/>
+          <w:left w:val="single" w:sz="4" w:color="B8C2D3"/>
+          <w:bottom w:val="single" w:sz="4" w:color="B8C2D3"/>
+          <w:right w:val="single" w:sz="4" w:color="B8C2D3"/>
+          <w:insideH w:val="single" w:sz="4" w:color="B8C2D3"/>
+          <w:insideV w:val="single" w:sz="4" w:color="B8C2D3"/>
+        </w:tblBorders>
+      </w:tblPr>
+      <w:tblGrid>
+        <w:gridCol w:w="3960"/>
+        <w:gridCol w:w="3960"/>
+      </w:tblGrid>
+      <w:tr>
+        <w:trPr>
+          <w:tblHeader w:val="true"/>
+        </w:trPr>
+        <w:tc>
+          <w:tcPr>
+            <w:shd w:val="clear" w:fill="E9EEF6"/>
+          </w:tcPr>
+          <w:p>
+            <w:pPr>
+              <w:pStyle w:val="Compact"/>
+              <w:jc w:val="left"/>
+            </w:pPr>
+            <w:r>
+              <w:rPr>
+                <w:b/>
+                <w:sz w:val="19"/>
+              </w:rPr>
+              <w:t xml:space="preserve">Boxes marked</w:t>
+            </w:r>
+          </w:p>
+        </w:tc>
+        <w:tc>
+          <w:tcPr>
+            <w:shd w:val="clear" w:fill="E9EEF6"/>
+          </w:tcPr>
+          <w:p>
+            <w:pPr>
+              <w:pStyle w:val="Compact"/>
+              <w:jc w:val="left"/>
+            </w:pPr>
+            <w:r>
+              <w:rPr>
+                <w:b/>
+                <w:sz w:val="19"/>
+              </w:rPr>
+              <w:t xml:space="preserve">Rest to clear one box</w:t>
+            </w:r>
+          </w:p>
+        </w:tc>
+      </w:tr>
+      <w:tr>
+        <w:tc>
+          <w:tcPr/>
+          <w:p>
+            <w:pPr>
+              <w:pStyle w:val="Compact"/>
+              <w:jc w:val="left"/>
+            </w:pPr>
+            <w:r>
+              <w:rPr>
+                <w:b/>
+                <w:sz w:val="19"/>
+              </w:rPr>
+              <w:t xml:space="preserve">1</w:t>
+            </w:r>
+          </w:p>
+        </w:tc>
+        <w:tc>
+          <w:tcPr/>
+          <w:p>
+            <w:pPr>
+              <w:pStyle w:val="Compact"/>
+              <w:jc w:val="left"/>
+            </w:pPr>
+            <w:r>
+              <w:rPr>
+                <w:sz w:val="19"/>
+              </w:rPr>
+              <w:t xml:space="preserve">A full day</w:t>
+            </w:r>
+          </w:p>
+        </w:tc>
+      </w:tr>
+      <w:tr>
+        <w:tc>
+          <w:tcPr/>
+          <w:p>
+            <w:pPr>
+              <w:pStyle w:val="Compact"/>
+              <w:jc w:val="left"/>
+            </w:pPr>
+            <w:r>
+              <w:rPr>
+                <w:b/>
+                <w:sz w:val="19"/>
+              </w:rPr>
+              <w:t xml:space="preserve">2</w:t>
+            </w:r>
+          </w:p>
+        </w:tc>
+        <w:tc>
+          <w:tcPr/>
+          <w:p>
+            <w:pPr>
+              <w:pStyle w:val="Compact"/>
+              <w:jc w:val="left"/>
+            </w:pPr>
+            <w:r>
+              <w:rPr>
+                <w:sz w:val="19"/>
+              </w:rPr>
+              <w:t xml:space="preserve">At least three days</w:t>
+            </w:r>
+          </w:p>
+        </w:tc>
+      </w:tr>
+      <w:tr>
+        <w:tc>
+          <w:tcPr/>
+          <w:p>
+            <w:pPr>
+              <w:pStyle w:val="Compact"/>
+              <w:jc w:val="left"/>
+            </w:pPr>
+            <w:r>
+              <w:rPr>
+                <w:b/>
+                <w:sz w:val="19"/>
+              </w:rPr>
+              <w:t xml:space="preserve">3</w:t>
+            </w:r>
+          </w:p>
+        </w:tc>
+        <w:tc>
+          <w:tcPr/>
+          <w:p>
+            <w:pPr>
+              <w:pStyle w:val="Compact"/>
+              <w:jc w:val="left"/>
+            </w:pPr>
+            <w:r>
+              <w:rPr>
+                <w:sz w:val="19"/>
+              </w:rPr>
+              <w:t xml:space="preserve">A week, and only in someone’s care</w:t>
+            </w:r>
+          </w:p>
+        </w:tc>
+      </w:tr>
+    </w:tbl>
+    <w:p>
+      <w:pPr>
+        <w:pStyle w:val="BodyText"/>
+      </w:pPr>
+      <w:r>
         <w:t xml:space="preserve">At three boxes, rest alone does nothing until someone has stabilized or treated you; after that, a week of rest in their care clears the first box. A successful treatment is faster. The times add up: from three boxes, rest alone takes about a week and a half to heal completely (a week, then three days, then a day).</w:t>
       </w:r>
     </w:p>
-    <w:bookmarkEnd w:id="73"/>
-    <w:bookmarkEnd w:id="74"/>
-    <w:bookmarkStart w:id="79" w:name="magic"/>
+    <w:bookmarkEnd w:id="78"/>
+    <w:bookmarkEnd w:id="79"/>
+    <w:bookmarkStart w:id="84" w:name="magic"/>
     <w:p>
       <w:pPr>
         <w:pStyle w:val="Heading1"/>
@@ -7176,7 +7992,7 @@
         </w:tc>
       </w:tr>
     </w:tbl>
-    <w:bookmarkStart w:id="75" w:name="bursts"/>
+    <w:bookmarkStart w:id="80" w:name="bursts"/>
     <w:p>
       <w:pPr>
         <w:pStyle w:val="Heading2"/>
@@ -7257,7 +8073,7 @@
       <w:pPr>
         <w:numPr>
           <w:ilvl w:val="0"/>
-          <w:numId w:val="1016"/>
+          <w:numId w:val="1021"/>
         </w:numPr>
         <w:pStyle w:val="Compact"/>
       </w:pPr>
@@ -7307,7 +8123,7 @@
       <w:pPr>
         <w:numPr>
           <w:ilvl w:val="0"/>
-          <w:numId w:val="1016"/>
+          <w:numId w:val="1021"/>
         </w:numPr>
         <w:pStyle w:val="Compact"/>
       </w:pPr>
@@ -7356,7 +8172,7 @@
       <w:pPr>
         <w:numPr>
           <w:ilvl w:val="0"/>
-          <w:numId w:val="1016"/>
+          <w:numId w:val="1021"/>
         </w:numPr>
         <w:pStyle w:val="Compact"/>
       </w:pPr>
@@ -7775,8 +8591,8 @@
         <w:t xml:space="preserve">A failed burst marks a box of your setting’s price track; a natural 18 marks two, or something answers that shouldn’t.</w:t>
       </w:r>
     </w:p>
-    <w:bookmarkEnd w:id="75"/>
-    <w:bookmarkStart w:id="76" w:name="workings"/>
+    <w:bookmarkEnd w:id="80"/>
+    <w:bookmarkStart w:id="81" w:name="workings"/>
     <w:p>
       <w:pPr>
         <w:pStyle w:val="Heading2"/>
@@ -7789,7 +8605,7 @@
       <w:pPr>
         <w:numPr>
           <w:ilvl w:val="0"/>
-          <w:numId w:val="1017"/>
+          <w:numId w:val="1022"/>
         </w:numPr>
         <w:pStyle w:val="Compact"/>
       </w:pPr>
@@ -7811,7 +8627,7 @@
       <w:pPr>
         <w:numPr>
           <w:ilvl w:val="0"/>
-          <w:numId w:val="1017"/>
+          <w:numId w:val="1022"/>
         </w:numPr>
         <w:pStyle w:val="Compact"/>
       </w:pPr>
@@ -7833,7 +8649,7 @@
       <w:pPr>
         <w:numPr>
           <w:ilvl w:val="0"/>
-          <w:numId w:val="1017"/>
+          <w:numId w:val="1022"/>
         </w:numPr>
         <w:pStyle w:val="Compact"/>
       </w:pPr>
@@ -8111,8 +8927,8 @@
         <w:t xml:space="preserve">A working takes a minute a roll at the very fastest. To use one in combat, finish it beforehand and store it in a charm.</w:t>
       </w:r>
     </w:p>
-    <w:bookmarkEnd w:id="76"/>
-    <w:bookmarkStart w:id="77" w:name="charms"/>
+    <w:bookmarkEnd w:id="81"/>
+    <w:bookmarkStart w:id="82" w:name="charms"/>
     <w:p>
       <w:pPr>
         <w:pStyle w:val="Heading2"/>
@@ -8173,8 +8989,8 @@
         <w:t xml:space="preserve">: against a defense, the target defends with no attack-quality penalty; against a resistance, the target resists by succeeding on their roll (a tie goes to the target, as in any contest). A charm never marks more than 3 boxes on one target.</w:t>
       </w:r>
     </w:p>
-    <w:bookmarkEnd w:id="77"/>
-    <w:bookmarkStart w:id="78" w:name="magic-advancement"/>
+    <w:bookmarkEnd w:id="82"/>
+    <w:bookmarkStart w:id="83" w:name="magic-advancement"/>
     <w:p>
       <w:pPr>
         <w:pStyle w:val="Heading2"/>
@@ -8681,9 +9497,9 @@
         </w:tc>
       </w:tr>
     </w:tbl>
-    <w:bookmarkEnd w:id="78"/>
-    <w:bookmarkEnd w:id="79"/>
-    <w:bookmarkStart w:id="83" w:name="legend-points-and-tracks"/>
+    <w:bookmarkEnd w:id="83"/>
+    <w:bookmarkEnd w:id="84"/>
+    <w:bookmarkStart w:id="88" w:name="legend-points-and-tracks"/>
     <w:p>
       <w:pPr>
         <w:pStyle w:val="Heading1"/>
@@ -8692,7 +9508,7 @@
         <w:t xml:space="preserve">Legend points and tracks</w:t>
       </w:r>
     </w:p>
-    <w:bookmarkStart w:id="80" w:name="using-legend-points"/>
+    <w:bookmarkStart w:id="85" w:name="using-legend-points"/>
     <w:p>
       <w:pPr>
         <w:pStyle w:val="Heading2"/>
@@ -8910,8 +9726,8 @@
         <w:t xml:space="preserve">Gain one point when one of your complications creates a meaningful problem you accept, including a companion complication. You can decline the proposed complication without penalty.</w:t>
       </w:r>
     </w:p>
-    <w:bookmarkEnd w:id="80"/>
-    <w:bookmarkStart w:id="81" w:name="tracks"/>
+    <w:bookmarkEnd w:id="85"/>
+    <w:bookmarkStart w:id="86" w:name="tracks"/>
     <w:p>
       <w:pPr>
         <w:pStyle w:val="Heading2"/>
@@ -8923,6 +9739,46 @@
     <w:p>
       <w:pPr>
         <w:pStyle w:val="FirstParagraph"/>
+      </w:pPr>
+      <w:r>
+        <w:t xml:space="preserve">A track is a row of boxes that fills as consequences catch up with you, and each box means something.</w:t>
+      </w:r>
+      <w:r>
+        <w:t xml:space="preserve"> </w:t>
+      </w:r>
+      <w:r>
+        <w:rPr>
+          <w:bCs/>
+          <w:b/>
+        </w:rPr>
+        <w:t xml:space="preserve">Shared tracks</w:t>
+      </w:r>
+      <w:r>
+        <w:t xml:space="preserve"> </w:t>
+      </w:r>
+      <w:r>
+        <w:t xml:space="preserve">belong to the whole party (the law noticing, debts, the dark learning your names): deeds, a success at a cost or a failed investigation mark them, and lying low, paying up or a public good clears them. A setting can also give each character a</w:t>
+      </w:r>
+      <w:r>
+        <w:t xml:space="preserve"> </w:t>
+      </w:r>
+      <w:r>
+        <w:rPr>
+          <w:bCs/>
+          <w:b/>
+        </w:rPr>
+        <w:t xml:space="preserve">personal track</w:t>
+      </w:r>
+      <w:r>
+        <w:t xml:space="preserve"> </w:t>
+      </w:r>
+      <w:r>
+        <w:t xml:space="preserve">of four boxes: the price of their power (Strain, Corruption) or of a secret (Exposure), with what each box does on the sheet.</w:t>
+      </w:r>
+    </w:p>
+    <w:p>
+      <w:pPr>
+        <w:pStyle w:val="BodyText"/>
       </w:pPr>
       <w:r>
         <w:rPr>
@@ -8932,8 +9788,8 @@
         <w:t xml:space="preserve">Your setting pack supplies this (tracks).</w:t>
       </w:r>
     </w:p>
-    <w:bookmarkEnd w:id="81"/>
-    <w:bookmarkStart w:id="82" w:name="advancement"/>
+    <w:bookmarkEnd w:id="86"/>
+    <w:bookmarkStart w:id="87" w:name="advancement"/>
     <w:p>
       <w:pPr>
         <w:pStyle w:val="Heading2"/>
@@ -8970,7 +9826,7 @@
       <w:pPr>
         <w:numPr>
           <w:ilvl w:val="0"/>
-          <w:numId w:val="1018"/>
+          <w:numId w:val="1023"/>
         </w:numPr>
         <w:pStyle w:val="Compact"/>
       </w:pPr>
@@ -9031,7 +9887,7 @@
       <w:pPr>
         <w:numPr>
           <w:ilvl w:val="0"/>
-          <w:numId w:val="1018"/>
+          <w:numId w:val="1023"/>
         </w:numPr>
         <w:pStyle w:val="Compact"/>
       </w:pPr>
@@ -9377,9 +10233,9 @@
         <w:t xml:space="preserve">Magic and powers grow the same way, at the costs their chapters give.</w:t>
       </w:r>
     </w:p>
-    <w:bookmarkEnd w:id="82"/>
-    <w:bookmarkEnd w:id="83"/>
-    <w:bookmarkStart w:id="86" w:name="running-missions"/>
+    <w:bookmarkEnd w:id="87"/>
+    <w:bookmarkEnd w:id="88"/>
+    <w:bookmarkStart w:id="91" w:name="running-missions"/>
     <w:p>
       <w:pPr>
         <w:pStyle w:val="Heading1"/>
@@ -9388,7 +10244,7 @@
         <w:t xml:space="preserve">Running missions</w:t>
       </w:r>
     </w:p>
-    <w:bookmarkStart w:id="84" w:name="mission-seeds"/>
+    <w:bookmarkStart w:id="89" w:name="mission-seeds"/>
     <w:p>
       <w:pPr>
         <w:pStyle w:val="Heading2"/>
@@ -9417,8 +10273,8 @@
         <w:t xml:space="preserve">Your setting pack supplies this (seeds).</w:t>
       </w:r>
     </w:p>
-    <w:bookmarkEnd w:id="84"/>
-    <w:bookmarkStart w:id="85" w:name="the-journal"/>
+    <w:bookmarkEnd w:id="89"/>
+    <w:bookmarkStart w:id="90" w:name="the-journal"/>
     <w:p>
       <w:pPr>
         <w:pStyle w:val="Heading2"/>
@@ -9439,7 +10295,7 @@
       <w:pPr>
         <w:numPr>
           <w:ilvl w:val="0"/>
-          <w:numId w:val="1019"/>
+          <w:numId w:val="1024"/>
         </w:numPr>
         <w:pStyle w:val="Compact"/>
       </w:pPr>
@@ -9461,7 +10317,7 @@
       <w:pPr>
         <w:numPr>
           <w:ilvl w:val="0"/>
-          <w:numId w:val="1019"/>
+          <w:numId w:val="1024"/>
         </w:numPr>
         <w:pStyle w:val="Compact"/>
       </w:pPr>
@@ -9483,7 +10339,7 @@
       <w:pPr>
         <w:numPr>
           <w:ilvl w:val="0"/>
-          <w:numId w:val="1019"/>
+          <w:numId w:val="1024"/>
         </w:numPr>
         <w:pStyle w:val="Compact"/>
       </w:pPr>
@@ -9505,7 +10361,7 @@
       <w:pPr>
         <w:numPr>
           <w:ilvl w:val="0"/>
-          <w:numId w:val="1019"/>
+          <w:numId w:val="1024"/>
         </w:numPr>
         <w:pStyle w:val="Compact"/>
       </w:pPr>
@@ -9527,7 +10383,7 @@
       <w:pPr>
         <w:numPr>
           <w:ilvl w:val="0"/>
-          <w:numId w:val="1019"/>
+          <w:numId w:val="1024"/>
         </w:numPr>
         <w:pStyle w:val="Compact"/>
       </w:pPr>
@@ -9545,9 +10401,9 @@
         <w:t xml:space="preserve">After a significant mission, each character earns 1 advancement point; at a milestone, 2 more.</w:t>
       </w:r>
     </w:p>
-    <w:bookmarkEnd w:id="85"/>
-    <w:bookmarkEnd w:id="86"/>
-    <w:bookmarkStart w:id="87" w:name="ready-made-characters"/>
+    <w:bookmarkEnd w:id="90"/>
+    <w:bookmarkEnd w:id="91"/>
+    <w:bookmarkStart w:id="92" w:name="ready-made-characters"/>
     <w:p>
       <w:pPr>
         <w:pStyle w:val="Heading1"/>
@@ -9576,8 +10432,8 @@
         <w:t xml:space="preserve">Your setting pack supplies this (pregens).</w:t>
       </w:r>
     </w:p>
-    <w:bookmarkEnd w:id="87"/>
-    <w:bookmarkStart w:id="88" w:name="advantages"/>
+    <w:bookmarkEnd w:id="92"/>
+    <w:bookmarkStart w:id="93" w:name="advantages"/>
     <w:p>
       <w:pPr>
         <w:pStyle w:val="Heading1"/>
@@ -9606,8 +10462,8 @@
         <w:t xml:space="preserve">Your setting pack supplies this (advantages).</w:t>
       </w:r>
     </w:p>
-    <w:bookmarkEnd w:id="88"/>
-    <w:bookmarkStart w:id="89" w:name="origins"/>
+    <w:bookmarkEnd w:id="93"/>
+    <w:bookmarkStart w:id="94" w:name="origins"/>
     <w:p>
       <w:pPr>
         <w:pStyle w:val="Heading1"/>
@@ -9628,8 +10484,8 @@
         <w:t xml:space="preserve">Your setting pack supplies this (origins).</w:t>
       </w:r>
     </w:p>
-    <w:bookmarkEnd w:id="89"/>
-    <w:bookmarkStart w:id="102" w:name="making-your-own"/>
+    <w:bookmarkEnd w:id="94"/>
+    <w:bookmarkStart w:id="107" w:name="making-your-own"/>
     <w:p>
       <w:pPr>
         <w:pStyle w:val="Heading1"/>
@@ -9662,7 +10518,7 @@
         <w:t xml:space="preserve">option at the end of each list, and its checklist holds a custom choice to the same rules as everything else.</w:t>
       </w:r>
     </w:p>
-    <w:bookmarkStart w:id="90" w:name="a-custom-role"/>
+    <w:bookmarkStart w:id="95" w:name="a-custom-role"/>
     <w:p>
       <w:pPr>
         <w:pStyle w:val="Heading2"/>
@@ -9683,7 +10539,7 @@
       <w:pPr>
         <w:numPr>
           <w:ilvl w:val="0"/>
-          <w:numId w:val="1020"/>
+          <w:numId w:val="1025"/>
         </w:numPr>
         <w:pStyle w:val="Compact"/>
       </w:pPr>
@@ -9729,7 +10585,7 @@
       <w:pPr>
         <w:numPr>
           <w:ilvl w:val="0"/>
-          <w:numId w:val="1020"/>
+          <w:numId w:val="1025"/>
         </w:numPr>
         <w:pStyle w:val="Compact"/>
       </w:pPr>
@@ -9751,7 +10607,7 @@
       <w:pPr>
         <w:numPr>
           <w:ilvl w:val="0"/>
-          <w:numId w:val="1020"/>
+          <w:numId w:val="1025"/>
         </w:numPr>
         <w:pStyle w:val="Compact"/>
       </w:pPr>
@@ -9773,7 +10629,7 @@
       <w:pPr>
         <w:numPr>
           <w:ilvl w:val="0"/>
-          <w:numId w:val="1020"/>
+          <w:numId w:val="1025"/>
         </w:numPr>
         <w:pStyle w:val="Compact"/>
       </w:pPr>
@@ -9838,8 +10694,8 @@
         <w:t xml:space="preserve">.</w:t>
       </w:r>
     </w:p>
-    <w:bookmarkEnd w:id="90"/>
-    <w:bookmarkStart w:id="99" w:name="a-custom-origin"/>
+    <w:bookmarkEnd w:id="95"/>
+    <w:bookmarkStart w:id="104" w:name="a-custom-origin"/>
     <w:p>
       <w:pPr>
         <w:pStyle w:val="Heading2"/>
@@ -9856,7 +10712,7 @@
         <w:t xml:space="preserve">Build it with the GM, one step at a time.</w:t>
       </w:r>
     </w:p>
-    <w:bookmarkStart w:id="91" w:name="the-concept"/>
+    <w:bookmarkStart w:id="96" w:name="the-concept"/>
     <w:p>
       <w:pPr>
         <w:pStyle w:val="Heading3"/>
@@ -9873,8 +10729,8 @@
         <w:t xml:space="preserve">Two or three sentences: where they come from, what sets them apart, and how others see them. It should be something the origins in this book don’t already cover.</w:t>
       </w:r>
     </w:p>
-    <w:bookmarkEnd w:id="91"/>
-    <w:bookmarkStart w:id="92" w:name="the-tier"/>
+    <w:bookmarkEnd w:id="96"/>
+    <w:bookmarkStart w:id="97" w:name="the-tier"/>
     <w:p>
       <w:pPr>
         <w:pStyle w:val="Heading3"/>
@@ -10171,8 +11027,8 @@
         <w:t xml:space="preserve">When in doubt, choose the higher tier.</w:t>
       </w:r>
     </w:p>
-    <w:bookmarkEnd w:id="92"/>
-    <w:bookmarkStart w:id="93" w:name="attribute-adjustments"/>
+    <w:bookmarkEnd w:id="97"/>
+    <w:bookmarkStart w:id="98" w:name="attribute-adjustments"/>
     <w:p>
       <w:pPr>
         <w:pStyle w:val="Heading3"/>
@@ -10242,8 +11098,8 @@
         <w:t xml:space="preserve">of +1 or −1 to Move. Most have none. It isn’t an attribute adjustment and needn’t balance.</w:t>
       </w:r>
     </w:p>
-    <w:bookmarkEnd w:id="93"/>
-    <w:bookmarkStart w:id="94" w:name="core-rules-tier-1-and-up"/>
+    <w:bookmarkEnd w:id="98"/>
+    <w:bookmarkStart w:id="99" w:name="core-rules-tier-1-and-up"/>
     <w:p>
       <w:pPr>
         <w:pStyle w:val="Heading3"/>
@@ -10260,8 +11116,8 @@
         <w:t xml:space="preserve">One to three short rules that always apply: what they can do (see in the dark, resist cold, a free Trained skill) and what it costs (a weakness, a people’s distrust, a hazard they can’t abide). A strength with no drawback is worth more than it looks, so price it a tier higher.</w:t>
       </w:r>
     </w:p>
-    <w:bookmarkEnd w:id="94"/>
-    <w:bookmarkStart w:id="95" w:name="origin-advantages"/>
+    <w:bookmarkEnd w:id="99"/>
+    <w:bookmarkStart w:id="100" w:name="origin-advantages"/>
     <w:p>
       <w:pPr>
         <w:pStyle w:val="Heading3"/>
@@ -10316,8 +11172,8 @@
         <w:t xml:space="preserve">: a problem the trait causes, with a clear trigger and a real consequence, which earns a Legend point when it bites, like any complication. A character takes one advantage, general or origin, so make them distinct choices.</w:t>
       </w:r>
     </w:p>
-    <w:bookmarkEnd w:id="95"/>
-    <w:bookmarkStart w:id="96" w:name="an-alternate-form-optional-tier-2-or-3"/>
+    <w:bookmarkEnd w:id="100"/>
+    <w:bookmarkStart w:id="101" w:name="an-alternate-form-optional-tier-2-or-3"/>
     <w:p>
       <w:pPr>
         <w:pStyle w:val="Heading3"/>
@@ -10350,8 +11206,8 @@
         <w:t xml:space="preserve">apply. The bonuses count only while the character is in that form: the sheet’s form switch shows both sets of numbers.</w:t>
       </w:r>
     </w:p>
-    <w:bookmarkEnd w:id="96"/>
-    <w:bookmarkStart w:id="97" w:name="in-the-creator"/>
+    <w:bookmarkEnd w:id="101"/>
+    <w:bookmarkStart w:id="102" w:name="in-the-creator"/>
     <w:p>
       <w:pPr>
         <w:pStyle w:val="Heading3"/>
@@ -10364,7 +11220,7 @@
       <w:pPr>
         <w:numPr>
           <w:ilvl w:val="0"/>
-          <w:numId w:val="1021"/>
+          <w:numId w:val="1026"/>
         </w:numPr>
         <w:pStyle w:val="Compact"/>
       </w:pPr>
@@ -10392,7 +11248,7 @@
       <w:pPr>
         <w:numPr>
           <w:ilvl w:val="0"/>
-          <w:numId w:val="1021"/>
+          <w:numId w:val="1026"/>
         </w:numPr>
         <w:pStyle w:val="Compact"/>
       </w:pPr>
@@ -10404,7 +11260,7 @@
       <w:pPr>
         <w:numPr>
           <w:ilvl w:val="0"/>
-          <w:numId w:val="1021"/>
+          <w:numId w:val="1026"/>
         </w:numPr>
         <w:pStyle w:val="Compact"/>
       </w:pPr>
@@ -10432,7 +11288,7 @@
       <w:pPr>
         <w:numPr>
           <w:ilvl w:val="0"/>
-          <w:numId w:val="1021"/>
+          <w:numId w:val="1026"/>
         </w:numPr>
         <w:pStyle w:val="Compact"/>
       </w:pPr>
@@ -10456,8 +11312,8 @@
         <w:t xml:space="preserve">and enter the advantage and its companion complication.</w:t>
       </w:r>
     </w:p>
-    <w:bookmarkEnd w:id="97"/>
-    <w:bookmarkStart w:id="98" w:name="example"/>
+    <w:bookmarkEnd w:id="102"/>
+    <w:bookmarkStart w:id="103" w:name="example"/>
     <w:p>
       <w:pPr>
         <w:pStyle w:val="Heading3"/>
@@ -10562,9 +11418,9 @@
         <w:t xml:space="preserve">: you trust your own people first; when it matters, accept the cost of that loyalty.</w:t>
       </w:r>
     </w:p>
-    <w:bookmarkEnd w:id="98"/>
-    <w:bookmarkEnd w:id="99"/>
-    <w:bookmarkStart w:id="100" w:name="threats-weapons-and-edges-for-your-table"/>
+    <w:bookmarkEnd w:id="103"/>
+    <w:bookmarkEnd w:id="104"/>
+    <w:bookmarkStart w:id="105" w:name="threats-weapons-and-edges-for-your-table"/>
     <w:p>
       <w:pPr>
         <w:pStyle w:val="Heading2"/>
@@ -10585,7 +11441,7 @@
       <w:pPr>
         <w:numPr>
           <w:ilvl w:val="0"/>
-          <w:numId w:val="1022"/>
+          <w:numId w:val="1027"/>
         </w:numPr>
         <w:pStyle w:val="Compact"/>
       </w:pPr>
@@ -10600,14 +11456,27 @@
         <w:t xml:space="preserve"> </w:t>
       </w:r>
       <w:r>
-        <w:t xml:space="preserve">A minor foe has 1 box; an ordinary one 3; a tough one 4 or 5; a rare horror 6. Attack targets run 11 to 13 for most, 14 or 15 for the dangerous. Dodge runs 7 to 10. Give it one special trait, said plainly, and decide what it does before play.</w:t>
+        <w:t xml:space="preserve">A minor foe has 1 box; an ordinary one 3; a tough one 4 or 5; a rare horror 6. Attack targets run 11 to 13 for most, 14 or 15 for the dangerous. Dodge runs 7 to 10. Give it one special trait, said plainly, and decide what it does before play: toughness, a weakness or armor works as in</w:t>
+      </w:r>
+      <w:r>
+        <w:t xml:space="preserve"> </w:t>
+      </w:r>
+      <w:r>
+        <w:rPr>
+          <w:iCs/>
+          <w:i/>
+        </w:rPr>
+        <w:t xml:space="preserve">Armor, toughness and weaknesses</w:t>
+      </w:r>
+      <w:r>
+        <w:t xml:space="preserve">. For a tougher version of any threat, add +1 to its targets and one box; for a weaker one, subtract.</w:t>
       </w:r>
     </w:p>
     <w:p>
       <w:pPr>
         <w:numPr>
           <w:ilvl w:val="0"/>
-          <w:numId w:val="1022"/>
+          <w:numId w:val="1027"/>
         </w:numPr>
         <w:pStyle w:val="Compact"/>
       </w:pPr>
@@ -10629,7 +11498,7 @@
       <w:pPr>
         <w:numPr>
           <w:ilvl w:val="0"/>
-          <w:numId w:val="1022"/>
+          <w:numId w:val="1027"/>
         </w:numPr>
         <w:pStyle w:val="Compact"/>
       </w:pPr>
@@ -10651,7 +11520,7 @@
       <w:pPr>
         <w:numPr>
           <w:ilvl w:val="0"/>
-          <w:numId w:val="1022"/>
+          <w:numId w:val="1027"/>
         </w:numPr>
         <w:pStyle w:val="Compact"/>
       </w:pPr>
@@ -10673,7 +11542,7 @@
       <w:pPr>
         <w:numPr>
           <w:ilvl w:val="0"/>
-          <w:numId w:val="1022"/>
+          <w:numId w:val="1027"/>
         </w:numPr>
         <w:pStyle w:val="Compact"/>
       </w:pPr>
@@ -10695,7 +11564,7 @@
       <w:pPr>
         <w:numPr>
           <w:ilvl w:val="0"/>
-          <w:numId w:val="1022"/>
+          <w:numId w:val="1027"/>
         </w:numPr>
         <w:pStyle w:val="Compact"/>
       </w:pPr>
@@ -10717,7 +11586,7 @@
       <w:pPr>
         <w:numPr>
           <w:ilvl w:val="0"/>
-          <w:numId w:val="1022"/>
+          <w:numId w:val="1027"/>
         </w:numPr>
         <w:pStyle w:val="Compact"/>
       </w:pPr>
@@ -10795,8 +11664,8 @@
         <w:t xml:space="preserve">. Players get them when they join your shared table, or from a homebrew file you give them. Bonuses chosen from the tab’s menus are worked out for you: a weapon’s accuracy, strong hits and what it’s made of; a threat’s hard hide, weaknesses, what alone can hurt it and how hard it is to hit; an Edge’s skill, Dodge or Move bonus and extra defense; an attack spell cast in the Encounter panel. Anything else is a note the GM applies at the table.</w:t>
       </w:r>
     </w:p>
-    <w:bookmarkEnd w:id="100"/>
-    <w:bookmarkStart w:id="101" w:name="your-campaign"/>
+    <w:bookmarkEnd w:id="105"/>
+    <w:bookmarkStart w:id="106" w:name="your-campaign"/>
     <w:p>
       <w:pPr>
         <w:pStyle w:val="Heading2"/>
@@ -10891,9 +11760,9 @@
         <w:t xml:space="preserve">), or keep it to yourself. Cards are earned through discovery, so a trigger makes finding things out the way the story moves: the next chapter waits for the group to learn what it needs.</w:t>
       </w:r>
     </w:p>
-    <w:bookmarkEnd w:id="101"/>
-    <w:bookmarkEnd w:id="102"/>
-    <w:bookmarkStart w:id="103" w:name="complications"/>
+    <w:bookmarkEnd w:id="106"/>
+    <w:bookmarkEnd w:id="107"/>
+    <w:bookmarkStart w:id="108" w:name="complications"/>
     <w:p>
       <w:pPr>
         <w:pStyle w:val="Heading1"/>
@@ -10922,8 +11791,8 @@
         <w:t xml:space="preserve">Your setting pack supplies this (complications).</w:t>
       </w:r>
     </w:p>
-    <w:bookmarkEnd w:id="103"/>
-    <w:bookmarkStart w:id="104" w:name="quick-reference"/>
+    <w:bookmarkEnd w:id="108"/>
+    <w:bookmarkStart w:id="109" w:name="quick-reference"/>
     <w:p>
       <w:pPr>
         <w:pStyle w:val="Heading1"/>
@@ -11148,7 +12017,7 @@
         <w:t xml:space="preserve">Copyright © Don Smallwood. All rights reserved.</w:t>
       </w:r>
     </w:p>
-    <w:bookmarkEnd w:id="104"/>
+    <w:bookmarkEnd w:id="109"/>
     <w:sectPr/>
   </w:body>
 </w:document>
@@ -11456,6 +12325,21 @@
     <w:abstractNumId w:val="991"/>
   </w:num>
   <w:num w:numId="1013">
+    <w:abstractNumId w:val="991"/>
+  </w:num>
+  <w:num w:numId="1014">
+    <w:abstractNumId w:val="991"/>
+  </w:num>
+  <w:num w:numId="1015">
+    <w:abstractNumId w:val="991"/>
+  </w:num>
+  <w:num w:numId="1016">
+    <w:abstractNumId w:val="991"/>
+  </w:num>
+  <w:num w:numId="1017">
+    <w:abstractNumId w:val="991"/>
+  </w:num>
+  <w:num w:numId="1018">
     <w:abstractNumId w:val="99411"/>
     <w:lvlOverride w:ilvl="0">
       <w:startOverride w:val="1"/>
@@ -11485,16 +12369,16 @@
       <w:startOverride w:val="1"/>
     </w:lvlOverride>
   </w:num>
-  <w:num w:numId="1014">
+  <w:num w:numId="1019">
     <w:abstractNumId w:val="991"/>
   </w:num>
-  <w:num w:numId="1015">
+  <w:num w:numId="1020">
     <w:abstractNumId w:val="991"/>
   </w:num>
-  <w:num w:numId="1016">
+  <w:num w:numId="1021">
     <w:abstractNumId w:val="991"/>
   </w:num>
-  <w:num w:numId="1017">
+  <w:num w:numId="1022">
     <w:abstractNumId w:val="99411"/>
     <w:lvlOverride w:ilvl="0">
       <w:startOverride w:val="1"/>
@@ -11524,10 +12408,10 @@
       <w:startOverride w:val="1"/>
     </w:lvlOverride>
   </w:num>
-  <w:num w:numId="1018">
+  <w:num w:numId="1023">
     <w:abstractNumId w:val="991"/>
   </w:num>
-  <w:num w:numId="1019">
+  <w:num w:numId="1024">
     <w:abstractNumId w:val="99411"/>
     <w:lvlOverride w:ilvl="0">
       <w:startOverride w:val="1"/>
@@ -11557,7 +12441,7 @@
       <w:startOverride w:val="1"/>
     </w:lvlOverride>
   </w:num>
-  <w:num w:numId="1020">
+  <w:num w:numId="1025">
     <w:abstractNumId w:val="99411"/>
     <w:lvlOverride w:ilvl="0">
       <w:startOverride w:val="1"/>
@@ -11587,7 +12471,7 @@
       <w:startOverride w:val="1"/>
     </w:lvlOverride>
   </w:num>
-  <w:num w:numId="1021">
+  <w:num w:numId="1026">
     <w:abstractNumId w:val="99411"/>
     <w:lvlOverride w:ilvl="0">
       <w:startOverride w:val="1"/>
@@ -11617,7 +12501,7 @@
       <w:startOverride w:val="1"/>
     </w:lvlOverride>
   </w:num>
-  <w:num w:numId="1022">
+  <w:num w:numId="1027">
     <w:abstractNumId w:val="991"/>
   </w:num>
 </w:numbering>
